--- a/two-digit_number_divided_by_one-digit_number.docx
+++ b/two-digit_number_divided_by_one-digit_number.docx
@@ -40,7 +40,7 @@
                 <w:rFonts w:ascii="TimeNewRoman" w:hAnsi="TimeNewRoman"/>
                 <w:sz w:val="30"/>
               </w:rPr>
-              <w:t>33÷9=</w:t>
+              <w:t>70÷8=</w:t>
             </w:r>
           </w:p>
         </w:tc>
@@ -57,7 +57,7 @@
                 <w:rFonts w:ascii="TimeNewRoman" w:hAnsi="TimeNewRoman"/>
                 <w:sz w:val="30"/>
               </w:rPr>
-              <w:t>57÷2=</w:t>
+              <w:t>61÷6=</w:t>
             </w:r>
           </w:p>
         </w:tc>
@@ -74,7 +74,7 @@
                 <w:rFonts w:ascii="TimeNewRoman" w:hAnsi="TimeNewRoman"/>
                 <w:sz w:val="30"/>
               </w:rPr>
-              <w:t>41÷5=</w:t>
+              <w:t>77÷3=</w:t>
             </w:r>
           </w:p>
         </w:tc>
@@ -91,7 +91,7 @@
                 <w:rFonts w:ascii="TimeNewRoman" w:hAnsi="TimeNewRoman"/>
                 <w:sz w:val="30"/>
               </w:rPr>
-              <w:t>25÷6=</w:t>
+              <w:t>21÷7=</w:t>
             </w:r>
           </w:p>
         </w:tc>
@@ -108,7 +108,7 @@
                 <w:rFonts w:ascii="TimeNewRoman" w:hAnsi="TimeNewRoman"/>
                 <w:sz w:val="30"/>
               </w:rPr>
-              <w:t>85÷9=</w:t>
+              <w:t>58÷7=</w:t>
             </w:r>
           </w:p>
         </w:tc>
@@ -223,7 +223,7 @@
                 <w:rFonts w:ascii="TimeNewRoman" w:hAnsi="TimeNewRoman"/>
                 <w:sz w:val="30"/>
               </w:rPr>
-              <w:t>81÷7=</w:t>
+              <w:t>13÷5=</w:t>
             </w:r>
           </w:p>
         </w:tc>
@@ -240,7 +240,7 @@
                 <w:rFonts w:ascii="TimeNewRoman" w:hAnsi="TimeNewRoman"/>
                 <w:sz w:val="30"/>
               </w:rPr>
-              <w:t>50÷5=</w:t>
+              <w:t>23÷3=</w:t>
             </w:r>
           </w:p>
         </w:tc>
@@ -257,7 +257,7 @@
                 <w:rFonts w:ascii="TimeNewRoman" w:hAnsi="TimeNewRoman"/>
                 <w:sz w:val="30"/>
               </w:rPr>
-              <w:t>39÷2=</w:t>
+              <w:t>60÷8=</w:t>
             </w:r>
           </w:p>
         </w:tc>
@@ -274,7 +274,7 @@
                 <w:rFonts w:ascii="TimeNewRoman" w:hAnsi="TimeNewRoman"/>
                 <w:sz w:val="30"/>
               </w:rPr>
-              <w:t>82÷7=</w:t>
+              <w:t>55÷9=</w:t>
             </w:r>
           </w:p>
         </w:tc>
@@ -291,7 +291,7 @@
                 <w:rFonts w:ascii="TimeNewRoman" w:hAnsi="TimeNewRoman"/>
                 <w:sz w:val="30"/>
               </w:rPr>
-              <w:t>65÷5=</w:t>
+              <w:t>78÷4=</w:t>
             </w:r>
           </w:p>
         </w:tc>
@@ -406,7 +406,7 @@
                 <w:rFonts w:ascii="TimeNewRoman" w:hAnsi="TimeNewRoman"/>
                 <w:sz w:val="30"/>
               </w:rPr>
-              <w:t>78÷5=</w:t>
+              <w:t>82÷7=</w:t>
             </w:r>
           </w:p>
         </w:tc>
@@ -423,7 +423,7 @@
                 <w:rFonts w:ascii="TimeNewRoman" w:hAnsi="TimeNewRoman"/>
                 <w:sz w:val="30"/>
               </w:rPr>
-              <w:t>17÷2=</w:t>
+              <w:t>57÷6=</w:t>
             </w:r>
           </w:p>
         </w:tc>
@@ -440,7 +440,7 @@
                 <w:rFonts w:ascii="TimeNewRoman" w:hAnsi="TimeNewRoman"/>
                 <w:sz w:val="30"/>
               </w:rPr>
-              <w:t>16÷4=</w:t>
+              <w:t>64÷4=</w:t>
             </w:r>
           </w:p>
         </w:tc>
@@ -457,7 +457,7 @@
                 <w:rFonts w:ascii="TimeNewRoman" w:hAnsi="TimeNewRoman"/>
                 <w:sz w:val="30"/>
               </w:rPr>
-              <w:t>91÷9=</w:t>
+              <w:t>40÷7=</w:t>
             </w:r>
           </w:p>
         </w:tc>
@@ -474,7 +474,7 @@
                 <w:rFonts w:ascii="TimeNewRoman" w:hAnsi="TimeNewRoman"/>
                 <w:sz w:val="30"/>
               </w:rPr>
-              <w:t>51÷6=</w:t>
+              <w:t>71÷9=</w:t>
             </w:r>
           </w:p>
         </w:tc>
@@ -589,7 +589,7 @@
                 <w:rFonts w:ascii="TimeNewRoman" w:hAnsi="TimeNewRoman"/>
                 <w:sz w:val="30"/>
               </w:rPr>
-              <w:t>10÷6=</w:t>
+              <w:t>38÷5=</w:t>
             </w:r>
           </w:p>
         </w:tc>
@@ -606,7 +606,7 @@
                 <w:rFonts w:ascii="TimeNewRoman" w:hAnsi="TimeNewRoman"/>
                 <w:sz w:val="30"/>
               </w:rPr>
-              <w:t>15÷6=</w:t>
+              <w:t>22÷8=</w:t>
             </w:r>
           </w:p>
         </w:tc>
@@ -623,7 +623,7 @@
                 <w:rFonts w:ascii="TimeNewRoman" w:hAnsi="TimeNewRoman"/>
                 <w:sz w:val="30"/>
               </w:rPr>
-              <w:t>83÷7=</w:t>
+              <w:t>68÷7=</w:t>
             </w:r>
           </w:p>
         </w:tc>
@@ -640,7 +640,7 @@
                 <w:rFonts w:ascii="TimeNewRoman" w:hAnsi="TimeNewRoman"/>
                 <w:sz w:val="30"/>
               </w:rPr>
-              <w:t>76÷2=</w:t>
+              <w:t>48÷8=</w:t>
             </w:r>
           </w:p>
         </w:tc>
@@ -657,7 +657,7 @@
                 <w:rFonts w:ascii="TimeNewRoman" w:hAnsi="TimeNewRoman"/>
                 <w:sz w:val="30"/>
               </w:rPr>
-              <w:t>72÷8=</w:t>
+              <w:t>23÷8=</w:t>
             </w:r>
           </w:p>
         </w:tc>
@@ -772,7 +772,7 @@
                 <w:rFonts w:ascii="TimeNewRoman" w:hAnsi="TimeNewRoman"/>
                 <w:sz w:val="30"/>
               </w:rPr>
-              <w:t>38÷9=</w:t>
+              <w:t>32÷3=</w:t>
             </w:r>
           </w:p>
         </w:tc>
@@ -789,7 +789,7 @@
                 <w:rFonts w:ascii="TimeNewRoman" w:hAnsi="TimeNewRoman"/>
                 <w:sz w:val="30"/>
               </w:rPr>
-              <w:t>80÷3=</w:t>
+              <w:t>99÷5=</w:t>
             </w:r>
           </w:p>
         </w:tc>
@@ -806,7 +806,7 @@
                 <w:rFonts w:ascii="TimeNewRoman" w:hAnsi="TimeNewRoman"/>
                 <w:sz w:val="30"/>
               </w:rPr>
-              <w:t>36÷8=</w:t>
+              <w:t>68÷2=</w:t>
             </w:r>
           </w:p>
         </w:tc>
@@ -823,7 +823,7 @@
                 <w:rFonts w:ascii="TimeNewRoman" w:hAnsi="TimeNewRoman"/>
                 <w:sz w:val="30"/>
               </w:rPr>
-              <w:t>23÷3=</w:t>
+              <w:t>27÷9=</w:t>
             </w:r>
           </w:p>
         </w:tc>
@@ -840,7 +840,7 @@
                 <w:rFonts w:ascii="TimeNewRoman" w:hAnsi="TimeNewRoman"/>
                 <w:sz w:val="30"/>
               </w:rPr>
-              <w:t>83÷2=</w:t>
+              <w:t>99÷3=</w:t>
             </w:r>
           </w:p>
         </w:tc>

--- a/two-digit_number_divided_by_one-digit_number.docx
+++ b/two-digit_number_divided_by_one-digit_number.docx
@@ -11,7 +11,7 @@
           <w:rFonts w:ascii="Arial" w:hAnsi="Arial"/>
           <w:sz w:val="30"/>
         </w:rPr>
-        <w:t>2026-09-12 Saturday</w:t>
+        <w:t>2026-09-13 Sunday</w:t>
       </w:r>
     </w:p>
     <w:tbl>
@@ -40,7 +40,7 @@
                 <w:rFonts w:ascii="TimeNewRoman" w:hAnsi="TimeNewRoman"/>
                 <w:sz w:val="30"/>
               </w:rPr>
-              <w:t>70÷8=</w:t>
+              <w:t>33÷6=</w:t>
             </w:r>
           </w:p>
         </w:tc>
@@ -57,7 +57,7 @@
                 <w:rFonts w:ascii="TimeNewRoman" w:hAnsi="TimeNewRoman"/>
                 <w:sz w:val="30"/>
               </w:rPr>
-              <w:t>61÷6=</w:t>
+              <w:t>83÷6=</w:t>
             </w:r>
           </w:p>
         </w:tc>
@@ -74,7 +74,7 @@
                 <w:rFonts w:ascii="TimeNewRoman" w:hAnsi="TimeNewRoman"/>
                 <w:sz w:val="30"/>
               </w:rPr>
-              <w:t>77÷3=</w:t>
+              <w:t>11÷2=</w:t>
             </w:r>
           </w:p>
         </w:tc>
@@ -91,7 +91,7 @@
                 <w:rFonts w:ascii="TimeNewRoman" w:hAnsi="TimeNewRoman"/>
                 <w:sz w:val="30"/>
               </w:rPr>
-              <w:t>21÷7=</w:t>
+              <w:t>26÷7=</w:t>
             </w:r>
           </w:p>
         </w:tc>
@@ -108,7 +108,7 @@
                 <w:rFonts w:ascii="TimeNewRoman" w:hAnsi="TimeNewRoman"/>
                 <w:sz w:val="30"/>
               </w:rPr>
-              <w:t>58÷7=</w:t>
+              <w:t>84÷4=</w:t>
             </w:r>
           </w:p>
         </w:tc>
@@ -223,7 +223,7 @@
                 <w:rFonts w:ascii="TimeNewRoman" w:hAnsi="TimeNewRoman"/>
                 <w:sz w:val="30"/>
               </w:rPr>
-              <w:t>13÷5=</w:t>
+              <w:t>19÷6=</w:t>
             </w:r>
           </w:p>
         </w:tc>
@@ -240,7 +240,7 @@
                 <w:rFonts w:ascii="TimeNewRoman" w:hAnsi="TimeNewRoman"/>
                 <w:sz w:val="30"/>
               </w:rPr>
-              <w:t>23÷3=</w:t>
+              <w:t>69÷8=</w:t>
             </w:r>
           </w:p>
         </w:tc>
@@ -257,7 +257,7 @@
                 <w:rFonts w:ascii="TimeNewRoman" w:hAnsi="TimeNewRoman"/>
                 <w:sz w:val="30"/>
               </w:rPr>
-              <w:t>60÷8=</w:t>
+              <w:t>41÷2=</w:t>
             </w:r>
           </w:p>
         </w:tc>
@@ -274,7 +274,7 @@
                 <w:rFonts w:ascii="TimeNewRoman" w:hAnsi="TimeNewRoman"/>
                 <w:sz w:val="30"/>
               </w:rPr>
-              <w:t>55÷9=</w:t>
+              <w:t>72÷6=</w:t>
             </w:r>
           </w:p>
         </w:tc>
@@ -291,7 +291,7 @@
                 <w:rFonts w:ascii="TimeNewRoman" w:hAnsi="TimeNewRoman"/>
                 <w:sz w:val="30"/>
               </w:rPr>
-              <w:t>78÷4=</w:t>
+              <w:t>44÷9=</w:t>
             </w:r>
           </w:p>
         </w:tc>
@@ -406,7 +406,7 @@
                 <w:rFonts w:ascii="TimeNewRoman" w:hAnsi="TimeNewRoman"/>
                 <w:sz w:val="30"/>
               </w:rPr>
-              <w:t>82÷7=</w:t>
+              <w:t>20÷5=</w:t>
             </w:r>
           </w:p>
         </w:tc>
@@ -423,7 +423,7 @@
                 <w:rFonts w:ascii="TimeNewRoman" w:hAnsi="TimeNewRoman"/>
                 <w:sz w:val="30"/>
               </w:rPr>
-              <w:t>57÷6=</w:t>
+              <w:t>81÷7=</w:t>
             </w:r>
           </w:p>
         </w:tc>
@@ -440,7 +440,7 @@
                 <w:rFonts w:ascii="TimeNewRoman" w:hAnsi="TimeNewRoman"/>
                 <w:sz w:val="30"/>
               </w:rPr>
-              <w:t>64÷4=</w:t>
+              <w:t>38÷6=</w:t>
             </w:r>
           </w:p>
         </w:tc>
@@ -457,7 +457,7 @@
                 <w:rFonts w:ascii="TimeNewRoman" w:hAnsi="TimeNewRoman"/>
                 <w:sz w:val="30"/>
               </w:rPr>
-              <w:t>40÷7=</w:t>
+              <w:t>24÷7=</w:t>
             </w:r>
           </w:p>
         </w:tc>
@@ -474,7 +474,7 @@
                 <w:rFonts w:ascii="TimeNewRoman" w:hAnsi="TimeNewRoman"/>
                 <w:sz w:val="30"/>
               </w:rPr>
-              <w:t>71÷9=</w:t>
+              <w:t>35÷7=</w:t>
             </w:r>
           </w:p>
         </w:tc>
@@ -589,7 +589,7 @@
                 <w:rFonts w:ascii="TimeNewRoman" w:hAnsi="TimeNewRoman"/>
                 <w:sz w:val="30"/>
               </w:rPr>
-              <w:t>38÷5=</w:t>
+              <w:t>19÷7=</w:t>
             </w:r>
           </w:p>
         </w:tc>
@@ -606,7 +606,7 @@
                 <w:rFonts w:ascii="TimeNewRoman" w:hAnsi="TimeNewRoman"/>
                 <w:sz w:val="30"/>
               </w:rPr>
-              <w:t>22÷8=</w:t>
+              <w:t>76÷6=</w:t>
             </w:r>
           </w:p>
         </w:tc>
@@ -623,7 +623,7 @@
                 <w:rFonts w:ascii="TimeNewRoman" w:hAnsi="TimeNewRoman"/>
                 <w:sz w:val="30"/>
               </w:rPr>
-              <w:t>68÷7=</w:t>
+              <w:t>23÷7=</w:t>
             </w:r>
           </w:p>
         </w:tc>
@@ -640,7 +640,7 @@
                 <w:rFonts w:ascii="TimeNewRoman" w:hAnsi="TimeNewRoman"/>
                 <w:sz w:val="30"/>
               </w:rPr>
-              <w:t>48÷8=</w:t>
+              <w:t>36÷6=</w:t>
             </w:r>
           </w:p>
         </w:tc>
@@ -657,7 +657,7 @@
                 <w:rFonts w:ascii="TimeNewRoman" w:hAnsi="TimeNewRoman"/>
                 <w:sz w:val="30"/>
               </w:rPr>
-              <w:t>23÷8=</w:t>
+              <w:t>18÷8=</w:t>
             </w:r>
           </w:p>
         </w:tc>
@@ -772,7 +772,7 @@
                 <w:rFonts w:ascii="TimeNewRoman" w:hAnsi="TimeNewRoman"/>
                 <w:sz w:val="30"/>
               </w:rPr>
-              <w:t>32÷3=</w:t>
+              <w:t>63÷5=</w:t>
             </w:r>
           </w:p>
         </w:tc>
@@ -789,7 +789,7 @@
                 <w:rFonts w:ascii="TimeNewRoman" w:hAnsi="TimeNewRoman"/>
                 <w:sz w:val="30"/>
               </w:rPr>
-              <w:t>99÷5=</w:t>
+              <w:t>15÷6=</w:t>
             </w:r>
           </w:p>
         </w:tc>
@@ -806,7 +806,7 @@
                 <w:rFonts w:ascii="TimeNewRoman" w:hAnsi="TimeNewRoman"/>
                 <w:sz w:val="30"/>
               </w:rPr>
-              <w:t>68÷2=</w:t>
+              <w:t>23÷9=</w:t>
             </w:r>
           </w:p>
         </w:tc>
@@ -823,7 +823,7 @@
                 <w:rFonts w:ascii="TimeNewRoman" w:hAnsi="TimeNewRoman"/>
                 <w:sz w:val="30"/>
               </w:rPr>
-              <w:t>27÷9=</w:t>
+              <w:t>10÷6=</w:t>
             </w:r>
           </w:p>
         </w:tc>
@@ -840,7 +840,7 @@
                 <w:rFonts w:ascii="TimeNewRoman" w:hAnsi="TimeNewRoman"/>
                 <w:sz w:val="30"/>
               </w:rPr>
-              <w:t>99÷3=</w:t>
+              <w:t>31÷5=</w:t>
             </w:r>
           </w:p>
         </w:tc>

--- a/two-digit_number_divided_by_one-digit_number.docx
+++ b/two-digit_number_divided_by_one-digit_number.docx
@@ -40,7 +40,7 @@
                 <w:rFonts w:ascii="TimeNewRoman" w:hAnsi="TimeNewRoman"/>
                 <w:sz w:val="30"/>
               </w:rPr>
-              <w:t>33÷6=</w:t>
+              <w:t>76÷5=</w:t>
             </w:r>
           </w:p>
         </w:tc>
@@ -57,7 +57,7 @@
                 <w:rFonts w:ascii="TimeNewRoman" w:hAnsi="TimeNewRoman"/>
                 <w:sz w:val="30"/>
               </w:rPr>
-              <w:t>83÷6=</w:t>
+              <w:t>90÷7=</w:t>
             </w:r>
           </w:p>
         </w:tc>
@@ -74,7 +74,7 @@
                 <w:rFonts w:ascii="TimeNewRoman" w:hAnsi="TimeNewRoman"/>
                 <w:sz w:val="30"/>
               </w:rPr>
-              <w:t>11÷2=</w:t>
+              <w:t>15÷6=</w:t>
             </w:r>
           </w:p>
         </w:tc>
@@ -91,7 +91,7 @@
                 <w:rFonts w:ascii="TimeNewRoman" w:hAnsi="TimeNewRoman"/>
                 <w:sz w:val="30"/>
               </w:rPr>
-              <w:t>26÷7=</w:t>
+              <w:t>66÷8=</w:t>
             </w:r>
           </w:p>
         </w:tc>
@@ -108,7 +108,190 @@
                 <w:rFonts w:ascii="TimeNewRoman" w:hAnsi="TimeNewRoman"/>
                 <w:sz w:val="30"/>
               </w:rPr>
-              <w:t>84÷4=</w:t>
+              <w:t>30÷5=</w:t>
+            </w:r>
+          </w:p>
+        </w:tc>
+      </w:tr>
+      <w:tr>
+        <w:tc>
+          <w:tcPr>
+            <w:tcW w:type="dxa" w:w="1987"/>
+          </w:tcPr>
+          <w:p/>
+        </w:tc>
+        <w:tc>
+          <w:tcPr>
+            <w:tcW w:type="dxa" w:w="1987"/>
+          </w:tcPr>
+          <w:p/>
+        </w:tc>
+        <w:tc>
+          <w:tcPr>
+            <w:tcW w:type="dxa" w:w="1987"/>
+          </w:tcPr>
+          <w:p/>
+        </w:tc>
+        <w:tc>
+          <w:tcPr>
+            <w:tcW w:type="dxa" w:w="1987"/>
+          </w:tcPr>
+          <w:p/>
+        </w:tc>
+        <w:tc>
+          <w:tcPr>
+            <w:tcW w:type="dxa" w:w="1987"/>
+          </w:tcPr>
+          <w:p/>
+        </w:tc>
+      </w:tr>
+      <w:tr>
+        <w:tc>
+          <w:tcPr>
+            <w:tcW w:type="dxa" w:w="1987"/>
+          </w:tcPr>
+          <w:p/>
+        </w:tc>
+        <w:tc>
+          <w:tcPr>
+            <w:tcW w:type="dxa" w:w="1987"/>
+          </w:tcPr>
+          <w:p/>
+        </w:tc>
+        <w:tc>
+          <w:tcPr>
+            <w:tcW w:type="dxa" w:w="1987"/>
+          </w:tcPr>
+          <w:p/>
+        </w:tc>
+        <w:tc>
+          <w:tcPr>
+            <w:tcW w:type="dxa" w:w="1987"/>
+          </w:tcPr>
+          <w:p/>
+        </w:tc>
+        <w:tc>
+          <w:tcPr>
+            <w:tcW w:type="dxa" w:w="1987"/>
+          </w:tcPr>
+          <w:p/>
+        </w:tc>
+      </w:tr>
+      <w:tr>
+        <w:tc>
+          <w:tcPr>
+            <w:tcW w:type="dxa" w:w="1987"/>
+          </w:tcPr>
+          <w:p/>
+        </w:tc>
+        <w:tc>
+          <w:tcPr>
+            <w:tcW w:type="dxa" w:w="1987"/>
+          </w:tcPr>
+          <w:p/>
+        </w:tc>
+        <w:tc>
+          <w:tcPr>
+            <w:tcW w:type="dxa" w:w="1987"/>
+          </w:tcPr>
+          <w:p/>
+        </w:tc>
+        <w:tc>
+          <w:tcPr>
+            <w:tcW w:type="dxa" w:w="1987"/>
+          </w:tcPr>
+          <w:p/>
+        </w:tc>
+        <w:tc>
+          <w:tcPr>
+            <w:tcW w:type="dxa" w:w="1987"/>
+          </w:tcPr>
+          <w:p/>
+        </w:tc>
+      </w:tr>
+      <w:tr>
+        <w:tc>
+          <w:tcPr>
+            <w:tcW w:type="dxa" w:w="1987"/>
+          </w:tcPr>
+          <w:p>
+            <w:pPr>
+              <w:jc w:val="left"/>
+            </w:pPr>
+            <w:r>
+              <w:rPr>
+                <w:rFonts w:ascii="TimeNewRoman" w:hAnsi="TimeNewRoman"/>
+                <w:sz w:val="30"/>
+              </w:rPr>
+              <w:t>60÷2=</w:t>
+            </w:r>
+          </w:p>
+        </w:tc>
+        <w:tc>
+          <w:tcPr>
+            <w:tcW w:type="dxa" w:w="1987"/>
+          </w:tcPr>
+          <w:p>
+            <w:pPr>
+              <w:jc w:val="left"/>
+            </w:pPr>
+            <w:r>
+              <w:rPr>
+                <w:rFonts w:ascii="TimeNewRoman" w:hAnsi="TimeNewRoman"/>
+                <w:sz w:val="30"/>
+              </w:rPr>
+              <w:t>33÷2=</w:t>
+            </w:r>
+          </w:p>
+        </w:tc>
+        <w:tc>
+          <w:tcPr>
+            <w:tcW w:type="dxa" w:w="1987"/>
+          </w:tcPr>
+          <w:p>
+            <w:pPr>
+              <w:jc w:val="left"/>
+            </w:pPr>
+            <w:r>
+              <w:rPr>
+                <w:rFonts w:ascii="TimeNewRoman" w:hAnsi="TimeNewRoman"/>
+                <w:sz w:val="30"/>
+              </w:rPr>
+              <w:t>70÷4=</w:t>
+            </w:r>
+          </w:p>
+        </w:tc>
+        <w:tc>
+          <w:tcPr>
+            <w:tcW w:type="dxa" w:w="1987"/>
+          </w:tcPr>
+          <w:p>
+            <w:pPr>
+              <w:jc w:val="left"/>
+            </w:pPr>
+            <w:r>
+              <w:rPr>
+                <w:rFonts w:ascii="TimeNewRoman" w:hAnsi="TimeNewRoman"/>
+                <w:sz w:val="30"/>
+              </w:rPr>
+              <w:t>23÷5=</w:t>
+            </w:r>
+          </w:p>
+        </w:tc>
+        <w:tc>
+          <w:tcPr>
+            <w:tcW w:type="dxa" w:w="1987"/>
+          </w:tcPr>
+          <w:p>
+            <w:pPr>
+              <w:jc w:val="left"/>
+            </w:pPr>
+            <w:r>
+              <w:rPr>
+                <w:rFonts w:ascii="TimeNewRoman" w:hAnsi="TimeNewRoman"/>
+                <w:sz w:val="30"/>
+              </w:rPr>
+              <w:t>84÷9=</w:t>
             </w:r>
           </w:p>
         </w:tc>
@@ -240,7 +423,7 @@
                 <w:rFonts w:ascii="TimeNewRoman" w:hAnsi="TimeNewRoman"/>
                 <w:sz w:val="30"/>
               </w:rPr>
-              <w:t>69÷8=</w:t>
+              <w:t>54÷8=</w:t>
             </w:r>
           </w:p>
         </w:tc>
@@ -257,7 +440,7 @@
                 <w:rFonts w:ascii="TimeNewRoman" w:hAnsi="TimeNewRoman"/>
                 <w:sz w:val="30"/>
               </w:rPr>
-              <w:t>41÷2=</w:t>
+              <w:t>98÷8=</w:t>
             </w:r>
           </w:p>
         </w:tc>
@@ -274,7 +457,7 @@
                 <w:rFonts w:ascii="TimeNewRoman" w:hAnsi="TimeNewRoman"/>
                 <w:sz w:val="30"/>
               </w:rPr>
-              <w:t>72÷6=</w:t>
+              <w:t>68÷8=</w:t>
             </w:r>
           </w:p>
         </w:tc>
@@ -291,7 +474,7 @@
                 <w:rFonts w:ascii="TimeNewRoman" w:hAnsi="TimeNewRoman"/>
                 <w:sz w:val="30"/>
               </w:rPr>
-              <w:t>44÷9=</w:t>
+              <w:t>56÷7=</w:t>
             </w:r>
           </w:p>
         </w:tc>
@@ -406,7 +589,7 @@
                 <w:rFonts w:ascii="TimeNewRoman" w:hAnsi="TimeNewRoman"/>
                 <w:sz w:val="30"/>
               </w:rPr>
-              <w:t>20÷5=</w:t>
+              <w:t>93÷9=</w:t>
             </w:r>
           </w:p>
         </w:tc>
@@ -423,7 +606,7 @@
                 <w:rFonts w:ascii="TimeNewRoman" w:hAnsi="TimeNewRoman"/>
                 <w:sz w:val="30"/>
               </w:rPr>
-              <w:t>81÷7=</w:t>
+              <w:t>80÷2=</w:t>
             </w:r>
           </w:p>
         </w:tc>
@@ -440,7 +623,7 @@
                 <w:rFonts w:ascii="TimeNewRoman" w:hAnsi="TimeNewRoman"/>
                 <w:sz w:val="30"/>
               </w:rPr>
-              <w:t>38÷6=</w:t>
+              <w:t>98÷2=</w:t>
             </w:r>
           </w:p>
         </w:tc>
@@ -457,7 +640,7 @@
                 <w:rFonts w:ascii="TimeNewRoman" w:hAnsi="TimeNewRoman"/>
                 <w:sz w:val="30"/>
               </w:rPr>
-              <w:t>24÷7=</w:t>
+              <w:t>95÷5=</w:t>
             </w:r>
           </w:p>
         </w:tc>
@@ -474,7 +657,7 @@
                 <w:rFonts w:ascii="TimeNewRoman" w:hAnsi="TimeNewRoman"/>
                 <w:sz w:val="30"/>
               </w:rPr>
-              <w:t>35÷7=</w:t>
+              <w:t>94÷8=</w:t>
             </w:r>
           </w:p>
         </w:tc>
@@ -589,7 +772,7 @@
                 <w:rFonts w:ascii="TimeNewRoman" w:hAnsi="TimeNewRoman"/>
                 <w:sz w:val="30"/>
               </w:rPr>
-              <w:t>19÷7=</w:t>
+              <w:t>89÷2=</w:t>
             </w:r>
           </w:p>
         </w:tc>
@@ -606,7 +789,7 @@
                 <w:rFonts w:ascii="TimeNewRoman" w:hAnsi="TimeNewRoman"/>
                 <w:sz w:val="30"/>
               </w:rPr>
-              <w:t>76÷6=</w:t>
+              <w:t>82÷4=</w:t>
             </w:r>
           </w:p>
         </w:tc>
@@ -623,7 +806,7 @@
                 <w:rFonts w:ascii="TimeNewRoman" w:hAnsi="TimeNewRoman"/>
                 <w:sz w:val="30"/>
               </w:rPr>
-              <w:t>23÷7=</w:t>
+              <w:t>87÷6=</w:t>
             </w:r>
           </w:p>
         </w:tc>
@@ -640,7 +823,7 @@
                 <w:rFonts w:ascii="TimeNewRoman" w:hAnsi="TimeNewRoman"/>
                 <w:sz w:val="30"/>
               </w:rPr>
-              <w:t>36÷6=</w:t>
+              <w:t>97÷5=</w:t>
             </w:r>
           </w:p>
         </w:tc>
@@ -657,190 +840,7 @@
                 <w:rFonts w:ascii="TimeNewRoman" w:hAnsi="TimeNewRoman"/>
                 <w:sz w:val="30"/>
               </w:rPr>
-              <w:t>18÷8=</w:t>
-            </w:r>
-          </w:p>
-        </w:tc>
-      </w:tr>
-      <w:tr>
-        <w:tc>
-          <w:tcPr>
-            <w:tcW w:type="dxa" w:w="1987"/>
-          </w:tcPr>
-          <w:p/>
-        </w:tc>
-        <w:tc>
-          <w:tcPr>
-            <w:tcW w:type="dxa" w:w="1987"/>
-          </w:tcPr>
-          <w:p/>
-        </w:tc>
-        <w:tc>
-          <w:tcPr>
-            <w:tcW w:type="dxa" w:w="1987"/>
-          </w:tcPr>
-          <w:p/>
-        </w:tc>
-        <w:tc>
-          <w:tcPr>
-            <w:tcW w:type="dxa" w:w="1987"/>
-          </w:tcPr>
-          <w:p/>
-        </w:tc>
-        <w:tc>
-          <w:tcPr>
-            <w:tcW w:type="dxa" w:w="1987"/>
-          </w:tcPr>
-          <w:p/>
-        </w:tc>
-      </w:tr>
-      <w:tr>
-        <w:tc>
-          <w:tcPr>
-            <w:tcW w:type="dxa" w:w="1987"/>
-          </w:tcPr>
-          <w:p/>
-        </w:tc>
-        <w:tc>
-          <w:tcPr>
-            <w:tcW w:type="dxa" w:w="1987"/>
-          </w:tcPr>
-          <w:p/>
-        </w:tc>
-        <w:tc>
-          <w:tcPr>
-            <w:tcW w:type="dxa" w:w="1987"/>
-          </w:tcPr>
-          <w:p/>
-        </w:tc>
-        <w:tc>
-          <w:tcPr>
-            <w:tcW w:type="dxa" w:w="1987"/>
-          </w:tcPr>
-          <w:p/>
-        </w:tc>
-        <w:tc>
-          <w:tcPr>
-            <w:tcW w:type="dxa" w:w="1987"/>
-          </w:tcPr>
-          <w:p/>
-        </w:tc>
-      </w:tr>
-      <w:tr>
-        <w:tc>
-          <w:tcPr>
-            <w:tcW w:type="dxa" w:w="1987"/>
-          </w:tcPr>
-          <w:p/>
-        </w:tc>
-        <w:tc>
-          <w:tcPr>
-            <w:tcW w:type="dxa" w:w="1987"/>
-          </w:tcPr>
-          <w:p/>
-        </w:tc>
-        <w:tc>
-          <w:tcPr>
-            <w:tcW w:type="dxa" w:w="1987"/>
-          </w:tcPr>
-          <w:p/>
-        </w:tc>
-        <w:tc>
-          <w:tcPr>
-            <w:tcW w:type="dxa" w:w="1987"/>
-          </w:tcPr>
-          <w:p/>
-        </w:tc>
-        <w:tc>
-          <w:tcPr>
-            <w:tcW w:type="dxa" w:w="1987"/>
-          </w:tcPr>
-          <w:p/>
-        </w:tc>
-      </w:tr>
-      <w:tr>
-        <w:tc>
-          <w:tcPr>
-            <w:tcW w:type="dxa" w:w="1987"/>
-          </w:tcPr>
-          <w:p>
-            <w:pPr>
-              <w:jc w:val="left"/>
-            </w:pPr>
-            <w:r>
-              <w:rPr>
-                <w:rFonts w:ascii="TimeNewRoman" w:hAnsi="TimeNewRoman"/>
-                <w:sz w:val="30"/>
-              </w:rPr>
-              <w:t>63÷5=</w:t>
-            </w:r>
-          </w:p>
-        </w:tc>
-        <w:tc>
-          <w:tcPr>
-            <w:tcW w:type="dxa" w:w="1987"/>
-          </w:tcPr>
-          <w:p>
-            <w:pPr>
-              <w:jc w:val="left"/>
-            </w:pPr>
-            <w:r>
-              <w:rPr>
-                <w:rFonts w:ascii="TimeNewRoman" w:hAnsi="TimeNewRoman"/>
-                <w:sz w:val="30"/>
-              </w:rPr>
-              <w:t>15÷6=</w:t>
-            </w:r>
-          </w:p>
-        </w:tc>
-        <w:tc>
-          <w:tcPr>
-            <w:tcW w:type="dxa" w:w="1987"/>
-          </w:tcPr>
-          <w:p>
-            <w:pPr>
-              <w:jc w:val="left"/>
-            </w:pPr>
-            <w:r>
-              <w:rPr>
-                <w:rFonts w:ascii="TimeNewRoman" w:hAnsi="TimeNewRoman"/>
-                <w:sz w:val="30"/>
-              </w:rPr>
-              <w:t>23÷9=</w:t>
-            </w:r>
-          </w:p>
-        </w:tc>
-        <w:tc>
-          <w:tcPr>
-            <w:tcW w:type="dxa" w:w="1987"/>
-          </w:tcPr>
-          <w:p>
-            <w:pPr>
-              <w:jc w:val="left"/>
-            </w:pPr>
-            <w:r>
-              <w:rPr>
-                <w:rFonts w:ascii="TimeNewRoman" w:hAnsi="TimeNewRoman"/>
-                <w:sz w:val="30"/>
-              </w:rPr>
-              <w:t>10÷6=</w:t>
-            </w:r>
-          </w:p>
-        </w:tc>
-        <w:tc>
-          <w:tcPr>
-            <w:tcW w:type="dxa" w:w="1987"/>
-          </w:tcPr>
-          <w:p>
-            <w:pPr>
-              <w:jc w:val="left"/>
-            </w:pPr>
-            <w:r>
-              <w:rPr>
-                <w:rFonts w:ascii="TimeNewRoman" w:hAnsi="TimeNewRoman"/>
-                <w:sz w:val="30"/>
-              </w:rPr>
-              <w:t>31÷5=</w:t>
+              <w:t>44÷5=</w:t>
             </w:r>
           </w:p>
         </w:tc>

--- a/two-digit_number_divided_by_one-digit_number.docx
+++ b/two-digit_number_divided_by_one-digit_number.docx
@@ -11,7 +11,7 @@
           <w:rFonts w:ascii="Arial" w:hAnsi="Arial"/>
           <w:sz w:val="30"/>
         </w:rPr>
-        <w:t>2026-09-13 Sunday</w:t>
+        <w:t>2026-09-14 Monday</w:t>
       </w:r>
     </w:p>
     <w:tbl>
@@ -40,7 +40,7 @@
                 <w:rFonts w:ascii="TimeNewRoman" w:hAnsi="TimeNewRoman"/>
                 <w:sz w:val="30"/>
               </w:rPr>
-              <w:t>76÷5=</w:t>
+              <w:t>27÷8=</w:t>
             </w:r>
           </w:p>
         </w:tc>
@@ -57,7 +57,7 @@
                 <w:rFonts w:ascii="TimeNewRoman" w:hAnsi="TimeNewRoman"/>
                 <w:sz w:val="30"/>
               </w:rPr>
-              <w:t>90÷7=</w:t>
+              <w:t>37÷8=</w:t>
             </w:r>
           </w:p>
         </w:tc>
@@ -74,7 +74,7 @@
                 <w:rFonts w:ascii="TimeNewRoman" w:hAnsi="TimeNewRoman"/>
                 <w:sz w:val="30"/>
               </w:rPr>
-              <w:t>15÷6=</w:t>
+              <w:t>31÷8=</w:t>
             </w:r>
           </w:p>
         </w:tc>
@@ -91,7 +91,7 @@
                 <w:rFonts w:ascii="TimeNewRoman" w:hAnsi="TimeNewRoman"/>
                 <w:sz w:val="30"/>
               </w:rPr>
-              <w:t>66÷8=</w:t>
+              <w:t>59÷7=</w:t>
             </w:r>
           </w:p>
         </w:tc>
@@ -108,7 +108,7 @@
                 <w:rFonts w:ascii="TimeNewRoman" w:hAnsi="TimeNewRoman"/>
                 <w:sz w:val="30"/>
               </w:rPr>
-              <w:t>30÷5=</w:t>
+              <w:t>32÷5=</w:t>
             </w:r>
           </w:p>
         </w:tc>
@@ -223,7 +223,7 @@
                 <w:rFonts w:ascii="TimeNewRoman" w:hAnsi="TimeNewRoman"/>
                 <w:sz w:val="30"/>
               </w:rPr>
-              <w:t>60÷2=</w:t>
+              <w:t>38÷4=</w:t>
             </w:r>
           </w:p>
         </w:tc>
@@ -240,7 +240,7 @@
                 <w:rFonts w:ascii="TimeNewRoman" w:hAnsi="TimeNewRoman"/>
                 <w:sz w:val="30"/>
               </w:rPr>
-              <w:t>33÷2=</w:t>
+              <w:t>26÷8=</w:t>
             </w:r>
           </w:p>
         </w:tc>
@@ -257,7 +257,7 @@
                 <w:rFonts w:ascii="TimeNewRoman" w:hAnsi="TimeNewRoman"/>
                 <w:sz w:val="30"/>
               </w:rPr>
-              <w:t>70÷4=</w:t>
+              <w:t>89÷8=</w:t>
             </w:r>
           </w:p>
         </w:tc>
@@ -274,7 +274,7 @@
                 <w:rFonts w:ascii="TimeNewRoman" w:hAnsi="TimeNewRoman"/>
                 <w:sz w:val="30"/>
               </w:rPr>
-              <w:t>23÷5=</w:t>
+              <w:t>71÷2=</w:t>
             </w:r>
           </w:p>
         </w:tc>
@@ -291,7 +291,7 @@
                 <w:rFonts w:ascii="TimeNewRoman" w:hAnsi="TimeNewRoman"/>
                 <w:sz w:val="30"/>
               </w:rPr>
-              <w:t>84÷9=</w:t>
+              <w:t>93÷4=</w:t>
             </w:r>
           </w:p>
         </w:tc>
@@ -406,7 +406,7 @@
                 <w:rFonts w:ascii="TimeNewRoman" w:hAnsi="TimeNewRoman"/>
                 <w:sz w:val="30"/>
               </w:rPr>
-              <w:t>19÷6=</w:t>
+              <w:t>26÷8=</w:t>
             </w:r>
           </w:p>
         </w:tc>
@@ -423,7 +423,7 @@
                 <w:rFonts w:ascii="TimeNewRoman" w:hAnsi="TimeNewRoman"/>
                 <w:sz w:val="30"/>
               </w:rPr>
-              <w:t>54÷8=</w:t>
+              <w:t>44÷6=</w:t>
             </w:r>
           </w:p>
         </w:tc>
@@ -440,7 +440,7 @@
                 <w:rFonts w:ascii="TimeNewRoman" w:hAnsi="TimeNewRoman"/>
                 <w:sz w:val="30"/>
               </w:rPr>
-              <w:t>98÷8=</w:t>
+              <w:t>62÷8=</w:t>
             </w:r>
           </w:p>
         </w:tc>
@@ -457,7 +457,7 @@
                 <w:rFonts w:ascii="TimeNewRoman" w:hAnsi="TimeNewRoman"/>
                 <w:sz w:val="30"/>
               </w:rPr>
-              <w:t>68÷8=</w:t>
+              <w:t>60÷3=</w:t>
             </w:r>
           </w:p>
         </w:tc>
@@ -474,7 +474,7 @@
                 <w:rFonts w:ascii="TimeNewRoman" w:hAnsi="TimeNewRoman"/>
                 <w:sz w:val="30"/>
               </w:rPr>
-              <w:t>56÷7=</w:t>
+              <w:t>22÷9=</w:t>
             </w:r>
           </w:p>
         </w:tc>
@@ -589,7 +589,7 @@
                 <w:rFonts w:ascii="TimeNewRoman" w:hAnsi="TimeNewRoman"/>
                 <w:sz w:val="30"/>
               </w:rPr>
-              <w:t>93÷9=</w:t>
+              <w:t>69÷8=</w:t>
             </w:r>
           </w:p>
         </w:tc>
@@ -606,7 +606,7 @@
                 <w:rFonts w:ascii="TimeNewRoman" w:hAnsi="TimeNewRoman"/>
                 <w:sz w:val="30"/>
               </w:rPr>
-              <w:t>80÷2=</w:t>
+              <w:t>77÷9=</w:t>
             </w:r>
           </w:p>
         </w:tc>
@@ -623,7 +623,7 @@
                 <w:rFonts w:ascii="TimeNewRoman" w:hAnsi="TimeNewRoman"/>
                 <w:sz w:val="30"/>
               </w:rPr>
-              <w:t>98÷2=</w:t>
+              <w:t>56÷4=</w:t>
             </w:r>
           </w:p>
         </w:tc>
@@ -640,7 +640,7 @@
                 <w:rFonts w:ascii="TimeNewRoman" w:hAnsi="TimeNewRoman"/>
                 <w:sz w:val="30"/>
               </w:rPr>
-              <w:t>95÷5=</w:t>
+              <w:t>58÷2=</w:t>
             </w:r>
           </w:p>
         </w:tc>
@@ -657,7 +657,7 @@
                 <w:rFonts w:ascii="TimeNewRoman" w:hAnsi="TimeNewRoman"/>
                 <w:sz w:val="30"/>
               </w:rPr>
-              <w:t>94÷8=</w:t>
+              <w:t>29÷3=</w:t>
             </w:r>
           </w:p>
         </w:tc>
@@ -772,7 +772,7 @@
                 <w:rFonts w:ascii="TimeNewRoman" w:hAnsi="TimeNewRoman"/>
                 <w:sz w:val="30"/>
               </w:rPr>
-              <w:t>89÷2=</w:t>
+              <w:t>80÷8=</w:t>
             </w:r>
           </w:p>
         </w:tc>
@@ -789,7 +789,7 @@
                 <w:rFonts w:ascii="TimeNewRoman" w:hAnsi="TimeNewRoman"/>
                 <w:sz w:val="30"/>
               </w:rPr>
-              <w:t>82÷4=</w:t>
+              <w:t>21÷5=</w:t>
             </w:r>
           </w:p>
         </w:tc>
@@ -806,7 +806,7 @@
                 <w:rFonts w:ascii="TimeNewRoman" w:hAnsi="TimeNewRoman"/>
                 <w:sz w:val="30"/>
               </w:rPr>
-              <w:t>87÷6=</w:t>
+              <w:t>12÷6=</w:t>
             </w:r>
           </w:p>
         </w:tc>
@@ -823,7 +823,7 @@
                 <w:rFonts w:ascii="TimeNewRoman" w:hAnsi="TimeNewRoman"/>
                 <w:sz w:val="30"/>
               </w:rPr>
-              <w:t>97÷5=</w:t>
+              <w:t>43÷6=</w:t>
             </w:r>
           </w:p>
         </w:tc>
@@ -840,7 +840,7 @@
                 <w:rFonts w:ascii="TimeNewRoman" w:hAnsi="TimeNewRoman"/>
                 <w:sz w:val="30"/>
               </w:rPr>
-              <w:t>44÷5=</w:t>
+              <w:t>66÷2=</w:t>
             </w:r>
           </w:p>
         </w:tc>

--- a/two-digit_number_divided_by_one-digit_number.docx
+++ b/two-digit_number_divided_by_one-digit_number.docx
@@ -40,7 +40,7 @@
                 <w:rFonts w:ascii="TimeNewRoman" w:hAnsi="TimeNewRoman"/>
                 <w:sz w:val="30"/>
               </w:rPr>
-              <w:t>27÷8=</w:t>
+              <w:t>95÷6=</w:t>
             </w:r>
           </w:p>
         </w:tc>
@@ -57,7 +57,7 @@
                 <w:rFonts w:ascii="TimeNewRoman" w:hAnsi="TimeNewRoman"/>
                 <w:sz w:val="30"/>
               </w:rPr>
-              <w:t>37÷8=</w:t>
+              <w:t>70÷8=</w:t>
             </w:r>
           </w:p>
         </w:tc>
@@ -74,7 +74,7 @@
                 <w:rFonts w:ascii="TimeNewRoman" w:hAnsi="TimeNewRoman"/>
                 <w:sz w:val="30"/>
               </w:rPr>
-              <w:t>31÷8=</w:t>
+              <w:t>12÷7=</w:t>
             </w:r>
           </w:p>
         </w:tc>
@@ -91,7 +91,7 @@
                 <w:rFonts w:ascii="TimeNewRoman" w:hAnsi="TimeNewRoman"/>
                 <w:sz w:val="30"/>
               </w:rPr>
-              <w:t>59÷7=</w:t>
+              <w:t>73÷2=</w:t>
             </w:r>
           </w:p>
         </w:tc>
@@ -108,7 +108,7 @@
                 <w:rFonts w:ascii="TimeNewRoman" w:hAnsi="TimeNewRoman"/>
                 <w:sz w:val="30"/>
               </w:rPr>
-              <w:t>32÷5=</w:t>
+              <w:t>65÷6=</w:t>
             </w:r>
           </w:p>
         </w:tc>
@@ -223,7 +223,7 @@
                 <w:rFonts w:ascii="TimeNewRoman" w:hAnsi="TimeNewRoman"/>
                 <w:sz w:val="30"/>
               </w:rPr>
-              <w:t>38÷4=</w:t>
+              <w:t>70÷2=</w:t>
             </w:r>
           </w:p>
         </w:tc>
@@ -240,7 +240,7 @@
                 <w:rFonts w:ascii="TimeNewRoman" w:hAnsi="TimeNewRoman"/>
                 <w:sz w:val="30"/>
               </w:rPr>
-              <w:t>26÷8=</w:t>
+              <w:t>53÷2=</w:t>
             </w:r>
           </w:p>
         </w:tc>
@@ -257,7 +257,7 @@
                 <w:rFonts w:ascii="TimeNewRoman" w:hAnsi="TimeNewRoman"/>
                 <w:sz w:val="30"/>
               </w:rPr>
-              <w:t>89÷8=</w:t>
+              <w:t>83÷2=</w:t>
             </w:r>
           </w:p>
         </w:tc>
@@ -274,7 +274,7 @@
                 <w:rFonts w:ascii="TimeNewRoman" w:hAnsi="TimeNewRoman"/>
                 <w:sz w:val="30"/>
               </w:rPr>
-              <w:t>71÷2=</w:t>
+              <w:t>35÷4=</w:t>
             </w:r>
           </w:p>
         </w:tc>
@@ -291,7 +291,7 @@
                 <w:rFonts w:ascii="TimeNewRoman" w:hAnsi="TimeNewRoman"/>
                 <w:sz w:val="30"/>
               </w:rPr>
-              <w:t>93÷4=</w:t>
+              <w:t>39÷7=</w:t>
             </w:r>
           </w:p>
         </w:tc>
@@ -406,7 +406,7 @@
                 <w:rFonts w:ascii="TimeNewRoman" w:hAnsi="TimeNewRoman"/>
                 <w:sz w:val="30"/>
               </w:rPr>
-              <w:t>26÷8=</w:t>
+              <w:t>79÷6=</w:t>
             </w:r>
           </w:p>
         </w:tc>
@@ -423,7 +423,7 @@
                 <w:rFonts w:ascii="TimeNewRoman" w:hAnsi="TimeNewRoman"/>
                 <w:sz w:val="30"/>
               </w:rPr>
-              <w:t>44÷6=</w:t>
+              <w:t>55÷3=</w:t>
             </w:r>
           </w:p>
         </w:tc>
@@ -440,7 +440,7 @@
                 <w:rFonts w:ascii="TimeNewRoman" w:hAnsi="TimeNewRoman"/>
                 <w:sz w:val="30"/>
               </w:rPr>
-              <w:t>62÷8=</w:t>
+              <w:t>28÷6=</w:t>
             </w:r>
           </w:p>
         </w:tc>
@@ -457,7 +457,7 @@
                 <w:rFonts w:ascii="TimeNewRoman" w:hAnsi="TimeNewRoman"/>
                 <w:sz w:val="30"/>
               </w:rPr>
-              <w:t>60÷3=</w:t>
+              <w:t>54÷6=</w:t>
             </w:r>
           </w:p>
         </w:tc>
@@ -474,7 +474,7 @@
                 <w:rFonts w:ascii="TimeNewRoman" w:hAnsi="TimeNewRoman"/>
                 <w:sz w:val="30"/>
               </w:rPr>
-              <w:t>22÷9=</w:t>
+              <w:t>35÷6=</w:t>
             </w:r>
           </w:p>
         </w:tc>
@@ -589,7 +589,7 @@
                 <w:rFonts w:ascii="TimeNewRoman" w:hAnsi="TimeNewRoman"/>
                 <w:sz w:val="30"/>
               </w:rPr>
-              <w:t>69÷8=</w:t>
+              <w:t>93÷6=</w:t>
             </w:r>
           </w:p>
         </w:tc>
@@ -606,7 +606,7 @@
                 <w:rFonts w:ascii="TimeNewRoman" w:hAnsi="TimeNewRoman"/>
                 <w:sz w:val="30"/>
               </w:rPr>
-              <w:t>77÷9=</w:t>
+              <w:t>80÷2=</w:t>
             </w:r>
           </w:p>
         </w:tc>
@@ -623,7 +623,7 @@
                 <w:rFonts w:ascii="TimeNewRoman" w:hAnsi="TimeNewRoman"/>
                 <w:sz w:val="30"/>
               </w:rPr>
-              <w:t>56÷4=</w:t>
+              <w:t>61÷5=</w:t>
             </w:r>
           </w:p>
         </w:tc>
@@ -640,7 +640,7 @@
                 <w:rFonts w:ascii="TimeNewRoman" w:hAnsi="TimeNewRoman"/>
                 <w:sz w:val="30"/>
               </w:rPr>
-              <w:t>58÷2=</w:t>
+              <w:t>79÷8=</w:t>
             </w:r>
           </w:p>
         </w:tc>
@@ -657,7 +657,7 @@
                 <w:rFonts w:ascii="TimeNewRoman" w:hAnsi="TimeNewRoman"/>
                 <w:sz w:val="30"/>
               </w:rPr>
-              <w:t>29÷3=</w:t>
+              <w:t>37÷8=</w:t>
             </w:r>
           </w:p>
         </w:tc>
@@ -772,7 +772,7 @@
                 <w:rFonts w:ascii="TimeNewRoman" w:hAnsi="TimeNewRoman"/>
                 <w:sz w:val="30"/>
               </w:rPr>
-              <w:t>80÷8=</w:t>
+              <w:t>35÷9=</w:t>
             </w:r>
           </w:p>
         </w:tc>
@@ -789,7 +789,7 @@
                 <w:rFonts w:ascii="TimeNewRoman" w:hAnsi="TimeNewRoman"/>
                 <w:sz w:val="30"/>
               </w:rPr>
-              <w:t>21÷5=</w:t>
+              <w:t>71÷9=</w:t>
             </w:r>
           </w:p>
         </w:tc>
@@ -806,7 +806,7 @@
                 <w:rFonts w:ascii="TimeNewRoman" w:hAnsi="TimeNewRoman"/>
                 <w:sz w:val="30"/>
               </w:rPr>
-              <w:t>12÷6=</w:t>
+              <w:t>16÷4=</w:t>
             </w:r>
           </w:p>
         </w:tc>
@@ -823,7 +823,7 @@
                 <w:rFonts w:ascii="TimeNewRoman" w:hAnsi="TimeNewRoman"/>
                 <w:sz w:val="30"/>
               </w:rPr>
-              <w:t>43÷6=</w:t>
+              <w:t>82÷6=</w:t>
             </w:r>
           </w:p>
         </w:tc>
@@ -840,7 +840,7 @@
                 <w:rFonts w:ascii="TimeNewRoman" w:hAnsi="TimeNewRoman"/>
                 <w:sz w:val="30"/>
               </w:rPr>
-              <w:t>66÷2=</w:t>
+              <w:t>73÷6=</w:t>
             </w:r>
           </w:p>
         </w:tc>

--- a/two-digit_number_divided_by_one-digit_number.docx
+++ b/two-digit_number_divided_by_one-digit_number.docx
@@ -11,7 +11,7 @@
           <w:rFonts w:ascii="Arial" w:hAnsi="Arial"/>
           <w:sz w:val="30"/>
         </w:rPr>
-        <w:t>2026-09-14 Monday</w:t>
+        <w:t>2026-09-15 Tuesday</w:t>
       </w:r>
     </w:p>
     <w:tbl>
@@ -40,7 +40,7 @@
                 <w:rFonts w:ascii="TimeNewRoman" w:hAnsi="TimeNewRoman"/>
                 <w:sz w:val="30"/>
               </w:rPr>
-              <w:t>95÷6=</w:t>
+              <w:t>63÷2=</w:t>
             </w:r>
           </w:p>
         </w:tc>
@@ -57,7 +57,7 @@
                 <w:rFonts w:ascii="TimeNewRoman" w:hAnsi="TimeNewRoman"/>
                 <w:sz w:val="30"/>
               </w:rPr>
-              <w:t>70÷8=</w:t>
+              <w:t>97÷2=</w:t>
             </w:r>
           </w:p>
         </w:tc>
@@ -74,7 +74,7 @@
                 <w:rFonts w:ascii="TimeNewRoman" w:hAnsi="TimeNewRoman"/>
                 <w:sz w:val="30"/>
               </w:rPr>
-              <w:t>12÷7=</w:t>
+              <w:t>26÷7=</w:t>
             </w:r>
           </w:p>
         </w:tc>
@@ -91,7 +91,7 @@
                 <w:rFonts w:ascii="TimeNewRoman" w:hAnsi="TimeNewRoman"/>
                 <w:sz w:val="30"/>
               </w:rPr>
-              <w:t>73÷2=</w:t>
+              <w:t>36÷7=</w:t>
             </w:r>
           </w:p>
         </w:tc>
@@ -108,7 +108,7 @@
                 <w:rFonts w:ascii="TimeNewRoman" w:hAnsi="TimeNewRoman"/>
                 <w:sz w:val="30"/>
               </w:rPr>
-              <w:t>65÷6=</w:t>
+              <w:t>45÷5=</w:t>
             </w:r>
           </w:p>
         </w:tc>
@@ -223,7 +223,7 @@
                 <w:rFonts w:ascii="TimeNewRoman" w:hAnsi="TimeNewRoman"/>
                 <w:sz w:val="30"/>
               </w:rPr>
-              <w:t>70÷2=</w:t>
+              <w:t>51÷9=</w:t>
             </w:r>
           </w:p>
         </w:tc>
@@ -240,7 +240,7 @@
                 <w:rFonts w:ascii="TimeNewRoman" w:hAnsi="TimeNewRoman"/>
                 <w:sz w:val="30"/>
               </w:rPr>
-              <w:t>53÷2=</w:t>
+              <w:t>22÷2=</w:t>
             </w:r>
           </w:p>
         </w:tc>
@@ -257,7 +257,7 @@
                 <w:rFonts w:ascii="TimeNewRoman" w:hAnsi="TimeNewRoman"/>
                 <w:sz w:val="30"/>
               </w:rPr>
-              <w:t>83÷2=</w:t>
+              <w:t>62÷8=</w:t>
             </w:r>
           </w:p>
         </w:tc>
@@ -274,7 +274,7 @@
                 <w:rFonts w:ascii="TimeNewRoman" w:hAnsi="TimeNewRoman"/>
                 <w:sz w:val="30"/>
               </w:rPr>
-              <w:t>35÷4=</w:t>
+              <w:t>39÷3=</w:t>
             </w:r>
           </w:p>
         </w:tc>
@@ -291,7 +291,7 @@
                 <w:rFonts w:ascii="TimeNewRoman" w:hAnsi="TimeNewRoman"/>
                 <w:sz w:val="30"/>
               </w:rPr>
-              <w:t>39÷7=</w:t>
+              <w:t>25÷9=</w:t>
             </w:r>
           </w:p>
         </w:tc>
@@ -406,7 +406,7 @@
                 <w:rFonts w:ascii="TimeNewRoman" w:hAnsi="TimeNewRoman"/>
                 <w:sz w:val="30"/>
               </w:rPr>
-              <w:t>79÷6=</w:t>
+              <w:t>45÷2=</w:t>
             </w:r>
           </w:p>
         </w:tc>
@@ -423,7 +423,7 @@
                 <w:rFonts w:ascii="TimeNewRoman" w:hAnsi="TimeNewRoman"/>
                 <w:sz w:val="30"/>
               </w:rPr>
-              <w:t>55÷3=</w:t>
+              <w:t>76÷2=</w:t>
             </w:r>
           </w:p>
         </w:tc>
@@ -440,7 +440,7 @@
                 <w:rFonts w:ascii="TimeNewRoman" w:hAnsi="TimeNewRoman"/>
                 <w:sz w:val="30"/>
               </w:rPr>
-              <w:t>28÷6=</w:t>
+              <w:t>30÷8=</w:t>
             </w:r>
           </w:p>
         </w:tc>
@@ -457,7 +457,7 @@
                 <w:rFonts w:ascii="TimeNewRoman" w:hAnsi="TimeNewRoman"/>
                 <w:sz w:val="30"/>
               </w:rPr>
-              <w:t>54÷6=</w:t>
+              <w:t>88÷2=</w:t>
             </w:r>
           </w:p>
         </w:tc>
@@ -474,7 +474,7 @@
                 <w:rFonts w:ascii="TimeNewRoman" w:hAnsi="TimeNewRoman"/>
                 <w:sz w:val="30"/>
               </w:rPr>
-              <w:t>35÷6=</w:t>
+              <w:t>53÷4=</w:t>
             </w:r>
           </w:p>
         </w:tc>
@@ -589,7 +589,7 @@
                 <w:rFonts w:ascii="TimeNewRoman" w:hAnsi="TimeNewRoman"/>
                 <w:sz w:val="30"/>
               </w:rPr>
-              <w:t>93÷6=</w:t>
+              <w:t>55÷8=</w:t>
             </w:r>
           </w:p>
         </w:tc>
@@ -606,7 +606,7 @@
                 <w:rFonts w:ascii="TimeNewRoman" w:hAnsi="TimeNewRoman"/>
                 <w:sz w:val="30"/>
               </w:rPr>
-              <w:t>80÷2=</w:t>
+              <w:t>10÷2=</w:t>
             </w:r>
           </w:p>
         </w:tc>
@@ -623,7 +623,7 @@
                 <w:rFonts w:ascii="TimeNewRoman" w:hAnsi="TimeNewRoman"/>
                 <w:sz w:val="30"/>
               </w:rPr>
-              <w:t>61÷5=</w:t>
+              <w:t>90÷7=</w:t>
             </w:r>
           </w:p>
         </w:tc>
@@ -640,7 +640,7 @@
                 <w:rFonts w:ascii="TimeNewRoman" w:hAnsi="TimeNewRoman"/>
                 <w:sz w:val="30"/>
               </w:rPr>
-              <w:t>79÷8=</w:t>
+              <w:t>22÷9=</w:t>
             </w:r>
           </w:p>
         </w:tc>
@@ -657,7 +657,7 @@
                 <w:rFonts w:ascii="TimeNewRoman" w:hAnsi="TimeNewRoman"/>
                 <w:sz w:val="30"/>
               </w:rPr>
-              <w:t>37÷8=</w:t>
+              <w:t>62÷6=</w:t>
             </w:r>
           </w:p>
         </w:tc>
@@ -772,7 +772,7 @@
                 <w:rFonts w:ascii="TimeNewRoman" w:hAnsi="TimeNewRoman"/>
                 <w:sz w:val="30"/>
               </w:rPr>
-              <w:t>35÷9=</w:t>
+              <w:t>11÷7=</w:t>
             </w:r>
           </w:p>
         </w:tc>
@@ -789,7 +789,7 @@
                 <w:rFonts w:ascii="TimeNewRoman" w:hAnsi="TimeNewRoman"/>
                 <w:sz w:val="30"/>
               </w:rPr>
-              <w:t>71÷9=</w:t>
+              <w:t>50÷4=</w:t>
             </w:r>
           </w:p>
         </w:tc>
@@ -806,7 +806,7 @@
                 <w:rFonts w:ascii="TimeNewRoman" w:hAnsi="TimeNewRoman"/>
                 <w:sz w:val="30"/>
               </w:rPr>
-              <w:t>16÷4=</w:t>
+              <w:t>64÷8=</w:t>
             </w:r>
           </w:p>
         </w:tc>
@@ -823,7 +823,7 @@
                 <w:rFonts w:ascii="TimeNewRoman" w:hAnsi="TimeNewRoman"/>
                 <w:sz w:val="30"/>
               </w:rPr>
-              <w:t>82÷6=</w:t>
+              <w:t>59÷2=</w:t>
             </w:r>
           </w:p>
         </w:tc>
@@ -840,7 +840,7 @@
                 <w:rFonts w:ascii="TimeNewRoman" w:hAnsi="TimeNewRoman"/>
                 <w:sz w:val="30"/>
               </w:rPr>
-              <w:t>73÷6=</w:t>
+              <w:t>76÷4=</w:t>
             </w:r>
           </w:p>
         </w:tc>

--- a/two-digit_number_divided_by_one-digit_number.docx
+++ b/two-digit_number_divided_by_one-digit_number.docx
@@ -40,7 +40,7 @@
                 <w:rFonts w:ascii="TimeNewRoman" w:hAnsi="TimeNewRoman"/>
                 <w:sz w:val="30"/>
               </w:rPr>
-              <w:t>63÷2=</w:t>
+              <w:t>31÷8=</w:t>
             </w:r>
           </w:p>
         </w:tc>
@@ -57,7 +57,7 @@
                 <w:rFonts w:ascii="TimeNewRoman" w:hAnsi="TimeNewRoman"/>
                 <w:sz w:val="30"/>
               </w:rPr>
-              <w:t>97÷2=</w:t>
+              <w:t>56÷7=</w:t>
             </w:r>
           </w:p>
         </w:tc>
@@ -74,7 +74,7 @@
                 <w:rFonts w:ascii="TimeNewRoman" w:hAnsi="TimeNewRoman"/>
                 <w:sz w:val="30"/>
               </w:rPr>
-              <w:t>26÷7=</w:t>
+              <w:t>67÷3=</w:t>
             </w:r>
           </w:p>
         </w:tc>
@@ -91,7 +91,7 @@
                 <w:rFonts w:ascii="TimeNewRoman" w:hAnsi="TimeNewRoman"/>
                 <w:sz w:val="30"/>
               </w:rPr>
-              <w:t>36÷7=</w:t>
+              <w:t>92÷9=</w:t>
             </w:r>
           </w:p>
         </w:tc>
@@ -108,7 +108,7 @@
                 <w:rFonts w:ascii="TimeNewRoman" w:hAnsi="TimeNewRoman"/>
                 <w:sz w:val="30"/>
               </w:rPr>
-              <w:t>45÷5=</w:t>
+              <w:t>83÷4=</w:t>
             </w:r>
           </w:p>
         </w:tc>
@@ -223,7 +223,7 @@
                 <w:rFonts w:ascii="TimeNewRoman" w:hAnsi="TimeNewRoman"/>
                 <w:sz w:val="30"/>
               </w:rPr>
-              <w:t>51÷9=</w:t>
+              <w:t>74÷4=</w:t>
             </w:r>
           </w:p>
         </w:tc>
@@ -240,7 +240,7 @@
                 <w:rFonts w:ascii="TimeNewRoman" w:hAnsi="TimeNewRoman"/>
                 <w:sz w:val="30"/>
               </w:rPr>
-              <w:t>22÷2=</w:t>
+              <w:t>13÷2=</w:t>
             </w:r>
           </w:p>
         </w:tc>
@@ -257,7 +257,7 @@
                 <w:rFonts w:ascii="TimeNewRoman" w:hAnsi="TimeNewRoman"/>
                 <w:sz w:val="30"/>
               </w:rPr>
-              <w:t>62÷8=</w:t>
+              <w:t>18÷5=</w:t>
             </w:r>
           </w:p>
         </w:tc>
@@ -274,7 +274,7 @@
                 <w:rFonts w:ascii="TimeNewRoman" w:hAnsi="TimeNewRoman"/>
                 <w:sz w:val="30"/>
               </w:rPr>
-              <w:t>39÷3=</w:t>
+              <w:t>82÷9=</w:t>
             </w:r>
           </w:p>
         </w:tc>
@@ -291,7 +291,7 @@
                 <w:rFonts w:ascii="TimeNewRoman" w:hAnsi="TimeNewRoman"/>
                 <w:sz w:val="30"/>
               </w:rPr>
-              <w:t>25÷9=</w:t>
+              <w:t>21÷7=</w:t>
             </w:r>
           </w:p>
         </w:tc>
@@ -406,7 +406,7 @@
                 <w:rFonts w:ascii="TimeNewRoman" w:hAnsi="TimeNewRoman"/>
                 <w:sz w:val="30"/>
               </w:rPr>
-              <w:t>45÷2=</w:t>
+              <w:t>53÷4=</w:t>
             </w:r>
           </w:p>
         </w:tc>
@@ -423,7 +423,7 @@
                 <w:rFonts w:ascii="TimeNewRoman" w:hAnsi="TimeNewRoman"/>
                 <w:sz w:val="30"/>
               </w:rPr>
-              <w:t>76÷2=</w:t>
+              <w:t>58÷3=</w:t>
             </w:r>
           </w:p>
         </w:tc>
@@ -440,7 +440,7 @@
                 <w:rFonts w:ascii="TimeNewRoman" w:hAnsi="TimeNewRoman"/>
                 <w:sz w:val="30"/>
               </w:rPr>
-              <w:t>30÷8=</w:t>
+              <w:t>81÷9=</w:t>
             </w:r>
           </w:p>
         </w:tc>
@@ -457,7 +457,7 @@
                 <w:rFonts w:ascii="TimeNewRoman" w:hAnsi="TimeNewRoman"/>
                 <w:sz w:val="30"/>
               </w:rPr>
-              <w:t>88÷2=</w:t>
+              <w:t>55÷4=</w:t>
             </w:r>
           </w:p>
         </w:tc>
@@ -474,7 +474,7 @@
                 <w:rFonts w:ascii="TimeNewRoman" w:hAnsi="TimeNewRoman"/>
                 <w:sz w:val="30"/>
               </w:rPr>
-              <w:t>53÷4=</w:t>
+              <w:t>54÷7=</w:t>
             </w:r>
           </w:p>
         </w:tc>
@@ -589,7 +589,7 @@
                 <w:rFonts w:ascii="TimeNewRoman" w:hAnsi="TimeNewRoman"/>
                 <w:sz w:val="30"/>
               </w:rPr>
-              <w:t>55÷8=</w:t>
+              <w:t>43÷3=</w:t>
             </w:r>
           </w:p>
         </w:tc>
@@ -606,7 +606,7 @@
                 <w:rFonts w:ascii="TimeNewRoman" w:hAnsi="TimeNewRoman"/>
                 <w:sz w:val="30"/>
               </w:rPr>
-              <w:t>10÷2=</w:t>
+              <w:t>18÷7=</w:t>
             </w:r>
           </w:p>
         </w:tc>
@@ -623,7 +623,7 @@
                 <w:rFonts w:ascii="TimeNewRoman" w:hAnsi="TimeNewRoman"/>
                 <w:sz w:val="30"/>
               </w:rPr>
-              <w:t>90÷7=</w:t>
+              <w:t>92÷7=</w:t>
             </w:r>
           </w:p>
         </w:tc>
@@ -640,7 +640,7 @@
                 <w:rFonts w:ascii="TimeNewRoman" w:hAnsi="TimeNewRoman"/>
                 <w:sz w:val="30"/>
               </w:rPr>
-              <w:t>22÷9=</w:t>
+              <w:t>38÷2=</w:t>
             </w:r>
           </w:p>
         </w:tc>
@@ -657,7 +657,7 @@
                 <w:rFonts w:ascii="TimeNewRoman" w:hAnsi="TimeNewRoman"/>
                 <w:sz w:val="30"/>
               </w:rPr>
-              <w:t>62÷6=</w:t>
+              <w:t>44÷9=</w:t>
             </w:r>
           </w:p>
         </w:tc>
@@ -772,7 +772,7 @@
                 <w:rFonts w:ascii="TimeNewRoman" w:hAnsi="TimeNewRoman"/>
                 <w:sz w:val="30"/>
               </w:rPr>
-              <w:t>11÷7=</w:t>
+              <w:t>80÷6=</w:t>
             </w:r>
           </w:p>
         </w:tc>
@@ -789,7 +789,7 @@
                 <w:rFonts w:ascii="TimeNewRoman" w:hAnsi="TimeNewRoman"/>
                 <w:sz w:val="30"/>
               </w:rPr>
-              <w:t>50÷4=</w:t>
+              <w:t>75÷5=</w:t>
             </w:r>
           </w:p>
         </w:tc>
@@ -806,7 +806,7 @@
                 <w:rFonts w:ascii="TimeNewRoman" w:hAnsi="TimeNewRoman"/>
                 <w:sz w:val="30"/>
               </w:rPr>
-              <w:t>64÷8=</w:t>
+              <w:t>85÷8=</w:t>
             </w:r>
           </w:p>
         </w:tc>
@@ -823,7 +823,7 @@
                 <w:rFonts w:ascii="TimeNewRoman" w:hAnsi="TimeNewRoman"/>
                 <w:sz w:val="30"/>
               </w:rPr>
-              <w:t>59÷2=</w:t>
+              <w:t>15÷6=</w:t>
             </w:r>
           </w:p>
         </w:tc>
@@ -840,7 +840,7 @@
                 <w:rFonts w:ascii="TimeNewRoman" w:hAnsi="TimeNewRoman"/>
                 <w:sz w:val="30"/>
               </w:rPr>
-              <w:t>76÷4=</w:t>
+              <w:t>74÷9=</w:t>
             </w:r>
           </w:p>
         </w:tc>

--- a/two-digit_number_divided_by_one-digit_number.docx
+++ b/two-digit_number_divided_by_one-digit_number.docx
@@ -11,7 +11,7 @@
           <w:rFonts w:ascii="Arial" w:hAnsi="Arial"/>
           <w:sz w:val="30"/>
         </w:rPr>
-        <w:t>2026-09-15 Tuesday</w:t>
+        <w:t>2026-09-16 Wednesday</w:t>
       </w:r>
     </w:p>
     <w:tbl>
@@ -40,7 +40,7 @@
                 <w:rFonts w:ascii="TimeNewRoman" w:hAnsi="TimeNewRoman"/>
                 <w:sz w:val="30"/>
               </w:rPr>
-              <w:t>31÷8=</w:t>
+              <w:t>87÷2=</w:t>
             </w:r>
           </w:p>
         </w:tc>
@@ -57,7 +57,7 @@
                 <w:rFonts w:ascii="TimeNewRoman" w:hAnsi="TimeNewRoman"/>
                 <w:sz w:val="30"/>
               </w:rPr>
-              <w:t>56÷7=</w:t>
+              <w:t>30÷6=</w:t>
             </w:r>
           </w:p>
         </w:tc>
@@ -74,7 +74,7 @@
                 <w:rFonts w:ascii="TimeNewRoman" w:hAnsi="TimeNewRoman"/>
                 <w:sz w:val="30"/>
               </w:rPr>
-              <w:t>67÷3=</w:t>
+              <w:t>43÷4=</w:t>
             </w:r>
           </w:p>
         </w:tc>
@@ -91,7 +91,7 @@
                 <w:rFonts w:ascii="TimeNewRoman" w:hAnsi="TimeNewRoman"/>
                 <w:sz w:val="30"/>
               </w:rPr>
-              <w:t>92÷9=</w:t>
+              <w:t>43÷6=</w:t>
             </w:r>
           </w:p>
         </w:tc>
@@ -108,7 +108,7 @@
                 <w:rFonts w:ascii="TimeNewRoman" w:hAnsi="TimeNewRoman"/>
                 <w:sz w:val="30"/>
               </w:rPr>
-              <w:t>83÷4=</w:t>
+              <w:t>68÷9=</w:t>
             </w:r>
           </w:p>
         </w:tc>
@@ -223,7 +223,7 @@
                 <w:rFonts w:ascii="TimeNewRoman" w:hAnsi="TimeNewRoman"/>
                 <w:sz w:val="30"/>
               </w:rPr>
-              <w:t>74÷4=</w:t>
+              <w:t>81÷5=</w:t>
             </w:r>
           </w:p>
         </w:tc>
@@ -240,7 +240,7 @@
                 <w:rFonts w:ascii="TimeNewRoman" w:hAnsi="TimeNewRoman"/>
                 <w:sz w:val="30"/>
               </w:rPr>
-              <w:t>13÷2=</w:t>
+              <w:t>94÷6=</w:t>
             </w:r>
           </w:p>
         </w:tc>
@@ -257,7 +257,7 @@
                 <w:rFonts w:ascii="TimeNewRoman" w:hAnsi="TimeNewRoman"/>
                 <w:sz w:val="30"/>
               </w:rPr>
-              <w:t>18÷5=</w:t>
+              <w:t>59÷8=</w:t>
             </w:r>
           </w:p>
         </w:tc>
@@ -274,7 +274,7 @@
                 <w:rFonts w:ascii="TimeNewRoman" w:hAnsi="TimeNewRoman"/>
                 <w:sz w:val="30"/>
               </w:rPr>
-              <w:t>82÷9=</w:t>
+              <w:t>21÷4=</w:t>
             </w:r>
           </w:p>
         </w:tc>
@@ -291,7 +291,7 @@
                 <w:rFonts w:ascii="TimeNewRoman" w:hAnsi="TimeNewRoman"/>
                 <w:sz w:val="30"/>
               </w:rPr>
-              <w:t>21÷7=</w:t>
+              <w:t>93÷5=</w:t>
             </w:r>
           </w:p>
         </w:tc>
@@ -406,7 +406,7 @@
                 <w:rFonts w:ascii="TimeNewRoman" w:hAnsi="TimeNewRoman"/>
                 <w:sz w:val="30"/>
               </w:rPr>
-              <w:t>53÷4=</w:t>
+              <w:t>65÷6=</w:t>
             </w:r>
           </w:p>
         </w:tc>
@@ -423,7 +423,7 @@
                 <w:rFonts w:ascii="TimeNewRoman" w:hAnsi="TimeNewRoman"/>
                 <w:sz w:val="30"/>
               </w:rPr>
-              <w:t>58÷3=</w:t>
+              <w:t>91÷8=</w:t>
             </w:r>
           </w:p>
         </w:tc>
@@ -440,7 +440,7 @@
                 <w:rFonts w:ascii="TimeNewRoman" w:hAnsi="TimeNewRoman"/>
                 <w:sz w:val="30"/>
               </w:rPr>
-              <w:t>81÷9=</w:t>
+              <w:t>56÷7=</w:t>
             </w:r>
           </w:p>
         </w:tc>
@@ -457,7 +457,7 @@
                 <w:rFonts w:ascii="TimeNewRoman" w:hAnsi="TimeNewRoman"/>
                 <w:sz w:val="30"/>
               </w:rPr>
-              <w:t>55÷4=</w:t>
+              <w:t>80÷4=</w:t>
             </w:r>
           </w:p>
         </w:tc>
@@ -474,7 +474,7 @@
                 <w:rFonts w:ascii="TimeNewRoman" w:hAnsi="TimeNewRoman"/>
                 <w:sz w:val="30"/>
               </w:rPr>
-              <w:t>54÷7=</w:t>
+              <w:t>38÷4=</w:t>
             </w:r>
           </w:p>
         </w:tc>
@@ -589,7 +589,7 @@
                 <w:rFonts w:ascii="TimeNewRoman" w:hAnsi="TimeNewRoman"/>
                 <w:sz w:val="30"/>
               </w:rPr>
-              <w:t>43÷3=</w:t>
+              <w:t>85÷8=</w:t>
             </w:r>
           </w:p>
         </w:tc>
@@ -606,7 +606,7 @@
                 <w:rFonts w:ascii="TimeNewRoman" w:hAnsi="TimeNewRoman"/>
                 <w:sz w:val="30"/>
               </w:rPr>
-              <w:t>18÷7=</w:t>
+              <w:t>88÷6=</w:t>
             </w:r>
           </w:p>
         </w:tc>
@@ -623,7 +623,7 @@
                 <w:rFonts w:ascii="TimeNewRoman" w:hAnsi="TimeNewRoman"/>
                 <w:sz w:val="30"/>
               </w:rPr>
-              <w:t>92÷7=</w:t>
+              <w:t>28÷5=</w:t>
             </w:r>
           </w:p>
         </w:tc>
@@ -640,7 +640,7 @@
                 <w:rFonts w:ascii="TimeNewRoman" w:hAnsi="TimeNewRoman"/>
                 <w:sz w:val="30"/>
               </w:rPr>
-              <w:t>38÷2=</w:t>
+              <w:t>89÷8=</w:t>
             </w:r>
           </w:p>
         </w:tc>
@@ -657,7 +657,7 @@
                 <w:rFonts w:ascii="TimeNewRoman" w:hAnsi="TimeNewRoman"/>
                 <w:sz w:val="30"/>
               </w:rPr>
-              <w:t>44÷9=</w:t>
+              <w:t>18÷6=</w:t>
             </w:r>
           </w:p>
         </w:tc>
@@ -772,7 +772,7 @@
                 <w:rFonts w:ascii="TimeNewRoman" w:hAnsi="TimeNewRoman"/>
                 <w:sz w:val="30"/>
               </w:rPr>
-              <w:t>80÷6=</w:t>
+              <w:t>78÷4=</w:t>
             </w:r>
           </w:p>
         </w:tc>
@@ -789,7 +789,7 @@
                 <w:rFonts w:ascii="TimeNewRoman" w:hAnsi="TimeNewRoman"/>
                 <w:sz w:val="30"/>
               </w:rPr>
-              <w:t>75÷5=</w:t>
+              <w:t>91÷4=</w:t>
             </w:r>
           </w:p>
         </w:tc>
@@ -806,7 +806,7 @@
                 <w:rFonts w:ascii="TimeNewRoman" w:hAnsi="TimeNewRoman"/>
                 <w:sz w:val="30"/>
               </w:rPr>
-              <w:t>85÷8=</w:t>
+              <w:t>55÷9=</w:t>
             </w:r>
           </w:p>
         </w:tc>
@@ -823,7 +823,7 @@
                 <w:rFonts w:ascii="TimeNewRoman" w:hAnsi="TimeNewRoman"/>
                 <w:sz w:val="30"/>
               </w:rPr>
-              <w:t>15÷6=</w:t>
+              <w:t>89÷2=</w:t>
             </w:r>
           </w:p>
         </w:tc>
@@ -840,7 +840,7 @@
                 <w:rFonts w:ascii="TimeNewRoman" w:hAnsi="TimeNewRoman"/>
                 <w:sz w:val="30"/>
               </w:rPr>
-              <w:t>74÷9=</w:t>
+              <w:t>53÷8=</w:t>
             </w:r>
           </w:p>
         </w:tc>

--- a/two-digit_number_divided_by_one-digit_number.docx
+++ b/two-digit_number_divided_by_one-digit_number.docx
@@ -40,7 +40,7 @@
                 <w:rFonts w:ascii="TimeNewRoman" w:hAnsi="TimeNewRoman"/>
                 <w:sz w:val="30"/>
               </w:rPr>
-              <w:t>87÷2=</w:t>
+              <w:t>46÷5=</w:t>
             </w:r>
           </w:p>
         </w:tc>
@@ -57,7 +57,7 @@
                 <w:rFonts w:ascii="TimeNewRoman" w:hAnsi="TimeNewRoman"/>
                 <w:sz w:val="30"/>
               </w:rPr>
-              <w:t>30÷6=</w:t>
+              <w:t>67÷2=</w:t>
             </w:r>
           </w:p>
         </w:tc>
@@ -74,7 +74,7 @@
                 <w:rFonts w:ascii="TimeNewRoman" w:hAnsi="TimeNewRoman"/>
                 <w:sz w:val="30"/>
               </w:rPr>
-              <w:t>43÷4=</w:t>
+              <w:t>40÷5=</w:t>
             </w:r>
           </w:p>
         </w:tc>
@@ -91,7 +91,7 @@
                 <w:rFonts w:ascii="TimeNewRoman" w:hAnsi="TimeNewRoman"/>
                 <w:sz w:val="30"/>
               </w:rPr>
-              <w:t>43÷6=</w:t>
+              <w:t>12÷9=</w:t>
             </w:r>
           </w:p>
         </w:tc>
@@ -108,7 +108,7 @@
                 <w:rFonts w:ascii="TimeNewRoman" w:hAnsi="TimeNewRoman"/>
                 <w:sz w:val="30"/>
               </w:rPr>
-              <w:t>68÷9=</w:t>
+              <w:t>90÷6=</w:t>
             </w:r>
           </w:p>
         </w:tc>
@@ -223,7 +223,7 @@
                 <w:rFonts w:ascii="TimeNewRoman" w:hAnsi="TimeNewRoman"/>
                 <w:sz w:val="30"/>
               </w:rPr>
-              <w:t>81÷5=</w:t>
+              <w:t>52÷8=</w:t>
             </w:r>
           </w:p>
         </w:tc>
@@ -240,7 +240,7 @@
                 <w:rFonts w:ascii="TimeNewRoman" w:hAnsi="TimeNewRoman"/>
                 <w:sz w:val="30"/>
               </w:rPr>
-              <w:t>94÷6=</w:t>
+              <w:t>52÷8=</w:t>
             </w:r>
           </w:p>
         </w:tc>
@@ -257,7 +257,7 @@
                 <w:rFonts w:ascii="TimeNewRoman" w:hAnsi="TimeNewRoman"/>
                 <w:sz w:val="30"/>
               </w:rPr>
-              <w:t>59÷8=</w:t>
+              <w:t>40÷5=</w:t>
             </w:r>
           </w:p>
         </w:tc>
@@ -274,7 +274,7 @@
                 <w:rFonts w:ascii="TimeNewRoman" w:hAnsi="TimeNewRoman"/>
                 <w:sz w:val="30"/>
               </w:rPr>
-              <w:t>21÷4=</w:t>
+              <w:t>54÷3=</w:t>
             </w:r>
           </w:p>
         </w:tc>
@@ -291,7 +291,7 @@
                 <w:rFonts w:ascii="TimeNewRoman" w:hAnsi="TimeNewRoman"/>
                 <w:sz w:val="30"/>
               </w:rPr>
-              <w:t>93÷5=</w:t>
+              <w:t>64÷8=</w:t>
             </w:r>
           </w:p>
         </w:tc>
@@ -406,7 +406,7 @@
                 <w:rFonts w:ascii="TimeNewRoman" w:hAnsi="TimeNewRoman"/>
                 <w:sz w:val="30"/>
               </w:rPr>
-              <w:t>65÷6=</w:t>
+              <w:t>60÷7=</w:t>
             </w:r>
           </w:p>
         </w:tc>
@@ -423,7 +423,7 @@
                 <w:rFonts w:ascii="TimeNewRoman" w:hAnsi="TimeNewRoman"/>
                 <w:sz w:val="30"/>
               </w:rPr>
-              <w:t>91÷8=</w:t>
+              <w:t>47÷3=</w:t>
             </w:r>
           </w:p>
         </w:tc>
@@ -440,7 +440,7 @@
                 <w:rFonts w:ascii="TimeNewRoman" w:hAnsi="TimeNewRoman"/>
                 <w:sz w:val="30"/>
               </w:rPr>
-              <w:t>56÷7=</w:t>
+              <w:t>61÷7=</w:t>
             </w:r>
           </w:p>
         </w:tc>
@@ -457,7 +457,7 @@
                 <w:rFonts w:ascii="TimeNewRoman" w:hAnsi="TimeNewRoman"/>
                 <w:sz w:val="30"/>
               </w:rPr>
-              <w:t>80÷4=</w:t>
+              <w:t>34÷2=</w:t>
             </w:r>
           </w:p>
         </w:tc>
@@ -474,7 +474,7 @@
                 <w:rFonts w:ascii="TimeNewRoman" w:hAnsi="TimeNewRoman"/>
                 <w:sz w:val="30"/>
               </w:rPr>
-              <w:t>38÷4=</w:t>
+              <w:t>36÷4=</w:t>
             </w:r>
           </w:p>
         </w:tc>
@@ -589,7 +589,7 @@
                 <w:rFonts w:ascii="TimeNewRoman" w:hAnsi="TimeNewRoman"/>
                 <w:sz w:val="30"/>
               </w:rPr>
-              <w:t>85÷8=</w:t>
+              <w:t>36÷4=</w:t>
             </w:r>
           </w:p>
         </w:tc>
@@ -606,7 +606,7 @@
                 <w:rFonts w:ascii="TimeNewRoman" w:hAnsi="TimeNewRoman"/>
                 <w:sz w:val="30"/>
               </w:rPr>
-              <w:t>88÷6=</w:t>
+              <w:t>71÷6=</w:t>
             </w:r>
           </w:p>
         </w:tc>
@@ -623,7 +623,7 @@
                 <w:rFonts w:ascii="TimeNewRoman" w:hAnsi="TimeNewRoman"/>
                 <w:sz w:val="30"/>
               </w:rPr>
-              <w:t>28÷5=</w:t>
+              <w:t>39÷2=</w:t>
             </w:r>
           </w:p>
         </w:tc>
@@ -640,7 +640,7 @@
                 <w:rFonts w:ascii="TimeNewRoman" w:hAnsi="TimeNewRoman"/>
                 <w:sz w:val="30"/>
               </w:rPr>
-              <w:t>89÷8=</w:t>
+              <w:t>44÷9=</w:t>
             </w:r>
           </w:p>
         </w:tc>
@@ -657,7 +657,7 @@
                 <w:rFonts w:ascii="TimeNewRoman" w:hAnsi="TimeNewRoman"/>
                 <w:sz w:val="30"/>
               </w:rPr>
-              <w:t>18÷6=</w:t>
+              <w:t>87÷6=</w:t>
             </w:r>
           </w:p>
         </w:tc>
@@ -772,7 +772,7 @@
                 <w:rFonts w:ascii="TimeNewRoman" w:hAnsi="TimeNewRoman"/>
                 <w:sz w:val="30"/>
               </w:rPr>
-              <w:t>78÷4=</w:t>
+              <w:t>95÷9=</w:t>
             </w:r>
           </w:p>
         </w:tc>
@@ -789,7 +789,7 @@
                 <w:rFonts w:ascii="TimeNewRoman" w:hAnsi="TimeNewRoman"/>
                 <w:sz w:val="30"/>
               </w:rPr>
-              <w:t>91÷4=</w:t>
+              <w:t>31÷7=</w:t>
             </w:r>
           </w:p>
         </w:tc>
@@ -806,7 +806,7 @@
                 <w:rFonts w:ascii="TimeNewRoman" w:hAnsi="TimeNewRoman"/>
                 <w:sz w:val="30"/>
               </w:rPr>
-              <w:t>55÷9=</w:t>
+              <w:t>60÷9=</w:t>
             </w:r>
           </w:p>
         </w:tc>
@@ -823,7 +823,7 @@
                 <w:rFonts w:ascii="TimeNewRoman" w:hAnsi="TimeNewRoman"/>
                 <w:sz w:val="30"/>
               </w:rPr>
-              <w:t>89÷2=</w:t>
+              <w:t>68÷4=</w:t>
             </w:r>
           </w:p>
         </w:tc>
@@ -840,7 +840,7 @@
                 <w:rFonts w:ascii="TimeNewRoman" w:hAnsi="TimeNewRoman"/>
                 <w:sz w:val="30"/>
               </w:rPr>
-              <w:t>53÷8=</w:t>
+              <w:t>80÷4=</w:t>
             </w:r>
           </w:p>
         </w:tc>

--- a/two-digit_number_divided_by_one-digit_number.docx
+++ b/two-digit_number_divided_by_one-digit_number.docx
@@ -11,7 +11,7 @@
           <w:rFonts w:ascii="Arial" w:hAnsi="Arial"/>
           <w:sz w:val="30"/>
         </w:rPr>
-        <w:t>2026-09-16 Wednesday</w:t>
+        <w:t>2026-09-17 Thursday</w:t>
       </w:r>
     </w:p>
     <w:tbl>
@@ -40,7 +40,7 @@
                 <w:rFonts w:ascii="TimeNewRoman" w:hAnsi="TimeNewRoman"/>
                 <w:sz w:val="30"/>
               </w:rPr>
-              <w:t>46÷5=</w:t>
+              <w:t>83÷3=</w:t>
             </w:r>
           </w:p>
         </w:tc>
@@ -57,7 +57,7 @@
                 <w:rFonts w:ascii="TimeNewRoman" w:hAnsi="TimeNewRoman"/>
                 <w:sz w:val="30"/>
               </w:rPr>
-              <w:t>67÷2=</w:t>
+              <w:t>59÷7=</w:t>
             </w:r>
           </w:p>
         </w:tc>
@@ -74,7 +74,7 @@
                 <w:rFonts w:ascii="TimeNewRoman" w:hAnsi="TimeNewRoman"/>
                 <w:sz w:val="30"/>
               </w:rPr>
-              <w:t>40÷5=</w:t>
+              <w:t>30÷8=</w:t>
             </w:r>
           </w:p>
         </w:tc>
@@ -91,7 +91,7 @@
                 <w:rFonts w:ascii="TimeNewRoman" w:hAnsi="TimeNewRoman"/>
                 <w:sz w:val="30"/>
               </w:rPr>
-              <w:t>12÷9=</w:t>
+              <w:t>68÷7=</w:t>
             </w:r>
           </w:p>
         </w:tc>
@@ -108,7 +108,7 @@
                 <w:rFonts w:ascii="TimeNewRoman" w:hAnsi="TimeNewRoman"/>
                 <w:sz w:val="30"/>
               </w:rPr>
-              <w:t>90÷6=</w:t>
+              <w:t>55÷6=</w:t>
             </w:r>
           </w:p>
         </w:tc>
@@ -223,7 +223,7 @@
                 <w:rFonts w:ascii="TimeNewRoman" w:hAnsi="TimeNewRoman"/>
                 <w:sz w:val="30"/>
               </w:rPr>
-              <w:t>52÷8=</w:t>
+              <w:t>97÷7=</w:t>
             </w:r>
           </w:p>
         </w:tc>
@@ -240,7 +240,7 @@
                 <w:rFonts w:ascii="TimeNewRoman" w:hAnsi="TimeNewRoman"/>
                 <w:sz w:val="30"/>
               </w:rPr>
-              <w:t>52÷8=</w:t>
+              <w:t>36÷6=</w:t>
             </w:r>
           </w:p>
         </w:tc>
@@ -257,7 +257,7 @@
                 <w:rFonts w:ascii="TimeNewRoman" w:hAnsi="TimeNewRoman"/>
                 <w:sz w:val="30"/>
               </w:rPr>
-              <w:t>40÷5=</w:t>
+              <w:t>76÷3=</w:t>
             </w:r>
           </w:p>
         </w:tc>
@@ -274,7 +274,7 @@
                 <w:rFonts w:ascii="TimeNewRoman" w:hAnsi="TimeNewRoman"/>
                 <w:sz w:val="30"/>
               </w:rPr>
-              <w:t>54÷3=</w:t>
+              <w:t>34÷4=</w:t>
             </w:r>
           </w:p>
         </w:tc>
@@ -291,7 +291,7 @@
                 <w:rFonts w:ascii="TimeNewRoman" w:hAnsi="TimeNewRoman"/>
                 <w:sz w:val="30"/>
               </w:rPr>
-              <w:t>64÷8=</w:t>
+              <w:t>33÷3=</w:t>
             </w:r>
           </w:p>
         </w:tc>
@@ -406,7 +406,7 @@
                 <w:rFonts w:ascii="TimeNewRoman" w:hAnsi="TimeNewRoman"/>
                 <w:sz w:val="30"/>
               </w:rPr>
-              <w:t>60÷7=</w:t>
+              <w:t>66÷9=</w:t>
             </w:r>
           </w:p>
         </w:tc>
@@ -423,7 +423,7 @@
                 <w:rFonts w:ascii="TimeNewRoman" w:hAnsi="TimeNewRoman"/>
                 <w:sz w:val="30"/>
               </w:rPr>
-              <w:t>47÷3=</w:t>
+              <w:t>88÷6=</w:t>
             </w:r>
           </w:p>
         </w:tc>
@@ -440,7 +440,7 @@
                 <w:rFonts w:ascii="TimeNewRoman" w:hAnsi="TimeNewRoman"/>
                 <w:sz w:val="30"/>
               </w:rPr>
-              <w:t>61÷7=</w:t>
+              <w:t>55÷6=</w:t>
             </w:r>
           </w:p>
         </w:tc>
@@ -457,7 +457,7 @@
                 <w:rFonts w:ascii="TimeNewRoman" w:hAnsi="TimeNewRoman"/>
                 <w:sz w:val="30"/>
               </w:rPr>
-              <w:t>34÷2=</w:t>
+              <w:t>75÷6=</w:t>
             </w:r>
           </w:p>
         </w:tc>
@@ -474,7 +474,7 @@
                 <w:rFonts w:ascii="TimeNewRoman" w:hAnsi="TimeNewRoman"/>
                 <w:sz w:val="30"/>
               </w:rPr>
-              <w:t>36÷4=</w:t>
+              <w:t>18÷5=</w:t>
             </w:r>
           </w:p>
         </w:tc>
@@ -589,7 +589,7 @@
                 <w:rFonts w:ascii="TimeNewRoman" w:hAnsi="TimeNewRoman"/>
                 <w:sz w:val="30"/>
               </w:rPr>
-              <w:t>36÷4=</w:t>
+              <w:t>45÷8=</w:t>
             </w:r>
           </w:p>
         </w:tc>
@@ -606,7 +606,7 @@
                 <w:rFonts w:ascii="TimeNewRoman" w:hAnsi="TimeNewRoman"/>
                 <w:sz w:val="30"/>
               </w:rPr>
-              <w:t>71÷6=</w:t>
+              <w:t>83÷3=</w:t>
             </w:r>
           </w:p>
         </w:tc>
@@ -623,7 +623,7 @@
                 <w:rFonts w:ascii="TimeNewRoman" w:hAnsi="TimeNewRoman"/>
                 <w:sz w:val="30"/>
               </w:rPr>
-              <w:t>39÷2=</w:t>
+              <w:t>69÷9=</w:t>
             </w:r>
           </w:p>
         </w:tc>
@@ -640,7 +640,7 @@
                 <w:rFonts w:ascii="TimeNewRoman" w:hAnsi="TimeNewRoman"/>
                 <w:sz w:val="30"/>
               </w:rPr>
-              <w:t>44÷9=</w:t>
+              <w:t>91÷3=</w:t>
             </w:r>
           </w:p>
         </w:tc>
@@ -657,7 +657,7 @@
                 <w:rFonts w:ascii="TimeNewRoman" w:hAnsi="TimeNewRoman"/>
                 <w:sz w:val="30"/>
               </w:rPr>
-              <w:t>87÷6=</w:t>
+              <w:t>41÷5=</w:t>
             </w:r>
           </w:p>
         </w:tc>
@@ -772,7 +772,7 @@
                 <w:rFonts w:ascii="TimeNewRoman" w:hAnsi="TimeNewRoman"/>
                 <w:sz w:val="30"/>
               </w:rPr>
-              <w:t>95÷9=</w:t>
+              <w:t>67÷2=</w:t>
             </w:r>
           </w:p>
         </w:tc>
@@ -789,7 +789,7 @@
                 <w:rFonts w:ascii="TimeNewRoman" w:hAnsi="TimeNewRoman"/>
                 <w:sz w:val="30"/>
               </w:rPr>
-              <w:t>31÷7=</w:t>
+              <w:t>57÷4=</w:t>
             </w:r>
           </w:p>
         </w:tc>
@@ -806,7 +806,7 @@
                 <w:rFonts w:ascii="TimeNewRoman" w:hAnsi="TimeNewRoman"/>
                 <w:sz w:val="30"/>
               </w:rPr>
-              <w:t>60÷9=</w:t>
+              <w:t>88÷9=</w:t>
             </w:r>
           </w:p>
         </w:tc>
@@ -823,7 +823,7 @@
                 <w:rFonts w:ascii="TimeNewRoman" w:hAnsi="TimeNewRoman"/>
                 <w:sz w:val="30"/>
               </w:rPr>
-              <w:t>68÷4=</w:t>
+              <w:t>61÷8=</w:t>
             </w:r>
           </w:p>
         </w:tc>
@@ -840,7 +840,7 @@
                 <w:rFonts w:ascii="TimeNewRoman" w:hAnsi="TimeNewRoman"/>
                 <w:sz w:val="30"/>
               </w:rPr>
-              <w:t>80÷4=</w:t>
+              <w:t>36÷4=</w:t>
             </w:r>
           </w:p>
         </w:tc>

--- a/two-digit_number_divided_by_one-digit_number.docx
+++ b/two-digit_number_divided_by_one-digit_number.docx
@@ -40,7 +40,7 @@
                 <w:rFonts w:ascii="TimeNewRoman" w:hAnsi="TimeNewRoman"/>
                 <w:sz w:val="30"/>
               </w:rPr>
-              <w:t>83÷3=</w:t>
+              <w:t>64÷7=</w:t>
             </w:r>
           </w:p>
         </w:tc>
@@ -57,7 +57,7 @@
                 <w:rFonts w:ascii="TimeNewRoman" w:hAnsi="TimeNewRoman"/>
                 <w:sz w:val="30"/>
               </w:rPr>
-              <w:t>59÷7=</w:t>
+              <w:t>59÷5=</w:t>
             </w:r>
           </w:p>
         </w:tc>
@@ -74,7 +74,7 @@
                 <w:rFonts w:ascii="TimeNewRoman" w:hAnsi="TimeNewRoman"/>
                 <w:sz w:val="30"/>
               </w:rPr>
-              <w:t>30÷8=</w:t>
+              <w:t>83÷2=</w:t>
             </w:r>
           </w:p>
         </w:tc>
@@ -91,7 +91,7 @@
                 <w:rFonts w:ascii="TimeNewRoman" w:hAnsi="TimeNewRoman"/>
                 <w:sz w:val="30"/>
               </w:rPr>
-              <w:t>68÷7=</w:t>
+              <w:t>87÷6=</w:t>
             </w:r>
           </w:p>
         </w:tc>
@@ -108,7 +108,7 @@
                 <w:rFonts w:ascii="TimeNewRoman" w:hAnsi="TimeNewRoman"/>
                 <w:sz w:val="30"/>
               </w:rPr>
-              <w:t>55÷6=</w:t>
+              <w:t>88÷9=</w:t>
             </w:r>
           </w:p>
         </w:tc>
@@ -223,7 +223,7 @@
                 <w:rFonts w:ascii="TimeNewRoman" w:hAnsi="TimeNewRoman"/>
                 <w:sz w:val="30"/>
               </w:rPr>
-              <w:t>97÷7=</w:t>
+              <w:t>32÷7=</w:t>
             </w:r>
           </w:p>
         </w:tc>
@@ -240,7 +240,7 @@
                 <w:rFonts w:ascii="TimeNewRoman" w:hAnsi="TimeNewRoman"/>
                 <w:sz w:val="30"/>
               </w:rPr>
-              <w:t>36÷6=</w:t>
+              <w:t>84÷6=</w:t>
             </w:r>
           </w:p>
         </w:tc>
@@ -257,7 +257,7 @@
                 <w:rFonts w:ascii="TimeNewRoman" w:hAnsi="TimeNewRoman"/>
                 <w:sz w:val="30"/>
               </w:rPr>
-              <w:t>76÷3=</w:t>
+              <w:t>97÷8=</w:t>
             </w:r>
           </w:p>
         </w:tc>
@@ -274,7 +274,7 @@
                 <w:rFonts w:ascii="TimeNewRoman" w:hAnsi="TimeNewRoman"/>
                 <w:sz w:val="30"/>
               </w:rPr>
-              <w:t>34÷4=</w:t>
+              <w:t>25÷3=</w:t>
             </w:r>
           </w:p>
         </w:tc>
@@ -291,7 +291,7 @@
                 <w:rFonts w:ascii="TimeNewRoman" w:hAnsi="TimeNewRoman"/>
                 <w:sz w:val="30"/>
               </w:rPr>
-              <w:t>33÷3=</w:t>
+              <w:t>74÷9=</w:t>
             </w:r>
           </w:p>
         </w:tc>
@@ -406,7 +406,7 @@
                 <w:rFonts w:ascii="TimeNewRoman" w:hAnsi="TimeNewRoman"/>
                 <w:sz w:val="30"/>
               </w:rPr>
-              <w:t>66÷9=</w:t>
+              <w:t>52÷5=</w:t>
             </w:r>
           </w:p>
         </w:tc>
@@ -423,7 +423,7 @@
                 <w:rFonts w:ascii="TimeNewRoman" w:hAnsi="TimeNewRoman"/>
                 <w:sz w:val="30"/>
               </w:rPr>
-              <w:t>88÷6=</w:t>
+              <w:t>43÷5=</w:t>
             </w:r>
           </w:p>
         </w:tc>
@@ -440,7 +440,7 @@
                 <w:rFonts w:ascii="TimeNewRoman" w:hAnsi="TimeNewRoman"/>
                 <w:sz w:val="30"/>
               </w:rPr>
-              <w:t>55÷6=</w:t>
+              <w:t>26÷3=</w:t>
             </w:r>
           </w:p>
         </w:tc>
@@ -457,7 +457,7 @@
                 <w:rFonts w:ascii="TimeNewRoman" w:hAnsi="TimeNewRoman"/>
                 <w:sz w:val="30"/>
               </w:rPr>
-              <w:t>75÷6=</w:t>
+              <w:t>96÷5=</w:t>
             </w:r>
           </w:p>
         </w:tc>
@@ -474,7 +474,7 @@
                 <w:rFonts w:ascii="TimeNewRoman" w:hAnsi="TimeNewRoman"/>
                 <w:sz w:val="30"/>
               </w:rPr>
-              <w:t>18÷5=</w:t>
+              <w:t>60÷9=</w:t>
             </w:r>
           </w:p>
         </w:tc>
@@ -589,7 +589,7 @@
                 <w:rFonts w:ascii="TimeNewRoman" w:hAnsi="TimeNewRoman"/>
                 <w:sz w:val="30"/>
               </w:rPr>
-              <w:t>45÷8=</w:t>
+              <w:t>31÷6=</w:t>
             </w:r>
           </w:p>
         </w:tc>
@@ -606,7 +606,7 @@
                 <w:rFonts w:ascii="TimeNewRoman" w:hAnsi="TimeNewRoman"/>
                 <w:sz w:val="30"/>
               </w:rPr>
-              <w:t>83÷3=</w:t>
+              <w:t>53÷8=</w:t>
             </w:r>
           </w:p>
         </w:tc>
@@ -623,7 +623,7 @@
                 <w:rFonts w:ascii="TimeNewRoman" w:hAnsi="TimeNewRoman"/>
                 <w:sz w:val="30"/>
               </w:rPr>
-              <w:t>69÷9=</w:t>
+              <w:t>26÷5=</w:t>
             </w:r>
           </w:p>
         </w:tc>
@@ -640,7 +640,7 @@
                 <w:rFonts w:ascii="TimeNewRoman" w:hAnsi="TimeNewRoman"/>
                 <w:sz w:val="30"/>
               </w:rPr>
-              <w:t>91÷3=</w:t>
+              <w:t>89÷7=</w:t>
             </w:r>
           </w:p>
         </w:tc>
@@ -657,7 +657,7 @@
                 <w:rFonts w:ascii="TimeNewRoman" w:hAnsi="TimeNewRoman"/>
                 <w:sz w:val="30"/>
               </w:rPr>
-              <w:t>41÷5=</w:t>
+              <w:t>71÷5=</w:t>
             </w:r>
           </w:p>
         </w:tc>
@@ -772,7 +772,7 @@
                 <w:rFonts w:ascii="TimeNewRoman" w:hAnsi="TimeNewRoman"/>
                 <w:sz w:val="30"/>
               </w:rPr>
-              <w:t>67÷2=</w:t>
+              <w:t>30÷8=</w:t>
             </w:r>
           </w:p>
         </w:tc>
@@ -789,7 +789,7 @@
                 <w:rFonts w:ascii="TimeNewRoman" w:hAnsi="TimeNewRoman"/>
                 <w:sz w:val="30"/>
               </w:rPr>
-              <w:t>57÷4=</w:t>
+              <w:t>62÷6=</w:t>
             </w:r>
           </w:p>
         </w:tc>
@@ -806,7 +806,7 @@
                 <w:rFonts w:ascii="TimeNewRoman" w:hAnsi="TimeNewRoman"/>
                 <w:sz w:val="30"/>
               </w:rPr>
-              <w:t>88÷9=</w:t>
+              <w:t>67÷3=</w:t>
             </w:r>
           </w:p>
         </w:tc>
@@ -823,7 +823,7 @@
                 <w:rFonts w:ascii="TimeNewRoman" w:hAnsi="TimeNewRoman"/>
                 <w:sz w:val="30"/>
               </w:rPr>
-              <w:t>61÷8=</w:t>
+              <w:t>30÷3=</w:t>
             </w:r>
           </w:p>
         </w:tc>
@@ -840,7 +840,7 @@
                 <w:rFonts w:ascii="TimeNewRoman" w:hAnsi="TimeNewRoman"/>
                 <w:sz w:val="30"/>
               </w:rPr>
-              <w:t>36÷4=</w:t>
+              <w:t>92÷3=</w:t>
             </w:r>
           </w:p>
         </w:tc>

--- a/two-digit_number_divided_by_one-digit_number.docx
+++ b/two-digit_number_divided_by_one-digit_number.docx
@@ -11,7 +11,7 @@
           <w:rFonts w:ascii="Arial" w:hAnsi="Arial"/>
           <w:sz w:val="30"/>
         </w:rPr>
-        <w:t>2026-09-17 Thursday</w:t>
+        <w:t>2026-09-18 Friday</w:t>
       </w:r>
     </w:p>
     <w:tbl>
@@ -40,7 +40,7 @@
                 <w:rFonts w:ascii="TimeNewRoman" w:hAnsi="TimeNewRoman"/>
                 <w:sz w:val="30"/>
               </w:rPr>
-              <w:t>64÷7=</w:t>
+              <w:t>92÷2=</w:t>
             </w:r>
           </w:p>
         </w:tc>
@@ -57,7 +57,7 @@
                 <w:rFonts w:ascii="TimeNewRoman" w:hAnsi="TimeNewRoman"/>
                 <w:sz w:val="30"/>
               </w:rPr>
-              <w:t>59÷5=</w:t>
+              <w:t>85÷6=</w:t>
             </w:r>
           </w:p>
         </w:tc>
@@ -74,7 +74,7 @@
                 <w:rFonts w:ascii="TimeNewRoman" w:hAnsi="TimeNewRoman"/>
                 <w:sz w:val="30"/>
               </w:rPr>
-              <w:t>83÷2=</w:t>
+              <w:t>82÷5=</w:t>
             </w:r>
           </w:p>
         </w:tc>
@@ -91,7 +91,7 @@
                 <w:rFonts w:ascii="TimeNewRoman" w:hAnsi="TimeNewRoman"/>
                 <w:sz w:val="30"/>
               </w:rPr>
-              <w:t>87÷6=</w:t>
+              <w:t>35÷9=</w:t>
             </w:r>
           </w:p>
         </w:tc>
@@ -108,7 +108,7 @@
                 <w:rFonts w:ascii="TimeNewRoman" w:hAnsi="TimeNewRoman"/>
                 <w:sz w:val="30"/>
               </w:rPr>
-              <w:t>88÷9=</w:t>
+              <w:t>83÷4=</w:t>
             </w:r>
           </w:p>
         </w:tc>
@@ -223,7 +223,7 @@
                 <w:rFonts w:ascii="TimeNewRoman" w:hAnsi="TimeNewRoman"/>
                 <w:sz w:val="30"/>
               </w:rPr>
-              <w:t>32÷7=</w:t>
+              <w:t>13÷8=</w:t>
             </w:r>
           </w:p>
         </w:tc>
@@ -240,7 +240,7 @@
                 <w:rFonts w:ascii="TimeNewRoman" w:hAnsi="TimeNewRoman"/>
                 <w:sz w:val="30"/>
               </w:rPr>
-              <w:t>84÷6=</w:t>
+              <w:t>56÷3=</w:t>
             </w:r>
           </w:p>
         </w:tc>
@@ -257,7 +257,7 @@
                 <w:rFonts w:ascii="TimeNewRoman" w:hAnsi="TimeNewRoman"/>
                 <w:sz w:val="30"/>
               </w:rPr>
-              <w:t>97÷8=</w:t>
+              <w:t>41÷7=</w:t>
             </w:r>
           </w:p>
         </w:tc>
@@ -274,7 +274,7 @@
                 <w:rFonts w:ascii="TimeNewRoman" w:hAnsi="TimeNewRoman"/>
                 <w:sz w:val="30"/>
               </w:rPr>
-              <w:t>25÷3=</w:t>
+              <w:t>69÷3=</w:t>
             </w:r>
           </w:p>
         </w:tc>
@@ -291,7 +291,7 @@
                 <w:rFonts w:ascii="TimeNewRoman" w:hAnsi="TimeNewRoman"/>
                 <w:sz w:val="30"/>
               </w:rPr>
-              <w:t>74÷9=</w:t>
+              <w:t>29÷3=</w:t>
             </w:r>
           </w:p>
         </w:tc>
@@ -406,7 +406,7 @@
                 <w:rFonts w:ascii="TimeNewRoman" w:hAnsi="TimeNewRoman"/>
                 <w:sz w:val="30"/>
               </w:rPr>
-              <w:t>52÷5=</w:t>
+              <w:t>32÷5=</w:t>
             </w:r>
           </w:p>
         </w:tc>
@@ -423,7 +423,7 @@
                 <w:rFonts w:ascii="TimeNewRoman" w:hAnsi="TimeNewRoman"/>
                 <w:sz w:val="30"/>
               </w:rPr>
-              <w:t>43÷5=</w:t>
+              <w:t>14÷3=</w:t>
             </w:r>
           </w:p>
         </w:tc>
@@ -440,7 +440,7 @@
                 <w:rFonts w:ascii="TimeNewRoman" w:hAnsi="TimeNewRoman"/>
                 <w:sz w:val="30"/>
               </w:rPr>
-              <w:t>26÷3=</w:t>
+              <w:t>17÷4=</w:t>
             </w:r>
           </w:p>
         </w:tc>
@@ -457,7 +457,7 @@
                 <w:rFonts w:ascii="TimeNewRoman" w:hAnsi="TimeNewRoman"/>
                 <w:sz w:val="30"/>
               </w:rPr>
-              <w:t>96÷5=</w:t>
+              <w:t>20÷7=</w:t>
             </w:r>
           </w:p>
         </w:tc>
@@ -474,7 +474,7 @@
                 <w:rFonts w:ascii="TimeNewRoman" w:hAnsi="TimeNewRoman"/>
                 <w:sz w:val="30"/>
               </w:rPr>
-              <w:t>60÷9=</w:t>
+              <w:t>44÷2=</w:t>
             </w:r>
           </w:p>
         </w:tc>
@@ -589,7 +589,7 @@
                 <w:rFonts w:ascii="TimeNewRoman" w:hAnsi="TimeNewRoman"/>
                 <w:sz w:val="30"/>
               </w:rPr>
-              <w:t>31÷6=</w:t>
+              <w:t>17÷3=</w:t>
             </w:r>
           </w:p>
         </w:tc>
@@ -606,7 +606,7 @@
                 <w:rFonts w:ascii="TimeNewRoman" w:hAnsi="TimeNewRoman"/>
                 <w:sz w:val="30"/>
               </w:rPr>
-              <w:t>53÷8=</w:t>
+              <w:t>12÷3=</w:t>
             </w:r>
           </w:p>
         </w:tc>
@@ -623,7 +623,7 @@
                 <w:rFonts w:ascii="TimeNewRoman" w:hAnsi="TimeNewRoman"/>
                 <w:sz w:val="30"/>
               </w:rPr>
-              <w:t>26÷5=</w:t>
+              <w:t>22÷6=</w:t>
             </w:r>
           </w:p>
         </w:tc>
@@ -640,7 +640,7 @@
                 <w:rFonts w:ascii="TimeNewRoman" w:hAnsi="TimeNewRoman"/>
                 <w:sz w:val="30"/>
               </w:rPr>
-              <w:t>89÷7=</w:t>
+              <w:t>13÷5=</w:t>
             </w:r>
           </w:p>
         </w:tc>
@@ -657,7 +657,7 @@
                 <w:rFonts w:ascii="TimeNewRoman" w:hAnsi="TimeNewRoman"/>
                 <w:sz w:val="30"/>
               </w:rPr>
-              <w:t>71÷5=</w:t>
+              <w:t>93÷8=</w:t>
             </w:r>
           </w:p>
         </w:tc>
@@ -772,7 +772,7 @@
                 <w:rFonts w:ascii="TimeNewRoman" w:hAnsi="TimeNewRoman"/>
                 <w:sz w:val="30"/>
               </w:rPr>
-              <w:t>30÷8=</w:t>
+              <w:t>79÷5=</w:t>
             </w:r>
           </w:p>
         </w:tc>
@@ -789,7 +789,7 @@
                 <w:rFonts w:ascii="TimeNewRoman" w:hAnsi="TimeNewRoman"/>
                 <w:sz w:val="30"/>
               </w:rPr>
-              <w:t>62÷6=</w:t>
+              <w:t>36÷6=</w:t>
             </w:r>
           </w:p>
         </w:tc>
@@ -806,7 +806,7 @@
                 <w:rFonts w:ascii="TimeNewRoman" w:hAnsi="TimeNewRoman"/>
                 <w:sz w:val="30"/>
               </w:rPr>
-              <w:t>67÷3=</w:t>
+              <w:t>83÷6=</w:t>
             </w:r>
           </w:p>
         </w:tc>
@@ -823,7 +823,7 @@
                 <w:rFonts w:ascii="TimeNewRoman" w:hAnsi="TimeNewRoman"/>
                 <w:sz w:val="30"/>
               </w:rPr>
-              <w:t>30÷3=</w:t>
+              <w:t>78÷4=</w:t>
             </w:r>
           </w:p>
         </w:tc>
@@ -840,7 +840,7 @@
                 <w:rFonts w:ascii="TimeNewRoman" w:hAnsi="TimeNewRoman"/>
                 <w:sz w:val="30"/>
               </w:rPr>
-              <w:t>92÷3=</w:t>
+              <w:t>39÷3=</w:t>
             </w:r>
           </w:p>
         </w:tc>

--- a/two-digit_number_divided_by_one-digit_number.docx
+++ b/two-digit_number_divided_by_one-digit_number.docx
@@ -40,7 +40,7 @@
                 <w:rFonts w:ascii="TimeNewRoman" w:hAnsi="TimeNewRoman"/>
                 <w:sz w:val="30"/>
               </w:rPr>
-              <w:t>92÷2=</w:t>
+              <w:t>33÷6=</w:t>
             </w:r>
           </w:p>
         </w:tc>
@@ -57,7 +57,7 @@
                 <w:rFonts w:ascii="TimeNewRoman" w:hAnsi="TimeNewRoman"/>
                 <w:sz w:val="30"/>
               </w:rPr>
-              <w:t>85÷6=</w:t>
+              <w:t>53÷4=</w:t>
             </w:r>
           </w:p>
         </w:tc>
@@ -74,7 +74,7 @@
                 <w:rFonts w:ascii="TimeNewRoman" w:hAnsi="TimeNewRoman"/>
                 <w:sz w:val="30"/>
               </w:rPr>
-              <w:t>82÷5=</w:t>
+              <w:t>22÷9=</w:t>
             </w:r>
           </w:p>
         </w:tc>
@@ -91,7 +91,7 @@
                 <w:rFonts w:ascii="TimeNewRoman" w:hAnsi="TimeNewRoman"/>
                 <w:sz w:val="30"/>
               </w:rPr>
-              <w:t>35÷9=</w:t>
+              <w:t>45÷2=</w:t>
             </w:r>
           </w:p>
         </w:tc>
@@ -108,7 +108,7 @@
                 <w:rFonts w:ascii="TimeNewRoman" w:hAnsi="TimeNewRoman"/>
                 <w:sz w:val="30"/>
               </w:rPr>
-              <w:t>83÷4=</w:t>
+              <w:t>80÷2=</w:t>
             </w:r>
           </w:p>
         </w:tc>
@@ -223,7 +223,7 @@
                 <w:rFonts w:ascii="TimeNewRoman" w:hAnsi="TimeNewRoman"/>
                 <w:sz w:val="30"/>
               </w:rPr>
-              <w:t>13÷8=</w:t>
+              <w:t>53÷6=</w:t>
             </w:r>
           </w:p>
         </w:tc>
@@ -240,7 +240,7 @@
                 <w:rFonts w:ascii="TimeNewRoman" w:hAnsi="TimeNewRoman"/>
                 <w:sz w:val="30"/>
               </w:rPr>
-              <w:t>56÷3=</w:t>
+              <w:t>28÷7=</w:t>
             </w:r>
           </w:p>
         </w:tc>
@@ -257,7 +257,7 @@
                 <w:rFonts w:ascii="TimeNewRoman" w:hAnsi="TimeNewRoman"/>
                 <w:sz w:val="30"/>
               </w:rPr>
-              <w:t>41÷7=</w:t>
+              <w:t>19÷2=</w:t>
             </w:r>
           </w:p>
         </w:tc>
@@ -274,7 +274,7 @@
                 <w:rFonts w:ascii="TimeNewRoman" w:hAnsi="TimeNewRoman"/>
                 <w:sz w:val="30"/>
               </w:rPr>
-              <w:t>69÷3=</w:t>
+              <w:t>85÷2=</w:t>
             </w:r>
           </w:p>
         </w:tc>
@@ -291,7 +291,7 @@
                 <w:rFonts w:ascii="TimeNewRoman" w:hAnsi="TimeNewRoman"/>
                 <w:sz w:val="30"/>
               </w:rPr>
-              <w:t>29÷3=</w:t>
+              <w:t>84÷8=</w:t>
             </w:r>
           </w:p>
         </w:tc>
@@ -406,7 +406,7 @@
                 <w:rFonts w:ascii="TimeNewRoman" w:hAnsi="TimeNewRoman"/>
                 <w:sz w:val="30"/>
               </w:rPr>
-              <w:t>32÷5=</w:t>
+              <w:t>34÷6=</w:t>
             </w:r>
           </w:p>
         </w:tc>
@@ -423,7 +423,7 @@
                 <w:rFonts w:ascii="TimeNewRoman" w:hAnsi="TimeNewRoman"/>
                 <w:sz w:val="30"/>
               </w:rPr>
-              <w:t>14÷3=</w:t>
+              <w:t>47÷5=</w:t>
             </w:r>
           </w:p>
         </w:tc>
@@ -440,7 +440,7 @@
                 <w:rFonts w:ascii="TimeNewRoman" w:hAnsi="TimeNewRoman"/>
                 <w:sz w:val="30"/>
               </w:rPr>
-              <w:t>17÷4=</w:t>
+              <w:t>76÷6=</w:t>
             </w:r>
           </w:p>
         </w:tc>
@@ -457,7 +457,7 @@
                 <w:rFonts w:ascii="TimeNewRoman" w:hAnsi="TimeNewRoman"/>
                 <w:sz w:val="30"/>
               </w:rPr>
-              <w:t>20÷7=</w:t>
+              <w:t>27÷6=</w:t>
             </w:r>
           </w:p>
         </w:tc>
@@ -474,7 +474,7 @@
                 <w:rFonts w:ascii="TimeNewRoman" w:hAnsi="TimeNewRoman"/>
                 <w:sz w:val="30"/>
               </w:rPr>
-              <w:t>44÷2=</w:t>
+              <w:t>76÷5=</w:t>
             </w:r>
           </w:p>
         </w:tc>
@@ -589,7 +589,7 @@
                 <w:rFonts w:ascii="TimeNewRoman" w:hAnsi="TimeNewRoman"/>
                 <w:sz w:val="30"/>
               </w:rPr>
-              <w:t>17÷3=</w:t>
+              <w:t>19÷7=</w:t>
             </w:r>
           </w:p>
         </w:tc>
@@ -606,7 +606,7 @@
                 <w:rFonts w:ascii="TimeNewRoman" w:hAnsi="TimeNewRoman"/>
                 <w:sz w:val="30"/>
               </w:rPr>
-              <w:t>12÷3=</w:t>
+              <w:t>28÷2=</w:t>
             </w:r>
           </w:p>
         </w:tc>
@@ -623,7 +623,7 @@
                 <w:rFonts w:ascii="TimeNewRoman" w:hAnsi="TimeNewRoman"/>
                 <w:sz w:val="30"/>
               </w:rPr>
-              <w:t>22÷6=</w:t>
+              <w:t>37÷8=</w:t>
             </w:r>
           </w:p>
         </w:tc>
@@ -640,7 +640,7 @@
                 <w:rFonts w:ascii="TimeNewRoman" w:hAnsi="TimeNewRoman"/>
                 <w:sz w:val="30"/>
               </w:rPr>
-              <w:t>13÷5=</w:t>
+              <w:t>26÷8=</w:t>
             </w:r>
           </w:p>
         </w:tc>
@@ -657,7 +657,7 @@
                 <w:rFonts w:ascii="TimeNewRoman" w:hAnsi="TimeNewRoman"/>
                 <w:sz w:val="30"/>
               </w:rPr>
-              <w:t>93÷8=</w:t>
+              <w:t>77÷2=</w:t>
             </w:r>
           </w:p>
         </w:tc>
@@ -772,7 +772,7 @@
                 <w:rFonts w:ascii="TimeNewRoman" w:hAnsi="TimeNewRoman"/>
                 <w:sz w:val="30"/>
               </w:rPr>
-              <w:t>79÷5=</w:t>
+              <w:t>66÷2=</w:t>
             </w:r>
           </w:p>
         </w:tc>
@@ -789,7 +789,7 @@
                 <w:rFonts w:ascii="TimeNewRoman" w:hAnsi="TimeNewRoman"/>
                 <w:sz w:val="30"/>
               </w:rPr>
-              <w:t>36÷6=</w:t>
+              <w:t>11÷4=</w:t>
             </w:r>
           </w:p>
         </w:tc>
@@ -806,7 +806,7 @@
                 <w:rFonts w:ascii="TimeNewRoman" w:hAnsi="TimeNewRoman"/>
                 <w:sz w:val="30"/>
               </w:rPr>
-              <w:t>83÷6=</w:t>
+              <w:t>85÷6=</w:t>
             </w:r>
           </w:p>
         </w:tc>
@@ -823,7 +823,7 @@
                 <w:rFonts w:ascii="TimeNewRoman" w:hAnsi="TimeNewRoman"/>
                 <w:sz w:val="30"/>
               </w:rPr>
-              <w:t>78÷4=</w:t>
+              <w:t>13÷5=</w:t>
             </w:r>
           </w:p>
         </w:tc>
@@ -840,7 +840,7 @@
                 <w:rFonts w:ascii="TimeNewRoman" w:hAnsi="TimeNewRoman"/>
                 <w:sz w:val="30"/>
               </w:rPr>
-              <w:t>39÷3=</w:t>
+              <w:t>66÷4=</w:t>
             </w:r>
           </w:p>
         </w:tc>

--- a/two-digit_number_divided_by_one-digit_number.docx
+++ b/two-digit_number_divided_by_one-digit_number.docx
@@ -11,7 +11,7 @@
           <w:rFonts w:ascii="Arial" w:hAnsi="Arial"/>
           <w:sz w:val="30"/>
         </w:rPr>
-        <w:t>2026-09-18 Friday</w:t>
+        <w:t>2026-09-19 Saturday</w:t>
       </w:r>
     </w:p>
     <w:tbl>
@@ -40,7 +40,7 @@
                 <w:rFonts w:ascii="TimeNewRoman" w:hAnsi="TimeNewRoman"/>
                 <w:sz w:val="30"/>
               </w:rPr>
-              <w:t>33÷6=</w:t>
+              <w:t>33÷8=</w:t>
             </w:r>
           </w:p>
         </w:tc>
@@ -57,7 +57,7 @@
                 <w:rFonts w:ascii="TimeNewRoman" w:hAnsi="TimeNewRoman"/>
                 <w:sz w:val="30"/>
               </w:rPr>
-              <w:t>53÷4=</w:t>
+              <w:t>98÷5=</w:t>
             </w:r>
           </w:p>
         </w:tc>
@@ -74,7 +74,7 @@
                 <w:rFonts w:ascii="TimeNewRoman" w:hAnsi="TimeNewRoman"/>
                 <w:sz w:val="30"/>
               </w:rPr>
-              <w:t>22÷9=</w:t>
+              <w:t>69÷6=</w:t>
             </w:r>
           </w:p>
         </w:tc>
@@ -91,7 +91,7 @@
                 <w:rFonts w:ascii="TimeNewRoman" w:hAnsi="TimeNewRoman"/>
                 <w:sz w:val="30"/>
               </w:rPr>
-              <w:t>45÷2=</w:t>
+              <w:t>79÷7=</w:t>
             </w:r>
           </w:p>
         </w:tc>
@@ -108,7 +108,7 @@
                 <w:rFonts w:ascii="TimeNewRoman" w:hAnsi="TimeNewRoman"/>
                 <w:sz w:val="30"/>
               </w:rPr>
-              <w:t>80÷2=</w:t>
+              <w:t>29÷3=</w:t>
             </w:r>
           </w:p>
         </w:tc>
@@ -223,7 +223,7 @@
                 <w:rFonts w:ascii="TimeNewRoman" w:hAnsi="TimeNewRoman"/>
                 <w:sz w:val="30"/>
               </w:rPr>
-              <w:t>53÷6=</w:t>
+              <w:t>28÷4=</w:t>
             </w:r>
           </w:p>
         </w:tc>
@@ -240,7 +240,7 @@
                 <w:rFonts w:ascii="TimeNewRoman" w:hAnsi="TimeNewRoman"/>
                 <w:sz w:val="30"/>
               </w:rPr>
-              <w:t>28÷7=</w:t>
+              <w:t>86÷8=</w:t>
             </w:r>
           </w:p>
         </w:tc>
@@ -257,7 +257,7 @@
                 <w:rFonts w:ascii="TimeNewRoman" w:hAnsi="TimeNewRoman"/>
                 <w:sz w:val="30"/>
               </w:rPr>
-              <w:t>19÷2=</w:t>
+              <w:t>98÷6=</w:t>
             </w:r>
           </w:p>
         </w:tc>
@@ -274,7 +274,7 @@
                 <w:rFonts w:ascii="TimeNewRoman" w:hAnsi="TimeNewRoman"/>
                 <w:sz w:val="30"/>
               </w:rPr>
-              <w:t>85÷2=</w:t>
+              <w:t>87÷7=</w:t>
             </w:r>
           </w:p>
         </w:tc>
@@ -291,7 +291,7 @@
                 <w:rFonts w:ascii="TimeNewRoman" w:hAnsi="TimeNewRoman"/>
                 <w:sz w:val="30"/>
               </w:rPr>
-              <w:t>84÷8=</w:t>
+              <w:t>95÷7=</w:t>
             </w:r>
           </w:p>
         </w:tc>
@@ -406,7 +406,7 @@
                 <w:rFonts w:ascii="TimeNewRoman" w:hAnsi="TimeNewRoman"/>
                 <w:sz w:val="30"/>
               </w:rPr>
-              <w:t>34÷6=</w:t>
+              <w:t>36÷3=</w:t>
             </w:r>
           </w:p>
         </w:tc>
@@ -423,7 +423,7 @@
                 <w:rFonts w:ascii="TimeNewRoman" w:hAnsi="TimeNewRoman"/>
                 <w:sz w:val="30"/>
               </w:rPr>
-              <w:t>47÷5=</w:t>
+              <w:t>30÷8=</w:t>
             </w:r>
           </w:p>
         </w:tc>
@@ -440,7 +440,7 @@
                 <w:rFonts w:ascii="TimeNewRoman" w:hAnsi="TimeNewRoman"/>
                 <w:sz w:val="30"/>
               </w:rPr>
-              <w:t>76÷6=</w:t>
+              <w:t>91÷2=</w:t>
             </w:r>
           </w:p>
         </w:tc>
@@ -457,7 +457,7 @@
                 <w:rFonts w:ascii="TimeNewRoman" w:hAnsi="TimeNewRoman"/>
                 <w:sz w:val="30"/>
               </w:rPr>
-              <w:t>27÷6=</w:t>
+              <w:t>32÷9=</w:t>
             </w:r>
           </w:p>
         </w:tc>
@@ -474,7 +474,7 @@
                 <w:rFonts w:ascii="TimeNewRoman" w:hAnsi="TimeNewRoman"/>
                 <w:sz w:val="30"/>
               </w:rPr>
-              <w:t>76÷5=</w:t>
+              <w:t>89÷7=</w:t>
             </w:r>
           </w:p>
         </w:tc>
@@ -589,7 +589,7 @@
                 <w:rFonts w:ascii="TimeNewRoman" w:hAnsi="TimeNewRoman"/>
                 <w:sz w:val="30"/>
               </w:rPr>
-              <w:t>19÷7=</w:t>
+              <w:t>33÷9=</w:t>
             </w:r>
           </w:p>
         </w:tc>
@@ -606,7 +606,7 @@
                 <w:rFonts w:ascii="TimeNewRoman" w:hAnsi="TimeNewRoman"/>
                 <w:sz w:val="30"/>
               </w:rPr>
-              <w:t>28÷2=</w:t>
+              <w:t>11÷8=</w:t>
             </w:r>
           </w:p>
         </w:tc>
@@ -623,7 +623,7 @@
                 <w:rFonts w:ascii="TimeNewRoman" w:hAnsi="TimeNewRoman"/>
                 <w:sz w:val="30"/>
               </w:rPr>
-              <w:t>37÷8=</w:t>
+              <w:t>50÷5=</w:t>
             </w:r>
           </w:p>
         </w:tc>
@@ -640,7 +640,7 @@
                 <w:rFonts w:ascii="TimeNewRoman" w:hAnsi="TimeNewRoman"/>
                 <w:sz w:val="30"/>
               </w:rPr>
-              <w:t>26÷8=</w:t>
+              <w:t>67÷3=</w:t>
             </w:r>
           </w:p>
         </w:tc>
@@ -657,7 +657,7 @@
                 <w:rFonts w:ascii="TimeNewRoman" w:hAnsi="TimeNewRoman"/>
                 <w:sz w:val="30"/>
               </w:rPr>
-              <w:t>77÷2=</w:t>
+              <w:t>81÷9=</w:t>
             </w:r>
           </w:p>
         </w:tc>
@@ -772,7 +772,7 @@
                 <w:rFonts w:ascii="TimeNewRoman" w:hAnsi="TimeNewRoman"/>
                 <w:sz w:val="30"/>
               </w:rPr>
-              <w:t>66÷2=</w:t>
+              <w:t>52÷4=</w:t>
             </w:r>
           </w:p>
         </w:tc>
@@ -789,7 +789,7 @@
                 <w:rFonts w:ascii="TimeNewRoman" w:hAnsi="TimeNewRoman"/>
                 <w:sz w:val="30"/>
               </w:rPr>
-              <w:t>11÷4=</w:t>
+              <w:t>79÷6=</w:t>
             </w:r>
           </w:p>
         </w:tc>
@@ -806,7 +806,7 @@
                 <w:rFonts w:ascii="TimeNewRoman" w:hAnsi="TimeNewRoman"/>
                 <w:sz w:val="30"/>
               </w:rPr>
-              <w:t>85÷6=</w:t>
+              <w:t>20÷9=</w:t>
             </w:r>
           </w:p>
         </w:tc>
@@ -823,7 +823,7 @@
                 <w:rFonts w:ascii="TimeNewRoman" w:hAnsi="TimeNewRoman"/>
                 <w:sz w:val="30"/>
               </w:rPr>
-              <w:t>13÷5=</w:t>
+              <w:t>24÷5=</w:t>
             </w:r>
           </w:p>
         </w:tc>
@@ -840,7 +840,7 @@
                 <w:rFonts w:ascii="TimeNewRoman" w:hAnsi="TimeNewRoman"/>
                 <w:sz w:val="30"/>
               </w:rPr>
-              <w:t>66÷4=</w:t>
+              <w:t>36÷9=</w:t>
             </w:r>
           </w:p>
         </w:tc>

--- a/two-digit_number_divided_by_one-digit_number.docx
+++ b/two-digit_number_divided_by_one-digit_number.docx
@@ -40,7 +40,7 @@
                 <w:rFonts w:ascii="TimeNewRoman" w:hAnsi="TimeNewRoman"/>
                 <w:sz w:val="30"/>
               </w:rPr>
-              <w:t>33÷8=</w:t>
+              <w:t>76÷6=</w:t>
             </w:r>
           </w:p>
         </w:tc>
@@ -57,7 +57,7 @@
                 <w:rFonts w:ascii="TimeNewRoman" w:hAnsi="TimeNewRoman"/>
                 <w:sz w:val="30"/>
               </w:rPr>
-              <w:t>98÷5=</w:t>
+              <w:t>17÷3=</w:t>
             </w:r>
           </w:p>
         </w:tc>
@@ -74,7 +74,7 @@
                 <w:rFonts w:ascii="TimeNewRoman" w:hAnsi="TimeNewRoman"/>
                 <w:sz w:val="30"/>
               </w:rPr>
-              <w:t>69÷6=</w:t>
+              <w:t>29÷7=</w:t>
             </w:r>
           </w:p>
         </w:tc>
@@ -91,7 +91,7 @@
                 <w:rFonts w:ascii="TimeNewRoman" w:hAnsi="TimeNewRoman"/>
                 <w:sz w:val="30"/>
               </w:rPr>
-              <w:t>79÷7=</w:t>
+              <w:t>38÷4=</w:t>
             </w:r>
           </w:p>
         </w:tc>
@@ -108,7 +108,7 @@
                 <w:rFonts w:ascii="TimeNewRoman" w:hAnsi="TimeNewRoman"/>
                 <w:sz w:val="30"/>
               </w:rPr>
-              <w:t>29÷3=</w:t>
+              <w:t>12÷9=</w:t>
             </w:r>
           </w:p>
         </w:tc>
@@ -223,7 +223,7 @@
                 <w:rFonts w:ascii="TimeNewRoman" w:hAnsi="TimeNewRoman"/>
                 <w:sz w:val="30"/>
               </w:rPr>
-              <w:t>28÷4=</w:t>
+              <w:t>31÷9=</w:t>
             </w:r>
           </w:p>
         </w:tc>
@@ -240,7 +240,7 @@
                 <w:rFonts w:ascii="TimeNewRoman" w:hAnsi="TimeNewRoman"/>
                 <w:sz w:val="30"/>
               </w:rPr>
-              <w:t>86÷8=</w:t>
+              <w:t>18÷3=</w:t>
             </w:r>
           </w:p>
         </w:tc>
@@ -257,7 +257,7 @@
                 <w:rFonts w:ascii="TimeNewRoman" w:hAnsi="TimeNewRoman"/>
                 <w:sz w:val="30"/>
               </w:rPr>
-              <w:t>98÷6=</w:t>
+              <w:t>14÷3=</w:t>
             </w:r>
           </w:p>
         </w:tc>
@@ -274,7 +274,7 @@
                 <w:rFonts w:ascii="TimeNewRoman" w:hAnsi="TimeNewRoman"/>
                 <w:sz w:val="30"/>
               </w:rPr>
-              <w:t>87÷7=</w:t>
+              <w:t>66÷5=</w:t>
             </w:r>
           </w:p>
         </w:tc>
@@ -291,7 +291,7 @@
                 <w:rFonts w:ascii="TimeNewRoman" w:hAnsi="TimeNewRoman"/>
                 <w:sz w:val="30"/>
               </w:rPr>
-              <w:t>95÷7=</w:t>
+              <w:t>82÷9=</w:t>
             </w:r>
           </w:p>
         </w:tc>
@@ -406,7 +406,7 @@
                 <w:rFonts w:ascii="TimeNewRoman" w:hAnsi="TimeNewRoman"/>
                 <w:sz w:val="30"/>
               </w:rPr>
-              <w:t>36÷3=</w:t>
+              <w:t>61÷7=</w:t>
             </w:r>
           </w:p>
         </w:tc>
@@ -423,7 +423,7 @@
                 <w:rFonts w:ascii="TimeNewRoman" w:hAnsi="TimeNewRoman"/>
                 <w:sz w:val="30"/>
               </w:rPr>
-              <w:t>30÷8=</w:t>
+              <w:t>96÷6=</w:t>
             </w:r>
           </w:p>
         </w:tc>
@@ -440,7 +440,7 @@
                 <w:rFonts w:ascii="TimeNewRoman" w:hAnsi="TimeNewRoman"/>
                 <w:sz w:val="30"/>
               </w:rPr>
-              <w:t>91÷2=</w:t>
+              <w:t>27÷6=</w:t>
             </w:r>
           </w:p>
         </w:tc>
@@ -457,7 +457,7 @@
                 <w:rFonts w:ascii="TimeNewRoman" w:hAnsi="TimeNewRoman"/>
                 <w:sz w:val="30"/>
               </w:rPr>
-              <w:t>32÷9=</w:t>
+              <w:t>24÷2=</w:t>
             </w:r>
           </w:p>
         </w:tc>
@@ -474,7 +474,7 @@
                 <w:rFonts w:ascii="TimeNewRoman" w:hAnsi="TimeNewRoman"/>
                 <w:sz w:val="30"/>
               </w:rPr>
-              <w:t>89÷7=</w:t>
+              <w:t>76÷9=</w:t>
             </w:r>
           </w:p>
         </w:tc>
@@ -589,7 +589,7 @@
                 <w:rFonts w:ascii="TimeNewRoman" w:hAnsi="TimeNewRoman"/>
                 <w:sz w:val="30"/>
               </w:rPr>
-              <w:t>33÷9=</w:t>
+              <w:t>18÷4=</w:t>
             </w:r>
           </w:p>
         </w:tc>
@@ -606,7 +606,7 @@
                 <w:rFonts w:ascii="TimeNewRoman" w:hAnsi="TimeNewRoman"/>
                 <w:sz w:val="30"/>
               </w:rPr>
-              <w:t>11÷8=</w:t>
+              <w:t>49÷7=</w:t>
             </w:r>
           </w:p>
         </w:tc>
@@ -623,7 +623,7 @@
                 <w:rFonts w:ascii="TimeNewRoman" w:hAnsi="TimeNewRoman"/>
                 <w:sz w:val="30"/>
               </w:rPr>
-              <w:t>50÷5=</w:t>
+              <w:t>14÷3=</w:t>
             </w:r>
           </w:p>
         </w:tc>
@@ -640,7 +640,7 @@
                 <w:rFonts w:ascii="TimeNewRoman" w:hAnsi="TimeNewRoman"/>
                 <w:sz w:val="30"/>
               </w:rPr>
-              <w:t>67÷3=</w:t>
+              <w:t>64÷9=</w:t>
             </w:r>
           </w:p>
         </w:tc>
@@ -657,7 +657,7 @@
                 <w:rFonts w:ascii="TimeNewRoman" w:hAnsi="TimeNewRoman"/>
                 <w:sz w:val="30"/>
               </w:rPr>
-              <w:t>81÷9=</w:t>
+              <w:t>85÷9=</w:t>
             </w:r>
           </w:p>
         </w:tc>
@@ -772,7 +772,7 @@
                 <w:rFonts w:ascii="TimeNewRoman" w:hAnsi="TimeNewRoman"/>
                 <w:sz w:val="30"/>
               </w:rPr>
-              <w:t>52÷4=</w:t>
+              <w:t>59÷9=</w:t>
             </w:r>
           </w:p>
         </w:tc>
@@ -789,7 +789,7 @@
                 <w:rFonts w:ascii="TimeNewRoman" w:hAnsi="TimeNewRoman"/>
                 <w:sz w:val="30"/>
               </w:rPr>
-              <w:t>79÷6=</w:t>
+              <w:t>10÷5=</w:t>
             </w:r>
           </w:p>
         </w:tc>
@@ -806,7 +806,7 @@
                 <w:rFonts w:ascii="TimeNewRoman" w:hAnsi="TimeNewRoman"/>
                 <w:sz w:val="30"/>
               </w:rPr>
-              <w:t>20÷9=</w:t>
+              <w:t>58÷4=</w:t>
             </w:r>
           </w:p>
         </w:tc>
@@ -823,7 +823,7 @@
                 <w:rFonts w:ascii="TimeNewRoman" w:hAnsi="TimeNewRoman"/>
                 <w:sz w:val="30"/>
               </w:rPr>
-              <w:t>24÷5=</w:t>
+              <w:t>27÷2=</w:t>
             </w:r>
           </w:p>
         </w:tc>
@@ -840,7 +840,7 @@
                 <w:rFonts w:ascii="TimeNewRoman" w:hAnsi="TimeNewRoman"/>
                 <w:sz w:val="30"/>
               </w:rPr>
-              <w:t>36÷9=</w:t>
+              <w:t>52÷5=</w:t>
             </w:r>
           </w:p>
         </w:tc>

--- a/two-digit_number_divided_by_one-digit_number.docx
+++ b/two-digit_number_divided_by_one-digit_number.docx
@@ -11,7 +11,7 @@
           <w:rFonts w:ascii="Arial" w:hAnsi="Arial"/>
           <w:sz w:val="30"/>
         </w:rPr>
-        <w:t>2026-09-19 Saturday</w:t>
+        <w:t>2026-09-20 Sunday</w:t>
       </w:r>
     </w:p>
     <w:tbl>
@@ -40,7 +40,7 @@
                 <w:rFonts w:ascii="TimeNewRoman" w:hAnsi="TimeNewRoman"/>
                 <w:sz w:val="30"/>
               </w:rPr>
-              <w:t>76÷6=</w:t>
+              <w:t>16÷6=</w:t>
             </w:r>
           </w:p>
         </w:tc>
@@ -57,7 +57,7 @@
                 <w:rFonts w:ascii="TimeNewRoman" w:hAnsi="TimeNewRoman"/>
                 <w:sz w:val="30"/>
               </w:rPr>
-              <w:t>17÷3=</w:t>
+              <w:t>22÷9=</w:t>
             </w:r>
           </w:p>
         </w:tc>
@@ -74,7 +74,7 @@
                 <w:rFonts w:ascii="TimeNewRoman" w:hAnsi="TimeNewRoman"/>
                 <w:sz w:val="30"/>
               </w:rPr>
-              <w:t>29÷7=</w:t>
+              <w:t>70÷3=</w:t>
             </w:r>
           </w:p>
         </w:tc>
@@ -91,7 +91,7 @@
                 <w:rFonts w:ascii="TimeNewRoman" w:hAnsi="TimeNewRoman"/>
                 <w:sz w:val="30"/>
               </w:rPr>
-              <w:t>38÷4=</w:t>
+              <w:t>82÷5=</w:t>
             </w:r>
           </w:p>
         </w:tc>
@@ -108,7 +108,7 @@
                 <w:rFonts w:ascii="TimeNewRoman" w:hAnsi="TimeNewRoman"/>
                 <w:sz w:val="30"/>
               </w:rPr>
-              <w:t>12÷9=</w:t>
+              <w:t>21÷7=</w:t>
             </w:r>
           </w:p>
         </w:tc>
@@ -223,7 +223,7 @@
                 <w:rFonts w:ascii="TimeNewRoman" w:hAnsi="TimeNewRoman"/>
                 <w:sz w:val="30"/>
               </w:rPr>
-              <w:t>31÷9=</w:t>
+              <w:t>44÷6=</w:t>
             </w:r>
           </w:p>
         </w:tc>
@@ -240,7 +240,7 @@
                 <w:rFonts w:ascii="TimeNewRoman" w:hAnsi="TimeNewRoman"/>
                 <w:sz w:val="30"/>
               </w:rPr>
-              <w:t>18÷3=</w:t>
+              <w:t>54÷2=</w:t>
             </w:r>
           </w:p>
         </w:tc>
@@ -257,7 +257,7 @@
                 <w:rFonts w:ascii="TimeNewRoman" w:hAnsi="TimeNewRoman"/>
                 <w:sz w:val="30"/>
               </w:rPr>
-              <w:t>14÷3=</w:t>
+              <w:t>47÷7=</w:t>
             </w:r>
           </w:p>
         </w:tc>
@@ -274,7 +274,7 @@
                 <w:rFonts w:ascii="TimeNewRoman" w:hAnsi="TimeNewRoman"/>
                 <w:sz w:val="30"/>
               </w:rPr>
-              <w:t>66÷5=</w:t>
+              <w:t>98÷3=</w:t>
             </w:r>
           </w:p>
         </w:tc>
@@ -291,7 +291,7 @@
                 <w:rFonts w:ascii="TimeNewRoman" w:hAnsi="TimeNewRoman"/>
                 <w:sz w:val="30"/>
               </w:rPr>
-              <w:t>82÷9=</w:t>
+              <w:t>10÷9=</w:t>
             </w:r>
           </w:p>
         </w:tc>
@@ -406,7 +406,7 @@
                 <w:rFonts w:ascii="TimeNewRoman" w:hAnsi="TimeNewRoman"/>
                 <w:sz w:val="30"/>
               </w:rPr>
-              <w:t>61÷7=</w:t>
+              <w:t>82÷8=</w:t>
             </w:r>
           </w:p>
         </w:tc>
@@ -423,7 +423,7 @@
                 <w:rFonts w:ascii="TimeNewRoman" w:hAnsi="TimeNewRoman"/>
                 <w:sz w:val="30"/>
               </w:rPr>
-              <w:t>96÷6=</w:t>
+              <w:t>55÷8=</w:t>
             </w:r>
           </w:p>
         </w:tc>
@@ -440,7 +440,7 @@
                 <w:rFonts w:ascii="TimeNewRoman" w:hAnsi="TimeNewRoman"/>
                 <w:sz w:val="30"/>
               </w:rPr>
-              <w:t>27÷6=</w:t>
+              <w:t>26÷7=</w:t>
             </w:r>
           </w:p>
         </w:tc>
@@ -457,7 +457,7 @@
                 <w:rFonts w:ascii="TimeNewRoman" w:hAnsi="TimeNewRoman"/>
                 <w:sz w:val="30"/>
               </w:rPr>
-              <w:t>24÷2=</w:t>
+              <w:t>58÷5=</w:t>
             </w:r>
           </w:p>
         </w:tc>
@@ -474,7 +474,7 @@
                 <w:rFonts w:ascii="TimeNewRoman" w:hAnsi="TimeNewRoman"/>
                 <w:sz w:val="30"/>
               </w:rPr>
-              <w:t>76÷9=</w:t>
+              <w:t>41÷9=</w:t>
             </w:r>
           </w:p>
         </w:tc>
@@ -589,7 +589,7 @@
                 <w:rFonts w:ascii="TimeNewRoman" w:hAnsi="TimeNewRoman"/>
                 <w:sz w:val="30"/>
               </w:rPr>
-              <w:t>18÷4=</w:t>
+              <w:t>97÷5=</w:t>
             </w:r>
           </w:p>
         </w:tc>
@@ -606,7 +606,7 @@
                 <w:rFonts w:ascii="TimeNewRoman" w:hAnsi="TimeNewRoman"/>
                 <w:sz w:val="30"/>
               </w:rPr>
-              <w:t>49÷7=</w:t>
+              <w:t>24÷6=</w:t>
             </w:r>
           </w:p>
         </w:tc>
@@ -623,7 +623,7 @@
                 <w:rFonts w:ascii="TimeNewRoman" w:hAnsi="TimeNewRoman"/>
                 <w:sz w:val="30"/>
               </w:rPr>
-              <w:t>14÷3=</w:t>
+              <w:t>64÷7=</w:t>
             </w:r>
           </w:p>
         </w:tc>
@@ -640,7 +640,7 @@
                 <w:rFonts w:ascii="TimeNewRoman" w:hAnsi="TimeNewRoman"/>
                 <w:sz w:val="30"/>
               </w:rPr>
-              <w:t>64÷9=</w:t>
+              <w:t>35÷8=</w:t>
             </w:r>
           </w:p>
         </w:tc>
@@ -657,7 +657,7 @@
                 <w:rFonts w:ascii="TimeNewRoman" w:hAnsi="TimeNewRoman"/>
                 <w:sz w:val="30"/>
               </w:rPr>
-              <w:t>85÷9=</w:t>
+              <w:t>49÷4=</w:t>
             </w:r>
           </w:p>
         </w:tc>
@@ -772,7 +772,7 @@
                 <w:rFonts w:ascii="TimeNewRoman" w:hAnsi="TimeNewRoman"/>
                 <w:sz w:val="30"/>
               </w:rPr>
-              <w:t>59÷9=</w:t>
+              <w:t>65÷6=</w:t>
             </w:r>
           </w:p>
         </w:tc>
@@ -789,7 +789,7 @@
                 <w:rFonts w:ascii="TimeNewRoman" w:hAnsi="TimeNewRoman"/>
                 <w:sz w:val="30"/>
               </w:rPr>
-              <w:t>10÷5=</w:t>
+              <w:t>37÷8=</w:t>
             </w:r>
           </w:p>
         </w:tc>
@@ -806,7 +806,7 @@
                 <w:rFonts w:ascii="TimeNewRoman" w:hAnsi="TimeNewRoman"/>
                 <w:sz w:val="30"/>
               </w:rPr>
-              <w:t>58÷4=</w:t>
+              <w:t>32÷4=</w:t>
             </w:r>
           </w:p>
         </w:tc>
@@ -823,7 +823,7 @@
                 <w:rFonts w:ascii="TimeNewRoman" w:hAnsi="TimeNewRoman"/>
                 <w:sz w:val="30"/>
               </w:rPr>
-              <w:t>27÷2=</w:t>
+              <w:t>46÷3=</w:t>
             </w:r>
           </w:p>
         </w:tc>
@@ -840,7 +840,7 @@
                 <w:rFonts w:ascii="TimeNewRoman" w:hAnsi="TimeNewRoman"/>
                 <w:sz w:val="30"/>
               </w:rPr>
-              <w:t>52÷5=</w:t>
+              <w:t>33÷8=</w:t>
             </w:r>
           </w:p>
         </w:tc>

--- a/two-digit_number_divided_by_one-digit_number.docx
+++ b/two-digit_number_divided_by_one-digit_number.docx
@@ -40,7 +40,7 @@
                 <w:rFonts w:ascii="TimeNewRoman" w:hAnsi="TimeNewRoman"/>
                 <w:sz w:val="30"/>
               </w:rPr>
-              <w:t>16÷6=</w:t>
+              <w:t>26÷6=</w:t>
             </w:r>
           </w:p>
         </w:tc>
@@ -57,7 +57,7 @@
                 <w:rFonts w:ascii="TimeNewRoman" w:hAnsi="TimeNewRoman"/>
                 <w:sz w:val="30"/>
               </w:rPr>
-              <w:t>22÷9=</w:t>
+              <w:t>96÷7=</w:t>
             </w:r>
           </w:p>
         </w:tc>
@@ -74,7 +74,7 @@
                 <w:rFonts w:ascii="TimeNewRoman" w:hAnsi="TimeNewRoman"/>
                 <w:sz w:val="30"/>
               </w:rPr>
-              <w:t>70÷3=</w:t>
+              <w:t>12÷2=</w:t>
             </w:r>
           </w:p>
         </w:tc>
@@ -91,7 +91,7 @@
                 <w:rFonts w:ascii="TimeNewRoman" w:hAnsi="TimeNewRoman"/>
                 <w:sz w:val="30"/>
               </w:rPr>
-              <w:t>82÷5=</w:t>
+              <w:t>52÷3=</w:t>
             </w:r>
           </w:p>
         </w:tc>
@@ -108,7 +108,7 @@
                 <w:rFonts w:ascii="TimeNewRoman" w:hAnsi="TimeNewRoman"/>
                 <w:sz w:val="30"/>
               </w:rPr>
-              <w:t>21÷7=</w:t>
+              <w:t>48÷8=</w:t>
             </w:r>
           </w:p>
         </w:tc>
@@ -223,7 +223,7 @@
                 <w:rFonts w:ascii="TimeNewRoman" w:hAnsi="TimeNewRoman"/>
                 <w:sz w:val="30"/>
               </w:rPr>
-              <w:t>44÷6=</w:t>
+              <w:t>13÷5=</w:t>
             </w:r>
           </w:p>
         </w:tc>
@@ -240,7 +240,7 @@
                 <w:rFonts w:ascii="TimeNewRoman" w:hAnsi="TimeNewRoman"/>
                 <w:sz w:val="30"/>
               </w:rPr>
-              <w:t>54÷2=</w:t>
+              <w:t>40÷5=</w:t>
             </w:r>
           </w:p>
         </w:tc>
@@ -257,7 +257,7 @@
                 <w:rFonts w:ascii="TimeNewRoman" w:hAnsi="TimeNewRoman"/>
                 <w:sz w:val="30"/>
               </w:rPr>
-              <w:t>47÷7=</w:t>
+              <w:t>75÷2=</w:t>
             </w:r>
           </w:p>
         </w:tc>
@@ -274,7 +274,7 @@
                 <w:rFonts w:ascii="TimeNewRoman" w:hAnsi="TimeNewRoman"/>
                 <w:sz w:val="30"/>
               </w:rPr>
-              <w:t>98÷3=</w:t>
+              <w:t>53÷9=</w:t>
             </w:r>
           </w:p>
         </w:tc>
@@ -291,7 +291,7 @@
                 <w:rFonts w:ascii="TimeNewRoman" w:hAnsi="TimeNewRoman"/>
                 <w:sz w:val="30"/>
               </w:rPr>
-              <w:t>10÷9=</w:t>
+              <w:t>22÷8=</w:t>
             </w:r>
           </w:p>
         </w:tc>
@@ -406,7 +406,7 @@
                 <w:rFonts w:ascii="TimeNewRoman" w:hAnsi="TimeNewRoman"/>
                 <w:sz w:val="30"/>
               </w:rPr>
-              <w:t>82÷8=</w:t>
+              <w:t>84÷3=</w:t>
             </w:r>
           </w:p>
         </w:tc>
@@ -423,7 +423,7 @@
                 <w:rFonts w:ascii="TimeNewRoman" w:hAnsi="TimeNewRoman"/>
                 <w:sz w:val="30"/>
               </w:rPr>
-              <w:t>55÷8=</w:t>
+              <w:t>14÷9=</w:t>
             </w:r>
           </w:p>
         </w:tc>
@@ -440,7 +440,7 @@
                 <w:rFonts w:ascii="TimeNewRoman" w:hAnsi="TimeNewRoman"/>
                 <w:sz w:val="30"/>
               </w:rPr>
-              <w:t>26÷7=</w:t>
+              <w:t>74÷8=</w:t>
             </w:r>
           </w:p>
         </w:tc>
@@ -457,7 +457,7 @@
                 <w:rFonts w:ascii="TimeNewRoman" w:hAnsi="TimeNewRoman"/>
                 <w:sz w:val="30"/>
               </w:rPr>
-              <w:t>58÷5=</w:t>
+              <w:t>57÷9=</w:t>
             </w:r>
           </w:p>
         </w:tc>
@@ -474,7 +474,7 @@
                 <w:rFonts w:ascii="TimeNewRoman" w:hAnsi="TimeNewRoman"/>
                 <w:sz w:val="30"/>
               </w:rPr>
-              <w:t>41÷9=</w:t>
+              <w:t>17÷7=</w:t>
             </w:r>
           </w:p>
         </w:tc>
@@ -589,7 +589,7 @@
                 <w:rFonts w:ascii="TimeNewRoman" w:hAnsi="TimeNewRoman"/>
                 <w:sz w:val="30"/>
               </w:rPr>
-              <w:t>97÷5=</w:t>
+              <w:t>85÷8=</w:t>
             </w:r>
           </w:p>
         </w:tc>
@@ -606,7 +606,7 @@
                 <w:rFonts w:ascii="TimeNewRoman" w:hAnsi="TimeNewRoman"/>
                 <w:sz w:val="30"/>
               </w:rPr>
-              <w:t>24÷6=</w:t>
+              <w:t>25÷9=</w:t>
             </w:r>
           </w:p>
         </w:tc>
@@ -623,7 +623,7 @@
                 <w:rFonts w:ascii="TimeNewRoman" w:hAnsi="TimeNewRoman"/>
                 <w:sz w:val="30"/>
               </w:rPr>
-              <w:t>64÷7=</w:t>
+              <w:t>34÷6=</w:t>
             </w:r>
           </w:p>
         </w:tc>
@@ -640,7 +640,7 @@
                 <w:rFonts w:ascii="TimeNewRoman" w:hAnsi="TimeNewRoman"/>
                 <w:sz w:val="30"/>
               </w:rPr>
-              <w:t>35÷8=</w:t>
+              <w:t>16÷7=</w:t>
             </w:r>
           </w:p>
         </w:tc>
@@ -657,7 +657,7 @@
                 <w:rFonts w:ascii="TimeNewRoman" w:hAnsi="TimeNewRoman"/>
                 <w:sz w:val="30"/>
               </w:rPr>
-              <w:t>49÷4=</w:t>
+              <w:t>51÷5=</w:t>
             </w:r>
           </w:p>
         </w:tc>
@@ -772,7 +772,7 @@
                 <w:rFonts w:ascii="TimeNewRoman" w:hAnsi="TimeNewRoman"/>
                 <w:sz w:val="30"/>
               </w:rPr>
-              <w:t>65÷6=</w:t>
+              <w:t>80÷6=</w:t>
             </w:r>
           </w:p>
         </w:tc>
@@ -789,7 +789,7 @@
                 <w:rFonts w:ascii="TimeNewRoman" w:hAnsi="TimeNewRoman"/>
                 <w:sz w:val="30"/>
               </w:rPr>
-              <w:t>37÷8=</w:t>
+              <w:t>16÷2=</w:t>
             </w:r>
           </w:p>
         </w:tc>
@@ -806,7 +806,7 @@
                 <w:rFonts w:ascii="TimeNewRoman" w:hAnsi="TimeNewRoman"/>
                 <w:sz w:val="30"/>
               </w:rPr>
-              <w:t>32÷4=</w:t>
+              <w:t>64÷6=</w:t>
             </w:r>
           </w:p>
         </w:tc>
@@ -823,7 +823,7 @@
                 <w:rFonts w:ascii="TimeNewRoman" w:hAnsi="TimeNewRoman"/>
                 <w:sz w:val="30"/>
               </w:rPr>
-              <w:t>46÷3=</w:t>
+              <w:t>37÷3=</w:t>
             </w:r>
           </w:p>
         </w:tc>
@@ -840,7 +840,7 @@
                 <w:rFonts w:ascii="TimeNewRoman" w:hAnsi="TimeNewRoman"/>
                 <w:sz w:val="30"/>
               </w:rPr>
-              <w:t>33÷8=</w:t>
+              <w:t>34÷8=</w:t>
             </w:r>
           </w:p>
         </w:tc>

--- a/two-digit_number_divided_by_one-digit_number.docx
+++ b/two-digit_number_divided_by_one-digit_number.docx
@@ -11,7 +11,7 @@
           <w:rFonts w:ascii="Arial" w:hAnsi="Arial"/>
           <w:sz w:val="30"/>
         </w:rPr>
-        <w:t>2026-09-20 Sunday</w:t>
+        <w:t>2026-09-21 Monday</w:t>
       </w:r>
     </w:p>
     <w:tbl>
@@ -40,7 +40,7 @@
                 <w:rFonts w:ascii="TimeNewRoman" w:hAnsi="TimeNewRoman"/>
                 <w:sz w:val="30"/>
               </w:rPr>
-              <w:t>26÷6=</w:t>
+              <w:t>21÷7=</w:t>
             </w:r>
           </w:p>
         </w:tc>
@@ -57,7 +57,7 @@
                 <w:rFonts w:ascii="TimeNewRoman" w:hAnsi="TimeNewRoman"/>
                 <w:sz w:val="30"/>
               </w:rPr>
-              <w:t>96÷7=</w:t>
+              <w:t>98÷7=</w:t>
             </w:r>
           </w:p>
         </w:tc>
@@ -74,7 +74,7 @@
                 <w:rFonts w:ascii="TimeNewRoman" w:hAnsi="TimeNewRoman"/>
                 <w:sz w:val="30"/>
               </w:rPr>
-              <w:t>12÷2=</w:t>
+              <w:t>37÷6=</w:t>
             </w:r>
           </w:p>
         </w:tc>
@@ -91,7 +91,7 @@
                 <w:rFonts w:ascii="TimeNewRoman" w:hAnsi="TimeNewRoman"/>
                 <w:sz w:val="30"/>
               </w:rPr>
-              <w:t>52÷3=</w:t>
+              <w:t>57÷7=</w:t>
             </w:r>
           </w:p>
         </w:tc>
@@ -108,7 +108,7 @@
                 <w:rFonts w:ascii="TimeNewRoman" w:hAnsi="TimeNewRoman"/>
                 <w:sz w:val="30"/>
               </w:rPr>
-              <w:t>48÷8=</w:t>
+              <w:t>33÷3=</w:t>
             </w:r>
           </w:p>
         </w:tc>
@@ -223,7 +223,7 @@
                 <w:rFonts w:ascii="TimeNewRoman" w:hAnsi="TimeNewRoman"/>
                 <w:sz w:val="30"/>
               </w:rPr>
-              <w:t>13÷5=</w:t>
+              <w:t>68÷9=</w:t>
             </w:r>
           </w:p>
         </w:tc>
@@ -240,7 +240,7 @@
                 <w:rFonts w:ascii="TimeNewRoman" w:hAnsi="TimeNewRoman"/>
                 <w:sz w:val="30"/>
               </w:rPr>
-              <w:t>40÷5=</w:t>
+              <w:t>35÷6=</w:t>
             </w:r>
           </w:p>
         </w:tc>
@@ -257,7 +257,7 @@
                 <w:rFonts w:ascii="TimeNewRoman" w:hAnsi="TimeNewRoman"/>
                 <w:sz w:val="30"/>
               </w:rPr>
-              <w:t>75÷2=</w:t>
+              <w:t>23÷2=</w:t>
             </w:r>
           </w:p>
         </w:tc>
@@ -274,7 +274,7 @@
                 <w:rFonts w:ascii="TimeNewRoman" w:hAnsi="TimeNewRoman"/>
                 <w:sz w:val="30"/>
               </w:rPr>
-              <w:t>53÷9=</w:t>
+              <w:t>21÷2=</w:t>
             </w:r>
           </w:p>
         </w:tc>
@@ -291,7 +291,7 @@
                 <w:rFonts w:ascii="TimeNewRoman" w:hAnsi="TimeNewRoman"/>
                 <w:sz w:val="30"/>
               </w:rPr>
-              <w:t>22÷8=</w:t>
+              <w:t>76÷2=</w:t>
             </w:r>
           </w:p>
         </w:tc>
@@ -406,7 +406,7 @@
                 <w:rFonts w:ascii="TimeNewRoman" w:hAnsi="TimeNewRoman"/>
                 <w:sz w:val="30"/>
               </w:rPr>
-              <w:t>84÷3=</w:t>
+              <w:t>69÷3=</w:t>
             </w:r>
           </w:p>
         </w:tc>
@@ -423,7 +423,7 @@
                 <w:rFonts w:ascii="TimeNewRoman" w:hAnsi="TimeNewRoman"/>
                 <w:sz w:val="30"/>
               </w:rPr>
-              <w:t>14÷9=</w:t>
+              <w:t>19÷7=</w:t>
             </w:r>
           </w:p>
         </w:tc>
@@ -440,7 +440,7 @@
                 <w:rFonts w:ascii="TimeNewRoman" w:hAnsi="TimeNewRoman"/>
                 <w:sz w:val="30"/>
               </w:rPr>
-              <w:t>74÷8=</w:t>
+              <w:t>37÷4=</w:t>
             </w:r>
           </w:p>
         </w:tc>
@@ -457,7 +457,7 @@
                 <w:rFonts w:ascii="TimeNewRoman" w:hAnsi="TimeNewRoman"/>
                 <w:sz w:val="30"/>
               </w:rPr>
-              <w:t>57÷9=</w:t>
+              <w:t>51÷8=</w:t>
             </w:r>
           </w:p>
         </w:tc>
@@ -474,7 +474,7 @@
                 <w:rFonts w:ascii="TimeNewRoman" w:hAnsi="TimeNewRoman"/>
                 <w:sz w:val="30"/>
               </w:rPr>
-              <w:t>17÷7=</w:t>
+              <w:t>56÷9=</w:t>
             </w:r>
           </w:p>
         </w:tc>
@@ -589,7 +589,7 @@
                 <w:rFonts w:ascii="TimeNewRoman" w:hAnsi="TimeNewRoman"/>
                 <w:sz w:val="30"/>
               </w:rPr>
-              <w:t>85÷8=</w:t>
+              <w:t>82÷9=</w:t>
             </w:r>
           </w:p>
         </w:tc>
@@ -606,7 +606,7 @@
                 <w:rFonts w:ascii="TimeNewRoman" w:hAnsi="TimeNewRoman"/>
                 <w:sz w:val="30"/>
               </w:rPr>
-              <w:t>25÷9=</w:t>
+              <w:t>94÷4=</w:t>
             </w:r>
           </w:p>
         </w:tc>
@@ -623,7 +623,7 @@
                 <w:rFonts w:ascii="TimeNewRoman" w:hAnsi="TimeNewRoman"/>
                 <w:sz w:val="30"/>
               </w:rPr>
-              <w:t>34÷6=</w:t>
+              <w:t>48÷9=</w:t>
             </w:r>
           </w:p>
         </w:tc>
@@ -640,7 +640,7 @@
                 <w:rFonts w:ascii="TimeNewRoman" w:hAnsi="TimeNewRoman"/>
                 <w:sz w:val="30"/>
               </w:rPr>
-              <w:t>16÷7=</w:t>
+              <w:t>22÷5=</w:t>
             </w:r>
           </w:p>
         </w:tc>
@@ -657,7 +657,7 @@
                 <w:rFonts w:ascii="TimeNewRoman" w:hAnsi="TimeNewRoman"/>
                 <w:sz w:val="30"/>
               </w:rPr>
-              <w:t>51÷5=</w:t>
+              <w:t>10÷7=</w:t>
             </w:r>
           </w:p>
         </w:tc>
@@ -772,7 +772,7 @@
                 <w:rFonts w:ascii="TimeNewRoman" w:hAnsi="TimeNewRoman"/>
                 <w:sz w:val="30"/>
               </w:rPr>
-              <w:t>80÷6=</w:t>
+              <w:t>96÷9=</w:t>
             </w:r>
           </w:p>
         </w:tc>
@@ -789,7 +789,7 @@
                 <w:rFonts w:ascii="TimeNewRoman" w:hAnsi="TimeNewRoman"/>
                 <w:sz w:val="30"/>
               </w:rPr>
-              <w:t>16÷2=</w:t>
+              <w:t>62÷3=</w:t>
             </w:r>
           </w:p>
         </w:tc>
@@ -806,7 +806,7 @@
                 <w:rFonts w:ascii="TimeNewRoman" w:hAnsi="TimeNewRoman"/>
                 <w:sz w:val="30"/>
               </w:rPr>
-              <w:t>64÷6=</w:t>
+              <w:t>45÷9=</w:t>
             </w:r>
           </w:p>
         </w:tc>
@@ -823,7 +823,7 @@
                 <w:rFonts w:ascii="TimeNewRoman" w:hAnsi="TimeNewRoman"/>
                 <w:sz w:val="30"/>
               </w:rPr>
-              <w:t>37÷3=</w:t>
+              <w:t>61÷4=</w:t>
             </w:r>
           </w:p>
         </w:tc>
@@ -840,7 +840,7 @@
                 <w:rFonts w:ascii="TimeNewRoman" w:hAnsi="TimeNewRoman"/>
                 <w:sz w:val="30"/>
               </w:rPr>
-              <w:t>34÷8=</w:t>
+              <w:t>89÷4=</w:t>
             </w:r>
           </w:p>
         </w:tc>

--- a/two-digit_number_divided_by_one-digit_number.docx
+++ b/two-digit_number_divided_by_one-digit_number.docx
@@ -40,7 +40,7 @@
                 <w:rFonts w:ascii="TimeNewRoman" w:hAnsi="TimeNewRoman"/>
                 <w:sz w:val="30"/>
               </w:rPr>
-              <w:t>21÷7=</w:t>
+              <w:t>56÷2=</w:t>
             </w:r>
           </w:p>
         </w:tc>
@@ -57,7 +57,7 @@
                 <w:rFonts w:ascii="TimeNewRoman" w:hAnsi="TimeNewRoman"/>
                 <w:sz w:val="30"/>
               </w:rPr>
-              <w:t>98÷7=</w:t>
+              <w:t>50÷5=</w:t>
             </w:r>
           </w:p>
         </w:tc>
@@ -74,7 +74,7 @@
                 <w:rFonts w:ascii="TimeNewRoman" w:hAnsi="TimeNewRoman"/>
                 <w:sz w:val="30"/>
               </w:rPr>
-              <w:t>37÷6=</w:t>
+              <w:t>32÷6=</w:t>
             </w:r>
           </w:p>
         </w:tc>
@@ -91,7 +91,7 @@
                 <w:rFonts w:ascii="TimeNewRoman" w:hAnsi="TimeNewRoman"/>
                 <w:sz w:val="30"/>
               </w:rPr>
-              <w:t>57÷7=</w:t>
+              <w:t>81÷6=</w:t>
             </w:r>
           </w:p>
         </w:tc>
@@ -108,7 +108,7 @@
                 <w:rFonts w:ascii="TimeNewRoman" w:hAnsi="TimeNewRoman"/>
                 <w:sz w:val="30"/>
               </w:rPr>
-              <w:t>33÷3=</w:t>
+              <w:t>75÷7=</w:t>
             </w:r>
           </w:p>
         </w:tc>
@@ -223,7 +223,7 @@
                 <w:rFonts w:ascii="TimeNewRoman" w:hAnsi="TimeNewRoman"/>
                 <w:sz w:val="30"/>
               </w:rPr>
-              <w:t>68÷9=</w:t>
+              <w:t>39÷5=</w:t>
             </w:r>
           </w:p>
         </w:tc>
@@ -240,7 +240,7 @@
                 <w:rFonts w:ascii="TimeNewRoman" w:hAnsi="TimeNewRoman"/>
                 <w:sz w:val="30"/>
               </w:rPr>
-              <w:t>35÷6=</w:t>
+              <w:t>44÷2=</w:t>
             </w:r>
           </w:p>
         </w:tc>
@@ -257,7 +257,7 @@
                 <w:rFonts w:ascii="TimeNewRoman" w:hAnsi="TimeNewRoman"/>
                 <w:sz w:val="30"/>
               </w:rPr>
-              <w:t>23÷2=</w:t>
+              <w:t>97÷2=</w:t>
             </w:r>
           </w:p>
         </w:tc>
@@ -274,7 +274,7 @@
                 <w:rFonts w:ascii="TimeNewRoman" w:hAnsi="TimeNewRoman"/>
                 <w:sz w:val="30"/>
               </w:rPr>
-              <w:t>21÷2=</w:t>
+              <w:t>91÷2=</w:t>
             </w:r>
           </w:p>
         </w:tc>
@@ -291,7 +291,7 @@
                 <w:rFonts w:ascii="TimeNewRoman" w:hAnsi="TimeNewRoman"/>
                 <w:sz w:val="30"/>
               </w:rPr>
-              <w:t>76÷2=</w:t>
+              <w:t>71÷3=</w:t>
             </w:r>
           </w:p>
         </w:tc>
@@ -406,7 +406,7 @@
                 <w:rFonts w:ascii="TimeNewRoman" w:hAnsi="TimeNewRoman"/>
                 <w:sz w:val="30"/>
               </w:rPr>
-              <w:t>69÷3=</w:t>
+              <w:t>33÷3=</w:t>
             </w:r>
           </w:p>
         </w:tc>
@@ -423,7 +423,7 @@
                 <w:rFonts w:ascii="TimeNewRoman" w:hAnsi="TimeNewRoman"/>
                 <w:sz w:val="30"/>
               </w:rPr>
-              <w:t>19÷7=</w:t>
+              <w:t>42÷2=</w:t>
             </w:r>
           </w:p>
         </w:tc>
@@ -440,7 +440,7 @@
                 <w:rFonts w:ascii="TimeNewRoman" w:hAnsi="TimeNewRoman"/>
                 <w:sz w:val="30"/>
               </w:rPr>
-              <w:t>37÷4=</w:t>
+              <w:t>25÷8=</w:t>
             </w:r>
           </w:p>
         </w:tc>
@@ -457,7 +457,7 @@
                 <w:rFonts w:ascii="TimeNewRoman" w:hAnsi="TimeNewRoman"/>
                 <w:sz w:val="30"/>
               </w:rPr>
-              <w:t>51÷8=</w:t>
+              <w:t>14÷3=</w:t>
             </w:r>
           </w:p>
         </w:tc>
@@ -474,7 +474,7 @@
                 <w:rFonts w:ascii="TimeNewRoman" w:hAnsi="TimeNewRoman"/>
                 <w:sz w:val="30"/>
               </w:rPr>
-              <w:t>56÷9=</w:t>
+              <w:t>25÷7=</w:t>
             </w:r>
           </w:p>
         </w:tc>
@@ -589,7 +589,7 @@
                 <w:rFonts w:ascii="TimeNewRoman" w:hAnsi="TimeNewRoman"/>
                 <w:sz w:val="30"/>
               </w:rPr>
-              <w:t>82÷9=</w:t>
+              <w:t>11÷7=</w:t>
             </w:r>
           </w:p>
         </w:tc>
@@ -606,7 +606,7 @@
                 <w:rFonts w:ascii="TimeNewRoman" w:hAnsi="TimeNewRoman"/>
                 <w:sz w:val="30"/>
               </w:rPr>
-              <w:t>94÷4=</w:t>
+              <w:t>35÷9=</w:t>
             </w:r>
           </w:p>
         </w:tc>
@@ -623,7 +623,7 @@
                 <w:rFonts w:ascii="TimeNewRoman" w:hAnsi="TimeNewRoman"/>
                 <w:sz w:val="30"/>
               </w:rPr>
-              <w:t>48÷9=</w:t>
+              <w:t>36÷3=</w:t>
             </w:r>
           </w:p>
         </w:tc>
@@ -640,7 +640,7 @@
                 <w:rFonts w:ascii="TimeNewRoman" w:hAnsi="TimeNewRoman"/>
                 <w:sz w:val="30"/>
               </w:rPr>
-              <w:t>22÷5=</w:t>
+              <w:t>43÷8=</w:t>
             </w:r>
           </w:p>
         </w:tc>
@@ -657,7 +657,7 @@
                 <w:rFonts w:ascii="TimeNewRoman" w:hAnsi="TimeNewRoman"/>
                 <w:sz w:val="30"/>
               </w:rPr>
-              <w:t>10÷7=</w:t>
+              <w:t>73÷3=</w:t>
             </w:r>
           </w:p>
         </w:tc>
@@ -772,7 +772,7 @@
                 <w:rFonts w:ascii="TimeNewRoman" w:hAnsi="TimeNewRoman"/>
                 <w:sz w:val="30"/>
               </w:rPr>
-              <w:t>96÷9=</w:t>
+              <w:t>89÷3=</w:t>
             </w:r>
           </w:p>
         </w:tc>
@@ -789,7 +789,7 @@
                 <w:rFonts w:ascii="TimeNewRoman" w:hAnsi="TimeNewRoman"/>
                 <w:sz w:val="30"/>
               </w:rPr>
-              <w:t>62÷3=</w:t>
+              <w:t>45÷3=</w:t>
             </w:r>
           </w:p>
         </w:tc>
@@ -806,7 +806,7 @@
                 <w:rFonts w:ascii="TimeNewRoman" w:hAnsi="TimeNewRoman"/>
                 <w:sz w:val="30"/>
               </w:rPr>
-              <w:t>45÷9=</w:t>
+              <w:t>44÷7=</w:t>
             </w:r>
           </w:p>
         </w:tc>
@@ -823,7 +823,7 @@
                 <w:rFonts w:ascii="TimeNewRoman" w:hAnsi="TimeNewRoman"/>
                 <w:sz w:val="30"/>
               </w:rPr>
-              <w:t>61÷4=</w:t>
+              <w:t>98÷5=</w:t>
             </w:r>
           </w:p>
         </w:tc>
@@ -840,7 +840,7 @@
                 <w:rFonts w:ascii="TimeNewRoman" w:hAnsi="TimeNewRoman"/>
                 <w:sz w:val="30"/>
               </w:rPr>
-              <w:t>89÷4=</w:t>
+              <w:t>25÷7=</w:t>
             </w:r>
           </w:p>
         </w:tc>

--- a/two-digit_number_divided_by_one-digit_number.docx
+++ b/two-digit_number_divided_by_one-digit_number.docx
@@ -11,7 +11,7 @@
           <w:rFonts w:ascii="Arial" w:hAnsi="Arial"/>
           <w:sz w:val="30"/>
         </w:rPr>
-        <w:t>2026-09-21 Monday</w:t>
+        <w:t>2026-09-22 Tuesday</w:t>
       </w:r>
     </w:p>
     <w:tbl>
@@ -40,7 +40,7 @@
                 <w:rFonts w:ascii="TimeNewRoman" w:hAnsi="TimeNewRoman"/>
                 <w:sz w:val="30"/>
               </w:rPr>
-              <w:t>56÷2=</w:t>
+              <w:t>86÷4=</w:t>
             </w:r>
           </w:p>
         </w:tc>
@@ -57,7 +57,7 @@
                 <w:rFonts w:ascii="TimeNewRoman" w:hAnsi="TimeNewRoman"/>
                 <w:sz w:val="30"/>
               </w:rPr>
-              <w:t>50÷5=</w:t>
+              <w:t>66÷3=</w:t>
             </w:r>
           </w:p>
         </w:tc>
@@ -74,7 +74,7 @@
                 <w:rFonts w:ascii="TimeNewRoman" w:hAnsi="TimeNewRoman"/>
                 <w:sz w:val="30"/>
               </w:rPr>
-              <w:t>32÷6=</w:t>
+              <w:t>45÷2=</w:t>
             </w:r>
           </w:p>
         </w:tc>
@@ -91,7 +91,7 @@
                 <w:rFonts w:ascii="TimeNewRoman" w:hAnsi="TimeNewRoman"/>
                 <w:sz w:val="30"/>
               </w:rPr>
-              <w:t>81÷6=</w:t>
+              <w:t>53÷4=</w:t>
             </w:r>
           </w:p>
         </w:tc>
@@ -108,7 +108,7 @@
                 <w:rFonts w:ascii="TimeNewRoman" w:hAnsi="TimeNewRoman"/>
                 <w:sz w:val="30"/>
               </w:rPr>
-              <w:t>75÷7=</w:t>
+              <w:t>24÷5=</w:t>
             </w:r>
           </w:p>
         </w:tc>
@@ -223,7 +223,7 @@
                 <w:rFonts w:ascii="TimeNewRoman" w:hAnsi="TimeNewRoman"/>
                 <w:sz w:val="30"/>
               </w:rPr>
-              <w:t>39÷5=</w:t>
+              <w:t>41÷4=</w:t>
             </w:r>
           </w:p>
         </w:tc>
@@ -240,7 +240,7 @@
                 <w:rFonts w:ascii="TimeNewRoman" w:hAnsi="TimeNewRoman"/>
                 <w:sz w:val="30"/>
               </w:rPr>
-              <w:t>44÷2=</w:t>
+              <w:t>59÷7=</w:t>
             </w:r>
           </w:p>
         </w:tc>
@@ -257,7 +257,7 @@
                 <w:rFonts w:ascii="TimeNewRoman" w:hAnsi="TimeNewRoman"/>
                 <w:sz w:val="30"/>
               </w:rPr>
-              <w:t>97÷2=</w:t>
+              <w:t>22÷8=</w:t>
             </w:r>
           </w:p>
         </w:tc>
@@ -274,7 +274,7 @@
                 <w:rFonts w:ascii="TimeNewRoman" w:hAnsi="TimeNewRoman"/>
                 <w:sz w:val="30"/>
               </w:rPr>
-              <w:t>91÷2=</w:t>
+              <w:t>19÷9=</w:t>
             </w:r>
           </w:p>
         </w:tc>
@@ -291,7 +291,7 @@
                 <w:rFonts w:ascii="TimeNewRoman" w:hAnsi="TimeNewRoman"/>
                 <w:sz w:val="30"/>
               </w:rPr>
-              <w:t>71÷3=</w:t>
+              <w:t>36÷6=</w:t>
             </w:r>
           </w:p>
         </w:tc>
@@ -406,7 +406,7 @@
                 <w:rFonts w:ascii="TimeNewRoman" w:hAnsi="TimeNewRoman"/>
                 <w:sz w:val="30"/>
               </w:rPr>
-              <w:t>33÷3=</w:t>
+              <w:t>15÷2=</w:t>
             </w:r>
           </w:p>
         </w:tc>
@@ -423,7 +423,7 @@
                 <w:rFonts w:ascii="TimeNewRoman" w:hAnsi="TimeNewRoman"/>
                 <w:sz w:val="30"/>
               </w:rPr>
-              <w:t>42÷2=</w:t>
+              <w:t>59÷8=</w:t>
             </w:r>
           </w:p>
         </w:tc>
@@ -440,7 +440,7 @@
                 <w:rFonts w:ascii="TimeNewRoman" w:hAnsi="TimeNewRoman"/>
                 <w:sz w:val="30"/>
               </w:rPr>
-              <w:t>25÷8=</w:t>
+              <w:t>65÷3=</w:t>
             </w:r>
           </w:p>
         </w:tc>
@@ -457,7 +457,7 @@
                 <w:rFonts w:ascii="TimeNewRoman" w:hAnsi="TimeNewRoman"/>
                 <w:sz w:val="30"/>
               </w:rPr>
-              <w:t>14÷3=</w:t>
+              <w:t>29÷9=</w:t>
             </w:r>
           </w:p>
         </w:tc>
@@ -474,7 +474,7 @@
                 <w:rFonts w:ascii="TimeNewRoman" w:hAnsi="TimeNewRoman"/>
                 <w:sz w:val="30"/>
               </w:rPr>
-              <w:t>25÷7=</w:t>
+              <w:t>38÷4=</w:t>
             </w:r>
           </w:p>
         </w:tc>
@@ -589,7 +589,7 @@
                 <w:rFonts w:ascii="TimeNewRoman" w:hAnsi="TimeNewRoman"/>
                 <w:sz w:val="30"/>
               </w:rPr>
-              <w:t>11÷7=</w:t>
+              <w:t>90÷9=</w:t>
             </w:r>
           </w:p>
         </w:tc>
@@ -606,7 +606,7 @@
                 <w:rFonts w:ascii="TimeNewRoman" w:hAnsi="TimeNewRoman"/>
                 <w:sz w:val="30"/>
               </w:rPr>
-              <w:t>35÷9=</w:t>
+              <w:t>89÷6=</w:t>
             </w:r>
           </w:p>
         </w:tc>
@@ -623,7 +623,7 @@
                 <w:rFonts w:ascii="TimeNewRoman" w:hAnsi="TimeNewRoman"/>
                 <w:sz w:val="30"/>
               </w:rPr>
-              <w:t>36÷3=</w:t>
+              <w:t>47÷9=</w:t>
             </w:r>
           </w:p>
         </w:tc>
@@ -640,7 +640,7 @@
                 <w:rFonts w:ascii="TimeNewRoman" w:hAnsi="TimeNewRoman"/>
                 <w:sz w:val="30"/>
               </w:rPr>
-              <w:t>43÷8=</w:t>
+              <w:t>37÷6=</w:t>
             </w:r>
           </w:p>
         </w:tc>
@@ -657,7 +657,7 @@
                 <w:rFonts w:ascii="TimeNewRoman" w:hAnsi="TimeNewRoman"/>
                 <w:sz w:val="30"/>
               </w:rPr>
-              <w:t>73÷3=</w:t>
+              <w:t>39÷9=</w:t>
             </w:r>
           </w:p>
         </w:tc>
@@ -772,7 +772,7 @@
                 <w:rFonts w:ascii="TimeNewRoman" w:hAnsi="TimeNewRoman"/>
                 <w:sz w:val="30"/>
               </w:rPr>
-              <w:t>89÷3=</w:t>
+              <w:t>71÷7=</w:t>
             </w:r>
           </w:p>
         </w:tc>
@@ -789,7 +789,7 @@
                 <w:rFonts w:ascii="TimeNewRoman" w:hAnsi="TimeNewRoman"/>
                 <w:sz w:val="30"/>
               </w:rPr>
-              <w:t>45÷3=</w:t>
+              <w:t>38÷9=</w:t>
             </w:r>
           </w:p>
         </w:tc>
@@ -806,7 +806,7 @@
                 <w:rFonts w:ascii="TimeNewRoman" w:hAnsi="TimeNewRoman"/>
                 <w:sz w:val="30"/>
               </w:rPr>
-              <w:t>44÷7=</w:t>
+              <w:t>53÷8=</w:t>
             </w:r>
           </w:p>
         </w:tc>
@@ -823,7 +823,7 @@
                 <w:rFonts w:ascii="TimeNewRoman" w:hAnsi="TimeNewRoman"/>
                 <w:sz w:val="30"/>
               </w:rPr>
-              <w:t>98÷5=</w:t>
+              <w:t>51÷6=</w:t>
             </w:r>
           </w:p>
         </w:tc>
@@ -840,7 +840,7 @@
                 <w:rFonts w:ascii="TimeNewRoman" w:hAnsi="TimeNewRoman"/>
                 <w:sz w:val="30"/>
               </w:rPr>
-              <w:t>25÷7=</w:t>
+              <w:t>10÷3=</w:t>
             </w:r>
           </w:p>
         </w:tc>

--- a/two-digit_number_divided_by_one-digit_number.docx
+++ b/two-digit_number_divided_by_one-digit_number.docx
@@ -40,7 +40,7 @@
                 <w:rFonts w:ascii="TimeNewRoman" w:hAnsi="TimeNewRoman"/>
                 <w:sz w:val="30"/>
               </w:rPr>
-              <w:t>86÷4=</w:t>
+              <w:t>72÷2=</w:t>
             </w:r>
           </w:p>
         </w:tc>
@@ -57,7 +57,7 @@
                 <w:rFonts w:ascii="TimeNewRoman" w:hAnsi="TimeNewRoman"/>
                 <w:sz w:val="30"/>
               </w:rPr>
-              <w:t>66÷3=</w:t>
+              <w:t>93÷4=</w:t>
             </w:r>
           </w:p>
         </w:tc>
@@ -74,7 +74,7 @@
                 <w:rFonts w:ascii="TimeNewRoman" w:hAnsi="TimeNewRoman"/>
                 <w:sz w:val="30"/>
               </w:rPr>
-              <w:t>45÷2=</w:t>
+              <w:t>59÷2=</w:t>
             </w:r>
           </w:p>
         </w:tc>
@@ -91,7 +91,7 @@
                 <w:rFonts w:ascii="TimeNewRoman" w:hAnsi="TimeNewRoman"/>
                 <w:sz w:val="30"/>
               </w:rPr>
-              <w:t>53÷4=</w:t>
+              <w:t>52÷8=</w:t>
             </w:r>
           </w:p>
         </w:tc>
@@ -108,7 +108,7 @@
                 <w:rFonts w:ascii="TimeNewRoman" w:hAnsi="TimeNewRoman"/>
                 <w:sz w:val="30"/>
               </w:rPr>
-              <w:t>24÷5=</w:t>
+              <w:t>42÷4=</w:t>
             </w:r>
           </w:p>
         </w:tc>
@@ -223,7 +223,7 @@
                 <w:rFonts w:ascii="TimeNewRoman" w:hAnsi="TimeNewRoman"/>
                 <w:sz w:val="30"/>
               </w:rPr>
-              <w:t>41÷4=</w:t>
+              <w:t>77÷6=</w:t>
             </w:r>
           </w:p>
         </w:tc>
@@ -240,7 +240,7 @@
                 <w:rFonts w:ascii="TimeNewRoman" w:hAnsi="TimeNewRoman"/>
                 <w:sz w:val="30"/>
               </w:rPr>
-              <w:t>59÷7=</w:t>
+              <w:t>63÷5=</w:t>
             </w:r>
           </w:p>
         </w:tc>
@@ -257,7 +257,7 @@
                 <w:rFonts w:ascii="TimeNewRoman" w:hAnsi="TimeNewRoman"/>
                 <w:sz w:val="30"/>
               </w:rPr>
-              <w:t>22÷8=</w:t>
+              <w:t>92÷9=</w:t>
             </w:r>
           </w:p>
         </w:tc>
@@ -274,7 +274,7 @@
                 <w:rFonts w:ascii="TimeNewRoman" w:hAnsi="TimeNewRoman"/>
                 <w:sz w:val="30"/>
               </w:rPr>
-              <w:t>19÷9=</w:t>
+              <w:t>87÷9=</w:t>
             </w:r>
           </w:p>
         </w:tc>
@@ -291,7 +291,7 @@
                 <w:rFonts w:ascii="TimeNewRoman" w:hAnsi="TimeNewRoman"/>
                 <w:sz w:val="30"/>
               </w:rPr>
-              <w:t>36÷6=</w:t>
+              <w:t>48÷4=</w:t>
             </w:r>
           </w:p>
         </w:tc>
@@ -406,7 +406,7 @@
                 <w:rFonts w:ascii="TimeNewRoman" w:hAnsi="TimeNewRoman"/>
                 <w:sz w:val="30"/>
               </w:rPr>
-              <w:t>15÷2=</w:t>
+              <w:t>25÷2=</w:t>
             </w:r>
           </w:p>
         </w:tc>
@@ -423,7 +423,7 @@
                 <w:rFonts w:ascii="TimeNewRoman" w:hAnsi="TimeNewRoman"/>
                 <w:sz w:val="30"/>
               </w:rPr>
-              <w:t>59÷8=</w:t>
+              <w:t>27÷3=</w:t>
             </w:r>
           </w:p>
         </w:tc>
@@ -440,7 +440,7 @@
                 <w:rFonts w:ascii="TimeNewRoman" w:hAnsi="TimeNewRoman"/>
                 <w:sz w:val="30"/>
               </w:rPr>
-              <w:t>65÷3=</w:t>
+              <w:t>15÷9=</w:t>
             </w:r>
           </w:p>
         </w:tc>
@@ -457,7 +457,7 @@
                 <w:rFonts w:ascii="TimeNewRoman" w:hAnsi="TimeNewRoman"/>
                 <w:sz w:val="30"/>
               </w:rPr>
-              <w:t>29÷9=</w:t>
+              <w:t>25÷2=</w:t>
             </w:r>
           </w:p>
         </w:tc>
@@ -474,7 +474,7 @@
                 <w:rFonts w:ascii="TimeNewRoman" w:hAnsi="TimeNewRoman"/>
                 <w:sz w:val="30"/>
               </w:rPr>
-              <w:t>38÷4=</w:t>
+              <w:t>82÷5=</w:t>
             </w:r>
           </w:p>
         </w:tc>
@@ -589,7 +589,7 @@
                 <w:rFonts w:ascii="TimeNewRoman" w:hAnsi="TimeNewRoman"/>
                 <w:sz w:val="30"/>
               </w:rPr>
-              <w:t>90÷9=</w:t>
+              <w:t>77÷3=</w:t>
             </w:r>
           </w:p>
         </w:tc>
@@ -606,7 +606,7 @@
                 <w:rFonts w:ascii="TimeNewRoman" w:hAnsi="TimeNewRoman"/>
                 <w:sz w:val="30"/>
               </w:rPr>
-              <w:t>89÷6=</w:t>
+              <w:t>36÷7=</w:t>
             </w:r>
           </w:p>
         </w:tc>
@@ -623,7 +623,7 @@
                 <w:rFonts w:ascii="TimeNewRoman" w:hAnsi="TimeNewRoman"/>
                 <w:sz w:val="30"/>
               </w:rPr>
-              <w:t>47÷9=</w:t>
+              <w:t>25÷3=</w:t>
             </w:r>
           </w:p>
         </w:tc>
@@ -640,7 +640,7 @@
                 <w:rFonts w:ascii="TimeNewRoman" w:hAnsi="TimeNewRoman"/>
                 <w:sz w:val="30"/>
               </w:rPr>
-              <w:t>37÷6=</w:t>
+              <w:t>62÷9=</w:t>
             </w:r>
           </w:p>
         </w:tc>
@@ -657,7 +657,7 @@
                 <w:rFonts w:ascii="TimeNewRoman" w:hAnsi="TimeNewRoman"/>
                 <w:sz w:val="30"/>
               </w:rPr>
-              <w:t>39÷9=</w:t>
+              <w:t>95÷5=</w:t>
             </w:r>
           </w:p>
         </w:tc>
@@ -772,7 +772,7 @@
                 <w:rFonts w:ascii="TimeNewRoman" w:hAnsi="TimeNewRoman"/>
                 <w:sz w:val="30"/>
               </w:rPr>
-              <w:t>71÷7=</w:t>
+              <w:t>85÷2=</w:t>
             </w:r>
           </w:p>
         </w:tc>
@@ -789,7 +789,7 @@
                 <w:rFonts w:ascii="TimeNewRoman" w:hAnsi="TimeNewRoman"/>
                 <w:sz w:val="30"/>
               </w:rPr>
-              <w:t>38÷9=</w:t>
+              <w:t>60÷2=</w:t>
             </w:r>
           </w:p>
         </w:tc>
@@ -806,7 +806,7 @@
                 <w:rFonts w:ascii="TimeNewRoman" w:hAnsi="TimeNewRoman"/>
                 <w:sz w:val="30"/>
               </w:rPr>
-              <w:t>53÷8=</w:t>
+              <w:t>21÷2=</w:t>
             </w:r>
           </w:p>
         </w:tc>
@@ -823,7 +823,7 @@
                 <w:rFonts w:ascii="TimeNewRoman" w:hAnsi="TimeNewRoman"/>
                 <w:sz w:val="30"/>
               </w:rPr>
-              <w:t>51÷6=</w:t>
+              <w:t>66÷6=</w:t>
             </w:r>
           </w:p>
         </w:tc>
@@ -840,7 +840,7 @@
                 <w:rFonts w:ascii="TimeNewRoman" w:hAnsi="TimeNewRoman"/>
                 <w:sz w:val="30"/>
               </w:rPr>
-              <w:t>10÷3=</w:t>
+              <w:t>47÷4=</w:t>
             </w:r>
           </w:p>
         </w:tc>

--- a/two-digit_number_divided_by_one-digit_number.docx
+++ b/two-digit_number_divided_by_one-digit_number.docx
@@ -11,7 +11,7 @@
           <w:rFonts w:ascii="Arial" w:hAnsi="Arial"/>
           <w:sz w:val="30"/>
         </w:rPr>
-        <w:t>2026-09-22 Tuesday</w:t>
+        <w:t>2026-09-23 Wednesday</w:t>
       </w:r>
     </w:p>
     <w:tbl>
@@ -40,7 +40,7 @@
                 <w:rFonts w:ascii="TimeNewRoman" w:hAnsi="TimeNewRoman"/>
                 <w:sz w:val="30"/>
               </w:rPr>
-              <w:t>72÷2=</w:t>
+              <w:t>15÷2=</w:t>
             </w:r>
           </w:p>
         </w:tc>
@@ -57,7 +57,7 @@
                 <w:rFonts w:ascii="TimeNewRoman" w:hAnsi="TimeNewRoman"/>
                 <w:sz w:val="30"/>
               </w:rPr>
-              <w:t>93÷4=</w:t>
+              <w:t>29÷9=</w:t>
             </w:r>
           </w:p>
         </w:tc>
@@ -74,7 +74,7 @@
                 <w:rFonts w:ascii="TimeNewRoman" w:hAnsi="TimeNewRoman"/>
                 <w:sz w:val="30"/>
               </w:rPr>
-              <w:t>59÷2=</w:t>
+              <w:t>41÷9=</w:t>
             </w:r>
           </w:p>
         </w:tc>
@@ -91,7 +91,7 @@
                 <w:rFonts w:ascii="TimeNewRoman" w:hAnsi="TimeNewRoman"/>
                 <w:sz w:val="30"/>
               </w:rPr>
-              <w:t>52÷8=</w:t>
+              <w:t>69÷2=</w:t>
             </w:r>
           </w:p>
         </w:tc>
@@ -108,7 +108,7 @@
                 <w:rFonts w:ascii="TimeNewRoman" w:hAnsi="TimeNewRoman"/>
                 <w:sz w:val="30"/>
               </w:rPr>
-              <w:t>42÷4=</w:t>
+              <w:t>39÷3=</w:t>
             </w:r>
           </w:p>
         </w:tc>
@@ -223,7 +223,7 @@
                 <w:rFonts w:ascii="TimeNewRoman" w:hAnsi="TimeNewRoman"/>
                 <w:sz w:val="30"/>
               </w:rPr>
-              <w:t>77÷6=</w:t>
+              <w:t>99÷3=</w:t>
             </w:r>
           </w:p>
         </w:tc>
@@ -240,7 +240,7 @@
                 <w:rFonts w:ascii="TimeNewRoman" w:hAnsi="TimeNewRoman"/>
                 <w:sz w:val="30"/>
               </w:rPr>
-              <w:t>63÷5=</w:t>
+              <w:t>13÷9=</w:t>
             </w:r>
           </w:p>
         </w:tc>
@@ -257,7 +257,7 @@
                 <w:rFonts w:ascii="TimeNewRoman" w:hAnsi="TimeNewRoman"/>
                 <w:sz w:val="30"/>
               </w:rPr>
-              <w:t>92÷9=</w:t>
+              <w:t>92÷7=</w:t>
             </w:r>
           </w:p>
         </w:tc>
@@ -274,7 +274,7 @@
                 <w:rFonts w:ascii="TimeNewRoman" w:hAnsi="TimeNewRoman"/>
                 <w:sz w:val="30"/>
               </w:rPr>
-              <w:t>87÷9=</w:t>
+              <w:t>62÷6=</w:t>
             </w:r>
           </w:p>
         </w:tc>
@@ -291,7 +291,7 @@
                 <w:rFonts w:ascii="TimeNewRoman" w:hAnsi="TimeNewRoman"/>
                 <w:sz w:val="30"/>
               </w:rPr>
-              <w:t>48÷4=</w:t>
+              <w:t>15÷5=</w:t>
             </w:r>
           </w:p>
         </w:tc>
@@ -406,7 +406,7 @@
                 <w:rFonts w:ascii="TimeNewRoman" w:hAnsi="TimeNewRoman"/>
                 <w:sz w:val="30"/>
               </w:rPr>
-              <w:t>25÷2=</w:t>
+              <w:t>57÷9=</w:t>
             </w:r>
           </w:p>
         </w:tc>
@@ -423,7 +423,7 @@
                 <w:rFonts w:ascii="TimeNewRoman" w:hAnsi="TimeNewRoman"/>
                 <w:sz w:val="30"/>
               </w:rPr>
-              <w:t>27÷3=</w:t>
+              <w:t>46÷6=</w:t>
             </w:r>
           </w:p>
         </w:tc>
@@ -440,7 +440,7 @@
                 <w:rFonts w:ascii="TimeNewRoman" w:hAnsi="TimeNewRoman"/>
                 <w:sz w:val="30"/>
               </w:rPr>
-              <w:t>15÷9=</w:t>
+              <w:t>33÷4=</w:t>
             </w:r>
           </w:p>
         </w:tc>
@@ -457,7 +457,7 @@
                 <w:rFonts w:ascii="TimeNewRoman" w:hAnsi="TimeNewRoman"/>
                 <w:sz w:val="30"/>
               </w:rPr>
-              <w:t>25÷2=</w:t>
+              <w:t>93÷7=</w:t>
             </w:r>
           </w:p>
         </w:tc>
@@ -474,7 +474,7 @@
                 <w:rFonts w:ascii="TimeNewRoman" w:hAnsi="TimeNewRoman"/>
                 <w:sz w:val="30"/>
               </w:rPr>
-              <w:t>82÷5=</w:t>
+              <w:t>74÷4=</w:t>
             </w:r>
           </w:p>
         </w:tc>
@@ -589,7 +589,7 @@
                 <w:rFonts w:ascii="TimeNewRoman" w:hAnsi="TimeNewRoman"/>
                 <w:sz w:val="30"/>
               </w:rPr>
-              <w:t>77÷3=</w:t>
+              <w:t>83÷4=</w:t>
             </w:r>
           </w:p>
         </w:tc>
@@ -606,7 +606,7 @@
                 <w:rFonts w:ascii="TimeNewRoman" w:hAnsi="TimeNewRoman"/>
                 <w:sz w:val="30"/>
               </w:rPr>
-              <w:t>36÷7=</w:t>
+              <w:t>75÷7=</w:t>
             </w:r>
           </w:p>
         </w:tc>
@@ -623,7 +623,7 @@
                 <w:rFonts w:ascii="TimeNewRoman" w:hAnsi="TimeNewRoman"/>
                 <w:sz w:val="30"/>
               </w:rPr>
-              <w:t>25÷3=</w:t>
+              <w:t>44÷7=</w:t>
             </w:r>
           </w:p>
         </w:tc>
@@ -640,7 +640,7 @@
                 <w:rFonts w:ascii="TimeNewRoman" w:hAnsi="TimeNewRoman"/>
                 <w:sz w:val="30"/>
               </w:rPr>
-              <w:t>62÷9=</w:t>
+              <w:t>16÷7=</w:t>
             </w:r>
           </w:p>
         </w:tc>
@@ -657,7 +657,7 @@
                 <w:rFonts w:ascii="TimeNewRoman" w:hAnsi="TimeNewRoman"/>
                 <w:sz w:val="30"/>
               </w:rPr>
-              <w:t>95÷5=</w:t>
+              <w:t>40÷3=</w:t>
             </w:r>
           </w:p>
         </w:tc>
@@ -772,7 +772,7 @@
                 <w:rFonts w:ascii="TimeNewRoman" w:hAnsi="TimeNewRoman"/>
                 <w:sz w:val="30"/>
               </w:rPr>
-              <w:t>85÷2=</w:t>
+              <w:t>97÷9=</w:t>
             </w:r>
           </w:p>
         </w:tc>
@@ -789,7 +789,7 @@
                 <w:rFonts w:ascii="TimeNewRoman" w:hAnsi="TimeNewRoman"/>
                 <w:sz w:val="30"/>
               </w:rPr>
-              <w:t>60÷2=</w:t>
+              <w:t>58÷8=</w:t>
             </w:r>
           </w:p>
         </w:tc>
@@ -806,7 +806,7 @@
                 <w:rFonts w:ascii="TimeNewRoman" w:hAnsi="TimeNewRoman"/>
                 <w:sz w:val="30"/>
               </w:rPr>
-              <w:t>21÷2=</w:t>
+              <w:t>56÷8=</w:t>
             </w:r>
           </w:p>
         </w:tc>
@@ -823,7 +823,7 @@
                 <w:rFonts w:ascii="TimeNewRoman" w:hAnsi="TimeNewRoman"/>
                 <w:sz w:val="30"/>
               </w:rPr>
-              <w:t>66÷6=</w:t>
+              <w:t>76÷3=</w:t>
             </w:r>
           </w:p>
         </w:tc>
@@ -840,7 +840,7 @@
                 <w:rFonts w:ascii="TimeNewRoman" w:hAnsi="TimeNewRoman"/>
                 <w:sz w:val="30"/>
               </w:rPr>
-              <w:t>47÷4=</w:t>
+              <w:t>61÷2=</w:t>
             </w:r>
           </w:p>
         </w:tc>

--- a/two-digit_number_divided_by_one-digit_number.docx
+++ b/two-digit_number_divided_by_one-digit_number.docx
@@ -40,7 +40,41 @@
                 <w:rFonts w:ascii="TimeNewRoman" w:hAnsi="TimeNewRoman"/>
                 <w:sz w:val="30"/>
               </w:rPr>
-              <w:t>15÷2=</w:t>
+              <w:t>13÷6=</w:t>
+            </w:r>
+          </w:p>
+        </w:tc>
+        <w:tc>
+          <w:tcPr>
+            <w:tcW w:type="dxa" w:w="1987"/>
+          </w:tcPr>
+          <w:p>
+            <w:pPr>
+              <w:jc w:val="left"/>
+            </w:pPr>
+            <w:r>
+              <w:rPr>
+                <w:rFonts w:ascii="TimeNewRoman" w:hAnsi="TimeNewRoman"/>
+                <w:sz w:val="30"/>
+              </w:rPr>
+              <w:t>68÷5=</w:t>
+            </w:r>
+          </w:p>
+        </w:tc>
+        <w:tc>
+          <w:tcPr>
+            <w:tcW w:type="dxa" w:w="1987"/>
+          </w:tcPr>
+          <w:p>
+            <w:pPr>
+              <w:jc w:val="left"/>
+            </w:pPr>
+            <w:r>
+              <w:rPr>
+                <w:rFonts w:ascii="TimeNewRoman" w:hAnsi="TimeNewRoman"/>
+                <w:sz w:val="30"/>
+              </w:rPr>
+              <w:t>16÷7=</w:t>
             </w:r>
           </w:p>
         </w:tc>
@@ -74,41 +108,7 @@
                 <w:rFonts w:ascii="TimeNewRoman" w:hAnsi="TimeNewRoman"/>
                 <w:sz w:val="30"/>
               </w:rPr>
-              <w:t>41÷9=</w:t>
-            </w:r>
-          </w:p>
-        </w:tc>
-        <w:tc>
-          <w:tcPr>
-            <w:tcW w:type="dxa" w:w="1987"/>
-          </w:tcPr>
-          <w:p>
-            <w:pPr>
-              <w:jc w:val="left"/>
-            </w:pPr>
-            <w:r>
-              <w:rPr>
-                <w:rFonts w:ascii="TimeNewRoman" w:hAnsi="TimeNewRoman"/>
-                <w:sz w:val="30"/>
-              </w:rPr>
-              <w:t>69÷2=</w:t>
-            </w:r>
-          </w:p>
-        </w:tc>
-        <w:tc>
-          <w:tcPr>
-            <w:tcW w:type="dxa" w:w="1987"/>
-          </w:tcPr>
-          <w:p>
-            <w:pPr>
-              <w:jc w:val="left"/>
-            </w:pPr>
-            <w:r>
-              <w:rPr>
-                <w:rFonts w:ascii="TimeNewRoman" w:hAnsi="TimeNewRoman"/>
-                <w:sz w:val="30"/>
-              </w:rPr>
-              <w:t>39÷3=</w:t>
+              <w:t>96÷7=</w:t>
             </w:r>
           </w:p>
         </w:tc>
@@ -223,7 +223,7 @@
                 <w:rFonts w:ascii="TimeNewRoman" w:hAnsi="TimeNewRoman"/>
                 <w:sz w:val="30"/>
               </w:rPr>
-              <w:t>99÷3=</w:t>
+              <w:t>47÷3=</w:t>
             </w:r>
           </w:p>
         </w:tc>
@@ -240,7 +240,7 @@
                 <w:rFonts w:ascii="TimeNewRoman" w:hAnsi="TimeNewRoman"/>
                 <w:sz w:val="30"/>
               </w:rPr>
-              <w:t>13÷9=</w:t>
+              <w:t>70÷7=</w:t>
             </w:r>
           </w:p>
         </w:tc>
@@ -257,7 +257,7 @@
                 <w:rFonts w:ascii="TimeNewRoman" w:hAnsi="TimeNewRoman"/>
                 <w:sz w:val="30"/>
               </w:rPr>
-              <w:t>92÷7=</w:t>
+              <w:t>20÷7=</w:t>
             </w:r>
           </w:p>
         </w:tc>
@@ -274,7 +274,7 @@
                 <w:rFonts w:ascii="TimeNewRoman" w:hAnsi="TimeNewRoman"/>
                 <w:sz w:val="30"/>
               </w:rPr>
-              <w:t>62÷6=</w:t>
+              <w:t>88÷2=</w:t>
             </w:r>
           </w:p>
         </w:tc>
@@ -291,7 +291,7 @@
                 <w:rFonts w:ascii="TimeNewRoman" w:hAnsi="TimeNewRoman"/>
                 <w:sz w:val="30"/>
               </w:rPr>
-              <w:t>15÷5=</w:t>
+              <w:t>71÷5=</w:t>
             </w:r>
           </w:p>
         </w:tc>
@@ -406,7 +406,7 @@
                 <w:rFonts w:ascii="TimeNewRoman" w:hAnsi="TimeNewRoman"/>
                 <w:sz w:val="30"/>
               </w:rPr>
-              <w:t>57÷9=</w:t>
+              <w:t>35÷8=</w:t>
             </w:r>
           </w:p>
         </w:tc>
@@ -423,7 +423,7 @@
                 <w:rFonts w:ascii="TimeNewRoman" w:hAnsi="TimeNewRoman"/>
                 <w:sz w:val="30"/>
               </w:rPr>
-              <w:t>46÷6=</w:t>
+              <w:t>37÷8=</w:t>
             </w:r>
           </w:p>
         </w:tc>
@@ -440,7 +440,7 @@
                 <w:rFonts w:ascii="TimeNewRoman" w:hAnsi="TimeNewRoman"/>
                 <w:sz w:val="30"/>
               </w:rPr>
-              <w:t>33÷4=</w:t>
+              <w:t>81÷9=</w:t>
             </w:r>
           </w:p>
         </w:tc>
@@ -457,7 +457,7 @@
                 <w:rFonts w:ascii="TimeNewRoman" w:hAnsi="TimeNewRoman"/>
                 <w:sz w:val="30"/>
               </w:rPr>
-              <w:t>93÷7=</w:t>
+              <w:t>68÷6=</w:t>
             </w:r>
           </w:p>
         </w:tc>
@@ -474,7 +474,7 @@
                 <w:rFonts w:ascii="TimeNewRoman" w:hAnsi="TimeNewRoman"/>
                 <w:sz w:val="30"/>
               </w:rPr>
-              <w:t>74÷4=</w:t>
+              <w:t>54÷6=</w:t>
             </w:r>
           </w:p>
         </w:tc>
@@ -589,7 +589,7 @@
                 <w:rFonts w:ascii="TimeNewRoman" w:hAnsi="TimeNewRoman"/>
                 <w:sz w:val="30"/>
               </w:rPr>
-              <w:t>83÷4=</w:t>
+              <w:t>20÷3=</w:t>
             </w:r>
           </w:p>
         </w:tc>
@@ -606,7 +606,7 @@
                 <w:rFonts w:ascii="TimeNewRoman" w:hAnsi="TimeNewRoman"/>
                 <w:sz w:val="30"/>
               </w:rPr>
-              <w:t>75÷7=</w:t>
+              <w:t>55÷4=</w:t>
             </w:r>
           </w:p>
         </w:tc>
@@ -623,7 +623,7 @@
                 <w:rFonts w:ascii="TimeNewRoman" w:hAnsi="TimeNewRoman"/>
                 <w:sz w:val="30"/>
               </w:rPr>
-              <w:t>44÷7=</w:t>
+              <w:t>65÷6=</w:t>
             </w:r>
           </w:p>
         </w:tc>
@@ -640,7 +640,7 @@
                 <w:rFonts w:ascii="TimeNewRoman" w:hAnsi="TimeNewRoman"/>
                 <w:sz w:val="30"/>
               </w:rPr>
-              <w:t>16÷7=</w:t>
+              <w:t>30÷3=</w:t>
             </w:r>
           </w:p>
         </w:tc>
@@ -657,7 +657,7 @@
                 <w:rFonts w:ascii="TimeNewRoman" w:hAnsi="TimeNewRoman"/>
                 <w:sz w:val="30"/>
               </w:rPr>
-              <w:t>40÷3=</w:t>
+              <w:t>13÷5=</w:t>
             </w:r>
           </w:p>
         </w:tc>
@@ -772,7 +772,7 @@
                 <w:rFonts w:ascii="TimeNewRoman" w:hAnsi="TimeNewRoman"/>
                 <w:sz w:val="30"/>
               </w:rPr>
-              <w:t>97÷9=</w:t>
+              <w:t>11÷5=</w:t>
             </w:r>
           </w:p>
         </w:tc>
@@ -789,7 +789,7 @@
                 <w:rFonts w:ascii="TimeNewRoman" w:hAnsi="TimeNewRoman"/>
                 <w:sz w:val="30"/>
               </w:rPr>
-              <w:t>58÷8=</w:t>
+              <w:t>96÷8=</w:t>
             </w:r>
           </w:p>
         </w:tc>
@@ -806,7 +806,7 @@
                 <w:rFonts w:ascii="TimeNewRoman" w:hAnsi="TimeNewRoman"/>
                 <w:sz w:val="30"/>
               </w:rPr>
-              <w:t>56÷8=</w:t>
+              <w:t>46÷9=</w:t>
             </w:r>
           </w:p>
         </w:tc>
@@ -823,7 +823,7 @@
                 <w:rFonts w:ascii="TimeNewRoman" w:hAnsi="TimeNewRoman"/>
                 <w:sz w:val="30"/>
               </w:rPr>
-              <w:t>76÷3=</w:t>
+              <w:t>70÷4=</w:t>
             </w:r>
           </w:p>
         </w:tc>
@@ -840,7 +840,7 @@
                 <w:rFonts w:ascii="TimeNewRoman" w:hAnsi="TimeNewRoman"/>
                 <w:sz w:val="30"/>
               </w:rPr>
-              <w:t>61÷2=</w:t>
+              <w:t>13÷2=</w:t>
             </w:r>
           </w:p>
         </w:tc>

--- a/two-digit_number_divided_by_one-digit_number.docx
+++ b/two-digit_number_divided_by_one-digit_number.docx
@@ -11,7 +11,7 @@
           <w:rFonts w:ascii="Arial" w:hAnsi="Arial"/>
           <w:sz w:val="30"/>
         </w:rPr>
-        <w:t>2026-09-23 Wednesday</w:t>
+        <w:t>2026-09-24 Thursday</w:t>
       </w:r>
     </w:p>
     <w:tbl>
@@ -40,7 +40,7 @@
                 <w:rFonts w:ascii="TimeNewRoman" w:hAnsi="TimeNewRoman"/>
                 <w:sz w:val="30"/>
               </w:rPr>
-              <w:t>13÷6=</w:t>
+              <w:t>86÷3=</w:t>
             </w:r>
           </w:p>
         </w:tc>
@@ -57,7 +57,7 @@
                 <w:rFonts w:ascii="TimeNewRoman" w:hAnsi="TimeNewRoman"/>
                 <w:sz w:val="30"/>
               </w:rPr>
-              <w:t>68÷5=</w:t>
+              <w:t>11÷7=</w:t>
             </w:r>
           </w:p>
         </w:tc>
@@ -74,7 +74,7 @@
                 <w:rFonts w:ascii="TimeNewRoman" w:hAnsi="TimeNewRoman"/>
                 <w:sz w:val="30"/>
               </w:rPr>
-              <w:t>16÷7=</w:t>
+              <w:t>48÷5=</w:t>
             </w:r>
           </w:p>
         </w:tc>
@@ -91,7 +91,7 @@
                 <w:rFonts w:ascii="TimeNewRoman" w:hAnsi="TimeNewRoman"/>
                 <w:sz w:val="30"/>
               </w:rPr>
-              <w:t>29÷9=</w:t>
+              <w:t>17÷8=</w:t>
             </w:r>
           </w:p>
         </w:tc>
@@ -108,7 +108,7 @@
                 <w:rFonts w:ascii="TimeNewRoman" w:hAnsi="TimeNewRoman"/>
                 <w:sz w:val="30"/>
               </w:rPr>
-              <w:t>96÷7=</w:t>
+              <w:t>21÷2=</w:t>
             </w:r>
           </w:p>
         </w:tc>
@@ -223,7 +223,7 @@
                 <w:rFonts w:ascii="TimeNewRoman" w:hAnsi="TimeNewRoman"/>
                 <w:sz w:val="30"/>
               </w:rPr>
-              <w:t>47÷3=</w:t>
+              <w:t>14÷7=</w:t>
             </w:r>
           </w:p>
         </w:tc>
@@ -240,7 +240,7 @@
                 <w:rFonts w:ascii="TimeNewRoman" w:hAnsi="TimeNewRoman"/>
                 <w:sz w:val="30"/>
               </w:rPr>
-              <w:t>70÷7=</w:t>
+              <w:t>49÷7=</w:t>
             </w:r>
           </w:p>
         </w:tc>
@@ -257,7 +257,7 @@
                 <w:rFonts w:ascii="TimeNewRoman" w:hAnsi="TimeNewRoman"/>
                 <w:sz w:val="30"/>
               </w:rPr>
-              <w:t>20÷7=</w:t>
+              <w:t>15÷2=</w:t>
             </w:r>
           </w:p>
         </w:tc>
@@ -274,7 +274,7 @@
                 <w:rFonts w:ascii="TimeNewRoman" w:hAnsi="TimeNewRoman"/>
                 <w:sz w:val="30"/>
               </w:rPr>
-              <w:t>88÷2=</w:t>
+              <w:t>57÷6=</w:t>
             </w:r>
           </w:p>
         </w:tc>
@@ -291,7 +291,7 @@
                 <w:rFonts w:ascii="TimeNewRoman" w:hAnsi="TimeNewRoman"/>
                 <w:sz w:val="30"/>
               </w:rPr>
-              <w:t>71÷5=</w:t>
+              <w:t>42÷5=</w:t>
             </w:r>
           </w:p>
         </w:tc>
@@ -406,7 +406,7 @@
                 <w:rFonts w:ascii="TimeNewRoman" w:hAnsi="TimeNewRoman"/>
                 <w:sz w:val="30"/>
               </w:rPr>
-              <w:t>35÷8=</w:t>
+              <w:t>96÷6=</w:t>
             </w:r>
           </w:p>
         </w:tc>
@@ -423,7 +423,7 @@
                 <w:rFonts w:ascii="TimeNewRoman" w:hAnsi="TimeNewRoman"/>
                 <w:sz w:val="30"/>
               </w:rPr>
-              <w:t>37÷8=</w:t>
+              <w:t>20÷7=</w:t>
             </w:r>
           </w:p>
         </w:tc>
@@ -440,7 +440,7 @@
                 <w:rFonts w:ascii="TimeNewRoman" w:hAnsi="TimeNewRoman"/>
                 <w:sz w:val="30"/>
               </w:rPr>
-              <w:t>81÷9=</w:t>
+              <w:t>27÷7=</w:t>
             </w:r>
           </w:p>
         </w:tc>
@@ -457,7 +457,7 @@
                 <w:rFonts w:ascii="TimeNewRoman" w:hAnsi="TimeNewRoman"/>
                 <w:sz w:val="30"/>
               </w:rPr>
-              <w:t>68÷6=</w:t>
+              <w:t>20÷5=</w:t>
             </w:r>
           </w:p>
         </w:tc>
@@ -474,7 +474,7 @@
                 <w:rFonts w:ascii="TimeNewRoman" w:hAnsi="TimeNewRoman"/>
                 <w:sz w:val="30"/>
               </w:rPr>
-              <w:t>54÷6=</w:t>
+              <w:t>48÷3=</w:t>
             </w:r>
           </w:p>
         </w:tc>
@@ -589,7 +589,7 @@
                 <w:rFonts w:ascii="TimeNewRoman" w:hAnsi="TimeNewRoman"/>
                 <w:sz w:val="30"/>
               </w:rPr>
-              <w:t>20÷3=</w:t>
+              <w:t>86÷4=</w:t>
             </w:r>
           </w:p>
         </w:tc>
@@ -606,7 +606,7 @@
                 <w:rFonts w:ascii="TimeNewRoman" w:hAnsi="TimeNewRoman"/>
                 <w:sz w:val="30"/>
               </w:rPr>
-              <w:t>55÷4=</w:t>
+              <w:t>48÷4=</w:t>
             </w:r>
           </w:p>
         </w:tc>
@@ -623,7 +623,7 @@
                 <w:rFonts w:ascii="TimeNewRoman" w:hAnsi="TimeNewRoman"/>
                 <w:sz w:val="30"/>
               </w:rPr>
-              <w:t>65÷6=</w:t>
+              <w:t>18÷4=</w:t>
             </w:r>
           </w:p>
         </w:tc>
@@ -640,7 +640,7 @@
                 <w:rFonts w:ascii="TimeNewRoman" w:hAnsi="TimeNewRoman"/>
                 <w:sz w:val="30"/>
               </w:rPr>
-              <w:t>30÷3=</w:t>
+              <w:t>87÷6=</w:t>
             </w:r>
           </w:p>
         </w:tc>
@@ -657,7 +657,7 @@
                 <w:rFonts w:ascii="TimeNewRoman" w:hAnsi="TimeNewRoman"/>
                 <w:sz w:val="30"/>
               </w:rPr>
-              <w:t>13÷5=</w:t>
+              <w:t>12÷9=</w:t>
             </w:r>
           </w:p>
         </w:tc>
@@ -772,7 +772,7 @@
                 <w:rFonts w:ascii="TimeNewRoman" w:hAnsi="TimeNewRoman"/>
                 <w:sz w:val="30"/>
               </w:rPr>
-              <w:t>11÷5=</w:t>
+              <w:t>99÷9=</w:t>
             </w:r>
           </w:p>
         </w:tc>
@@ -789,7 +789,7 @@
                 <w:rFonts w:ascii="TimeNewRoman" w:hAnsi="TimeNewRoman"/>
                 <w:sz w:val="30"/>
               </w:rPr>
-              <w:t>96÷8=</w:t>
+              <w:t>74÷3=</w:t>
             </w:r>
           </w:p>
         </w:tc>
@@ -806,7 +806,7 @@
                 <w:rFonts w:ascii="TimeNewRoman" w:hAnsi="TimeNewRoman"/>
                 <w:sz w:val="30"/>
               </w:rPr>
-              <w:t>46÷9=</w:t>
+              <w:t>68÷5=</w:t>
             </w:r>
           </w:p>
         </w:tc>
@@ -823,7 +823,7 @@
                 <w:rFonts w:ascii="TimeNewRoman" w:hAnsi="TimeNewRoman"/>
                 <w:sz w:val="30"/>
               </w:rPr>
-              <w:t>70÷4=</w:t>
+              <w:t>62÷4=</w:t>
             </w:r>
           </w:p>
         </w:tc>
@@ -840,7 +840,7 @@
                 <w:rFonts w:ascii="TimeNewRoman" w:hAnsi="TimeNewRoman"/>
                 <w:sz w:val="30"/>
               </w:rPr>
-              <w:t>13÷2=</w:t>
+              <w:t>57÷3=</w:t>
             </w:r>
           </w:p>
         </w:tc>

--- a/two-digit_number_divided_by_one-digit_number.docx
+++ b/two-digit_number_divided_by_one-digit_number.docx
@@ -40,7 +40,7 @@
                 <w:rFonts w:ascii="TimeNewRoman" w:hAnsi="TimeNewRoman"/>
                 <w:sz w:val="30"/>
               </w:rPr>
-              <w:t>86÷3=</w:t>
+              <w:t>56÷3=</w:t>
             </w:r>
           </w:p>
         </w:tc>
@@ -57,7 +57,7 @@
                 <w:rFonts w:ascii="TimeNewRoman" w:hAnsi="TimeNewRoman"/>
                 <w:sz w:val="30"/>
               </w:rPr>
-              <w:t>11÷7=</w:t>
+              <w:t>71÷5=</w:t>
             </w:r>
           </w:p>
         </w:tc>
@@ -74,7 +74,7 @@
                 <w:rFonts w:ascii="TimeNewRoman" w:hAnsi="TimeNewRoman"/>
                 <w:sz w:val="30"/>
               </w:rPr>
-              <w:t>48÷5=</w:t>
+              <w:t>58÷8=</w:t>
             </w:r>
           </w:p>
         </w:tc>
@@ -91,7 +91,7 @@
                 <w:rFonts w:ascii="TimeNewRoman" w:hAnsi="TimeNewRoman"/>
                 <w:sz w:val="30"/>
               </w:rPr>
-              <w:t>17÷8=</w:t>
+              <w:t>11÷9=</w:t>
             </w:r>
           </w:p>
         </w:tc>
@@ -108,7 +108,7 @@
                 <w:rFonts w:ascii="TimeNewRoman" w:hAnsi="TimeNewRoman"/>
                 <w:sz w:val="30"/>
               </w:rPr>
-              <w:t>21÷2=</w:t>
+              <w:t>33÷7=</w:t>
             </w:r>
           </w:p>
         </w:tc>
@@ -223,7 +223,7 @@
                 <w:rFonts w:ascii="TimeNewRoman" w:hAnsi="TimeNewRoman"/>
                 <w:sz w:val="30"/>
               </w:rPr>
-              <w:t>14÷7=</w:t>
+              <w:t>22÷7=</w:t>
             </w:r>
           </w:p>
         </w:tc>
@@ -240,7 +240,7 @@
                 <w:rFonts w:ascii="TimeNewRoman" w:hAnsi="TimeNewRoman"/>
                 <w:sz w:val="30"/>
               </w:rPr>
-              <w:t>49÷7=</w:t>
+              <w:t>14÷4=</w:t>
             </w:r>
           </w:p>
         </w:tc>
@@ -257,7 +257,7 @@
                 <w:rFonts w:ascii="TimeNewRoman" w:hAnsi="TimeNewRoman"/>
                 <w:sz w:val="30"/>
               </w:rPr>
-              <w:t>15÷2=</w:t>
+              <w:t>61÷4=</w:t>
             </w:r>
           </w:p>
         </w:tc>
@@ -274,7 +274,7 @@
                 <w:rFonts w:ascii="TimeNewRoman" w:hAnsi="TimeNewRoman"/>
                 <w:sz w:val="30"/>
               </w:rPr>
-              <w:t>57÷6=</w:t>
+              <w:t>49÷4=</w:t>
             </w:r>
           </w:p>
         </w:tc>
@@ -291,7 +291,7 @@
                 <w:rFonts w:ascii="TimeNewRoman" w:hAnsi="TimeNewRoman"/>
                 <w:sz w:val="30"/>
               </w:rPr>
-              <w:t>42÷5=</w:t>
+              <w:t>75÷7=</w:t>
             </w:r>
           </w:p>
         </w:tc>
@@ -406,7 +406,7 @@
                 <w:rFonts w:ascii="TimeNewRoman" w:hAnsi="TimeNewRoman"/>
                 <w:sz w:val="30"/>
               </w:rPr>
-              <w:t>96÷6=</w:t>
+              <w:t>72÷6=</w:t>
             </w:r>
           </w:p>
         </w:tc>
@@ -423,7 +423,7 @@
                 <w:rFonts w:ascii="TimeNewRoman" w:hAnsi="TimeNewRoman"/>
                 <w:sz w:val="30"/>
               </w:rPr>
-              <w:t>20÷7=</w:t>
+              <w:t>17÷9=</w:t>
             </w:r>
           </w:p>
         </w:tc>
@@ -440,7 +440,7 @@
                 <w:rFonts w:ascii="TimeNewRoman" w:hAnsi="TimeNewRoman"/>
                 <w:sz w:val="30"/>
               </w:rPr>
-              <w:t>27÷7=</w:t>
+              <w:t>76÷7=</w:t>
             </w:r>
           </w:p>
         </w:tc>
@@ -457,7 +457,7 @@
                 <w:rFonts w:ascii="TimeNewRoman" w:hAnsi="TimeNewRoman"/>
                 <w:sz w:val="30"/>
               </w:rPr>
-              <w:t>20÷5=</w:t>
+              <w:t>92÷8=</w:t>
             </w:r>
           </w:p>
         </w:tc>
@@ -474,7 +474,7 @@
                 <w:rFonts w:ascii="TimeNewRoman" w:hAnsi="TimeNewRoman"/>
                 <w:sz w:val="30"/>
               </w:rPr>
-              <w:t>48÷3=</w:t>
+              <w:t>17÷7=</w:t>
             </w:r>
           </w:p>
         </w:tc>
@@ -589,7 +589,7 @@
                 <w:rFonts w:ascii="TimeNewRoman" w:hAnsi="TimeNewRoman"/>
                 <w:sz w:val="30"/>
               </w:rPr>
-              <w:t>86÷4=</w:t>
+              <w:t>51÷2=</w:t>
             </w:r>
           </w:p>
         </w:tc>
@@ -606,7 +606,7 @@
                 <w:rFonts w:ascii="TimeNewRoman" w:hAnsi="TimeNewRoman"/>
                 <w:sz w:val="30"/>
               </w:rPr>
-              <w:t>48÷4=</w:t>
+              <w:t>60÷5=</w:t>
             </w:r>
           </w:p>
         </w:tc>
@@ -623,7 +623,7 @@
                 <w:rFonts w:ascii="TimeNewRoman" w:hAnsi="TimeNewRoman"/>
                 <w:sz w:val="30"/>
               </w:rPr>
-              <w:t>18÷4=</w:t>
+              <w:t>56÷8=</w:t>
             </w:r>
           </w:p>
         </w:tc>
@@ -640,7 +640,7 @@
                 <w:rFonts w:ascii="TimeNewRoman" w:hAnsi="TimeNewRoman"/>
                 <w:sz w:val="30"/>
               </w:rPr>
-              <w:t>87÷6=</w:t>
+              <w:t>59÷3=</w:t>
             </w:r>
           </w:p>
         </w:tc>
@@ -657,7 +657,7 @@
                 <w:rFonts w:ascii="TimeNewRoman" w:hAnsi="TimeNewRoman"/>
                 <w:sz w:val="30"/>
               </w:rPr>
-              <w:t>12÷9=</w:t>
+              <w:t>72÷5=</w:t>
             </w:r>
           </w:p>
         </w:tc>
@@ -772,7 +772,7 @@
                 <w:rFonts w:ascii="TimeNewRoman" w:hAnsi="TimeNewRoman"/>
                 <w:sz w:val="30"/>
               </w:rPr>
-              <w:t>99÷9=</w:t>
+              <w:t>44÷3=</w:t>
             </w:r>
           </w:p>
         </w:tc>
@@ -789,7 +789,7 @@
                 <w:rFonts w:ascii="TimeNewRoman" w:hAnsi="TimeNewRoman"/>
                 <w:sz w:val="30"/>
               </w:rPr>
-              <w:t>74÷3=</w:t>
+              <w:t>97÷7=</w:t>
             </w:r>
           </w:p>
         </w:tc>
@@ -806,7 +806,7 @@
                 <w:rFonts w:ascii="TimeNewRoman" w:hAnsi="TimeNewRoman"/>
                 <w:sz w:val="30"/>
               </w:rPr>
-              <w:t>68÷5=</w:t>
+              <w:t>93÷6=</w:t>
             </w:r>
           </w:p>
         </w:tc>
@@ -823,7 +823,7 @@
                 <w:rFonts w:ascii="TimeNewRoman" w:hAnsi="TimeNewRoman"/>
                 <w:sz w:val="30"/>
               </w:rPr>
-              <w:t>62÷4=</w:t>
+              <w:t>28÷9=</w:t>
             </w:r>
           </w:p>
         </w:tc>
@@ -840,7 +840,7 @@
                 <w:rFonts w:ascii="TimeNewRoman" w:hAnsi="TimeNewRoman"/>
                 <w:sz w:val="30"/>
               </w:rPr>
-              <w:t>57÷3=</w:t>
+              <w:t>66÷4=</w:t>
             </w:r>
           </w:p>
         </w:tc>

--- a/two-digit_number_divided_by_one-digit_number.docx
+++ b/two-digit_number_divided_by_one-digit_number.docx
@@ -11,7 +11,7 @@
           <w:rFonts w:ascii="Arial" w:hAnsi="Arial"/>
           <w:sz w:val="30"/>
         </w:rPr>
-        <w:t>2026-09-24 Thursday</w:t>
+        <w:t>2026-09-25 Friday</w:t>
       </w:r>
     </w:p>
     <w:tbl>
@@ -40,7 +40,7 @@
                 <w:rFonts w:ascii="TimeNewRoman" w:hAnsi="TimeNewRoman"/>
                 <w:sz w:val="30"/>
               </w:rPr>
-              <w:t>56÷3=</w:t>
+              <w:t>89÷7=</w:t>
             </w:r>
           </w:p>
         </w:tc>
@@ -57,7 +57,7 @@
                 <w:rFonts w:ascii="TimeNewRoman" w:hAnsi="TimeNewRoman"/>
                 <w:sz w:val="30"/>
               </w:rPr>
-              <w:t>71÷5=</w:t>
+              <w:t>69÷7=</w:t>
             </w:r>
           </w:p>
         </w:tc>
@@ -74,7 +74,7 @@
                 <w:rFonts w:ascii="TimeNewRoman" w:hAnsi="TimeNewRoman"/>
                 <w:sz w:val="30"/>
               </w:rPr>
-              <w:t>58÷8=</w:t>
+              <w:t>92÷5=</w:t>
             </w:r>
           </w:p>
         </w:tc>
@@ -91,7 +91,7 @@
                 <w:rFonts w:ascii="TimeNewRoman" w:hAnsi="TimeNewRoman"/>
                 <w:sz w:val="30"/>
               </w:rPr>
-              <w:t>11÷9=</w:t>
+              <w:t>28÷5=</w:t>
             </w:r>
           </w:p>
         </w:tc>
@@ -108,7 +108,7 @@
                 <w:rFonts w:ascii="TimeNewRoman" w:hAnsi="TimeNewRoman"/>
                 <w:sz w:val="30"/>
               </w:rPr>
-              <w:t>33÷7=</w:t>
+              <w:t>71÷6=</w:t>
             </w:r>
           </w:p>
         </w:tc>
@@ -223,7 +223,7 @@
                 <w:rFonts w:ascii="TimeNewRoman" w:hAnsi="TimeNewRoman"/>
                 <w:sz w:val="30"/>
               </w:rPr>
-              <w:t>22÷7=</w:t>
+              <w:t>14÷9=</w:t>
             </w:r>
           </w:p>
         </w:tc>
@@ -240,7 +240,7 @@
                 <w:rFonts w:ascii="TimeNewRoman" w:hAnsi="TimeNewRoman"/>
                 <w:sz w:val="30"/>
               </w:rPr>
-              <w:t>14÷4=</w:t>
+              <w:t>83÷5=</w:t>
             </w:r>
           </w:p>
         </w:tc>
@@ -257,7 +257,7 @@
                 <w:rFonts w:ascii="TimeNewRoman" w:hAnsi="TimeNewRoman"/>
                 <w:sz w:val="30"/>
               </w:rPr>
-              <w:t>61÷4=</w:t>
+              <w:t>90÷6=</w:t>
             </w:r>
           </w:p>
         </w:tc>
@@ -274,7 +274,7 @@
                 <w:rFonts w:ascii="TimeNewRoman" w:hAnsi="TimeNewRoman"/>
                 <w:sz w:val="30"/>
               </w:rPr>
-              <w:t>49÷4=</w:t>
+              <w:t>67÷3=</w:t>
             </w:r>
           </w:p>
         </w:tc>
@@ -291,7 +291,7 @@
                 <w:rFonts w:ascii="TimeNewRoman" w:hAnsi="TimeNewRoman"/>
                 <w:sz w:val="30"/>
               </w:rPr>
-              <w:t>75÷7=</w:t>
+              <w:t>53÷3=</w:t>
             </w:r>
           </w:p>
         </w:tc>
@@ -406,7 +406,7 @@
                 <w:rFonts w:ascii="TimeNewRoman" w:hAnsi="TimeNewRoman"/>
                 <w:sz w:val="30"/>
               </w:rPr>
-              <w:t>72÷6=</w:t>
+              <w:t>20÷8=</w:t>
             </w:r>
           </w:p>
         </w:tc>
@@ -423,7 +423,7 @@
                 <w:rFonts w:ascii="TimeNewRoman" w:hAnsi="TimeNewRoman"/>
                 <w:sz w:val="30"/>
               </w:rPr>
-              <w:t>17÷9=</w:t>
+              <w:t>40÷7=</w:t>
             </w:r>
           </w:p>
         </w:tc>
@@ -440,7 +440,7 @@
                 <w:rFonts w:ascii="TimeNewRoman" w:hAnsi="TimeNewRoman"/>
                 <w:sz w:val="30"/>
               </w:rPr>
-              <w:t>76÷7=</w:t>
+              <w:t>54÷3=</w:t>
             </w:r>
           </w:p>
         </w:tc>
@@ -457,7 +457,7 @@
                 <w:rFonts w:ascii="TimeNewRoman" w:hAnsi="TimeNewRoman"/>
                 <w:sz w:val="30"/>
               </w:rPr>
-              <w:t>92÷8=</w:t>
+              <w:t>44÷4=</w:t>
             </w:r>
           </w:p>
         </w:tc>
@@ -474,7 +474,7 @@
                 <w:rFonts w:ascii="TimeNewRoman" w:hAnsi="TimeNewRoman"/>
                 <w:sz w:val="30"/>
               </w:rPr>
-              <w:t>17÷7=</w:t>
+              <w:t>54÷5=</w:t>
             </w:r>
           </w:p>
         </w:tc>
@@ -589,7 +589,7 @@
                 <w:rFonts w:ascii="TimeNewRoman" w:hAnsi="TimeNewRoman"/>
                 <w:sz w:val="30"/>
               </w:rPr>
-              <w:t>51÷2=</w:t>
+              <w:t>24÷8=</w:t>
             </w:r>
           </w:p>
         </w:tc>
@@ -606,7 +606,7 @@
                 <w:rFonts w:ascii="TimeNewRoman" w:hAnsi="TimeNewRoman"/>
                 <w:sz w:val="30"/>
               </w:rPr>
-              <w:t>60÷5=</w:t>
+              <w:t>17÷6=</w:t>
             </w:r>
           </w:p>
         </w:tc>
@@ -623,7 +623,7 @@
                 <w:rFonts w:ascii="TimeNewRoman" w:hAnsi="TimeNewRoman"/>
                 <w:sz w:val="30"/>
               </w:rPr>
-              <w:t>56÷8=</w:t>
+              <w:t>90÷8=</w:t>
             </w:r>
           </w:p>
         </w:tc>
@@ -640,7 +640,7 @@
                 <w:rFonts w:ascii="TimeNewRoman" w:hAnsi="TimeNewRoman"/>
                 <w:sz w:val="30"/>
               </w:rPr>
-              <w:t>59÷3=</w:t>
+              <w:t>81÷7=</w:t>
             </w:r>
           </w:p>
         </w:tc>
@@ -657,7 +657,7 @@
                 <w:rFonts w:ascii="TimeNewRoman" w:hAnsi="TimeNewRoman"/>
                 <w:sz w:val="30"/>
               </w:rPr>
-              <w:t>72÷5=</w:t>
+              <w:t>72÷9=</w:t>
             </w:r>
           </w:p>
         </w:tc>
@@ -772,7 +772,7 @@
                 <w:rFonts w:ascii="TimeNewRoman" w:hAnsi="TimeNewRoman"/>
                 <w:sz w:val="30"/>
               </w:rPr>
-              <w:t>44÷3=</w:t>
+              <w:t>13÷7=</w:t>
             </w:r>
           </w:p>
         </w:tc>
@@ -789,7 +789,7 @@
                 <w:rFonts w:ascii="TimeNewRoman" w:hAnsi="TimeNewRoman"/>
                 <w:sz w:val="30"/>
               </w:rPr>
-              <w:t>97÷7=</w:t>
+              <w:t>77÷2=</w:t>
             </w:r>
           </w:p>
         </w:tc>
@@ -806,7 +806,7 @@
                 <w:rFonts w:ascii="TimeNewRoman" w:hAnsi="TimeNewRoman"/>
                 <w:sz w:val="30"/>
               </w:rPr>
-              <w:t>93÷6=</w:t>
+              <w:t>87÷3=</w:t>
             </w:r>
           </w:p>
         </w:tc>
@@ -823,7 +823,7 @@
                 <w:rFonts w:ascii="TimeNewRoman" w:hAnsi="TimeNewRoman"/>
                 <w:sz w:val="30"/>
               </w:rPr>
-              <w:t>28÷9=</w:t>
+              <w:t>42÷6=</w:t>
             </w:r>
           </w:p>
         </w:tc>
@@ -840,7 +840,7 @@
                 <w:rFonts w:ascii="TimeNewRoman" w:hAnsi="TimeNewRoman"/>
                 <w:sz w:val="30"/>
               </w:rPr>
-              <w:t>66÷4=</w:t>
+              <w:t>15÷9=</w:t>
             </w:r>
           </w:p>
         </w:tc>

--- a/two-digit_number_divided_by_one-digit_number.docx
+++ b/two-digit_number_divided_by_one-digit_number.docx
@@ -40,7 +40,7 @@
                 <w:rFonts w:ascii="TimeNewRoman" w:hAnsi="TimeNewRoman"/>
                 <w:sz w:val="30"/>
               </w:rPr>
-              <w:t>89÷7=</w:t>
+              <w:t>91÷6=</w:t>
             </w:r>
           </w:p>
         </w:tc>
@@ -57,7 +57,7 @@
                 <w:rFonts w:ascii="TimeNewRoman" w:hAnsi="TimeNewRoman"/>
                 <w:sz w:val="30"/>
               </w:rPr>
-              <w:t>69÷7=</w:t>
+              <w:t>83÷2=</w:t>
             </w:r>
           </w:p>
         </w:tc>
@@ -74,7 +74,7 @@
                 <w:rFonts w:ascii="TimeNewRoman" w:hAnsi="TimeNewRoman"/>
                 <w:sz w:val="30"/>
               </w:rPr>
-              <w:t>92÷5=</w:t>
+              <w:t>82÷3=</w:t>
             </w:r>
           </w:p>
         </w:tc>
@@ -91,7 +91,7 @@
                 <w:rFonts w:ascii="TimeNewRoman" w:hAnsi="TimeNewRoman"/>
                 <w:sz w:val="30"/>
               </w:rPr>
-              <w:t>28÷5=</w:t>
+              <w:t>94÷4=</w:t>
             </w:r>
           </w:p>
         </w:tc>
@@ -108,7 +108,7 @@
                 <w:rFonts w:ascii="TimeNewRoman" w:hAnsi="TimeNewRoman"/>
                 <w:sz w:val="30"/>
               </w:rPr>
-              <w:t>71÷6=</w:t>
+              <w:t>66÷3=</w:t>
             </w:r>
           </w:p>
         </w:tc>
@@ -223,7 +223,7 @@
                 <w:rFonts w:ascii="TimeNewRoman" w:hAnsi="TimeNewRoman"/>
                 <w:sz w:val="30"/>
               </w:rPr>
-              <w:t>14÷9=</w:t>
+              <w:t>31÷6=</w:t>
             </w:r>
           </w:p>
         </w:tc>
@@ -240,7 +240,7 @@
                 <w:rFonts w:ascii="TimeNewRoman" w:hAnsi="TimeNewRoman"/>
                 <w:sz w:val="30"/>
               </w:rPr>
-              <w:t>83÷5=</w:t>
+              <w:t>88÷2=</w:t>
             </w:r>
           </w:p>
         </w:tc>
@@ -257,7 +257,7 @@
                 <w:rFonts w:ascii="TimeNewRoman" w:hAnsi="TimeNewRoman"/>
                 <w:sz w:val="30"/>
               </w:rPr>
-              <w:t>90÷6=</w:t>
+              <w:t>92÷9=</w:t>
             </w:r>
           </w:p>
         </w:tc>
@@ -274,7 +274,7 @@
                 <w:rFonts w:ascii="TimeNewRoman" w:hAnsi="TimeNewRoman"/>
                 <w:sz w:val="30"/>
               </w:rPr>
-              <w:t>67÷3=</w:t>
+              <w:t>69÷9=</w:t>
             </w:r>
           </w:p>
         </w:tc>
@@ -291,7 +291,7 @@
                 <w:rFonts w:ascii="TimeNewRoman" w:hAnsi="TimeNewRoman"/>
                 <w:sz w:val="30"/>
               </w:rPr>
-              <w:t>53÷3=</w:t>
+              <w:t>32÷5=</w:t>
             </w:r>
           </w:p>
         </w:tc>
@@ -406,7 +406,7 @@
                 <w:rFonts w:ascii="TimeNewRoman" w:hAnsi="TimeNewRoman"/>
                 <w:sz w:val="30"/>
               </w:rPr>
-              <w:t>20÷8=</w:t>
+              <w:t>83÷2=</w:t>
             </w:r>
           </w:p>
         </w:tc>
@@ -423,7 +423,7 @@
                 <w:rFonts w:ascii="TimeNewRoman" w:hAnsi="TimeNewRoman"/>
                 <w:sz w:val="30"/>
               </w:rPr>
-              <w:t>40÷7=</w:t>
+              <w:t>28÷3=</w:t>
             </w:r>
           </w:p>
         </w:tc>
@@ -440,7 +440,7 @@
                 <w:rFonts w:ascii="TimeNewRoman" w:hAnsi="TimeNewRoman"/>
                 <w:sz w:val="30"/>
               </w:rPr>
-              <w:t>54÷3=</w:t>
+              <w:t>32÷7=</w:t>
             </w:r>
           </w:p>
         </w:tc>
@@ -457,7 +457,7 @@
                 <w:rFonts w:ascii="TimeNewRoman" w:hAnsi="TimeNewRoman"/>
                 <w:sz w:val="30"/>
               </w:rPr>
-              <w:t>44÷4=</w:t>
+              <w:t>31÷5=</w:t>
             </w:r>
           </w:p>
         </w:tc>
@@ -474,7 +474,7 @@
                 <w:rFonts w:ascii="TimeNewRoman" w:hAnsi="TimeNewRoman"/>
                 <w:sz w:val="30"/>
               </w:rPr>
-              <w:t>54÷5=</w:t>
+              <w:t>30÷2=</w:t>
             </w:r>
           </w:p>
         </w:tc>
@@ -589,7 +589,7 @@
                 <w:rFonts w:ascii="TimeNewRoman" w:hAnsi="TimeNewRoman"/>
                 <w:sz w:val="30"/>
               </w:rPr>
-              <w:t>24÷8=</w:t>
+              <w:t>77÷6=</w:t>
             </w:r>
           </w:p>
         </w:tc>
@@ -606,7 +606,7 @@
                 <w:rFonts w:ascii="TimeNewRoman" w:hAnsi="TimeNewRoman"/>
                 <w:sz w:val="30"/>
               </w:rPr>
-              <w:t>17÷6=</w:t>
+              <w:t>39÷3=</w:t>
             </w:r>
           </w:p>
         </w:tc>
@@ -623,7 +623,7 @@
                 <w:rFonts w:ascii="TimeNewRoman" w:hAnsi="TimeNewRoman"/>
                 <w:sz w:val="30"/>
               </w:rPr>
-              <w:t>90÷8=</w:t>
+              <w:t>62÷5=</w:t>
             </w:r>
           </w:p>
         </w:tc>
@@ -640,7 +640,7 @@
                 <w:rFonts w:ascii="TimeNewRoman" w:hAnsi="TimeNewRoman"/>
                 <w:sz w:val="30"/>
               </w:rPr>
-              <w:t>81÷7=</w:t>
+              <w:t>24÷7=</w:t>
             </w:r>
           </w:p>
         </w:tc>
@@ -657,7 +657,7 @@
                 <w:rFonts w:ascii="TimeNewRoman" w:hAnsi="TimeNewRoman"/>
                 <w:sz w:val="30"/>
               </w:rPr>
-              <w:t>72÷9=</w:t>
+              <w:t>76÷8=</w:t>
             </w:r>
           </w:p>
         </w:tc>
@@ -772,7 +772,7 @@
                 <w:rFonts w:ascii="TimeNewRoman" w:hAnsi="TimeNewRoman"/>
                 <w:sz w:val="30"/>
               </w:rPr>
-              <w:t>13÷7=</w:t>
+              <w:t>16÷2=</w:t>
             </w:r>
           </w:p>
         </w:tc>
@@ -789,7 +789,7 @@
                 <w:rFonts w:ascii="TimeNewRoman" w:hAnsi="TimeNewRoman"/>
                 <w:sz w:val="30"/>
               </w:rPr>
-              <w:t>77÷2=</w:t>
+              <w:t>39÷8=</w:t>
             </w:r>
           </w:p>
         </w:tc>
@@ -806,7 +806,7 @@
                 <w:rFonts w:ascii="TimeNewRoman" w:hAnsi="TimeNewRoman"/>
                 <w:sz w:val="30"/>
               </w:rPr>
-              <w:t>87÷3=</w:t>
+              <w:t>88÷6=</w:t>
             </w:r>
           </w:p>
         </w:tc>
@@ -823,7 +823,7 @@
                 <w:rFonts w:ascii="TimeNewRoman" w:hAnsi="TimeNewRoman"/>
                 <w:sz w:val="30"/>
               </w:rPr>
-              <w:t>42÷6=</w:t>
+              <w:t>56÷3=</w:t>
             </w:r>
           </w:p>
         </w:tc>
@@ -840,7 +840,7 @@
                 <w:rFonts w:ascii="TimeNewRoman" w:hAnsi="TimeNewRoman"/>
                 <w:sz w:val="30"/>
               </w:rPr>
-              <w:t>15÷9=</w:t>
+              <w:t>21÷6=</w:t>
             </w:r>
           </w:p>
         </w:tc>

--- a/two-digit_number_divided_by_one-digit_number.docx
+++ b/two-digit_number_divided_by_one-digit_number.docx
@@ -11,7 +11,7 @@
           <w:rFonts w:ascii="Arial" w:hAnsi="Arial"/>
           <w:sz w:val="30"/>
         </w:rPr>
-        <w:t>2026-09-25 Friday</w:t>
+        <w:t>2026-09-26 Saturday</w:t>
       </w:r>
     </w:p>
     <w:tbl>
@@ -40,7 +40,7 @@
                 <w:rFonts w:ascii="TimeNewRoman" w:hAnsi="TimeNewRoman"/>
                 <w:sz w:val="30"/>
               </w:rPr>
-              <w:t>91÷6=</w:t>
+              <w:t>16÷7=</w:t>
             </w:r>
           </w:p>
         </w:tc>
@@ -57,7 +57,7 @@
                 <w:rFonts w:ascii="TimeNewRoman" w:hAnsi="TimeNewRoman"/>
                 <w:sz w:val="30"/>
               </w:rPr>
-              <w:t>83÷2=</w:t>
+              <w:t>66÷4=</w:t>
             </w:r>
           </w:p>
         </w:tc>
@@ -74,7 +74,7 @@
                 <w:rFonts w:ascii="TimeNewRoman" w:hAnsi="TimeNewRoman"/>
                 <w:sz w:val="30"/>
               </w:rPr>
-              <w:t>82÷3=</w:t>
+              <w:t>12÷4=</w:t>
             </w:r>
           </w:p>
         </w:tc>
@@ -91,7 +91,7 @@
                 <w:rFonts w:ascii="TimeNewRoman" w:hAnsi="TimeNewRoman"/>
                 <w:sz w:val="30"/>
               </w:rPr>
-              <w:t>94÷4=</w:t>
+              <w:t>61÷9=</w:t>
             </w:r>
           </w:p>
         </w:tc>
@@ -108,7 +108,7 @@
                 <w:rFonts w:ascii="TimeNewRoman" w:hAnsi="TimeNewRoman"/>
                 <w:sz w:val="30"/>
               </w:rPr>
-              <w:t>66÷3=</w:t>
+              <w:t>31÷2=</w:t>
             </w:r>
           </w:p>
         </w:tc>
@@ -223,7 +223,7 @@
                 <w:rFonts w:ascii="TimeNewRoman" w:hAnsi="TimeNewRoman"/>
                 <w:sz w:val="30"/>
               </w:rPr>
-              <w:t>31÷6=</w:t>
+              <w:t>31÷5=</w:t>
             </w:r>
           </w:p>
         </w:tc>
@@ -240,7 +240,7 @@
                 <w:rFonts w:ascii="TimeNewRoman" w:hAnsi="TimeNewRoman"/>
                 <w:sz w:val="30"/>
               </w:rPr>
-              <w:t>88÷2=</w:t>
+              <w:t>63÷4=</w:t>
             </w:r>
           </w:p>
         </w:tc>
@@ -257,7 +257,7 @@
                 <w:rFonts w:ascii="TimeNewRoman" w:hAnsi="TimeNewRoman"/>
                 <w:sz w:val="30"/>
               </w:rPr>
-              <w:t>92÷9=</w:t>
+              <w:t>53÷4=</w:t>
             </w:r>
           </w:p>
         </w:tc>
@@ -274,7 +274,7 @@
                 <w:rFonts w:ascii="TimeNewRoman" w:hAnsi="TimeNewRoman"/>
                 <w:sz w:val="30"/>
               </w:rPr>
-              <w:t>69÷9=</w:t>
+              <w:t>99÷6=</w:t>
             </w:r>
           </w:p>
         </w:tc>
@@ -291,7 +291,7 @@
                 <w:rFonts w:ascii="TimeNewRoman" w:hAnsi="TimeNewRoman"/>
                 <w:sz w:val="30"/>
               </w:rPr>
-              <w:t>32÷5=</w:t>
+              <w:t>46÷7=</w:t>
             </w:r>
           </w:p>
         </w:tc>
@@ -406,7 +406,7 @@
                 <w:rFonts w:ascii="TimeNewRoman" w:hAnsi="TimeNewRoman"/>
                 <w:sz w:val="30"/>
               </w:rPr>
-              <w:t>83÷2=</w:t>
+              <w:t>47÷7=</w:t>
             </w:r>
           </w:p>
         </w:tc>
@@ -423,7 +423,7 @@
                 <w:rFonts w:ascii="TimeNewRoman" w:hAnsi="TimeNewRoman"/>
                 <w:sz w:val="30"/>
               </w:rPr>
-              <w:t>28÷3=</w:t>
+              <w:t>14÷3=</w:t>
             </w:r>
           </w:p>
         </w:tc>
@@ -440,7 +440,7 @@
                 <w:rFonts w:ascii="TimeNewRoman" w:hAnsi="TimeNewRoman"/>
                 <w:sz w:val="30"/>
               </w:rPr>
-              <w:t>32÷7=</w:t>
+              <w:t>51÷5=</w:t>
             </w:r>
           </w:p>
         </w:tc>
@@ -457,7 +457,7 @@
                 <w:rFonts w:ascii="TimeNewRoman" w:hAnsi="TimeNewRoman"/>
                 <w:sz w:val="30"/>
               </w:rPr>
-              <w:t>31÷5=</w:t>
+              <w:t>33÷7=</w:t>
             </w:r>
           </w:p>
         </w:tc>
@@ -474,7 +474,7 @@
                 <w:rFonts w:ascii="TimeNewRoman" w:hAnsi="TimeNewRoman"/>
                 <w:sz w:val="30"/>
               </w:rPr>
-              <w:t>30÷2=</w:t>
+              <w:t>76÷2=</w:t>
             </w:r>
           </w:p>
         </w:tc>
@@ -589,7 +589,7 @@
                 <w:rFonts w:ascii="TimeNewRoman" w:hAnsi="TimeNewRoman"/>
                 <w:sz w:val="30"/>
               </w:rPr>
-              <w:t>77÷6=</w:t>
+              <w:t>14÷5=</w:t>
             </w:r>
           </w:p>
         </w:tc>
@@ -606,7 +606,7 @@
                 <w:rFonts w:ascii="TimeNewRoman" w:hAnsi="TimeNewRoman"/>
                 <w:sz w:val="30"/>
               </w:rPr>
-              <w:t>39÷3=</w:t>
+              <w:t>67÷6=</w:t>
             </w:r>
           </w:p>
         </w:tc>
@@ -623,7 +623,7 @@
                 <w:rFonts w:ascii="TimeNewRoman" w:hAnsi="TimeNewRoman"/>
                 <w:sz w:val="30"/>
               </w:rPr>
-              <w:t>62÷5=</w:t>
+              <w:t>80÷8=</w:t>
             </w:r>
           </w:p>
         </w:tc>
@@ -640,7 +640,7 @@
                 <w:rFonts w:ascii="TimeNewRoman" w:hAnsi="TimeNewRoman"/>
                 <w:sz w:val="30"/>
               </w:rPr>
-              <w:t>24÷7=</w:t>
+              <w:t>54÷7=</w:t>
             </w:r>
           </w:p>
         </w:tc>
@@ -657,7 +657,7 @@
                 <w:rFonts w:ascii="TimeNewRoman" w:hAnsi="TimeNewRoman"/>
                 <w:sz w:val="30"/>
               </w:rPr>
-              <w:t>76÷8=</w:t>
+              <w:t>38÷5=</w:t>
             </w:r>
           </w:p>
         </w:tc>
@@ -772,7 +772,7 @@
                 <w:rFonts w:ascii="TimeNewRoman" w:hAnsi="TimeNewRoman"/>
                 <w:sz w:val="30"/>
               </w:rPr>
-              <w:t>16÷2=</w:t>
+              <w:t>66÷9=</w:t>
             </w:r>
           </w:p>
         </w:tc>
@@ -789,7 +789,7 @@
                 <w:rFonts w:ascii="TimeNewRoman" w:hAnsi="TimeNewRoman"/>
                 <w:sz w:val="30"/>
               </w:rPr>
-              <w:t>39÷8=</w:t>
+              <w:t>75÷2=</w:t>
             </w:r>
           </w:p>
         </w:tc>
@@ -806,7 +806,7 @@
                 <w:rFonts w:ascii="TimeNewRoman" w:hAnsi="TimeNewRoman"/>
                 <w:sz w:val="30"/>
               </w:rPr>
-              <w:t>88÷6=</w:t>
+              <w:t>27÷2=</w:t>
             </w:r>
           </w:p>
         </w:tc>
@@ -823,7 +823,7 @@
                 <w:rFonts w:ascii="TimeNewRoman" w:hAnsi="TimeNewRoman"/>
                 <w:sz w:val="30"/>
               </w:rPr>
-              <w:t>56÷3=</w:t>
+              <w:t>53÷7=</w:t>
             </w:r>
           </w:p>
         </w:tc>
@@ -840,7 +840,7 @@
                 <w:rFonts w:ascii="TimeNewRoman" w:hAnsi="TimeNewRoman"/>
                 <w:sz w:val="30"/>
               </w:rPr>
-              <w:t>21÷6=</w:t>
+              <w:t>13÷8=</w:t>
             </w:r>
           </w:p>
         </w:tc>

--- a/two-digit_number_divided_by_one-digit_number.docx
+++ b/two-digit_number_divided_by_one-digit_number.docx
@@ -40,7 +40,7 @@
                 <w:rFonts w:ascii="TimeNewRoman" w:hAnsi="TimeNewRoman"/>
                 <w:sz w:val="30"/>
               </w:rPr>
-              <w:t>16÷7=</w:t>
+              <w:t>23÷7=</w:t>
             </w:r>
           </w:p>
         </w:tc>
@@ -57,7 +57,7 @@
                 <w:rFonts w:ascii="TimeNewRoman" w:hAnsi="TimeNewRoman"/>
                 <w:sz w:val="30"/>
               </w:rPr>
-              <w:t>66÷4=</w:t>
+              <w:t>39÷6=</w:t>
             </w:r>
           </w:p>
         </w:tc>
@@ -74,7 +74,7 @@
                 <w:rFonts w:ascii="TimeNewRoman" w:hAnsi="TimeNewRoman"/>
                 <w:sz w:val="30"/>
               </w:rPr>
-              <w:t>12÷4=</w:t>
+              <w:t>10÷5=</w:t>
             </w:r>
           </w:p>
         </w:tc>
@@ -91,7 +91,7 @@
                 <w:rFonts w:ascii="TimeNewRoman" w:hAnsi="TimeNewRoman"/>
                 <w:sz w:val="30"/>
               </w:rPr>
-              <w:t>61÷9=</w:t>
+              <w:t>20÷3=</w:t>
             </w:r>
           </w:p>
         </w:tc>
@@ -108,7 +108,7 @@
                 <w:rFonts w:ascii="TimeNewRoman" w:hAnsi="TimeNewRoman"/>
                 <w:sz w:val="30"/>
               </w:rPr>
-              <w:t>31÷2=</w:t>
+              <w:t>45÷9=</w:t>
             </w:r>
           </w:p>
         </w:tc>
@@ -223,7 +223,7 @@
                 <w:rFonts w:ascii="TimeNewRoman" w:hAnsi="TimeNewRoman"/>
                 <w:sz w:val="30"/>
               </w:rPr>
-              <w:t>31÷5=</w:t>
+              <w:t>36÷3=</w:t>
             </w:r>
           </w:p>
         </w:tc>
@@ -240,7 +240,7 @@
                 <w:rFonts w:ascii="TimeNewRoman" w:hAnsi="TimeNewRoman"/>
                 <w:sz w:val="30"/>
               </w:rPr>
-              <w:t>63÷4=</w:t>
+              <w:t>78÷5=</w:t>
             </w:r>
           </w:p>
         </w:tc>
@@ -257,7 +257,7 @@
                 <w:rFonts w:ascii="TimeNewRoman" w:hAnsi="TimeNewRoman"/>
                 <w:sz w:val="30"/>
               </w:rPr>
-              <w:t>53÷4=</w:t>
+              <w:t>24÷7=</w:t>
             </w:r>
           </w:p>
         </w:tc>
@@ -274,7 +274,7 @@
                 <w:rFonts w:ascii="TimeNewRoman" w:hAnsi="TimeNewRoman"/>
                 <w:sz w:val="30"/>
               </w:rPr>
-              <w:t>99÷6=</w:t>
+              <w:t>29÷8=</w:t>
             </w:r>
           </w:p>
         </w:tc>
@@ -291,7 +291,7 @@
                 <w:rFonts w:ascii="TimeNewRoman" w:hAnsi="TimeNewRoman"/>
                 <w:sz w:val="30"/>
               </w:rPr>
-              <w:t>46÷7=</w:t>
+              <w:t>22÷9=</w:t>
             </w:r>
           </w:p>
         </w:tc>
@@ -406,7 +406,7 @@
                 <w:rFonts w:ascii="TimeNewRoman" w:hAnsi="TimeNewRoman"/>
                 <w:sz w:val="30"/>
               </w:rPr>
-              <w:t>47÷7=</w:t>
+              <w:t>65÷8=</w:t>
             </w:r>
           </w:p>
         </w:tc>
@@ -423,7 +423,7 @@
                 <w:rFonts w:ascii="TimeNewRoman" w:hAnsi="TimeNewRoman"/>
                 <w:sz w:val="30"/>
               </w:rPr>
-              <w:t>14÷3=</w:t>
+              <w:t>43÷5=</w:t>
             </w:r>
           </w:p>
         </w:tc>
@@ -440,7 +440,7 @@
                 <w:rFonts w:ascii="TimeNewRoman" w:hAnsi="TimeNewRoman"/>
                 <w:sz w:val="30"/>
               </w:rPr>
-              <w:t>51÷5=</w:t>
+              <w:t>15÷9=</w:t>
             </w:r>
           </w:p>
         </w:tc>
@@ -457,7 +457,7 @@
                 <w:rFonts w:ascii="TimeNewRoman" w:hAnsi="TimeNewRoman"/>
                 <w:sz w:val="30"/>
               </w:rPr>
-              <w:t>33÷7=</w:t>
+              <w:t>78÷4=</w:t>
             </w:r>
           </w:p>
         </w:tc>
@@ -474,7 +474,7 @@
                 <w:rFonts w:ascii="TimeNewRoman" w:hAnsi="TimeNewRoman"/>
                 <w:sz w:val="30"/>
               </w:rPr>
-              <w:t>76÷2=</w:t>
+              <w:t>56÷3=</w:t>
             </w:r>
           </w:p>
         </w:tc>
@@ -589,7 +589,7 @@
                 <w:rFonts w:ascii="TimeNewRoman" w:hAnsi="TimeNewRoman"/>
                 <w:sz w:val="30"/>
               </w:rPr>
-              <w:t>14÷5=</w:t>
+              <w:t>27÷6=</w:t>
             </w:r>
           </w:p>
         </w:tc>
@@ -606,7 +606,7 @@
                 <w:rFonts w:ascii="TimeNewRoman" w:hAnsi="TimeNewRoman"/>
                 <w:sz w:val="30"/>
               </w:rPr>
-              <w:t>67÷6=</w:t>
+              <w:t>17÷2=</w:t>
             </w:r>
           </w:p>
         </w:tc>
@@ -623,7 +623,7 @@
                 <w:rFonts w:ascii="TimeNewRoman" w:hAnsi="TimeNewRoman"/>
                 <w:sz w:val="30"/>
               </w:rPr>
-              <w:t>80÷8=</w:t>
+              <w:t>86÷8=</w:t>
             </w:r>
           </w:p>
         </w:tc>
@@ -640,7 +640,7 @@
                 <w:rFonts w:ascii="TimeNewRoman" w:hAnsi="TimeNewRoman"/>
                 <w:sz w:val="30"/>
               </w:rPr>
-              <w:t>54÷7=</w:t>
+              <w:t>86÷2=</w:t>
             </w:r>
           </w:p>
         </w:tc>
@@ -657,7 +657,7 @@
                 <w:rFonts w:ascii="TimeNewRoman" w:hAnsi="TimeNewRoman"/>
                 <w:sz w:val="30"/>
               </w:rPr>
-              <w:t>38÷5=</w:t>
+              <w:t>97÷5=</w:t>
             </w:r>
           </w:p>
         </w:tc>
@@ -772,7 +772,7 @@
                 <w:rFonts w:ascii="TimeNewRoman" w:hAnsi="TimeNewRoman"/>
                 <w:sz w:val="30"/>
               </w:rPr>
-              <w:t>66÷9=</w:t>
+              <w:t>18÷5=</w:t>
             </w:r>
           </w:p>
         </w:tc>
@@ -789,7 +789,7 @@
                 <w:rFonts w:ascii="TimeNewRoman" w:hAnsi="TimeNewRoman"/>
                 <w:sz w:val="30"/>
               </w:rPr>
-              <w:t>75÷2=</w:t>
+              <w:t>94÷3=</w:t>
             </w:r>
           </w:p>
         </w:tc>
@@ -806,7 +806,7 @@
                 <w:rFonts w:ascii="TimeNewRoman" w:hAnsi="TimeNewRoman"/>
                 <w:sz w:val="30"/>
               </w:rPr>
-              <w:t>27÷2=</w:t>
+              <w:t>75÷8=</w:t>
             </w:r>
           </w:p>
         </w:tc>
@@ -823,7 +823,7 @@
                 <w:rFonts w:ascii="TimeNewRoman" w:hAnsi="TimeNewRoman"/>
                 <w:sz w:val="30"/>
               </w:rPr>
-              <w:t>53÷7=</w:t>
+              <w:t>33÷4=</w:t>
             </w:r>
           </w:p>
         </w:tc>
@@ -840,7 +840,7 @@
                 <w:rFonts w:ascii="TimeNewRoman" w:hAnsi="TimeNewRoman"/>
                 <w:sz w:val="30"/>
               </w:rPr>
-              <w:t>13÷8=</w:t>
+              <w:t>48÷3=</w:t>
             </w:r>
           </w:p>
         </w:tc>

--- a/two-digit_number_divided_by_one-digit_number.docx
+++ b/two-digit_number_divided_by_one-digit_number.docx
@@ -11,7 +11,7 @@
           <w:rFonts w:ascii="Arial" w:hAnsi="Arial"/>
           <w:sz w:val="30"/>
         </w:rPr>
-        <w:t>2026-09-26 Saturday</w:t>
+        <w:t>2026-09-27 Sunday</w:t>
       </w:r>
     </w:p>
     <w:tbl>
@@ -40,7 +40,7 @@
                 <w:rFonts w:ascii="TimeNewRoman" w:hAnsi="TimeNewRoman"/>
                 <w:sz w:val="30"/>
               </w:rPr>
-              <w:t>23÷7=</w:t>
+              <w:t>73÷8=</w:t>
             </w:r>
           </w:p>
         </w:tc>
@@ -57,7 +57,7 @@
                 <w:rFonts w:ascii="TimeNewRoman" w:hAnsi="TimeNewRoman"/>
                 <w:sz w:val="30"/>
               </w:rPr>
-              <w:t>39÷6=</w:t>
+              <w:t>73÷2=</w:t>
             </w:r>
           </w:p>
         </w:tc>
@@ -74,7 +74,7 @@
                 <w:rFonts w:ascii="TimeNewRoman" w:hAnsi="TimeNewRoman"/>
                 <w:sz w:val="30"/>
               </w:rPr>
-              <w:t>10÷5=</w:t>
+              <w:t>17÷4=</w:t>
             </w:r>
           </w:p>
         </w:tc>
@@ -91,7 +91,7 @@
                 <w:rFonts w:ascii="TimeNewRoman" w:hAnsi="TimeNewRoman"/>
                 <w:sz w:val="30"/>
               </w:rPr>
-              <w:t>20÷3=</w:t>
+              <w:t>24÷8=</w:t>
             </w:r>
           </w:p>
         </w:tc>
@@ -108,7 +108,7 @@
                 <w:rFonts w:ascii="TimeNewRoman" w:hAnsi="TimeNewRoman"/>
                 <w:sz w:val="30"/>
               </w:rPr>
-              <w:t>45÷9=</w:t>
+              <w:t>92÷7=</w:t>
             </w:r>
           </w:p>
         </w:tc>
@@ -223,7 +223,7 @@
                 <w:rFonts w:ascii="TimeNewRoman" w:hAnsi="TimeNewRoman"/>
                 <w:sz w:val="30"/>
               </w:rPr>
-              <w:t>36÷3=</w:t>
+              <w:t>40÷4=</w:t>
             </w:r>
           </w:p>
         </w:tc>
@@ -240,7 +240,7 @@
                 <w:rFonts w:ascii="TimeNewRoman" w:hAnsi="TimeNewRoman"/>
                 <w:sz w:val="30"/>
               </w:rPr>
-              <w:t>78÷5=</w:t>
+              <w:t>41÷8=</w:t>
             </w:r>
           </w:p>
         </w:tc>
@@ -257,7 +257,7 @@
                 <w:rFonts w:ascii="TimeNewRoman" w:hAnsi="TimeNewRoman"/>
                 <w:sz w:val="30"/>
               </w:rPr>
-              <w:t>24÷7=</w:t>
+              <w:t>29÷4=</w:t>
             </w:r>
           </w:p>
         </w:tc>
@@ -274,7 +274,7 @@
                 <w:rFonts w:ascii="TimeNewRoman" w:hAnsi="TimeNewRoman"/>
                 <w:sz w:val="30"/>
               </w:rPr>
-              <w:t>29÷8=</w:t>
+              <w:t>83÷6=</w:t>
             </w:r>
           </w:p>
         </w:tc>
@@ -291,7 +291,7 @@
                 <w:rFonts w:ascii="TimeNewRoman" w:hAnsi="TimeNewRoman"/>
                 <w:sz w:val="30"/>
               </w:rPr>
-              <w:t>22÷9=</w:t>
+              <w:t>69÷8=</w:t>
             </w:r>
           </w:p>
         </w:tc>
@@ -406,7 +406,7 @@
                 <w:rFonts w:ascii="TimeNewRoman" w:hAnsi="TimeNewRoman"/>
                 <w:sz w:val="30"/>
               </w:rPr>
-              <w:t>65÷8=</w:t>
+              <w:t>48÷3=</w:t>
             </w:r>
           </w:p>
         </w:tc>
@@ -423,7 +423,7 @@
                 <w:rFonts w:ascii="TimeNewRoman" w:hAnsi="TimeNewRoman"/>
                 <w:sz w:val="30"/>
               </w:rPr>
-              <w:t>43÷5=</w:t>
+              <w:t>80÷3=</w:t>
             </w:r>
           </w:p>
         </w:tc>
@@ -440,7 +440,7 @@
                 <w:rFonts w:ascii="TimeNewRoman" w:hAnsi="TimeNewRoman"/>
                 <w:sz w:val="30"/>
               </w:rPr>
-              <w:t>15÷9=</w:t>
+              <w:t>91÷7=</w:t>
             </w:r>
           </w:p>
         </w:tc>
@@ -457,7 +457,7 @@
                 <w:rFonts w:ascii="TimeNewRoman" w:hAnsi="TimeNewRoman"/>
                 <w:sz w:val="30"/>
               </w:rPr>
-              <w:t>78÷4=</w:t>
+              <w:t>32÷5=</w:t>
             </w:r>
           </w:p>
         </w:tc>
@@ -474,7 +474,7 @@
                 <w:rFonts w:ascii="TimeNewRoman" w:hAnsi="TimeNewRoman"/>
                 <w:sz w:val="30"/>
               </w:rPr>
-              <w:t>56÷3=</w:t>
+              <w:t>86÷3=</w:t>
             </w:r>
           </w:p>
         </w:tc>
@@ -589,7 +589,7 @@
                 <w:rFonts w:ascii="TimeNewRoman" w:hAnsi="TimeNewRoman"/>
                 <w:sz w:val="30"/>
               </w:rPr>
-              <w:t>27÷6=</w:t>
+              <w:t>40÷8=</w:t>
             </w:r>
           </w:p>
         </w:tc>
@@ -606,7 +606,7 @@
                 <w:rFonts w:ascii="TimeNewRoman" w:hAnsi="TimeNewRoman"/>
                 <w:sz w:val="30"/>
               </w:rPr>
-              <w:t>17÷2=</w:t>
+              <w:t>99÷5=</w:t>
             </w:r>
           </w:p>
         </w:tc>
@@ -623,7 +623,7 @@
                 <w:rFonts w:ascii="TimeNewRoman" w:hAnsi="TimeNewRoman"/>
                 <w:sz w:val="30"/>
               </w:rPr>
-              <w:t>86÷8=</w:t>
+              <w:t>18÷9=</w:t>
             </w:r>
           </w:p>
         </w:tc>
@@ -640,7 +640,7 @@
                 <w:rFonts w:ascii="TimeNewRoman" w:hAnsi="TimeNewRoman"/>
                 <w:sz w:val="30"/>
               </w:rPr>
-              <w:t>86÷2=</w:t>
+              <w:t>58÷5=</w:t>
             </w:r>
           </w:p>
         </w:tc>
@@ -657,7 +657,7 @@
                 <w:rFonts w:ascii="TimeNewRoman" w:hAnsi="TimeNewRoman"/>
                 <w:sz w:val="30"/>
               </w:rPr>
-              <w:t>97÷5=</w:t>
+              <w:t>37÷2=</w:t>
             </w:r>
           </w:p>
         </w:tc>
@@ -772,7 +772,7 @@
                 <w:rFonts w:ascii="TimeNewRoman" w:hAnsi="TimeNewRoman"/>
                 <w:sz w:val="30"/>
               </w:rPr>
-              <w:t>18÷5=</w:t>
+              <w:t>22÷5=</w:t>
             </w:r>
           </w:p>
         </w:tc>
@@ -789,7 +789,7 @@
                 <w:rFonts w:ascii="TimeNewRoman" w:hAnsi="TimeNewRoman"/>
                 <w:sz w:val="30"/>
               </w:rPr>
-              <w:t>94÷3=</w:t>
+              <w:t>88÷2=</w:t>
             </w:r>
           </w:p>
         </w:tc>
@@ -806,7 +806,7 @@
                 <w:rFonts w:ascii="TimeNewRoman" w:hAnsi="TimeNewRoman"/>
                 <w:sz w:val="30"/>
               </w:rPr>
-              <w:t>75÷8=</w:t>
+              <w:t>44÷3=</w:t>
             </w:r>
           </w:p>
         </w:tc>
@@ -823,7 +823,7 @@
                 <w:rFonts w:ascii="TimeNewRoman" w:hAnsi="TimeNewRoman"/>
                 <w:sz w:val="30"/>
               </w:rPr>
-              <w:t>33÷4=</w:t>
+              <w:t>71÷2=</w:t>
             </w:r>
           </w:p>
         </w:tc>
@@ -840,7 +840,7 @@
                 <w:rFonts w:ascii="TimeNewRoman" w:hAnsi="TimeNewRoman"/>
                 <w:sz w:val="30"/>
               </w:rPr>
-              <w:t>48÷3=</w:t>
+              <w:t>97÷2=</w:t>
             </w:r>
           </w:p>
         </w:tc>

--- a/two-digit_number_divided_by_one-digit_number.docx
+++ b/two-digit_number_divided_by_one-digit_number.docx
@@ -40,7 +40,7 @@
                 <w:rFonts w:ascii="TimeNewRoman" w:hAnsi="TimeNewRoman"/>
                 <w:sz w:val="30"/>
               </w:rPr>
-              <w:t>73÷8=</w:t>
+              <w:t>74÷3=</w:t>
             </w:r>
           </w:p>
         </w:tc>
@@ -57,7 +57,7 @@
                 <w:rFonts w:ascii="TimeNewRoman" w:hAnsi="TimeNewRoman"/>
                 <w:sz w:val="30"/>
               </w:rPr>
-              <w:t>73÷2=</w:t>
+              <w:t>82÷3=</w:t>
             </w:r>
           </w:p>
         </w:tc>
@@ -74,7 +74,7 @@
                 <w:rFonts w:ascii="TimeNewRoman" w:hAnsi="TimeNewRoman"/>
                 <w:sz w:val="30"/>
               </w:rPr>
-              <w:t>17÷4=</w:t>
+              <w:t>94÷6=</w:t>
             </w:r>
           </w:p>
         </w:tc>
@@ -91,7 +91,7 @@
                 <w:rFonts w:ascii="TimeNewRoman" w:hAnsi="TimeNewRoman"/>
                 <w:sz w:val="30"/>
               </w:rPr>
-              <w:t>24÷8=</w:t>
+              <w:t>51÷8=</w:t>
             </w:r>
           </w:p>
         </w:tc>
@@ -108,7 +108,7 @@
                 <w:rFonts w:ascii="TimeNewRoman" w:hAnsi="TimeNewRoman"/>
                 <w:sz w:val="30"/>
               </w:rPr>
-              <w:t>92÷7=</w:t>
+              <w:t>52÷2=</w:t>
             </w:r>
           </w:p>
         </w:tc>
@@ -223,7 +223,7 @@
                 <w:rFonts w:ascii="TimeNewRoman" w:hAnsi="TimeNewRoman"/>
                 <w:sz w:val="30"/>
               </w:rPr>
-              <w:t>40÷4=</w:t>
+              <w:t>99÷6=</w:t>
             </w:r>
           </w:p>
         </w:tc>
@@ -240,7 +240,7 @@
                 <w:rFonts w:ascii="TimeNewRoman" w:hAnsi="TimeNewRoman"/>
                 <w:sz w:val="30"/>
               </w:rPr>
-              <w:t>41÷8=</w:t>
+              <w:t>68÷3=</w:t>
             </w:r>
           </w:p>
         </w:tc>
@@ -257,7 +257,7 @@
                 <w:rFonts w:ascii="TimeNewRoman" w:hAnsi="TimeNewRoman"/>
                 <w:sz w:val="30"/>
               </w:rPr>
-              <w:t>29÷4=</w:t>
+              <w:t>43÷2=</w:t>
             </w:r>
           </w:p>
         </w:tc>
@@ -274,7 +274,7 @@
                 <w:rFonts w:ascii="TimeNewRoman" w:hAnsi="TimeNewRoman"/>
                 <w:sz w:val="30"/>
               </w:rPr>
-              <w:t>83÷6=</w:t>
+              <w:t>88÷9=</w:t>
             </w:r>
           </w:p>
         </w:tc>
@@ -291,7 +291,7 @@
                 <w:rFonts w:ascii="TimeNewRoman" w:hAnsi="TimeNewRoman"/>
                 <w:sz w:val="30"/>
               </w:rPr>
-              <w:t>69÷8=</w:t>
+              <w:t>89÷7=</w:t>
             </w:r>
           </w:p>
         </w:tc>
@@ -406,7 +406,7 @@
                 <w:rFonts w:ascii="TimeNewRoman" w:hAnsi="TimeNewRoman"/>
                 <w:sz w:val="30"/>
               </w:rPr>
-              <w:t>48÷3=</w:t>
+              <w:t>47÷9=</w:t>
             </w:r>
           </w:p>
         </w:tc>
@@ -423,7 +423,7 @@
                 <w:rFonts w:ascii="TimeNewRoman" w:hAnsi="TimeNewRoman"/>
                 <w:sz w:val="30"/>
               </w:rPr>
-              <w:t>80÷3=</w:t>
+              <w:t>58÷5=</w:t>
             </w:r>
           </w:p>
         </w:tc>
@@ -440,7 +440,7 @@
                 <w:rFonts w:ascii="TimeNewRoman" w:hAnsi="TimeNewRoman"/>
                 <w:sz w:val="30"/>
               </w:rPr>
-              <w:t>91÷7=</w:t>
+              <w:t>98÷2=</w:t>
             </w:r>
           </w:p>
         </w:tc>
@@ -457,7 +457,7 @@
                 <w:rFonts w:ascii="TimeNewRoman" w:hAnsi="TimeNewRoman"/>
                 <w:sz w:val="30"/>
               </w:rPr>
-              <w:t>32÷5=</w:t>
+              <w:t>25÷5=</w:t>
             </w:r>
           </w:p>
         </w:tc>
@@ -474,7 +474,7 @@
                 <w:rFonts w:ascii="TimeNewRoman" w:hAnsi="TimeNewRoman"/>
                 <w:sz w:val="30"/>
               </w:rPr>
-              <w:t>86÷3=</w:t>
+              <w:t>72÷5=</w:t>
             </w:r>
           </w:p>
         </w:tc>
@@ -589,7 +589,7 @@
                 <w:rFonts w:ascii="TimeNewRoman" w:hAnsi="TimeNewRoman"/>
                 <w:sz w:val="30"/>
               </w:rPr>
-              <w:t>40÷8=</w:t>
+              <w:t>44÷9=</w:t>
             </w:r>
           </w:p>
         </w:tc>
@@ -606,7 +606,7 @@
                 <w:rFonts w:ascii="TimeNewRoman" w:hAnsi="TimeNewRoman"/>
                 <w:sz w:val="30"/>
               </w:rPr>
-              <w:t>99÷5=</w:t>
+              <w:t>80÷9=</w:t>
             </w:r>
           </w:p>
         </w:tc>
@@ -623,7 +623,7 @@
                 <w:rFonts w:ascii="TimeNewRoman" w:hAnsi="TimeNewRoman"/>
                 <w:sz w:val="30"/>
               </w:rPr>
-              <w:t>18÷9=</w:t>
+              <w:t>32÷4=</w:t>
             </w:r>
           </w:p>
         </w:tc>
@@ -640,7 +640,7 @@
                 <w:rFonts w:ascii="TimeNewRoman" w:hAnsi="TimeNewRoman"/>
                 <w:sz w:val="30"/>
               </w:rPr>
-              <w:t>58÷5=</w:t>
+              <w:t>66÷7=</w:t>
             </w:r>
           </w:p>
         </w:tc>
@@ -657,7 +657,7 @@
                 <w:rFonts w:ascii="TimeNewRoman" w:hAnsi="TimeNewRoman"/>
                 <w:sz w:val="30"/>
               </w:rPr>
-              <w:t>37÷2=</w:t>
+              <w:t>52÷9=</w:t>
             </w:r>
           </w:p>
         </w:tc>
@@ -772,7 +772,7 @@
                 <w:rFonts w:ascii="TimeNewRoman" w:hAnsi="TimeNewRoman"/>
                 <w:sz w:val="30"/>
               </w:rPr>
-              <w:t>22÷5=</w:t>
+              <w:t>26÷4=</w:t>
             </w:r>
           </w:p>
         </w:tc>
@@ -789,7 +789,7 @@
                 <w:rFonts w:ascii="TimeNewRoman" w:hAnsi="TimeNewRoman"/>
                 <w:sz w:val="30"/>
               </w:rPr>
-              <w:t>88÷2=</w:t>
+              <w:t>44÷7=</w:t>
             </w:r>
           </w:p>
         </w:tc>
@@ -806,7 +806,7 @@
                 <w:rFonts w:ascii="TimeNewRoman" w:hAnsi="TimeNewRoman"/>
                 <w:sz w:val="30"/>
               </w:rPr>
-              <w:t>44÷3=</w:t>
+              <w:t>84÷4=</w:t>
             </w:r>
           </w:p>
         </w:tc>
@@ -823,7 +823,7 @@
                 <w:rFonts w:ascii="TimeNewRoman" w:hAnsi="TimeNewRoman"/>
                 <w:sz w:val="30"/>
               </w:rPr>
-              <w:t>71÷2=</w:t>
+              <w:t>69÷2=</w:t>
             </w:r>
           </w:p>
         </w:tc>
@@ -840,7 +840,7 @@
                 <w:rFonts w:ascii="TimeNewRoman" w:hAnsi="TimeNewRoman"/>
                 <w:sz w:val="30"/>
               </w:rPr>
-              <w:t>97÷2=</w:t>
+              <w:t>49÷7=</w:t>
             </w:r>
           </w:p>
         </w:tc>

--- a/two-digit_number_divided_by_one-digit_number.docx
+++ b/two-digit_number_divided_by_one-digit_number.docx
@@ -11,7 +11,7 @@
           <w:rFonts w:ascii="Arial" w:hAnsi="Arial"/>
           <w:sz w:val="30"/>
         </w:rPr>
-        <w:t>2026-09-27 Sunday</w:t>
+        <w:t>2026-09-28 Monday</w:t>
       </w:r>
     </w:p>
     <w:tbl>
@@ -40,7 +40,7 @@
                 <w:rFonts w:ascii="TimeNewRoman" w:hAnsi="TimeNewRoman"/>
                 <w:sz w:val="30"/>
               </w:rPr>
-              <w:t>74÷3=</w:t>
+              <w:t>81÷3=</w:t>
             </w:r>
           </w:p>
         </w:tc>
@@ -57,7 +57,7 @@
                 <w:rFonts w:ascii="TimeNewRoman" w:hAnsi="TimeNewRoman"/>
                 <w:sz w:val="30"/>
               </w:rPr>
-              <w:t>82÷3=</w:t>
+              <w:t>80÷3=</w:t>
             </w:r>
           </w:p>
         </w:tc>
@@ -74,7 +74,7 @@
                 <w:rFonts w:ascii="TimeNewRoman" w:hAnsi="TimeNewRoman"/>
                 <w:sz w:val="30"/>
               </w:rPr>
-              <w:t>94÷6=</w:t>
+              <w:t>57÷6=</w:t>
             </w:r>
           </w:p>
         </w:tc>
@@ -91,7 +91,7 @@
                 <w:rFonts w:ascii="TimeNewRoman" w:hAnsi="TimeNewRoman"/>
                 <w:sz w:val="30"/>
               </w:rPr>
-              <w:t>51÷8=</w:t>
+              <w:t>97÷5=</w:t>
             </w:r>
           </w:p>
         </w:tc>
@@ -108,7 +108,7 @@
                 <w:rFonts w:ascii="TimeNewRoman" w:hAnsi="TimeNewRoman"/>
                 <w:sz w:val="30"/>
               </w:rPr>
-              <w:t>52÷2=</w:t>
+              <w:t>67÷8=</w:t>
             </w:r>
           </w:p>
         </w:tc>
@@ -223,7 +223,7 @@
                 <w:rFonts w:ascii="TimeNewRoman" w:hAnsi="TimeNewRoman"/>
                 <w:sz w:val="30"/>
               </w:rPr>
-              <w:t>99÷6=</w:t>
+              <w:t>73÷5=</w:t>
             </w:r>
           </w:p>
         </w:tc>
@@ -240,7 +240,7 @@
                 <w:rFonts w:ascii="TimeNewRoman" w:hAnsi="TimeNewRoman"/>
                 <w:sz w:val="30"/>
               </w:rPr>
-              <w:t>68÷3=</w:t>
+              <w:t>43÷4=</w:t>
             </w:r>
           </w:p>
         </w:tc>
@@ -257,7 +257,7 @@
                 <w:rFonts w:ascii="TimeNewRoman" w:hAnsi="TimeNewRoman"/>
                 <w:sz w:val="30"/>
               </w:rPr>
-              <w:t>43÷2=</w:t>
+              <w:t>37÷4=</w:t>
             </w:r>
           </w:p>
         </w:tc>
@@ -274,7 +274,7 @@
                 <w:rFonts w:ascii="TimeNewRoman" w:hAnsi="TimeNewRoman"/>
                 <w:sz w:val="30"/>
               </w:rPr>
-              <w:t>88÷9=</w:t>
+              <w:t>90÷5=</w:t>
             </w:r>
           </w:p>
         </w:tc>
@@ -291,7 +291,7 @@
                 <w:rFonts w:ascii="TimeNewRoman" w:hAnsi="TimeNewRoman"/>
                 <w:sz w:val="30"/>
               </w:rPr>
-              <w:t>89÷7=</w:t>
+              <w:t>56÷5=</w:t>
             </w:r>
           </w:p>
         </w:tc>
@@ -406,7 +406,7 @@
                 <w:rFonts w:ascii="TimeNewRoman" w:hAnsi="TimeNewRoman"/>
                 <w:sz w:val="30"/>
               </w:rPr>
-              <w:t>47÷9=</w:t>
+              <w:t>21÷9=</w:t>
             </w:r>
           </w:p>
         </w:tc>
@@ -423,7 +423,7 @@
                 <w:rFonts w:ascii="TimeNewRoman" w:hAnsi="TimeNewRoman"/>
                 <w:sz w:val="30"/>
               </w:rPr>
-              <w:t>58÷5=</w:t>
+              <w:t>40÷5=</w:t>
             </w:r>
           </w:p>
         </w:tc>
@@ -440,7 +440,7 @@
                 <w:rFonts w:ascii="TimeNewRoman" w:hAnsi="TimeNewRoman"/>
                 <w:sz w:val="30"/>
               </w:rPr>
-              <w:t>98÷2=</w:t>
+              <w:t>60÷4=</w:t>
             </w:r>
           </w:p>
         </w:tc>
@@ -457,7 +457,7 @@
                 <w:rFonts w:ascii="TimeNewRoman" w:hAnsi="TimeNewRoman"/>
                 <w:sz w:val="30"/>
               </w:rPr>
-              <w:t>25÷5=</w:t>
+              <w:t>47÷6=</w:t>
             </w:r>
           </w:p>
         </w:tc>
@@ -474,7 +474,7 @@
                 <w:rFonts w:ascii="TimeNewRoman" w:hAnsi="TimeNewRoman"/>
                 <w:sz w:val="30"/>
               </w:rPr>
-              <w:t>72÷5=</w:t>
+              <w:t>96÷6=</w:t>
             </w:r>
           </w:p>
         </w:tc>
@@ -589,7 +589,7 @@
                 <w:rFonts w:ascii="TimeNewRoman" w:hAnsi="TimeNewRoman"/>
                 <w:sz w:val="30"/>
               </w:rPr>
-              <w:t>44÷9=</w:t>
+              <w:t>76÷6=</w:t>
             </w:r>
           </w:p>
         </w:tc>
@@ -606,7 +606,7 @@
                 <w:rFonts w:ascii="TimeNewRoman" w:hAnsi="TimeNewRoman"/>
                 <w:sz w:val="30"/>
               </w:rPr>
-              <w:t>80÷9=</w:t>
+              <w:t>93÷8=</w:t>
             </w:r>
           </w:p>
         </w:tc>
@@ -623,7 +623,7 @@
                 <w:rFonts w:ascii="TimeNewRoman" w:hAnsi="TimeNewRoman"/>
                 <w:sz w:val="30"/>
               </w:rPr>
-              <w:t>32÷4=</w:t>
+              <w:t>76÷2=</w:t>
             </w:r>
           </w:p>
         </w:tc>
@@ -640,7 +640,7 @@
                 <w:rFonts w:ascii="TimeNewRoman" w:hAnsi="TimeNewRoman"/>
                 <w:sz w:val="30"/>
               </w:rPr>
-              <w:t>66÷7=</w:t>
+              <w:t>25÷4=</w:t>
             </w:r>
           </w:p>
         </w:tc>
@@ -657,7 +657,7 @@
                 <w:rFonts w:ascii="TimeNewRoman" w:hAnsi="TimeNewRoman"/>
                 <w:sz w:val="30"/>
               </w:rPr>
-              <w:t>52÷9=</w:t>
+              <w:t>47÷3=</w:t>
             </w:r>
           </w:p>
         </w:tc>
@@ -772,7 +772,7 @@
                 <w:rFonts w:ascii="TimeNewRoman" w:hAnsi="TimeNewRoman"/>
                 <w:sz w:val="30"/>
               </w:rPr>
-              <w:t>26÷4=</w:t>
+              <w:t>86÷5=</w:t>
             </w:r>
           </w:p>
         </w:tc>
@@ -789,7 +789,7 @@
                 <w:rFonts w:ascii="TimeNewRoman" w:hAnsi="TimeNewRoman"/>
                 <w:sz w:val="30"/>
               </w:rPr>
-              <w:t>44÷7=</w:t>
+              <w:t>37÷7=</w:t>
             </w:r>
           </w:p>
         </w:tc>
@@ -806,7 +806,7 @@
                 <w:rFonts w:ascii="TimeNewRoman" w:hAnsi="TimeNewRoman"/>
                 <w:sz w:val="30"/>
               </w:rPr>
-              <w:t>84÷4=</w:t>
+              <w:t>64÷4=</w:t>
             </w:r>
           </w:p>
         </w:tc>
@@ -823,7 +823,7 @@
                 <w:rFonts w:ascii="TimeNewRoman" w:hAnsi="TimeNewRoman"/>
                 <w:sz w:val="30"/>
               </w:rPr>
-              <w:t>69÷2=</w:t>
+              <w:t>32÷6=</w:t>
             </w:r>
           </w:p>
         </w:tc>
@@ -840,7 +840,7 @@
                 <w:rFonts w:ascii="TimeNewRoman" w:hAnsi="TimeNewRoman"/>
                 <w:sz w:val="30"/>
               </w:rPr>
-              <w:t>49÷7=</w:t>
+              <w:t>75÷5=</w:t>
             </w:r>
           </w:p>
         </w:tc>

--- a/two-digit_number_divided_by_one-digit_number.docx
+++ b/two-digit_number_divided_by_one-digit_number.docx
@@ -40,7 +40,7 @@
                 <w:rFonts w:ascii="TimeNewRoman" w:hAnsi="TimeNewRoman"/>
                 <w:sz w:val="30"/>
               </w:rPr>
-              <w:t>81÷3=</w:t>
+              <w:t>12÷3=</w:t>
             </w:r>
           </w:p>
         </w:tc>
@@ -57,7 +57,7 @@
                 <w:rFonts w:ascii="TimeNewRoman" w:hAnsi="TimeNewRoman"/>
                 <w:sz w:val="30"/>
               </w:rPr>
-              <w:t>80÷3=</w:t>
+              <w:t>57÷5=</w:t>
             </w:r>
           </w:p>
         </w:tc>
@@ -74,7 +74,7 @@
                 <w:rFonts w:ascii="TimeNewRoman" w:hAnsi="TimeNewRoman"/>
                 <w:sz w:val="30"/>
               </w:rPr>
-              <w:t>57÷6=</w:t>
+              <w:t>94÷5=</w:t>
             </w:r>
           </w:p>
         </w:tc>
@@ -91,7 +91,7 @@
                 <w:rFonts w:ascii="TimeNewRoman" w:hAnsi="TimeNewRoman"/>
                 <w:sz w:val="30"/>
               </w:rPr>
-              <w:t>97÷5=</w:t>
+              <w:t>76÷6=</w:t>
             </w:r>
           </w:p>
         </w:tc>
@@ -108,7 +108,7 @@
                 <w:rFonts w:ascii="TimeNewRoman" w:hAnsi="TimeNewRoman"/>
                 <w:sz w:val="30"/>
               </w:rPr>
-              <w:t>67÷8=</w:t>
+              <w:t>46÷8=</w:t>
             </w:r>
           </w:p>
         </w:tc>
@@ -223,7 +223,7 @@
                 <w:rFonts w:ascii="TimeNewRoman" w:hAnsi="TimeNewRoman"/>
                 <w:sz w:val="30"/>
               </w:rPr>
-              <w:t>73÷5=</w:t>
+              <w:t>11÷5=</w:t>
             </w:r>
           </w:p>
         </w:tc>
@@ -240,7 +240,7 @@
                 <w:rFonts w:ascii="TimeNewRoman" w:hAnsi="TimeNewRoman"/>
                 <w:sz w:val="30"/>
               </w:rPr>
-              <w:t>43÷4=</w:t>
+              <w:t>22÷5=</w:t>
             </w:r>
           </w:p>
         </w:tc>
@@ -257,7 +257,7 @@
                 <w:rFonts w:ascii="TimeNewRoman" w:hAnsi="TimeNewRoman"/>
                 <w:sz w:val="30"/>
               </w:rPr>
-              <w:t>37÷4=</w:t>
+              <w:t>59÷9=</w:t>
             </w:r>
           </w:p>
         </w:tc>
@@ -274,7 +274,7 @@
                 <w:rFonts w:ascii="TimeNewRoman" w:hAnsi="TimeNewRoman"/>
                 <w:sz w:val="30"/>
               </w:rPr>
-              <w:t>90÷5=</w:t>
+              <w:t>10÷2=</w:t>
             </w:r>
           </w:p>
         </w:tc>
@@ -291,7 +291,7 @@
                 <w:rFonts w:ascii="TimeNewRoman" w:hAnsi="TimeNewRoman"/>
                 <w:sz w:val="30"/>
               </w:rPr>
-              <w:t>56÷5=</w:t>
+              <w:t>14÷8=</w:t>
             </w:r>
           </w:p>
         </w:tc>
@@ -406,7 +406,7 @@
                 <w:rFonts w:ascii="TimeNewRoman" w:hAnsi="TimeNewRoman"/>
                 <w:sz w:val="30"/>
               </w:rPr>
-              <w:t>21÷9=</w:t>
+              <w:t>93÷3=</w:t>
             </w:r>
           </w:p>
         </w:tc>
@@ -423,7 +423,7 @@
                 <w:rFonts w:ascii="TimeNewRoman" w:hAnsi="TimeNewRoman"/>
                 <w:sz w:val="30"/>
               </w:rPr>
-              <w:t>40÷5=</w:t>
+              <w:t>97÷9=</w:t>
             </w:r>
           </w:p>
         </w:tc>
@@ -440,7 +440,7 @@
                 <w:rFonts w:ascii="TimeNewRoman" w:hAnsi="TimeNewRoman"/>
                 <w:sz w:val="30"/>
               </w:rPr>
-              <w:t>60÷4=</w:t>
+              <w:t>13÷9=</w:t>
             </w:r>
           </w:p>
         </w:tc>
@@ -457,7 +457,7 @@
                 <w:rFonts w:ascii="TimeNewRoman" w:hAnsi="TimeNewRoman"/>
                 <w:sz w:val="30"/>
               </w:rPr>
-              <w:t>47÷6=</w:t>
+              <w:t>85÷3=</w:t>
             </w:r>
           </w:p>
         </w:tc>
@@ -474,7 +474,7 @@
                 <w:rFonts w:ascii="TimeNewRoman" w:hAnsi="TimeNewRoman"/>
                 <w:sz w:val="30"/>
               </w:rPr>
-              <w:t>96÷6=</w:t>
+              <w:t>12÷3=</w:t>
             </w:r>
           </w:p>
         </w:tc>
@@ -589,7 +589,7 @@
                 <w:rFonts w:ascii="TimeNewRoman" w:hAnsi="TimeNewRoman"/>
                 <w:sz w:val="30"/>
               </w:rPr>
-              <w:t>76÷6=</w:t>
+              <w:t>36÷8=</w:t>
             </w:r>
           </w:p>
         </w:tc>
@@ -606,7 +606,7 @@
                 <w:rFonts w:ascii="TimeNewRoman" w:hAnsi="TimeNewRoman"/>
                 <w:sz w:val="30"/>
               </w:rPr>
-              <w:t>93÷8=</w:t>
+              <w:t>43÷3=</w:t>
             </w:r>
           </w:p>
         </w:tc>
@@ -623,7 +623,7 @@
                 <w:rFonts w:ascii="TimeNewRoman" w:hAnsi="TimeNewRoman"/>
                 <w:sz w:val="30"/>
               </w:rPr>
-              <w:t>76÷2=</w:t>
+              <w:t>80÷4=</w:t>
             </w:r>
           </w:p>
         </w:tc>
@@ -640,7 +640,7 @@
                 <w:rFonts w:ascii="TimeNewRoman" w:hAnsi="TimeNewRoman"/>
                 <w:sz w:val="30"/>
               </w:rPr>
-              <w:t>25÷4=</w:t>
+              <w:t>60÷4=</w:t>
             </w:r>
           </w:p>
         </w:tc>
@@ -657,7 +657,7 @@
                 <w:rFonts w:ascii="TimeNewRoman" w:hAnsi="TimeNewRoman"/>
                 <w:sz w:val="30"/>
               </w:rPr>
-              <w:t>47÷3=</w:t>
+              <w:t>93÷6=</w:t>
             </w:r>
           </w:p>
         </w:tc>
@@ -772,7 +772,7 @@
                 <w:rFonts w:ascii="TimeNewRoman" w:hAnsi="TimeNewRoman"/>
                 <w:sz w:val="30"/>
               </w:rPr>
-              <w:t>86÷5=</w:t>
+              <w:t>98÷5=</w:t>
             </w:r>
           </w:p>
         </w:tc>
@@ -789,7 +789,7 @@
                 <w:rFonts w:ascii="TimeNewRoman" w:hAnsi="TimeNewRoman"/>
                 <w:sz w:val="30"/>
               </w:rPr>
-              <w:t>37÷7=</w:t>
+              <w:t>29÷7=</w:t>
             </w:r>
           </w:p>
         </w:tc>
@@ -806,7 +806,7 @@
                 <w:rFonts w:ascii="TimeNewRoman" w:hAnsi="TimeNewRoman"/>
                 <w:sz w:val="30"/>
               </w:rPr>
-              <w:t>64÷4=</w:t>
+              <w:t>64÷8=</w:t>
             </w:r>
           </w:p>
         </w:tc>
@@ -823,7 +823,7 @@
                 <w:rFonts w:ascii="TimeNewRoman" w:hAnsi="TimeNewRoman"/>
                 <w:sz w:val="30"/>
               </w:rPr>
-              <w:t>32÷6=</w:t>
+              <w:t>33÷3=</w:t>
             </w:r>
           </w:p>
         </w:tc>
@@ -840,7 +840,7 @@
                 <w:rFonts w:ascii="TimeNewRoman" w:hAnsi="TimeNewRoman"/>
                 <w:sz w:val="30"/>
               </w:rPr>
-              <w:t>75÷5=</w:t>
+              <w:t>99÷3=</w:t>
             </w:r>
           </w:p>
         </w:tc>

--- a/two-digit_number_divided_by_one-digit_number.docx
+++ b/two-digit_number_divided_by_one-digit_number.docx
@@ -11,7 +11,7 @@
           <w:rFonts w:ascii="Arial" w:hAnsi="Arial"/>
           <w:sz w:val="30"/>
         </w:rPr>
-        <w:t>2026-09-28 Monday</w:t>
+        <w:t>2026-09-29 Tuesday</w:t>
       </w:r>
     </w:p>
     <w:tbl>
@@ -40,7 +40,7 @@
                 <w:rFonts w:ascii="TimeNewRoman" w:hAnsi="TimeNewRoman"/>
                 <w:sz w:val="30"/>
               </w:rPr>
-              <w:t>12÷3=</w:t>
+              <w:t>99÷2=</w:t>
             </w:r>
           </w:p>
         </w:tc>
@@ -57,7 +57,7 @@
                 <w:rFonts w:ascii="TimeNewRoman" w:hAnsi="TimeNewRoman"/>
                 <w:sz w:val="30"/>
               </w:rPr>
-              <w:t>57÷5=</w:t>
+              <w:t>85÷3=</w:t>
             </w:r>
           </w:p>
         </w:tc>
@@ -74,7 +74,7 @@
                 <w:rFonts w:ascii="TimeNewRoman" w:hAnsi="TimeNewRoman"/>
                 <w:sz w:val="30"/>
               </w:rPr>
-              <w:t>94÷5=</w:t>
+              <w:t>51÷6=</w:t>
             </w:r>
           </w:p>
         </w:tc>
@@ -91,7 +91,7 @@
                 <w:rFonts w:ascii="TimeNewRoman" w:hAnsi="TimeNewRoman"/>
                 <w:sz w:val="30"/>
               </w:rPr>
-              <w:t>76÷6=</w:t>
+              <w:t>46÷9=</w:t>
             </w:r>
           </w:p>
         </w:tc>
@@ -108,7 +108,7 @@
                 <w:rFonts w:ascii="TimeNewRoman" w:hAnsi="TimeNewRoman"/>
                 <w:sz w:val="30"/>
               </w:rPr>
-              <w:t>46÷8=</w:t>
+              <w:t>49÷8=</w:t>
             </w:r>
           </w:p>
         </w:tc>
@@ -223,7 +223,7 @@
                 <w:rFonts w:ascii="TimeNewRoman" w:hAnsi="TimeNewRoman"/>
                 <w:sz w:val="30"/>
               </w:rPr>
-              <w:t>11÷5=</w:t>
+              <w:t>40÷2=</w:t>
             </w:r>
           </w:p>
         </w:tc>
@@ -240,7 +240,7 @@
                 <w:rFonts w:ascii="TimeNewRoman" w:hAnsi="TimeNewRoman"/>
                 <w:sz w:val="30"/>
               </w:rPr>
-              <w:t>22÷5=</w:t>
+              <w:t>20÷7=</w:t>
             </w:r>
           </w:p>
         </w:tc>
@@ -257,7 +257,7 @@
                 <w:rFonts w:ascii="TimeNewRoman" w:hAnsi="TimeNewRoman"/>
                 <w:sz w:val="30"/>
               </w:rPr>
-              <w:t>59÷9=</w:t>
+              <w:t>87÷7=</w:t>
             </w:r>
           </w:p>
         </w:tc>
@@ -274,7 +274,7 @@
                 <w:rFonts w:ascii="TimeNewRoman" w:hAnsi="TimeNewRoman"/>
                 <w:sz w:val="30"/>
               </w:rPr>
-              <w:t>10÷2=</w:t>
+              <w:t>42÷6=</w:t>
             </w:r>
           </w:p>
         </w:tc>
@@ -291,7 +291,7 @@
                 <w:rFonts w:ascii="TimeNewRoman" w:hAnsi="TimeNewRoman"/>
                 <w:sz w:val="30"/>
               </w:rPr>
-              <w:t>14÷8=</w:t>
+              <w:t>56÷3=</w:t>
             </w:r>
           </w:p>
         </w:tc>
@@ -406,7 +406,7 @@
                 <w:rFonts w:ascii="TimeNewRoman" w:hAnsi="TimeNewRoman"/>
                 <w:sz w:val="30"/>
               </w:rPr>
-              <w:t>93÷3=</w:t>
+              <w:t>12÷7=</w:t>
             </w:r>
           </w:p>
         </w:tc>
@@ -423,7 +423,7 @@
                 <w:rFonts w:ascii="TimeNewRoman" w:hAnsi="TimeNewRoman"/>
                 <w:sz w:val="30"/>
               </w:rPr>
-              <w:t>97÷9=</w:t>
+              <w:t>16÷6=</w:t>
             </w:r>
           </w:p>
         </w:tc>
@@ -440,7 +440,7 @@
                 <w:rFonts w:ascii="TimeNewRoman" w:hAnsi="TimeNewRoman"/>
                 <w:sz w:val="30"/>
               </w:rPr>
-              <w:t>13÷9=</w:t>
+              <w:t>21÷3=</w:t>
             </w:r>
           </w:p>
         </w:tc>
@@ -457,7 +457,7 @@
                 <w:rFonts w:ascii="TimeNewRoman" w:hAnsi="TimeNewRoman"/>
                 <w:sz w:val="30"/>
               </w:rPr>
-              <w:t>85÷3=</w:t>
+              <w:t>52÷7=</w:t>
             </w:r>
           </w:p>
         </w:tc>
@@ -474,7 +474,7 @@
                 <w:rFonts w:ascii="TimeNewRoman" w:hAnsi="TimeNewRoman"/>
                 <w:sz w:val="30"/>
               </w:rPr>
-              <w:t>12÷3=</w:t>
+              <w:t>35÷6=</w:t>
             </w:r>
           </w:p>
         </w:tc>
@@ -589,7 +589,7 @@
                 <w:rFonts w:ascii="TimeNewRoman" w:hAnsi="TimeNewRoman"/>
                 <w:sz w:val="30"/>
               </w:rPr>
-              <w:t>36÷8=</w:t>
+              <w:t>84÷3=</w:t>
             </w:r>
           </w:p>
         </w:tc>
@@ -606,7 +606,7 @@
                 <w:rFonts w:ascii="TimeNewRoman" w:hAnsi="TimeNewRoman"/>
                 <w:sz w:val="30"/>
               </w:rPr>
-              <w:t>43÷3=</w:t>
+              <w:t>66÷2=</w:t>
             </w:r>
           </w:p>
         </w:tc>
@@ -623,7 +623,7 @@
                 <w:rFonts w:ascii="TimeNewRoman" w:hAnsi="TimeNewRoman"/>
                 <w:sz w:val="30"/>
               </w:rPr>
-              <w:t>80÷4=</w:t>
+              <w:t>31÷8=</w:t>
             </w:r>
           </w:p>
         </w:tc>
@@ -640,7 +640,7 @@
                 <w:rFonts w:ascii="TimeNewRoman" w:hAnsi="TimeNewRoman"/>
                 <w:sz w:val="30"/>
               </w:rPr>
-              <w:t>60÷4=</w:t>
+              <w:t>16÷6=</w:t>
             </w:r>
           </w:p>
         </w:tc>
@@ -657,7 +657,7 @@
                 <w:rFonts w:ascii="TimeNewRoman" w:hAnsi="TimeNewRoman"/>
                 <w:sz w:val="30"/>
               </w:rPr>
-              <w:t>93÷6=</w:t>
+              <w:t>15÷4=</w:t>
             </w:r>
           </w:p>
         </w:tc>
@@ -772,7 +772,7 @@
                 <w:rFonts w:ascii="TimeNewRoman" w:hAnsi="TimeNewRoman"/>
                 <w:sz w:val="30"/>
               </w:rPr>
-              <w:t>98÷5=</w:t>
+              <w:t>93÷8=</w:t>
             </w:r>
           </w:p>
         </w:tc>
@@ -789,7 +789,7 @@
                 <w:rFonts w:ascii="TimeNewRoman" w:hAnsi="TimeNewRoman"/>
                 <w:sz w:val="30"/>
               </w:rPr>
-              <w:t>29÷7=</w:t>
+              <w:t>66÷9=</w:t>
             </w:r>
           </w:p>
         </w:tc>
@@ -806,7 +806,7 @@
                 <w:rFonts w:ascii="TimeNewRoman" w:hAnsi="TimeNewRoman"/>
                 <w:sz w:val="30"/>
               </w:rPr>
-              <w:t>64÷8=</w:t>
+              <w:t>23÷8=</w:t>
             </w:r>
           </w:p>
         </w:tc>
@@ -823,7 +823,7 @@
                 <w:rFonts w:ascii="TimeNewRoman" w:hAnsi="TimeNewRoman"/>
                 <w:sz w:val="30"/>
               </w:rPr>
-              <w:t>33÷3=</w:t>
+              <w:t>76÷9=</w:t>
             </w:r>
           </w:p>
         </w:tc>
@@ -840,7 +840,7 @@
                 <w:rFonts w:ascii="TimeNewRoman" w:hAnsi="TimeNewRoman"/>
                 <w:sz w:val="30"/>
               </w:rPr>
-              <w:t>99÷3=</w:t>
+              <w:t>56÷4=</w:t>
             </w:r>
           </w:p>
         </w:tc>

--- a/two-digit_number_divided_by_one-digit_number.docx
+++ b/two-digit_number_divided_by_one-digit_number.docx
@@ -40,7 +40,7 @@
                 <w:rFonts w:ascii="TimeNewRoman" w:hAnsi="TimeNewRoman"/>
                 <w:sz w:val="30"/>
               </w:rPr>
-              <w:t>99÷2=</w:t>
+              <w:t>72÷2=</w:t>
             </w:r>
           </w:p>
         </w:tc>
@@ -57,7 +57,7 @@
                 <w:rFonts w:ascii="TimeNewRoman" w:hAnsi="TimeNewRoman"/>
                 <w:sz w:val="30"/>
               </w:rPr>
-              <w:t>85÷3=</w:t>
+              <w:t>76÷9=</w:t>
             </w:r>
           </w:p>
         </w:tc>
@@ -74,7 +74,7 @@
                 <w:rFonts w:ascii="TimeNewRoman" w:hAnsi="TimeNewRoman"/>
                 <w:sz w:val="30"/>
               </w:rPr>
-              <w:t>51÷6=</w:t>
+              <w:t>73÷5=</w:t>
             </w:r>
           </w:p>
         </w:tc>
@@ -91,7 +91,7 @@
                 <w:rFonts w:ascii="TimeNewRoman" w:hAnsi="TimeNewRoman"/>
                 <w:sz w:val="30"/>
               </w:rPr>
-              <w:t>46÷9=</w:t>
+              <w:t>45÷3=</w:t>
             </w:r>
           </w:p>
         </w:tc>
@@ -108,7 +108,7 @@
                 <w:rFonts w:ascii="TimeNewRoman" w:hAnsi="TimeNewRoman"/>
                 <w:sz w:val="30"/>
               </w:rPr>
-              <w:t>49÷8=</w:t>
+              <w:t>71÷2=</w:t>
             </w:r>
           </w:p>
         </w:tc>
@@ -223,7 +223,7 @@
                 <w:rFonts w:ascii="TimeNewRoman" w:hAnsi="TimeNewRoman"/>
                 <w:sz w:val="30"/>
               </w:rPr>
-              <w:t>40÷2=</w:t>
+              <w:t>38÷4=</w:t>
             </w:r>
           </w:p>
         </w:tc>
@@ -240,7 +240,7 @@
                 <w:rFonts w:ascii="TimeNewRoman" w:hAnsi="TimeNewRoman"/>
                 <w:sz w:val="30"/>
               </w:rPr>
-              <w:t>20÷7=</w:t>
+              <w:t>21÷5=</w:t>
             </w:r>
           </w:p>
         </w:tc>
@@ -257,7 +257,7 @@
                 <w:rFonts w:ascii="TimeNewRoman" w:hAnsi="TimeNewRoman"/>
                 <w:sz w:val="30"/>
               </w:rPr>
-              <w:t>87÷7=</w:t>
+              <w:t>30÷7=</w:t>
             </w:r>
           </w:p>
         </w:tc>
@@ -274,7 +274,7 @@
                 <w:rFonts w:ascii="TimeNewRoman" w:hAnsi="TimeNewRoman"/>
                 <w:sz w:val="30"/>
               </w:rPr>
-              <w:t>42÷6=</w:t>
+              <w:t>27÷8=</w:t>
             </w:r>
           </w:p>
         </w:tc>
@@ -291,7 +291,7 @@
                 <w:rFonts w:ascii="TimeNewRoman" w:hAnsi="TimeNewRoman"/>
                 <w:sz w:val="30"/>
               </w:rPr>
-              <w:t>56÷3=</w:t>
+              <w:t>43÷9=</w:t>
             </w:r>
           </w:p>
         </w:tc>
@@ -406,7 +406,7 @@
                 <w:rFonts w:ascii="TimeNewRoman" w:hAnsi="TimeNewRoman"/>
                 <w:sz w:val="30"/>
               </w:rPr>
-              <w:t>12÷7=</w:t>
+              <w:t>78÷6=</w:t>
             </w:r>
           </w:p>
         </w:tc>
@@ -423,7 +423,7 @@
                 <w:rFonts w:ascii="TimeNewRoman" w:hAnsi="TimeNewRoman"/>
                 <w:sz w:val="30"/>
               </w:rPr>
-              <w:t>16÷6=</w:t>
+              <w:t>49÷4=</w:t>
             </w:r>
           </w:p>
         </w:tc>
@@ -440,7 +440,7 @@
                 <w:rFonts w:ascii="TimeNewRoman" w:hAnsi="TimeNewRoman"/>
                 <w:sz w:val="30"/>
               </w:rPr>
-              <w:t>21÷3=</w:t>
+              <w:t>36÷6=</w:t>
             </w:r>
           </w:p>
         </w:tc>
@@ -457,7 +457,7 @@
                 <w:rFonts w:ascii="TimeNewRoman" w:hAnsi="TimeNewRoman"/>
                 <w:sz w:val="30"/>
               </w:rPr>
-              <w:t>52÷7=</w:t>
+              <w:t>78÷4=</w:t>
             </w:r>
           </w:p>
         </w:tc>
@@ -474,7 +474,7 @@
                 <w:rFonts w:ascii="TimeNewRoman" w:hAnsi="TimeNewRoman"/>
                 <w:sz w:val="30"/>
               </w:rPr>
-              <w:t>35÷6=</w:t>
+              <w:t>69÷4=</w:t>
             </w:r>
           </w:p>
         </w:tc>
@@ -589,7 +589,7 @@
                 <w:rFonts w:ascii="TimeNewRoman" w:hAnsi="TimeNewRoman"/>
                 <w:sz w:val="30"/>
               </w:rPr>
-              <w:t>84÷3=</w:t>
+              <w:t>64÷4=</w:t>
             </w:r>
           </w:p>
         </w:tc>
@@ -606,7 +606,7 @@
                 <w:rFonts w:ascii="TimeNewRoman" w:hAnsi="TimeNewRoman"/>
                 <w:sz w:val="30"/>
               </w:rPr>
-              <w:t>66÷2=</w:t>
+              <w:t>68÷6=</w:t>
             </w:r>
           </w:p>
         </w:tc>
@@ -623,7 +623,7 @@
                 <w:rFonts w:ascii="TimeNewRoman" w:hAnsi="TimeNewRoman"/>
                 <w:sz w:val="30"/>
               </w:rPr>
-              <w:t>31÷8=</w:t>
+              <w:t>59÷7=</w:t>
             </w:r>
           </w:p>
         </w:tc>
@@ -640,7 +640,7 @@
                 <w:rFonts w:ascii="TimeNewRoman" w:hAnsi="TimeNewRoman"/>
                 <w:sz w:val="30"/>
               </w:rPr>
-              <w:t>16÷6=</w:t>
+              <w:t>17÷6=</w:t>
             </w:r>
           </w:p>
         </w:tc>
@@ -657,7 +657,7 @@
                 <w:rFonts w:ascii="TimeNewRoman" w:hAnsi="TimeNewRoman"/>
                 <w:sz w:val="30"/>
               </w:rPr>
-              <w:t>15÷4=</w:t>
+              <w:t>99÷8=</w:t>
             </w:r>
           </w:p>
         </w:tc>
@@ -772,7 +772,7 @@
                 <w:rFonts w:ascii="TimeNewRoman" w:hAnsi="TimeNewRoman"/>
                 <w:sz w:val="30"/>
               </w:rPr>
-              <w:t>93÷8=</w:t>
+              <w:t>24÷6=</w:t>
             </w:r>
           </w:p>
         </w:tc>
@@ -789,7 +789,7 @@
                 <w:rFonts w:ascii="TimeNewRoman" w:hAnsi="TimeNewRoman"/>
                 <w:sz w:val="30"/>
               </w:rPr>
-              <w:t>66÷9=</w:t>
+              <w:t>65÷5=</w:t>
             </w:r>
           </w:p>
         </w:tc>
@@ -806,7 +806,7 @@
                 <w:rFonts w:ascii="TimeNewRoman" w:hAnsi="TimeNewRoman"/>
                 <w:sz w:val="30"/>
               </w:rPr>
-              <w:t>23÷8=</w:t>
+              <w:t>87÷7=</w:t>
             </w:r>
           </w:p>
         </w:tc>
@@ -823,7 +823,7 @@
                 <w:rFonts w:ascii="TimeNewRoman" w:hAnsi="TimeNewRoman"/>
                 <w:sz w:val="30"/>
               </w:rPr>
-              <w:t>76÷9=</w:t>
+              <w:t>15÷7=</w:t>
             </w:r>
           </w:p>
         </w:tc>
@@ -840,7 +840,7 @@
                 <w:rFonts w:ascii="TimeNewRoman" w:hAnsi="TimeNewRoman"/>
                 <w:sz w:val="30"/>
               </w:rPr>
-              <w:t>56÷4=</w:t>
+              <w:t>93÷4=</w:t>
             </w:r>
           </w:p>
         </w:tc>

--- a/two-digit_number_divided_by_one-digit_number.docx
+++ b/two-digit_number_divided_by_one-digit_number.docx
@@ -11,7 +11,7 @@
           <w:rFonts w:ascii="Arial" w:hAnsi="Arial"/>
           <w:sz w:val="30"/>
         </w:rPr>
-        <w:t>2026-09-29 Tuesday</w:t>
+        <w:t>2026-09-30 Wednesday</w:t>
       </w:r>
     </w:p>
     <w:tbl>
@@ -40,7 +40,7 @@
                 <w:rFonts w:ascii="TimeNewRoman" w:hAnsi="TimeNewRoman"/>
                 <w:sz w:val="30"/>
               </w:rPr>
-              <w:t>72÷2=</w:t>
+              <w:t>18÷6=</w:t>
             </w:r>
           </w:p>
         </w:tc>
@@ -57,7 +57,7 @@
                 <w:rFonts w:ascii="TimeNewRoman" w:hAnsi="TimeNewRoman"/>
                 <w:sz w:val="30"/>
               </w:rPr>
-              <w:t>76÷9=</w:t>
+              <w:t>60÷2=</w:t>
             </w:r>
           </w:p>
         </w:tc>
@@ -74,7 +74,7 @@
                 <w:rFonts w:ascii="TimeNewRoman" w:hAnsi="TimeNewRoman"/>
                 <w:sz w:val="30"/>
               </w:rPr>
-              <w:t>73÷5=</w:t>
+              <w:t>18÷9=</w:t>
             </w:r>
           </w:p>
         </w:tc>
@@ -91,7 +91,7 @@
                 <w:rFonts w:ascii="TimeNewRoman" w:hAnsi="TimeNewRoman"/>
                 <w:sz w:val="30"/>
               </w:rPr>
-              <w:t>45÷3=</w:t>
+              <w:t>96÷9=</w:t>
             </w:r>
           </w:p>
         </w:tc>
@@ -108,7 +108,7 @@
                 <w:rFonts w:ascii="TimeNewRoman" w:hAnsi="TimeNewRoman"/>
                 <w:sz w:val="30"/>
               </w:rPr>
-              <w:t>71÷2=</w:t>
+              <w:t>87÷7=</w:t>
             </w:r>
           </w:p>
         </w:tc>
@@ -223,7 +223,7 @@
                 <w:rFonts w:ascii="TimeNewRoman" w:hAnsi="TimeNewRoman"/>
                 <w:sz w:val="30"/>
               </w:rPr>
-              <w:t>38÷4=</w:t>
+              <w:t>49÷7=</w:t>
             </w:r>
           </w:p>
         </w:tc>
@@ -240,7 +240,7 @@
                 <w:rFonts w:ascii="TimeNewRoman" w:hAnsi="TimeNewRoman"/>
                 <w:sz w:val="30"/>
               </w:rPr>
-              <w:t>21÷5=</w:t>
+              <w:t>99÷7=</w:t>
             </w:r>
           </w:p>
         </w:tc>
@@ -257,7 +257,7 @@
                 <w:rFonts w:ascii="TimeNewRoman" w:hAnsi="TimeNewRoman"/>
                 <w:sz w:val="30"/>
               </w:rPr>
-              <w:t>30÷7=</w:t>
+              <w:t>24÷3=</w:t>
             </w:r>
           </w:p>
         </w:tc>
@@ -274,7 +274,7 @@
                 <w:rFonts w:ascii="TimeNewRoman" w:hAnsi="TimeNewRoman"/>
                 <w:sz w:val="30"/>
               </w:rPr>
-              <w:t>27÷8=</w:t>
+              <w:t>56÷8=</w:t>
             </w:r>
           </w:p>
         </w:tc>
@@ -291,7 +291,7 @@
                 <w:rFonts w:ascii="TimeNewRoman" w:hAnsi="TimeNewRoman"/>
                 <w:sz w:val="30"/>
               </w:rPr>
-              <w:t>43÷9=</w:t>
+              <w:t>95÷3=</w:t>
             </w:r>
           </w:p>
         </w:tc>
@@ -406,7 +406,7 @@
                 <w:rFonts w:ascii="TimeNewRoman" w:hAnsi="TimeNewRoman"/>
                 <w:sz w:val="30"/>
               </w:rPr>
-              <w:t>78÷6=</w:t>
+              <w:t>85÷6=</w:t>
             </w:r>
           </w:p>
         </w:tc>
@@ -423,7 +423,7 @@
                 <w:rFonts w:ascii="TimeNewRoman" w:hAnsi="TimeNewRoman"/>
                 <w:sz w:val="30"/>
               </w:rPr>
-              <w:t>49÷4=</w:t>
+              <w:t>63÷3=</w:t>
             </w:r>
           </w:p>
         </w:tc>
@@ -440,7 +440,7 @@
                 <w:rFonts w:ascii="TimeNewRoman" w:hAnsi="TimeNewRoman"/>
                 <w:sz w:val="30"/>
               </w:rPr>
-              <w:t>36÷6=</w:t>
+              <w:t>32÷5=</w:t>
             </w:r>
           </w:p>
         </w:tc>
@@ -457,7 +457,7 @@
                 <w:rFonts w:ascii="TimeNewRoman" w:hAnsi="TimeNewRoman"/>
                 <w:sz w:val="30"/>
               </w:rPr>
-              <w:t>78÷4=</w:t>
+              <w:t>94÷2=</w:t>
             </w:r>
           </w:p>
         </w:tc>
@@ -474,7 +474,7 @@
                 <w:rFonts w:ascii="TimeNewRoman" w:hAnsi="TimeNewRoman"/>
                 <w:sz w:val="30"/>
               </w:rPr>
-              <w:t>69÷4=</w:t>
+              <w:t>56÷7=</w:t>
             </w:r>
           </w:p>
         </w:tc>
@@ -589,7 +589,7 @@
                 <w:rFonts w:ascii="TimeNewRoman" w:hAnsi="TimeNewRoman"/>
                 <w:sz w:val="30"/>
               </w:rPr>
-              <w:t>64÷4=</w:t>
+              <w:t>28÷4=</w:t>
             </w:r>
           </w:p>
         </w:tc>
@@ -606,7 +606,7 @@
                 <w:rFonts w:ascii="TimeNewRoman" w:hAnsi="TimeNewRoman"/>
                 <w:sz w:val="30"/>
               </w:rPr>
-              <w:t>68÷6=</w:t>
+              <w:t>43÷3=</w:t>
             </w:r>
           </w:p>
         </w:tc>
@@ -623,7 +623,7 @@
                 <w:rFonts w:ascii="TimeNewRoman" w:hAnsi="TimeNewRoman"/>
                 <w:sz w:val="30"/>
               </w:rPr>
-              <w:t>59÷7=</w:t>
+              <w:t>62÷6=</w:t>
             </w:r>
           </w:p>
         </w:tc>
@@ -640,7 +640,7 @@
                 <w:rFonts w:ascii="TimeNewRoman" w:hAnsi="TimeNewRoman"/>
                 <w:sz w:val="30"/>
               </w:rPr>
-              <w:t>17÷6=</w:t>
+              <w:t>42÷2=</w:t>
             </w:r>
           </w:p>
         </w:tc>
@@ -657,7 +657,7 @@
                 <w:rFonts w:ascii="TimeNewRoman" w:hAnsi="TimeNewRoman"/>
                 <w:sz w:val="30"/>
               </w:rPr>
-              <w:t>99÷8=</w:t>
+              <w:t>85÷2=</w:t>
             </w:r>
           </w:p>
         </w:tc>
@@ -772,7 +772,7 @@
                 <w:rFonts w:ascii="TimeNewRoman" w:hAnsi="TimeNewRoman"/>
                 <w:sz w:val="30"/>
               </w:rPr>
-              <w:t>24÷6=</w:t>
+              <w:t>54÷2=</w:t>
             </w:r>
           </w:p>
         </w:tc>
@@ -789,7 +789,7 @@
                 <w:rFonts w:ascii="TimeNewRoman" w:hAnsi="TimeNewRoman"/>
                 <w:sz w:val="30"/>
               </w:rPr>
-              <w:t>65÷5=</w:t>
+              <w:t>66÷3=</w:t>
             </w:r>
           </w:p>
         </w:tc>
@@ -806,7 +806,7 @@
                 <w:rFonts w:ascii="TimeNewRoman" w:hAnsi="TimeNewRoman"/>
                 <w:sz w:val="30"/>
               </w:rPr>
-              <w:t>87÷7=</w:t>
+              <w:t>40÷9=</w:t>
             </w:r>
           </w:p>
         </w:tc>
@@ -823,7 +823,7 @@
                 <w:rFonts w:ascii="TimeNewRoman" w:hAnsi="TimeNewRoman"/>
                 <w:sz w:val="30"/>
               </w:rPr>
-              <w:t>15÷7=</w:t>
+              <w:t>40÷5=</w:t>
             </w:r>
           </w:p>
         </w:tc>
@@ -840,7 +840,7 @@
                 <w:rFonts w:ascii="TimeNewRoman" w:hAnsi="TimeNewRoman"/>
                 <w:sz w:val="30"/>
               </w:rPr>
-              <w:t>93÷4=</w:t>
+              <w:t>34÷9=</w:t>
             </w:r>
           </w:p>
         </w:tc>

--- a/two-digit_number_divided_by_one-digit_number.docx
+++ b/two-digit_number_divided_by_one-digit_number.docx
@@ -40,7 +40,7 @@
                 <w:rFonts w:ascii="TimeNewRoman" w:hAnsi="TimeNewRoman"/>
                 <w:sz w:val="30"/>
               </w:rPr>
-              <w:t>18÷6=</w:t>
+              <w:t>69÷2=</w:t>
             </w:r>
           </w:p>
         </w:tc>
@@ -57,7 +57,7 @@
                 <w:rFonts w:ascii="TimeNewRoman" w:hAnsi="TimeNewRoman"/>
                 <w:sz w:val="30"/>
               </w:rPr>
-              <w:t>60÷2=</w:t>
+              <w:t>36÷5=</w:t>
             </w:r>
           </w:p>
         </w:tc>
@@ -74,7 +74,7 @@
                 <w:rFonts w:ascii="TimeNewRoman" w:hAnsi="TimeNewRoman"/>
                 <w:sz w:val="30"/>
               </w:rPr>
-              <w:t>18÷9=</w:t>
+              <w:t>75÷9=</w:t>
             </w:r>
           </w:p>
         </w:tc>
@@ -91,7 +91,7 @@
                 <w:rFonts w:ascii="TimeNewRoman" w:hAnsi="TimeNewRoman"/>
                 <w:sz w:val="30"/>
               </w:rPr>
-              <w:t>96÷9=</w:t>
+              <w:t>10÷7=</w:t>
             </w:r>
           </w:p>
         </w:tc>
@@ -108,7 +108,7 @@
                 <w:rFonts w:ascii="TimeNewRoman" w:hAnsi="TimeNewRoman"/>
                 <w:sz w:val="30"/>
               </w:rPr>
-              <w:t>87÷7=</w:t>
+              <w:t>40÷6=</w:t>
             </w:r>
           </w:p>
         </w:tc>
@@ -223,7 +223,7 @@
                 <w:rFonts w:ascii="TimeNewRoman" w:hAnsi="TimeNewRoman"/>
                 <w:sz w:val="30"/>
               </w:rPr>
-              <w:t>49÷7=</w:t>
+              <w:t>54÷4=</w:t>
             </w:r>
           </w:p>
         </w:tc>
@@ -240,7 +240,7 @@
                 <w:rFonts w:ascii="TimeNewRoman" w:hAnsi="TimeNewRoman"/>
                 <w:sz w:val="30"/>
               </w:rPr>
-              <w:t>99÷7=</w:t>
+              <w:t>84÷6=</w:t>
             </w:r>
           </w:p>
         </w:tc>
@@ -257,7 +257,7 @@
                 <w:rFonts w:ascii="TimeNewRoman" w:hAnsi="TimeNewRoman"/>
                 <w:sz w:val="30"/>
               </w:rPr>
-              <w:t>24÷3=</w:t>
+              <w:t>86÷7=</w:t>
             </w:r>
           </w:p>
         </w:tc>
@@ -274,7 +274,7 @@
                 <w:rFonts w:ascii="TimeNewRoman" w:hAnsi="TimeNewRoman"/>
                 <w:sz w:val="30"/>
               </w:rPr>
-              <w:t>56÷8=</w:t>
+              <w:t>38÷7=</w:t>
             </w:r>
           </w:p>
         </w:tc>
@@ -291,7 +291,7 @@
                 <w:rFonts w:ascii="TimeNewRoman" w:hAnsi="TimeNewRoman"/>
                 <w:sz w:val="30"/>
               </w:rPr>
-              <w:t>95÷3=</w:t>
+              <w:t>87÷5=</w:t>
             </w:r>
           </w:p>
         </w:tc>
@@ -406,7 +406,7 @@
                 <w:rFonts w:ascii="TimeNewRoman" w:hAnsi="TimeNewRoman"/>
                 <w:sz w:val="30"/>
               </w:rPr>
-              <w:t>85÷6=</w:t>
+              <w:t>20÷8=</w:t>
             </w:r>
           </w:p>
         </w:tc>
@@ -423,7 +423,7 @@
                 <w:rFonts w:ascii="TimeNewRoman" w:hAnsi="TimeNewRoman"/>
                 <w:sz w:val="30"/>
               </w:rPr>
-              <w:t>63÷3=</w:t>
+              <w:t>89÷3=</w:t>
             </w:r>
           </w:p>
         </w:tc>
@@ -440,7 +440,7 @@
                 <w:rFonts w:ascii="TimeNewRoman" w:hAnsi="TimeNewRoman"/>
                 <w:sz w:val="30"/>
               </w:rPr>
-              <w:t>32÷5=</w:t>
+              <w:t>53÷6=</w:t>
             </w:r>
           </w:p>
         </w:tc>
@@ -457,7 +457,7 @@
                 <w:rFonts w:ascii="TimeNewRoman" w:hAnsi="TimeNewRoman"/>
                 <w:sz w:val="30"/>
               </w:rPr>
-              <w:t>94÷2=</w:t>
+              <w:t>34÷6=</w:t>
             </w:r>
           </w:p>
         </w:tc>
@@ -474,7 +474,7 @@
                 <w:rFonts w:ascii="TimeNewRoman" w:hAnsi="TimeNewRoman"/>
                 <w:sz w:val="30"/>
               </w:rPr>
-              <w:t>56÷7=</w:t>
+              <w:t>67÷8=</w:t>
             </w:r>
           </w:p>
         </w:tc>
@@ -589,7 +589,7 @@
                 <w:rFonts w:ascii="TimeNewRoman" w:hAnsi="TimeNewRoman"/>
                 <w:sz w:val="30"/>
               </w:rPr>
-              <w:t>28÷4=</w:t>
+              <w:t>73÷9=</w:t>
             </w:r>
           </w:p>
         </w:tc>
@@ -606,7 +606,7 @@
                 <w:rFonts w:ascii="TimeNewRoman" w:hAnsi="TimeNewRoman"/>
                 <w:sz w:val="30"/>
               </w:rPr>
-              <w:t>43÷3=</w:t>
+              <w:t>44÷4=</w:t>
             </w:r>
           </w:p>
         </w:tc>
@@ -623,7 +623,7 @@
                 <w:rFonts w:ascii="TimeNewRoman" w:hAnsi="TimeNewRoman"/>
                 <w:sz w:val="30"/>
               </w:rPr>
-              <w:t>62÷6=</w:t>
+              <w:t>65÷6=</w:t>
             </w:r>
           </w:p>
         </w:tc>
@@ -640,7 +640,7 @@
                 <w:rFonts w:ascii="TimeNewRoman" w:hAnsi="TimeNewRoman"/>
                 <w:sz w:val="30"/>
               </w:rPr>
-              <w:t>42÷2=</w:t>
+              <w:t>32÷3=</w:t>
             </w:r>
           </w:p>
         </w:tc>
@@ -657,7 +657,7 @@
                 <w:rFonts w:ascii="TimeNewRoman" w:hAnsi="TimeNewRoman"/>
                 <w:sz w:val="30"/>
               </w:rPr>
-              <w:t>85÷2=</w:t>
+              <w:t>10÷6=</w:t>
             </w:r>
           </w:p>
         </w:tc>
@@ -772,7 +772,7 @@
                 <w:rFonts w:ascii="TimeNewRoman" w:hAnsi="TimeNewRoman"/>
                 <w:sz w:val="30"/>
               </w:rPr>
-              <w:t>54÷2=</w:t>
+              <w:t>68÷3=</w:t>
             </w:r>
           </w:p>
         </w:tc>
@@ -789,7 +789,7 @@
                 <w:rFonts w:ascii="TimeNewRoman" w:hAnsi="TimeNewRoman"/>
                 <w:sz w:val="30"/>
               </w:rPr>
-              <w:t>66÷3=</w:t>
+              <w:t>11÷4=</w:t>
             </w:r>
           </w:p>
         </w:tc>
@@ -806,7 +806,7 @@
                 <w:rFonts w:ascii="TimeNewRoman" w:hAnsi="TimeNewRoman"/>
                 <w:sz w:val="30"/>
               </w:rPr>
-              <w:t>40÷9=</w:t>
+              <w:t>72÷8=</w:t>
             </w:r>
           </w:p>
         </w:tc>
@@ -823,7 +823,7 @@
                 <w:rFonts w:ascii="TimeNewRoman" w:hAnsi="TimeNewRoman"/>
                 <w:sz w:val="30"/>
               </w:rPr>
-              <w:t>40÷5=</w:t>
+              <w:t>85÷9=</w:t>
             </w:r>
           </w:p>
         </w:tc>
@@ -840,7 +840,7 @@
                 <w:rFonts w:ascii="TimeNewRoman" w:hAnsi="TimeNewRoman"/>
                 <w:sz w:val="30"/>
               </w:rPr>
-              <w:t>34÷9=</w:t>
+              <w:t>90÷5=</w:t>
             </w:r>
           </w:p>
         </w:tc>

--- a/two-digit_number_divided_by_one-digit_number.docx
+++ b/two-digit_number_divided_by_one-digit_number.docx
@@ -11,7 +11,7 @@
           <w:rFonts w:ascii="Arial" w:hAnsi="Arial"/>
           <w:sz w:val="30"/>
         </w:rPr>
-        <w:t>2026-09-30 Wednesday</w:t>
+        <w:t>2026-10-01 Thursday</w:t>
       </w:r>
     </w:p>
     <w:tbl>
@@ -40,7 +40,7 @@
                 <w:rFonts w:ascii="TimeNewRoman" w:hAnsi="TimeNewRoman"/>
                 <w:sz w:val="30"/>
               </w:rPr>
-              <w:t>69÷2=</w:t>
+              <w:t>78÷5=</w:t>
             </w:r>
           </w:p>
         </w:tc>
@@ -57,7 +57,7 @@
                 <w:rFonts w:ascii="TimeNewRoman" w:hAnsi="TimeNewRoman"/>
                 <w:sz w:val="30"/>
               </w:rPr>
-              <w:t>36÷5=</w:t>
+              <w:t>61÷6=</w:t>
             </w:r>
           </w:p>
         </w:tc>
@@ -74,7 +74,7 @@
                 <w:rFonts w:ascii="TimeNewRoman" w:hAnsi="TimeNewRoman"/>
                 <w:sz w:val="30"/>
               </w:rPr>
-              <w:t>75÷9=</w:t>
+              <w:t>91÷7=</w:t>
             </w:r>
           </w:p>
         </w:tc>
@@ -91,7 +91,7 @@
                 <w:rFonts w:ascii="TimeNewRoman" w:hAnsi="TimeNewRoman"/>
                 <w:sz w:val="30"/>
               </w:rPr>
-              <w:t>10÷7=</w:t>
+              <w:t>51÷9=</w:t>
             </w:r>
           </w:p>
         </w:tc>
@@ -108,7 +108,7 @@
                 <w:rFonts w:ascii="TimeNewRoman" w:hAnsi="TimeNewRoman"/>
                 <w:sz w:val="30"/>
               </w:rPr>
-              <w:t>40÷6=</w:t>
+              <w:t>50÷9=</w:t>
             </w:r>
           </w:p>
         </w:tc>
@@ -223,7 +223,7 @@
                 <w:rFonts w:ascii="TimeNewRoman" w:hAnsi="TimeNewRoman"/>
                 <w:sz w:val="30"/>
               </w:rPr>
-              <w:t>54÷4=</w:t>
+              <w:t>20÷6=</w:t>
             </w:r>
           </w:p>
         </w:tc>
@@ -240,7 +240,7 @@
                 <w:rFonts w:ascii="TimeNewRoman" w:hAnsi="TimeNewRoman"/>
                 <w:sz w:val="30"/>
               </w:rPr>
-              <w:t>84÷6=</w:t>
+              <w:t>68÷9=</w:t>
             </w:r>
           </w:p>
         </w:tc>
@@ -257,7 +257,7 @@
                 <w:rFonts w:ascii="TimeNewRoman" w:hAnsi="TimeNewRoman"/>
                 <w:sz w:val="30"/>
               </w:rPr>
-              <w:t>86÷7=</w:t>
+              <w:t>18÷6=</w:t>
             </w:r>
           </w:p>
         </w:tc>
@@ -274,7 +274,7 @@
                 <w:rFonts w:ascii="TimeNewRoman" w:hAnsi="TimeNewRoman"/>
                 <w:sz w:val="30"/>
               </w:rPr>
-              <w:t>38÷7=</w:t>
+              <w:t>63÷4=</w:t>
             </w:r>
           </w:p>
         </w:tc>
@@ -291,7 +291,7 @@
                 <w:rFonts w:ascii="TimeNewRoman" w:hAnsi="TimeNewRoman"/>
                 <w:sz w:val="30"/>
               </w:rPr>
-              <w:t>87÷5=</w:t>
+              <w:t>11÷9=</w:t>
             </w:r>
           </w:p>
         </w:tc>
@@ -406,7 +406,7 @@
                 <w:rFonts w:ascii="TimeNewRoman" w:hAnsi="TimeNewRoman"/>
                 <w:sz w:val="30"/>
               </w:rPr>
-              <w:t>20÷8=</w:t>
+              <w:t>95÷7=</w:t>
             </w:r>
           </w:p>
         </w:tc>
@@ -423,7 +423,7 @@
                 <w:rFonts w:ascii="TimeNewRoman" w:hAnsi="TimeNewRoman"/>
                 <w:sz w:val="30"/>
               </w:rPr>
-              <w:t>89÷3=</w:t>
+              <w:t>67÷2=</w:t>
             </w:r>
           </w:p>
         </w:tc>
@@ -440,7 +440,7 @@
                 <w:rFonts w:ascii="TimeNewRoman" w:hAnsi="TimeNewRoman"/>
                 <w:sz w:val="30"/>
               </w:rPr>
-              <w:t>53÷6=</w:t>
+              <w:t>65÷6=</w:t>
             </w:r>
           </w:p>
         </w:tc>
@@ -457,7 +457,7 @@
                 <w:rFonts w:ascii="TimeNewRoman" w:hAnsi="TimeNewRoman"/>
                 <w:sz w:val="30"/>
               </w:rPr>
-              <w:t>34÷6=</w:t>
+              <w:t>10÷9=</w:t>
             </w:r>
           </w:p>
         </w:tc>
@@ -474,7 +474,7 @@
                 <w:rFonts w:ascii="TimeNewRoman" w:hAnsi="TimeNewRoman"/>
                 <w:sz w:val="30"/>
               </w:rPr>
-              <w:t>67÷8=</w:t>
+              <w:t>21÷7=</w:t>
             </w:r>
           </w:p>
         </w:tc>
@@ -589,7 +589,7 @@
                 <w:rFonts w:ascii="TimeNewRoman" w:hAnsi="TimeNewRoman"/>
                 <w:sz w:val="30"/>
               </w:rPr>
-              <w:t>73÷9=</w:t>
+              <w:t>14÷5=</w:t>
             </w:r>
           </w:p>
         </w:tc>
@@ -606,7 +606,7 @@
                 <w:rFonts w:ascii="TimeNewRoman" w:hAnsi="TimeNewRoman"/>
                 <w:sz w:val="30"/>
               </w:rPr>
-              <w:t>44÷4=</w:t>
+              <w:t>98÷6=</w:t>
             </w:r>
           </w:p>
         </w:tc>
@@ -623,7 +623,7 @@
                 <w:rFonts w:ascii="TimeNewRoman" w:hAnsi="TimeNewRoman"/>
                 <w:sz w:val="30"/>
               </w:rPr>
-              <w:t>65÷6=</w:t>
+              <w:t>26÷2=</w:t>
             </w:r>
           </w:p>
         </w:tc>
@@ -640,7 +640,7 @@
                 <w:rFonts w:ascii="TimeNewRoman" w:hAnsi="TimeNewRoman"/>
                 <w:sz w:val="30"/>
               </w:rPr>
-              <w:t>32÷3=</w:t>
+              <w:t>25÷6=</w:t>
             </w:r>
           </w:p>
         </w:tc>
@@ -657,7 +657,7 @@
                 <w:rFonts w:ascii="TimeNewRoman" w:hAnsi="TimeNewRoman"/>
                 <w:sz w:val="30"/>
               </w:rPr>
-              <w:t>10÷6=</w:t>
+              <w:t>84÷6=</w:t>
             </w:r>
           </w:p>
         </w:tc>
@@ -772,7 +772,7 @@
                 <w:rFonts w:ascii="TimeNewRoman" w:hAnsi="TimeNewRoman"/>
                 <w:sz w:val="30"/>
               </w:rPr>
-              <w:t>68÷3=</w:t>
+              <w:t>25÷6=</w:t>
             </w:r>
           </w:p>
         </w:tc>
@@ -789,7 +789,7 @@
                 <w:rFonts w:ascii="TimeNewRoman" w:hAnsi="TimeNewRoman"/>
                 <w:sz w:val="30"/>
               </w:rPr>
-              <w:t>11÷4=</w:t>
+              <w:t>67÷5=</w:t>
             </w:r>
           </w:p>
         </w:tc>
@@ -806,7 +806,7 @@
                 <w:rFonts w:ascii="TimeNewRoman" w:hAnsi="TimeNewRoman"/>
                 <w:sz w:val="30"/>
               </w:rPr>
-              <w:t>72÷8=</w:t>
+              <w:t>74÷4=</w:t>
             </w:r>
           </w:p>
         </w:tc>
@@ -823,7 +823,7 @@
                 <w:rFonts w:ascii="TimeNewRoman" w:hAnsi="TimeNewRoman"/>
                 <w:sz w:val="30"/>
               </w:rPr>
-              <w:t>85÷9=</w:t>
+              <w:t>52÷2=</w:t>
             </w:r>
           </w:p>
         </w:tc>
@@ -840,7 +840,7 @@
                 <w:rFonts w:ascii="TimeNewRoman" w:hAnsi="TimeNewRoman"/>
                 <w:sz w:val="30"/>
               </w:rPr>
-              <w:t>90÷5=</w:t>
+              <w:t>68÷6=</w:t>
             </w:r>
           </w:p>
         </w:tc>

--- a/two-digit_number_divided_by_one-digit_number.docx
+++ b/two-digit_number_divided_by_one-digit_number.docx
@@ -40,7 +40,7 @@
                 <w:rFonts w:ascii="TimeNewRoman" w:hAnsi="TimeNewRoman"/>
                 <w:sz w:val="30"/>
               </w:rPr>
-              <w:t>78÷5=</w:t>
+              <w:t>96÷8=</w:t>
             </w:r>
           </w:p>
         </w:tc>
@@ -57,7 +57,7 @@
                 <w:rFonts w:ascii="TimeNewRoman" w:hAnsi="TimeNewRoman"/>
                 <w:sz w:val="30"/>
               </w:rPr>
-              <w:t>61÷6=</w:t>
+              <w:t>80÷9=</w:t>
             </w:r>
           </w:p>
         </w:tc>
@@ -74,7 +74,7 @@
                 <w:rFonts w:ascii="TimeNewRoman" w:hAnsi="TimeNewRoman"/>
                 <w:sz w:val="30"/>
               </w:rPr>
-              <w:t>91÷7=</w:t>
+              <w:t>66÷3=</w:t>
             </w:r>
           </w:p>
         </w:tc>
@@ -91,7 +91,7 @@
                 <w:rFonts w:ascii="TimeNewRoman" w:hAnsi="TimeNewRoman"/>
                 <w:sz w:val="30"/>
               </w:rPr>
-              <w:t>51÷9=</w:t>
+              <w:t>60÷6=</w:t>
             </w:r>
           </w:p>
         </w:tc>
@@ -108,7 +108,7 @@
                 <w:rFonts w:ascii="TimeNewRoman" w:hAnsi="TimeNewRoman"/>
                 <w:sz w:val="30"/>
               </w:rPr>
-              <w:t>50÷9=</w:t>
+              <w:t>19÷2=</w:t>
             </w:r>
           </w:p>
         </w:tc>
@@ -223,7 +223,7 @@
                 <w:rFonts w:ascii="TimeNewRoman" w:hAnsi="TimeNewRoman"/>
                 <w:sz w:val="30"/>
               </w:rPr>
-              <w:t>20÷6=</w:t>
+              <w:t>15÷3=</w:t>
             </w:r>
           </w:p>
         </w:tc>
@@ -240,7 +240,7 @@
                 <w:rFonts w:ascii="TimeNewRoman" w:hAnsi="TimeNewRoman"/>
                 <w:sz w:val="30"/>
               </w:rPr>
-              <w:t>68÷9=</w:t>
+              <w:t>55÷6=</w:t>
             </w:r>
           </w:p>
         </w:tc>
@@ -257,7 +257,7 @@
                 <w:rFonts w:ascii="TimeNewRoman" w:hAnsi="TimeNewRoman"/>
                 <w:sz w:val="30"/>
               </w:rPr>
-              <w:t>18÷6=</w:t>
+              <w:t>21÷5=</w:t>
             </w:r>
           </w:p>
         </w:tc>
@@ -274,7 +274,7 @@
                 <w:rFonts w:ascii="TimeNewRoman" w:hAnsi="TimeNewRoman"/>
                 <w:sz w:val="30"/>
               </w:rPr>
-              <w:t>63÷4=</w:t>
+              <w:t>50÷3=</w:t>
             </w:r>
           </w:p>
         </w:tc>
@@ -291,7 +291,7 @@
                 <w:rFonts w:ascii="TimeNewRoman" w:hAnsi="TimeNewRoman"/>
                 <w:sz w:val="30"/>
               </w:rPr>
-              <w:t>11÷9=</w:t>
+              <w:t>82÷2=</w:t>
             </w:r>
           </w:p>
         </w:tc>
@@ -406,7 +406,7 @@
                 <w:rFonts w:ascii="TimeNewRoman" w:hAnsi="TimeNewRoman"/>
                 <w:sz w:val="30"/>
               </w:rPr>
-              <w:t>95÷7=</w:t>
+              <w:t>30÷5=</w:t>
             </w:r>
           </w:p>
         </w:tc>
@@ -423,7 +423,7 @@
                 <w:rFonts w:ascii="TimeNewRoman" w:hAnsi="TimeNewRoman"/>
                 <w:sz w:val="30"/>
               </w:rPr>
-              <w:t>67÷2=</w:t>
+              <w:t>80÷9=</w:t>
             </w:r>
           </w:p>
         </w:tc>
@@ -440,7 +440,7 @@
                 <w:rFonts w:ascii="TimeNewRoman" w:hAnsi="TimeNewRoman"/>
                 <w:sz w:val="30"/>
               </w:rPr>
-              <w:t>65÷6=</w:t>
+              <w:t>78÷2=</w:t>
             </w:r>
           </w:p>
         </w:tc>
@@ -457,7 +457,7 @@
                 <w:rFonts w:ascii="TimeNewRoman" w:hAnsi="TimeNewRoman"/>
                 <w:sz w:val="30"/>
               </w:rPr>
-              <w:t>10÷9=</w:t>
+              <w:t>81÷3=</w:t>
             </w:r>
           </w:p>
         </w:tc>
@@ -474,7 +474,7 @@
                 <w:rFonts w:ascii="TimeNewRoman" w:hAnsi="TimeNewRoman"/>
                 <w:sz w:val="30"/>
               </w:rPr>
-              <w:t>21÷7=</w:t>
+              <w:t>98÷7=</w:t>
             </w:r>
           </w:p>
         </w:tc>
@@ -589,7 +589,7 @@
                 <w:rFonts w:ascii="TimeNewRoman" w:hAnsi="TimeNewRoman"/>
                 <w:sz w:val="30"/>
               </w:rPr>
-              <w:t>14÷5=</w:t>
+              <w:t>54÷6=</w:t>
             </w:r>
           </w:p>
         </w:tc>
@@ -606,7 +606,7 @@
                 <w:rFonts w:ascii="TimeNewRoman" w:hAnsi="TimeNewRoman"/>
                 <w:sz w:val="30"/>
               </w:rPr>
-              <w:t>98÷6=</w:t>
+              <w:t>95÷3=</w:t>
             </w:r>
           </w:p>
         </w:tc>
@@ -623,7 +623,7 @@
                 <w:rFonts w:ascii="TimeNewRoman" w:hAnsi="TimeNewRoman"/>
                 <w:sz w:val="30"/>
               </w:rPr>
-              <w:t>26÷2=</w:t>
+              <w:t>32÷6=</w:t>
             </w:r>
           </w:p>
         </w:tc>
@@ -640,7 +640,7 @@
                 <w:rFonts w:ascii="TimeNewRoman" w:hAnsi="TimeNewRoman"/>
                 <w:sz w:val="30"/>
               </w:rPr>
-              <w:t>25÷6=</w:t>
+              <w:t>50÷4=</w:t>
             </w:r>
           </w:p>
         </w:tc>
@@ -657,7 +657,7 @@
                 <w:rFonts w:ascii="TimeNewRoman" w:hAnsi="TimeNewRoman"/>
                 <w:sz w:val="30"/>
               </w:rPr>
-              <w:t>84÷6=</w:t>
+              <w:t>19÷7=</w:t>
             </w:r>
           </w:p>
         </w:tc>
@@ -772,7 +772,7 @@
                 <w:rFonts w:ascii="TimeNewRoman" w:hAnsi="TimeNewRoman"/>
                 <w:sz w:val="30"/>
               </w:rPr>
-              <w:t>25÷6=</w:t>
+              <w:t>12÷7=</w:t>
             </w:r>
           </w:p>
         </w:tc>
@@ -789,7 +789,7 @@
                 <w:rFonts w:ascii="TimeNewRoman" w:hAnsi="TimeNewRoman"/>
                 <w:sz w:val="30"/>
               </w:rPr>
-              <w:t>67÷5=</w:t>
+              <w:t>38÷7=</w:t>
             </w:r>
           </w:p>
         </w:tc>
@@ -806,7 +806,7 @@
                 <w:rFonts w:ascii="TimeNewRoman" w:hAnsi="TimeNewRoman"/>
                 <w:sz w:val="30"/>
               </w:rPr>
-              <w:t>74÷4=</w:t>
+              <w:t>23÷4=</w:t>
             </w:r>
           </w:p>
         </w:tc>
@@ -823,7 +823,7 @@
                 <w:rFonts w:ascii="TimeNewRoman" w:hAnsi="TimeNewRoman"/>
                 <w:sz w:val="30"/>
               </w:rPr>
-              <w:t>52÷2=</w:t>
+              <w:t>81÷2=</w:t>
             </w:r>
           </w:p>
         </w:tc>
@@ -840,7 +840,7 @@
                 <w:rFonts w:ascii="TimeNewRoman" w:hAnsi="TimeNewRoman"/>
                 <w:sz w:val="30"/>
               </w:rPr>
-              <w:t>68÷6=</w:t>
+              <w:t>99÷4=</w:t>
             </w:r>
           </w:p>
         </w:tc>

--- a/two-digit_number_divided_by_one-digit_number.docx
+++ b/two-digit_number_divided_by_one-digit_number.docx
@@ -11,7 +11,7 @@
           <w:rFonts w:ascii="Arial" w:hAnsi="Arial"/>
           <w:sz w:val="30"/>
         </w:rPr>
-        <w:t>2026-10-01 Thursday</w:t>
+        <w:t>2026-10-02 Friday</w:t>
       </w:r>
     </w:p>
     <w:tbl>
@@ -40,7 +40,7 @@
                 <w:rFonts w:ascii="TimeNewRoman" w:hAnsi="TimeNewRoman"/>
                 <w:sz w:val="30"/>
               </w:rPr>
-              <w:t>96÷8=</w:t>
+              <w:t>67÷4=</w:t>
             </w:r>
           </w:p>
         </w:tc>
@@ -57,7 +57,7 @@
                 <w:rFonts w:ascii="TimeNewRoman" w:hAnsi="TimeNewRoman"/>
                 <w:sz w:val="30"/>
               </w:rPr>
-              <w:t>80÷9=</w:t>
+              <w:t>93÷9=</w:t>
             </w:r>
           </w:p>
         </w:tc>
@@ -74,7 +74,7 @@
                 <w:rFonts w:ascii="TimeNewRoman" w:hAnsi="TimeNewRoman"/>
                 <w:sz w:val="30"/>
               </w:rPr>
-              <w:t>66÷3=</w:t>
+              <w:t>48÷2=</w:t>
             </w:r>
           </w:p>
         </w:tc>
@@ -91,7 +91,7 @@
                 <w:rFonts w:ascii="TimeNewRoman" w:hAnsi="TimeNewRoman"/>
                 <w:sz w:val="30"/>
               </w:rPr>
-              <w:t>60÷6=</w:t>
+              <w:t>93÷8=</w:t>
             </w:r>
           </w:p>
         </w:tc>
@@ -108,7 +108,7 @@
                 <w:rFonts w:ascii="TimeNewRoman" w:hAnsi="TimeNewRoman"/>
                 <w:sz w:val="30"/>
               </w:rPr>
-              <w:t>19÷2=</w:t>
+              <w:t>66÷5=</w:t>
             </w:r>
           </w:p>
         </w:tc>
@@ -223,7 +223,7 @@
                 <w:rFonts w:ascii="TimeNewRoman" w:hAnsi="TimeNewRoman"/>
                 <w:sz w:val="30"/>
               </w:rPr>
-              <w:t>15÷3=</w:t>
+              <w:t>57÷5=</w:t>
             </w:r>
           </w:p>
         </w:tc>
@@ -240,7 +240,7 @@
                 <w:rFonts w:ascii="TimeNewRoman" w:hAnsi="TimeNewRoman"/>
                 <w:sz w:val="30"/>
               </w:rPr>
-              <w:t>55÷6=</w:t>
+              <w:t>89÷2=</w:t>
             </w:r>
           </w:p>
         </w:tc>
@@ -257,7 +257,7 @@
                 <w:rFonts w:ascii="TimeNewRoman" w:hAnsi="TimeNewRoman"/>
                 <w:sz w:val="30"/>
               </w:rPr>
-              <w:t>21÷5=</w:t>
+              <w:t>31÷7=</w:t>
             </w:r>
           </w:p>
         </w:tc>
@@ -274,7 +274,7 @@
                 <w:rFonts w:ascii="TimeNewRoman" w:hAnsi="TimeNewRoman"/>
                 <w:sz w:val="30"/>
               </w:rPr>
-              <w:t>50÷3=</w:t>
+              <w:t>24÷2=</w:t>
             </w:r>
           </w:p>
         </w:tc>
@@ -291,7 +291,7 @@
                 <w:rFonts w:ascii="TimeNewRoman" w:hAnsi="TimeNewRoman"/>
                 <w:sz w:val="30"/>
               </w:rPr>
-              <w:t>82÷2=</w:t>
+              <w:t>16÷4=</w:t>
             </w:r>
           </w:p>
         </w:tc>
@@ -406,7 +406,7 @@
                 <w:rFonts w:ascii="TimeNewRoman" w:hAnsi="TimeNewRoman"/>
                 <w:sz w:val="30"/>
               </w:rPr>
-              <w:t>30÷5=</w:t>
+              <w:t>20÷9=</w:t>
             </w:r>
           </w:p>
         </w:tc>
@@ -423,7 +423,7 @@
                 <w:rFonts w:ascii="TimeNewRoman" w:hAnsi="TimeNewRoman"/>
                 <w:sz w:val="30"/>
               </w:rPr>
-              <w:t>80÷9=</w:t>
+              <w:t>31÷9=</w:t>
             </w:r>
           </w:p>
         </w:tc>
@@ -440,7 +440,7 @@
                 <w:rFonts w:ascii="TimeNewRoman" w:hAnsi="TimeNewRoman"/>
                 <w:sz w:val="30"/>
               </w:rPr>
-              <w:t>78÷2=</w:t>
+              <w:t>91÷3=</w:t>
             </w:r>
           </w:p>
         </w:tc>
@@ -457,7 +457,7 @@
                 <w:rFonts w:ascii="TimeNewRoman" w:hAnsi="TimeNewRoman"/>
                 <w:sz w:val="30"/>
               </w:rPr>
-              <w:t>81÷3=</w:t>
+              <w:t>13÷5=</w:t>
             </w:r>
           </w:p>
         </w:tc>
@@ -474,7 +474,7 @@
                 <w:rFonts w:ascii="TimeNewRoman" w:hAnsi="TimeNewRoman"/>
                 <w:sz w:val="30"/>
               </w:rPr>
-              <w:t>98÷7=</w:t>
+              <w:t>46÷7=</w:t>
             </w:r>
           </w:p>
         </w:tc>
@@ -589,7 +589,7 @@
                 <w:rFonts w:ascii="TimeNewRoman" w:hAnsi="TimeNewRoman"/>
                 <w:sz w:val="30"/>
               </w:rPr>
-              <w:t>54÷6=</w:t>
+              <w:t>11÷4=</w:t>
             </w:r>
           </w:p>
         </w:tc>
@@ -606,7 +606,7 @@
                 <w:rFonts w:ascii="TimeNewRoman" w:hAnsi="TimeNewRoman"/>
                 <w:sz w:val="30"/>
               </w:rPr>
-              <w:t>95÷3=</w:t>
+              <w:t>72÷3=</w:t>
             </w:r>
           </w:p>
         </w:tc>
@@ -623,7 +623,7 @@
                 <w:rFonts w:ascii="TimeNewRoman" w:hAnsi="TimeNewRoman"/>
                 <w:sz w:val="30"/>
               </w:rPr>
-              <w:t>32÷6=</w:t>
+              <w:t>68÷2=</w:t>
             </w:r>
           </w:p>
         </w:tc>
@@ -640,7 +640,7 @@
                 <w:rFonts w:ascii="TimeNewRoman" w:hAnsi="TimeNewRoman"/>
                 <w:sz w:val="30"/>
               </w:rPr>
-              <w:t>50÷4=</w:t>
+              <w:t>75÷3=</w:t>
             </w:r>
           </w:p>
         </w:tc>
@@ -657,7 +657,7 @@
                 <w:rFonts w:ascii="TimeNewRoman" w:hAnsi="TimeNewRoman"/>
                 <w:sz w:val="30"/>
               </w:rPr>
-              <w:t>19÷7=</w:t>
+              <w:t>60÷7=</w:t>
             </w:r>
           </w:p>
         </w:tc>
@@ -772,7 +772,7 @@
                 <w:rFonts w:ascii="TimeNewRoman" w:hAnsi="TimeNewRoman"/>
                 <w:sz w:val="30"/>
               </w:rPr>
-              <w:t>12÷7=</w:t>
+              <w:t>31÷3=</w:t>
             </w:r>
           </w:p>
         </w:tc>
@@ -789,7 +789,7 @@
                 <w:rFonts w:ascii="TimeNewRoman" w:hAnsi="TimeNewRoman"/>
                 <w:sz w:val="30"/>
               </w:rPr>
-              <w:t>38÷7=</w:t>
+              <w:t>21÷7=</w:t>
             </w:r>
           </w:p>
         </w:tc>
@@ -806,7 +806,7 @@
                 <w:rFonts w:ascii="TimeNewRoman" w:hAnsi="TimeNewRoman"/>
                 <w:sz w:val="30"/>
               </w:rPr>
-              <w:t>23÷4=</w:t>
+              <w:t>66÷7=</w:t>
             </w:r>
           </w:p>
         </w:tc>
@@ -823,7 +823,7 @@
                 <w:rFonts w:ascii="TimeNewRoman" w:hAnsi="TimeNewRoman"/>
                 <w:sz w:val="30"/>
               </w:rPr>
-              <w:t>81÷2=</w:t>
+              <w:t>10÷4=</w:t>
             </w:r>
           </w:p>
         </w:tc>
@@ -840,7 +840,7 @@
                 <w:rFonts w:ascii="TimeNewRoman" w:hAnsi="TimeNewRoman"/>
                 <w:sz w:val="30"/>
               </w:rPr>
-              <w:t>99÷4=</w:t>
+              <w:t>36÷4=</w:t>
             </w:r>
           </w:p>
         </w:tc>

--- a/two-digit_number_divided_by_one-digit_number.docx
+++ b/two-digit_number_divided_by_one-digit_number.docx
@@ -40,7 +40,7 @@
                 <w:rFonts w:ascii="TimeNewRoman" w:hAnsi="TimeNewRoman"/>
                 <w:sz w:val="30"/>
               </w:rPr>
-              <w:t>67÷4=</w:t>
+              <w:t>68÷2=</w:t>
             </w:r>
           </w:p>
         </w:tc>
@@ -57,7 +57,7 @@
                 <w:rFonts w:ascii="TimeNewRoman" w:hAnsi="TimeNewRoman"/>
                 <w:sz w:val="30"/>
               </w:rPr>
-              <w:t>93÷9=</w:t>
+              <w:t>32÷3=</w:t>
             </w:r>
           </w:p>
         </w:tc>
@@ -74,7 +74,7 @@
                 <w:rFonts w:ascii="TimeNewRoman" w:hAnsi="TimeNewRoman"/>
                 <w:sz w:val="30"/>
               </w:rPr>
-              <w:t>48÷2=</w:t>
+              <w:t>88÷5=</w:t>
             </w:r>
           </w:p>
         </w:tc>
@@ -91,7 +91,7 @@
                 <w:rFonts w:ascii="TimeNewRoman" w:hAnsi="TimeNewRoman"/>
                 <w:sz w:val="30"/>
               </w:rPr>
-              <w:t>93÷8=</w:t>
+              <w:t>88÷8=</w:t>
             </w:r>
           </w:p>
         </w:tc>
@@ -108,7 +108,7 @@
                 <w:rFonts w:ascii="TimeNewRoman" w:hAnsi="TimeNewRoman"/>
                 <w:sz w:val="30"/>
               </w:rPr>
-              <w:t>66÷5=</w:t>
+              <w:t>21÷7=</w:t>
             </w:r>
           </w:p>
         </w:tc>
@@ -223,7 +223,7 @@
                 <w:rFonts w:ascii="TimeNewRoman" w:hAnsi="TimeNewRoman"/>
                 <w:sz w:val="30"/>
               </w:rPr>
-              <w:t>57÷5=</w:t>
+              <w:t>91÷7=</w:t>
             </w:r>
           </w:p>
         </w:tc>
@@ -240,7 +240,7 @@
                 <w:rFonts w:ascii="TimeNewRoman" w:hAnsi="TimeNewRoman"/>
                 <w:sz w:val="30"/>
               </w:rPr>
-              <w:t>89÷2=</w:t>
+              <w:t>73÷3=</w:t>
             </w:r>
           </w:p>
         </w:tc>
@@ -257,7 +257,7 @@
                 <w:rFonts w:ascii="TimeNewRoman" w:hAnsi="TimeNewRoman"/>
                 <w:sz w:val="30"/>
               </w:rPr>
-              <w:t>31÷7=</w:t>
+              <w:t>53÷2=</w:t>
             </w:r>
           </w:p>
         </w:tc>
@@ -274,7 +274,7 @@
                 <w:rFonts w:ascii="TimeNewRoman" w:hAnsi="TimeNewRoman"/>
                 <w:sz w:val="30"/>
               </w:rPr>
-              <w:t>24÷2=</w:t>
+              <w:t>76÷9=</w:t>
             </w:r>
           </w:p>
         </w:tc>
@@ -291,7 +291,7 @@
                 <w:rFonts w:ascii="TimeNewRoman" w:hAnsi="TimeNewRoman"/>
                 <w:sz w:val="30"/>
               </w:rPr>
-              <w:t>16÷4=</w:t>
+              <w:t>58÷7=</w:t>
             </w:r>
           </w:p>
         </w:tc>
@@ -406,7 +406,7 @@
                 <w:rFonts w:ascii="TimeNewRoman" w:hAnsi="TimeNewRoman"/>
                 <w:sz w:val="30"/>
               </w:rPr>
-              <w:t>20÷9=</w:t>
+              <w:t>73÷4=</w:t>
             </w:r>
           </w:p>
         </w:tc>
@@ -423,7 +423,7 @@
                 <w:rFonts w:ascii="TimeNewRoman" w:hAnsi="TimeNewRoman"/>
                 <w:sz w:val="30"/>
               </w:rPr>
-              <w:t>31÷9=</w:t>
+              <w:t>37÷2=</w:t>
             </w:r>
           </w:p>
         </w:tc>
@@ -440,7 +440,7 @@
                 <w:rFonts w:ascii="TimeNewRoman" w:hAnsi="TimeNewRoman"/>
                 <w:sz w:val="30"/>
               </w:rPr>
-              <w:t>91÷3=</w:t>
+              <w:t>23÷7=</w:t>
             </w:r>
           </w:p>
         </w:tc>
@@ -457,7 +457,7 @@
                 <w:rFonts w:ascii="TimeNewRoman" w:hAnsi="TimeNewRoman"/>
                 <w:sz w:val="30"/>
               </w:rPr>
-              <w:t>13÷5=</w:t>
+              <w:t>44÷2=</w:t>
             </w:r>
           </w:p>
         </w:tc>
@@ -474,7 +474,7 @@
                 <w:rFonts w:ascii="TimeNewRoman" w:hAnsi="TimeNewRoman"/>
                 <w:sz w:val="30"/>
               </w:rPr>
-              <w:t>46÷7=</w:t>
+              <w:t>54÷9=</w:t>
             </w:r>
           </w:p>
         </w:tc>
@@ -589,7 +589,7 @@
                 <w:rFonts w:ascii="TimeNewRoman" w:hAnsi="TimeNewRoman"/>
                 <w:sz w:val="30"/>
               </w:rPr>
-              <w:t>11÷4=</w:t>
+              <w:t>58÷3=</w:t>
             </w:r>
           </w:p>
         </w:tc>
@@ -606,7 +606,7 @@
                 <w:rFonts w:ascii="TimeNewRoman" w:hAnsi="TimeNewRoman"/>
                 <w:sz w:val="30"/>
               </w:rPr>
-              <w:t>72÷3=</w:t>
+              <w:t>35÷4=</w:t>
             </w:r>
           </w:p>
         </w:tc>
@@ -623,7 +623,7 @@
                 <w:rFonts w:ascii="TimeNewRoman" w:hAnsi="TimeNewRoman"/>
                 <w:sz w:val="30"/>
               </w:rPr>
-              <w:t>68÷2=</w:t>
+              <w:t>47÷5=</w:t>
             </w:r>
           </w:p>
         </w:tc>
@@ -640,7 +640,7 @@
                 <w:rFonts w:ascii="TimeNewRoman" w:hAnsi="TimeNewRoman"/>
                 <w:sz w:val="30"/>
               </w:rPr>
-              <w:t>75÷3=</w:t>
+              <w:t>57÷3=</w:t>
             </w:r>
           </w:p>
         </w:tc>
@@ -657,7 +657,7 @@
                 <w:rFonts w:ascii="TimeNewRoman" w:hAnsi="TimeNewRoman"/>
                 <w:sz w:val="30"/>
               </w:rPr>
-              <w:t>60÷7=</w:t>
+              <w:t>45÷6=</w:t>
             </w:r>
           </w:p>
         </w:tc>
@@ -772,7 +772,7 @@
                 <w:rFonts w:ascii="TimeNewRoman" w:hAnsi="TimeNewRoman"/>
                 <w:sz w:val="30"/>
               </w:rPr>
-              <w:t>31÷3=</w:t>
+              <w:t>89÷8=</w:t>
             </w:r>
           </w:p>
         </w:tc>
@@ -789,7 +789,7 @@
                 <w:rFonts w:ascii="TimeNewRoman" w:hAnsi="TimeNewRoman"/>
                 <w:sz w:val="30"/>
               </w:rPr>
-              <w:t>21÷7=</w:t>
+              <w:t>19÷8=</w:t>
             </w:r>
           </w:p>
         </w:tc>
@@ -806,7 +806,7 @@
                 <w:rFonts w:ascii="TimeNewRoman" w:hAnsi="TimeNewRoman"/>
                 <w:sz w:val="30"/>
               </w:rPr>
-              <w:t>66÷7=</w:t>
+              <w:t>17÷4=</w:t>
             </w:r>
           </w:p>
         </w:tc>
@@ -823,7 +823,7 @@
                 <w:rFonts w:ascii="TimeNewRoman" w:hAnsi="TimeNewRoman"/>
                 <w:sz w:val="30"/>
               </w:rPr>
-              <w:t>10÷4=</w:t>
+              <w:t>38÷5=</w:t>
             </w:r>
           </w:p>
         </w:tc>
@@ -840,7 +840,7 @@
                 <w:rFonts w:ascii="TimeNewRoman" w:hAnsi="TimeNewRoman"/>
                 <w:sz w:val="30"/>
               </w:rPr>
-              <w:t>36÷4=</w:t>
+              <w:t>76÷9=</w:t>
             </w:r>
           </w:p>
         </w:tc>

--- a/two-digit_number_divided_by_one-digit_number.docx
+++ b/two-digit_number_divided_by_one-digit_number.docx
@@ -11,7 +11,7 @@
           <w:rFonts w:ascii="Arial" w:hAnsi="Arial"/>
           <w:sz w:val="30"/>
         </w:rPr>
-        <w:t>2026-10-02 Friday</w:t>
+        <w:t>2026-10-03 Saturday</w:t>
       </w:r>
     </w:p>
     <w:tbl>
@@ -40,7 +40,7 @@
                 <w:rFonts w:ascii="TimeNewRoman" w:hAnsi="TimeNewRoman"/>
                 <w:sz w:val="30"/>
               </w:rPr>
-              <w:t>68÷2=</w:t>
+              <w:t>56÷8=</w:t>
             </w:r>
           </w:p>
         </w:tc>
@@ -57,7 +57,7 @@
                 <w:rFonts w:ascii="TimeNewRoman" w:hAnsi="TimeNewRoman"/>
                 <w:sz w:val="30"/>
               </w:rPr>
-              <w:t>32÷3=</w:t>
+              <w:t>25÷3=</w:t>
             </w:r>
           </w:p>
         </w:tc>
@@ -74,7 +74,7 @@
                 <w:rFonts w:ascii="TimeNewRoman" w:hAnsi="TimeNewRoman"/>
                 <w:sz w:val="30"/>
               </w:rPr>
-              <w:t>88÷5=</w:t>
+              <w:t>88÷6=</w:t>
             </w:r>
           </w:p>
         </w:tc>
@@ -91,7 +91,7 @@
                 <w:rFonts w:ascii="TimeNewRoman" w:hAnsi="TimeNewRoman"/>
                 <w:sz w:val="30"/>
               </w:rPr>
-              <w:t>88÷8=</w:t>
+              <w:t>32÷7=</w:t>
             </w:r>
           </w:p>
         </w:tc>
@@ -108,7 +108,7 @@
                 <w:rFonts w:ascii="TimeNewRoman" w:hAnsi="TimeNewRoman"/>
                 <w:sz w:val="30"/>
               </w:rPr>
-              <w:t>21÷7=</w:t>
+              <w:t>94÷9=</w:t>
             </w:r>
           </w:p>
         </w:tc>
@@ -223,7 +223,7 @@
                 <w:rFonts w:ascii="TimeNewRoman" w:hAnsi="TimeNewRoman"/>
                 <w:sz w:val="30"/>
               </w:rPr>
-              <w:t>91÷7=</w:t>
+              <w:t>40÷5=</w:t>
             </w:r>
           </w:p>
         </w:tc>
@@ -240,7 +240,7 @@
                 <w:rFonts w:ascii="TimeNewRoman" w:hAnsi="TimeNewRoman"/>
                 <w:sz w:val="30"/>
               </w:rPr>
-              <w:t>73÷3=</w:t>
+              <w:t>27÷4=</w:t>
             </w:r>
           </w:p>
         </w:tc>
@@ -257,7 +257,7 @@
                 <w:rFonts w:ascii="TimeNewRoman" w:hAnsi="TimeNewRoman"/>
                 <w:sz w:val="30"/>
               </w:rPr>
-              <w:t>53÷2=</w:t>
+              <w:t>53÷8=</w:t>
             </w:r>
           </w:p>
         </w:tc>
@@ -274,7 +274,7 @@
                 <w:rFonts w:ascii="TimeNewRoman" w:hAnsi="TimeNewRoman"/>
                 <w:sz w:val="30"/>
               </w:rPr>
-              <w:t>76÷9=</w:t>
+              <w:t>39÷8=</w:t>
             </w:r>
           </w:p>
         </w:tc>
@@ -291,7 +291,7 @@
                 <w:rFonts w:ascii="TimeNewRoman" w:hAnsi="TimeNewRoman"/>
                 <w:sz w:val="30"/>
               </w:rPr>
-              <w:t>58÷7=</w:t>
+              <w:t>78÷4=</w:t>
             </w:r>
           </w:p>
         </w:tc>
@@ -406,7 +406,7 @@
                 <w:rFonts w:ascii="TimeNewRoman" w:hAnsi="TimeNewRoman"/>
                 <w:sz w:val="30"/>
               </w:rPr>
-              <w:t>73÷4=</w:t>
+              <w:t>86÷5=</w:t>
             </w:r>
           </w:p>
         </w:tc>
@@ -423,7 +423,7 @@
                 <w:rFonts w:ascii="TimeNewRoman" w:hAnsi="TimeNewRoman"/>
                 <w:sz w:val="30"/>
               </w:rPr>
-              <w:t>37÷2=</w:t>
+              <w:t>76÷5=</w:t>
             </w:r>
           </w:p>
         </w:tc>
@@ -440,24 +440,7 @@
                 <w:rFonts w:ascii="TimeNewRoman" w:hAnsi="TimeNewRoman"/>
                 <w:sz w:val="30"/>
               </w:rPr>
-              <w:t>23÷7=</w:t>
-            </w:r>
-          </w:p>
-        </w:tc>
-        <w:tc>
-          <w:tcPr>
-            <w:tcW w:type="dxa" w:w="1987"/>
-          </w:tcPr>
-          <w:p>
-            <w:pPr>
-              <w:jc w:val="left"/>
-            </w:pPr>
-            <w:r>
-              <w:rPr>
-                <w:rFonts w:ascii="TimeNewRoman" w:hAnsi="TimeNewRoman"/>
-                <w:sz w:val="30"/>
-              </w:rPr>
-              <w:t>44÷2=</w:t>
+              <w:t>34÷9=</w:t>
             </w:r>
           </w:p>
         </w:tc>
@@ -475,6 +458,23 @@
                 <w:sz w:val="30"/>
               </w:rPr>
               <w:t>54÷9=</w:t>
+            </w:r>
+          </w:p>
+        </w:tc>
+        <w:tc>
+          <w:tcPr>
+            <w:tcW w:type="dxa" w:w="1987"/>
+          </w:tcPr>
+          <w:p>
+            <w:pPr>
+              <w:jc w:val="left"/>
+            </w:pPr>
+            <w:r>
+              <w:rPr>
+                <w:rFonts w:ascii="TimeNewRoman" w:hAnsi="TimeNewRoman"/>
+                <w:sz w:val="30"/>
+              </w:rPr>
+              <w:t>12÷8=</w:t>
             </w:r>
           </w:p>
         </w:tc>
@@ -589,7 +589,7 @@
                 <w:rFonts w:ascii="TimeNewRoman" w:hAnsi="TimeNewRoman"/>
                 <w:sz w:val="30"/>
               </w:rPr>
-              <w:t>58÷3=</w:t>
+              <w:t>44÷5=</w:t>
             </w:r>
           </w:p>
         </w:tc>
@@ -606,7 +606,7 @@
                 <w:rFonts w:ascii="TimeNewRoman" w:hAnsi="TimeNewRoman"/>
                 <w:sz w:val="30"/>
               </w:rPr>
-              <w:t>35÷4=</w:t>
+              <w:t>82÷4=</w:t>
             </w:r>
           </w:p>
         </w:tc>
@@ -623,7 +623,7 @@
                 <w:rFonts w:ascii="TimeNewRoman" w:hAnsi="TimeNewRoman"/>
                 <w:sz w:val="30"/>
               </w:rPr>
-              <w:t>47÷5=</w:t>
+              <w:t>95÷9=</w:t>
             </w:r>
           </w:p>
         </w:tc>
@@ -640,7 +640,7 @@
                 <w:rFonts w:ascii="TimeNewRoman" w:hAnsi="TimeNewRoman"/>
                 <w:sz w:val="30"/>
               </w:rPr>
-              <w:t>57÷3=</w:t>
+              <w:t>84÷3=</w:t>
             </w:r>
           </w:p>
         </w:tc>
@@ -657,7 +657,7 @@
                 <w:rFonts w:ascii="TimeNewRoman" w:hAnsi="TimeNewRoman"/>
                 <w:sz w:val="30"/>
               </w:rPr>
-              <w:t>45÷6=</w:t>
+              <w:t>39÷7=</w:t>
             </w:r>
           </w:p>
         </w:tc>
@@ -772,7 +772,7 @@
                 <w:rFonts w:ascii="TimeNewRoman" w:hAnsi="TimeNewRoman"/>
                 <w:sz w:val="30"/>
               </w:rPr>
-              <w:t>89÷8=</w:t>
+              <w:t>35÷5=</w:t>
             </w:r>
           </w:p>
         </w:tc>
@@ -789,7 +789,7 @@
                 <w:rFonts w:ascii="TimeNewRoman" w:hAnsi="TimeNewRoman"/>
                 <w:sz w:val="30"/>
               </w:rPr>
-              <w:t>19÷8=</w:t>
+              <w:t>64÷8=</w:t>
             </w:r>
           </w:p>
         </w:tc>
@@ -806,7 +806,7 @@
                 <w:rFonts w:ascii="TimeNewRoman" w:hAnsi="TimeNewRoman"/>
                 <w:sz w:val="30"/>
               </w:rPr>
-              <w:t>17÷4=</w:t>
+              <w:t>44÷7=</w:t>
             </w:r>
           </w:p>
         </w:tc>
@@ -823,7 +823,7 @@
                 <w:rFonts w:ascii="TimeNewRoman" w:hAnsi="TimeNewRoman"/>
                 <w:sz w:val="30"/>
               </w:rPr>
-              <w:t>38÷5=</w:t>
+              <w:t>12÷2=</w:t>
             </w:r>
           </w:p>
         </w:tc>
@@ -840,7 +840,7 @@
                 <w:rFonts w:ascii="TimeNewRoman" w:hAnsi="TimeNewRoman"/>
                 <w:sz w:val="30"/>
               </w:rPr>
-              <w:t>76÷9=</w:t>
+              <w:t>99÷3=</w:t>
             </w:r>
           </w:p>
         </w:tc>

--- a/two-digit_number_divided_by_one-digit_number.docx
+++ b/two-digit_number_divided_by_one-digit_number.docx
@@ -40,7 +40,7 @@
                 <w:rFonts w:ascii="TimeNewRoman" w:hAnsi="TimeNewRoman"/>
                 <w:sz w:val="30"/>
               </w:rPr>
-              <w:t>56÷8=</w:t>
+              <w:t>20÷2=</w:t>
             </w:r>
           </w:p>
         </w:tc>
@@ -57,7 +57,7 @@
                 <w:rFonts w:ascii="TimeNewRoman" w:hAnsi="TimeNewRoman"/>
                 <w:sz w:val="30"/>
               </w:rPr>
-              <w:t>25÷3=</w:t>
+              <w:t>92÷6=</w:t>
             </w:r>
           </w:p>
         </w:tc>
@@ -74,7 +74,7 @@
                 <w:rFonts w:ascii="TimeNewRoman" w:hAnsi="TimeNewRoman"/>
                 <w:sz w:val="30"/>
               </w:rPr>
-              <w:t>88÷6=</w:t>
+              <w:t>15÷3=</w:t>
             </w:r>
           </w:p>
         </w:tc>
@@ -91,7 +91,7 @@
                 <w:rFonts w:ascii="TimeNewRoman" w:hAnsi="TimeNewRoman"/>
                 <w:sz w:val="30"/>
               </w:rPr>
-              <w:t>32÷7=</w:t>
+              <w:t>89÷4=</w:t>
             </w:r>
           </w:p>
         </w:tc>
@@ -108,7 +108,7 @@
                 <w:rFonts w:ascii="TimeNewRoman" w:hAnsi="TimeNewRoman"/>
                 <w:sz w:val="30"/>
               </w:rPr>
-              <w:t>94÷9=</w:t>
+              <w:t>86÷8=</w:t>
             </w:r>
           </w:p>
         </w:tc>
@@ -223,7 +223,7 @@
                 <w:rFonts w:ascii="TimeNewRoman" w:hAnsi="TimeNewRoman"/>
                 <w:sz w:val="30"/>
               </w:rPr>
-              <w:t>40÷5=</w:t>
+              <w:t>47÷2=</w:t>
             </w:r>
           </w:p>
         </w:tc>
@@ -240,7 +240,7 @@
                 <w:rFonts w:ascii="TimeNewRoman" w:hAnsi="TimeNewRoman"/>
                 <w:sz w:val="30"/>
               </w:rPr>
-              <w:t>27÷4=</w:t>
+              <w:t>92÷6=</w:t>
             </w:r>
           </w:p>
         </w:tc>
@@ -257,7 +257,7 @@
                 <w:rFonts w:ascii="TimeNewRoman" w:hAnsi="TimeNewRoman"/>
                 <w:sz w:val="30"/>
               </w:rPr>
-              <w:t>53÷8=</w:t>
+              <w:t>10÷3=</w:t>
             </w:r>
           </w:p>
         </w:tc>
@@ -274,7 +274,7 @@
                 <w:rFonts w:ascii="TimeNewRoman" w:hAnsi="TimeNewRoman"/>
                 <w:sz w:val="30"/>
               </w:rPr>
-              <w:t>39÷8=</w:t>
+              <w:t>49÷6=</w:t>
             </w:r>
           </w:p>
         </w:tc>
@@ -291,7 +291,7 @@
                 <w:rFonts w:ascii="TimeNewRoman" w:hAnsi="TimeNewRoman"/>
                 <w:sz w:val="30"/>
               </w:rPr>
-              <w:t>78÷4=</w:t>
+              <w:t>72÷5=</w:t>
             </w:r>
           </w:p>
         </w:tc>
@@ -406,7 +406,7 @@
                 <w:rFonts w:ascii="TimeNewRoman" w:hAnsi="TimeNewRoman"/>
                 <w:sz w:val="30"/>
               </w:rPr>
-              <w:t>86÷5=</w:t>
+              <w:t>30÷7=</w:t>
             </w:r>
           </w:p>
         </w:tc>
@@ -423,7 +423,7 @@
                 <w:rFonts w:ascii="TimeNewRoman" w:hAnsi="TimeNewRoman"/>
                 <w:sz w:val="30"/>
               </w:rPr>
-              <w:t>76÷5=</w:t>
+              <w:t>38÷4=</w:t>
             </w:r>
           </w:p>
         </w:tc>
@@ -440,7 +440,7 @@
                 <w:rFonts w:ascii="TimeNewRoman" w:hAnsi="TimeNewRoman"/>
                 <w:sz w:val="30"/>
               </w:rPr>
-              <w:t>34÷9=</w:t>
+              <w:t>89÷9=</w:t>
             </w:r>
           </w:p>
         </w:tc>
@@ -457,7 +457,7 @@
                 <w:rFonts w:ascii="TimeNewRoman" w:hAnsi="TimeNewRoman"/>
                 <w:sz w:val="30"/>
               </w:rPr>
-              <w:t>54÷9=</w:t>
+              <w:t>85÷9=</w:t>
             </w:r>
           </w:p>
         </w:tc>
@@ -474,7 +474,7 @@
                 <w:rFonts w:ascii="TimeNewRoman" w:hAnsi="TimeNewRoman"/>
                 <w:sz w:val="30"/>
               </w:rPr>
-              <w:t>12÷8=</w:t>
+              <w:t>61÷2=</w:t>
             </w:r>
           </w:p>
         </w:tc>
@@ -589,7 +589,7 @@
                 <w:rFonts w:ascii="TimeNewRoman" w:hAnsi="TimeNewRoman"/>
                 <w:sz w:val="30"/>
               </w:rPr>
-              <w:t>44÷5=</w:t>
+              <w:t>10÷2=</w:t>
             </w:r>
           </w:p>
         </w:tc>
@@ -606,7 +606,7 @@
                 <w:rFonts w:ascii="TimeNewRoman" w:hAnsi="TimeNewRoman"/>
                 <w:sz w:val="30"/>
               </w:rPr>
-              <w:t>82÷4=</w:t>
+              <w:t>66÷7=</w:t>
             </w:r>
           </w:p>
         </w:tc>
@@ -623,7 +623,7 @@
                 <w:rFonts w:ascii="TimeNewRoman" w:hAnsi="TimeNewRoman"/>
                 <w:sz w:val="30"/>
               </w:rPr>
-              <w:t>95÷9=</w:t>
+              <w:t>48÷2=</w:t>
             </w:r>
           </w:p>
         </w:tc>
@@ -640,7 +640,7 @@
                 <w:rFonts w:ascii="TimeNewRoman" w:hAnsi="TimeNewRoman"/>
                 <w:sz w:val="30"/>
               </w:rPr>
-              <w:t>84÷3=</w:t>
+              <w:t>62÷2=</w:t>
             </w:r>
           </w:p>
         </w:tc>
@@ -657,7 +657,7 @@
                 <w:rFonts w:ascii="TimeNewRoman" w:hAnsi="TimeNewRoman"/>
                 <w:sz w:val="30"/>
               </w:rPr>
-              <w:t>39÷7=</w:t>
+              <w:t>28÷6=</w:t>
             </w:r>
           </w:p>
         </w:tc>
@@ -772,7 +772,7 @@
                 <w:rFonts w:ascii="TimeNewRoman" w:hAnsi="TimeNewRoman"/>
                 <w:sz w:val="30"/>
               </w:rPr>
-              <w:t>35÷5=</w:t>
+              <w:t>25÷5=</w:t>
             </w:r>
           </w:p>
         </w:tc>
@@ -789,7 +789,7 @@
                 <w:rFonts w:ascii="TimeNewRoman" w:hAnsi="TimeNewRoman"/>
                 <w:sz w:val="30"/>
               </w:rPr>
-              <w:t>64÷8=</w:t>
+              <w:t>78÷8=</w:t>
             </w:r>
           </w:p>
         </w:tc>
@@ -806,7 +806,7 @@
                 <w:rFonts w:ascii="TimeNewRoman" w:hAnsi="TimeNewRoman"/>
                 <w:sz w:val="30"/>
               </w:rPr>
-              <w:t>44÷7=</w:t>
+              <w:t>62÷6=</w:t>
             </w:r>
           </w:p>
         </w:tc>
@@ -823,7 +823,7 @@
                 <w:rFonts w:ascii="TimeNewRoman" w:hAnsi="TimeNewRoman"/>
                 <w:sz w:val="30"/>
               </w:rPr>
-              <w:t>12÷2=</w:t>
+              <w:t>67÷4=</w:t>
             </w:r>
           </w:p>
         </w:tc>
@@ -840,7 +840,7 @@
                 <w:rFonts w:ascii="TimeNewRoman" w:hAnsi="TimeNewRoman"/>
                 <w:sz w:val="30"/>
               </w:rPr>
-              <w:t>99÷3=</w:t>
+              <w:t>62÷4=</w:t>
             </w:r>
           </w:p>
         </w:tc>

--- a/two-digit_number_divided_by_one-digit_number.docx
+++ b/two-digit_number_divided_by_one-digit_number.docx
@@ -11,7 +11,7 @@
           <w:rFonts w:ascii="Arial" w:hAnsi="Arial"/>
           <w:sz w:val="30"/>
         </w:rPr>
-        <w:t>2026-10-03 Saturday</w:t>
+        <w:t>2026-10-04 Sunday</w:t>
       </w:r>
     </w:p>
     <w:tbl>
@@ -40,7 +40,7 @@
                 <w:rFonts w:ascii="TimeNewRoman" w:hAnsi="TimeNewRoman"/>
                 <w:sz w:val="30"/>
               </w:rPr>
-              <w:t>20÷2=</w:t>
+              <w:t>50÷6=</w:t>
             </w:r>
           </w:p>
         </w:tc>
@@ -57,7 +57,7 @@
                 <w:rFonts w:ascii="TimeNewRoman" w:hAnsi="TimeNewRoman"/>
                 <w:sz w:val="30"/>
               </w:rPr>
-              <w:t>92÷6=</w:t>
+              <w:t>65÷7=</w:t>
             </w:r>
           </w:p>
         </w:tc>
@@ -74,7 +74,7 @@
                 <w:rFonts w:ascii="TimeNewRoman" w:hAnsi="TimeNewRoman"/>
                 <w:sz w:val="30"/>
               </w:rPr>
-              <w:t>15÷3=</w:t>
+              <w:t>25÷2=</w:t>
             </w:r>
           </w:p>
         </w:tc>
@@ -91,7 +91,7 @@
                 <w:rFonts w:ascii="TimeNewRoman" w:hAnsi="TimeNewRoman"/>
                 <w:sz w:val="30"/>
               </w:rPr>
-              <w:t>89÷4=</w:t>
+              <w:t>58÷7=</w:t>
             </w:r>
           </w:p>
         </w:tc>
@@ -108,7 +108,7 @@
                 <w:rFonts w:ascii="TimeNewRoman" w:hAnsi="TimeNewRoman"/>
                 <w:sz w:val="30"/>
               </w:rPr>
-              <w:t>86÷8=</w:t>
+              <w:t>38÷3=</w:t>
             </w:r>
           </w:p>
         </w:tc>
@@ -223,7 +223,7 @@
                 <w:rFonts w:ascii="TimeNewRoman" w:hAnsi="TimeNewRoman"/>
                 <w:sz w:val="30"/>
               </w:rPr>
-              <w:t>47÷2=</w:t>
+              <w:t>42÷3=</w:t>
             </w:r>
           </w:p>
         </w:tc>
@@ -240,7 +240,7 @@
                 <w:rFonts w:ascii="TimeNewRoman" w:hAnsi="TimeNewRoman"/>
                 <w:sz w:val="30"/>
               </w:rPr>
-              <w:t>92÷6=</w:t>
+              <w:t>23÷2=</w:t>
             </w:r>
           </w:p>
         </w:tc>
@@ -257,7 +257,7 @@
                 <w:rFonts w:ascii="TimeNewRoman" w:hAnsi="TimeNewRoman"/>
                 <w:sz w:val="30"/>
               </w:rPr>
-              <w:t>10÷3=</w:t>
+              <w:t>35÷9=</w:t>
             </w:r>
           </w:p>
         </w:tc>
@@ -274,7 +274,7 @@
                 <w:rFonts w:ascii="TimeNewRoman" w:hAnsi="TimeNewRoman"/>
                 <w:sz w:val="30"/>
               </w:rPr>
-              <w:t>49÷6=</w:t>
+              <w:t>88÷6=</w:t>
             </w:r>
           </w:p>
         </w:tc>
@@ -291,7 +291,7 @@
                 <w:rFonts w:ascii="TimeNewRoman" w:hAnsi="TimeNewRoman"/>
                 <w:sz w:val="30"/>
               </w:rPr>
-              <w:t>72÷5=</w:t>
+              <w:t>88÷7=</w:t>
             </w:r>
           </w:p>
         </w:tc>
@@ -406,7 +406,7 @@
                 <w:rFonts w:ascii="TimeNewRoman" w:hAnsi="TimeNewRoman"/>
                 <w:sz w:val="30"/>
               </w:rPr>
-              <w:t>30÷7=</w:t>
+              <w:t>96÷5=</w:t>
             </w:r>
           </w:p>
         </w:tc>
@@ -423,7 +423,7 @@
                 <w:rFonts w:ascii="TimeNewRoman" w:hAnsi="TimeNewRoman"/>
                 <w:sz w:val="30"/>
               </w:rPr>
-              <w:t>38÷4=</w:t>
+              <w:t>20÷5=</w:t>
             </w:r>
           </w:p>
         </w:tc>
@@ -440,7 +440,7 @@
                 <w:rFonts w:ascii="TimeNewRoman" w:hAnsi="TimeNewRoman"/>
                 <w:sz w:val="30"/>
               </w:rPr>
-              <w:t>89÷9=</w:t>
+              <w:t>85÷2=</w:t>
             </w:r>
           </w:p>
         </w:tc>
@@ -457,7 +457,7 @@
                 <w:rFonts w:ascii="TimeNewRoman" w:hAnsi="TimeNewRoman"/>
                 <w:sz w:val="30"/>
               </w:rPr>
-              <w:t>85÷9=</w:t>
+              <w:t>85÷4=</w:t>
             </w:r>
           </w:p>
         </w:tc>
@@ -474,7 +474,7 @@
                 <w:rFonts w:ascii="TimeNewRoman" w:hAnsi="TimeNewRoman"/>
                 <w:sz w:val="30"/>
               </w:rPr>
-              <w:t>61÷2=</w:t>
+              <w:t>82÷5=</w:t>
             </w:r>
           </w:p>
         </w:tc>
@@ -589,7 +589,7 @@
                 <w:rFonts w:ascii="TimeNewRoman" w:hAnsi="TimeNewRoman"/>
                 <w:sz w:val="30"/>
               </w:rPr>
-              <w:t>10÷2=</w:t>
+              <w:t>91÷3=</w:t>
             </w:r>
           </w:p>
         </w:tc>
@@ -606,7 +606,7 @@
                 <w:rFonts w:ascii="TimeNewRoman" w:hAnsi="TimeNewRoman"/>
                 <w:sz w:val="30"/>
               </w:rPr>
-              <w:t>66÷7=</w:t>
+              <w:t>72÷8=</w:t>
             </w:r>
           </w:p>
         </w:tc>
@@ -623,7 +623,7 @@
                 <w:rFonts w:ascii="TimeNewRoman" w:hAnsi="TimeNewRoman"/>
                 <w:sz w:val="30"/>
               </w:rPr>
-              <w:t>48÷2=</w:t>
+              <w:t>66÷9=</w:t>
             </w:r>
           </w:p>
         </w:tc>
@@ -640,7 +640,7 @@
                 <w:rFonts w:ascii="TimeNewRoman" w:hAnsi="TimeNewRoman"/>
                 <w:sz w:val="30"/>
               </w:rPr>
-              <w:t>62÷2=</w:t>
+              <w:t>17÷4=</w:t>
             </w:r>
           </w:p>
         </w:tc>
@@ -657,7 +657,7 @@
                 <w:rFonts w:ascii="TimeNewRoman" w:hAnsi="TimeNewRoman"/>
                 <w:sz w:val="30"/>
               </w:rPr>
-              <w:t>28÷6=</w:t>
+              <w:t>36÷4=</w:t>
             </w:r>
           </w:p>
         </w:tc>
@@ -772,7 +772,7 @@
                 <w:rFonts w:ascii="TimeNewRoman" w:hAnsi="TimeNewRoman"/>
                 <w:sz w:val="30"/>
               </w:rPr>
-              <w:t>25÷5=</w:t>
+              <w:t>38÷9=</w:t>
             </w:r>
           </w:p>
         </w:tc>
@@ -789,7 +789,7 @@
                 <w:rFonts w:ascii="TimeNewRoman" w:hAnsi="TimeNewRoman"/>
                 <w:sz w:val="30"/>
               </w:rPr>
-              <w:t>78÷8=</w:t>
+              <w:t>33÷3=</w:t>
             </w:r>
           </w:p>
         </w:tc>
@@ -806,7 +806,7 @@
                 <w:rFonts w:ascii="TimeNewRoman" w:hAnsi="TimeNewRoman"/>
                 <w:sz w:val="30"/>
               </w:rPr>
-              <w:t>62÷6=</w:t>
+              <w:t>73÷3=</w:t>
             </w:r>
           </w:p>
         </w:tc>
@@ -823,7 +823,7 @@
                 <w:rFonts w:ascii="TimeNewRoman" w:hAnsi="TimeNewRoman"/>
                 <w:sz w:val="30"/>
               </w:rPr>
-              <w:t>67÷4=</w:t>
+              <w:t>13÷6=</w:t>
             </w:r>
           </w:p>
         </w:tc>
@@ -840,7 +840,7 @@
                 <w:rFonts w:ascii="TimeNewRoman" w:hAnsi="TimeNewRoman"/>
                 <w:sz w:val="30"/>
               </w:rPr>
-              <w:t>62÷4=</w:t>
+              <w:t>54÷6=</w:t>
             </w:r>
           </w:p>
         </w:tc>

--- a/two-digit_number_divided_by_one-digit_number.docx
+++ b/two-digit_number_divided_by_one-digit_number.docx
@@ -40,7 +40,7 @@
                 <w:rFonts w:ascii="TimeNewRoman" w:hAnsi="TimeNewRoman"/>
                 <w:sz w:val="30"/>
               </w:rPr>
-              <w:t>50÷6=</w:t>
+              <w:t>73÷4=</w:t>
             </w:r>
           </w:p>
         </w:tc>
@@ -57,7 +57,7 @@
                 <w:rFonts w:ascii="TimeNewRoman" w:hAnsi="TimeNewRoman"/>
                 <w:sz w:val="30"/>
               </w:rPr>
-              <w:t>65÷7=</w:t>
+              <w:t>94÷8=</w:t>
             </w:r>
           </w:p>
         </w:tc>
@@ -74,7 +74,7 @@
                 <w:rFonts w:ascii="TimeNewRoman" w:hAnsi="TimeNewRoman"/>
                 <w:sz w:val="30"/>
               </w:rPr>
-              <w:t>25÷2=</w:t>
+              <w:t>29÷3=</w:t>
             </w:r>
           </w:p>
         </w:tc>
@@ -91,7 +91,7 @@
                 <w:rFonts w:ascii="TimeNewRoman" w:hAnsi="TimeNewRoman"/>
                 <w:sz w:val="30"/>
               </w:rPr>
-              <w:t>58÷7=</w:t>
+              <w:t>70÷9=</w:t>
             </w:r>
           </w:p>
         </w:tc>
@@ -108,7 +108,7 @@
                 <w:rFonts w:ascii="TimeNewRoman" w:hAnsi="TimeNewRoman"/>
                 <w:sz w:val="30"/>
               </w:rPr>
-              <w:t>38÷3=</w:t>
+              <w:t>30÷7=</w:t>
             </w:r>
           </w:p>
         </w:tc>
@@ -223,7 +223,7 @@
                 <w:rFonts w:ascii="TimeNewRoman" w:hAnsi="TimeNewRoman"/>
                 <w:sz w:val="30"/>
               </w:rPr>
-              <w:t>42÷3=</w:t>
+              <w:t>99÷8=</w:t>
             </w:r>
           </w:p>
         </w:tc>
@@ -240,7 +240,7 @@
                 <w:rFonts w:ascii="TimeNewRoman" w:hAnsi="TimeNewRoman"/>
                 <w:sz w:val="30"/>
               </w:rPr>
-              <w:t>23÷2=</w:t>
+              <w:t>14÷5=</w:t>
             </w:r>
           </w:p>
         </w:tc>
@@ -257,7 +257,7 @@
                 <w:rFonts w:ascii="TimeNewRoman" w:hAnsi="TimeNewRoman"/>
                 <w:sz w:val="30"/>
               </w:rPr>
-              <w:t>35÷9=</w:t>
+              <w:t>55÷2=</w:t>
             </w:r>
           </w:p>
         </w:tc>
@@ -274,7 +274,7 @@
                 <w:rFonts w:ascii="TimeNewRoman" w:hAnsi="TimeNewRoman"/>
                 <w:sz w:val="30"/>
               </w:rPr>
-              <w:t>88÷6=</w:t>
+              <w:t>44÷5=</w:t>
             </w:r>
           </w:p>
         </w:tc>
@@ -291,7 +291,7 @@
                 <w:rFonts w:ascii="TimeNewRoman" w:hAnsi="TimeNewRoman"/>
                 <w:sz w:val="30"/>
               </w:rPr>
-              <w:t>88÷7=</w:t>
+              <w:t>64÷8=</w:t>
             </w:r>
           </w:p>
         </w:tc>
@@ -406,7 +406,7 @@
                 <w:rFonts w:ascii="TimeNewRoman" w:hAnsi="TimeNewRoman"/>
                 <w:sz w:val="30"/>
               </w:rPr>
-              <w:t>96÷5=</w:t>
+              <w:t>55÷8=</w:t>
             </w:r>
           </w:p>
         </w:tc>
@@ -423,7 +423,7 @@
                 <w:rFonts w:ascii="TimeNewRoman" w:hAnsi="TimeNewRoman"/>
                 <w:sz w:val="30"/>
               </w:rPr>
-              <w:t>20÷5=</w:t>
+              <w:t>89÷7=</w:t>
             </w:r>
           </w:p>
         </w:tc>
@@ -440,7 +440,7 @@
                 <w:rFonts w:ascii="TimeNewRoman" w:hAnsi="TimeNewRoman"/>
                 <w:sz w:val="30"/>
               </w:rPr>
-              <w:t>85÷2=</w:t>
+              <w:t>18÷8=</w:t>
             </w:r>
           </w:p>
         </w:tc>
@@ -457,7 +457,7 @@
                 <w:rFonts w:ascii="TimeNewRoman" w:hAnsi="TimeNewRoman"/>
                 <w:sz w:val="30"/>
               </w:rPr>
-              <w:t>85÷4=</w:t>
+              <w:t>71÷6=</w:t>
             </w:r>
           </w:p>
         </w:tc>
@@ -474,7 +474,7 @@
                 <w:rFonts w:ascii="TimeNewRoman" w:hAnsi="TimeNewRoman"/>
                 <w:sz w:val="30"/>
               </w:rPr>
-              <w:t>82÷5=</w:t>
+              <w:t>54÷8=</w:t>
             </w:r>
           </w:p>
         </w:tc>
@@ -589,7 +589,7 @@
                 <w:rFonts w:ascii="TimeNewRoman" w:hAnsi="TimeNewRoman"/>
                 <w:sz w:val="30"/>
               </w:rPr>
-              <w:t>91÷3=</w:t>
+              <w:t>63÷9=</w:t>
             </w:r>
           </w:p>
         </w:tc>
@@ -606,7 +606,7 @@
                 <w:rFonts w:ascii="TimeNewRoman" w:hAnsi="TimeNewRoman"/>
                 <w:sz w:val="30"/>
               </w:rPr>
-              <w:t>72÷8=</w:t>
+              <w:t>73÷6=</w:t>
             </w:r>
           </w:p>
         </w:tc>
@@ -623,7 +623,7 @@
                 <w:rFonts w:ascii="TimeNewRoman" w:hAnsi="TimeNewRoman"/>
                 <w:sz w:val="30"/>
               </w:rPr>
-              <w:t>66÷9=</w:t>
+              <w:t>65÷7=</w:t>
             </w:r>
           </w:p>
         </w:tc>
@@ -640,7 +640,7 @@
                 <w:rFonts w:ascii="TimeNewRoman" w:hAnsi="TimeNewRoman"/>
                 <w:sz w:val="30"/>
               </w:rPr>
-              <w:t>17÷4=</w:t>
+              <w:t>93÷2=</w:t>
             </w:r>
           </w:p>
         </w:tc>
@@ -657,7 +657,7 @@
                 <w:rFonts w:ascii="TimeNewRoman" w:hAnsi="TimeNewRoman"/>
                 <w:sz w:val="30"/>
               </w:rPr>
-              <w:t>36÷4=</w:t>
+              <w:t>66÷3=</w:t>
             </w:r>
           </w:p>
         </w:tc>
@@ -772,7 +772,7 @@
                 <w:rFonts w:ascii="TimeNewRoman" w:hAnsi="TimeNewRoman"/>
                 <w:sz w:val="30"/>
               </w:rPr>
-              <w:t>38÷9=</w:t>
+              <w:t>60÷6=</w:t>
             </w:r>
           </w:p>
         </w:tc>
@@ -789,7 +789,7 @@
                 <w:rFonts w:ascii="TimeNewRoman" w:hAnsi="TimeNewRoman"/>
                 <w:sz w:val="30"/>
               </w:rPr>
-              <w:t>33÷3=</w:t>
+              <w:t>26÷6=</w:t>
             </w:r>
           </w:p>
         </w:tc>
@@ -806,7 +806,7 @@
                 <w:rFonts w:ascii="TimeNewRoman" w:hAnsi="TimeNewRoman"/>
                 <w:sz w:val="30"/>
               </w:rPr>
-              <w:t>73÷3=</w:t>
+              <w:t>99÷8=</w:t>
             </w:r>
           </w:p>
         </w:tc>
@@ -823,7 +823,7 @@
                 <w:rFonts w:ascii="TimeNewRoman" w:hAnsi="TimeNewRoman"/>
                 <w:sz w:val="30"/>
               </w:rPr>
-              <w:t>13÷6=</w:t>
+              <w:t>39÷9=</w:t>
             </w:r>
           </w:p>
         </w:tc>
@@ -840,7 +840,7 @@
                 <w:rFonts w:ascii="TimeNewRoman" w:hAnsi="TimeNewRoman"/>
                 <w:sz w:val="30"/>
               </w:rPr>
-              <w:t>54÷6=</w:t>
+              <w:t>69÷5=</w:t>
             </w:r>
           </w:p>
         </w:tc>

--- a/two-digit_number_divided_by_one-digit_number.docx
+++ b/two-digit_number_divided_by_one-digit_number.docx
@@ -11,7 +11,7 @@
           <w:rFonts w:ascii="Arial" w:hAnsi="Arial"/>
           <w:sz w:val="30"/>
         </w:rPr>
-        <w:t>2026-10-04 Sunday</w:t>
+        <w:t>2026-10-05 Monday</w:t>
       </w:r>
     </w:p>
     <w:tbl>
@@ -27,6 +27,23 @@
         <w:gridCol w:w="1987"/>
       </w:tblGrid>
       <w:tr>
+        <w:tc>
+          <w:tcPr>
+            <w:tcW w:type="dxa" w:w="1987"/>
+          </w:tcPr>
+          <w:p>
+            <w:pPr>
+              <w:jc w:val="left"/>
+            </w:pPr>
+            <w:r>
+              <w:rPr>
+                <w:rFonts w:ascii="TimeNewRoman" w:hAnsi="TimeNewRoman"/>
+                <w:sz w:val="30"/>
+              </w:rPr>
+              <w:t>71÷5=</w:t>
+            </w:r>
+          </w:p>
+        </w:tc>
         <w:tc>
           <w:tcPr>
             <w:tcW w:type="dxa" w:w="1987"/>
@@ -57,7 +74,7 @@
                 <w:rFonts w:ascii="TimeNewRoman" w:hAnsi="TimeNewRoman"/>
                 <w:sz w:val="30"/>
               </w:rPr>
-              <w:t>94÷8=</w:t>
+              <w:t>61÷2=</w:t>
             </w:r>
           </w:p>
         </w:tc>
@@ -74,7 +91,7 @@
                 <w:rFonts w:ascii="TimeNewRoman" w:hAnsi="TimeNewRoman"/>
                 <w:sz w:val="30"/>
               </w:rPr>
-              <w:t>29÷3=</w:t>
+              <w:t>52÷5=</w:t>
             </w:r>
           </w:p>
         </w:tc>
@@ -91,24 +108,7 @@
                 <w:rFonts w:ascii="TimeNewRoman" w:hAnsi="TimeNewRoman"/>
                 <w:sz w:val="30"/>
               </w:rPr>
-              <w:t>70÷9=</w:t>
-            </w:r>
-          </w:p>
-        </w:tc>
-        <w:tc>
-          <w:tcPr>
-            <w:tcW w:type="dxa" w:w="1987"/>
-          </w:tcPr>
-          <w:p>
-            <w:pPr>
-              <w:jc w:val="left"/>
-            </w:pPr>
-            <w:r>
-              <w:rPr>
-                <w:rFonts w:ascii="TimeNewRoman" w:hAnsi="TimeNewRoman"/>
-                <w:sz w:val="30"/>
-              </w:rPr>
-              <w:t>30÷7=</w:t>
+              <w:t>14÷5=</w:t>
             </w:r>
           </w:p>
         </w:tc>
@@ -223,7 +223,7 @@
                 <w:rFonts w:ascii="TimeNewRoman" w:hAnsi="TimeNewRoman"/>
                 <w:sz w:val="30"/>
               </w:rPr>
-              <w:t>99÷8=</w:t>
+              <w:t>27÷8=</w:t>
             </w:r>
           </w:p>
         </w:tc>
@@ -240,7 +240,7 @@
                 <w:rFonts w:ascii="TimeNewRoman" w:hAnsi="TimeNewRoman"/>
                 <w:sz w:val="30"/>
               </w:rPr>
-              <w:t>14÷5=</w:t>
+              <w:t>90÷3=</w:t>
             </w:r>
           </w:p>
         </w:tc>
@@ -257,7 +257,7 @@
                 <w:rFonts w:ascii="TimeNewRoman" w:hAnsi="TimeNewRoman"/>
                 <w:sz w:val="30"/>
               </w:rPr>
-              <w:t>55÷2=</w:t>
+              <w:t>78÷6=</w:t>
             </w:r>
           </w:p>
         </w:tc>
@@ -274,7 +274,7 @@
                 <w:rFonts w:ascii="TimeNewRoman" w:hAnsi="TimeNewRoman"/>
                 <w:sz w:val="30"/>
               </w:rPr>
-              <w:t>44÷5=</w:t>
+              <w:t>40÷7=</w:t>
             </w:r>
           </w:p>
         </w:tc>
@@ -291,7 +291,7 @@
                 <w:rFonts w:ascii="TimeNewRoman" w:hAnsi="TimeNewRoman"/>
                 <w:sz w:val="30"/>
               </w:rPr>
-              <w:t>64÷8=</w:t>
+              <w:t>98÷3=</w:t>
             </w:r>
           </w:p>
         </w:tc>
@@ -406,7 +406,7 @@
                 <w:rFonts w:ascii="TimeNewRoman" w:hAnsi="TimeNewRoman"/>
                 <w:sz w:val="30"/>
               </w:rPr>
-              <w:t>55÷8=</w:t>
+              <w:t>47÷7=</w:t>
             </w:r>
           </w:p>
         </w:tc>
@@ -423,7 +423,7 @@
                 <w:rFonts w:ascii="TimeNewRoman" w:hAnsi="TimeNewRoman"/>
                 <w:sz w:val="30"/>
               </w:rPr>
-              <w:t>89÷7=</w:t>
+              <w:t>17÷2=</w:t>
             </w:r>
           </w:p>
         </w:tc>
@@ -440,7 +440,24 @@
                 <w:rFonts w:ascii="TimeNewRoman" w:hAnsi="TimeNewRoman"/>
                 <w:sz w:val="30"/>
               </w:rPr>
-              <w:t>18÷8=</w:t>
+              <w:t>86÷4=</w:t>
+            </w:r>
+          </w:p>
+        </w:tc>
+        <w:tc>
+          <w:tcPr>
+            <w:tcW w:type="dxa" w:w="1987"/>
+          </w:tcPr>
+          <w:p>
+            <w:pPr>
+              <w:jc w:val="left"/>
+            </w:pPr>
+            <w:r>
+              <w:rPr>
+                <w:rFonts w:ascii="TimeNewRoman" w:hAnsi="TimeNewRoman"/>
+                <w:sz w:val="30"/>
+              </w:rPr>
+              <w:t>67÷7=</w:t>
             </w:r>
           </w:p>
         </w:tc>
@@ -458,23 +475,6 @@
                 <w:sz w:val="30"/>
               </w:rPr>
               <w:t>71÷6=</w:t>
-            </w:r>
-          </w:p>
-        </w:tc>
-        <w:tc>
-          <w:tcPr>
-            <w:tcW w:type="dxa" w:w="1987"/>
-          </w:tcPr>
-          <w:p>
-            <w:pPr>
-              <w:jc w:val="left"/>
-            </w:pPr>
-            <w:r>
-              <w:rPr>
-                <w:rFonts w:ascii="TimeNewRoman" w:hAnsi="TimeNewRoman"/>
-                <w:sz w:val="30"/>
-              </w:rPr>
-              <w:t>54÷8=</w:t>
             </w:r>
           </w:p>
         </w:tc>
@@ -589,7 +589,7 @@
                 <w:rFonts w:ascii="TimeNewRoman" w:hAnsi="TimeNewRoman"/>
                 <w:sz w:val="30"/>
               </w:rPr>
-              <w:t>63÷9=</w:t>
+              <w:t>91÷2=</w:t>
             </w:r>
           </w:p>
         </w:tc>
@@ -606,7 +606,7 @@
                 <w:rFonts w:ascii="TimeNewRoman" w:hAnsi="TimeNewRoman"/>
                 <w:sz w:val="30"/>
               </w:rPr>
-              <w:t>73÷6=</w:t>
+              <w:t>30÷6=</w:t>
             </w:r>
           </w:p>
         </w:tc>
@@ -623,7 +623,7 @@
                 <w:rFonts w:ascii="TimeNewRoman" w:hAnsi="TimeNewRoman"/>
                 <w:sz w:val="30"/>
               </w:rPr>
-              <w:t>65÷7=</w:t>
+              <w:t>17÷5=</w:t>
             </w:r>
           </w:p>
         </w:tc>
@@ -640,7 +640,7 @@
                 <w:rFonts w:ascii="TimeNewRoman" w:hAnsi="TimeNewRoman"/>
                 <w:sz w:val="30"/>
               </w:rPr>
-              <w:t>93÷2=</w:t>
+              <w:t>67÷9=</w:t>
             </w:r>
           </w:p>
         </w:tc>
@@ -657,7 +657,7 @@
                 <w:rFonts w:ascii="TimeNewRoman" w:hAnsi="TimeNewRoman"/>
                 <w:sz w:val="30"/>
               </w:rPr>
-              <w:t>66÷3=</w:t>
+              <w:t>22÷2=</w:t>
             </w:r>
           </w:p>
         </w:tc>
@@ -772,7 +772,7 @@
                 <w:rFonts w:ascii="TimeNewRoman" w:hAnsi="TimeNewRoman"/>
                 <w:sz w:val="30"/>
               </w:rPr>
-              <w:t>60÷6=</w:t>
+              <w:t>42÷5=</w:t>
             </w:r>
           </w:p>
         </w:tc>
@@ -789,7 +789,7 @@
                 <w:rFonts w:ascii="TimeNewRoman" w:hAnsi="TimeNewRoman"/>
                 <w:sz w:val="30"/>
               </w:rPr>
-              <w:t>26÷6=</w:t>
+              <w:t>78÷7=</w:t>
             </w:r>
           </w:p>
         </w:tc>
@@ -806,7 +806,7 @@
                 <w:rFonts w:ascii="TimeNewRoman" w:hAnsi="TimeNewRoman"/>
                 <w:sz w:val="30"/>
               </w:rPr>
-              <w:t>99÷8=</w:t>
+              <w:t>86÷2=</w:t>
             </w:r>
           </w:p>
         </w:tc>
@@ -823,7 +823,7 @@
                 <w:rFonts w:ascii="TimeNewRoman" w:hAnsi="TimeNewRoman"/>
                 <w:sz w:val="30"/>
               </w:rPr>
-              <w:t>39÷9=</w:t>
+              <w:t>95÷6=</w:t>
             </w:r>
           </w:p>
         </w:tc>
@@ -840,7 +840,7 @@
                 <w:rFonts w:ascii="TimeNewRoman" w:hAnsi="TimeNewRoman"/>
                 <w:sz w:val="30"/>
               </w:rPr>
-              <w:t>69÷5=</w:t>
+              <w:t>45÷6=</w:t>
             </w:r>
           </w:p>
         </w:tc>

--- a/two-digit_number_divided_by_one-digit_number.docx
+++ b/two-digit_number_divided_by_one-digit_number.docx
@@ -40,7 +40,7 @@
                 <w:rFonts w:ascii="TimeNewRoman" w:hAnsi="TimeNewRoman"/>
                 <w:sz w:val="30"/>
               </w:rPr>
-              <w:t>71÷5=</w:t>
+              <w:t>45÷3=</w:t>
             </w:r>
           </w:p>
         </w:tc>
@@ -57,7 +57,7 @@
                 <w:rFonts w:ascii="TimeNewRoman" w:hAnsi="TimeNewRoman"/>
                 <w:sz w:val="30"/>
               </w:rPr>
-              <w:t>73÷4=</w:t>
+              <w:t>95÷3=</w:t>
             </w:r>
           </w:p>
         </w:tc>
@@ -74,7 +74,7 @@
                 <w:rFonts w:ascii="TimeNewRoman" w:hAnsi="TimeNewRoman"/>
                 <w:sz w:val="30"/>
               </w:rPr>
-              <w:t>61÷2=</w:t>
+              <w:t>34÷6=</w:t>
             </w:r>
           </w:p>
         </w:tc>
@@ -91,7 +91,7 @@
                 <w:rFonts w:ascii="TimeNewRoman" w:hAnsi="TimeNewRoman"/>
                 <w:sz w:val="30"/>
               </w:rPr>
-              <w:t>52÷5=</w:t>
+              <w:t>56÷9=</w:t>
             </w:r>
           </w:p>
         </w:tc>
@@ -108,7 +108,7 @@
                 <w:rFonts w:ascii="TimeNewRoman" w:hAnsi="TimeNewRoman"/>
                 <w:sz w:val="30"/>
               </w:rPr>
-              <w:t>14÷5=</w:t>
+              <w:t>64÷7=</w:t>
             </w:r>
           </w:p>
         </w:tc>
@@ -223,7 +223,7 @@
                 <w:rFonts w:ascii="TimeNewRoman" w:hAnsi="TimeNewRoman"/>
                 <w:sz w:val="30"/>
               </w:rPr>
-              <w:t>27÷8=</w:t>
+              <w:t>99÷6=</w:t>
             </w:r>
           </w:p>
         </w:tc>
@@ -240,7 +240,7 @@
                 <w:rFonts w:ascii="TimeNewRoman" w:hAnsi="TimeNewRoman"/>
                 <w:sz w:val="30"/>
               </w:rPr>
-              <w:t>90÷3=</w:t>
+              <w:t>68÷3=</w:t>
             </w:r>
           </w:p>
         </w:tc>
@@ -257,7 +257,7 @@
                 <w:rFonts w:ascii="TimeNewRoman" w:hAnsi="TimeNewRoman"/>
                 <w:sz w:val="30"/>
               </w:rPr>
-              <w:t>78÷6=</w:t>
+              <w:t>70÷6=</w:t>
             </w:r>
           </w:p>
         </w:tc>
@@ -274,7 +274,7 @@
                 <w:rFonts w:ascii="TimeNewRoman" w:hAnsi="TimeNewRoman"/>
                 <w:sz w:val="30"/>
               </w:rPr>
-              <w:t>40÷7=</w:t>
+              <w:t>33÷7=</w:t>
             </w:r>
           </w:p>
         </w:tc>
@@ -291,7 +291,7 @@
                 <w:rFonts w:ascii="TimeNewRoman" w:hAnsi="TimeNewRoman"/>
                 <w:sz w:val="30"/>
               </w:rPr>
-              <w:t>98÷3=</w:t>
+              <w:t>14÷4=</w:t>
             </w:r>
           </w:p>
         </w:tc>
@@ -406,7 +406,7 @@
                 <w:rFonts w:ascii="TimeNewRoman" w:hAnsi="TimeNewRoman"/>
                 <w:sz w:val="30"/>
               </w:rPr>
-              <w:t>47÷7=</w:t>
+              <w:t>71÷8=</w:t>
             </w:r>
           </w:p>
         </w:tc>
@@ -423,7 +423,7 @@
                 <w:rFonts w:ascii="TimeNewRoman" w:hAnsi="TimeNewRoman"/>
                 <w:sz w:val="30"/>
               </w:rPr>
-              <w:t>17÷2=</w:t>
+              <w:t>60÷6=</w:t>
             </w:r>
           </w:p>
         </w:tc>
@@ -440,7 +440,7 @@
                 <w:rFonts w:ascii="TimeNewRoman" w:hAnsi="TimeNewRoman"/>
                 <w:sz w:val="30"/>
               </w:rPr>
-              <w:t>86÷4=</w:t>
+              <w:t>32÷2=</w:t>
             </w:r>
           </w:p>
         </w:tc>
@@ -457,7 +457,7 @@
                 <w:rFonts w:ascii="TimeNewRoman" w:hAnsi="TimeNewRoman"/>
                 <w:sz w:val="30"/>
               </w:rPr>
-              <w:t>67÷7=</w:t>
+              <w:t>66÷4=</w:t>
             </w:r>
           </w:p>
         </w:tc>
@@ -474,7 +474,7 @@
                 <w:rFonts w:ascii="TimeNewRoman" w:hAnsi="TimeNewRoman"/>
                 <w:sz w:val="30"/>
               </w:rPr>
-              <w:t>71÷6=</w:t>
+              <w:t>95÷2=</w:t>
             </w:r>
           </w:p>
         </w:tc>
@@ -589,7 +589,7 @@
                 <w:rFonts w:ascii="TimeNewRoman" w:hAnsi="TimeNewRoman"/>
                 <w:sz w:val="30"/>
               </w:rPr>
-              <w:t>91÷2=</w:t>
+              <w:t>88÷6=</w:t>
             </w:r>
           </w:p>
         </w:tc>
@@ -606,7 +606,7 @@
                 <w:rFonts w:ascii="TimeNewRoman" w:hAnsi="TimeNewRoman"/>
                 <w:sz w:val="30"/>
               </w:rPr>
-              <w:t>30÷6=</w:t>
+              <w:t>65÷4=</w:t>
             </w:r>
           </w:p>
         </w:tc>
@@ -623,7 +623,7 @@
                 <w:rFonts w:ascii="TimeNewRoman" w:hAnsi="TimeNewRoman"/>
                 <w:sz w:val="30"/>
               </w:rPr>
-              <w:t>17÷5=</w:t>
+              <w:t>10÷9=</w:t>
             </w:r>
           </w:p>
         </w:tc>
@@ -640,7 +640,7 @@
                 <w:rFonts w:ascii="TimeNewRoman" w:hAnsi="TimeNewRoman"/>
                 <w:sz w:val="30"/>
               </w:rPr>
-              <w:t>67÷9=</w:t>
+              <w:t>79÷4=</w:t>
             </w:r>
           </w:p>
         </w:tc>
@@ -657,7 +657,7 @@
                 <w:rFonts w:ascii="TimeNewRoman" w:hAnsi="TimeNewRoman"/>
                 <w:sz w:val="30"/>
               </w:rPr>
-              <w:t>22÷2=</w:t>
+              <w:t>57÷9=</w:t>
             </w:r>
           </w:p>
         </w:tc>
@@ -772,7 +772,7 @@
                 <w:rFonts w:ascii="TimeNewRoman" w:hAnsi="TimeNewRoman"/>
                 <w:sz w:val="30"/>
               </w:rPr>
-              <w:t>42÷5=</w:t>
+              <w:t>88÷8=</w:t>
             </w:r>
           </w:p>
         </w:tc>
@@ -789,7 +789,7 @@
                 <w:rFonts w:ascii="TimeNewRoman" w:hAnsi="TimeNewRoman"/>
                 <w:sz w:val="30"/>
               </w:rPr>
-              <w:t>78÷7=</w:t>
+              <w:t>93÷9=</w:t>
             </w:r>
           </w:p>
         </w:tc>
@@ -806,7 +806,7 @@
                 <w:rFonts w:ascii="TimeNewRoman" w:hAnsi="TimeNewRoman"/>
                 <w:sz w:val="30"/>
               </w:rPr>
-              <w:t>86÷2=</w:t>
+              <w:t>37÷8=</w:t>
             </w:r>
           </w:p>
         </w:tc>
@@ -823,7 +823,7 @@
                 <w:rFonts w:ascii="TimeNewRoman" w:hAnsi="TimeNewRoman"/>
                 <w:sz w:val="30"/>
               </w:rPr>
-              <w:t>95÷6=</w:t>
+              <w:t>96÷3=</w:t>
             </w:r>
           </w:p>
         </w:tc>
@@ -840,7 +840,7 @@
                 <w:rFonts w:ascii="TimeNewRoman" w:hAnsi="TimeNewRoman"/>
                 <w:sz w:val="30"/>
               </w:rPr>
-              <w:t>45÷6=</w:t>
+              <w:t>94÷5=</w:t>
             </w:r>
           </w:p>
         </w:tc>

--- a/two-digit_number_divided_by_one-digit_number.docx
+++ b/two-digit_number_divided_by_one-digit_number.docx
@@ -11,7 +11,7 @@
           <w:rFonts w:ascii="Arial" w:hAnsi="Arial"/>
           <w:sz w:val="30"/>
         </w:rPr>
-        <w:t>2026-10-05 Monday</w:t>
+        <w:t>2026-10-06 Tuesday</w:t>
       </w:r>
     </w:p>
     <w:tbl>
@@ -40,7 +40,7 @@
                 <w:rFonts w:ascii="TimeNewRoman" w:hAnsi="TimeNewRoman"/>
                 <w:sz w:val="30"/>
               </w:rPr>
-              <w:t>45÷3=</w:t>
+              <w:t>44÷7=</w:t>
             </w:r>
           </w:p>
         </w:tc>
@@ -57,7 +57,7 @@
                 <w:rFonts w:ascii="TimeNewRoman" w:hAnsi="TimeNewRoman"/>
                 <w:sz w:val="30"/>
               </w:rPr>
-              <w:t>95÷3=</w:t>
+              <w:t>40÷4=</w:t>
             </w:r>
           </w:p>
         </w:tc>
@@ -74,7 +74,7 @@
                 <w:rFonts w:ascii="TimeNewRoman" w:hAnsi="TimeNewRoman"/>
                 <w:sz w:val="30"/>
               </w:rPr>
-              <w:t>34÷6=</w:t>
+              <w:t>21÷8=</w:t>
             </w:r>
           </w:p>
         </w:tc>
@@ -91,7 +91,7 @@
                 <w:rFonts w:ascii="TimeNewRoman" w:hAnsi="TimeNewRoman"/>
                 <w:sz w:val="30"/>
               </w:rPr>
-              <w:t>56÷9=</w:t>
+              <w:t>33÷2=</w:t>
             </w:r>
           </w:p>
         </w:tc>
@@ -108,7 +108,7 @@
                 <w:rFonts w:ascii="TimeNewRoman" w:hAnsi="TimeNewRoman"/>
                 <w:sz w:val="30"/>
               </w:rPr>
-              <w:t>64÷7=</w:t>
+              <w:t>52÷3=</w:t>
             </w:r>
           </w:p>
         </w:tc>
@@ -223,7 +223,7 @@
                 <w:rFonts w:ascii="TimeNewRoman" w:hAnsi="TimeNewRoman"/>
                 <w:sz w:val="30"/>
               </w:rPr>
-              <w:t>99÷6=</w:t>
+              <w:t>75÷7=</w:t>
             </w:r>
           </w:p>
         </w:tc>
@@ -240,7 +240,7 @@
                 <w:rFonts w:ascii="TimeNewRoman" w:hAnsi="TimeNewRoman"/>
                 <w:sz w:val="30"/>
               </w:rPr>
-              <w:t>68÷3=</w:t>
+              <w:t>44÷7=</w:t>
             </w:r>
           </w:p>
         </w:tc>
@@ -257,7 +257,7 @@
                 <w:rFonts w:ascii="TimeNewRoman" w:hAnsi="TimeNewRoman"/>
                 <w:sz w:val="30"/>
               </w:rPr>
-              <w:t>70÷6=</w:t>
+              <w:t>10÷9=</w:t>
             </w:r>
           </w:p>
         </w:tc>
@@ -274,7 +274,7 @@
                 <w:rFonts w:ascii="TimeNewRoman" w:hAnsi="TimeNewRoman"/>
                 <w:sz w:val="30"/>
               </w:rPr>
-              <w:t>33÷7=</w:t>
+              <w:t>32÷7=</w:t>
             </w:r>
           </w:p>
         </w:tc>
@@ -291,7 +291,7 @@
                 <w:rFonts w:ascii="TimeNewRoman" w:hAnsi="TimeNewRoman"/>
                 <w:sz w:val="30"/>
               </w:rPr>
-              <w:t>14÷4=</w:t>
+              <w:t>67÷7=</w:t>
             </w:r>
           </w:p>
         </w:tc>
@@ -406,7 +406,7 @@
                 <w:rFonts w:ascii="TimeNewRoman" w:hAnsi="TimeNewRoman"/>
                 <w:sz w:val="30"/>
               </w:rPr>
-              <w:t>71÷8=</w:t>
+              <w:t>67÷4=</w:t>
             </w:r>
           </w:p>
         </w:tc>
@@ -423,7 +423,7 @@
                 <w:rFonts w:ascii="TimeNewRoman" w:hAnsi="TimeNewRoman"/>
                 <w:sz w:val="30"/>
               </w:rPr>
-              <w:t>60÷6=</w:t>
+              <w:t>88÷3=</w:t>
             </w:r>
           </w:p>
         </w:tc>
@@ -440,7 +440,7 @@
                 <w:rFonts w:ascii="TimeNewRoman" w:hAnsi="TimeNewRoman"/>
                 <w:sz w:val="30"/>
               </w:rPr>
-              <w:t>32÷2=</w:t>
+              <w:t>22÷6=</w:t>
             </w:r>
           </w:p>
         </w:tc>
@@ -457,7 +457,7 @@
                 <w:rFonts w:ascii="TimeNewRoman" w:hAnsi="TimeNewRoman"/>
                 <w:sz w:val="30"/>
               </w:rPr>
-              <w:t>66÷4=</w:t>
+              <w:t>32÷5=</w:t>
             </w:r>
           </w:p>
         </w:tc>
@@ -474,7 +474,7 @@
                 <w:rFonts w:ascii="TimeNewRoman" w:hAnsi="TimeNewRoman"/>
                 <w:sz w:val="30"/>
               </w:rPr>
-              <w:t>95÷2=</w:t>
+              <w:t>54÷2=</w:t>
             </w:r>
           </w:p>
         </w:tc>
@@ -589,7 +589,7 @@
                 <w:rFonts w:ascii="TimeNewRoman" w:hAnsi="TimeNewRoman"/>
                 <w:sz w:val="30"/>
               </w:rPr>
-              <w:t>88÷6=</w:t>
+              <w:t>49÷9=</w:t>
             </w:r>
           </w:p>
         </w:tc>
@@ -606,7 +606,7 @@
                 <w:rFonts w:ascii="TimeNewRoman" w:hAnsi="TimeNewRoman"/>
                 <w:sz w:val="30"/>
               </w:rPr>
-              <w:t>65÷4=</w:t>
+              <w:t>15÷6=</w:t>
             </w:r>
           </w:p>
         </w:tc>
@@ -623,7 +623,7 @@
                 <w:rFonts w:ascii="TimeNewRoman" w:hAnsi="TimeNewRoman"/>
                 <w:sz w:val="30"/>
               </w:rPr>
-              <w:t>10÷9=</w:t>
+              <w:t>97÷7=</w:t>
             </w:r>
           </w:p>
         </w:tc>
@@ -640,7 +640,7 @@
                 <w:rFonts w:ascii="TimeNewRoman" w:hAnsi="TimeNewRoman"/>
                 <w:sz w:val="30"/>
               </w:rPr>
-              <w:t>79÷4=</w:t>
+              <w:t>68÷8=</w:t>
             </w:r>
           </w:p>
         </w:tc>
@@ -657,7 +657,7 @@
                 <w:rFonts w:ascii="TimeNewRoman" w:hAnsi="TimeNewRoman"/>
                 <w:sz w:val="30"/>
               </w:rPr>
-              <w:t>57÷9=</w:t>
+              <w:t>81÷8=</w:t>
             </w:r>
           </w:p>
         </w:tc>
@@ -772,7 +772,7 @@
                 <w:rFonts w:ascii="TimeNewRoman" w:hAnsi="TimeNewRoman"/>
                 <w:sz w:val="30"/>
               </w:rPr>
-              <w:t>88÷8=</w:t>
+              <w:t>44÷8=</w:t>
             </w:r>
           </w:p>
         </w:tc>
@@ -789,7 +789,7 @@
                 <w:rFonts w:ascii="TimeNewRoman" w:hAnsi="TimeNewRoman"/>
                 <w:sz w:val="30"/>
               </w:rPr>
-              <w:t>93÷9=</w:t>
+              <w:t>37÷3=</w:t>
             </w:r>
           </w:p>
         </w:tc>
@@ -806,7 +806,7 @@
                 <w:rFonts w:ascii="TimeNewRoman" w:hAnsi="TimeNewRoman"/>
                 <w:sz w:val="30"/>
               </w:rPr>
-              <w:t>37÷8=</w:t>
+              <w:t>30÷9=</w:t>
             </w:r>
           </w:p>
         </w:tc>
@@ -823,7 +823,7 @@
                 <w:rFonts w:ascii="TimeNewRoman" w:hAnsi="TimeNewRoman"/>
                 <w:sz w:val="30"/>
               </w:rPr>
-              <w:t>96÷3=</w:t>
+              <w:t>13÷7=</w:t>
             </w:r>
           </w:p>
         </w:tc>
@@ -840,7 +840,7 @@
                 <w:rFonts w:ascii="TimeNewRoman" w:hAnsi="TimeNewRoman"/>
                 <w:sz w:val="30"/>
               </w:rPr>
-              <w:t>94÷5=</w:t>
+              <w:t>87÷4=</w:t>
             </w:r>
           </w:p>
         </w:tc>

--- a/two-digit_number_divided_by_one-digit_number.docx
+++ b/two-digit_number_divided_by_one-digit_number.docx
@@ -40,7 +40,7 @@
                 <w:rFonts w:ascii="TimeNewRoman" w:hAnsi="TimeNewRoman"/>
                 <w:sz w:val="30"/>
               </w:rPr>
-              <w:t>44÷7=</w:t>
+              <w:t>92÷5=</w:t>
             </w:r>
           </w:p>
         </w:tc>
@@ -57,7 +57,7 @@
                 <w:rFonts w:ascii="TimeNewRoman" w:hAnsi="TimeNewRoman"/>
                 <w:sz w:val="30"/>
               </w:rPr>
-              <w:t>40÷4=</w:t>
+              <w:t>40÷6=</w:t>
             </w:r>
           </w:p>
         </w:tc>
@@ -74,7 +74,7 @@
                 <w:rFonts w:ascii="TimeNewRoman" w:hAnsi="TimeNewRoman"/>
                 <w:sz w:val="30"/>
               </w:rPr>
-              <w:t>21÷8=</w:t>
+              <w:t>46÷8=</w:t>
             </w:r>
           </w:p>
         </w:tc>
@@ -91,373 +91,7 @@
                 <w:rFonts w:ascii="TimeNewRoman" w:hAnsi="TimeNewRoman"/>
                 <w:sz w:val="30"/>
               </w:rPr>
-              <w:t>33÷2=</w:t>
-            </w:r>
-          </w:p>
-        </w:tc>
-        <w:tc>
-          <w:tcPr>
-            <w:tcW w:type="dxa" w:w="1987"/>
-          </w:tcPr>
-          <w:p>
-            <w:pPr>
-              <w:jc w:val="left"/>
-            </w:pPr>
-            <w:r>
-              <w:rPr>
-                <w:rFonts w:ascii="TimeNewRoman" w:hAnsi="TimeNewRoman"/>
-                <w:sz w:val="30"/>
-              </w:rPr>
-              <w:t>52÷3=</w:t>
-            </w:r>
-          </w:p>
-        </w:tc>
-      </w:tr>
-      <w:tr>
-        <w:tc>
-          <w:tcPr>
-            <w:tcW w:type="dxa" w:w="1987"/>
-          </w:tcPr>
-          <w:p/>
-        </w:tc>
-        <w:tc>
-          <w:tcPr>
-            <w:tcW w:type="dxa" w:w="1987"/>
-          </w:tcPr>
-          <w:p/>
-        </w:tc>
-        <w:tc>
-          <w:tcPr>
-            <w:tcW w:type="dxa" w:w="1987"/>
-          </w:tcPr>
-          <w:p/>
-        </w:tc>
-        <w:tc>
-          <w:tcPr>
-            <w:tcW w:type="dxa" w:w="1987"/>
-          </w:tcPr>
-          <w:p/>
-        </w:tc>
-        <w:tc>
-          <w:tcPr>
-            <w:tcW w:type="dxa" w:w="1987"/>
-          </w:tcPr>
-          <w:p/>
-        </w:tc>
-      </w:tr>
-      <w:tr>
-        <w:tc>
-          <w:tcPr>
-            <w:tcW w:type="dxa" w:w="1987"/>
-          </w:tcPr>
-          <w:p/>
-        </w:tc>
-        <w:tc>
-          <w:tcPr>
-            <w:tcW w:type="dxa" w:w="1987"/>
-          </w:tcPr>
-          <w:p/>
-        </w:tc>
-        <w:tc>
-          <w:tcPr>
-            <w:tcW w:type="dxa" w:w="1987"/>
-          </w:tcPr>
-          <w:p/>
-        </w:tc>
-        <w:tc>
-          <w:tcPr>
-            <w:tcW w:type="dxa" w:w="1987"/>
-          </w:tcPr>
-          <w:p/>
-        </w:tc>
-        <w:tc>
-          <w:tcPr>
-            <w:tcW w:type="dxa" w:w="1987"/>
-          </w:tcPr>
-          <w:p/>
-        </w:tc>
-      </w:tr>
-      <w:tr>
-        <w:tc>
-          <w:tcPr>
-            <w:tcW w:type="dxa" w:w="1987"/>
-          </w:tcPr>
-          <w:p/>
-        </w:tc>
-        <w:tc>
-          <w:tcPr>
-            <w:tcW w:type="dxa" w:w="1987"/>
-          </w:tcPr>
-          <w:p/>
-        </w:tc>
-        <w:tc>
-          <w:tcPr>
-            <w:tcW w:type="dxa" w:w="1987"/>
-          </w:tcPr>
-          <w:p/>
-        </w:tc>
-        <w:tc>
-          <w:tcPr>
-            <w:tcW w:type="dxa" w:w="1987"/>
-          </w:tcPr>
-          <w:p/>
-        </w:tc>
-        <w:tc>
-          <w:tcPr>
-            <w:tcW w:type="dxa" w:w="1987"/>
-          </w:tcPr>
-          <w:p/>
-        </w:tc>
-      </w:tr>
-      <w:tr>
-        <w:tc>
-          <w:tcPr>
-            <w:tcW w:type="dxa" w:w="1987"/>
-          </w:tcPr>
-          <w:p>
-            <w:pPr>
-              <w:jc w:val="left"/>
-            </w:pPr>
-            <w:r>
-              <w:rPr>
-                <w:rFonts w:ascii="TimeNewRoman" w:hAnsi="TimeNewRoman"/>
-                <w:sz w:val="30"/>
-              </w:rPr>
-              <w:t>75÷7=</w:t>
-            </w:r>
-          </w:p>
-        </w:tc>
-        <w:tc>
-          <w:tcPr>
-            <w:tcW w:type="dxa" w:w="1987"/>
-          </w:tcPr>
-          <w:p>
-            <w:pPr>
-              <w:jc w:val="left"/>
-            </w:pPr>
-            <w:r>
-              <w:rPr>
-                <w:rFonts w:ascii="TimeNewRoman" w:hAnsi="TimeNewRoman"/>
-                <w:sz w:val="30"/>
-              </w:rPr>
-              <w:t>44÷7=</w:t>
-            </w:r>
-          </w:p>
-        </w:tc>
-        <w:tc>
-          <w:tcPr>
-            <w:tcW w:type="dxa" w:w="1987"/>
-          </w:tcPr>
-          <w:p>
-            <w:pPr>
-              <w:jc w:val="left"/>
-            </w:pPr>
-            <w:r>
-              <w:rPr>
-                <w:rFonts w:ascii="TimeNewRoman" w:hAnsi="TimeNewRoman"/>
-                <w:sz w:val="30"/>
-              </w:rPr>
-              <w:t>10÷9=</w:t>
-            </w:r>
-          </w:p>
-        </w:tc>
-        <w:tc>
-          <w:tcPr>
-            <w:tcW w:type="dxa" w:w="1987"/>
-          </w:tcPr>
-          <w:p>
-            <w:pPr>
-              <w:jc w:val="left"/>
-            </w:pPr>
-            <w:r>
-              <w:rPr>
-                <w:rFonts w:ascii="TimeNewRoman" w:hAnsi="TimeNewRoman"/>
-                <w:sz w:val="30"/>
-              </w:rPr>
-              <w:t>32÷7=</w:t>
-            </w:r>
-          </w:p>
-        </w:tc>
-        <w:tc>
-          <w:tcPr>
-            <w:tcW w:type="dxa" w:w="1987"/>
-          </w:tcPr>
-          <w:p>
-            <w:pPr>
-              <w:jc w:val="left"/>
-            </w:pPr>
-            <w:r>
-              <w:rPr>
-                <w:rFonts w:ascii="TimeNewRoman" w:hAnsi="TimeNewRoman"/>
-                <w:sz w:val="30"/>
-              </w:rPr>
-              <w:t>67÷7=</w:t>
-            </w:r>
-          </w:p>
-        </w:tc>
-      </w:tr>
-      <w:tr>
-        <w:tc>
-          <w:tcPr>
-            <w:tcW w:type="dxa" w:w="1987"/>
-          </w:tcPr>
-          <w:p/>
-        </w:tc>
-        <w:tc>
-          <w:tcPr>
-            <w:tcW w:type="dxa" w:w="1987"/>
-          </w:tcPr>
-          <w:p/>
-        </w:tc>
-        <w:tc>
-          <w:tcPr>
-            <w:tcW w:type="dxa" w:w="1987"/>
-          </w:tcPr>
-          <w:p/>
-        </w:tc>
-        <w:tc>
-          <w:tcPr>
-            <w:tcW w:type="dxa" w:w="1987"/>
-          </w:tcPr>
-          <w:p/>
-        </w:tc>
-        <w:tc>
-          <w:tcPr>
-            <w:tcW w:type="dxa" w:w="1987"/>
-          </w:tcPr>
-          <w:p/>
-        </w:tc>
-      </w:tr>
-      <w:tr>
-        <w:tc>
-          <w:tcPr>
-            <w:tcW w:type="dxa" w:w="1987"/>
-          </w:tcPr>
-          <w:p/>
-        </w:tc>
-        <w:tc>
-          <w:tcPr>
-            <w:tcW w:type="dxa" w:w="1987"/>
-          </w:tcPr>
-          <w:p/>
-        </w:tc>
-        <w:tc>
-          <w:tcPr>
-            <w:tcW w:type="dxa" w:w="1987"/>
-          </w:tcPr>
-          <w:p/>
-        </w:tc>
-        <w:tc>
-          <w:tcPr>
-            <w:tcW w:type="dxa" w:w="1987"/>
-          </w:tcPr>
-          <w:p/>
-        </w:tc>
-        <w:tc>
-          <w:tcPr>
-            <w:tcW w:type="dxa" w:w="1987"/>
-          </w:tcPr>
-          <w:p/>
-        </w:tc>
-      </w:tr>
-      <w:tr>
-        <w:tc>
-          <w:tcPr>
-            <w:tcW w:type="dxa" w:w="1987"/>
-          </w:tcPr>
-          <w:p/>
-        </w:tc>
-        <w:tc>
-          <w:tcPr>
-            <w:tcW w:type="dxa" w:w="1987"/>
-          </w:tcPr>
-          <w:p/>
-        </w:tc>
-        <w:tc>
-          <w:tcPr>
-            <w:tcW w:type="dxa" w:w="1987"/>
-          </w:tcPr>
-          <w:p/>
-        </w:tc>
-        <w:tc>
-          <w:tcPr>
-            <w:tcW w:type="dxa" w:w="1987"/>
-          </w:tcPr>
-          <w:p/>
-        </w:tc>
-        <w:tc>
-          <w:tcPr>
-            <w:tcW w:type="dxa" w:w="1987"/>
-          </w:tcPr>
-          <w:p/>
-        </w:tc>
-      </w:tr>
-      <w:tr>
-        <w:tc>
-          <w:tcPr>
-            <w:tcW w:type="dxa" w:w="1987"/>
-          </w:tcPr>
-          <w:p>
-            <w:pPr>
-              <w:jc w:val="left"/>
-            </w:pPr>
-            <w:r>
-              <w:rPr>
-                <w:rFonts w:ascii="TimeNewRoman" w:hAnsi="TimeNewRoman"/>
-                <w:sz w:val="30"/>
-              </w:rPr>
-              <w:t>67÷4=</w:t>
-            </w:r>
-          </w:p>
-        </w:tc>
-        <w:tc>
-          <w:tcPr>
-            <w:tcW w:type="dxa" w:w="1987"/>
-          </w:tcPr>
-          <w:p>
-            <w:pPr>
-              <w:jc w:val="left"/>
-            </w:pPr>
-            <w:r>
-              <w:rPr>
-                <w:rFonts w:ascii="TimeNewRoman" w:hAnsi="TimeNewRoman"/>
-                <w:sz w:val="30"/>
-              </w:rPr>
-              <w:t>88÷3=</w:t>
-            </w:r>
-          </w:p>
-        </w:tc>
-        <w:tc>
-          <w:tcPr>
-            <w:tcW w:type="dxa" w:w="1987"/>
-          </w:tcPr>
-          <w:p>
-            <w:pPr>
-              <w:jc w:val="left"/>
-            </w:pPr>
-            <w:r>
-              <w:rPr>
-                <w:rFonts w:ascii="TimeNewRoman" w:hAnsi="TimeNewRoman"/>
-                <w:sz w:val="30"/>
-              </w:rPr>
-              <w:t>22÷6=</w:t>
-            </w:r>
-          </w:p>
-        </w:tc>
-        <w:tc>
-          <w:tcPr>
-            <w:tcW w:type="dxa" w:w="1987"/>
-          </w:tcPr>
-          <w:p>
-            <w:pPr>
-              <w:jc w:val="left"/>
-            </w:pPr>
-            <w:r>
-              <w:rPr>
-                <w:rFonts w:ascii="TimeNewRoman" w:hAnsi="TimeNewRoman"/>
-                <w:sz w:val="30"/>
-              </w:rPr>
-              <w:t>32÷5=</w:t>
+              <w:t>58÷7=</w:t>
             </w:r>
           </w:p>
         </w:tc>
@@ -589,7 +223,7 @@
                 <w:rFonts w:ascii="TimeNewRoman" w:hAnsi="TimeNewRoman"/>
                 <w:sz w:val="30"/>
               </w:rPr>
-              <w:t>49÷9=</w:t>
+              <w:t>41÷9=</w:t>
             </w:r>
           </w:p>
         </w:tc>
@@ -606,7 +240,7 @@
                 <w:rFonts w:ascii="TimeNewRoman" w:hAnsi="TimeNewRoman"/>
                 <w:sz w:val="30"/>
               </w:rPr>
-              <w:t>15÷6=</w:t>
+              <w:t>93÷9=</w:t>
             </w:r>
           </w:p>
         </w:tc>
@@ -623,7 +257,7 @@
                 <w:rFonts w:ascii="TimeNewRoman" w:hAnsi="TimeNewRoman"/>
                 <w:sz w:val="30"/>
               </w:rPr>
-              <w:t>97÷7=</w:t>
+              <w:t>47÷4=</w:t>
             </w:r>
           </w:p>
         </w:tc>
@@ -640,7 +274,7 @@
                 <w:rFonts w:ascii="TimeNewRoman" w:hAnsi="TimeNewRoman"/>
                 <w:sz w:val="30"/>
               </w:rPr>
-              <w:t>68÷8=</w:t>
+              <w:t>40÷8=</w:t>
             </w:r>
           </w:p>
         </w:tc>
@@ -657,7 +291,7 @@
                 <w:rFonts w:ascii="TimeNewRoman" w:hAnsi="TimeNewRoman"/>
                 <w:sz w:val="30"/>
               </w:rPr>
-              <w:t>81÷8=</w:t>
+              <w:t>31÷2=</w:t>
             </w:r>
           </w:p>
         </w:tc>
@@ -772,7 +406,7 @@
                 <w:rFonts w:ascii="TimeNewRoman" w:hAnsi="TimeNewRoman"/>
                 <w:sz w:val="30"/>
               </w:rPr>
-              <w:t>44÷8=</w:t>
+              <w:t>41÷2=</w:t>
             </w:r>
           </w:p>
         </w:tc>
@@ -789,7 +423,7 @@
                 <w:rFonts w:ascii="TimeNewRoman" w:hAnsi="TimeNewRoman"/>
                 <w:sz w:val="30"/>
               </w:rPr>
-              <w:t>37÷3=</w:t>
+              <w:t>16÷3=</w:t>
             </w:r>
           </w:p>
         </w:tc>
@@ -806,7 +440,7 @@
                 <w:rFonts w:ascii="TimeNewRoman" w:hAnsi="TimeNewRoman"/>
                 <w:sz w:val="30"/>
               </w:rPr>
-              <w:t>30÷9=</w:t>
+              <w:t>94÷3=</w:t>
             </w:r>
           </w:p>
         </w:tc>
@@ -823,7 +457,7 @@
                 <w:rFonts w:ascii="TimeNewRoman" w:hAnsi="TimeNewRoman"/>
                 <w:sz w:val="30"/>
               </w:rPr>
-              <w:t>13÷7=</w:t>
+              <w:t>21÷2=</w:t>
             </w:r>
           </w:p>
         </w:tc>
@@ -840,7 +474,373 @@
                 <w:rFonts w:ascii="TimeNewRoman" w:hAnsi="TimeNewRoman"/>
                 <w:sz w:val="30"/>
               </w:rPr>
-              <w:t>87÷4=</w:t>
+              <w:t>31÷2=</w:t>
+            </w:r>
+          </w:p>
+        </w:tc>
+      </w:tr>
+      <w:tr>
+        <w:tc>
+          <w:tcPr>
+            <w:tcW w:type="dxa" w:w="1987"/>
+          </w:tcPr>
+          <w:p/>
+        </w:tc>
+        <w:tc>
+          <w:tcPr>
+            <w:tcW w:type="dxa" w:w="1987"/>
+          </w:tcPr>
+          <w:p/>
+        </w:tc>
+        <w:tc>
+          <w:tcPr>
+            <w:tcW w:type="dxa" w:w="1987"/>
+          </w:tcPr>
+          <w:p/>
+        </w:tc>
+        <w:tc>
+          <w:tcPr>
+            <w:tcW w:type="dxa" w:w="1987"/>
+          </w:tcPr>
+          <w:p/>
+        </w:tc>
+        <w:tc>
+          <w:tcPr>
+            <w:tcW w:type="dxa" w:w="1987"/>
+          </w:tcPr>
+          <w:p/>
+        </w:tc>
+      </w:tr>
+      <w:tr>
+        <w:tc>
+          <w:tcPr>
+            <w:tcW w:type="dxa" w:w="1987"/>
+          </w:tcPr>
+          <w:p/>
+        </w:tc>
+        <w:tc>
+          <w:tcPr>
+            <w:tcW w:type="dxa" w:w="1987"/>
+          </w:tcPr>
+          <w:p/>
+        </w:tc>
+        <w:tc>
+          <w:tcPr>
+            <w:tcW w:type="dxa" w:w="1987"/>
+          </w:tcPr>
+          <w:p/>
+        </w:tc>
+        <w:tc>
+          <w:tcPr>
+            <w:tcW w:type="dxa" w:w="1987"/>
+          </w:tcPr>
+          <w:p/>
+        </w:tc>
+        <w:tc>
+          <w:tcPr>
+            <w:tcW w:type="dxa" w:w="1987"/>
+          </w:tcPr>
+          <w:p/>
+        </w:tc>
+      </w:tr>
+      <w:tr>
+        <w:tc>
+          <w:tcPr>
+            <w:tcW w:type="dxa" w:w="1987"/>
+          </w:tcPr>
+          <w:p/>
+        </w:tc>
+        <w:tc>
+          <w:tcPr>
+            <w:tcW w:type="dxa" w:w="1987"/>
+          </w:tcPr>
+          <w:p/>
+        </w:tc>
+        <w:tc>
+          <w:tcPr>
+            <w:tcW w:type="dxa" w:w="1987"/>
+          </w:tcPr>
+          <w:p/>
+        </w:tc>
+        <w:tc>
+          <w:tcPr>
+            <w:tcW w:type="dxa" w:w="1987"/>
+          </w:tcPr>
+          <w:p/>
+        </w:tc>
+        <w:tc>
+          <w:tcPr>
+            <w:tcW w:type="dxa" w:w="1987"/>
+          </w:tcPr>
+          <w:p/>
+        </w:tc>
+      </w:tr>
+      <w:tr>
+        <w:tc>
+          <w:tcPr>
+            <w:tcW w:type="dxa" w:w="1987"/>
+          </w:tcPr>
+          <w:p>
+            <w:pPr>
+              <w:jc w:val="left"/>
+            </w:pPr>
+            <w:r>
+              <w:rPr>
+                <w:rFonts w:ascii="TimeNewRoman" w:hAnsi="TimeNewRoman"/>
+                <w:sz w:val="30"/>
+              </w:rPr>
+              <w:t>88÷3=</w:t>
+            </w:r>
+          </w:p>
+        </w:tc>
+        <w:tc>
+          <w:tcPr>
+            <w:tcW w:type="dxa" w:w="1987"/>
+          </w:tcPr>
+          <w:p>
+            <w:pPr>
+              <w:jc w:val="left"/>
+            </w:pPr>
+            <w:r>
+              <w:rPr>
+                <w:rFonts w:ascii="TimeNewRoman" w:hAnsi="TimeNewRoman"/>
+                <w:sz w:val="30"/>
+              </w:rPr>
+              <w:t>17÷9=</w:t>
+            </w:r>
+          </w:p>
+        </w:tc>
+        <w:tc>
+          <w:tcPr>
+            <w:tcW w:type="dxa" w:w="1987"/>
+          </w:tcPr>
+          <w:p>
+            <w:pPr>
+              <w:jc w:val="left"/>
+            </w:pPr>
+            <w:r>
+              <w:rPr>
+                <w:rFonts w:ascii="TimeNewRoman" w:hAnsi="TimeNewRoman"/>
+                <w:sz w:val="30"/>
+              </w:rPr>
+              <w:t>84÷8=</w:t>
+            </w:r>
+          </w:p>
+        </w:tc>
+        <w:tc>
+          <w:tcPr>
+            <w:tcW w:type="dxa" w:w="1987"/>
+          </w:tcPr>
+          <w:p>
+            <w:pPr>
+              <w:jc w:val="left"/>
+            </w:pPr>
+            <w:r>
+              <w:rPr>
+                <w:rFonts w:ascii="TimeNewRoman" w:hAnsi="TimeNewRoman"/>
+                <w:sz w:val="30"/>
+              </w:rPr>
+              <w:t>92÷6=</w:t>
+            </w:r>
+          </w:p>
+        </w:tc>
+        <w:tc>
+          <w:tcPr>
+            <w:tcW w:type="dxa" w:w="1987"/>
+          </w:tcPr>
+          <w:p>
+            <w:pPr>
+              <w:jc w:val="left"/>
+            </w:pPr>
+            <w:r>
+              <w:rPr>
+                <w:rFonts w:ascii="TimeNewRoman" w:hAnsi="TimeNewRoman"/>
+                <w:sz w:val="30"/>
+              </w:rPr>
+              <w:t>13÷3=</w:t>
+            </w:r>
+          </w:p>
+        </w:tc>
+      </w:tr>
+      <w:tr>
+        <w:tc>
+          <w:tcPr>
+            <w:tcW w:type="dxa" w:w="1987"/>
+          </w:tcPr>
+          <w:p/>
+        </w:tc>
+        <w:tc>
+          <w:tcPr>
+            <w:tcW w:type="dxa" w:w="1987"/>
+          </w:tcPr>
+          <w:p/>
+        </w:tc>
+        <w:tc>
+          <w:tcPr>
+            <w:tcW w:type="dxa" w:w="1987"/>
+          </w:tcPr>
+          <w:p/>
+        </w:tc>
+        <w:tc>
+          <w:tcPr>
+            <w:tcW w:type="dxa" w:w="1987"/>
+          </w:tcPr>
+          <w:p/>
+        </w:tc>
+        <w:tc>
+          <w:tcPr>
+            <w:tcW w:type="dxa" w:w="1987"/>
+          </w:tcPr>
+          <w:p/>
+        </w:tc>
+      </w:tr>
+      <w:tr>
+        <w:tc>
+          <w:tcPr>
+            <w:tcW w:type="dxa" w:w="1987"/>
+          </w:tcPr>
+          <w:p/>
+        </w:tc>
+        <w:tc>
+          <w:tcPr>
+            <w:tcW w:type="dxa" w:w="1987"/>
+          </w:tcPr>
+          <w:p/>
+        </w:tc>
+        <w:tc>
+          <w:tcPr>
+            <w:tcW w:type="dxa" w:w="1987"/>
+          </w:tcPr>
+          <w:p/>
+        </w:tc>
+        <w:tc>
+          <w:tcPr>
+            <w:tcW w:type="dxa" w:w="1987"/>
+          </w:tcPr>
+          <w:p/>
+        </w:tc>
+        <w:tc>
+          <w:tcPr>
+            <w:tcW w:type="dxa" w:w="1987"/>
+          </w:tcPr>
+          <w:p/>
+        </w:tc>
+      </w:tr>
+      <w:tr>
+        <w:tc>
+          <w:tcPr>
+            <w:tcW w:type="dxa" w:w="1987"/>
+          </w:tcPr>
+          <w:p/>
+        </w:tc>
+        <w:tc>
+          <w:tcPr>
+            <w:tcW w:type="dxa" w:w="1987"/>
+          </w:tcPr>
+          <w:p/>
+        </w:tc>
+        <w:tc>
+          <w:tcPr>
+            <w:tcW w:type="dxa" w:w="1987"/>
+          </w:tcPr>
+          <w:p/>
+        </w:tc>
+        <w:tc>
+          <w:tcPr>
+            <w:tcW w:type="dxa" w:w="1987"/>
+          </w:tcPr>
+          <w:p/>
+        </w:tc>
+        <w:tc>
+          <w:tcPr>
+            <w:tcW w:type="dxa" w:w="1987"/>
+          </w:tcPr>
+          <w:p/>
+        </w:tc>
+      </w:tr>
+      <w:tr>
+        <w:tc>
+          <w:tcPr>
+            <w:tcW w:type="dxa" w:w="1987"/>
+          </w:tcPr>
+          <w:p>
+            <w:pPr>
+              <w:jc w:val="left"/>
+            </w:pPr>
+            <w:r>
+              <w:rPr>
+                <w:rFonts w:ascii="TimeNewRoman" w:hAnsi="TimeNewRoman"/>
+                <w:sz w:val="30"/>
+              </w:rPr>
+              <w:t>37÷5=</w:t>
+            </w:r>
+          </w:p>
+        </w:tc>
+        <w:tc>
+          <w:tcPr>
+            <w:tcW w:type="dxa" w:w="1987"/>
+          </w:tcPr>
+          <w:p>
+            <w:pPr>
+              <w:jc w:val="left"/>
+            </w:pPr>
+            <w:r>
+              <w:rPr>
+                <w:rFonts w:ascii="TimeNewRoman" w:hAnsi="TimeNewRoman"/>
+                <w:sz w:val="30"/>
+              </w:rPr>
+              <w:t>13÷6=</w:t>
+            </w:r>
+          </w:p>
+        </w:tc>
+        <w:tc>
+          <w:tcPr>
+            <w:tcW w:type="dxa" w:w="1987"/>
+          </w:tcPr>
+          <w:p>
+            <w:pPr>
+              <w:jc w:val="left"/>
+            </w:pPr>
+            <w:r>
+              <w:rPr>
+                <w:rFonts w:ascii="TimeNewRoman" w:hAnsi="TimeNewRoman"/>
+                <w:sz w:val="30"/>
+              </w:rPr>
+              <w:t>26÷6=</w:t>
+            </w:r>
+          </w:p>
+        </w:tc>
+        <w:tc>
+          <w:tcPr>
+            <w:tcW w:type="dxa" w:w="1987"/>
+          </w:tcPr>
+          <w:p>
+            <w:pPr>
+              <w:jc w:val="left"/>
+            </w:pPr>
+            <w:r>
+              <w:rPr>
+                <w:rFonts w:ascii="TimeNewRoman" w:hAnsi="TimeNewRoman"/>
+                <w:sz w:val="30"/>
+              </w:rPr>
+              <w:t>49÷6=</w:t>
+            </w:r>
+          </w:p>
+        </w:tc>
+        <w:tc>
+          <w:tcPr>
+            <w:tcW w:type="dxa" w:w="1987"/>
+          </w:tcPr>
+          <w:p>
+            <w:pPr>
+              <w:jc w:val="left"/>
+            </w:pPr>
+            <w:r>
+              <w:rPr>
+                <w:rFonts w:ascii="TimeNewRoman" w:hAnsi="TimeNewRoman"/>
+                <w:sz w:val="30"/>
+              </w:rPr>
+              <w:t>82÷2=</w:t>
             </w:r>
           </w:p>
         </w:tc>

--- a/two-digit_number_divided_by_one-digit_number.docx
+++ b/two-digit_number_divided_by_one-digit_number.docx
@@ -11,7 +11,7 @@
           <w:rFonts w:ascii="Arial" w:hAnsi="Arial"/>
           <w:sz w:val="30"/>
         </w:rPr>
-        <w:t>2026-10-06 Tuesday</w:t>
+        <w:t>2026-10-07 Wednesday</w:t>
       </w:r>
     </w:p>
     <w:tbl>
@@ -40,7 +40,7 @@
                 <w:rFonts w:ascii="TimeNewRoman" w:hAnsi="TimeNewRoman"/>
                 <w:sz w:val="30"/>
               </w:rPr>
-              <w:t>92÷5=</w:t>
+              <w:t>61÷4=</w:t>
             </w:r>
           </w:p>
         </w:tc>
@@ -57,7 +57,7 @@
                 <w:rFonts w:ascii="TimeNewRoman" w:hAnsi="TimeNewRoman"/>
                 <w:sz w:val="30"/>
               </w:rPr>
-              <w:t>40÷6=</w:t>
+              <w:t>81÷7=</w:t>
             </w:r>
           </w:p>
         </w:tc>
@@ -74,7 +74,7 @@
                 <w:rFonts w:ascii="TimeNewRoman" w:hAnsi="TimeNewRoman"/>
                 <w:sz w:val="30"/>
               </w:rPr>
-              <w:t>46÷8=</w:t>
+              <w:t>28÷7=</w:t>
             </w:r>
           </w:p>
         </w:tc>
@@ -91,7 +91,7 @@
                 <w:rFonts w:ascii="TimeNewRoman" w:hAnsi="TimeNewRoman"/>
                 <w:sz w:val="30"/>
               </w:rPr>
-              <w:t>58÷7=</w:t>
+              <w:t>66÷7=</w:t>
             </w:r>
           </w:p>
         </w:tc>
@@ -108,7 +108,7 @@
                 <w:rFonts w:ascii="TimeNewRoman" w:hAnsi="TimeNewRoman"/>
                 <w:sz w:val="30"/>
               </w:rPr>
-              <w:t>54÷2=</w:t>
+              <w:t>47÷2=</w:t>
             </w:r>
           </w:p>
         </w:tc>
@@ -223,7 +223,7 @@
                 <w:rFonts w:ascii="TimeNewRoman" w:hAnsi="TimeNewRoman"/>
                 <w:sz w:val="30"/>
               </w:rPr>
-              <w:t>41÷9=</w:t>
+              <w:t>30÷4=</w:t>
             </w:r>
           </w:p>
         </w:tc>
@@ -240,7 +240,7 @@
                 <w:rFonts w:ascii="TimeNewRoman" w:hAnsi="TimeNewRoman"/>
                 <w:sz w:val="30"/>
               </w:rPr>
-              <w:t>93÷9=</w:t>
+              <w:t>84÷8=</w:t>
             </w:r>
           </w:p>
         </w:tc>
@@ -257,7 +257,7 @@
                 <w:rFonts w:ascii="TimeNewRoman" w:hAnsi="TimeNewRoman"/>
                 <w:sz w:val="30"/>
               </w:rPr>
-              <w:t>47÷4=</w:t>
+              <w:t>99÷4=</w:t>
             </w:r>
           </w:p>
         </w:tc>
@@ -274,7 +274,7 @@
                 <w:rFonts w:ascii="TimeNewRoman" w:hAnsi="TimeNewRoman"/>
                 <w:sz w:val="30"/>
               </w:rPr>
-              <w:t>40÷8=</w:t>
+              <w:t>86÷8=</w:t>
             </w:r>
           </w:p>
         </w:tc>
@@ -291,7 +291,7 @@
                 <w:rFonts w:ascii="TimeNewRoman" w:hAnsi="TimeNewRoman"/>
                 <w:sz w:val="30"/>
               </w:rPr>
-              <w:t>31÷2=</w:t>
+              <w:t>54÷6=</w:t>
             </w:r>
           </w:p>
         </w:tc>
@@ -406,7 +406,7 @@
                 <w:rFonts w:ascii="TimeNewRoman" w:hAnsi="TimeNewRoman"/>
                 <w:sz w:val="30"/>
               </w:rPr>
-              <w:t>41÷2=</w:t>
+              <w:t>52÷2=</w:t>
             </w:r>
           </w:p>
         </w:tc>
@@ -423,7 +423,7 @@
                 <w:rFonts w:ascii="TimeNewRoman" w:hAnsi="TimeNewRoman"/>
                 <w:sz w:val="30"/>
               </w:rPr>
-              <w:t>16÷3=</w:t>
+              <w:t>58÷6=</w:t>
             </w:r>
           </w:p>
         </w:tc>
@@ -440,7 +440,7 @@
                 <w:rFonts w:ascii="TimeNewRoman" w:hAnsi="TimeNewRoman"/>
                 <w:sz w:val="30"/>
               </w:rPr>
-              <w:t>94÷3=</w:t>
+              <w:t>87÷2=</w:t>
             </w:r>
           </w:p>
         </w:tc>
@@ -457,7 +457,7 @@
                 <w:rFonts w:ascii="TimeNewRoman" w:hAnsi="TimeNewRoman"/>
                 <w:sz w:val="30"/>
               </w:rPr>
-              <w:t>21÷2=</w:t>
+              <w:t>12÷8=</w:t>
             </w:r>
           </w:p>
         </w:tc>
@@ -474,7 +474,7 @@
                 <w:rFonts w:ascii="TimeNewRoman" w:hAnsi="TimeNewRoman"/>
                 <w:sz w:val="30"/>
               </w:rPr>
-              <w:t>31÷2=</w:t>
+              <w:t>74÷6=</w:t>
             </w:r>
           </w:p>
         </w:tc>
@@ -589,7 +589,7 @@
                 <w:rFonts w:ascii="TimeNewRoman" w:hAnsi="TimeNewRoman"/>
                 <w:sz w:val="30"/>
               </w:rPr>
-              <w:t>88÷3=</w:t>
+              <w:t>94÷2=</w:t>
             </w:r>
           </w:p>
         </w:tc>
@@ -606,7 +606,7 @@
                 <w:rFonts w:ascii="TimeNewRoman" w:hAnsi="TimeNewRoman"/>
                 <w:sz w:val="30"/>
               </w:rPr>
-              <w:t>17÷9=</w:t>
+              <w:t>59÷7=</w:t>
             </w:r>
           </w:p>
         </w:tc>
@@ -623,7 +623,7 @@
                 <w:rFonts w:ascii="TimeNewRoman" w:hAnsi="TimeNewRoman"/>
                 <w:sz w:val="30"/>
               </w:rPr>
-              <w:t>84÷8=</w:t>
+              <w:t>26÷9=</w:t>
             </w:r>
           </w:p>
         </w:tc>
@@ -640,7 +640,7 @@
                 <w:rFonts w:ascii="TimeNewRoman" w:hAnsi="TimeNewRoman"/>
                 <w:sz w:val="30"/>
               </w:rPr>
-              <w:t>92÷6=</w:t>
+              <w:t>52÷8=</w:t>
             </w:r>
           </w:p>
         </w:tc>
@@ -657,7 +657,7 @@
                 <w:rFonts w:ascii="TimeNewRoman" w:hAnsi="TimeNewRoman"/>
                 <w:sz w:val="30"/>
               </w:rPr>
-              <w:t>13÷3=</w:t>
+              <w:t>35÷8=</w:t>
             </w:r>
           </w:p>
         </w:tc>
@@ -772,7 +772,7 @@
                 <w:rFonts w:ascii="TimeNewRoman" w:hAnsi="TimeNewRoman"/>
                 <w:sz w:val="30"/>
               </w:rPr>
-              <w:t>37÷5=</w:t>
+              <w:t>53÷2=</w:t>
             </w:r>
           </w:p>
         </w:tc>
@@ -789,7 +789,7 @@
                 <w:rFonts w:ascii="TimeNewRoman" w:hAnsi="TimeNewRoman"/>
                 <w:sz w:val="30"/>
               </w:rPr>
-              <w:t>13÷6=</w:t>
+              <w:t>28÷3=</w:t>
             </w:r>
           </w:p>
         </w:tc>
@@ -806,7 +806,7 @@
                 <w:rFonts w:ascii="TimeNewRoman" w:hAnsi="TimeNewRoman"/>
                 <w:sz w:val="30"/>
               </w:rPr>
-              <w:t>26÷6=</w:t>
+              <w:t>64÷7=</w:t>
             </w:r>
           </w:p>
         </w:tc>
@@ -823,7 +823,7 @@
                 <w:rFonts w:ascii="TimeNewRoman" w:hAnsi="TimeNewRoman"/>
                 <w:sz w:val="30"/>
               </w:rPr>
-              <w:t>49÷6=</w:t>
+              <w:t>98÷7=</w:t>
             </w:r>
           </w:p>
         </w:tc>
@@ -840,7 +840,7 @@
                 <w:rFonts w:ascii="TimeNewRoman" w:hAnsi="TimeNewRoman"/>
                 <w:sz w:val="30"/>
               </w:rPr>
-              <w:t>82÷2=</w:t>
+              <w:t>16÷6=</w:t>
             </w:r>
           </w:p>
         </w:tc>

--- a/two-digit_number_divided_by_one-digit_number.docx
+++ b/two-digit_number_divided_by_one-digit_number.docx
@@ -40,7 +40,7 @@
                 <w:rFonts w:ascii="TimeNewRoman" w:hAnsi="TimeNewRoman"/>
                 <w:sz w:val="30"/>
               </w:rPr>
-              <w:t>61÷4=</w:t>
+              <w:t>73÷4=</w:t>
             </w:r>
           </w:p>
         </w:tc>
@@ -57,7 +57,7 @@
                 <w:rFonts w:ascii="TimeNewRoman" w:hAnsi="TimeNewRoman"/>
                 <w:sz w:val="30"/>
               </w:rPr>
-              <w:t>81÷7=</w:t>
+              <w:t>56÷8=</w:t>
             </w:r>
           </w:p>
         </w:tc>
@@ -74,7 +74,7 @@
                 <w:rFonts w:ascii="TimeNewRoman" w:hAnsi="TimeNewRoman"/>
                 <w:sz w:val="30"/>
               </w:rPr>
-              <w:t>28÷7=</w:t>
+              <w:t>65÷6=</w:t>
             </w:r>
           </w:p>
         </w:tc>
@@ -91,7 +91,7 @@
                 <w:rFonts w:ascii="TimeNewRoman" w:hAnsi="TimeNewRoman"/>
                 <w:sz w:val="30"/>
               </w:rPr>
-              <w:t>66÷7=</w:t>
+              <w:t>21÷9=</w:t>
             </w:r>
           </w:p>
         </w:tc>
@@ -108,7 +108,7 @@
                 <w:rFonts w:ascii="TimeNewRoman" w:hAnsi="TimeNewRoman"/>
                 <w:sz w:val="30"/>
               </w:rPr>
-              <w:t>47÷2=</w:t>
+              <w:t>64÷6=</w:t>
             </w:r>
           </w:p>
         </w:tc>
@@ -223,7 +223,7 @@
                 <w:rFonts w:ascii="TimeNewRoman" w:hAnsi="TimeNewRoman"/>
                 <w:sz w:val="30"/>
               </w:rPr>
-              <w:t>30÷4=</w:t>
+              <w:t>16÷7=</w:t>
             </w:r>
           </w:p>
         </w:tc>
@@ -240,7 +240,7 @@
                 <w:rFonts w:ascii="TimeNewRoman" w:hAnsi="TimeNewRoman"/>
                 <w:sz w:val="30"/>
               </w:rPr>
-              <w:t>84÷8=</w:t>
+              <w:t>99÷6=</w:t>
             </w:r>
           </w:p>
         </w:tc>
@@ -257,7 +257,7 @@
                 <w:rFonts w:ascii="TimeNewRoman" w:hAnsi="TimeNewRoman"/>
                 <w:sz w:val="30"/>
               </w:rPr>
-              <w:t>99÷4=</w:t>
+              <w:t>85÷2=</w:t>
             </w:r>
           </w:p>
         </w:tc>
@@ -274,7 +274,7 @@
                 <w:rFonts w:ascii="TimeNewRoman" w:hAnsi="TimeNewRoman"/>
                 <w:sz w:val="30"/>
               </w:rPr>
-              <w:t>86÷8=</w:t>
+              <w:t>46÷3=</w:t>
             </w:r>
           </w:p>
         </w:tc>
@@ -291,7 +291,7 @@
                 <w:rFonts w:ascii="TimeNewRoman" w:hAnsi="TimeNewRoman"/>
                 <w:sz w:val="30"/>
               </w:rPr>
-              <w:t>54÷6=</w:t>
+              <w:t>94÷9=</w:t>
             </w:r>
           </w:p>
         </w:tc>
@@ -406,7 +406,7 @@
                 <w:rFonts w:ascii="TimeNewRoman" w:hAnsi="TimeNewRoman"/>
                 <w:sz w:val="30"/>
               </w:rPr>
-              <w:t>52÷2=</w:t>
+              <w:t>98÷6=</w:t>
             </w:r>
           </w:p>
         </w:tc>
@@ -423,7 +423,7 @@
                 <w:rFonts w:ascii="TimeNewRoman" w:hAnsi="TimeNewRoman"/>
                 <w:sz w:val="30"/>
               </w:rPr>
-              <w:t>58÷6=</w:t>
+              <w:t>43÷6=</w:t>
             </w:r>
           </w:p>
         </w:tc>
@@ -440,7 +440,7 @@
                 <w:rFonts w:ascii="TimeNewRoman" w:hAnsi="TimeNewRoman"/>
                 <w:sz w:val="30"/>
               </w:rPr>
-              <w:t>87÷2=</w:t>
+              <w:t>20÷5=</w:t>
             </w:r>
           </w:p>
         </w:tc>
@@ -457,7 +457,7 @@
                 <w:rFonts w:ascii="TimeNewRoman" w:hAnsi="TimeNewRoman"/>
                 <w:sz w:val="30"/>
               </w:rPr>
-              <w:t>12÷8=</w:t>
+              <w:t>91÷7=</w:t>
             </w:r>
           </w:p>
         </w:tc>
@@ -474,7 +474,7 @@
                 <w:rFonts w:ascii="TimeNewRoman" w:hAnsi="TimeNewRoman"/>
                 <w:sz w:val="30"/>
               </w:rPr>
-              <w:t>74÷6=</w:t>
+              <w:t>99÷8=</w:t>
             </w:r>
           </w:p>
         </w:tc>
@@ -589,7 +589,7 @@
                 <w:rFonts w:ascii="TimeNewRoman" w:hAnsi="TimeNewRoman"/>
                 <w:sz w:val="30"/>
               </w:rPr>
-              <w:t>94÷2=</w:t>
+              <w:t>36÷6=</w:t>
             </w:r>
           </w:p>
         </w:tc>
@@ -606,7 +606,7 @@
                 <w:rFonts w:ascii="TimeNewRoman" w:hAnsi="TimeNewRoman"/>
                 <w:sz w:val="30"/>
               </w:rPr>
-              <w:t>59÷7=</w:t>
+              <w:t>86÷8=</w:t>
             </w:r>
           </w:p>
         </w:tc>
@@ -623,7 +623,7 @@
                 <w:rFonts w:ascii="TimeNewRoman" w:hAnsi="TimeNewRoman"/>
                 <w:sz w:val="30"/>
               </w:rPr>
-              <w:t>26÷9=</w:t>
+              <w:t>91÷5=</w:t>
             </w:r>
           </w:p>
         </w:tc>
@@ -640,7 +640,7 @@
                 <w:rFonts w:ascii="TimeNewRoman" w:hAnsi="TimeNewRoman"/>
                 <w:sz w:val="30"/>
               </w:rPr>
-              <w:t>52÷8=</w:t>
+              <w:t>84÷5=</w:t>
             </w:r>
           </w:p>
         </w:tc>
@@ -657,7 +657,7 @@
                 <w:rFonts w:ascii="TimeNewRoman" w:hAnsi="TimeNewRoman"/>
                 <w:sz w:val="30"/>
               </w:rPr>
-              <w:t>35÷8=</w:t>
+              <w:t>63÷3=</w:t>
             </w:r>
           </w:p>
         </w:tc>
@@ -772,7 +772,7 @@
                 <w:rFonts w:ascii="TimeNewRoman" w:hAnsi="TimeNewRoman"/>
                 <w:sz w:val="30"/>
               </w:rPr>
-              <w:t>53÷2=</w:t>
+              <w:t>89÷9=</w:t>
             </w:r>
           </w:p>
         </w:tc>
@@ -789,7 +789,7 @@
                 <w:rFonts w:ascii="TimeNewRoman" w:hAnsi="TimeNewRoman"/>
                 <w:sz w:val="30"/>
               </w:rPr>
-              <w:t>28÷3=</w:t>
+              <w:t>22÷4=</w:t>
             </w:r>
           </w:p>
         </w:tc>
@@ -806,7 +806,7 @@
                 <w:rFonts w:ascii="TimeNewRoman" w:hAnsi="TimeNewRoman"/>
                 <w:sz w:val="30"/>
               </w:rPr>
-              <w:t>64÷7=</w:t>
+              <w:t>89÷2=</w:t>
             </w:r>
           </w:p>
         </w:tc>
@@ -823,7 +823,7 @@
                 <w:rFonts w:ascii="TimeNewRoman" w:hAnsi="TimeNewRoman"/>
                 <w:sz w:val="30"/>
               </w:rPr>
-              <w:t>98÷7=</w:t>
+              <w:t>39÷7=</w:t>
             </w:r>
           </w:p>
         </w:tc>
@@ -840,7 +840,7 @@
                 <w:rFonts w:ascii="TimeNewRoman" w:hAnsi="TimeNewRoman"/>
                 <w:sz w:val="30"/>
               </w:rPr>
-              <w:t>16÷6=</w:t>
+              <w:t>86÷6=</w:t>
             </w:r>
           </w:p>
         </w:tc>

--- a/two-digit_number_divided_by_one-digit_number.docx
+++ b/two-digit_number_divided_by_one-digit_number.docx
@@ -11,7 +11,7 @@
           <w:rFonts w:ascii="Arial" w:hAnsi="Arial"/>
           <w:sz w:val="30"/>
         </w:rPr>
-        <w:t>2026-10-07 Wednesday</w:t>
+        <w:t>2026-10-08 Thursday</w:t>
       </w:r>
     </w:p>
     <w:tbl>
@@ -40,7 +40,7 @@
                 <w:rFonts w:ascii="TimeNewRoman" w:hAnsi="TimeNewRoman"/>
                 <w:sz w:val="30"/>
               </w:rPr>
-              <w:t>73÷4=</w:t>
+              <w:t>21÷4=</w:t>
             </w:r>
           </w:p>
         </w:tc>
@@ -57,7 +57,7 @@
                 <w:rFonts w:ascii="TimeNewRoman" w:hAnsi="TimeNewRoman"/>
                 <w:sz w:val="30"/>
               </w:rPr>
-              <w:t>56÷8=</w:t>
+              <w:t>79÷6=</w:t>
             </w:r>
           </w:p>
         </w:tc>
@@ -74,7 +74,7 @@
                 <w:rFonts w:ascii="TimeNewRoman" w:hAnsi="TimeNewRoman"/>
                 <w:sz w:val="30"/>
               </w:rPr>
-              <w:t>65÷6=</w:t>
+              <w:t>91÷8=</w:t>
             </w:r>
           </w:p>
         </w:tc>
@@ -91,7 +91,7 @@
                 <w:rFonts w:ascii="TimeNewRoman" w:hAnsi="TimeNewRoman"/>
                 <w:sz w:val="30"/>
               </w:rPr>
-              <w:t>21÷9=</w:t>
+              <w:t>83÷3=</w:t>
             </w:r>
           </w:p>
         </w:tc>
@@ -108,7 +108,7 @@
                 <w:rFonts w:ascii="TimeNewRoman" w:hAnsi="TimeNewRoman"/>
                 <w:sz w:val="30"/>
               </w:rPr>
-              <w:t>64÷6=</w:t>
+              <w:t>88÷8=</w:t>
             </w:r>
           </w:p>
         </w:tc>
@@ -223,7 +223,7 @@
                 <w:rFonts w:ascii="TimeNewRoman" w:hAnsi="TimeNewRoman"/>
                 <w:sz w:val="30"/>
               </w:rPr>
-              <w:t>16÷7=</w:t>
+              <w:t>79÷2=</w:t>
             </w:r>
           </w:p>
         </w:tc>
@@ -240,7 +240,7 @@
                 <w:rFonts w:ascii="TimeNewRoman" w:hAnsi="TimeNewRoman"/>
                 <w:sz w:val="30"/>
               </w:rPr>
-              <w:t>99÷6=</w:t>
+              <w:t>94÷4=</w:t>
             </w:r>
           </w:p>
         </w:tc>
@@ -257,7 +257,7 @@
                 <w:rFonts w:ascii="TimeNewRoman" w:hAnsi="TimeNewRoman"/>
                 <w:sz w:val="30"/>
               </w:rPr>
-              <w:t>85÷2=</w:t>
+              <w:t>55÷8=</w:t>
             </w:r>
           </w:p>
         </w:tc>
@@ -274,7 +274,7 @@
                 <w:rFonts w:ascii="TimeNewRoman" w:hAnsi="TimeNewRoman"/>
                 <w:sz w:val="30"/>
               </w:rPr>
-              <w:t>46÷3=</w:t>
+              <w:t>60÷6=</w:t>
             </w:r>
           </w:p>
         </w:tc>
@@ -291,7 +291,7 @@
                 <w:rFonts w:ascii="TimeNewRoman" w:hAnsi="TimeNewRoman"/>
                 <w:sz w:val="30"/>
               </w:rPr>
-              <w:t>94÷9=</w:t>
+              <w:t>41÷3=</w:t>
             </w:r>
           </w:p>
         </w:tc>
@@ -406,7 +406,7 @@
                 <w:rFonts w:ascii="TimeNewRoman" w:hAnsi="TimeNewRoman"/>
                 <w:sz w:val="30"/>
               </w:rPr>
-              <w:t>98÷6=</w:t>
+              <w:t>27÷5=</w:t>
             </w:r>
           </w:p>
         </w:tc>
@@ -423,7 +423,7 @@
                 <w:rFonts w:ascii="TimeNewRoman" w:hAnsi="TimeNewRoman"/>
                 <w:sz w:val="30"/>
               </w:rPr>
-              <w:t>43÷6=</w:t>
+              <w:t>60÷8=</w:t>
             </w:r>
           </w:p>
         </w:tc>
@@ -440,7 +440,7 @@
                 <w:rFonts w:ascii="TimeNewRoman" w:hAnsi="TimeNewRoman"/>
                 <w:sz w:val="30"/>
               </w:rPr>
-              <w:t>20÷5=</w:t>
+              <w:t>15÷3=</w:t>
             </w:r>
           </w:p>
         </w:tc>
@@ -457,7 +457,7 @@
                 <w:rFonts w:ascii="TimeNewRoman" w:hAnsi="TimeNewRoman"/>
                 <w:sz w:val="30"/>
               </w:rPr>
-              <w:t>91÷7=</w:t>
+              <w:t>92÷5=</w:t>
             </w:r>
           </w:p>
         </w:tc>
@@ -474,7 +474,7 @@
                 <w:rFonts w:ascii="TimeNewRoman" w:hAnsi="TimeNewRoman"/>
                 <w:sz w:val="30"/>
               </w:rPr>
-              <w:t>99÷8=</w:t>
+              <w:t>13÷4=</w:t>
             </w:r>
           </w:p>
         </w:tc>
@@ -589,7 +589,7 @@
                 <w:rFonts w:ascii="TimeNewRoman" w:hAnsi="TimeNewRoman"/>
                 <w:sz w:val="30"/>
               </w:rPr>
-              <w:t>36÷6=</w:t>
+              <w:t>48÷3=</w:t>
             </w:r>
           </w:p>
         </w:tc>
@@ -606,7 +606,7 @@
                 <w:rFonts w:ascii="TimeNewRoman" w:hAnsi="TimeNewRoman"/>
                 <w:sz w:val="30"/>
               </w:rPr>
-              <w:t>86÷8=</w:t>
+              <w:t>58÷4=</w:t>
             </w:r>
           </w:p>
         </w:tc>
@@ -623,7 +623,7 @@
                 <w:rFonts w:ascii="TimeNewRoman" w:hAnsi="TimeNewRoman"/>
                 <w:sz w:val="30"/>
               </w:rPr>
-              <w:t>91÷5=</w:t>
+              <w:t>64÷5=</w:t>
             </w:r>
           </w:p>
         </w:tc>
@@ -640,7 +640,7 @@
                 <w:rFonts w:ascii="TimeNewRoman" w:hAnsi="TimeNewRoman"/>
                 <w:sz w:val="30"/>
               </w:rPr>
-              <w:t>84÷5=</w:t>
+              <w:t>43÷7=</w:t>
             </w:r>
           </w:p>
         </w:tc>
@@ -657,7 +657,7 @@
                 <w:rFonts w:ascii="TimeNewRoman" w:hAnsi="TimeNewRoman"/>
                 <w:sz w:val="30"/>
               </w:rPr>
-              <w:t>63÷3=</w:t>
+              <w:t>19÷5=</w:t>
             </w:r>
           </w:p>
         </w:tc>
@@ -772,7 +772,7 @@
                 <w:rFonts w:ascii="TimeNewRoman" w:hAnsi="TimeNewRoman"/>
                 <w:sz w:val="30"/>
               </w:rPr>
-              <w:t>89÷9=</w:t>
+              <w:t>81÷2=</w:t>
             </w:r>
           </w:p>
         </w:tc>
@@ -789,7 +789,7 @@
                 <w:rFonts w:ascii="TimeNewRoman" w:hAnsi="TimeNewRoman"/>
                 <w:sz w:val="30"/>
               </w:rPr>
-              <w:t>22÷4=</w:t>
+              <w:t>38÷9=</w:t>
             </w:r>
           </w:p>
         </w:tc>
@@ -806,7 +806,7 @@
                 <w:rFonts w:ascii="TimeNewRoman" w:hAnsi="TimeNewRoman"/>
                 <w:sz w:val="30"/>
               </w:rPr>
-              <w:t>89÷2=</w:t>
+              <w:t>69÷3=</w:t>
             </w:r>
           </w:p>
         </w:tc>
@@ -823,7 +823,7 @@
                 <w:rFonts w:ascii="TimeNewRoman" w:hAnsi="TimeNewRoman"/>
                 <w:sz w:val="30"/>
               </w:rPr>
-              <w:t>39÷7=</w:t>
+              <w:t>12÷5=</w:t>
             </w:r>
           </w:p>
         </w:tc>
@@ -840,7 +840,7 @@
                 <w:rFonts w:ascii="TimeNewRoman" w:hAnsi="TimeNewRoman"/>
                 <w:sz w:val="30"/>
               </w:rPr>
-              <w:t>86÷6=</w:t>
+              <w:t>47÷6=</w:t>
             </w:r>
           </w:p>
         </w:tc>

--- a/two-digit_number_divided_by_one-digit_number.docx
+++ b/two-digit_number_divided_by_one-digit_number.docx
@@ -40,7 +40,7 @@
                 <w:rFonts w:ascii="TimeNewRoman" w:hAnsi="TimeNewRoman"/>
                 <w:sz w:val="30"/>
               </w:rPr>
-              <w:t>21÷4=</w:t>
+              <w:t>91÷6=</w:t>
             </w:r>
           </w:p>
         </w:tc>
@@ -57,7 +57,7 @@
                 <w:rFonts w:ascii="TimeNewRoman" w:hAnsi="TimeNewRoman"/>
                 <w:sz w:val="30"/>
               </w:rPr>
-              <w:t>79÷6=</w:t>
+              <w:t>43÷6=</w:t>
             </w:r>
           </w:p>
         </w:tc>
@@ -74,7 +74,7 @@
                 <w:rFonts w:ascii="TimeNewRoman" w:hAnsi="TimeNewRoman"/>
                 <w:sz w:val="30"/>
               </w:rPr>
-              <w:t>91÷8=</w:t>
+              <w:t>52÷7=</w:t>
             </w:r>
           </w:p>
         </w:tc>
@@ -91,7 +91,7 @@
                 <w:rFonts w:ascii="TimeNewRoman" w:hAnsi="TimeNewRoman"/>
                 <w:sz w:val="30"/>
               </w:rPr>
-              <w:t>83÷3=</w:t>
+              <w:t>47÷4=</w:t>
             </w:r>
           </w:p>
         </w:tc>
@@ -108,7 +108,7 @@
                 <w:rFonts w:ascii="TimeNewRoman" w:hAnsi="TimeNewRoman"/>
                 <w:sz w:val="30"/>
               </w:rPr>
-              <w:t>88÷8=</w:t>
+              <w:t>82÷9=</w:t>
             </w:r>
           </w:p>
         </w:tc>
@@ -223,7 +223,7 @@
                 <w:rFonts w:ascii="TimeNewRoman" w:hAnsi="TimeNewRoman"/>
                 <w:sz w:val="30"/>
               </w:rPr>
-              <w:t>79÷2=</w:t>
+              <w:t>79÷4=</w:t>
             </w:r>
           </w:p>
         </w:tc>
@@ -240,7 +240,7 @@
                 <w:rFonts w:ascii="TimeNewRoman" w:hAnsi="TimeNewRoman"/>
                 <w:sz w:val="30"/>
               </w:rPr>
-              <w:t>94÷4=</w:t>
+              <w:t>47÷9=</w:t>
             </w:r>
           </w:p>
         </w:tc>
@@ -257,7 +257,7 @@
                 <w:rFonts w:ascii="TimeNewRoman" w:hAnsi="TimeNewRoman"/>
                 <w:sz w:val="30"/>
               </w:rPr>
-              <w:t>55÷8=</w:t>
+              <w:t>58÷4=</w:t>
             </w:r>
           </w:p>
         </w:tc>
@@ -274,7 +274,7 @@
                 <w:rFonts w:ascii="TimeNewRoman" w:hAnsi="TimeNewRoman"/>
                 <w:sz w:val="30"/>
               </w:rPr>
-              <w:t>60÷6=</w:t>
+              <w:t>17÷9=</w:t>
             </w:r>
           </w:p>
         </w:tc>
@@ -291,7 +291,7 @@
                 <w:rFonts w:ascii="TimeNewRoman" w:hAnsi="TimeNewRoman"/>
                 <w:sz w:val="30"/>
               </w:rPr>
-              <w:t>41÷3=</w:t>
+              <w:t>69÷3=</w:t>
             </w:r>
           </w:p>
         </w:tc>
@@ -406,7 +406,7 @@
                 <w:rFonts w:ascii="TimeNewRoman" w:hAnsi="TimeNewRoman"/>
                 <w:sz w:val="30"/>
               </w:rPr>
-              <w:t>27÷5=</w:t>
+              <w:t>37÷4=</w:t>
             </w:r>
           </w:p>
         </w:tc>
@@ -423,7 +423,7 @@
                 <w:rFonts w:ascii="TimeNewRoman" w:hAnsi="TimeNewRoman"/>
                 <w:sz w:val="30"/>
               </w:rPr>
-              <w:t>60÷8=</w:t>
+              <w:t>74÷9=</w:t>
             </w:r>
           </w:p>
         </w:tc>
@@ -440,7 +440,7 @@
                 <w:rFonts w:ascii="TimeNewRoman" w:hAnsi="TimeNewRoman"/>
                 <w:sz w:val="30"/>
               </w:rPr>
-              <w:t>15÷3=</w:t>
+              <w:t>31÷3=</w:t>
             </w:r>
           </w:p>
         </w:tc>
@@ -457,7 +457,7 @@
                 <w:rFonts w:ascii="TimeNewRoman" w:hAnsi="TimeNewRoman"/>
                 <w:sz w:val="30"/>
               </w:rPr>
-              <w:t>92÷5=</w:t>
+              <w:t>68÷4=</w:t>
             </w:r>
           </w:p>
         </w:tc>
@@ -474,7 +474,7 @@
                 <w:rFonts w:ascii="TimeNewRoman" w:hAnsi="TimeNewRoman"/>
                 <w:sz w:val="30"/>
               </w:rPr>
-              <w:t>13÷4=</w:t>
+              <w:t>31÷4=</w:t>
             </w:r>
           </w:p>
         </w:tc>
@@ -589,7 +589,7 @@
                 <w:rFonts w:ascii="TimeNewRoman" w:hAnsi="TimeNewRoman"/>
                 <w:sz w:val="30"/>
               </w:rPr>
-              <w:t>48÷3=</w:t>
+              <w:t>57÷9=</w:t>
             </w:r>
           </w:p>
         </w:tc>
@@ -606,7 +606,7 @@
                 <w:rFonts w:ascii="TimeNewRoman" w:hAnsi="TimeNewRoman"/>
                 <w:sz w:val="30"/>
               </w:rPr>
-              <w:t>58÷4=</w:t>
+              <w:t>90÷9=</w:t>
             </w:r>
           </w:p>
         </w:tc>
@@ -623,7 +623,7 @@
                 <w:rFonts w:ascii="TimeNewRoman" w:hAnsi="TimeNewRoman"/>
                 <w:sz w:val="30"/>
               </w:rPr>
-              <w:t>64÷5=</w:t>
+              <w:t>15÷7=</w:t>
             </w:r>
           </w:p>
         </w:tc>
@@ -640,7 +640,7 @@
                 <w:rFonts w:ascii="TimeNewRoman" w:hAnsi="TimeNewRoman"/>
                 <w:sz w:val="30"/>
               </w:rPr>
-              <w:t>43÷7=</w:t>
+              <w:t>32÷2=</w:t>
             </w:r>
           </w:p>
         </w:tc>
@@ -657,7 +657,7 @@
                 <w:rFonts w:ascii="TimeNewRoman" w:hAnsi="TimeNewRoman"/>
                 <w:sz w:val="30"/>
               </w:rPr>
-              <w:t>19÷5=</w:t>
+              <w:t>72÷3=</w:t>
             </w:r>
           </w:p>
         </w:tc>
@@ -772,7 +772,7 @@
                 <w:rFonts w:ascii="TimeNewRoman" w:hAnsi="TimeNewRoman"/>
                 <w:sz w:val="30"/>
               </w:rPr>
-              <w:t>81÷2=</w:t>
+              <w:t>65÷9=</w:t>
             </w:r>
           </w:p>
         </w:tc>
@@ -789,7 +789,7 @@
                 <w:rFonts w:ascii="TimeNewRoman" w:hAnsi="TimeNewRoman"/>
                 <w:sz w:val="30"/>
               </w:rPr>
-              <w:t>38÷9=</w:t>
+              <w:t>42÷4=</w:t>
             </w:r>
           </w:p>
         </w:tc>
@@ -806,7 +806,7 @@
                 <w:rFonts w:ascii="TimeNewRoman" w:hAnsi="TimeNewRoman"/>
                 <w:sz w:val="30"/>
               </w:rPr>
-              <w:t>69÷3=</w:t>
+              <w:t>45÷3=</w:t>
             </w:r>
           </w:p>
         </w:tc>
@@ -823,7 +823,7 @@
                 <w:rFonts w:ascii="TimeNewRoman" w:hAnsi="TimeNewRoman"/>
                 <w:sz w:val="30"/>
               </w:rPr>
-              <w:t>12÷5=</w:t>
+              <w:t>91÷5=</w:t>
             </w:r>
           </w:p>
         </w:tc>
@@ -840,7 +840,7 @@
                 <w:rFonts w:ascii="TimeNewRoman" w:hAnsi="TimeNewRoman"/>
                 <w:sz w:val="30"/>
               </w:rPr>
-              <w:t>47÷6=</w:t>
+              <w:t>93÷6=</w:t>
             </w:r>
           </w:p>
         </w:tc>

--- a/two-digit_number_divided_by_one-digit_number.docx
+++ b/two-digit_number_divided_by_one-digit_number.docx
@@ -11,7 +11,7 @@
           <w:rFonts w:ascii="Arial" w:hAnsi="Arial"/>
           <w:sz w:val="30"/>
         </w:rPr>
-        <w:t>2026-10-08 Thursday</w:t>
+        <w:t>2026-10-09 Friday</w:t>
       </w:r>
     </w:p>
     <w:tbl>
@@ -40,7 +40,7 @@
                 <w:rFonts w:ascii="TimeNewRoman" w:hAnsi="TimeNewRoman"/>
                 <w:sz w:val="30"/>
               </w:rPr>
-              <w:t>91÷6=</w:t>
+              <w:t>14÷2=</w:t>
             </w:r>
           </w:p>
         </w:tc>
@@ -57,7 +57,7 @@
                 <w:rFonts w:ascii="TimeNewRoman" w:hAnsi="TimeNewRoman"/>
                 <w:sz w:val="30"/>
               </w:rPr>
-              <w:t>43÷6=</w:t>
+              <w:t>29÷4=</w:t>
             </w:r>
           </w:p>
         </w:tc>
@@ -74,7 +74,7 @@
                 <w:rFonts w:ascii="TimeNewRoman" w:hAnsi="TimeNewRoman"/>
                 <w:sz w:val="30"/>
               </w:rPr>
-              <w:t>52÷7=</w:t>
+              <w:t>29÷8=</w:t>
             </w:r>
           </w:p>
         </w:tc>
@@ -91,7 +91,7 @@
                 <w:rFonts w:ascii="TimeNewRoman" w:hAnsi="TimeNewRoman"/>
                 <w:sz w:val="30"/>
               </w:rPr>
-              <w:t>47÷4=</w:t>
+              <w:t>23÷8=</w:t>
             </w:r>
           </w:p>
         </w:tc>
@@ -108,7 +108,7 @@
                 <w:rFonts w:ascii="TimeNewRoman" w:hAnsi="TimeNewRoman"/>
                 <w:sz w:val="30"/>
               </w:rPr>
-              <w:t>82÷9=</w:t>
+              <w:t>72÷9=</w:t>
             </w:r>
           </w:p>
         </w:tc>
@@ -223,7 +223,7 @@
                 <w:rFonts w:ascii="TimeNewRoman" w:hAnsi="TimeNewRoman"/>
                 <w:sz w:val="30"/>
               </w:rPr>
-              <w:t>79÷4=</w:t>
+              <w:t>29÷7=</w:t>
             </w:r>
           </w:p>
         </w:tc>
@@ -240,7 +240,7 @@
                 <w:rFonts w:ascii="TimeNewRoman" w:hAnsi="TimeNewRoman"/>
                 <w:sz w:val="30"/>
               </w:rPr>
-              <w:t>47÷9=</w:t>
+              <w:t>53÷2=</w:t>
             </w:r>
           </w:p>
         </w:tc>
@@ -257,7 +257,7 @@
                 <w:rFonts w:ascii="TimeNewRoman" w:hAnsi="TimeNewRoman"/>
                 <w:sz w:val="30"/>
               </w:rPr>
-              <w:t>58÷4=</w:t>
+              <w:t>15÷4=</w:t>
             </w:r>
           </w:p>
         </w:tc>
@@ -274,7 +274,7 @@
                 <w:rFonts w:ascii="TimeNewRoman" w:hAnsi="TimeNewRoman"/>
                 <w:sz w:val="30"/>
               </w:rPr>
-              <w:t>17÷9=</w:t>
+              <w:t>70÷4=</w:t>
             </w:r>
           </w:p>
         </w:tc>
@@ -291,7 +291,7 @@
                 <w:rFonts w:ascii="TimeNewRoman" w:hAnsi="TimeNewRoman"/>
                 <w:sz w:val="30"/>
               </w:rPr>
-              <w:t>69÷3=</w:t>
+              <w:t>23÷8=</w:t>
             </w:r>
           </w:p>
         </w:tc>
@@ -406,7 +406,7 @@
                 <w:rFonts w:ascii="TimeNewRoman" w:hAnsi="TimeNewRoman"/>
                 <w:sz w:val="30"/>
               </w:rPr>
-              <w:t>37÷4=</w:t>
+              <w:t>67÷7=</w:t>
             </w:r>
           </w:p>
         </w:tc>
@@ -423,7 +423,7 @@
                 <w:rFonts w:ascii="TimeNewRoman" w:hAnsi="TimeNewRoman"/>
                 <w:sz w:val="30"/>
               </w:rPr>
-              <w:t>74÷9=</w:t>
+              <w:t>59÷7=</w:t>
             </w:r>
           </w:p>
         </w:tc>
@@ -440,7 +440,7 @@
                 <w:rFonts w:ascii="TimeNewRoman" w:hAnsi="TimeNewRoman"/>
                 <w:sz w:val="30"/>
               </w:rPr>
-              <w:t>31÷3=</w:t>
+              <w:t>80÷4=</w:t>
             </w:r>
           </w:p>
         </w:tc>
@@ -457,7 +457,7 @@
                 <w:rFonts w:ascii="TimeNewRoman" w:hAnsi="TimeNewRoman"/>
                 <w:sz w:val="30"/>
               </w:rPr>
-              <w:t>68÷4=</w:t>
+              <w:t>71÷7=</w:t>
             </w:r>
           </w:p>
         </w:tc>
@@ -474,7 +474,7 @@
                 <w:rFonts w:ascii="TimeNewRoman" w:hAnsi="TimeNewRoman"/>
                 <w:sz w:val="30"/>
               </w:rPr>
-              <w:t>31÷4=</w:t>
+              <w:t>18÷7=</w:t>
             </w:r>
           </w:p>
         </w:tc>
@@ -589,7 +589,7 @@
                 <w:rFonts w:ascii="TimeNewRoman" w:hAnsi="TimeNewRoman"/>
                 <w:sz w:val="30"/>
               </w:rPr>
-              <w:t>57÷9=</w:t>
+              <w:t>18÷8=</w:t>
             </w:r>
           </w:p>
         </w:tc>
@@ -606,7 +606,7 @@
                 <w:rFonts w:ascii="TimeNewRoman" w:hAnsi="TimeNewRoman"/>
                 <w:sz w:val="30"/>
               </w:rPr>
-              <w:t>90÷9=</w:t>
+              <w:t>91÷4=</w:t>
             </w:r>
           </w:p>
         </w:tc>
@@ -623,7 +623,7 @@
                 <w:rFonts w:ascii="TimeNewRoman" w:hAnsi="TimeNewRoman"/>
                 <w:sz w:val="30"/>
               </w:rPr>
-              <w:t>15÷7=</w:t>
+              <w:t>21÷4=</w:t>
             </w:r>
           </w:p>
         </w:tc>
@@ -640,7 +640,7 @@
                 <w:rFonts w:ascii="TimeNewRoman" w:hAnsi="TimeNewRoman"/>
                 <w:sz w:val="30"/>
               </w:rPr>
-              <w:t>32÷2=</w:t>
+              <w:t>68÷6=</w:t>
             </w:r>
           </w:p>
         </w:tc>
@@ -657,7 +657,7 @@
                 <w:rFonts w:ascii="TimeNewRoman" w:hAnsi="TimeNewRoman"/>
                 <w:sz w:val="30"/>
               </w:rPr>
-              <w:t>72÷3=</w:t>
+              <w:t>24÷3=</w:t>
             </w:r>
           </w:p>
         </w:tc>
@@ -772,7 +772,7 @@
                 <w:rFonts w:ascii="TimeNewRoman" w:hAnsi="TimeNewRoman"/>
                 <w:sz w:val="30"/>
               </w:rPr>
-              <w:t>65÷9=</w:t>
+              <w:t>59÷6=</w:t>
             </w:r>
           </w:p>
         </w:tc>
@@ -789,7 +789,7 @@
                 <w:rFonts w:ascii="TimeNewRoman" w:hAnsi="TimeNewRoman"/>
                 <w:sz w:val="30"/>
               </w:rPr>
-              <w:t>42÷4=</w:t>
+              <w:t>35÷2=</w:t>
             </w:r>
           </w:p>
         </w:tc>
@@ -806,7 +806,7 @@
                 <w:rFonts w:ascii="TimeNewRoman" w:hAnsi="TimeNewRoman"/>
                 <w:sz w:val="30"/>
               </w:rPr>
-              <w:t>45÷3=</w:t>
+              <w:t>22÷4=</w:t>
             </w:r>
           </w:p>
         </w:tc>
@@ -823,7 +823,7 @@
                 <w:rFonts w:ascii="TimeNewRoman" w:hAnsi="TimeNewRoman"/>
                 <w:sz w:val="30"/>
               </w:rPr>
-              <w:t>91÷5=</w:t>
+              <w:t>86÷4=</w:t>
             </w:r>
           </w:p>
         </w:tc>
@@ -840,7 +840,7 @@
                 <w:rFonts w:ascii="TimeNewRoman" w:hAnsi="TimeNewRoman"/>
                 <w:sz w:val="30"/>
               </w:rPr>
-              <w:t>93÷6=</w:t>
+              <w:t>56÷5=</w:t>
             </w:r>
           </w:p>
         </w:tc>

--- a/two-digit_number_divided_by_one-digit_number.docx
+++ b/two-digit_number_divided_by_one-digit_number.docx
@@ -40,7 +40,7 @@
                 <w:rFonts w:ascii="TimeNewRoman" w:hAnsi="TimeNewRoman"/>
                 <w:sz w:val="30"/>
               </w:rPr>
-              <w:t>14÷2=</w:t>
+              <w:t>80÷6=</w:t>
             </w:r>
           </w:p>
         </w:tc>
@@ -57,7 +57,7 @@
                 <w:rFonts w:ascii="TimeNewRoman" w:hAnsi="TimeNewRoman"/>
                 <w:sz w:val="30"/>
               </w:rPr>
-              <w:t>29÷4=</w:t>
+              <w:t>72÷3=</w:t>
             </w:r>
           </w:p>
         </w:tc>
@@ -74,7 +74,7 @@
                 <w:rFonts w:ascii="TimeNewRoman" w:hAnsi="TimeNewRoman"/>
                 <w:sz w:val="30"/>
               </w:rPr>
-              <w:t>29÷8=</w:t>
+              <w:t>83÷4=</w:t>
             </w:r>
           </w:p>
         </w:tc>
@@ -91,7 +91,7 @@
                 <w:rFonts w:ascii="TimeNewRoman" w:hAnsi="TimeNewRoman"/>
                 <w:sz w:val="30"/>
               </w:rPr>
-              <w:t>23÷8=</w:t>
+              <w:t>84÷3=</w:t>
             </w:r>
           </w:p>
         </w:tc>
@@ -108,7 +108,7 @@
                 <w:rFonts w:ascii="TimeNewRoman" w:hAnsi="TimeNewRoman"/>
                 <w:sz w:val="30"/>
               </w:rPr>
-              <w:t>72÷9=</w:t>
+              <w:t>25÷8=</w:t>
             </w:r>
           </w:p>
         </w:tc>
@@ -223,7 +223,7 @@
                 <w:rFonts w:ascii="TimeNewRoman" w:hAnsi="TimeNewRoman"/>
                 <w:sz w:val="30"/>
               </w:rPr>
-              <w:t>29÷7=</w:t>
+              <w:t>78÷4=</w:t>
             </w:r>
           </w:p>
         </w:tc>
@@ -240,7 +240,7 @@
                 <w:rFonts w:ascii="TimeNewRoman" w:hAnsi="TimeNewRoman"/>
                 <w:sz w:val="30"/>
               </w:rPr>
-              <w:t>53÷2=</w:t>
+              <w:t>68÷4=</w:t>
             </w:r>
           </w:p>
         </w:tc>
@@ -257,7 +257,7 @@
                 <w:rFonts w:ascii="TimeNewRoman" w:hAnsi="TimeNewRoman"/>
                 <w:sz w:val="30"/>
               </w:rPr>
-              <w:t>15÷4=</w:t>
+              <w:t>92÷4=</w:t>
             </w:r>
           </w:p>
         </w:tc>
@@ -274,7 +274,7 @@
                 <w:rFonts w:ascii="TimeNewRoman" w:hAnsi="TimeNewRoman"/>
                 <w:sz w:val="30"/>
               </w:rPr>
-              <w:t>70÷4=</w:t>
+              <w:t>80÷4=</w:t>
             </w:r>
           </w:p>
         </w:tc>
@@ -291,7 +291,7 @@
                 <w:rFonts w:ascii="TimeNewRoman" w:hAnsi="TimeNewRoman"/>
                 <w:sz w:val="30"/>
               </w:rPr>
-              <w:t>23÷8=</w:t>
+              <w:t>49÷9=</w:t>
             </w:r>
           </w:p>
         </w:tc>
@@ -406,7 +406,7 @@
                 <w:rFonts w:ascii="TimeNewRoman" w:hAnsi="TimeNewRoman"/>
                 <w:sz w:val="30"/>
               </w:rPr>
-              <w:t>67÷7=</w:t>
+              <w:t>61÷6=</w:t>
             </w:r>
           </w:p>
         </w:tc>
@@ -423,7 +423,7 @@
                 <w:rFonts w:ascii="TimeNewRoman" w:hAnsi="TimeNewRoman"/>
                 <w:sz w:val="30"/>
               </w:rPr>
-              <w:t>59÷7=</w:t>
+              <w:t>39÷8=</w:t>
             </w:r>
           </w:p>
         </w:tc>
@@ -440,7 +440,7 @@
                 <w:rFonts w:ascii="TimeNewRoman" w:hAnsi="TimeNewRoman"/>
                 <w:sz w:val="30"/>
               </w:rPr>
-              <w:t>80÷4=</w:t>
+              <w:t>12÷7=</w:t>
             </w:r>
           </w:p>
         </w:tc>
@@ -457,7 +457,7 @@
                 <w:rFonts w:ascii="TimeNewRoman" w:hAnsi="TimeNewRoman"/>
                 <w:sz w:val="30"/>
               </w:rPr>
-              <w:t>71÷7=</w:t>
+              <w:t>64÷4=</w:t>
             </w:r>
           </w:p>
         </w:tc>
@@ -474,7 +474,7 @@
                 <w:rFonts w:ascii="TimeNewRoman" w:hAnsi="TimeNewRoman"/>
                 <w:sz w:val="30"/>
               </w:rPr>
-              <w:t>18÷7=</w:t>
+              <w:t>83÷7=</w:t>
             </w:r>
           </w:p>
         </w:tc>
@@ -589,7 +589,7 @@
                 <w:rFonts w:ascii="TimeNewRoman" w:hAnsi="TimeNewRoman"/>
                 <w:sz w:val="30"/>
               </w:rPr>
-              <w:t>18÷8=</w:t>
+              <w:t>93÷4=</w:t>
             </w:r>
           </w:p>
         </w:tc>
@@ -606,7 +606,7 @@
                 <w:rFonts w:ascii="TimeNewRoman" w:hAnsi="TimeNewRoman"/>
                 <w:sz w:val="30"/>
               </w:rPr>
-              <w:t>91÷4=</w:t>
+              <w:t>28÷9=</w:t>
             </w:r>
           </w:p>
         </w:tc>
@@ -623,7 +623,7 @@
                 <w:rFonts w:ascii="TimeNewRoman" w:hAnsi="TimeNewRoman"/>
                 <w:sz w:val="30"/>
               </w:rPr>
-              <w:t>21÷4=</w:t>
+              <w:t>15÷9=</w:t>
             </w:r>
           </w:p>
         </w:tc>
@@ -640,7 +640,7 @@
                 <w:rFonts w:ascii="TimeNewRoman" w:hAnsi="TimeNewRoman"/>
                 <w:sz w:val="30"/>
               </w:rPr>
-              <w:t>68÷6=</w:t>
+              <w:t>90÷5=</w:t>
             </w:r>
           </w:p>
         </w:tc>
@@ -657,7 +657,7 @@
                 <w:rFonts w:ascii="TimeNewRoman" w:hAnsi="TimeNewRoman"/>
                 <w:sz w:val="30"/>
               </w:rPr>
-              <w:t>24÷3=</w:t>
+              <w:t>88÷3=</w:t>
             </w:r>
           </w:p>
         </w:tc>
@@ -772,7 +772,7 @@
                 <w:rFonts w:ascii="TimeNewRoman" w:hAnsi="TimeNewRoman"/>
                 <w:sz w:val="30"/>
               </w:rPr>
-              <w:t>59÷6=</w:t>
+              <w:t>36÷5=</w:t>
             </w:r>
           </w:p>
         </w:tc>
@@ -789,7 +789,7 @@
                 <w:rFonts w:ascii="TimeNewRoman" w:hAnsi="TimeNewRoman"/>
                 <w:sz w:val="30"/>
               </w:rPr>
-              <w:t>35÷2=</w:t>
+              <w:t>54÷5=</w:t>
             </w:r>
           </w:p>
         </w:tc>
@@ -806,7 +806,7 @@
                 <w:rFonts w:ascii="TimeNewRoman" w:hAnsi="TimeNewRoman"/>
                 <w:sz w:val="30"/>
               </w:rPr>
-              <w:t>22÷4=</w:t>
+              <w:t>60÷2=</w:t>
             </w:r>
           </w:p>
         </w:tc>
@@ -823,7 +823,7 @@
                 <w:rFonts w:ascii="TimeNewRoman" w:hAnsi="TimeNewRoman"/>
                 <w:sz w:val="30"/>
               </w:rPr>
-              <w:t>86÷4=</w:t>
+              <w:t>62÷4=</w:t>
             </w:r>
           </w:p>
         </w:tc>
@@ -840,7 +840,7 @@
                 <w:rFonts w:ascii="TimeNewRoman" w:hAnsi="TimeNewRoman"/>
                 <w:sz w:val="30"/>
               </w:rPr>
-              <w:t>56÷5=</w:t>
+              <w:t>17÷3=</w:t>
             </w:r>
           </w:p>
         </w:tc>

--- a/two-digit_number_divided_by_one-digit_number.docx
+++ b/two-digit_number_divided_by_one-digit_number.docx
@@ -11,7 +11,7 @@
           <w:rFonts w:ascii="Arial" w:hAnsi="Arial"/>
           <w:sz w:val="30"/>
         </w:rPr>
-        <w:t>2026-10-09 Friday</w:t>
+        <w:t>2026-10-10 Saturday</w:t>
       </w:r>
     </w:p>
     <w:tbl>
@@ -40,7 +40,7 @@
                 <w:rFonts w:ascii="TimeNewRoman" w:hAnsi="TimeNewRoman"/>
                 <w:sz w:val="30"/>
               </w:rPr>
-              <w:t>80÷6=</w:t>
+              <w:t>92÷4=</w:t>
             </w:r>
           </w:p>
         </w:tc>
@@ -57,7 +57,7 @@
                 <w:rFonts w:ascii="TimeNewRoman" w:hAnsi="TimeNewRoman"/>
                 <w:sz w:val="30"/>
               </w:rPr>
-              <w:t>72÷3=</w:t>
+              <w:t>15÷6=</w:t>
             </w:r>
           </w:p>
         </w:tc>
@@ -74,7 +74,7 @@
                 <w:rFonts w:ascii="TimeNewRoman" w:hAnsi="TimeNewRoman"/>
                 <w:sz w:val="30"/>
               </w:rPr>
-              <w:t>83÷4=</w:t>
+              <w:t>60÷8=</w:t>
             </w:r>
           </w:p>
         </w:tc>
@@ -91,7 +91,7 @@
                 <w:rFonts w:ascii="TimeNewRoman" w:hAnsi="TimeNewRoman"/>
                 <w:sz w:val="30"/>
               </w:rPr>
-              <w:t>84÷3=</w:t>
+              <w:t>75÷6=</w:t>
             </w:r>
           </w:p>
         </w:tc>
@@ -108,7 +108,7 @@
                 <w:rFonts w:ascii="TimeNewRoman" w:hAnsi="TimeNewRoman"/>
                 <w:sz w:val="30"/>
               </w:rPr>
-              <w:t>25÷8=</w:t>
+              <w:t>19÷4=</w:t>
             </w:r>
           </w:p>
         </w:tc>
@@ -223,7 +223,7 @@
                 <w:rFonts w:ascii="TimeNewRoman" w:hAnsi="TimeNewRoman"/>
                 <w:sz w:val="30"/>
               </w:rPr>
-              <w:t>78÷4=</w:t>
+              <w:t>63÷7=</w:t>
             </w:r>
           </w:p>
         </w:tc>
@@ -240,7 +240,7 @@
                 <w:rFonts w:ascii="TimeNewRoman" w:hAnsi="TimeNewRoman"/>
                 <w:sz w:val="30"/>
               </w:rPr>
-              <w:t>68÷4=</w:t>
+              <w:t>50÷4=</w:t>
             </w:r>
           </w:p>
         </w:tc>
@@ -257,7 +257,7 @@
                 <w:rFonts w:ascii="TimeNewRoman" w:hAnsi="TimeNewRoman"/>
                 <w:sz w:val="30"/>
               </w:rPr>
-              <w:t>92÷4=</w:t>
+              <w:t>20÷7=</w:t>
             </w:r>
           </w:p>
         </w:tc>
@@ -274,7 +274,7 @@
                 <w:rFonts w:ascii="TimeNewRoman" w:hAnsi="TimeNewRoman"/>
                 <w:sz w:val="30"/>
               </w:rPr>
-              <w:t>80÷4=</w:t>
+              <w:t>71÷5=</w:t>
             </w:r>
           </w:p>
         </w:tc>
@@ -291,7 +291,7 @@
                 <w:rFonts w:ascii="TimeNewRoman" w:hAnsi="TimeNewRoman"/>
                 <w:sz w:val="30"/>
               </w:rPr>
-              <w:t>49÷9=</w:t>
+              <w:t>26÷8=</w:t>
             </w:r>
           </w:p>
         </w:tc>
@@ -406,7 +406,7 @@
                 <w:rFonts w:ascii="TimeNewRoman" w:hAnsi="TimeNewRoman"/>
                 <w:sz w:val="30"/>
               </w:rPr>
-              <w:t>61÷6=</w:t>
+              <w:t>97÷6=</w:t>
             </w:r>
           </w:p>
         </w:tc>
@@ -423,7 +423,7 @@
                 <w:rFonts w:ascii="TimeNewRoman" w:hAnsi="TimeNewRoman"/>
                 <w:sz w:val="30"/>
               </w:rPr>
-              <w:t>39÷8=</w:t>
+              <w:t>78÷6=</w:t>
             </w:r>
           </w:p>
         </w:tc>
@@ -440,7 +440,7 @@
                 <w:rFonts w:ascii="TimeNewRoman" w:hAnsi="TimeNewRoman"/>
                 <w:sz w:val="30"/>
               </w:rPr>
-              <w:t>12÷7=</w:t>
+              <w:t>18÷7=</w:t>
             </w:r>
           </w:p>
         </w:tc>
@@ -457,7 +457,7 @@
                 <w:rFonts w:ascii="TimeNewRoman" w:hAnsi="TimeNewRoman"/>
                 <w:sz w:val="30"/>
               </w:rPr>
-              <w:t>64÷4=</w:t>
+              <w:t>73÷9=</w:t>
             </w:r>
           </w:p>
         </w:tc>
@@ -474,7 +474,7 @@
                 <w:rFonts w:ascii="TimeNewRoman" w:hAnsi="TimeNewRoman"/>
                 <w:sz w:val="30"/>
               </w:rPr>
-              <w:t>83÷7=</w:t>
+              <w:t>42÷5=</w:t>
             </w:r>
           </w:p>
         </w:tc>
@@ -589,7 +589,7 @@
                 <w:rFonts w:ascii="TimeNewRoman" w:hAnsi="TimeNewRoman"/>
                 <w:sz w:val="30"/>
               </w:rPr>
-              <w:t>93÷4=</w:t>
+              <w:t>91÷9=</w:t>
             </w:r>
           </w:p>
         </w:tc>
@@ -606,7 +606,7 @@
                 <w:rFonts w:ascii="TimeNewRoman" w:hAnsi="TimeNewRoman"/>
                 <w:sz w:val="30"/>
               </w:rPr>
-              <w:t>28÷9=</w:t>
+              <w:t>93÷7=</w:t>
             </w:r>
           </w:p>
         </w:tc>
@@ -623,7 +623,7 @@
                 <w:rFonts w:ascii="TimeNewRoman" w:hAnsi="TimeNewRoman"/>
                 <w:sz w:val="30"/>
               </w:rPr>
-              <w:t>15÷9=</w:t>
+              <w:t>72÷8=</w:t>
             </w:r>
           </w:p>
         </w:tc>
@@ -640,7 +640,7 @@
                 <w:rFonts w:ascii="TimeNewRoman" w:hAnsi="TimeNewRoman"/>
                 <w:sz w:val="30"/>
               </w:rPr>
-              <w:t>90÷5=</w:t>
+              <w:t>16÷2=</w:t>
             </w:r>
           </w:p>
         </w:tc>
@@ -657,7 +657,7 @@
                 <w:rFonts w:ascii="TimeNewRoman" w:hAnsi="TimeNewRoman"/>
                 <w:sz w:val="30"/>
               </w:rPr>
-              <w:t>88÷3=</w:t>
+              <w:t>24÷6=</w:t>
             </w:r>
           </w:p>
         </w:tc>
@@ -772,7 +772,7 @@
                 <w:rFonts w:ascii="TimeNewRoman" w:hAnsi="TimeNewRoman"/>
                 <w:sz w:val="30"/>
               </w:rPr>
-              <w:t>36÷5=</w:t>
+              <w:t>17÷2=</w:t>
             </w:r>
           </w:p>
         </w:tc>
@@ -789,7 +789,7 @@
                 <w:rFonts w:ascii="TimeNewRoman" w:hAnsi="TimeNewRoman"/>
                 <w:sz w:val="30"/>
               </w:rPr>
-              <w:t>54÷5=</w:t>
+              <w:t>94÷8=</w:t>
             </w:r>
           </w:p>
         </w:tc>
@@ -806,7 +806,7 @@
                 <w:rFonts w:ascii="TimeNewRoman" w:hAnsi="TimeNewRoman"/>
                 <w:sz w:val="30"/>
               </w:rPr>
-              <w:t>60÷2=</w:t>
+              <w:t>76÷8=</w:t>
             </w:r>
           </w:p>
         </w:tc>
@@ -823,7 +823,7 @@
                 <w:rFonts w:ascii="TimeNewRoman" w:hAnsi="TimeNewRoman"/>
                 <w:sz w:val="30"/>
               </w:rPr>
-              <w:t>62÷4=</w:t>
+              <w:t>37÷4=</w:t>
             </w:r>
           </w:p>
         </w:tc>
@@ -840,7 +840,7 @@
                 <w:rFonts w:ascii="TimeNewRoman" w:hAnsi="TimeNewRoman"/>
                 <w:sz w:val="30"/>
               </w:rPr>
-              <w:t>17÷3=</w:t>
+              <w:t>63÷7=</w:t>
             </w:r>
           </w:p>
         </w:tc>

--- a/two-digit_number_divided_by_one-digit_number.docx
+++ b/two-digit_number_divided_by_one-digit_number.docx
@@ -40,7 +40,7 @@
                 <w:rFonts w:ascii="TimeNewRoman" w:hAnsi="TimeNewRoman"/>
                 <w:sz w:val="30"/>
               </w:rPr>
-              <w:t>92÷4=</w:t>
+              <w:t>36÷9=</w:t>
             </w:r>
           </w:p>
         </w:tc>
@@ -57,7 +57,7 @@
                 <w:rFonts w:ascii="TimeNewRoman" w:hAnsi="TimeNewRoman"/>
                 <w:sz w:val="30"/>
               </w:rPr>
-              <w:t>15÷6=</w:t>
+              <w:t>12÷2=</w:t>
             </w:r>
           </w:p>
         </w:tc>
@@ -74,7 +74,7 @@
                 <w:rFonts w:ascii="TimeNewRoman" w:hAnsi="TimeNewRoman"/>
                 <w:sz w:val="30"/>
               </w:rPr>
-              <w:t>60÷8=</w:t>
+              <w:t>39÷3=</w:t>
             </w:r>
           </w:p>
         </w:tc>
@@ -91,7 +91,7 @@
                 <w:rFonts w:ascii="TimeNewRoman" w:hAnsi="TimeNewRoman"/>
                 <w:sz w:val="30"/>
               </w:rPr>
-              <w:t>75÷6=</w:t>
+              <w:t>14÷9=</w:t>
             </w:r>
           </w:p>
         </w:tc>
@@ -108,7 +108,7 @@
                 <w:rFonts w:ascii="TimeNewRoman" w:hAnsi="TimeNewRoman"/>
                 <w:sz w:val="30"/>
               </w:rPr>
-              <w:t>19÷4=</w:t>
+              <w:t>51÷2=</w:t>
             </w:r>
           </w:p>
         </w:tc>
@@ -223,7 +223,7 @@
                 <w:rFonts w:ascii="TimeNewRoman" w:hAnsi="TimeNewRoman"/>
                 <w:sz w:val="30"/>
               </w:rPr>
-              <w:t>63÷7=</w:t>
+              <w:t>96÷9=</w:t>
             </w:r>
           </w:p>
         </w:tc>
@@ -240,7 +240,7 @@
                 <w:rFonts w:ascii="TimeNewRoman" w:hAnsi="TimeNewRoman"/>
                 <w:sz w:val="30"/>
               </w:rPr>
-              <w:t>50÷4=</w:t>
+              <w:t>46÷3=</w:t>
             </w:r>
           </w:p>
         </w:tc>
@@ -257,7 +257,7 @@
                 <w:rFonts w:ascii="TimeNewRoman" w:hAnsi="TimeNewRoman"/>
                 <w:sz w:val="30"/>
               </w:rPr>
-              <w:t>20÷7=</w:t>
+              <w:t>72÷8=</w:t>
             </w:r>
           </w:p>
         </w:tc>
@@ -274,7 +274,7 @@
                 <w:rFonts w:ascii="TimeNewRoman" w:hAnsi="TimeNewRoman"/>
                 <w:sz w:val="30"/>
               </w:rPr>
-              <w:t>71÷5=</w:t>
+              <w:t>18÷5=</w:t>
             </w:r>
           </w:p>
         </w:tc>
@@ -291,7 +291,7 @@
                 <w:rFonts w:ascii="TimeNewRoman" w:hAnsi="TimeNewRoman"/>
                 <w:sz w:val="30"/>
               </w:rPr>
-              <w:t>26÷8=</w:t>
+              <w:t>93÷8=</w:t>
             </w:r>
           </w:p>
         </w:tc>
@@ -406,7 +406,7 @@
                 <w:rFonts w:ascii="TimeNewRoman" w:hAnsi="TimeNewRoman"/>
                 <w:sz w:val="30"/>
               </w:rPr>
-              <w:t>97÷6=</w:t>
+              <w:t>42÷4=</w:t>
             </w:r>
           </w:p>
         </w:tc>
@@ -423,7 +423,7 @@
                 <w:rFonts w:ascii="TimeNewRoman" w:hAnsi="TimeNewRoman"/>
                 <w:sz w:val="30"/>
               </w:rPr>
-              <w:t>78÷6=</w:t>
+              <w:t>84÷7=</w:t>
             </w:r>
           </w:p>
         </w:tc>
@@ -440,7 +440,7 @@
                 <w:rFonts w:ascii="TimeNewRoman" w:hAnsi="TimeNewRoman"/>
                 <w:sz w:val="30"/>
               </w:rPr>
-              <w:t>18÷7=</w:t>
+              <w:t>15÷2=</w:t>
             </w:r>
           </w:p>
         </w:tc>
@@ -457,7 +457,7 @@
                 <w:rFonts w:ascii="TimeNewRoman" w:hAnsi="TimeNewRoman"/>
                 <w:sz w:val="30"/>
               </w:rPr>
-              <w:t>73÷9=</w:t>
+              <w:t>67÷5=</w:t>
             </w:r>
           </w:p>
         </w:tc>
@@ -474,7 +474,7 @@
                 <w:rFonts w:ascii="TimeNewRoman" w:hAnsi="TimeNewRoman"/>
                 <w:sz w:val="30"/>
               </w:rPr>
-              <w:t>42÷5=</w:t>
+              <w:t>71÷2=</w:t>
             </w:r>
           </w:p>
         </w:tc>
@@ -589,7 +589,7 @@
                 <w:rFonts w:ascii="TimeNewRoman" w:hAnsi="TimeNewRoman"/>
                 <w:sz w:val="30"/>
               </w:rPr>
-              <w:t>91÷9=</w:t>
+              <w:t>26÷8=</w:t>
             </w:r>
           </w:p>
         </w:tc>
@@ -606,7 +606,7 @@
                 <w:rFonts w:ascii="TimeNewRoman" w:hAnsi="TimeNewRoman"/>
                 <w:sz w:val="30"/>
               </w:rPr>
-              <w:t>93÷7=</w:t>
+              <w:t>68÷8=</w:t>
             </w:r>
           </w:p>
         </w:tc>
@@ -623,7 +623,7 @@
                 <w:rFonts w:ascii="TimeNewRoman" w:hAnsi="TimeNewRoman"/>
                 <w:sz w:val="30"/>
               </w:rPr>
-              <w:t>72÷8=</w:t>
+              <w:t>98÷4=</w:t>
             </w:r>
           </w:p>
         </w:tc>
@@ -640,7 +640,7 @@
                 <w:rFonts w:ascii="TimeNewRoman" w:hAnsi="TimeNewRoman"/>
                 <w:sz w:val="30"/>
               </w:rPr>
-              <w:t>16÷2=</w:t>
+              <w:t>78÷3=</w:t>
             </w:r>
           </w:p>
         </w:tc>
@@ -657,7 +657,7 @@
                 <w:rFonts w:ascii="TimeNewRoman" w:hAnsi="TimeNewRoman"/>
                 <w:sz w:val="30"/>
               </w:rPr>
-              <w:t>24÷6=</w:t>
+              <w:t>33÷3=</w:t>
             </w:r>
           </w:p>
         </w:tc>
@@ -772,7 +772,7 @@
                 <w:rFonts w:ascii="TimeNewRoman" w:hAnsi="TimeNewRoman"/>
                 <w:sz w:val="30"/>
               </w:rPr>
-              <w:t>17÷2=</w:t>
+              <w:t>37÷7=</w:t>
             </w:r>
           </w:p>
         </w:tc>
@@ -789,7 +789,7 @@
                 <w:rFonts w:ascii="TimeNewRoman" w:hAnsi="TimeNewRoman"/>
                 <w:sz w:val="30"/>
               </w:rPr>
-              <w:t>94÷8=</w:t>
+              <w:t>66÷9=</w:t>
             </w:r>
           </w:p>
         </w:tc>
@@ -806,7 +806,7 @@
                 <w:rFonts w:ascii="TimeNewRoman" w:hAnsi="TimeNewRoman"/>
                 <w:sz w:val="30"/>
               </w:rPr>
-              <w:t>76÷8=</w:t>
+              <w:t>82÷4=</w:t>
             </w:r>
           </w:p>
         </w:tc>
@@ -823,7 +823,7 @@
                 <w:rFonts w:ascii="TimeNewRoman" w:hAnsi="TimeNewRoman"/>
                 <w:sz w:val="30"/>
               </w:rPr>
-              <w:t>37÷4=</w:t>
+              <w:t>68÷3=</w:t>
             </w:r>
           </w:p>
         </w:tc>
@@ -840,7 +840,7 @@
                 <w:rFonts w:ascii="TimeNewRoman" w:hAnsi="TimeNewRoman"/>
                 <w:sz w:val="30"/>
               </w:rPr>
-              <w:t>63÷7=</w:t>
+              <w:t>40÷7=</w:t>
             </w:r>
           </w:p>
         </w:tc>

--- a/two-digit_number_divided_by_one-digit_number.docx
+++ b/two-digit_number_divided_by_one-digit_number.docx
@@ -11,7 +11,7 @@
           <w:rFonts w:ascii="Arial" w:hAnsi="Arial"/>
           <w:sz w:val="30"/>
         </w:rPr>
-        <w:t>2026-10-10 Saturday</w:t>
+        <w:t>2026-10-11 Sunday</w:t>
       </w:r>
     </w:p>
     <w:tbl>
@@ -40,7 +40,7 @@
                 <w:rFonts w:ascii="TimeNewRoman" w:hAnsi="TimeNewRoman"/>
                 <w:sz w:val="30"/>
               </w:rPr>
-              <w:t>36÷9=</w:t>
+              <w:t>44÷4=</w:t>
             </w:r>
           </w:p>
         </w:tc>
@@ -57,7 +57,7 @@
                 <w:rFonts w:ascii="TimeNewRoman" w:hAnsi="TimeNewRoman"/>
                 <w:sz w:val="30"/>
               </w:rPr>
-              <w:t>12÷2=</w:t>
+              <w:t>21÷3=</w:t>
             </w:r>
           </w:p>
         </w:tc>
@@ -74,7 +74,7 @@
                 <w:rFonts w:ascii="TimeNewRoman" w:hAnsi="TimeNewRoman"/>
                 <w:sz w:val="30"/>
               </w:rPr>
-              <w:t>39÷3=</w:t>
+              <w:t>53÷7=</w:t>
             </w:r>
           </w:p>
         </w:tc>
@@ -91,7 +91,7 @@
                 <w:rFonts w:ascii="TimeNewRoman" w:hAnsi="TimeNewRoman"/>
                 <w:sz w:val="30"/>
               </w:rPr>
-              <w:t>14÷9=</w:t>
+              <w:t>82÷8=</w:t>
             </w:r>
           </w:p>
         </w:tc>
@@ -108,7 +108,7 @@
                 <w:rFonts w:ascii="TimeNewRoman" w:hAnsi="TimeNewRoman"/>
                 <w:sz w:val="30"/>
               </w:rPr>
-              <w:t>51÷2=</w:t>
+              <w:t>10÷4=</w:t>
             </w:r>
           </w:p>
         </w:tc>
@@ -223,7 +223,7 @@
                 <w:rFonts w:ascii="TimeNewRoman" w:hAnsi="TimeNewRoman"/>
                 <w:sz w:val="30"/>
               </w:rPr>
-              <w:t>96÷9=</w:t>
+              <w:t>80÷8=</w:t>
             </w:r>
           </w:p>
         </w:tc>
@@ -240,7 +240,7 @@
                 <w:rFonts w:ascii="TimeNewRoman" w:hAnsi="TimeNewRoman"/>
                 <w:sz w:val="30"/>
               </w:rPr>
-              <w:t>46÷3=</w:t>
+              <w:t>49÷5=</w:t>
             </w:r>
           </w:p>
         </w:tc>
@@ -257,7 +257,7 @@
                 <w:rFonts w:ascii="TimeNewRoman" w:hAnsi="TimeNewRoman"/>
                 <w:sz w:val="30"/>
               </w:rPr>
-              <w:t>72÷8=</w:t>
+              <w:t>54÷7=</w:t>
             </w:r>
           </w:p>
         </w:tc>
@@ -274,7 +274,7 @@
                 <w:rFonts w:ascii="TimeNewRoman" w:hAnsi="TimeNewRoman"/>
                 <w:sz w:val="30"/>
               </w:rPr>
-              <w:t>18÷5=</w:t>
+              <w:t>77÷8=</w:t>
             </w:r>
           </w:p>
         </w:tc>
@@ -291,7 +291,7 @@
                 <w:rFonts w:ascii="TimeNewRoman" w:hAnsi="TimeNewRoman"/>
                 <w:sz w:val="30"/>
               </w:rPr>
-              <w:t>93÷8=</w:t>
+              <w:t>65÷3=</w:t>
             </w:r>
           </w:p>
         </w:tc>
@@ -406,7 +406,7 @@
                 <w:rFonts w:ascii="TimeNewRoman" w:hAnsi="TimeNewRoman"/>
                 <w:sz w:val="30"/>
               </w:rPr>
-              <w:t>42÷4=</w:t>
+              <w:t>99÷4=</w:t>
             </w:r>
           </w:p>
         </w:tc>
@@ -423,7 +423,7 @@
                 <w:rFonts w:ascii="TimeNewRoman" w:hAnsi="TimeNewRoman"/>
                 <w:sz w:val="30"/>
               </w:rPr>
-              <w:t>84÷7=</w:t>
+              <w:t>54÷4=</w:t>
             </w:r>
           </w:p>
         </w:tc>
@@ -440,7 +440,7 @@
                 <w:rFonts w:ascii="TimeNewRoman" w:hAnsi="TimeNewRoman"/>
                 <w:sz w:val="30"/>
               </w:rPr>
-              <w:t>15÷2=</w:t>
+              <w:t>74÷2=</w:t>
             </w:r>
           </w:p>
         </w:tc>
@@ -457,7 +457,7 @@
                 <w:rFonts w:ascii="TimeNewRoman" w:hAnsi="TimeNewRoman"/>
                 <w:sz w:val="30"/>
               </w:rPr>
-              <w:t>67÷5=</w:t>
+              <w:t>47÷5=</w:t>
             </w:r>
           </w:p>
         </w:tc>
@@ -474,7 +474,7 @@
                 <w:rFonts w:ascii="TimeNewRoman" w:hAnsi="TimeNewRoman"/>
                 <w:sz w:val="30"/>
               </w:rPr>
-              <w:t>71÷2=</w:t>
+              <w:t>25÷8=</w:t>
             </w:r>
           </w:p>
         </w:tc>
@@ -589,7 +589,7 @@
                 <w:rFonts w:ascii="TimeNewRoman" w:hAnsi="TimeNewRoman"/>
                 <w:sz w:val="30"/>
               </w:rPr>
-              <w:t>26÷8=</w:t>
+              <w:t>29÷7=</w:t>
             </w:r>
           </w:p>
         </w:tc>
@@ -606,7 +606,7 @@
                 <w:rFonts w:ascii="TimeNewRoman" w:hAnsi="TimeNewRoman"/>
                 <w:sz w:val="30"/>
               </w:rPr>
-              <w:t>68÷8=</w:t>
+              <w:t>93÷8=</w:t>
             </w:r>
           </w:p>
         </w:tc>
@@ -623,7 +623,7 @@
                 <w:rFonts w:ascii="TimeNewRoman" w:hAnsi="TimeNewRoman"/>
                 <w:sz w:val="30"/>
               </w:rPr>
-              <w:t>98÷4=</w:t>
+              <w:t>15÷6=</w:t>
             </w:r>
           </w:p>
         </w:tc>
@@ -640,7 +640,7 @@
                 <w:rFonts w:ascii="TimeNewRoman" w:hAnsi="TimeNewRoman"/>
                 <w:sz w:val="30"/>
               </w:rPr>
-              <w:t>78÷3=</w:t>
+              <w:t>60÷3=</w:t>
             </w:r>
           </w:p>
         </w:tc>
@@ -657,7 +657,7 @@
                 <w:rFonts w:ascii="TimeNewRoman" w:hAnsi="TimeNewRoman"/>
                 <w:sz w:val="30"/>
               </w:rPr>
-              <w:t>33÷3=</w:t>
+              <w:t>86÷7=</w:t>
             </w:r>
           </w:p>
         </w:tc>
@@ -772,7 +772,7 @@
                 <w:rFonts w:ascii="TimeNewRoman" w:hAnsi="TimeNewRoman"/>
                 <w:sz w:val="30"/>
               </w:rPr>
-              <w:t>37÷7=</w:t>
+              <w:t>83÷7=</w:t>
             </w:r>
           </w:p>
         </w:tc>
@@ -789,7 +789,7 @@
                 <w:rFonts w:ascii="TimeNewRoman" w:hAnsi="TimeNewRoman"/>
                 <w:sz w:val="30"/>
               </w:rPr>
-              <w:t>66÷9=</w:t>
+              <w:t>76÷8=</w:t>
             </w:r>
           </w:p>
         </w:tc>
@@ -806,7 +806,7 @@
                 <w:rFonts w:ascii="TimeNewRoman" w:hAnsi="TimeNewRoman"/>
                 <w:sz w:val="30"/>
               </w:rPr>
-              <w:t>82÷4=</w:t>
+              <w:t>48÷2=</w:t>
             </w:r>
           </w:p>
         </w:tc>
@@ -823,7 +823,7 @@
                 <w:rFonts w:ascii="TimeNewRoman" w:hAnsi="TimeNewRoman"/>
                 <w:sz w:val="30"/>
               </w:rPr>
-              <w:t>68÷3=</w:t>
+              <w:t>35÷4=</w:t>
             </w:r>
           </w:p>
         </w:tc>
@@ -840,7 +840,7 @@
                 <w:rFonts w:ascii="TimeNewRoman" w:hAnsi="TimeNewRoman"/>
                 <w:sz w:val="30"/>
               </w:rPr>
-              <w:t>40÷7=</w:t>
+              <w:t>30÷6=</w:t>
             </w:r>
           </w:p>
         </w:tc>

--- a/two-digit_number_divided_by_one-digit_number.docx
+++ b/two-digit_number_divided_by_one-digit_number.docx
@@ -40,7 +40,7 @@
                 <w:rFonts w:ascii="TimeNewRoman" w:hAnsi="TimeNewRoman"/>
                 <w:sz w:val="30"/>
               </w:rPr>
-              <w:t>44÷4=</w:t>
+              <w:t>13÷3=</w:t>
             </w:r>
           </w:p>
         </w:tc>
@@ -57,7 +57,7 @@
                 <w:rFonts w:ascii="TimeNewRoman" w:hAnsi="TimeNewRoman"/>
                 <w:sz w:val="30"/>
               </w:rPr>
-              <w:t>21÷3=</w:t>
+              <w:t>22÷3=</w:t>
             </w:r>
           </w:p>
         </w:tc>
@@ -74,7 +74,7 @@
                 <w:rFonts w:ascii="TimeNewRoman" w:hAnsi="TimeNewRoman"/>
                 <w:sz w:val="30"/>
               </w:rPr>
-              <w:t>53÷7=</w:t>
+              <w:t>95÷4=</w:t>
             </w:r>
           </w:p>
         </w:tc>
@@ -91,7 +91,7 @@
                 <w:rFonts w:ascii="TimeNewRoman" w:hAnsi="TimeNewRoman"/>
                 <w:sz w:val="30"/>
               </w:rPr>
-              <w:t>82÷8=</w:t>
+              <w:t>15÷6=</w:t>
             </w:r>
           </w:p>
         </w:tc>
@@ -108,7 +108,7 @@
                 <w:rFonts w:ascii="TimeNewRoman" w:hAnsi="TimeNewRoman"/>
                 <w:sz w:val="30"/>
               </w:rPr>
-              <w:t>10÷4=</w:t>
+              <w:t>73÷2=</w:t>
             </w:r>
           </w:p>
         </w:tc>
@@ -223,7 +223,7 @@
                 <w:rFonts w:ascii="TimeNewRoman" w:hAnsi="TimeNewRoman"/>
                 <w:sz w:val="30"/>
               </w:rPr>
-              <w:t>80÷8=</w:t>
+              <w:t>19÷5=</w:t>
             </w:r>
           </w:p>
         </w:tc>
@@ -240,7 +240,7 @@
                 <w:rFonts w:ascii="TimeNewRoman" w:hAnsi="TimeNewRoman"/>
                 <w:sz w:val="30"/>
               </w:rPr>
-              <w:t>49÷5=</w:t>
+              <w:t>20÷9=</w:t>
             </w:r>
           </w:p>
         </w:tc>
@@ -257,7 +257,7 @@
                 <w:rFonts w:ascii="TimeNewRoman" w:hAnsi="TimeNewRoman"/>
                 <w:sz w:val="30"/>
               </w:rPr>
-              <w:t>54÷7=</w:t>
+              <w:t>88÷8=</w:t>
             </w:r>
           </w:p>
         </w:tc>
@@ -274,7 +274,7 @@
                 <w:rFonts w:ascii="TimeNewRoman" w:hAnsi="TimeNewRoman"/>
                 <w:sz w:val="30"/>
               </w:rPr>
-              <w:t>77÷8=</w:t>
+              <w:t>40÷6=</w:t>
             </w:r>
           </w:p>
         </w:tc>
@@ -291,7 +291,7 @@
                 <w:rFonts w:ascii="TimeNewRoman" w:hAnsi="TimeNewRoman"/>
                 <w:sz w:val="30"/>
               </w:rPr>
-              <w:t>65÷3=</w:t>
+              <w:t>52÷7=</w:t>
             </w:r>
           </w:p>
         </w:tc>
@@ -406,7 +406,7 @@
                 <w:rFonts w:ascii="TimeNewRoman" w:hAnsi="TimeNewRoman"/>
                 <w:sz w:val="30"/>
               </w:rPr>
-              <w:t>99÷4=</w:t>
+              <w:t>23÷4=</w:t>
             </w:r>
           </w:p>
         </w:tc>
@@ -423,7 +423,7 @@
                 <w:rFonts w:ascii="TimeNewRoman" w:hAnsi="TimeNewRoman"/>
                 <w:sz w:val="30"/>
               </w:rPr>
-              <w:t>54÷4=</w:t>
+              <w:t>36÷9=</w:t>
             </w:r>
           </w:p>
         </w:tc>
@@ -440,7 +440,7 @@
                 <w:rFonts w:ascii="TimeNewRoman" w:hAnsi="TimeNewRoman"/>
                 <w:sz w:val="30"/>
               </w:rPr>
-              <w:t>74÷2=</w:t>
+              <w:t>67÷7=</w:t>
             </w:r>
           </w:p>
         </w:tc>
@@ -457,7 +457,7 @@
                 <w:rFonts w:ascii="TimeNewRoman" w:hAnsi="TimeNewRoman"/>
                 <w:sz w:val="30"/>
               </w:rPr>
-              <w:t>47÷5=</w:t>
+              <w:t>90÷7=</w:t>
             </w:r>
           </w:p>
         </w:tc>
@@ -474,7 +474,7 @@
                 <w:rFonts w:ascii="TimeNewRoman" w:hAnsi="TimeNewRoman"/>
                 <w:sz w:val="30"/>
               </w:rPr>
-              <w:t>25÷8=</w:t>
+              <w:t>26÷6=</w:t>
             </w:r>
           </w:p>
         </w:tc>
@@ -589,7 +589,7 @@
                 <w:rFonts w:ascii="TimeNewRoman" w:hAnsi="TimeNewRoman"/>
                 <w:sz w:val="30"/>
               </w:rPr>
-              <w:t>29÷7=</w:t>
+              <w:t>46÷9=</w:t>
             </w:r>
           </w:p>
         </w:tc>
@@ -606,7 +606,7 @@
                 <w:rFonts w:ascii="TimeNewRoman" w:hAnsi="TimeNewRoman"/>
                 <w:sz w:val="30"/>
               </w:rPr>
-              <w:t>93÷8=</w:t>
+              <w:t>50÷3=</w:t>
             </w:r>
           </w:p>
         </w:tc>
@@ -623,7 +623,7 @@
                 <w:rFonts w:ascii="TimeNewRoman" w:hAnsi="TimeNewRoman"/>
                 <w:sz w:val="30"/>
               </w:rPr>
-              <w:t>15÷6=</w:t>
+              <w:t>22÷7=</w:t>
             </w:r>
           </w:p>
         </w:tc>
@@ -640,7 +640,7 @@
                 <w:rFonts w:ascii="TimeNewRoman" w:hAnsi="TimeNewRoman"/>
                 <w:sz w:val="30"/>
               </w:rPr>
-              <w:t>60÷3=</w:t>
+              <w:t>91÷3=</w:t>
             </w:r>
           </w:p>
         </w:tc>
@@ -657,7 +657,7 @@
                 <w:rFonts w:ascii="TimeNewRoman" w:hAnsi="TimeNewRoman"/>
                 <w:sz w:val="30"/>
               </w:rPr>
-              <w:t>86÷7=</w:t>
+              <w:t>77÷3=</w:t>
             </w:r>
           </w:p>
         </w:tc>
@@ -772,7 +772,7 @@
                 <w:rFonts w:ascii="TimeNewRoman" w:hAnsi="TimeNewRoman"/>
                 <w:sz w:val="30"/>
               </w:rPr>
-              <w:t>83÷7=</w:t>
+              <w:t>14÷8=</w:t>
             </w:r>
           </w:p>
         </w:tc>
@@ -789,7 +789,7 @@
                 <w:rFonts w:ascii="TimeNewRoman" w:hAnsi="TimeNewRoman"/>
                 <w:sz w:val="30"/>
               </w:rPr>
-              <w:t>76÷8=</w:t>
+              <w:t>72÷3=</w:t>
             </w:r>
           </w:p>
         </w:tc>
@@ -806,7 +806,7 @@
                 <w:rFonts w:ascii="TimeNewRoman" w:hAnsi="TimeNewRoman"/>
                 <w:sz w:val="30"/>
               </w:rPr>
-              <w:t>48÷2=</w:t>
+              <w:t>26÷9=</w:t>
             </w:r>
           </w:p>
         </w:tc>
@@ -823,7 +823,7 @@
                 <w:rFonts w:ascii="TimeNewRoman" w:hAnsi="TimeNewRoman"/>
                 <w:sz w:val="30"/>
               </w:rPr>
-              <w:t>35÷4=</w:t>
+              <w:t>69÷2=</w:t>
             </w:r>
           </w:p>
         </w:tc>
@@ -840,7 +840,7 @@
                 <w:rFonts w:ascii="TimeNewRoman" w:hAnsi="TimeNewRoman"/>
                 <w:sz w:val="30"/>
               </w:rPr>
-              <w:t>30÷6=</w:t>
+              <w:t>38÷9=</w:t>
             </w:r>
           </w:p>
         </w:tc>

--- a/two-digit_number_divided_by_one-digit_number.docx
+++ b/two-digit_number_divided_by_one-digit_number.docx
@@ -11,7 +11,7 @@
           <w:rFonts w:ascii="Arial" w:hAnsi="Arial"/>
           <w:sz w:val="30"/>
         </w:rPr>
-        <w:t>2026-10-11 Sunday</w:t>
+        <w:t>2026-10-12 Monday</w:t>
       </w:r>
     </w:p>
     <w:tbl>
@@ -40,7 +40,7 @@
                 <w:rFonts w:ascii="TimeNewRoman" w:hAnsi="TimeNewRoman"/>
                 <w:sz w:val="30"/>
               </w:rPr>
-              <w:t>13÷3=</w:t>
+              <w:t>56÷6=</w:t>
             </w:r>
           </w:p>
         </w:tc>
@@ -57,7 +57,7 @@
                 <w:rFonts w:ascii="TimeNewRoman" w:hAnsi="TimeNewRoman"/>
                 <w:sz w:val="30"/>
               </w:rPr>
-              <w:t>22÷3=</w:t>
+              <w:t>93÷9=</w:t>
             </w:r>
           </w:p>
         </w:tc>
@@ -74,7 +74,7 @@
                 <w:rFonts w:ascii="TimeNewRoman" w:hAnsi="TimeNewRoman"/>
                 <w:sz w:val="30"/>
               </w:rPr>
-              <w:t>95÷4=</w:t>
+              <w:t>50÷4=</w:t>
             </w:r>
           </w:p>
         </w:tc>
@@ -91,7 +91,7 @@
                 <w:rFonts w:ascii="TimeNewRoman" w:hAnsi="TimeNewRoman"/>
                 <w:sz w:val="30"/>
               </w:rPr>
-              <w:t>15÷6=</w:t>
+              <w:t>46÷2=</w:t>
             </w:r>
           </w:p>
         </w:tc>
@@ -108,7 +108,7 @@
                 <w:rFonts w:ascii="TimeNewRoman" w:hAnsi="TimeNewRoman"/>
                 <w:sz w:val="30"/>
               </w:rPr>
-              <w:t>73÷2=</w:t>
+              <w:t>60÷2=</w:t>
             </w:r>
           </w:p>
         </w:tc>
@@ -223,7 +223,7 @@
                 <w:rFonts w:ascii="TimeNewRoman" w:hAnsi="TimeNewRoman"/>
                 <w:sz w:val="30"/>
               </w:rPr>
-              <w:t>19÷5=</w:t>
+              <w:t>12÷2=</w:t>
             </w:r>
           </w:p>
         </w:tc>
@@ -240,7 +240,7 @@
                 <w:rFonts w:ascii="TimeNewRoman" w:hAnsi="TimeNewRoman"/>
                 <w:sz w:val="30"/>
               </w:rPr>
-              <w:t>20÷9=</w:t>
+              <w:t>31÷7=</w:t>
             </w:r>
           </w:p>
         </w:tc>
@@ -257,7 +257,7 @@
                 <w:rFonts w:ascii="TimeNewRoman" w:hAnsi="TimeNewRoman"/>
                 <w:sz w:val="30"/>
               </w:rPr>
-              <w:t>88÷8=</w:t>
+              <w:t>99÷2=</w:t>
             </w:r>
           </w:p>
         </w:tc>
@@ -274,7 +274,7 @@
                 <w:rFonts w:ascii="TimeNewRoman" w:hAnsi="TimeNewRoman"/>
                 <w:sz w:val="30"/>
               </w:rPr>
-              <w:t>40÷6=</w:t>
+              <w:t>59÷7=</w:t>
             </w:r>
           </w:p>
         </w:tc>
@@ -291,7 +291,7 @@
                 <w:rFonts w:ascii="TimeNewRoman" w:hAnsi="TimeNewRoman"/>
                 <w:sz w:val="30"/>
               </w:rPr>
-              <w:t>52÷7=</w:t>
+              <w:t>58÷7=</w:t>
             </w:r>
           </w:p>
         </w:tc>
@@ -406,7 +406,7 @@
                 <w:rFonts w:ascii="TimeNewRoman" w:hAnsi="TimeNewRoman"/>
                 <w:sz w:val="30"/>
               </w:rPr>
-              <w:t>23÷4=</w:t>
+              <w:t>84÷7=</w:t>
             </w:r>
           </w:p>
         </w:tc>
@@ -423,7 +423,7 @@
                 <w:rFonts w:ascii="TimeNewRoman" w:hAnsi="TimeNewRoman"/>
                 <w:sz w:val="30"/>
               </w:rPr>
-              <w:t>36÷9=</w:t>
+              <w:t>10÷4=</w:t>
             </w:r>
           </w:p>
         </w:tc>
@@ -440,7 +440,7 @@
                 <w:rFonts w:ascii="TimeNewRoman" w:hAnsi="TimeNewRoman"/>
                 <w:sz w:val="30"/>
               </w:rPr>
-              <w:t>67÷7=</w:t>
+              <w:t>44÷8=</w:t>
             </w:r>
           </w:p>
         </w:tc>
@@ -457,7 +457,7 @@
                 <w:rFonts w:ascii="TimeNewRoman" w:hAnsi="TimeNewRoman"/>
                 <w:sz w:val="30"/>
               </w:rPr>
-              <w:t>90÷7=</w:t>
+              <w:t>64÷4=</w:t>
             </w:r>
           </w:p>
         </w:tc>
@@ -474,7 +474,7 @@
                 <w:rFonts w:ascii="TimeNewRoman" w:hAnsi="TimeNewRoman"/>
                 <w:sz w:val="30"/>
               </w:rPr>
-              <w:t>26÷6=</w:t>
+              <w:t>29÷5=</w:t>
             </w:r>
           </w:p>
         </w:tc>
@@ -589,7 +589,7 @@
                 <w:rFonts w:ascii="TimeNewRoman" w:hAnsi="TimeNewRoman"/>
                 <w:sz w:val="30"/>
               </w:rPr>
-              <w:t>46÷9=</w:t>
+              <w:t>86÷5=</w:t>
             </w:r>
           </w:p>
         </w:tc>
@@ -606,7 +606,7 @@
                 <w:rFonts w:ascii="TimeNewRoman" w:hAnsi="TimeNewRoman"/>
                 <w:sz w:val="30"/>
               </w:rPr>
-              <w:t>50÷3=</w:t>
+              <w:t>51÷6=</w:t>
             </w:r>
           </w:p>
         </w:tc>
@@ -623,7 +623,7 @@
                 <w:rFonts w:ascii="TimeNewRoman" w:hAnsi="TimeNewRoman"/>
                 <w:sz w:val="30"/>
               </w:rPr>
-              <w:t>22÷7=</w:t>
+              <w:t>58÷3=</w:t>
             </w:r>
           </w:p>
         </w:tc>
@@ -640,7 +640,7 @@
                 <w:rFonts w:ascii="TimeNewRoman" w:hAnsi="TimeNewRoman"/>
                 <w:sz w:val="30"/>
               </w:rPr>
-              <w:t>91÷3=</w:t>
+              <w:t>33÷5=</w:t>
             </w:r>
           </w:p>
         </w:tc>
@@ -657,7 +657,7 @@
                 <w:rFonts w:ascii="TimeNewRoman" w:hAnsi="TimeNewRoman"/>
                 <w:sz w:val="30"/>
               </w:rPr>
-              <w:t>77÷3=</w:t>
+              <w:t>80÷2=</w:t>
             </w:r>
           </w:p>
         </w:tc>
@@ -772,7 +772,7 @@
                 <w:rFonts w:ascii="TimeNewRoman" w:hAnsi="TimeNewRoman"/>
                 <w:sz w:val="30"/>
               </w:rPr>
-              <w:t>14÷8=</w:t>
+              <w:t>46÷7=</w:t>
             </w:r>
           </w:p>
         </w:tc>
@@ -789,7 +789,7 @@
                 <w:rFonts w:ascii="TimeNewRoman" w:hAnsi="TimeNewRoman"/>
                 <w:sz w:val="30"/>
               </w:rPr>
-              <w:t>72÷3=</w:t>
+              <w:t>31÷2=</w:t>
             </w:r>
           </w:p>
         </w:tc>
@@ -806,7 +806,7 @@
                 <w:rFonts w:ascii="TimeNewRoman" w:hAnsi="TimeNewRoman"/>
                 <w:sz w:val="30"/>
               </w:rPr>
-              <w:t>26÷9=</w:t>
+              <w:t>28÷9=</w:t>
             </w:r>
           </w:p>
         </w:tc>
@@ -823,7 +823,7 @@
                 <w:rFonts w:ascii="TimeNewRoman" w:hAnsi="TimeNewRoman"/>
                 <w:sz w:val="30"/>
               </w:rPr>
-              <w:t>69÷2=</w:t>
+              <w:t>91÷4=</w:t>
             </w:r>
           </w:p>
         </w:tc>
@@ -840,7 +840,7 @@
                 <w:rFonts w:ascii="TimeNewRoman" w:hAnsi="TimeNewRoman"/>
                 <w:sz w:val="30"/>
               </w:rPr>
-              <w:t>38÷9=</w:t>
+              <w:t>33÷7=</w:t>
             </w:r>
           </w:p>
         </w:tc>

--- a/two-digit_number_divided_by_one-digit_number.docx
+++ b/two-digit_number_divided_by_one-digit_number.docx
@@ -40,7 +40,7 @@
                 <w:rFonts w:ascii="TimeNewRoman" w:hAnsi="TimeNewRoman"/>
                 <w:sz w:val="30"/>
               </w:rPr>
-              <w:t>56÷6=</w:t>
+              <w:t>84÷7=</w:t>
             </w:r>
           </w:p>
         </w:tc>
@@ -57,7 +57,7 @@
                 <w:rFonts w:ascii="TimeNewRoman" w:hAnsi="TimeNewRoman"/>
                 <w:sz w:val="30"/>
               </w:rPr>
-              <w:t>93÷9=</w:t>
+              <w:t>33÷3=</w:t>
             </w:r>
           </w:p>
         </w:tc>
@@ -74,7 +74,7 @@
                 <w:rFonts w:ascii="TimeNewRoman" w:hAnsi="TimeNewRoman"/>
                 <w:sz w:val="30"/>
               </w:rPr>
-              <w:t>50÷4=</w:t>
+              <w:t>83÷5=</w:t>
             </w:r>
           </w:p>
         </w:tc>
@@ -91,7 +91,7 @@
                 <w:rFonts w:ascii="TimeNewRoman" w:hAnsi="TimeNewRoman"/>
                 <w:sz w:val="30"/>
               </w:rPr>
-              <w:t>46÷2=</w:t>
+              <w:t>85÷7=</w:t>
             </w:r>
           </w:p>
         </w:tc>
@@ -108,7 +108,7 @@
                 <w:rFonts w:ascii="TimeNewRoman" w:hAnsi="TimeNewRoman"/>
                 <w:sz w:val="30"/>
               </w:rPr>
-              <w:t>60÷2=</w:t>
+              <w:t>88÷9=</w:t>
             </w:r>
           </w:p>
         </w:tc>
@@ -223,7 +223,7 @@
                 <w:rFonts w:ascii="TimeNewRoman" w:hAnsi="TimeNewRoman"/>
                 <w:sz w:val="30"/>
               </w:rPr>
-              <w:t>12÷2=</w:t>
+              <w:t>96÷5=</w:t>
             </w:r>
           </w:p>
         </w:tc>
@@ -240,7 +240,7 @@
                 <w:rFonts w:ascii="TimeNewRoman" w:hAnsi="TimeNewRoman"/>
                 <w:sz w:val="30"/>
               </w:rPr>
-              <w:t>31÷7=</w:t>
+              <w:t>34÷6=</w:t>
             </w:r>
           </w:p>
         </w:tc>
@@ -257,7 +257,7 @@
                 <w:rFonts w:ascii="TimeNewRoman" w:hAnsi="TimeNewRoman"/>
                 <w:sz w:val="30"/>
               </w:rPr>
-              <w:t>99÷2=</w:t>
+              <w:t>99÷9=</w:t>
             </w:r>
           </w:p>
         </w:tc>
@@ -274,7 +274,7 @@
                 <w:rFonts w:ascii="TimeNewRoman" w:hAnsi="TimeNewRoman"/>
                 <w:sz w:val="30"/>
               </w:rPr>
-              <w:t>59÷7=</w:t>
+              <w:t>98÷6=</w:t>
             </w:r>
           </w:p>
         </w:tc>
@@ -291,7 +291,7 @@
                 <w:rFonts w:ascii="TimeNewRoman" w:hAnsi="TimeNewRoman"/>
                 <w:sz w:val="30"/>
               </w:rPr>
-              <w:t>58÷7=</w:t>
+              <w:t>23÷8=</w:t>
             </w:r>
           </w:p>
         </w:tc>
@@ -406,7 +406,7 @@
                 <w:rFonts w:ascii="TimeNewRoman" w:hAnsi="TimeNewRoman"/>
                 <w:sz w:val="30"/>
               </w:rPr>
-              <w:t>84÷7=</w:t>
+              <w:t>27÷9=</w:t>
             </w:r>
           </w:p>
         </w:tc>
@@ -423,7 +423,7 @@
                 <w:rFonts w:ascii="TimeNewRoman" w:hAnsi="TimeNewRoman"/>
                 <w:sz w:val="30"/>
               </w:rPr>
-              <w:t>10÷4=</w:t>
+              <w:t>96÷5=</w:t>
             </w:r>
           </w:p>
         </w:tc>
@@ -440,7 +440,7 @@
                 <w:rFonts w:ascii="TimeNewRoman" w:hAnsi="TimeNewRoman"/>
                 <w:sz w:val="30"/>
               </w:rPr>
-              <w:t>44÷8=</w:t>
+              <w:t>66÷3=</w:t>
             </w:r>
           </w:p>
         </w:tc>
@@ -457,7 +457,7 @@
                 <w:rFonts w:ascii="TimeNewRoman" w:hAnsi="TimeNewRoman"/>
                 <w:sz w:val="30"/>
               </w:rPr>
-              <w:t>64÷4=</w:t>
+              <w:t>28÷3=</w:t>
             </w:r>
           </w:p>
         </w:tc>
@@ -474,7 +474,7 @@
                 <w:rFonts w:ascii="TimeNewRoman" w:hAnsi="TimeNewRoman"/>
                 <w:sz w:val="30"/>
               </w:rPr>
-              <w:t>29÷5=</w:t>
+              <w:t>29÷3=</w:t>
             </w:r>
           </w:p>
         </w:tc>
@@ -589,7 +589,7 @@
                 <w:rFonts w:ascii="TimeNewRoman" w:hAnsi="TimeNewRoman"/>
                 <w:sz w:val="30"/>
               </w:rPr>
-              <w:t>86÷5=</w:t>
+              <w:t>24÷9=</w:t>
             </w:r>
           </w:p>
         </w:tc>
@@ -606,7 +606,7 @@
                 <w:rFonts w:ascii="TimeNewRoman" w:hAnsi="TimeNewRoman"/>
                 <w:sz w:val="30"/>
               </w:rPr>
-              <w:t>51÷6=</w:t>
+              <w:t>98÷8=</w:t>
             </w:r>
           </w:p>
         </w:tc>
@@ -623,7 +623,7 @@
                 <w:rFonts w:ascii="TimeNewRoman" w:hAnsi="TimeNewRoman"/>
                 <w:sz w:val="30"/>
               </w:rPr>
-              <w:t>58÷3=</w:t>
+              <w:t>72÷7=</w:t>
             </w:r>
           </w:p>
         </w:tc>
@@ -640,7 +640,7 @@
                 <w:rFonts w:ascii="TimeNewRoman" w:hAnsi="TimeNewRoman"/>
                 <w:sz w:val="30"/>
               </w:rPr>
-              <w:t>33÷5=</w:t>
+              <w:t>72÷9=</w:t>
             </w:r>
           </w:p>
         </w:tc>
@@ -657,7 +657,7 @@
                 <w:rFonts w:ascii="TimeNewRoman" w:hAnsi="TimeNewRoman"/>
                 <w:sz w:val="30"/>
               </w:rPr>
-              <w:t>80÷2=</w:t>
+              <w:t>57÷6=</w:t>
             </w:r>
           </w:p>
         </w:tc>
@@ -772,7 +772,7 @@
                 <w:rFonts w:ascii="TimeNewRoman" w:hAnsi="TimeNewRoman"/>
                 <w:sz w:val="30"/>
               </w:rPr>
-              <w:t>46÷7=</w:t>
+              <w:t>75÷2=</w:t>
             </w:r>
           </w:p>
         </w:tc>
@@ -789,7 +789,7 @@
                 <w:rFonts w:ascii="TimeNewRoman" w:hAnsi="TimeNewRoman"/>
                 <w:sz w:val="30"/>
               </w:rPr>
-              <w:t>31÷2=</w:t>
+              <w:t>64÷8=</w:t>
             </w:r>
           </w:p>
         </w:tc>
@@ -806,7 +806,7 @@
                 <w:rFonts w:ascii="TimeNewRoman" w:hAnsi="TimeNewRoman"/>
                 <w:sz w:val="30"/>
               </w:rPr>
-              <w:t>28÷9=</w:t>
+              <w:t>99÷5=</w:t>
             </w:r>
           </w:p>
         </w:tc>
@@ -823,7 +823,7 @@
                 <w:rFonts w:ascii="TimeNewRoman" w:hAnsi="TimeNewRoman"/>
                 <w:sz w:val="30"/>
               </w:rPr>
-              <w:t>91÷4=</w:t>
+              <w:t>42÷7=</w:t>
             </w:r>
           </w:p>
         </w:tc>
@@ -840,7 +840,7 @@
                 <w:rFonts w:ascii="TimeNewRoman" w:hAnsi="TimeNewRoman"/>
                 <w:sz w:val="30"/>
               </w:rPr>
-              <w:t>33÷7=</w:t>
+              <w:t>35÷5=</w:t>
             </w:r>
           </w:p>
         </w:tc>

--- a/two-digit_number_divided_by_one-digit_number.docx
+++ b/two-digit_number_divided_by_one-digit_number.docx
@@ -11,7 +11,7 @@
           <w:rFonts w:ascii="Arial" w:hAnsi="Arial"/>
           <w:sz w:val="30"/>
         </w:rPr>
-        <w:t>2026-10-12 Monday</w:t>
+        <w:t>2026-10-13 Tuesday</w:t>
       </w:r>
     </w:p>
     <w:tbl>
@@ -40,7 +40,7 @@
                 <w:rFonts w:ascii="TimeNewRoman" w:hAnsi="TimeNewRoman"/>
                 <w:sz w:val="30"/>
               </w:rPr>
-              <w:t>84÷7=</w:t>
+              <w:t>22÷6=</w:t>
             </w:r>
           </w:p>
         </w:tc>
@@ -57,7 +57,7 @@
                 <w:rFonts w:ascii="TimeNewRoman" w:hAnsi="TimeNewRoman"/>
                 <w:sz w:val="30"/>
               </w:rPr>
-              <w:t>33÷3=</w:t>
+              <w:t>25÷6=</w:t>
             </w:r>
           </w:p>
         </w:tc>
@@ -74,7 +74,7 @@
                 <w:rFonts w:ascii="TimeNewRoman" w:hAnsi="TimeNewRoman"/>
                 <w:sz w:val="30"/>
               </w:rPr>
-              <w:t>83÷5=</w:t>
+              <w:t>11÷8=</w:t>
             </w:r>
           </w:p>
         </w:tc>
@@ -91,7 +91,7 @@
                 <w:rFonts w:ascii="TimeNewRoman" w:hAnsi="TimeNewRoman"/>
                 <w:sz w:val="30"/>
               </w:rPr>
-              <w:t>85÷7=</w:t>
+              <w:t>88÷5=</w:t>
             </w:r>
           </w:p>
         </w:tc>
@@ -108,7 +108,7 @@
                 <w:rFonts w:ascii="TimeNewRoman" w:hAnsi="TimeNewRoman"/>
                 <w:sz w:val="30"/>
               </w:rPr>
-              <w:t>88÷9=</w:t>
+              <w:t>88÷4=</w:t>
             </w:r>
           </w:p>
         </w:tc>
@@ -223,7 +223,7 @@
                 <w:rFonts w:ascii="TimeNewRoman" w:hAnsi="TimeNewRoman"/>
                 <w:sz w:val="30"/>
               </w:rPr>
-              <w:t>96÷5=</w:t>
+              <w:t>36÷8=</w:t>
             </w:r>
           </w:p>
         </w:tc>
@@ -240,7 +240,7 @@
                 <w:rFonts w:ascii="TimeNewRoman" w:hAnsi="TimeNewRoman"/>
                 <w:sz w:val="30"/>
               </w:rPr>
-              <w:t>34÷6=</w:t>
+              <w:t>53÷7=</w:t>
             </w:r>
           </w:p>
         </w:tc>
@@ -257,7 +257,7 @@
                 <w:rFonts w:ascii="TimeNewRoman" w:hAnsi="TimeNewRoman"/>
                 <w:sz w:val="30"/>
               </w:rPr>
-              <w:t>99÷9=</w:t>
+              <w:t>13÷3=</w:t>
             </w:r>
           </w:p>
         </w:tc>
@@ -274,7 +274,7 @@
                 <w:rFonts w:ascii="TimeNewRoman" w:hAnsi="TimeNewRoman"/>
                 <w:sz w:val="30"/>
               </w:rPr>
-              <w:t>98÷6=</w:t>
+              <w:t>99÷3=</w:t>
             </w:r>
           </w:p>
         </w:tc>
@@ -291,7 +291,7 @@
                 <w:rFonts w:ascii="TimeNewRoman" w:hAnsi="TimeNewRoman"/>
                 <w:sz w:val="30"/>
               </w:rPr>
-              <w:t>23÷8=</w:t>
+              <w:t>77÷8=</w:t>
             </w:r>
           </w:p>
         </w:tc>
@@ -406,7 +406,7 @@
                 <w:rFonts w:ascii="TimeNewRoman" w:hAnsi="TimeNewRoman"/>
                 <w:sz w:val="30"/>
               </w:rPr>
-              <w:t>27÷9=</w:t>
+              <w:t>15÷6=</w:t>
             </w:r>
           </w:p>
         </w:tc>
@@ -423,7 +423,7 @@
                 <w:rFonts w:ascii="TimeNewRoman" w:hAnsi="TimeNewRoman"/>
                 <w:sz w:val="30"/>
               </w:rPr>
-              <w:t>96÷5=</w:t>
+              <w:t>16÷6=</w:t>
             </w:r>
           </w:p>
         </w:tc>
@@ -440,7 +440,7 @@
                 <w:rFonts w:ascii="TimeNewRoman" w:hAnsi="TimeNewRoman"/>
                 <w:sz w:val="30"/>
               </w:rPr>
-              <w:t>66÷3=</w:t>
+              <w:t>14÷9=</w:t>
             </w:r>
           </w:p>
         </w:tc>
@@ -457,7 +457,7 @@
                 <w:rFonts w:ascii="TimeNewRoman" w:hAnsi="TimeNewRoman"/>
                 <w:sz w:val="30"/>
               </w:rPr>
-              <w:t>28÷3=</w:t>
+              <w:t>13÷9=</w:t>
             </w:r>
           </w:p>
         </w:tc>
@@ -474,7 +474,7 @@
                 <w:rFonts w:ascii="TimeNewRoman" w:hAnsi="TimeNewRoman"/>
                 <w:sz w:val="30"/>
               </w:rPr>
-              <w:t>29÷3=</w:t>
+              <w:t>93÷6=</w:t>
             </w:r>
           </w:p>
         </w:tc>
@@ -589,7 +589,7 @@
                 <w:rFonts w:ascii="TimeNewRoman" w:hAnsi="TimeNewRoman"/>
                 <w:sz w:val="30"/>
               </w:rPr>
-              <w:t>24÷9=</w:t>
+              <w:t>33÷4=</w:t>
             </w:r>
           </w:p>
         </w:tc>
@@ -606,7 +606,7 @@
                 <w:rFonts w:ascii="TimeNewRoman" w:hAnsi="TimeNewRoman"/>
                 <w:sz w:val="30"/>
               </w:rPr>
-              <w:t>98÷8=</w:t>
+              <w:t>59÷9=</w:t>
             </w:r>
           </w:p>
         </w:tc>
@@ -623,7 +623,7 @@
                 <w:rFonts w:ascii="TimeNewRoman" w:hAnsi="TimeNewRoman"/>
                 <w:sz w:val="30"/>
               </w:rPr>
-              <w:t>72÷7=</w:t>
+              <w:t>53÷4=</w:t>
             </w:r>
           </w:p>
         </w:tc>
@@ -640,7 +640,7 @@
                 <w:rFonts w:ascii="TimeNewRoman" w:hAnsi="TimeNewRoman"/>
                 <w:sz w:val="30"/>
               </w:rPr>
-              <w:t>72÷9=</w:t>
+              <w:t>12÷3=</w:t>
             </w:r>
           </w:p>
         </w:tc>
@@ -657,7 +657,7 @@
                 <w:rFonts w:ascii="TimeNewRoman" w:hAnsi="TimeNewRoman"/>
                 <w:sz w:val="30"/>
               </w:rPr>
-              <w:t>57÷6=</w:t>
+              <w:t>45÷5=</w:t>
             </w:r>
           </w:p>
         </w:tc>
@@ -772,7 +772,7 @@
                 <w:rFonts w:ascii="TimeNewRoman" w:hAnsi="TimeNewRoman"/>
                 <w:sz w:val="30"/>
               </w:rPr>
-              <w:t>75÷2=</w:t>
+              <w:t>62÷4=</w:t>
             </w:r>
           </w:p>
         </w:tc>
@@ -789,7 +789,7 @@
                 <w:rFonts w:ascii="TimeNewRoman" w:hAnsi="TimeNewRoman"/>
                 <w:sz w:val="30"/>
               </w:rPr>
-              <w:t>64÷8=</w:t>
+              <w:t>59÷5=</w:t>
             </w:r>
           </w:p>
         </w:tc>
@@ -806,7 +806,7 @@
                 <w:rFonts w:ascii="TimeNewRoman" w:hAnsi="TimeNewRoman"/>
                 <w:sz w:val="30"/>
               </w:rPr>
-              <w:t>99÷5=</w:t>
+              <w:t>28÷2=</w:t>
             </w:r>
           </w:p>
         </w:tc>
@@ -823,7 +823,7 @@
                 <w:rFonts w:ascii="TimeNewRoman" w:hAnsi="TimeNewRoman"/>
                 <w:sz w:val="30"/>
               </w:rPr>
-              <w:t>42÷7=</w:t>
+              <w:t>27÷2=</w:t>
             </w:r>
           </w:p>
         </w:tc>
@@ -840,7 +840,7 @@
                 <w:rFonts w:ascii="TimeNewRoman" w:hAnsi="TimeNewRoman"/>
                 <w:sz w:val="30"/>
               </w:rPr>
-              <w:t>35÷5=</w:t>
+              <w:t>20÷6=</w:t>
             </w:r>
           </w:p>
         </w:tc>

--- a/two-digit_number_divided_by_one-digit_number.docx
+++ b/two-digit_number_divided_by_one-digit_number.docx
@@ -40,7 +40,7 @@
                 <w:rFonts w:ascii="TimeNewRoman" w:hAnsi="TimeNewRoman"/>
                 <w:sz w:val="30"/>
               </w:rPr>
-              <w:t>22÷6=</w:t>
+              <w:t>36÷7=</w:t>
             </w:r>
           </w:p>
         </w:tc>
@@ -57,7 +57,7 @@
                 <w:rFonts w:ascii="TimeNewRoman" w:hAnsi="TimeNewRoman"/>
                 <w:sz w:val="30"/>
               </w:rPr>
-              <w:t>25÷6=</w:t>
+              <w:t>97÷5=</w:t>
             </w:r>
           </w:p>
         </w:tc>
@@ -74,7 +74,7 @@
                 <w:rFonts w:ascii="TimeNewRoman" w:hAnsi="TimeNewRoman"/>
                 <w:sz w:val="30"/>
               </w:rPr>
-              <w:t>11÷8=</w:t>
+              <w:t>37÷7=</w:t>
             </w:r>
           </w:p>
         </w:tc>
@@ -91,7 +91,7 @@
                 <w:rFonts w:ascii="TimeNewRoman" w:hAnsi="TimeNewRoman"/>
                 <w:sz w:val="30"/>
               </w:rPr>
-              <w:t>88÷5=</w:t>
+              <w:t>13÷8=</w:t>
             </w:r>
           </w:p>
         </w:tc>
@@ -108,7 +108,7 @@
                 <w:rFonts w:ascii="TimeNewRoman" w:hAnsi="TimeNewRoman"/>
                 <w:sz w:val="30"/>
               </w:rPr>
-              <w:t>88÷4=</w:t>
+              <w:t>27÷7=</w:t>
             </w:r>
           </w:p>
         </w:tc>
@@ -223,7 +223,7 @@
                 <w:rFonts w:ascii="TimeNewRoman" w:hAnsi="TimeNewRoman"/>
                 <w:sz w:val="30"/>
               </w:rPr>
-              <w:t>36÷8=</w:t>
+              <w:t>31÷8=</w:t>
             </w:r>
           </w:p>
         </w:tc>
@@ -240,7 +240,7 @@
                 <w:rFonts w:ascii="TimeNewRoman" w:hAnsi="TimeNewRoman"/>
                 <w:sz w:val="30"/>
               </w:rPr>
-              <w:t>53÷7=</w:t>
+              <w:t>51÷8=</w:t>
             </w:r>
           </w:p>
         </w:tc>
@@ -257,7 +257,7 @@
                 <w:rFonts w:ascii="TimeNewRoman" w:hAnsi="TimeNewRoman"/>
                 <w:sz w:val="30"/>
               </w:rPr>
-              <w:t>13÷3=</w:t>
+              <w:t>90÷8=</w:t>
             </w:r>
           </w:p>
         </w:tc>
@@ -274,7 +274,7 @@
                 <w:rFonts w:ascii="TimeNewRoman" w:hAnsi="TimeNewRoman"/>
                 <w:sz w:val="30"/>
               </w:rPr>
-              <w:t>99÷3=</w:t>
+              <w:t>40÷4=</w:t>
             </w:r>
           </w:p>
         </w:tc>
@@ -291,7 +291,7 @@
                 <w:rFonts w:ascii="TimeNewRoman" w:hAnsi="TimeNewRoman"/>
                 <w:sz w:val="30"/>
               </w:rPr>
-              <w:t>77÷8=</w:t>
+              <w:t>11÷8=</w:t>
             </w:r>
           </w:p>
         </w:tc>
@@ -406,7 +406,7 @@
                 <w:rFonts w:ascii="TimeNewRoman" w:hAnsi="TimeNewRoman"/>
                 <w:sz w:val="30"/>
               </w:rPr>
-              <w:t>15÷6=</w:t>
+              <w:t>53÷8=</w:t>
             </w:r>
           </w:p>
         </w:tc>
@@ -423,7 +423,7 @@
                 <w:rFonts w:ascii="TimeNewRoman" w:hAnsi="TimeNewRoman"/>
                 <w:sz w:val="30"/>
               </w:rPr>
-              <w:t>16÷6=</w:t>
+              <w:t>78÷9=</w:t>
             </w:r>
           </w:p>
         </w:tc>
@@ -440,7 +440,7 @@
                 <w:rFonts w:ascii="TimeNewRoman" w:hAnsi="TimeNewRoman"/>
                 <w:sz w:val="30"/>
               </w:rPr>
-              <w:t>14÷9=</w:t>
+              <w:t>49÷4=</w:t>
             </w:r>
           </w:p>
         </w:tc>
@@ -457,7 +457,7 @@
                 <w:rFonts w:ascii="TimeNewRoman" w:hAnsi="TimeNewRoman"/>
                 <w:sz w:val="30"/>
               </w:rPr>
-              <w:t>13÷9=</w:t>
+              <w:t>62÷8=</w:t>
             </w:r>
           </w:p>
         </w:tc>
@@ -474,7 +474,7 @@
                 <w:rFonts w:ascii="TimeNewRoman" w:hAnsi="TimeNewRoman"/>
                 <w:sz w:val="30"/>
               </w:rPr>
-              <w:t>93÷6=</w:t>
+              <w:t>29÷9=</w:t>
             </w:r>
           </w:p>
         </w:tc>
@@ -589,7 +589,7 @@
                 <w:rFonts w:ascii="TimeNewRoman" w:hAnsi="TimeNewRoman"/>
                 <w:sz w:val="30"/>
               </w:rPr>
-              <w:t>33÷4=</w:t>
+              <w:t>77÷7=</w:t>
             </w:r>
           </w:p>
         </w:tc>
@@ -606,7 +606,7 @@
                 <w:rFonts w:ascii="TimeNewRoman" w:hAnsi="TimeNewRoman"/>
                 <w:sz w:val="30"/>
               </w:rPr>
-              <w:t>59÷9=</w:t>
+              <w:t>75÷6=</w:t>
             </w:r>
           </w:p>
         </w:tc>
@@ -623,7 +623,7 @@
                 <w:rFonts w:ascii="TimeNewRoman" w:hAnsi="TimeNewRoman"/>
                 <w:sz w:val="30"/>
               </w:rPr>
-              <w:t>53÷4=</w:t>
+              <w:t>40÷3=</w:t>
             </w:r>
           </w:p>
         </w:tc>
@@ -640,7 +640,7 @@
                 <w:rFonts w:ascii="TimeNewRoman" w:hAnsi="TimeNewRoman"/>
                 <w:sz w:val="30"/>
               </w:rPr>
-              <w:t>12÷3=</w:t>
+              <w:t>28÷7=</w:t>
             </w:r>
           </w:p>
         </w:tc>
@@ -657,7 +657,7 @@
                 <w:rFonts w:ascii="TimeNewRoman" w:hAnsi="TimeNewRoman"/>
                 <w:sz w:val="30"/>
               </w:rPr>
-              <w:t>45÷5=</w:t>
+              <w:t>25÷8=</w:t>
             </w:r>
           </w:p>
         </w:tc>
@@ -772,7 +772,7 @@
                 <w:rFonts w:ascii="TimeNewRoman" w:hAnsi="TimeNewRoman"/>
                 <w:sz w:val="30"/>
               </w:rPr>
-              <w:t>62÷4=</w:t>
+              <w:t>93÷4=</w:t>
             </w:r>
           </w:p>
         </w:tc>
@@ -789,7 +789,7 @@
                 <w:rFonts w:ascii="TimeNewRoman" w:hAnsi="TimeNewRoman"/>
                 <w:sz w:val="30"/>
               </w:rPr>
-              <w:t>59÷5=</w:t>
+              <w:t>27÷8=</w:t>
             </w:r>
           </w:p>
         </w:tc>
@@ -806,7 +806,7 @@
                 <w:rFonts w:ascii="TimeNewRoman" w:hAnsi="TimeNewRoman"/>
                 <w:sz w:val="30"/>
               </w:rPr>
-              <w:t>28÷2=</w:t>
+              <w:t>69÷9=</w:t>
             </w:r>
           </w:p>
         </w:tc>
@@ -823,7 +823,7 @@
                 <w:rFonts w:ascii="TimeNewRoman" w:hAnsi="TimeNewRoman"/>
                 <w:sz w:val="30"/>
               </w:rPr>
-              <w:t>27÷2=</w:t>
+              <w:t>29÷2=</w:t>
             </w:r>
           </w:p>
         </w:tc>
@@ -840,7 +840,7 @@
                 <w:rFonts w:ascii="TimeNewRoman" w:hAnsi="TimeNewRoman"/>
                 <w:sz w:val="30"/>
               </w:rPr>
-              <w:t>20÷6=</w:t>
+              <w:t>77÷4=</w:t>
             </w:r>
           </w:p>
         </w:tc>

--- a/two-digit_number_divided_by_one-digit_number.docx
+++ b/two-digit_number_divided_by_one-digit_number.docx
@@ -11,7 +11,7 @@
           <w:rFonts w:ascii="Arial" w:hAnsi="Arial"/>
           <w:sz w:val="30"/>
         </w:rPr>
-        <w:t>2026-10-13 Tuesday</w:t>
+        <w:t>2026-10-14 Wednesday</w:t>
       </w:r>
     </w:p>
     <w:tbl>
@@ -40,7 +40,7 @@
                 <w:rFonts w:ascii="TimeNewRoman" w:hAnsi="TimeNewRoman"/>
                 <w:sz w:val="30"/>
               </w:rPr>
-              <w:t>36÷7=</w:t>
+              <w:t>39÷9=</w:t>
             </w:r>
           </w:p>
         </w:tc>
@@ -57,7 +57,7 @@
                 <w:rFonts w:ascii="TimeNewRoman" w:hAnsi="TimeNewRoman"/>
                 <w:sz w:val="30"/>
               </w:rPr>
-              <w:t>97÷5=</w:t>
+              <w:t>59÷3=</w:t>
             </w:r>
           </w:p>
         </w:tc>
@@ -74,7 +74,7 @@
                 <w:rFonts w:ascii="TimeNewRoman" w:hAnsi="TimeNewRoman"/>
                 <w:sz w:val="30"/>
               </w:rPr>
-              <w:t>37÷7=</w:t>
+              <w:t>91÷2=</w:t>
             </w:r>
           </w:p>
         </w:tc>
@@ -91,7 +91,7 @@
                 <w:rFonts w:ascii="TimeNewRoman" w:hAnsi="TimeNewRoman"/>
                 <w:sz w:val="30"/>
               </w:rPr>
-              <w:t>13÷8=</w:t>
+              <w:t>12÷2=</w:t>
             </w:r>
           </w:p>
         </w:tc>
@@ -108,7 +108,7 @@
                 <w:rFonts w:ascii="TimeNewRoman" w:hAnsi="TimeNewRoman"/>
                 <w:sz w:val="30"/>
               </w:rPr>
-              <w:t>27÷7=</w:t>
+              <w:t>11÷4=</w:t>
             </w:r>
           </w:p>
         </w:tc>
@@ -223,7 +223,7 @@
                 <w:rFonts w:ascii="TimeNewRoman" w:hAnsi="TimeNewRoman"/>
                 <w:sz w:val="30"/>
               </w:rPr>
-              <w:t>31÷8=</w:t>
+              <w:t>90÷4=</w:t>
             </w:r>
           </w:p>
         </w:tc>
@@ -240,7 +240,7 @@
                 <w:rFonts w:ascii="TimeNewRoman" w:hAnsi="TimeNewRoman"/>
                 <w:sz w:val="30"/>
               </w:rPr>
-              <w:t>51÷8=</w:t>
+              <w:t>41÷5=</w:t>
             </w:r>
           </w:p>
         </w:tc>
@@ -257,7 +257,7 @@
                 <w:rFonts w:ascii="TimeNewRoman" w:hAnsi="TimeNewRoman"/>
                 <w:sz w:val="30"/>
               </w:rPr>
-              <w:t>90÷8=</w:t>
+              <w:t>64÷5=</w:t>
             </w:r>
           </w:p>
         </w:tc>
@@ -274,7 +274,7 @@
                 <w:rFonts w:ascii="TimeNewRoman" w:hAnsi="TimeNewRoman"/>
                 <w:sz w:val="30"/>
               </w:rPr>
-              <w:t>40÷4=</w:t>
+              <w:t>72÷7=</w:t>
             </w:r>
           </w:p>
         </w:tc>
@@ -291,7 +291,7 @@
                 <w:rFonts w:ascii="TimeNewRoman" w:hAnsi="TimeNewRoman"/>
                 <w:sz w:val="30"/>
               </w:rPr>
-              <w:t>11÷8=</w:t>
+              <w:t>54÷2=</w:t>
             </w:r>
           </w:p>
         </w:tc>
@@ -406,7 +406,7 @@
                 <w:rFonts w:ascii="TimeNewRoman" w:hAnsi="TimeNewRoman"/>
                 <w:sz w:val="30"/>
               </w:rPr>
-              <w:t>53÷8=</w:t>
+              <w:t>92÷8=</w:t>
             </w:r>
           </w:p>
         </w:tc>
@@ -423,7 +423,7 @@
                 <w:rFonts w:ascii="TimeNewRoman" w:hAnsi="TimeNewRoman"/>
                 <w:sz w:val="30"/>
               </w:rPr>
-              <w:t>78÷9=</w:t>
+              <w:t>39÷5=</w:t>
             </w:r>
           </w:p>
         </w:tc>
@@ -440,7 +440,7 @@
                 <w:rFonts w:ascii="TimeNewRoman" w:hAnsi="TimeNewRoman"/>
                 <w:sz w:val="30"/>
               </w:rPr>
-              <w:t>49÷4=</w:t>
+              <w:t>50÷9=</w:t>
             </w:r>
           </w:p>
         </w:tc>
@@ -457,7 +457,7 @@
                 <w:rFonts w:ascii="TimeNewRoman" w:hAnsi="TimeNewRoman"/>
                 <w:sz w:val="30"/>
               </w:rPr>
-              <w:t>62÷8=</w:t>
+              <w:t>67÷4=</w:t>
             </w:r>
           </w:p>
         </w:tc>
@@ -474,7 +474,7 @@
                 <w:rFonts w:ascii="TimeNewRoman" w:hAnsi="TimeNewRoman"/>
                 <w:sz w:val="30"/>
               </w:rPr>
-              <w:t>29÷9=</w:t>
+              <w:t>29÷4=</w:t>
             </w:r>
           </w:p>
         </w:tc>
@@ -589,7 +589,7 @@
                 <w:rFonts w:ascii="TimeNewRoman" w:hAnsi="TimeNewRoman"/>
                 <w:sz w:val="30"/>
               </w:rPr>
-              <w:t>77÷7=</w:t>
+              <w:t>62÷9=</w:t>
             </w:r>
           </w:p>
         </w:tc>
@@ -606,7 +606,7 @@
                 <w:rFonts w:ascii="TimeNewRoman" w:hAnsi="TimeNewRoman"/>
                 <w:sz w:val="30"/>
               </w:rPr>
-              <w:t>75÷6=</w:t>
+              <w:t>49÷6=</w:t>
             </w:r>
           </w:p>
         </w:tc>
@@ -623,7 +623,7 @@
                 <w:rFonts w:ascii="TimeNewRoman" w:hAnsi="TimeNewRoman"/>
                 <w:sz w:val="30"/>
               </w:rPr>
-              <w:t>40÷3=</w:t>
+              <w:t>93÷4=</w:t>
             </w:r>
           </w:p>
         </w:tc>
@@ -640,7 +640,7 @@
                 <w:rFonts w:ascii="TimeNewRoman" w:hAnsi="TimeNewRoman"/>
                 <w:sz w:val="30"/>
               </w:rPr>
-              <w:t>28÷7=</w:t>
+              <w:t>82÷7=</w:t>
             </w:r>
           </w:p>
         </w:tc>
@@ -657,7 +657,7 @@
                 <w:rFonts w:ascii="TimeNewRoman" w:hAnsi="TimeNewRoman"/>
                 <w:sz w:val="30"/>
               </w:rPr>
-              <w:t>25÷8=</w:t>
+              <w:t>41÷4=</w:t>
             </w:r>
           </w:p>
         </w:tc>
@@ -772,7 +772,7 @@
                 <w:rFonts w:ascii="TimeNewRoman" w:hAnsi="TimeNewRoman"/>
                 <w:sz w:val="30"/>
               </w:rPr>
-              <w:t>93÷4=</w:t>
+              <w:t>46÷6=</w:t>
             </w:r>
           </w:p>
         </w:tc>
@@ -789,7 +789,7 @@
                 <w:rFonts w:ascii="TimeNewRoman" w:hAnsi="TimeNewRoman"/>
                 <w:sz w:val="30"/>
               </w:rPr>
-              <w:t>27÷8=</w:t>
+              <w:t>16÷5=</w:t>
             </w:r>
           </w:p>
         </w:tc>
@@ -806,7 +806,7 @@
                 <w:rFonts w:ascii="TimeNewRoman" w:hAnsi="TimeNewRoman"/>
                 <w:sz w:val="30"/>
               </w:rPr>
-              <w:t>69÷9=</w:t>
+              <w:t>69÷5=</w:t>
             </w:r>
           </w:p>
         </w:tc>
@@ -823,7 +823,7 @@
                 <w:rFonts w:ascii="TimeNewRoman" w:hAnsi="TimeNewRoman"/>
                 <w:sz w:val="30"/>
               </w:rPr>
-              <w:t>29÷2=</w:t>
+              <w:t>96÷9=</w:t>
             </w:r>
           </w:p>
         </w:tc>
@@ -840,7 +840,7 @@
                 <w:rFonts w:ascii="TimeNewRoman" w:hAnsi="TimeNewRoman"/>
                 <w:sz w:val="30"/>
               </w:rPr>
-              <w:t>77÷4=</w:t>
+              <w:t>93÷3=</w:t>
             </w:r>
           </w:p>
         </w:tc>

--- a/two-digit_number_divided_by_one-digit_number.docx
+++ b/two-digit_number_divided_by_one-digit_number.docx
@@ -40,7 +40,7 @@
                 <w:rFonts w:ascii="TimeNewRoman" w:hAnsi="TimeNewRoman"/>
                 <w:sz w:val="30"/>
               </w:rPr>
-              <w:t>39÷9=</w:t>
+              <w:t>59÷4=</w:t>
             </w:r>
           </w:p>
         </w:tc>
@@ -57,7 +57,7 @@
                 <w:rFonts w:ascii="TimeNewRoman" w:hAnsi="TimeNewRoman"/>
                 <w:sz w:val="30"/>
               </w:rPr>
-              <w:t>59÷3=</w:t>
+              <w:t>86÷8=</w:t>
             </w:r>
           </w:p>
         </w:tc>
@@ -74,7 +74,7 @@
                 <w:rFonts w:ascii="TimeNewRoman" w:hAnsi="TimeNewRoman"/>
                 <w:sz w:val="30"/>
               </w:rPr>
-              <w:t>91÷2=</w:t>
+              <w:t>74÷3=</w:t>
             </w:r>
           </w:p>
         </w:tc>
@@ -91,7 +91,7 @@
                 <w:rFonts w:ascii="TimeNewRoman" w:hAnsi="TimeNewRoman"/>
                 <w:sz w:val="30"/>
               </w:rPr>
-              <w:t>12÷2=</w:t>
+              <w:t>37÷7=</w:t>
             </w:r>
           </w:p>
         </w:tc>
@@ -108,7 +108,7 @@
                 <w:rFonts w:ascii="TimeNewRoman" w:hAnsi="TimeNewRoman"/>
                 <w:sz w:val="30"/>
               </w:rPr>
-              <w:t>11÷4=</w:t>
+              <w:t>24÷5=</w:t>
             </w:r>
           </w:p>
         </w:tc>
@@ -223,7 +223,7 @@
                 <w:rFonts w:ascii="TimeNewRoman" w:hAnsi="TimeNewRoman"/>
                 <w:sz w:val="30"/>
               </w:rPr>
-              <w:t>90÷4=</w:t>
+              <w:t>26÷6=</w:t>
             </w:r>
           </w:p>
         </w:tc>
@@ -240,7 +240,7 @@
                 <w:rFonts w:ascii="TimeNewRoman" w:hAnsi="TimeNewRoman"/>
                 <w:sz w:val="30"/>
               </w:rPr>
-              <w:t>41÷5=</w:t>
+              <w:t>54÷5=</w:t>
             </w:r>
           </w:p>
         </w:tc>
@@ -257,7 +257,7 @@
                 <w:rFonts w:ascii="TimeNewRoman" w:hAnsi="TimeNewRoman"/>
                 <w:sz w:val="30"/>
               </w:rPr>
-              <w:t>64÷5=</w:t>
+              <w:t>36÷8=</w:t>
             </w:r>
           </w:p>
         </w:tc>
@@ -274,7 +274,7 @@
                 <w:rFonts w:ascii="TimeNewRoman" w:hAnsi="TimeNewRoman"/>
                 <w:sz w:val="30"/>
               </w:rPr>
-              <w:t>72÷7=</w:t>
+              <w:t>40÷2=</w:t>
             </w:r>
           </w:p>
         </w:tc>
@@ -291,7 +291,7 @@
                 <w:rFonts w:ascii="TimeNewRoman" w:hAnsi="TimeNewRoman"/>
                 <w:sz w:val="30"/>
               </w:rPr>
-              <w:t>54÷2=</w:t>
+              <w:t>14÷2=</w:t>
             </w:r>
           </w:p>
         </w:tc>
@@ -406,7 +406,7 @@
                 <w:rFonts w:ascii="TimeNewRoman" w:hAnsi="TimeNewRoman"/>
                 <w:sz w:val="30"/>
               </w:rPr>
-              <w:t>92÷8=</w:t>
+              <w:t>82÷3=</w:t>
             </w:r>
           </w:p>
         </w:tc>
@@ -423,7 +423,7 @@
                 <w:rFonts w:ascii="TimeNewRoman" w:hAnsi="TimeNewRoman"/>
                 <w:sz w:val="30"/>
               </w:rPr>
-              <w:t>39÷5=</w:t>
+              <w:t>97÷5=</w:t>
             </w:r>
           </w:p>
         </w:tc>
@@ -440,7 +440,7 @@
                 <w:rFonts w:ascii="TimeNewRoman" w:hAnsi="TimeNewRoman"/>
                 <w:sz w:val="30"/>
               </w:rPr>
-              <w:t>50÷9=</w:t>
+              <w:t>94÷8=</w:t>
             </w:r>
           </w:p>
         </w:tc>
@@ -457,7 +457,7 @@
                 <w:rFonts w:ascii="TimeNewRoman" w:hAnsi="TimeNewRoman"/>
                 <w:sz w:val="30"/>
               </w:rPr>
-              <w:t>67÷4=</w:t>
+              <w:t>16÷6=</w:t>
             </w:r>
           </w:p>
         </w:tc>
@@ -474,7 +474,7 @@
                 <w:rFonts w:ascii="TimeNewRoman" w:hAnsi="TimeNewRoman"/>
                 <w:sz w:val="30"/>
               </w:rPr>
-              <w:t>29÷4=</w:t>
+              <w:t>60÷5=</w:t>
             </w:r>
           </w:p>
         </w:tc>
@@ -589,7 +589,7 @@
                 <w:rFonts w:ascii="TimeNewRoman" w:hAnsi="TimeNewRoman"/>
                 <w:sz w:val="30"/>
               </w:rPr>
-              <w:t>62÷9=</w:t>
+              <w:t>79÷7=</w:t>
             </w:r>
           </w:p>
         </w:tc>
@@ -606,7 +606,7 @@
                 <w:rFonts w:ascii="TimeNewRoman" w:hAnsi="TimeNewRoman"/>
                 <w:sz w:val="30"/>
               </w:rPr>
-              <w:t>49÷6=</w:t>
+              <w:t>52÷8=</w:t>
             </w:r>
           </w:p>
         </w:tc>
@@ -623,7 +623,7 @@
                 <w:rFonts w:ascii="TimeNewRoman" w:hAnsi="TimeNewRoman"/>
                 <w:sz w:val="30"/>
               </w:rPr>
-              <w:t>93÷4=</w:t>
+              <w:t>92÷3=</w:t>
             </w:r>
           </w:p>
         </w:tc>
@@ -640,7 +640,7 @@
                 <w:rFonts w:ascii="TimeNewRoman" w:hAnsi="TimeNewRoman"/>
                 <w:sz w:val="30"/>
               </w:rPr>
-              <w:t>82÷7=</w:t>
+              <w:t>12÷3=</w:t>
             </w:r>
           </w:p>
         </w:tc>
@@ -657,7 +657,7 @@
                 <w:rFonts w:ascii="TimeNewRoman" w:hAnsi="TimeNewRoman"/>
                 <w:sz w:val="30"/>
               </w:rPr>
-              <w:t>41÷4=</w:t>
+              <w:t>93÷5=</w:t>
             </w:r>
           </w:p>
         </w:tc>
@@ -772,7 +772,7 @@
                 <w:rFonts w:ascii="TimeNewRoman" w:hAnsi="TimeNewRoman"/>
                 <w:sz w:val="30"/>
               </w:rPr>
-              <w:t>46÷6=</w:t>
+              <w:t>13÷4=</w:t>
             </w:r>
           </w:p>
         </w:tc>
@@ -789,7 +789,7 @@
                 <w:rFonts w:ascii="TimeNewRoman" w:hAnsi="TimeNewRoman"/>
                 <w:sz w:val="30"/>
               </w:rPr>
-              <w:t>16÷5=</w:t>
+              <w:t>21÷4=</w:t>
             </w:r>
           </w:p>
         </w:tc>
@@ -806,7 +806,7 @@
                 <w:rFonts w:ascii="TimeNewRoman" w:hAnsi="TimeNewRoman"/>
                 <w:sz w:val="30"/>
               </w:rPr>
-              <w:t>69÷5=</w:t>
+              <w:t>40÷4=</w:t>
             </w:r>
           </w:p>
         </w:tc>
@@ -823,7 +823,7 @@
                 <w:rFonts w:ascii="TimeNewRoman" w:hAnsi="TimeNewRoman"/>
                 <w:sz w:val="30"/>
               </w:rPr>
-              <w:t>96÷9=</w:t>
+              <w:t>32÷3=</w:t>
             </w:r>
           </w:p>
         </w:tc>
@@ -840,7 +840,7 @@
                 <w:rFonts w:ascii="TimeNewRoman" w:hAnsi="TimeNewRoman"/>
                 <w:sz w:val="30"/>
               </w:rPr>
-              <w:t>93÷3=</w:t>
+              <w:t>29÷2=</w:t>
             </w:r>
           </w:p>
         </w:tc>

--- a/two-digit_number_divided_by_one-digit_number.docx
+++ b/two-digit_number_divided_by_one-digit_number.docx
@@ -11,7 +11,7 @@
           <w:rFonts w:ascii="Arial" w:hAnsi="Arial"/>
           <w:sz w:val="30"/>
         </w:rPr>
-        <w:t>2026-10-14 Wednesday</w:t>
+        <w:t>2026-10-15 Thursday</w:t>
       </w:r>
     </w:p>
     <w:tbl>
@@ -40,7 +40,7 @@
                 <w:rFonts w:ascii="TimeNewRoman" w:hAnsi="TimeNewRoman"/>
                 <w:sz w:val="30"/>
               </w:rPr>
-              <w:t>59÷4=</w:t>
+              <w:t>20÷7=</w:t>
             </w:r>
           </w:p>
         </w:tc>
@@ -57,7 +57,7 @@
                 <w:rFonts w:ascii="TimeNewRoman" w:hAnsi="TimeNewRoman"/>
                 <w:sz w:val="30"/>
               </w:rPr>
-              <w:t>86÷8=</w:t>
+              <w:t>83÷5=</w:t>
             </w:r>
           </w:p>
         </w:tc>
@@ -74,7 +74,7 @@
                 <w:rFonts w:ascii="TimeNewRoman" w:hAnsi="TimeNewRoman"/>
                 <w:sz w:val="30"/>
               </w:rPr>
-              <w:t>74÷3=</w:t>
+              <w:t>56÷3=</w:t>
             </w:r>
           </w:p>
         </w:tc>
@@ -91,7 +91,7 @@
                 <w:rFonts w:ascii="TimeNewRoman" w:hAnsi="TimeNewRoman"/>
                 <w:sz w:val="30"/>
               </w:rPr>
-              <w:t>37÷7=</w:t>
+              <w:t>43÷8=</w:t>
             </w:r>
           </w:p>
         </w:tc>
@@ -108,7 +108,7 @@
                 <w:rFonts w:ascii="TimeNewRoman" w:hAnsi="TimeNewRoman"/>
                 <w:sz w:val="30"/>
               </w:rPr>
-              <w:t>24÷5=</w:t>
+              <w:t>55÷2=</w:t>
             </w:r>
           </w:p>
         </w:tc>
@@ -223,7 +223,7 @@
                 <w:rFonts w:ascii="TimeNewRoman" w:hAnsi="TimeNewRoman"/>
                 <w:sz w:val="30"/>
               </w:rPr>
-              <w:t>26÷6=</w:t>
+              <w:t>90÷2=</w:t>
             </w:r>
           </w:p>
         </w:tc>
@@ -240,7 +240,7 @@
                 <w:rFonts w:ascii="TimeNewRoman" w:hAnsi="TimeNewRoman"/>
                 <w:sz w:val="30"/>
               </w:rPr>
-              <w:t>54÷5=</w:t>
+              <w:t>42÷6=</w:t>
             </w:r>
           </w:p>
         </w:tc>
@@ -257,7 +257,7 @@
                 <w:rFonts w:ascii="TimeNewRoman" w:hAnsi="TimeNewRoman"/>
                 <w:sz w:val="30"/>
               </w:rPr>
-              <w:t>36÷8=</w:t>
+              <w:t>60÷5=</w:t>
             </w:r>
           </w:p>
         </w:tc>
@@ -274,7 +274,7 @@
                 <w:rFonts w:ascii="TimeNewRoman" w:hAnsi="TimeNewRoman"/>
                 <w:sz w:val="30"/>
               </w:rPr>
-              <w:t>40÷2=</w:t>
+              <w:t>41÷6=</w:t>
             </w:r>
           </w:p>
         </w:tc>
@@ -291,7 +291,7 @@
                 <w:rFonts w:ascii="TimeNewRoman" w:hAnsi="TimeNewRoman"/>
                 <w:sz w:val="30"/>
               </w:rPr>
-              <w:t>14÷2=</w:t>
+              <w:t>91÷4=</w:t>
             </w:r>
           </w:p>
         </w:tc>
@@ -406,7 +406,7 @@
                 <w:rFonts w:ascii="TimeNewRoman" w:hAnsi="TimeNewRoman"/>
                 <w:sz w:val="30"/>
               </w:rPr>
-              <w:t>82÷3=</w:t>
+              <w:t>78÷6=</w:t>
             </w:r>
           </w:p>
         </w:tc>
@@ -423,7 +423,7 @@
                 <w:rFonts w:ascii="TimeNewRoman" w:hAnsi="TimeNewRoman"/>
                 <w:sz w:val="30"/>
               </w:rPr>
-              <w:t>97÷5=</w:t>
+              <w:t>67÷9=</w:t>
             </w:r>
           </w:p>
         </w:tc>
@@ -440,7 +440,7 @@
                 <w:rFonts w:ascii="TimeNewRoman" w:hAnsi="TimeNewRoman"/>
                 <w:sz w:val="30"/>
               </w:rPr>
-              <w:t>94÷8=</w:t>
+              <w:t>55÷7=</w:t>
             </w:r>
           </w:p>
         </w:tc>
@@ -457,7 +457,7 @@
                 <w:rFonts w:ascii="TimeNewRoman" w:hAnsi="TimeNewRoman"/>
                 <w:sz w:val="30"/>
               </w:rPr>
-              <w:t>16÷6=</w:t>
+              <w:t>92÷4=</w:t>
             </w:r>
           </w:p>
         </w:tc>
@@ -474,7 +474,7 @@
                 <w:rFonts w:ascii="TimeNewRoman" w:hAnsi="TimeNewRoman"/>
                 <w:sz w:val="30"/>
               </w:rPr>
-              <w:t>60÷5=</w:t>
+              <w:t>52÷9=</w:t>
             </w:r>
           </w:p>
         </w:tc>
@@ -589,7 +589,7 @@
                 <w:rFonts w:ascii="TimeNewRoman" w:hAnsi="TimeNewRoman"/>
                 <w:sz w:val="30"/>
               </w:rPr>
-              <w:t>79÷7=</w:t>
+              <w:t>49÷4=</w:t>
             </w:r>
           </w:p>
         </w:tc>
@@ -606,7 +606,7 @@
                 <w:rFonts w:ascii="TimeNewRoman" w:hAnsi="TimeNewRoman"/>
                 <w:sz w:val="30"/>
               </w:rPr>
-              <w:t>52÷8=</w:t>
+              <w:t>51÷5=</w:t>
             </w:r>
           </w:p>
         </w:tc>
@@ -623,7 +623,7 @@
                 <w:rFonts w:ascii="TimeNewRoman" w:hAnsi="TimeNewRoman"/>
                 <w:sz w:val="30"/>
               </w:rPr>
-              <w:t>92÷3=</w:t>
+              <w:t>12÷8=</w:t>
             </w:r>
           </w:p>
         </w:tc>
@@ -640,7 +640,7 @@
                 <w:rFonts w:ascii="TimeNewRoman" w:hAnsi="TimeNewRoman"/>
                 <w:sz w:val="30"/>
               </w:rPr>
-              <w:t>12÷3=</w:t>
+              <w:t>18÷9=</w:t>
             </w:r>
           </w:p>
         </w:tc>
@@ -657,7 +657,7 @@
                 <w:rFonts w:ascii="TimeNewRoman" w:hAnsi="TimeNewRoman"/>
                 <w:sz w:val="30"/>
               </w:rPr>
-              <w:t>93÷5=</w:t>
+              <w:t>28÷4=</w:t>
             </w:r>
           </w:p>
         </w:tc>
@@ -772,7 +772,7 @@
                 <w:rFonts w:ascii="TimeNewRoman" w:hAnsi="TimeNewRoman"/>
                 <w:sz w:val="30"/>
               </w:rPr>
-              <w:t>13÷4=</w:t>
+              <w:t>18÷6=</w:t>
             </w:r>
           </w:p>
         </w:tc>
@@ -789,7 +789,7 @@
                 <w:rFonts w:ascii="TimeNewRoman" w:hAnsi="TimeNewRoman"/>
                 <w:sz w:val="30"/>
               </w:rPr>
-              <w:t>21÷4=</w:t>
+              <w:t>71÷5=</w:t>
             </w:r>
           </w:p>
         </w:tc>
@@ -806,7 +806,7 @@
                 <w:rFonts w:ascii="TimeNewRoman" w:hAnsi="TimeNewRoman"/>
                 <w:sz w:val="30"/>
               </w:rPr>
-              <w:t>40÷4=</w:t>
+              <w:t>47÷8=</w:t>
             </w:r>
           </w:p>
         </w:tc>
@@ -823,7 +823,7 @@
                 <w:rFonts w:ascii="TimeNewRoman" w:hAnsi="TimeNewRoman"/>
                 <w:sz w:val="30"/>
               </w:rPr>
-              <w:t>32÷3=</w:t>
+              <w:t>51÷6=</w:t>
             </w:r>
           </w:p>
         </w:tc>
@@ -840,7 +840,7 @@
                 <w:rFonts w:ascii="TimeNewRoman" w:hAnsi="TimeNewRoman"/>
                 <w:sz w:val="30"/>
               </w:rPr>
-              <w:t>29÷2=</w:t>
+              <w:t>35÷5=</w:t>
             </w:r>
           </w:p>
         </w:tc>

--- a/two-digit_number_divided_by_one-digit_number.docx
+++ b/two-digit_number_divided_by_one-digit_number.docx
@@ -40,7 +40,7 @@
                 <w:rFonts w:ascii="TimeNewRoman" w:hAnsi="TimeNewRoman"/>
                 <w:sz w:val="30"/>
               </w:rPr>
-              <w:t>20÷7=</w:t>
+              <w:t>81÷3=</w:t>
             </w:r>
           </w:p>
         </w:tc>
@@ -57,7 +57,7 @@
                 <w:rFonts w:ascii="TimeNewRoman" w:hAnsi="TimeNewRoman"/>
                 <w:sz w:val="30"/>
               </w:rPr>
-              <w:t>83÷5=</w:t>
+              <w:t>75÷2=</w:t>
             </w:r>
           </w:p>
         </w:tc>
@@ -74,7 +74,7 @@
                 <w:rFonts w:ascii="TimeNewRoman" w:hAnsi="TimeNewRoman"/>
                 <w:sz w:val="30"/>
               </w:rPr>
-              <w:t>56÷3=</w:t>
+              <w:t>70÷4=</w:t>
             </w:r>
           </w:p>
         </w:tc>
@@ -91,7 +91,7 @@
                 <w:rFonts w:ascii="TimeNewRoman" w:hAnsi="TimeNewRoman"/>
                 <w:sz w:val="30"/>
               </w:rPr>
-              <w:t>43÷8=</w:t>
+              <w:t>62÷7=</w:t>
             </w:r>
           </w:p>
         </w:tc>
@@ -108,7 +108,7 @@
                 <w:rFonts w:ascii="TimeNewRoman" w:hAnsi="TimeNewRoman"/>
                 <w:sz w:val="30"/>
               </w:rPr>
-              <w:t>55÷2=</w:t>
+              <w:t>65÷6=</w:t>
             </w:r>
           </w:p>
         </w:tc>
@@ -223,7 +223,7 @@
                 <w:rFonts w:ascii="TimeNewRoman" w:hAnsi="TimeNewRoman"/>
                 <w:sz w:val="30"/>
               </w:rPr>
-              <w:t>90÷2=</w:t>
+              <w:t>85÷4=</w:t>
             </w:r>
           </w:p>
         </w:tc>
@@ -240,7 +240,7 @@
                 <w:rFonts w:ascii="TimeNewRoman" w:hAnsi="TimeNewRoman"/>
                 <w:sz w:val="30"/>
               </w:rPr>
-              <w:t>42÷6=</w:t>
+              <w:t>51÷8=</w:t>
             </w:r>
           </w:p>
         </w:tc>
@@ -257,7 +257,7 @@
                 <w:rFonts w:ascii="TimeNewRoman" w:hAnsi="TimeNewRoman"/>
                 <w:sz w:val="30"/>
               </w:rPr>
-              <w:t>60÷5=</w:t>
+              <w:t>41÷9=</w:t>
             </w:r>
           </w:p>
         </w:tc>
@@ -274,7 +274,7 @@
                 <w:rFonts w:ascii="TimeNewRoman" w:hAnsi="TimeNewRoman"/>
                 <w:sz w:val="30"/>
               </w:rPr>
-              <w:t>41÷6=</w:t>
+              <w:t>29÷3=</w:t>
             </w:r>
           </w:p>
         </w:tc>
@@ -291,7 +291,7 @@
                 <w:rFonts w:ascii="TimeNewRoman" w:hAnsi="TimeNewRoman"/>
                 <w:sz w:val="30"/>
               </w:rPr>
-              <w:t>91÷4=</w:t>
+              <w:t>69÷3=</w:t>
             </w:r>
           </w:p>
         </w:tc>
@@ -406,7 +406,7 @@
                 <w:rFonts w:ascii="TimeNewRoman" w:hAnsi="TimeNewRoman"/>
                 <w:sz w:val="30"/>
               </w:rPr>
-              <w:t>78÷6=</w:t>
+              <w:t>94÷4=</w:t>
             </w:r>
           </w:p>
         </w:tc>
@@ -423,7 +423,7 @@
                 <w:rFonts w:ascii="TimeNewRoman" w:hAnsi="TimeNewRoman"/>
                 <w:sz w:val="30"/>
               </w:rPr>
-              <w:t>67÷9=</w:t>
+              <w:t>24÷9=</w:t>
             </w:r>
           </w:p>
         </w:tc>
@@ -440,7 +440,7 @@
                 <w:rFonts w:ascii="TimeNewRoman" w:hAnsi="TimeNewRoman"/>
                 <w:sz w:val="30"/>
               </w:rPr>
-              <w:t>55÷7=</w:t>
+              <w:t>72÷2=</w:t>
             </w:r>
           </w:p>
         </w:tc>
@@ -457,7 +457,7 @@
                 <w:rFonts w:ascii="TimeNewRoman" w:hAnsi="TimeNewRoman"/>
                 <w:sz w:val="30"/>
               </w:rPr>
-              <w:t>92÷4=</w:t>
+              <w:t>11÷7=</w:t>
             </w:r>
           </w:p>
         </w:tc>
@@ -474,7 +474,7 @@
                 <w:rFonts w:ascii="TimeNewRoman" w:hAnsi="TimeNewRoman"/>
                 <w:sz w:val="30"/>
               </w:rPr>
-              <w:t>52÷9=</w:t>
+              <w:t>30÷3=</w:t>
             </w:r>
           </w:p>
         </w:tc>
@@ -589,7 +589,7 @@
                 <w:rFonts w:ascii="TimeNewRoman" w:hAnsi="TimeNewRoman"/>
                 <w:sz w:val="30"/>
               </w:rPr>
-              <w:t>49÷4=</w:t>
+              <w:t>99÷7=</w:t>
             </w:r>
           </w:p>
         </w:tc>
@@ -606,7 +606,7 @@
                 <w:rFonts w:ascii="TimeNewRoman" w:hAnsi="TimeNewRoman"/>
                 <w:sz w:val="30"/>
               </w:rPr>
-              <w:t>51÷5=</w:t>
+              <w:t>21÷8=</w:t>
             </w:r>
           </w:p>
         </w:tc>
@@ -623,7 +623,7 @@
                 <w:rFonts w:ascii="TimeNewRoman" w:hAnsi="TimeNewRoman"/>
                 <w:sz w:val="30"/>
               </w:rPr>
-              <w:t>12÷8=</w:t>
+              <w:t>67÷3=</w:t>
             </w:r>
           </w:p>
         </w:tc>
@@ -640,7 +640,7 @@
                 <w:rFonts w:ascii="TimeNewRoman" w:hAnsi="TimeNewRoman"/>
                 <w:sz w:val="30"/>
               </w:rPr>
-              <w:t>18÷9=</w:t>
+              <w:t>50÷9=</w:t>
             </w:r>
           </w:p>
         </w:tc>
@@ -657,7 +657,7 @@
                 <w:rFonts w:ascii="TimeNewRoman" w:hAnsi="TimeNewRoman"/>
                 <w:sz w:val="30"/>
               </w:rPr>
-              <w:t>28÷4=</w:t>
+              <w:t>20÷3=</w:t>
             </w:r>
           </w:p>
         </w:tc>
@@ -772,7 +772,7 @@
                 <w:rFonts w:ascii="TimeNewRoman" w:hAnsi="TimeNewRoman"/>
                 <w:sz w:val="30"/>
               </w:rPr>
-              <w:t>18÷6=</w:t>
+              <w:t>41÷3=</w:t>
             </w:r>
           </w:p>
         </w:tc>
@@ -789,7 +789,7 @@
                 <w:rFonts w:ascii="TimeNewRoman" w:hAnsi="TimeNewRoman"/>
                 <w:sz w:val="30"/>
               </w:rPr>
-              <w:t>71÷5=</w:t>
+              <w:t>37÷8=</w:t>
             </w:r>
           </w:p>
         </w:tc>
@@ -806,7 +806,7 @@
                 <w:rFonts w:ascii="TimeNewRoman" w:hAnsi="TimeNewRoman"/>
                 <w:sz w:val="30"/>
               </w:rPr>
-              <w:t>47÷8=</w:t>
+              <w:t>73÷4=</w:t>
             </w:r>
           </w:p>
         </w:tc>
@@ -823,7 +823,7 @@
                 <w:rFonts w:ascii="TimeNewRoman" w:hAnsi="TimeNewRoman"/>
                 <w:sz w:val="30"/>
               </w:rPr>
-              <w:t>51÷6=</w:t>
+              <w:t>98÷3=</w:t>
             </w:r>
           </w:p>
         </w:tc>
@@ -840,7 +840,7 @@
                 <w:rFonts w:ascii="TimeNewRoman" w:hAnsi="TimeNewRoman"/>
                 <w:sz w:val="30"/>
               </w:rPr>
-              <w:t>35÷5=</w:t>
+              <w:t>22÷7=</w:t>
             </w:r>
           </w:p>
         </w:tc>

--- a/two-digit_number_divided_by_one-digit_number.docx
+++ b/two-digit_number_divided_by_one-digit_number.docx
@@ -11,7 +11,7 @@
           <w:rFonts w:ascii="Arial" w:hAnsi="Arial"/>
           <w:sz w:val="30"/>
         </w:rPr>
-        <w:t>2026-10-15 Thursday</w:t>
+        <w:t>2026-10-16 Friday</w:t>
       </w:r>
     </w:p>
     <w:tbl>
@@ -40,7 +40,7 @@
                 <w:rFonts w:ascii="TimeNewRoman" w:hAnsi="TimeNewRoman"/>
                 <w:sz w:val="30"/>
               </w:rPr>
-              <w:t>81÷3=</w:t>
+              <w:t>77÷7=</w:t>
             </w:r>
           </w:p>
         </w:tc>
@@ -57,7 +57,7 @@
                 <w:rFonts w:ascii="TimeNewRoman" w:hAnsi="TimeNewRoman"/>
                 <w:sz w:val="30"/>
               </w:rPr>
-              <w:t>75÷2=</w:t>
+              <w:t>99÷6=</w:t>
             </w:r>
           </w:p>
         </w:tc>
@@ -74,7 +74,7 @@
                 <w:rFonts w:ascii="TimeNewRoman" w:hAnsi="TimeNewRoman"/>
                 <w:sz w:val="30"/>
               </w:rPr>
-              <w:t>70÷4=</w:t>
+              <w:t>57÷7=</w:t>
             </w:r>
           </w:p>
         </w:tc>
@@ -91,7 +91,373 @@
                 <w:rFonts w:ascii="TimeNewRoman" w:hAnsi="TimeNewRoman"/>
                 <w:sz w:val="30"/>
               </w:rPr>
-              <w:t>62÷7=</w:t>
+              <w:t>49÷4=</w:t>
+            </w:r>
+          </w:p>
+        </w:tc>
+        <w:tc>
+          <w:tcPr>
+            <w:tcW w:type="dxa" w:w="1987"/>
+          </w:tcPr>
+          <w:p>
+            <w:pPr>
+              <w:jc w:val="left"/>
+            </w:pPr>
+            <w:r>
+              <w:rPr>
+                <w:rFonts w:ascii="TimeNewRoman" w:hAnsi="TimeNewRoman"/>
+                <w:sz w:val="30"/>
+              </w:rPr>
+              <w:t>24÷6=</w:t>
+            </w:r>
+          </w:p>
+        </w:tc>
+      </w:tr>
+      <w:tr>
+        <w:tc>
+          <w:tcPr>
+            <w:tcW w:type="dxa" w:w="1987"/>
+          </w:tcPr>
+          <w:p/>
+        </w:tc>
+        <w:tc>
+          <w:tcPr>
+            <w:tcW w:type="dxa" w:w="1987"/>
+          </w:tcPr>
+          <w:p/>
+        </w:tc>
+        <w:tc>
+          <w:tcPr>
+            <w:tcW w:type="dxa" w:w="1987"/>
+          </w:tcPr>
+          <w:p/>
+        </w:tc>
+        <w:tc>
+          <w:tcPr>
+            <w:tcW w:type="dxa" w:w="1987"/>
+          </w:tcPr>
+          <w:p/>
+        </w:tc>
+        <w:tc>
+          <w:tcPr>
+            <w:tcW w:type="dxa" w:w="1987"/>
+          </w:tcPr>
+          <w:p/>
+        </w:tc>
+      </w:tr>
+      <w:tr>
+        <w:tc>
+          <w:tcPr>
+            <w:tcW w:type="dxa" w:w="1987"/>
+          </w:tcPr>
+          <w:p/>
+        </w:tc>
+        <w:tc>
+          <w:tcPr>
+            <w:tcW w:type="dxa" w:w="1987"/>
+          </w:tcPr>
+          <w:p/>
+        </w:tc>
+        <w:tc>
+          <w:tcPr>
+            <w:tcW w:type="dxa" w:w="1987"/>
+          </w:tcPr>
+          <w:p/>
+        </w:tc>
+        <w:tc>
+          <w:tcPr>
+            <w:tcW w:type="dxa" w:w="1987"/>
+          </w:tcPr>
+          <w:p/>
+        </w:tc>
+        <w:tc>
+          <w:tcPr>
+            <w:tcW w:type="dxa" w:w="1987"/>
+          </w:tcPr>
+          <w:p/>
+        </w:tc>
+      </w:tr>
+      <w:tr>
+        <w:tc>
+          <w:tcPr>
+            <w:tcW w:type="dxa" w:w="1987"/>
+          </w:tcPr>
+          <w:p/>
+        </w:tc>
+        <w:tc>
+          <w:tcPr>
+            <w:tcW w:type="dxa" w:w="1987"/>
+          </w:tcPr>
+          <w:p/>
+        </w:tc>
+        <w:tc>
+          <w:tcPr>
+            <w:tcW w:type="dxa" w:w="1987"/>
+          </w:tcPr>
+          <w:p/>
+        </w:tc>
+        <w:tc>
+          <w:tcPr>
+            <w:tcW w:type="dxa" w:w="1987"/>
+          </w:tcPr>
+          <w:p/>
+        </w:tc>
+        <w:tc>
+          <w:tcPr>
+            <w:tcW w:type="dxa" w:w="1987"/>
+          </w:tcPr>
+          <w:p/>
+        </w:tc>
+      </w:tr>
+      <w:tr>
+        <w:tc>
+          <w:tcPr>
+            <w:tcW w:type="dxa" w:w="1987"/>
+          </w:tcPr>
+          <w:p>
+            <w:pPr>
+              <w:jc w:val="left"/>
+            </w:pPr>
+            <w:r>
+              <w:rPr>
+                <w:rFonts w:ascii="TimeNewRoman" w:hAnsi="TimeNewRoman"/>
+                <w:sz w:val="30"/>
+              </w:rPr>
+              <w:t>91÷7=</w:t>
+            </w:r>
+          </w:p>
+        </w:tc>
+        <w:tc>
+          <w:tcPr>
+            <w:tcW w:type="dxa" w:w="1987"/>
+          </w:tcPr>
+          <w:p>
+            <w:pPr>
+              <w:jc w:val="left"/>
+            </w:pPr>
+            <w:r>
+              <w:rPr>
+                <w:rFonts w:ascii="TimeNewRoman" w:hAnsi="TimeNewRoman"/>
+                <w:sz w:val="30"/>
+              </w:rPr>
+              <w:t>17÷7=</w:t>
+            </w:r>
+          </w:p>
+        </w:tc>
+        <w:tc>
+          <w:tcPr>
+            <w:tcW w:type="dxa" w:w="1987"/>
+          </w:tcPr>
+          <w:p>
+            <w:pPr>
+              <w:jc w:val="left"/>
+            </w:pPr>
+            <w:r>
+              <w:rPr>
+                <w:rFonts w:ascii="TimeNewRoman" w:hAnsi="TimeNewRoman"/>
+                <w:sz w:val="30"/>
+              </w:rPr>
+              <w:t>50÷3=</w:t>
+            </w:r>
+          </w:p>
+        </w:tc>
+        <w:tc>
+          <w:tcPr>
+            <w:tcW w:type="dxa" w:w="1987"/>
+          </w:tcPr>
+          <w:p>
+            <w:pPr>
+              <w:jc w:val="left"/>
+            </w:pPr>
+            <w:r>
+              <w:rPr>
+                <w:rFonts w:ascii="TimeNewRoman" w:hAnsi="TimeNewRoman"/>
+                <w:sz w:val="30"/>
+              </w:rPr>
+              <w:t>23÷3=</w:t>
+            </w:r>
+          </w:p>
+        </w:tc>
+        <w:tc>
+          <w:tcPr>
+            <w:tcW w:type="dxa" w:w="1987"/>
+          </w:tcPr>
+          <w:p>
+            <w:pPr>
+              <w:jc w:val="left"/>
+            </w:pPr>
+            <w:r>
+              <w:rPr>
+                <w:rFonts w:ascii="TimeNewRoman" w:hAnsi="TimeNewRoman"/>
+                <w:sz w:val="30"/>
+              </w:rPr>
+              <w:t>91÷6=</w:t>
+            </w:r>
+          </w:p>
+        </w:tc>
+      </w:tr>
+      <w:tr>
+        <w:tc>
+          <w:tcPr>
+            <w:tcW w:type="dxa" w:w="1987"/>
+          </w:tcPr>
+          <w:p/>
+        </w:tc>
+        <w:tc>
+          <w:tcPr>
+            <w:tcW w:type="dxa" w:w="1987"/>
+          </w:tcPr>
+          <w:p/>
+        </w:tc>
+        <w:tc>
+          <w:tcPr>
+            <w:tcW w:type="dxa" w:w="1987"/>
+          </w:tcPr>
+          <w:p/>
+        </w:tc>
+        <w:tc>
+          <w:tcPr>
+            <w:tcW w:type="dxa" w:w="1987"/>
+          </w:tcPr>
+          <w:p/>
+        </w:tc>
+        <w:tc>
+          <w:tcPr>
+            <w:tcW w:type="dxa" w:w="1987"/>
+          </w:tcPr>
+          <w:p/>
+        </w:tc>
+      </w:tr>
+      <w:tr>
+        <w:tc>
+          <w:tcPr>
+            <w:tcW w:type="dxa" w:w="1987"/>
+          </w:tcPr>
+          <w:p/>
+        </w:tc>
+        <w:tc>
+          <w:tcPr>
+            <w:tcW w:type="dxa" w:w="1987"/>
+          </w:tcPr>
+          <w:p/>
+        </w:tc>
+        <w:tc>
+          <w:tcPr>
+            <w:tcW w:type="dxa" w:w="1987"/>
+          </w:tcPr>
+          <w:p/>
+        </w:tc>
+        <w:tc>
+          <w:tcPr>
+            <w:tcW w:type="dxa" w:w="1987"/>
+          </w:tcPr>
+          <w:p/>
+        </w:tc>
+        <w:tc>
+          <w:tcPr>
+            <w:tcW w:type="dxa" w:w="1987"/>
+          </w:tcPr>
+          <w:p/>
+        </w:tc>
+      </w:tr>
+      <w:tr>
+        <w:tc>
+          <w:tcPr>
+            <w:tcW w:type="dxa" w:w="1987"/>
+          </w:tcPr>
+          <w:p/>
+        </w:tc>
+        <w:tc>
+          <w:tcPr>
+            <w:tcW w:type="dxa" w:w="1987"/>
+          </w:tcPr>
+          <w:p/>
+        </w:tc>
+        <w:tc>
+          <w:tcPr>
+            <w:tcW w:type="dxa" w:w="1987"/>
+          </w:tcPr>
+          <w:p/>
+        </w:tc>
+        <w:tc>
+          <w:tcPr>
+            <w:tcW w:type="dxa" w:w="1987"/>
+          </w:tcPr>
+          <w:p/>
+        </w:tc>
+        <w:tc>
+          <w:tcPr>
+            <w:tcW w:type="dxa" w:w="1987"/>
+          </w:tcPr>
+          <w:p/>
+        </w:tc>
+      </w:tr>
+      <w:tr>
+        <w:tc>
+          <w:tcPr>
+            <w:tcW w:type="dxa" w:w="1987"/>
+          </w:tcPr>
+          <w:p>
+            <w:pPr>
+              <w:jc w:val="left"/>
+            </w:pPr>
+            <w:r>
+              <w:rPr>
+                <w:rFonts w:ascii="TimeNewRoman" w:hAnsi="TimeNewRoman"/>
+                <w:sz w:val="30"/>
+              </w:rPr>
+              <w:t>50÷4=</w:t>
+            </w:r>
+          </w:p>
+        </w:tc>
+        <w:tc>
+          <w:tcPr>
+            <w:tcW w:type="dxa" w:w="1987"/>
+          </w:tcPr>
+          <w:p>
+            <w:pPr>
+              <w:jc w:val="left"/>
+            </w:pPr>
+            <w:r>
+              <w:rPr>
+                <w:rFonts w:ascii="TimeNewRoman" w:hAnsi="TimeNewRoman"/>
+                <w:sz w:val="30"/>
+              </w:rPr>
+              <w:t>63÷8=</w:t>
+            </w:r>
+          </w:p>
+        </w:tc>
+        <w:tc>
+          <w:tcPr>
+            <w:tcW w:type="dxa" w:w="1987"/>
+          </w:tcPr>
+          <w:p>
+            <w:pPr>
+              <w:jc w:val="left"/>
+            </w:pPr>
+            <w:r>
+              <w:rPr>
+                <w:rFonts w:ascii="TimeNewRoman" w:hAnsi="TimeNewRoman"/>
+                <w:sz w:val="30"/>
+              </w:rPr>
+              <w:t>73÷2=</w:t>
+            </w:r>
+          </w:p>
+        </w:tc>
+        <w:tc>
+          <w:tcPr>
+            <w:tcW w:type="dxa" w:w="1987"/>
+          </w:tcPr>
+          <w:p>
+            <w:pPr>
+              <w:jc w:val="left"/>
+            </w:pPr>
+            <w:r>
+              <w:rPr>
+                <w:rFonts w:ascii="TimeNewRoman" w:hAnsi="TimeNewRoman"/>
+                <w:sz w:val="30"/>
+              </w:rPr>
+              <w:t>10÷9=</w:t>
             </w:r>
           </w:p>
         </w:tc>
@@ -223,7 +589,7 @@
                 <w:rFonts w:ascii="TimeNewRoman" w:hAnsi="TimeNewRoman"/>
                 <w:sz w:val="30"/>
               </w:rPr>
-              <w:t>85÷4=</w:t>
+              <w:t>28÷5=</w:t>
             </w:r>
           </w:p>
         </w:tc>
@@ -240,7 +606,7 @@
                 <w:rFonts w:ascii="TimeNewRoman" w:hAnsi="TimeNewRoman"/>
                 <w:sz w:val="30"/>
               </w:rPr>
-              <w:t>51÷8=</w:t>
+              <w:t>91÷3=</w:t>
             </w:r>
           </w:p>
         </w:tc>
@@ -257,7 +623,7 @@
                 <w:rFonts w:ascii="TimeNewRoman" w:hAnsi="TimeNewRoman"/>
                 <w:sz w:val="30"/>
               </w:rPr>
-              <w:t>41÷9=</w:t>
+              <w:t>40÷4=</w:t>
             </w:r>
           </w:p>
         </w:tc>
@@ -274,7 +640,7 @@
                 <w:rFonts w:ascii="TimeNewRoman" w:hAnsi="TimeNewRoman"/>
                 <w:sz w:val="30"/>
               </w:rPr>
-              <w:t>29÷3=</w:t>
+              <w:t>84÷4=</w:t>
             </w:r>
           </w:p>
         </w:tc>
@@ -291,7 +657,7 @@
                 <w:rFonts w:ascii="TimeNewRoman" w:hAnsi="TimeNewRoman"/>
                 <w:sz w:val="30"/>
               </w:rPr>
-              <w:t>69÷3=</w:t>
+              <w:t>63÷4=</w:t>
             </w:r>
           </w:p>
         </w:tc>
@@ -406,7 +772,7 @@
                 <w:rFonts w:ascii="TimeNewRoman" w:hAnsi="TimeNewRoman"/>
                 <w:sz w:val="30"/>
               </w:rPr>
-              <w:t>94÷4=</w:t>
+              <w:t>70÷6=</w:t>
             </w:r>
           </w:p>
         </w:tc>
@@ -423,7 +789,7 @@
                 <w:rFonts w:ascii="TimeNewRoman" w:hAnsi="TimeNewRoman"/>
                 <w:sz w:val="30"/>
               </w:rPr>
-              <w:t>24÷9=</w:t>
+              <w:t>88÷6=</w:t>
             </w:r>
           </w:p>
         </w:tc>
@@ -440,7 +806,7 @@
                 <w:rFonts w:ascii="TimeNewRoman" w:hAnsi="TimeNewRoman"/>
                 <w:sz w:val="30"/>
               </w:rPr>
-              <w:t>72÷2=</w:t>
+              <w:t>42÷3=</w:t>
             </w:r>
           </w:p>
         </w:tc>
@@ -457,7 +823,7 @@
                 <w:rFonts w:ascii="TimeNewRoman" w:hAnsi="TimeNewRoman"/>
                 <w:sz w:val="30"/>
               </w:rPr>
-              <w:t>11÷7=</w:t>
+              <w:t>69÷6=</w:t>
             </w:r>
           </w:p>
         </w:tc>
@@ -474,373 +840,7 @@
                 <w:rFonts w:ascii="TimeNewRoman" w:hAnsi="TimeNewRoman"/>
                 <w:sz w:val="30"/>
               </w:rPr>
-              <w:t>30÷3=</w:t>
-            </w:r>
-          </w:p>
-        </w:tc>
-      </w:tr>
-      <w:tr>
-        <w:tc>
-          <w:tcPr>
-            <w:tcW w:type="dxa" w:w="1987"/>
-          </w:tcPr>
-          <w:p/>
-        </w:tc>
-        <w:tc>
-          <w:tcPr>
-            <w:tcW w:type="dxa" w:w="1987"/>
-          </w:tcPr>
-          <w:p/>
-        </w:tc>
-        <w:tc>
-          <w:tcPr>
-            <w:tcW w:type="dxa" w:w="1987"/>
-          </w:tcPr>
-          <w:p/>
-        </w:tc>
-        <w:tc>
-          <w:tcPr>
-            <w:tcW w:type="dxa" w:w="1987"/>
-          </w:tcPr>
-          <w:p/>
-        </w:tc>
-        <w:tc>
-          <w:tcPr>
-            <w:tcW w:type="dxa" w:w="1987"/>
-          </w:tcPr>
-          <w:p/>
-        </w:tc>
-      </w:tr>
-      <w:tr>
-        <w:tc>
-          <w:tcPr>
-            <w:tcW w:type="dxa" w:w="1987"/>
-          </w:tcPr>
-          <w:p/>
-        </w:tc>
-        <w:tc>
-          <w:tcPr>
-            <w:tcW w:type="dxa" w:w="1987"/>
-          </w:tcPr>
-          <w:p/>
-        </w:tc>
-        <w:tc>
-          <w:tcPr>
-            <w:tcW w:type="dxa" w:w="1987"/>
-          </w:tcPr>
-          <w:p/>
-        </w:tc>
-        <w:tc>
-          <w:tcPr>
-            <w:tcW w:type="dxa" w:w="1987"/>
-          </w:tcPr>
-          <w:p/>
-        </w:tc>
-        <w:tc>
-          <w:tcPr>
-            <w:tcW w:type="dxa" w:w="1987"/>
-          </w:tcPr>
-          <w:p/>
-        </w:tc>
-      </w:tr>
-      <w:tr>
-        <w:tc>
-          <w:tcPr>
-            <w:tcW w:type="dxa" w:w="1987"/>
-          </w:tcPr>
-          <w:p/>
-        </w:tc>
-        <w:tc>
-          <w:tcPr>
-            <w:tcW w:type="dxa" w:w="1987"/>
-          </w:tcPr>
-          <w:p/>
-        </w:tc>
-        <w:tc>
-          <w:tcPr>
-            <w:tcW w:type="dxa" w:w="1987"/>
-          </w:tcPr>
-          <w:p/>
-        </w:tc>
-        <w:tc>
-          <w:tcPr>
-            <w:tcW w:type="dxa" w:w="1987"/>
-          </w:tcPr>
-          <w:p/>
-        </w:tc>
-        <w:tc>
-          <w:tcPr>
-            <w:tcW w:type="dxa" w:w="1987"/>
-          </w:tcPr>
-          <w:p/>
-        </w:tc>
-      </w:tr>
-      <w:tr>
-        <w:tc>
-          <w:tcPr>
-            <w:tcW w:type="dxa" w:w="1987"/>
-          </w:tcPr>
-          <w:p>
-            <w:pPr>
-              <w:jc w:val="left"/>
-            </w:pPr>
-            <w:r>
-              <w:rPr>
-                <w:rFonts w:ascii="TimeNewRoman" w:hAnsi="TimeNewRoman"/>
-                <w:sz w:val="30"/>
-              </w:rPr>
-              <w:t>99÷7=</w:t>
-            </w:r>
-          </w:p>
-        </w:tc>
-        <w:tc>
-          <w:tcPr>
-            <w:tcW w:type="dxa" w:w="1987"/>
-          </w:tcPr>
-          <w:p>
-            <w:pPr>
-              <w:jc w:val="left"/>
-            </w:pPr>
-            <w:r>
-              <w:rPr>
-                <w:rFonts w:ascii="TimeNewRoman" w:hAnsi="TimeNewRoman"/>
-                <w:sz w:val="30"/>
-              </w:rPr>
-              <w:t>21÷8=</w:t>
-            </w:r>
-          </w:p>
-        </w:tc>
-        <w:tc>
-          <w:tcPr>
-            <w:tcW w:type="dxa" w:w="1987"/>
-          </w:tcPr>
-          <w:p>
-            <w:pPr>
-              <w:jc w:val="left"/>
-            </w:pPr>
-            <w:r>
-              <w:rPr>
-                <w:rFonts w:ascii="TimeNewRoman" w:hAnsi="TimeNewRoman"/>
-                <w:sz w:val="30"/>
-              </w:rPr>
-              <w:t>67÷3=</w:t>
-            </w:r>
-          </w:p>
-        </w:tc>
-        <w:tc>
-          <w:tcPr>
-            <w:tcW w:type="dxa" w:w="1987"/>
-          </w:tcPr>
-          <w:p>
-            <w:pPr>
-              <w:jc w:val="left"/>
-            </w:pPr>
-            <w:r>
-              <w:rPr>
-                <w:rFonts w:ascii="TimeNewRoman" w:hAnsi="TimeNewRoman"/>
-                <w:sz w:val="30"/>
-              </w:rPr>
-              <w:t>50÷9=</w:t>
-            </w:r>
-          </w:p>
-        </w:tc>
-        <w:tc>
-          <w:tcPr>
-            <w:tcW w:type="dxa" w:w="1987"/>
-          </w:tcPr>
-          <w:p>
-            <w:pPr>
-              <w:jc w:val="left"/>
-            </w:pPr>
-            <w:r>
-              <w:rPr>
-                <w:rFonts w:ascii="TimeNewRoman" w:hAnsi="TimeNewRoman"/>
-                <w:sz w:val="30"/>
-              </w:rPr>
-              <w:t>20÷3=</w:t>
-            </w:r>
-          </w:p>
-        </w:tc>
-      </w:tr>
-      <w:tr>
-        <w:tc>
-          <w:tcPr>
-            <w:tcW w:type="dxa" w:w="1987"/>
-          </w:tcPr>
-          <w:p/>
-        </w:tc>
-        <w:tc>
-          <w:tcPr>
-            <w:tcW w:type="dxa" w:w="1987"/>
-          </w:tcPr>
-          <w:p/>
-        </w:tc>
-        <w:tc>
-          <w:tcPr>
-            <w:tcW w:type="dxa" w:w="1987"/>
-          </w:tcPr>
-          <w:p/>
-        </w:tc>
-        <w:tc>
-          <w:tcPr>
-            <w:tcW w:type="dxa" w:w="1987"/>
-          </w:tcPr>
-          <w:p/>
-        </w:tc>
-        <w:tc>
-          <w:tcPr>
-            <w:tcW w:type="dxa" w:w="1987"/>
-          </w:tcPr>
-          <w:p/>
-        </w:tc>
-      </w:tr>
-      <w:tr>
-        <w:tc>
-          <w:tcPr>
-            <w:tcW w:type="dxa" w:w="1987"/>
-          </w:tcPr>
-          <w:p/>
-        </w:tc>
-        <w:tc>
-          <w:tcPr>
-            <w:tcW w:type="dxa" w:w="1987"/>
-          </w:tcPr>
-          <w:p/>
-        </w:tc>
-        <w:tc>
-          <w:tcPr>
-            <w:tcW w:type="dxa" w:w="1987"/>
-          </w:tcPr>
-          <w:p/>
-        </w:tc>
-        <w:tc>
-          <w:tcPr>
-            <w:tcW w:type="dxa" w:w="1987"/>
-          </w:tcPr>
-          <w:p/>
-        </w:tc>
-        <w:tc>
-          <w:tcPr>
-            <w:tcW w:type="dxa" w:w="1987"/>
-          </w:tcPr>
-          <w:p/>
-        </w:tc>
-      </w:tr>
-      <w:tr>
-        <w:tc>
-          <w:tcPr>
-            <w:tcW w:type="dxa" w:w="1987"/>
-          </w:tcPr>
-          <w:p/>
-        </w:tc>
-        <w:tc>
-          <w:tcPr>
-            <w:tcW w:type="dxa" w:w="1987"/>
-          </w:tcPr>
-          <w:p/>
-        </w:tc>
-        <w:tc>
-          <w:tcPr>
-            <w:tcW w:type="dxa" w:w="1987"/>
-          </w:tcPr>
-          <w:p/>
-        </w:tc>
-        <w:tc>
-          <w:tcPr>
-            <w:tcW w:type="dxa" w:w="1987"/>
-          </w:tcPr>
-          <w:p/>
-        </w:tc>
-        <w:tc>
-          <w:tcPr>
-            <w:tcW w:type="dxa" w:w="1987"/>
-          </w:tcPr>
-          <w:p/>
-        </w:tc>
-      </w:tr>
-      <w:tr>
-        <w:tc>
-          <w:tcPr>
-            <w:tcW w:type="dxa" w:w="1987"/>
-          </w:tcPr>
-          <w:p>
-            <w:pPr>
-              <w:jc w:val="left"/>
-            </w:pPr>
-            <w:r>
-              <w:rPr>
-                <w:rFonts w:ascii="TimeNewRoman" w:hAnsi="TimeNewRoman"/>
-                <w:sz w:val="30"/>
-              </w:rPr>
-              <w:t>41÷3=</w:t>
-            </w:r>
-          </w:p>
-        </w:tc>
-        <w:tc>
-          <w:tcPr>
-            <w:tcW w:type="dxa" w:w="1987"/>
-          </w:tcPr>
-          <w:p>
-            <w:pPr>
-              <w:jc w:val="left"/>
-            </w:pPr>
-            <w:r>
-              <w:rPr>
-                <w:rFonts w:ascii="TimeNewRoman" w:hAnsi="TimeNewRoman"/>
-                <w:sz w:val="30"/>
-              </w:rPr>
-              <w:t>37÷8=</w:t>
-            </w:r>
-          </w:p>
-        </w:tc>
-        <w:tc>
-          <w:tcPr>
-            <w:tcW w:type="dxa" w:w="1987"/>
-          </w:tcPr>
-          <w:p>
-            <w:pPr>
-              <w:jc w:val="left"/>
-            </w:pPr>
-            <w:r>
-              <w:rPr>
-                <w:rFonts w:ascii="TimeNewRoman" w:hAnsi="TimeNewRoman"/>
-                <w:sz w:val="30"/>
-              </w:rPr>
-              <w:t>73÷4=</w:t>
-            </w:r>
-          </w:p>
-        </w:tc>
-        <w:tc>
-          <w:tcPr>
-            <w:tcW w:type="dxa" w:w="1987"/>
-          </w:tcPr>
-          <w:p>
-            <w:pPr>
-              <w:jc w:val="left"/>
-            </w:pPr>
-            <w:r>
-              <w:rPr>
-                <w:rFonts w:ascii="TimeNewRoman" w:hAnsi="TimeNewRoman"/>
-                <w:sz w:val="30"/>
-              </w:rPr>
-              <w:t>98÷3=</w:t>
-            </w:r>
-          </w:p>
-        </w:tc>
-        <w:tc>
-          <w:tcPr>
-            <w:tcW w:type="dxa" w:w="1987"/>
-          </w:tcPr>
-          <w:p>
-            <w:pPr>
-              <w:jc w:val="left"/>
-            </w:pPr>
-            <w:r>
-              <w:rPr>
-                <w:rFonts w:ascii="TimeNewRoman" w:hAnsi="TimeNewRoman"/>
-                <w:sz w:val="30"/>
-              </w:rPr>
-              <w:t>22÷7=</w:t>
+              <w:t>75÷6=</w:t>
             </w:r>
           </w:p>
         </w:tc>

--- a/two-digit_number_divided_by_one-digit_number.docx
+++ b/two-digit_number_divided_by_one-digit_number.docx
@@ -40,7 +40,7 @@
                 <w:rFonts w:ascii="TimeNewRoman" w:hAnsi="TimeNewRoman"/>
                 <w:sz w:val="30"/>
               </w:rPr>
-              <w:t>77÷7=</w:t>
+              <w:t>25÷3=</w:t>
             </w:r>
           </w:p>
         </w:tc>
@@ -57,7 +57,7 @@
                 <w:rFonts w:ascii="TimeNewRoman" w:hAnsi="TimeNewRoman"/>
                 <w:sz w:val="30"/>
               </w:rPr>
-              <w:t>99÷6=</w:t>
+              <w:t>59÷5=</w:t>
             </w:r>
           </w:p>
         </w:tc>
@@ -74,7 +74,7 @@
                 <w:rFonts w:ascii="TimeNewRoman" w:hAnsi="TimeNewRoman"/>
                 <w:sz w:val="30"/>
               </w:rPr>
-              <w:t>57÷7=</w:t>
+              <w:t>91÷2=</w:t>
             </w:r>
           </w:p>
         </w:tc>
@@ -91,7 +91,7 @@
                 <w:rFonts w:ascii="TimeNewRoman" w:hAnsi="TimeNewRoman"/>
                 <w:sz w:val="30"/>
               </w:rPr>
-              <w:t>49÷4=</w:t>
+              <w:t>80÷3=</w:t>
             </w:r>
           </w:p>
         </w:tc>
@@ -108,7 +108,7 @@
                 <w:rFonts w:ascii="TimeNewRoman" w:hAnsi="TimeNewRoman"/>
                 <w:sz w:val="30"/>
               </w:rPr>
-              <w:t>24÷6=</w:t>
+              <w:t>32÷6=</w:t>
             </w:r>
           </w:p>
         </w:tc>
@@ -223,7 +223,7 @@
                 <w:rFonts w:ascii="TimeNewRoman" w:hAnsi="TimeNewRoman"/>
                 <w:sz w:val="30"/>
               </w:rPr>
-              <w:t>91÷7=</w:t>
+              <w:t>79÷4=</w:t>
             </w:r>
           </w:p>
         </w:tc>
@@ -240,7 +240,7 @@
                 <w:rFonts w:ascii="TimeNewRoman" w:hAnsi="TimeNewRoman"/>
                 <w:sz w:val="30"/>
               </w:rPr>
-              <w:t>17÷7=</w:t>
+              <w:t>65÷6=</w:t>
             </w:r>
           </w:p>
         </w:tc>
@@ -257,7 +257,7 @@
                 <w:rFonts w:ascii="TimeNewRoman" w:hAnsi="TimeNewRoman"/>
                 <w:sz w:val="30"/>
               </w:rPr>
-              <w:t>50÷3=</w:t>
+              <w:t>60÷8=</w:t>
             </w:r>
           </w:p>
         </w:tc>
@@ -274,7 +274,7 @@
                 <w:rFonts w:ascii="TimeNewRoman" w:hAnsi="TimeNewRoman"/>
                 <w:sz w:val="30"/>
               </w:rPr>
-              <w:t>23÷3=</w:t>
+              <w:t>17÷8=</w:t>
             </w:r>
           </w:p>
         </w:tc>
@@ -291,7 +291,7 @@
                 <w:rFonts w:ascii="TimeNewRoman" w:hAnsi="TimeNewRoman"/>
                 <w:sz w:val="30"/>
               </w:rPr>
-              <w:t>91÷6=</w:t>
+              <w:t>55÷8=</w:t>
             </w:r>
           </w:p>
         </w:tc>
@@ -406,7 +406,7 @@
                 <w:rFonts w:ascii="TimeNewRoman" w:hAnsi="TimeNewRoman"/>
                 <w:sz w:val="30"/>
               </w:rPr>
-              <w:t>50÷4=</w:t>
+              <w:t>37÷5=</w:t>
             </w:r>
           </w:p>
         </w:tc>
@@ -423,7 +423,7 @@
                 <w:rFonts w:ascii="TimeNewRoman" w:hAnsi="TimeNewRoman"/>
                 <w:sz w:val="30"/>
               </w:rPr>
-              <w:t>63÷8=</w:t>
+              <w:t>30÷5=</w:t>
             </w:r>
           </w:p>
         </w:tc>
@@ -440,7 +440,7 @@
                 <w:rFonts w:ascii="TimeNewRoman" w:hAnsi="TimeNewRoman"/>
                 <w:sz w:val="30"/>
               </w:rPr>
-              <w:t>73÷2=</w:t>
+              <w:t>97÷9=</w:t>
             </w:r>
           </w:p>
         </w:tc>
@@ -457,7 +457,7 @@
                 <w:rFonts w:ascii="TimeNewRoman" w:hAnsi="TimeNewRoman"/>
                 <w:sz w:val="30"/>
               </w:rPr>
-              <w:t>10÷9=</w:t>
+              <w:t>19÷5=</w:t>
             </w:r>
           </w:p>
         </w:tc>
@@ -474,7 +474,7 @@
                 <w:rFonts w:ascii="TimeNewRoman" w:hAnsi="TimeNewRoman"/>
                 <w:sz w:val="30"/>
               </w:rPr>
-              <w:t>65÷6=</w:t>
+              <w:t>30÷2=</w:t>
             </w:r>
           </w:p>
         </w:tc>
@@ -589,7 +589,7 @@
                 <w:rFonts w:ascii="TimeNewRoman" w:hAnsi="TimeNewRoman"/>
                 <w:sz w:val="30"/>
               </w:rPr>
-              <w:t>28÷5=</w:t>
+              <w:t>76÷6=</w:t>
             </w:r>
           </w:p>
         </w:tc>
@@ -606,7 +606,7 @@
                 <w:rFonts w:ascii="TimeNewRoman" w:hAnsi="TimeNewRoman"/>
                 <w:sz w:val="30"/>
               </w:rPr>
-              <w:t>91÷3=</w:t>
+              <w:t>22÷7=</w:t>
             </w:r>
           </w:p>
         </w:tc>
@@ -623,7 +623,7 @@
                 <w:rFonts w:ascii="TimeNewRoman" w:hAnsi="TimeNewRoman"/>
                 <w:sz w:val="30"/>
               </w:rPr>
-              <w:t>40÷4=</w:t>
+              <w:t>87÷4=</w:t>
             </w:r>
           </w:p>
         </w:tc>
@@ -640,7 +640,7 @@
                 <w:rFonts w:ascii="TimeNewRoman" w:hAnsi="TimeNewRoman"/>
                 <w:sz w:val="30"/>
               </w:rPr>
-              <w:t>84÷4=</w:t>
+              <w:t>53÷6=</w:t>
             </w:r>
           </w:p>
         </w:tc>
@@ -657,7 +657,7 @@
                 <w:rFonts w:ascii="TimeNewRoman" w:hAnsi="TimeNewRoman"/>
                 <w:sz w:val="30"/>
               </w:rPr>
-              <w:t>63÷4=</w:t>
+              <w:t>30÷8=</w:t>
             </w:r>
           </w:p>
         </w:tc>
@@ -772,7 +772,7 @@
                 <w:rFonts w:ascii="TimeNewRoman" w:hAnsi="TimeNewRoman"/>
                 <w:sz w:val="30"/>
               </w:rPr>
-              <w:t>70÷6=</w:t>
+              <w:t>43÷8=</w:t>
             </w:r>
           </w:p>
         </w:tc>
@@ -789,7 +789,7 @@
                 <w:rFonts w:ascii="TimeNewRoman" w:hAnsi="TimeNewRoman"/>
                 <w:sz w:val="30"/>
               </w:rPr>
-              <w:t>88÷6=</w:t>
+              <w:t>81÷7=</w:t>
             </w:r>
           </w:p>
         </w:tc>
@@ -806,7 +806,7 @@
                 <w:rFonts w:ascii="TimeNewRoman" w:hAnsi="TimeNewRoman"/>
                 <w:sz w:val="30"/>
               </w:rPr>
-              <w:t>42÷3=</w:t>
+              <w:t>41÷5=</w:t>
             </w:r>
           </w:p>
         </w:tc>
@@ -823,7 +823,7 @@
                 <w:rFonts w:ascii="TimeNewRoman" w:hAnsi="TimeNewRoman"/>
                 <w:sz w:val="30"/>
               </w:rPr>
-              <w:t>69÷6=</w:t>
+              <w:t>36÷8=</w:t>
             </w:r>
           </w:p>
         </w:tc>
@@ -840,7 +840,7 @@
                 <w:rFonts w:ascii="TimeNewRoman" w:hAnsi="TimeNewRoman"/>
                 <w:sz w:val="30"/>
               </w:rPr>
-              <w:t>75÷6=</w:t>
+              <w:t>58÷5=</w:t>
             </w:r>
           </w:p>
         </w:tc>

--- a/two-digit_number_divided_by_one-digit_number.docx
+++ b/two-digit_number_divided_by_one-digit_number.docx
@@ -11,7 +11,7 @@
           <w:rFonts w:ascii="Arial" w:hAnsi="Arial"/>
           <w:sz w:val="30"/>
         </w:rPr>
-        <w:t>2026-10-16 Friday</w:t>
+        <w:t>2026-10-17 Saturday</w:t>
       </w:r>
     </w:p>
     <w:tbl>
@@ -40,7 +40,7 @@
                 <w:rFonts w:ascii="TimeNewRoman" w:hAnsi="TimeNewRoman"/>
                 <w:sz w:val="30"/>
               </w:rPr>
-              <w:t>25÷3=</w:t>
+              <w:t>39÷9=</w:t>
             </w:r>
           </w:p>
         </w:tc>
@@ -57,7 +57,7 @@
                 <w:rFonts w:ascii="TimeNewRoman" w:hAnsi="TimeNewRoman"/>
                 <w:sz w:val="30"/>
               </w:rPr>
-              <w:t>59÷5=</w:t>
+              <w:t>82÷9=</w:t>
             </w:r>
           </w:p>
         </w:tc>
@@ -74,7 +74,7 @@
                 <w:rFonts w:ascii="TimeNewRoman" w:hAnsi="TimeNewRoman"/>
                 <w:sz w:val="30"/>
               </w:rPr>
-              <w:t>91÷2=</w:t>
+              <w:t>21÷3=</w:t>
             </w:r>
           </w:p>
         </w:tc>
@@ -91,7 +91,7 @@
                 <w:rFonts w:ascii="TimeNewRoman" w:hAnsi="TimeNewRoman"/>
                 <w:sz w:val="30"/>
               </w:rPr>
-              <w:t>80÷3=</w:t>
+              <w:t>17÷2=</w:t>
             </w:r>
           </w:p>
         </w:tc>
@@ -108,7 +108,7 @@
                 <w:rFonts w:ascii="TimeNewRoman" w:hAnsi="TimeNewRoman"/>
                 <w:sz w:val="30"/>
               </w:rPr>
-              <w:t>32÷6=</w:t>
+              <w:t>19÷3=</w:t>
             </w:r>
           </w:p>
         </w:tc>
@@ -223,7 +223,7 @@
                 <w:rFonts w:ascii="TimeNewRoman" w:hAnsi="TimeNewRoman"/>
                 <w:sz w:val="30"/>
               </w:rPr>
-              <w:t>79÷4=</w:t>
+              <w:t>47÷7=</w:t>
             </w:r>
           </w:p>
         </w:tc>
@@ -240,7 +240,7 @@
                 <w:rFonts w:ascii="TimeNewRoman" w:hAnsi="TimeNewRoman"/>
                 <w:sz w:val="30"/>
               </w:rPr>
-              <w:t>65÷6=</w:t>
+              <w:t>61÷3=</w:t>
             </w:r>
           </w:p>
         </w:tc>
@@ -257,7 +257,7 @@
                 <w:rFonts w:ascii="TimeNewRoman" w:hAnsi="TimeNewRoman"/>
                 <w:sz w:val="30"/>
               </w:rPr>
-              <w:t>60÷8=</w:t>
+              <w:t>48÷9=</w:t>
             </w:r>
           </w:p>
         </w:tc>
@@ -274,7 +274,7 @@
                 <w:rFonts w:ascii="TimeNewRoman" w:hAnsi="TimeNewRoman"/>
                 <w:sz w:val="30"/>
               </w:rPr>
-              <w:t>17÷8=</w:t>
+              <w:t>66÷5=</w:t>
             </w:r>
           </w:p>
         </w:tc>
@@ -291,7 +291,7 @@
                 <w:rFonts w:ascii="TimeNewRoman" w:hAnsi="TimeNewRoman"/>
                 <w:sz w:val="30"/>
               </w:rPr>
-              <w:t>55÷8=</w:t>
+              <w:t>27÷7=</w:t>
             </w:r>
           </w:p>
         </w:tc>
@@ -406,7 +406,7 @@
                 <w:rFonts w:ascii="TimeNewRoman" w:hAnsi="TimeNewRoman"/>
                 <w:sz w:val="30"/>
               </w:rPr>
-              <w:t>37÷5=</w:t>
+              <w:t>28÷2=</w:t>
             </w:r>
           </w:p>
         </w:tc>
@@ -423,7 +423,7 @@
                 <w:rFonts w:ascii="TimeNewRoman" w:hAnsi="TimeNewRoman"/>
                 <w:sz w:val="30"/>
               </w:rPr>
-              <w:t>30÷5=</w:t>
+              <w:t>95÷4=</w:t>
             </w:r>
           </w:p>
         </w:tc>
@@ -440,7 +440,7 @@
                 <w:rFonts w:ascii="TimeNewRoman" w:hAnsi="TimeNewRoman"/>
                 <w:sz w:val="30"/>
               </w:rPr>
-              <w:t>97÷9=</w:t>
+              <w:t>72÷7=</w:t>
             </w:r>
           </w:p>
         </w:tc>
@@ -457,7 +457,7 @@
                 <w:rFonts w:ascii="TimeNewRoman" w:hAnsi="TimeNewRoman"/>
                 <w:sz w:val="30"/>
               </w:rPr>
-              <w:t>19÷5=</w:t>
+              <w:t>24÷4=</w:t>
             </w:r>
           </w:p>
         </w:tc>
@@ -474,7 +474,7 @@
                 <w:rFonts w:ascii="TimeNewRoman" w:hAnsi="TimeNewRoman"/>
                 <w:sz w:val="30"/>
               </w:rPr>
-              <w:t>30÷2=</w:t>
+              <w:t>93÷8=</w:t>
             </w:r>
           </w:p>
         </w:tc>
@@ -589,7 +589,7 @@
                 <w:rFonts w:ascii="TimeNewRoman" w:hAnsi="TimeNewRoman"/>
                 <w:sz w:val="30"/>
               </w:rPr>
-              <w:t>76÷6=</w:t>
+              <w:t>66÷6=</w:t>
             </w:r>
           </w:p>
         </w:tc>
@@ -606,7 +606,7 @@
                 <w:rFonts w:ascii="TimeNewRoman" w:hAnsi="TimeNewRoman"/>
                 <w:sz w:val="30"/>
               </w:rPr>
-              <w:t>22÷7=</w:t>
+              <w:t>13÷5=</w:t>
             </w:r>
           </w:p>
         </w:tc>
@@ -623,7 +623,7 @@
                 <w:rFonts w:ascii="TimeNewRoman" w:hAnsi="TimeNewRoman"/>
                 <w:sz w:val="30"/>
               </w:rPr>
-              <w:t>87÷4=</w:t>
+              <w:t>31÷4=</w:t>
             </w:r>
           </w:p>
         </w:tc>
@@ -640,7 +640,7 @@
                 <w:rFonts w:ascii="TimeNewRoman" w:hAnsi="TimeNewRoman"/>
                 <w:sz w:val="30"/>
               </w:rPr>
-              <w:t>53÷6=</w:t>
+              <w:t>69÷5=</w:t>
             </w:r>
           </w:p>
         </w:tc>
@@ -657,7 +657,7 @@
                 <w:rFonts w:ascii="TimeNewRoman" w:hAnsi="TimeNewRoman"/>
                 <w:sz w:val="30"/>
               </w:rPr>
-              <w:t>30÷8=</w:t>
+              <w:t>21÷9=</w:t>
             </w:r>
           </w:p>
         </w:tc>
@@ -772,7 +772,7 @@
                 <w:rFonts w:ascii="TimeNewRoman" w:hAnsi="TimeNewRoman"/>
                 <w:sz w:val="30"/>
               </w:rPr>
-              <w:t>43÷8=</w:t>
+              <w:t>90÷5=</w:t>
             </w:r>
           </w:p>
         </w:tc>
@@ -789,7 +789,7 @@
                 <w:rFonts w:ascii="TimeNewRoman" w:hAnsi="TimeNewRoman"/>
                 <w:sz w:val="30"/>
               </w:rPr>
-              <w:t>81÷7=</w:t>
+              <w:t>77÷5=</w:t>
             </w:r>
           </w:p>
         </w:tc>
@@ -806,7 +806,7 @@
                 <w:rFonts w:ascii="TimeNewRoman" w:hAnsi="TimeNewRoman"/>
                 <w:sz w:val="30"/>
               </w:rPr>
-              <w:t>41÷5=</w:t>
+              <w:t>48÷5=</w:t>
             </w:r>
           </w:p>
         </w:tc>
@@ -823,7 +823,7 @@
                 <w:rFonts w:ascii="TimeNewRoman" w:hAnsi="TimeNewRoman"/>
                 <w:sz w:val="30"/>
               </w:rPr>
-              <w:t>36÷8=</w:t>
+              <w:t>36÷4=</w:t>
             </w:r>
           </w:p>
         </w:tc>
@@ -840,7 +840,7 @@
                 <w:rFonts w:ascii="TimeNewRoman" w:hAnsi="TimeNewRoman"/>
                 <w:sz w:val="30"/>
               </w:rPr>
-              <w:t>58÷5=</w:t>
+              <w:t>97÷6=</w:t>
             </w:r>
           </w:p>
         </w:tc>

--- a/two-digit_number_divided_by_one-digit_number.docx
+++ b/two-digit_number_divided_by_one-digit_number.docx
@@ -40,7 +40,7 @@
                 <w:rFonts w:ascii="TimeNewRoman" w:hAnsi="TimeNewRoman"/>
                 <w:sz w:val="30"/>
               </w:rPr>
-              <w:t>39÷9=</w:t>
+              <w:t>21÷3=</w:t>
             </w:r>
           </w:p>
         </w:tc>
@@ -74,7 +74,7 @@
                 <w:rFonts w:ascii="TimeNewRoman" w:hAnsi="TimeNewRoman"/>
                 <w:sz w:val="30"/>
               </w:rPr>
-              <w:t>21÷3=</w:t>
+              <w:t>68÷5=</w:t>
             </w:r>
           </w:p>
         </w:tc>
@@ -91,7 +91,7 @@
                 <w:rFonts w:ascii="TimeNewRoman" w:hAnsi="TimeNewRoman"/>
                 <w:sz w:val="30"/>
               </w:rPr>
-              <w:t>17÷2=</w:t>
+              <w:t>28÷8=</w:t>
             </w:r>
           </w:p>
         </w:tc>
@@ -108,7 +108,7 @@
                 <w:rFonts w:ascii="TimeNewRoman" w:hAnsi="TimeNewRoman"/>
                 <w:sz w:val="30"/>
               </w:rPr>
-              <w:t>19÷3=</w:t>
+              <w:t>32÷9=</w:t>
             </w:r>
           </w:p>
         </w:tc>
@@ -223,7 +223,7 @@
                 <w:rFonts w:ascii="TimeNewRoman" w:hAnsi="TimeNewRoman"/>
                 <w:sz w:val="30"/>
               </w:rPr>
-              <w:t>47÷7=</w:t>
+              <w:t>82÷9=</w:t>
             </w:r>
           </w:p>
         </w:tc>
@@ -240,7 +240,7 @@
                 <w:rFonts w:ascii="TimeNewRoman" w:hAnsi="TimeNewRoman"/>
                 <w:sz w:val="30"/>
               </w:rPr>
-              <w:t>61÷3=</w:t>
+              <w:t>37÷8=</w:t>
             </w:r>
           </w:p>
         </w:tc>
@@ -257,7 +257,7 @@
                 <w:rFonts w:ascii="TimeNewRoman" w:hAnsi="TimeNewRoman"/>
                 <w:sz w:val="30"/>
               </w:rPr>
-              <w:t>48÷9=</w:t>
+              <w:t>53÷2=</w:t>
             </w:r>
           </w:p>
         </w:tc>
@@ -274,7 +274,7 @@
                 <w:rFonts w:ascii="TimeNewRoman" w:hAnsi="TimeNewRoman"/>
                 <w:sz w:val="30"/>
               </w:rPr>
-              <w:t>66÷5=</w:t>
+              <w:t>29÷9=</w:t>
             </w:r>
           </w:p>
         </w:tc>
@@ -291,7 +291,7 @@
                 <w:rFonts w:ascii="TimeNewRoman" w:hAnsi="TimeNewRoman"/>
                 <w:sz w:val="30"/>
               </w:rPr>
-              <w:t>27÷7=</w:t>
+              <w:t>78÷6=</w:t>
             </w:r>
           </w:p>
         </w:tc>
@@ -406,7 +406,7 @@
                 <w:rFonts w:ascii="TimeNewRoman" w:hAnsi="TimeNewRoman"/>
                 <w:sz w:val="30"/>
               </w:rPr>
-              <w:t>28÷2=</w:t>
+              <w:t>96÷7=</w:t>
             </w:r>
           </w:p>
         </w:tc>
@@ -423,7 +423,7 @@
                 <w:rFonts w:ascii="TimeNewRoman" w:hAnsi="TimeNewRoman"/>
                 <w:sz w:val="30"/>
               </w:rPr>
-              <w:t>95÷4=</w:t>
+              <w:t>23÷6=</w:t>
             </w:r>
           </w:p>
         </w:tc>
@@ -440,7 +440,7 @@
                 <w:rFonts w:ascii="TimeNewRoman" w:hAnsi="TimeNewRoman"/>
                 <w:sz w:val="30"/>
               </w:rPr>
-              <w:t>72÷7=</w:t>
+              <w:t>38÷6=</w:t>
             </w:r>
           </w:p>
         </w:tc>
@@ -457,7 +457,7 @@
                 <w:rFonts w:ascii="TimeNewRoman" w:hAnsi="TimeNewRoman"/>
                 <w:sz w:val="30"/>
               </w:rPr>
-              <w:t>24÷4=</w:t>
+              <w:t>53÷6=</w:t>
             </w:r>
           </w:p>
         </w:tc>
@@ -474,7 +474,7 @@
                 <w:rFonts w:ascii="TimeNewRoman" w:hAnsi="TimeNewRoman"/>
                 <w:sz w:val="30"/>
               </w:rPr>
-              <w:t>93÷8=</w:t>
+              <w:t>45÷8=</w:t>
             </w:r>
           </w:p>
         </w:tc>
@@ -589,7 +589,7 @@
                 <w:rFonts w:ascii="TimeNewRoman" w:hAnsi="TimeNewRoman"/>
                 <w:sz w:val="30"/>
               </w:rPr>
-              <w:t>66÷6=</w:t>
+              <w:t>34÷8=</w:t>
             </w:r>
           </w:p>
         </w:tc>
@@ -606,7 +606,7 @@
                 <w:rFonts w:ascii="TimeNewRoman" w:hAnsi="TimeNewRoman"/>
                 <w:sz w:val="30"/>
               </w:rPr>
-              <w:t>13÷5=</w:t>
+              <w:t>73÷8=</w:t>
             </w:r>
           </w:p>
         </w:tc>
@@ -623,7 +623,7 @@
                 <w:rFonts w:ascii="TimeNewRoman" w:hAnsi="TimeNewRoman"/>
                 <w:sz w:val="30"/>
               </w:rPr>
-              <w:t>31÷4=</w:t>
+              <w:t>64÷5=</w:t>
             </w:r>
           </w:p>
         </w:tc>
@@ -640,7 +640,7 @@
                 <w:rFonts w:ascii="TimeNewRoman" w:hAnsi="TimeNewRoman"/>
                 <w:sz w:val="30"/>
               </w:rPr>
-              <w:t>69÷5=</w:t>
+              <w:t>89÷8=</w:t>
             </w:r>
           </w:p>
         </w:tc>
@@ -657,7 +657,7 @@
                 <w:rFonts w:ascii="TimeNewRoman" w:hAnsi="TimeNewRoman"/>
                 <w:sz w:val="30"/>
               </w:rPr>
-              <w:t>21÷9=</w:t>
+              <w:t>20÷9=</w:t>
             </w:r>
           </w:p>
         </w:tc>
@@ -772,7 +772,7 @@
                 <w:rFonts w:ascii="TimeNewRoman" w:hAnsi="TimeNewRoman"/>
                 <w:sz w:val="30"/>
               </w:rPr>
-              <w:t>90÷5=</w:t>
+              <w:t>88÷9=</w:t>
             </w:r>
           </w:p>
         </w:tc>
@@ -789,7 +789,7 @@
                 <w:rFonts w:ascii="TimeNewRoman" w:hAnsi="TimeNewRoman"/>
                 <w:sz w:val="30"/>
               </w:rPr>
-              <w:t>77÷5=</w:t>
+              <w:t>78÷2=</w:t>
             </w:r>
           </w:p>
         </w:tc>
@@ -806,7 +806,7 @@
                 <w:rFonts w:ascii="TimeNewRoman" w:hAnsi="TimeNewRoman"/>
                 <w:sz w:val="30"/>
               </w:rPr>
-              <w:t>48÷5=</w:t>
+              <w:t>14÷6=</w:t>
             </w:r>
           </w:p>
         </w:tc>
@@ -823,7 +823,7 @@
                 <w:rFonts w:ascii="TimeNewRoman" w:hAnsi="TimeNewRoman"/>
                 <w:sz w:val="30"/>
               </w:rPr>
-              <w:t>36÷4=</w:t>
+              <w:t>45÷3=</w:t>
             </w:r>
           </w:p>
         </w:tc>
@@ -840,7 +840,7 @@
                 <w:rFonts w:ascii="TimeNewRoman" w:hAnsi="TimeNewRoman"/>
                 <w:sz w:val="30"/>
               </w:rPr>
-              <w:t>97÷6=</w:t>
+              <w:t>41÷9=</w:t>
             </w:r>
           </w:p>
         </w:tc>

--- a/two-digit_number_divided_by_one-digit_number.docx
+++ b/two-digit_number_divided_by_one-digit_number.docx
@@ -11,7 +11,7 @@
           <w:rFonts w:ascii="Arial" w:hAnsi="Arial"/>
           <w:sz w:val="30"/>
         </w:rPr>
-        <w:t>2026-10-17 Saturday</w:t>
+        <w:t>2026-10-18 Sunday</w:t>
       </w:r>
     </w:p>
     <w:tbl>
@@ -40,7 +40,7 @@
                 <w:rFonts w:ascii="TimeNewRoman" w:hAnsi="TimeNewRoman"/>
                 <w:sz w:val="30"/>
               </w:rPr>
-              <w:t>21÷3=</w:t>
+              <w:t>30÷4=</w:t>
             </w:r>
           </w:p>
         </w:tc>
@@ -57,7 +57,7 @@
                 <w:rFonts w:ascii="TimeNewRoman" w:hAnsi="TimeNewRoman"/>
                 <w:sz w:val="30"/>
               </w:rPr>
-              <w:t>82÷9=</w:t>
+              <w:t>12÷3=</w:t>
             </w:r>
           </w:p>
         </w:tc>
@@ -74,7 +74,7 @@
                 <w:rFonts w:ascii="TimeNewRoman" w:hAnsi="TimeNewRoman"/>
                 <w:sz w:val="30"/>
               </w:rPr>
-              <w:t>68÷5=</w:t>
+              <w:t>21÷2=</w:t>
             </w:r>
           </w:p>
         </w:tc>
@@ -91,556 +91,7 @@
                 <w:rFonts w:ascii="TimeNewRoman" w:hAnsi="TimeNewRoman"/>
                 <w:sz w:val="30"/>
               </w:rPr>
-              <w:t>28÷8=</w:t>
-            </w:r>
-          </w:p>
-        </w:tc>
-        <w:tc>
-          <w:tcPr>
-            <w:tcW w:type="dxa" w:w="1987"/>
-          </w:tcPr>
-          <w:p>
-            <w:pPr>
-              <w:jc w:val="left"/>
-            </w:pPr>
-            <w:r>
-              <w:rPr>
-                <w:rFonts w:ascii="TimeNewRoman" w:hAnsi="TimeNewRoman"/>
-                <w:sz w:val="30"/>
-              </w:rPr>
-              <w:t>32÷9=</w:t>
-            </w:r>
-          </w:p>
-        </w:tc>
-      </w:tr>
-      <w:tr>
-        <w:tc>
-          <w:tcPr>
-            <w:tcW w:type="dxa" w:w="1987"/>
-          </w:tcPr>
-          <w:p/>
-        </w:tc>
-        <w:tc>
-          <w:tcPr>
-            <w:tcW w:type="dxa" w:w="1987"/>
-          </w:tcPr>
-          <w:p/>
-        </w:tc>
-        <w:tc>
-          <w:tcPr>
-            <w:tcW w:type="dxa" w:w="1987"/>
-          </w:tcPr>
-          <w:p/>
-        </w:tc>
-        <w:tc>
-          <w:tcPr>
-            <w:tcW w:type="dxa" w:w="1987"/>
-          </w:tcPr>
-          <w:p/>
-        </w:tc>
-        <w:tc>
-          <w:tcPr>
-            <w:tcW w:type="dxa" w:w="1987"/>
-          </w:tcPr>
-          <w:p/>
-        </w:tc>
-      </w:tr>
-      <w:tr>
-        <w:tc>
-          <w:tcPr>
-            <w:tcW w:type="dxa" w:w="1987"/>
-          </w:tcPr>
-          <w:p/>
-        </w:tc>
-        <w:tc>
-          <w:tcPr>
-            <w:tcW w:type="dxa" w:w="1987"/>
-          </w:tcPr>
-          <w:p/>
-        </w:tc>
-        <w:tc>
-          <w:tcPr>
-            <w:tcW w:type="dxa" w:w="1987"/>
-          </w:tcPr>
-          <w:p/>
-        </w:tc>
-        <w:tc>
-          <w:tcPr>
-            <w:tcW w:type="dxa" w:w="1987"/>
-          </w:tcPr>
-          <w:p/>
-        </w:tc>
-        <w:tc>
-          <w:tcPr>
-            <w:tcW w:type="dxa" w:w="1987"/>
-          </w:tcPr>
-          <w:p/>
-        </w:tc>
-      </w:tr>
-      <w:tr>
-        <w:tc>
-          <w:tcPr>
-            <w:tcW w:type="dxa" w:w="1987"/>
-          </w:tcPr>
-          <w:p/>
-        </w:tc>
-        <w:tc>
-          <w:tcPr>
-            <w:tcW w:type="dxa" w:w="1987"/>
-          </w:tcPr>
-          <w:p/>
-        </w:tc>
-        <w:tc>
-          <w:tcPr>
-            <w:tcW w:type="dxa" w:w="1987"/>
-          </w:tcPr>
-          <w:p/>
-        </w:tc>
-        <w:tc>
-          <w:tcPr>
-            <w:tcW w:type="dxa" w:w="1987"/>
-          </w:tcPr>
-          <w:p/>
-        </w:tc>
-        <w:tc>
-          <w:tcPr>
-            <w:tcW w:type="dxa" w:w="1987"/>
-          </w:tcPr>
-          <w:p/>
-        </w:tc>
-      </w:tr>
-      <w:tr>
-        <w:tc>
-          <w:tcPr>
-            <w:tcW w:type="dxa" w:w="1987"/>
-          </w:tcPr>
-          <w:p>
-            <w:pPr>
-              <w:jc w:val="left"/>
-            </w:pPr>
-            <w:r>
-              <w:rPr>
-                <w:rFonts w:ascii="TimeNewRoman" w:hAnsi="TimeNewRoman"/>
-                <w:sz w:val="30"/>
-              </w:rPr>
-              <w:t>82÷9=</w:t>
-            </w:r>
-          </w:p>
-        </w:tc>
-        <w:tc>
-          <w:tcPr>
-            <w:tcW w:type="dxa" w:w="1987"/>
-          </w:tcPr>
-          <w:p>
-            <w:pPr>
-              <w:jc w:val="left"/>
-            </w:pPr>
-            <w:r>
-              <w:rPr>
-                <w:rFonts w:ascii="TimeNewRoman" w:hAnsi="TimeNewRoman"/>
-                <w:sz w:val="30"/>
-              </w:rPr>
-              <w:t>37÷8=</w:t>
-            </w:r>
-          </w:p>
-        </w:tc>
-        <w:tc>
-          <w:tcPr>
-            <w:tcW w:type="dxa" w:w="1987"/>
-          </w:tcPr>
-          <w:p>
-            <w:pPr>
-              <w:jc w:val="left"/>
-            </w:pPr>
-            <w:r>
-              <w:rPr>
-                <w:rFonts w:ascii="TimeNewRoman" w:hAnsi="TimeNewRoman"/>
-                <w:sz w:val="30"/>
-              </w:rPr>
-              <w:t>53÷2=</w:t>
-            </w:r>
-          </w:p>
-        </w:tc>
-        <w:tc>
-          <w:tcPr>
-            <w:tcW w:type="dxa" w:w="1987"/>
-          </w:tcPr>
-          <w:p>
-            <w:pPr>
-              <w:jc w:val="left"/>
-            </w:pPr>
-            <w:r>
-              <w:rPr>
-                <w:rFonts w:ascii="TimeNewRoman" w:hAnsi="TimeNewRoman"/>
-                <w:sz w:val="30"/>
-              </w:rPr>
-              <w:t>29÷9=</w:t>
-            </w:r>
-          </w:p>
-        </w:tc>
-        <w:tc>
-          <w:tcPr>
-            <w:tcW w:type="dxa" w:w="1987"/>
-          </w:tcPr>
-          <w:p>
-            <w:pPr>
-              <w:jc w:val="left"/>
-            </w:pPr>
-            <w:r>
-              <w:rPr>
-                <w:rFonts w:ascii="TimeNewRoman" w:hAnsi="TimeNewRoman"/>
-                <w:sz w:val="30"/>
-              </w:rPr>
-              <w:t>78÷6=</w:t>
-            </w:r>
-          </w:p>
-        </w:tc>
-      </w:tr>
-      <w:tr>
-        <w:tc>
-          <w:tcPr>
-            <w:tcW w:type="dxa" w:w="1987"/>
-          </w:tcPr>
-          <w:p/>
-        </w:tc>
-        <w:tc>
-          <w:tcPr>
-            <w:tcW w:type="dxa" w:w="1987"/>
-          </w:tcPr>
-          <w:p/>
-        </w:tc>
-        <w:tc>
-          <w:tcPr>
-            <w:tcW w:type="dxa" w:w="1987"/>
-          </w:tcPr>
-          <w:p/>
-        </w:tc>
-        <w:tc>
-          <w:tcPr>
-            <w:tcW w:type="dxa" w:w="1987"/>
-          </w:tcPr>
-          <w:p/>
-        </w:tc>
-        <w:tc>
-          <w:tcPr>
-            <w:tcW w:type="dxa" w:w="1987"/>
-          </w:tcPr>
-          <w:p/>
-        </w:tc>
-      </w:tr>
-      <w:tr>
-        <w:tc>
-          <w:tcPr>
-            <w:tcW w:type="dxa" w:w="1987"/>
-          </w:tcPr>
-          <w:p/>
-        </w:tc>
-        <w:tc>
-          <w:tcPr>
-            <w:tcW w:type="dxa" w:w="1987"/>
-          </w:tcPr>
-          <w:p/>
-        </w:tc>
-        <w:tc>
-          <w:tcPr>
-            <w:tcW w:type="dxa" w:w="1987"/>
-          </w:tcPr>
-          <w:p/>
-        </w:tc>
-        <w:tc>
-          <w:tcPr>
-            <w:tcW w:type="dxa" w:w="1987"/>
-          </w:tcPr>
-          <w:p/>
-        </w:tc>
-        <w:tc>
-          <w:tcPr>
-            <w:tcW w:type="dxa" w:w="1987"/>
-          </w:tcPr>
-          <w:p/>
-        </w:tc>
-      </w:tr>
-      <w:tr>
-        <w:tc>
-          <w:tcPr>
-            <w:tcW w:type="dxa" w:w="1987"/>
-          </w:tcPr>
-          <w:p/>
-        </w:tc>
-        <w:tc>
-          <w:tcPr>
-            <w:tcW w:type="dxa" w:w="1987"/>
-          </w:tcPr>
-          <w:p/>
-        </w:tc>
-        <w:tc>
-          <w:tcPr>
-            <w:tcW w:type="dxa" w:w="1987"/>
-          </w:tcPr>
-          <w:p/>
-        </w:tc>
-        <w:tc>
-          <w:tcPr>
-            <w:tcW w:type="dxa" w:w="1987"/>
-          </w:tcPr>
-          <w:p/>
-        </w:tc>
-        <w:tc>
-          <w:tcPr>
-            <w:tcW w:type="dxa" w:w="1987"/>
-          </w:tcPr>
-          <w:p/>
-        </w:tc>
-      </w:tr>
-      <w:tr>
-        <w:tc>
-          <w:tcPr>
-            <w:tcW w:type="dxa" w:w="1987"/>
-          </w:tcPr>
-          <w:p>
-            <w:pPr>
-              <w:jc w:val="left"/>
-            </w:pPr>
-            <w:r>
-              <w:rPr>
-                <w:rFonts w:ascii="TimeNewRoman" w:hAnsi="TimeNewRoman"/>
-                <w:sz w:val="30"/>
-              </w:rPr>
-              <w:t>96÷7=</w:t>
-            </w:r>
-          </w:p>
-        </w:tc>
-        <w:tc>
-          <w:tcPr>
-            <w:tcW w:type="dxa" w:w="1987"/>
-          </w:tcPr>
-          <w:p>
-            <w:pPr>
-              <w:jc w:val="left"/>
-            </w:pPr>
-            <w:r>
-              <w:rPr>
-                <w:rFonts w:ascii="TimeNewRoman" w:hAnsi="TimeNewRoman"/>
-                <w:sz w:val="30"/>
-              </w:rPr>
-              <w:t>23÷6=</w:t>
-            </w:r>
-          </w:p>
-        </w:tc>
-        <w:tc>
-          <w:tcPr>
-            <w:tcW w:type="dxa" w:w="1987"/>
-          </w:tcPr>
-          <w:p>
-            <w:pPr>
-              <w:jc w:val="left"/>
-            </w:pPr>
-            <w:r>
-              <w:rPr>
-                <w:rFonts w:ascii="TimeNewRoman" w:hAnsi="TimeNewRoman"/>
-                <w:sz w:val="30"/>
-              </w:rPr>
-              <w:t>38÷6=</w:t>
-            </w:r>
-          </w:p>
-        </w:tc>
-        <w:tc>
-          <w:tcPr>
-            <w:tcW w:type="dxa" w:w="1987"/>
-          </w:tcPr>
-          <w:p>
-            <w:pPr>
-              <w:jc w:val="left"/>
-            </w:pPr>
-            <w:r>
-              <w:rPr>
-                <w:rFonts w:ascii="TimeNewRoman" w:hAnsi="TimeNewRoman"/>
-                <w:sz w:val="30"/>
-              </w:rPr>
-              <w:t>53÷6=</w:t>
-            </w:r>
-          </w:p>
-        </w:tc>
-        <w:tc>
-          <w:tcPr>
-            <w:tcW w:type="dxa" w:w="1987"/>
-          </w:tcPr>
-          <w:p>
-            <w:pPr>
-              <w:jc w:val="left"/>
-            </w:pPr>
-            <w:r>
-              <w:rPr>
-                <w:rFonts w:ascii="TimeNewRoman" w:hAnsi="TimeNewRoman"/>
-                <w:sz w:val="30"/>
-              </w:rPr>
-              <w:t>45÷8=</w:t>
-            </w:r>
-          </w:p>
-        </w:tc>
-      </w:tr>
-      <w:tr>
-        <w:tc>
-          <w:tcPr>
-            <w:tcW w:type="dxa" w:w="1987"/>
-          </w:tcPr>
-          <w:p/>
-        </w:tc>
-        <w:tc>
-          <w:tcPr>
-            <w:tcW w:type="dxa" w:w="1987"/>
-          </w:tcPr>
-          <w:p/>
-        </w:tc>
-        <w:tc>
-          <w:tcPr>
-            <w:tcW w:type="dxa" w:w="1987"/>
-          </w:tcPr>
-          <w:p/>
-        </w:tc>
-        <w:tc>
-          <w:tcPr>
-            <w:tcW w:type="dxa" w:w="1987"/>
-          </w:tcPr>
-          <w:p/>
-        </w:tc>
-        <w:tc>
-          <w:tcPr>
-            <w:tcW w:type="dxa" w:w="1987"/>
-          </w:tcPr>
-          <w:p/>
-        </w:tc>
-      </w:tr>
-      <w:tr>
-        <w:tc>
-          <w:tcPr>
-            <w:tcW w:type="dxa" w:w="1987"/>
-          </w:tcPr>
-          <w:p/>
-        </w:tc>
-        <w:tc>
-          <w:tcPr>
-            <w:tcW w:type="dxa" w:w="1987"/>
-          </w:tcPr>
-          <w:p/>
-        </w:tc>
-        <w:tc>
-          <w:tcPr>
-            <w:tcW w:type="dxa" w:w="1987"/>
-          </w:tcPr>
-          <w:p/>
-        </w:tc>
-        <w:tc>
-          <w:tcPr>
-            <w:tcW w:type="dxa" w:w="1987"/>
-          </w:tcPr>
-          <w:p/>
-        </w:tc>
-        <w:tc>
-          <w:tcPr>
-            <w:tcW w:type="dxa" w:w="1987"/>
-          </w:tcPr>
-          <w:p/>
-        </w:tc>
-      </w:tr>
-      <w:tr>
-        <w:tc>
-          <w:tcPr>
-            <w:tcW w:type="dxa" w:w="1987"/>
-          </w:tcPr>
-          <w:p/>
-        </w:tc>
-        <w:tc>
-          <w:tcPr>
-            <w:tcW w:type="dxa" w:w="1987"/>
-          </w:tcPr>
-          <w:p/>
-        </w:tc>
-        <w:tc>
-          <w:tcPr>
-            <w:tcW w:type="dxa" w:w="1987"/>
-          </w:tcPr>
-          <w:p/>
-        </w:tc>
-        <w:tc>
-          <w:tcPr>
-            <w:tcW w:type="dxa" w:w="1987"/>
-          </w:tcPr>
-          <w:p/>
-        </w:tc>
-        <w:tc>
-          <w:tcPr>
-            <w:tcW w:type="dxa" w:w="1987"/>
-          </w:tcPr>
-          <w:p/>
-        </w:tc>
-      </w:tr>
-      <w:tr>
-        <w:tc>
-          <w:tcPr>
-            <w:tcW w:type="dxa" w:w="1987"/>
-          </w:tcPr>
-          <w:p>
-            <w:pPr>
-              <w:jc w:val="left"/>
-            </w:pPr>
-            <w:r>
-              <w:rPr>
-                <w:rFonts w:ascii="TimeNewRoman" w:hAnsi="TimeNewRoman"/>
-                <w:sz w:val="30"/>
-              </w:rPr>
-              <w:t>34÷8=</w:t>
-            </w:r>
-          </w:p>
-        </w:tc>
-        <w:tc>
-          <w:tcPr>
-            <w:tcW w:type="dxa" w:w="1987"/>
-          </w:tcPr>
-          <w:p>
-            <w:pPr>
-              <w:jc w:val="left"/>
-            </w:pPr>
-            <w:r>
-              <w:rPr>
-                <w:rFonts w:ascii="TimeNewRoman" w:hAnsi="TimeNewRoman"/>
-                <w:sz w:val="30"/>
-              </w:rPr>
-              <w:t>73÷8=</w:t>
-            </w:r>
-          </w:p>
-        </w:tc>
-        <w:tc>
-          <w:tcPr>
-            <w:tcW w:type="dxa" w:w="1987"/>
-          </w:tcPr>
-          <w:p>
-            <w:pPr>
-              <w:jc w:val="left"/>
-            </w:pPr>
-            <w:r>
-              <w:rPr>
-                <w:rFonts w:ascii="TimeNewRoman" w:hAnsi="TimeNewRoman"/>
-                <w:sz w:val="30"/>
-              </w:rPr>
-              <w:t>64÷5=</w:t>
-            </w:r>
-          </w:p>
-        </w:tc>
-        <w:tc>
-          <w:tcPr>
-            <w:tcW w:type="dxa" w:w="1987"/>
-          </w:tcPr>
-          <w:p>
-            <w:pPr>
-              <w:jc w:val="left"/>
-            </w:pPr>
-            <w:r>
-              <w:rPr>
-                <w:rFonts w:ascii="TimeNewRoman" w:hAnsi="TimeNewRoman"/>
-                <w:sz w:val="30"/>
-              </w:rPr>
-              <w:t>89÷8=</w:t>
+              <w:t>95÷8=</w:t>
             </w:r>
           </w:p>
         </w:tc>
@@ -772,7 +223,7 @@
                 <w:rFonts w:ascii="TimeNewRoman" w:hAnsi="TimeNewRoman"/>
                 <w:sz w:val="30"/>
               </w:rPr>
-              <w:t>88÷9=</w:t>
+              <w:t>21÷9=</w:t>
             </w:r>
           </w:p>
         </w:tc>
@@ -789,7 +240,7 @@
                 <w:rFonts w:ascii="TimeNewRoman" w:hAnsi="TimeNewRoman"/>
                 <w:sz w:val="30"/>
               </w:rPr>
-              <w:t>78÷2=</w:t>
+              <w:t>29÷4=</w:t>
             </w:r>
           </w:p>
         </w:tc>
@@ -806,7 +257,7 @@
                 <w:rFonts w:ascii="TimeNewRoman" w:hAnsi="TimeNewRoman"/>
                 <w:sz w:val="30"/>
               </w:rPr>
-              <w:t>14÷6=</w:t>
+              <w:t>98÷3=</w:t>
             </w:r>
           </w:p>
         </w:tc>
@@ -823,7 +274,7 @@
                 <w:rFonts w:ascii="TimeNewRoman" w:hAnsi="TimeNewRoman"/>
                 <w:sz w:val="30"/>
               </w:rPr>
-              <w:t>45÷3=</w:t>
+              <w:t>86÷2=</w:t>
             </w:r>
           </w:p>
         </w:tc>
@@ -840,7 +291,556 @@
                 <w:rFonts w:ascii="TimeNewRoman" w:hAnsi="TimeNewRoman"/>
                 <w:sz w:val="30"/>
               </w:rPr>
-              <w:t>41÷9=</w:t>
+              <w:t>89÷7=</w:t>
+            </w:r>
+          </w:p>
+        </w:tc>
+      </w:tr>
+      <w:tr>
+        <w:tc>
+          <w:tcPr>
+            <w:tcW w:type="dxa" w:w="1987"/>
+          </w:tcPr>
+          <w:p/>
+        </w:tc>
+        <w:tc>
+          <w:tcPr>
+            <w:tcW w:type="dxa" w:w="1987"/>
+          </w:tcPr>
+          <w:p/>
+        </w:tc>
+        <w:tc>
+          <w:tcPr>
+            <w:tcW w:type="dxa" w:w="1987"/>
+          </w:tcPr>
+          <w:p/>
+        </w:tc>
+        <w:tc>
+          <w:tcPr>
+            <w:tcW w:type="dxa" w:w="1987"/>
+          </w:tcPr>
+          <w:p/>
+        </w:tc>
+        <w:tc>
+          <w:tcPr>
+            <w:tcW w:type="dxa" w:w="1987"/>
+          </w:tcPr>
+          <w:p/>
+        </w:tc>
+      </w:tr>
+      <w:tr>
+        <w:tc>
+          <w:tcPr>
+            <w:tcW w:type="dxa" w:w="1987"/>
+          </w:tcPr>
+          <w:p/>
+        </w:tc>
+        <w:tc>
+          <w:tcPr>
+            <w:tcW w:type="dxa" w:w="1987"/>
+          </w:tcPr>
+          <w:p/>
+        </w:tc>
+        <w:tc>
+          <w:tcPr>
+            <w:tcW w:type="dxa" w:w="1987"/>
+          </w:tcPr>
+          <w:p/>
+        </w:tc>
+        <w:tc>
+          <w:tcPr>
+            <w:tcW w:type="dxa" w:w="1987"/>
+          </w:tcPr>
+          <w:p/>
+        </w:tc>
+        <w:tc>
+          <w:tcPr>
+            <w:tcW w:type="dxa" w:w="1987"/>
+          </w:tcPr>
+          <w:p/>
+        </w:tc>
+      </w:tr>
+      <w:tr>
+        <w:tc>
+          <w:tcPr>
+            <w:tcW w:type="dxa" w:w="1987"/>
+          </w:tcPr>
+          <w:p/>
+        </w:tc>
+        <w:tc>
+          <w:tcPr>
+            <w:tcW w:type="dxa" w:w="1987"/>
+          </w:tcPr>
+          <w:p/>
+        </w:tc>
+        <w:tc>
+          <w:tcPr>
+            <w:tcW w:type="dxa" w:w="1987"/>
+          </w:tcPr>
+          <w:p/>
+        </w:tc>
+        <w:tc>
+          <w:tcPr>
+            <w:tcW w:type="dxa" w:w="1987"/>
+          </w:tcPr>
+          <w:p/>
+        </w:tc>
+        <w:tc>
+          <w:tcPr>
+            <w:tcW w:type="dxa" w:w="1987"/>
+          </w:tcPr>
+          <w:p/>
+        </w:tc>
+      </w:tr>
+      <w:tr>
+        <w:tc>
+          <w:tcPr>
+            <w:tcW w:type="dxa" w:w="1987"/>
+          </w:tcPr>
+          <w:p>
+            <w:pPr>
+              <w:jc w:val="left"/>
+            </w:pPr>
+            <w:r>
+              <w:rPr>
+                <w:rFonts w:ascii="TimeNewRoman" w:hAnsi="TimeNewRoman"/>
+                <w:sz w:val="30"/>
+              </w:rPr>
+              <w:t>48÷5=</w:t>
+            </w:r>
+          </w:p>
+        </w:tc>
+        <w:tc>
+          <w:tcPr>
+            <w:tcW w:type="dxa" w:w="1987"/>
+          </w:tcPr>
+          <w:p>
+            <w:pPr>
+              <w:jc w:val="left"/>
+            </w:pPr>
+            <w:r>
+              <w:rPr>
+                <w:rFonts w:ascii="TimeNewRoman" w:hAnsi="TimeNewRoman"/>
+                <w:sz w:val="30"/>
+              </w:rPr>
+              <w:t>33÷6=</w:t>
+            </w:r>
+          </w:p>
+        </w:tc>
+        <w:tc>
+          <w:tcPr>
+            <w:tcW w:type="dxa" w:w="1987"/>
+          </w:tcPr>
+          <w:p>
+            <w:pPr>
+              <w:jc w:val="left"/>
+            </w:pPr>
+            <w:r>
+              <w:rPr>
+                <w:rFonts w:ascii="TimeNewRoman" w:hAnsi="TimeNewRoman"/>
+                <w:sz w:val="30"/>
+              </w:rPr>
+              <w:t>70÷5=</w:t>
+            </w:r>
+          </w:p>
+        </w:tc>
+        <w:tc>
+          <w:tcPr>
+            <w:tcW w:type="dxa" w:w="1987"/>
+          </w:tcPr>
+          <w:p>
+            <w:pPr>
+              <w:jc w:val="left"/>
+            </w:pPr>
+            <w:r>
+              <w:rPr>
+                <w:rFonts w:ascii="TimeNewRoman" w:hAnsi="TimeNewRoman"/>
+                <w:sz w:val="30"/>
+              </w:rPr>
+              <w:t>73÷8=</w:t>
+            </w:r>
+          </w:p>
+        </w:tc>
+        <w:tc>
+          <w:tcPr>
+            <w:tcW w:type="dxa" w:w="1987"/>
+          </w:tcPr>
+          <w:p>
+            <w:pPr>
+              <w:jc w:val="left"/>
+            </w:pPr>
+            <w:r>
+              <w:rPr>
+                <w:rFonts w:ascii="TimeNewRoman" w:hAnsi="TimeNewRoman"/>
+                <w:sz w:val="30"/>
+              </w:rPr>
+              <w:t>19÷7=</w:t>
+            </w:r>
+          </w:p>
+        </w:tc>
+      </w:tr>
+      <w:tr>
+        <w:tc>
+          <w:tcPr>
+            <w:tcW w:type="dxa" w:w="1987"/>
+          </w:tcPr>
+          <w:p/>
+        </w:tc>
+        <w:tc>
+          <w:tcPr>
+            <w:tcW w:type="dxa" w:w="1987"/>
+          </w:tcPr>
+          <w:p/>
+        </w:tc>
+        <w:tc>
+          <w:tcPr>
+            <w:tcW w:type="dxa" w:w="1987"/>
+          </w:tcPr>
+          <w:p/>
+        </w:tc>
+        <w:tc>
+          <w:tcPr>
+            <w:tcW w:type="dxa" w:w="1987"/>
+          </w:tcPr>
+          <w:p/>
+        </w:tc>
+        <w:tc>
+          <w:tcPr>
+            <w:tcW w:type="dxa" w:w="1987"/>
+          </w:tcPr>
+          <w:p/>
+        </w:tc>
+      </w:tr>
+      <w:tr>
+        <w:tc>
+          <w:tcPr>
+            <w:tcW w:type="dxa" w:w="1987"/>
+          </w:tcPr>
+          <w:p/>
+        </w:tc>
+        <w:tc>
+          <w:tcPr>
+            <w:tcW w:type="dxa" w:w="1987"/>
+          </w:tcPr>
+          <w:p/>
+        </w:tc>
+        <w:tc>
+          <w:tcPr>
+            <w:tcW w:type="dxa" w:w="1987"/>
+          </w:tcPr>
+          <w:p/>
+        </w:tc>
+        <w:tc>
+          <w:tcPr>
+            <w:tcW w:type="dxa" w:w="1987"/>
+          </w:tcPr>
+          <w:p/>
+        </w:tc>
+        <w:tc>
+          <w:tcPr>
+            <w:tcW w:type="dxa" w:w="1987"/>
+          </w:tcPr>
+          <w:p/>
+        </w:tc>
+      </w:tr>
+      <w:tr>
+        <w:tc>
+          <w:tcPr>
+            <w:tcW w:type="dxa" w:w="1987"/>
+          </w:tcPr>
+          <w:p/>
+        </w:tc>
+        <w:tc>
+          <w:tcPr>
+            <w:tcW w:type="dxa" w:w="1987"/>
+          </w:tcPr>
+          <w:p/>
+        </w:tc>
+        <w:tc>
+          <w:tcPr>
+            <w:tcW w:type="dxa" w:w="1987"/>
+          </w:tcPr>
+          <w:p/>
+        </w:tc>
+        <w:tc>
+          <w:tcPr>
+            <w:tcW w:type="dxa" w:w="1987"/>
+          </w:tcPr>
+          <w:p/>
+        </w:tc>
+        <w:tc>
+          <w:tcPr>
+            <w:tcW w:type="dxa" w:w="1987"/>
+          </w:tcPr>
+          <w:p/>
+        </w:tc>
+      </w:tr>
+      <w:tr>
+        <w:tc>
+          <w:tcPr>
+            <w:tcW w:type="dxa" w:w="1987"/>
+          </w:tcPr>
+          <w:p>
+            <w:pPr>
+              <w:jc w:val="left"/>
+            </w:pPr>
+            <w:r>
+              <w:rPr>
+                <w:rFonts w:ascii="TimeNewRoman" w:hAnsi="TimeNewRoman"/>
+                <w:sz w:val="30"/>
+              </w:rPr>
+              <w:t>87÷9=</w:t>
+            </w:r>
+          </w:p>
+        </w:tc>
+        <w:tc>
+          <w:tcPr>
+            <w:tcW w:type="dxa" w:w="1987"/>
+          </w:tcPr>
+          <w:p>
+            <w:pPr>
+              <w:jc w:val="left"/>
+            </w:pPr>
+            <w:r>
+              <w:rPr>
+                <w:rFonts w:ascii="TimeNewRoman" w:hAnsi="TimeNewRoman"/>
+                <w:sz w:val="30"/>
+              </w:rPr>
+              <w:t>98÷4=</w:t>
+            </w:r>
+          </w:p>
+        </w:tc>
+        <w:tc>
+          <w:tcPr>
+            <w:tcW w:type="dxa" w:w="1987"/>
+          </w:tcPr>
+          <w:p>
+            <w:pPr>
+              <w:jc w:val="left"/>
+            </w:pPr>
+            <w:r>
+              <w:rPr>
+                <w:rFonts w:ascii="TimeNewRoman" w:hAnsi="TimeNewRoman"/>
+                <w:sz w:val="30"/>
+              </w:rPr>
+              <w:t>56÷3=</w:t>
+            </w:r>
+          </w:p>
+        </w:tc>
+        <w:tc>
+          <w:tcPr>
+            <w:tcW w:type="dxa" w:w="1987"/>
+          </w:tcPr>
+          <w:p>
+            <w:pPr>
+              <w:jc w:val="left"/>
+            </w:pPr>
+            <w:r>
+              <w:rPr>
+                <w:rFonts w:ascii="TimeNewRoman" w:hAnsi="TimeNewRoman"/>
+                <w:sz w:val="30"/>
+              </w:rPr>
+              <w:t>93÷5=</w:t>
+            </w:r>
+          </w:p>
+        </w:tc>
+        <w:tc>
+          <w:tcPr>
+            <w:tcW w:type="dxa" w:w="1987"/>
+          </w:tcPr>
+          <w:p>
+            <w:pPr>
+              <w:jc w:val="left"/>
+            </w:pPr>
+            <w:r>
+              <w:rPr>
+                <w:rFonts w:ascii="TimeNewRoman" w:hAnsi="TimeNewRoman"/>
+                <w:sz w:val="30"/>
+              </w:rPr>
+              <w:t>90÷4=</w:t>
+            </w:r>
+          </w:p>
+        </w:tc>
+      </w:tr>
+      <w:tr>
+        <w:tc>
+          <w:tcPr>
+            <w:tcW w:type="dxa" w:w="1987"/>
+          </w:tcPr>
+          <w:p/>
+        </w:tc>
+        <w:tc>
+          <w:tcPr>
+            <w:tcW w:type="dxa" w:w="1987"/>
+          </w:tcPr>
+          <w:p/>
+        </w:tc>
+        <w:tc>
+          <w:tcPr>
+            <w:tcW w:type="dxa" w:w="1987"/>
+          </w:tcPr>
+          <w:p/>
+        </w:tc>
+        <w:tc>
+          <w:tcPr>
+            <w:tcW w:type="dxa" w:w="1987"/>
+          </w:tcPr>
+          <w:p/>
+        </w:tc>
+        <w:tc>
+          <w:tcPr>
+            <w:tcW w:type="dxa" w:w="1987"/>
+          </w:tcPr>
+          <w:p/>
+        </w:tc>
+      </w:tr>
+      <w:tr>
+        <w:tc>
+          <w:tcPr>
+            <w:tcW w:type="dxa" w:w="1987"/>
+          </w:tcPr>
+          <w:p/>
+        </w:tc>
+        <w:tc>
+          <w:tcPr>
+            <w:tcW w:type="dxa" w:w="1987"/>
+          </w:tcPr>
+          <w:p/>
+        </w:tc>
+        <w:tc>
+          <w:tcPr>
+            <w:tcW w:type="dxa" w:w="1987"/>
+          </w:tcPr>
+          <w:p/>
+        </w:tc>
+        <w:tc>
+          <w:tcPr>
+            <w:tcW w:type="dxa" w:w="1987"/>
+          </w:tcPr>
+          <w:p/>
+        </w:tc>
+        <w:tc>
+          <w:tcPr>
+            <w:tcW w:type="dxa" w:w="1987"/>
+          </w:tcPr>
+          <w:p/>
+        </w:tc>
+      </w:tr>
+      <w:tr>
+        <w:tc>
+          <w:tcPr>
+            <w:tcW w:type="dxa" w:w="1987"/>
+          </w:tcPr>
+          <w:p/>
+        </w:tc>
+        <w:tc>
+          <w:tcPr>
+            <w:tcW w:type="dxa" w:w="1987"/>
+          </w:tcPr>
+          <w:p/>
+        </w:tc>
+        <w:tc>
+          <w:tcPr>
+            <w:tcW w:type="dxa" w:w="1987"/>
+          </w:tcPr>
+          <w:p/>
+        </w:tc>
+        <w:tc>
+          <w:tcPr>
+            <w:tcW w:type="dxa" w:w="1987"/>
+          </w:tcPr>
+          <w:p/>
+        </w:tc>
+        <w:tc>
+          <w:tcPr>
+            <w:tcW w:type="dxa" w:w="1987"/>
+          </w:tcPr>
+          <w:p/>
+        </w:tc>
+      </w:tr>
+      <w:tr>
+        <w:tc>
+          <w:tcPr>
+            <w:tcW w:type="dxa" w:w="1987"/>
+          </w:tcPr>
+          <w:p>
+            <w:pPr>
+              <w:jc w:val="left"/>
+            </w:pPr>
+            <w:r>
+              <w:rPr>
+                <w:rFonts w:ascii="TimeNewRoman" w:hAnsi="TimeNewRoman"/>
+                <w:sz w:val="30"/>
+              </w:rPr>
+              <w:t>11÷9=</w:t>
+            </w:r>
+          </w:p>
+        </w:tc>
+        <w:tc>
+          <w:tcPr>
+            <w:tcW w:type="dxa" w:w="1987"/>
+          </w:tcPr>
+          <w:p>
+            <w:pPr>
+              <w:jc w:val="left"/>
+            </w:pPr>
+            <w:r>
+              <w:rPr>
+                <w:rFonts w:ascii="TimeNewRoman" w:hAnsi="TimeNewRoman"/>
+                <w:sz w:val="30"/>
+              </w:rPr>
+              <w:t>31÷5=</w:t>
+            </w:r>
+          </w:p>
+        </w:tc>
+        <w:tc>
+          <w:tcPr>
+            <w:tcW w:type="dxa" w:w="1987"/>
+          </w:tcPr>
+          <w:p>
+            <w:pPr>
+              <w:jc w:val="left"/>
+            </w:pPr>
+            <w:r>
+              <w:rPr>
+                <w:rFonts w:ascii="TimeNewRoman" w:hAnsi="TimeNewRoman"/>
+                <w:sz w:val="30"/>
+              </w:rPr>
+              <w:t>95÷6=</w:t>
+            </w:r>
+          </w:p>
+        </w:tc>
+        <w:tc>
+          <w:tcPr>
+            <w:tcW w:type="dxa" w:w="1987"/>
+          </w:tcPr>
+          <w:p>
+            <w:pPr>
+              <w:jc w:val="left"/>
+            </w:pPr>
+            <w:r>
+              <w:rPr>
+                <w:rFonts w:ascii="TimeNewRoman" w:hAnsi="TimeNewRoman"/>
+                <w:sz w:val="30"/>
+              </w:rPr>
+              <w:t>43÷2=</w:t>
+            </w:r>
+          </w:p>
+        </w:tc>
+        <w:tc>
+          <w:tcPr>
+            <w:tcW w:type="dxa" w:w="1987"/>
+          </w:tcPr>
+          <w:p>
+            <w:pPr>
+              <w:jc w:val="left"/>
+            </w:pPr>
+            <w:r>
+              <w:rPr>
+                <w:rFonts w:ascii="TimeNewRoman" w:hAnsi="TimeNewRoman"/>
+                <w:sz w:val="30"/>
+              </w:rPr>
+              <w:t>24÷6=</w:t>
             </w:r>
           </w:p>
         </w:tc>

--- a/two-digit_number_divided_by_one-digit_number.docx
+++ b/two-digit_number_divided_by_one-digit_number.docx
@@ -40,7 +40,7 @@
                 <w:rFonts w:ascii="TimeNewRoman" w:hAnsi="TimeNewRoman"/>
                 <w:sz w:val="30"/>
               </w:rPr>
-              <w:t>30÷4=</w:t>
+              <w:t>20÷9=</w:t>
             </w:r>
           </w:p>
         </w:tc>
@@ -57,7 +57,7 @@
                 <w:rFonts w:ascii="TimeNewRoman" w:hAnsi="TimeNewRoman"/>
                 <w:sz w:val="30"/>
               </w:rPr>
-              <w:t>12÷3=</w:t>
+              <w:t>47÷2=</w:t>
             </w:r>
           </w:p>
         </w:tc>
@@ -74,7 +74,7 @@
                 <w:rFonts w:ascii="TimeNewRoman" w:hAnsi="TimeNewRoman"/>
                 <w:sz w:val="30"/>
               </w:rPr>
-              <w:t>21÷2=</w:t>
+              <w:t>29÷2=</w:t>
             </w:r>
           </w:p>
         </w:tc>
@@ -91,7 +91,7 @@
                 <w:rFonts w:ascii="TimeNewRoman" w:hAnsi="TimeNewRoman"/>
                 <w:sz w:val="30"/>
               </w:rPr>
-              <w:t>95÷8=</w:t>
+              <w:t>26÷5=</w:t>
             </w:r>
           </w:p>
         </w:tc>
@@ -108,7 +108,7 @@
                 <w:rFonts w:ascii="TimeNewRoman" w:hAnsi="TimeNewRoman"/>
                 <w:sz w:val="30"/>
               </w:rPr>
-              <w:t>20÷9=</w:t>
+              <w:t>72÷3=</w:t>
             </w:r>
           </w:p>
         </w:tc>
@@ -223,7 +223,7 @@
                 <w:rFonts w:ascii="TimeNewRoman" w:hAnsi="TimeNewRoman"/>
                 <w:sz w:val="30"/>
               </w:rPr>
-              <w:t>21÷9=</w:t>
+              <w:t>39÷2=</w:t>
             </w:r>
           </w:p>
         </w:tc>
@@ -240,7 +240,7 @@
                 <w:rFonts w:ascii="TimeNewRoman" w:hAnsi="TimeNewRoman"/>
                 <w:sz w:val="30"/>
               </w:rPr>
-              <w:t>29÷4=</w:t>
+              <w:t>10÷8=</w:t>
             </w:r>
           </w:p>
         </w:tc>
@@ -257,7 +257,7 @@
                 <w:rFonts w:ascii="TimeNewRoman" w:hAnsi="TimeNewRoman"/>
                 <w:sz w:val="30"/>
               </w:rPr>
-              <w:t>98÷3=</w:t>
+              <w:t>80÷2=</w:t>
             </w:r>
           </w:p>
         </w:tc>
@@ -274,7 +274,7 @@
                 <w:rFonts w:ascii="TimeNewRoman" w:hAnsi="TimeNewRoman"/>
                 <w:sz w:val="30"/>
               </w:rPr>
-              <w:t>86÷2=</w:t>
+              <w:t>61÷9=</w:t>
             </w:r>
           </w:p>
         </w:tc>
@@ -291,7 +291,7 @@
                 <w:rFonts w:ascii="TimeNewRoman" w:hAnsi="TimeNewRoman"/>
                 <w:sz w:val="30"/>
               </w:rPr>
-              <w:t>89÷7=</w:t>
+              <w:t>81÷8=</w:t>
             </w:r>
           </w:p>
         </w:tc>
@@ -406,7 +406,7 @@
                 <w:rFonts w:ascii="TimeNewRoman" w:hAnsi="TimeNewRoman"/>
                 <w:sz w:val="30"/>
               </w:rPr>
-              <w:t>48÷5=</w:t>
+              <w:t>99÷5=</w:t>
             </w:r>
           </w:p>
         </w:tc>
@@ -423,7 +423,7 @@
                 <w:rFonts w:ascii="TimeNewRoman" w:hAnsi="TimeNewRoman"/>
                 <w:sz w:val="30"/>
               </w:rPr>
-              <w:t>33÷6=</w:t>
+              <w:t>33÷8=</w:t>
             </w:r>
           </w:p>
         </w:tc>
@@ -440,7 +440,7 @@
                 <w:rFonts w:ascii="TimeNewRoman" w:hAnsi="TimeNewRoman"/>
                 <w:sz w:val="30"/>
               </w:rPr>
-              <w:t>70÷5=</w:t>
+              <w:t>97÷4=</w:t>
             </w:r>
           </w:p>
         </w:tc>
@@ -457,7 +457,7 @@
                 <w:rFonts w:ascii="TimeNewRoman" w:hAnsi="TimeNewRoman"/>
                 <w:sz w:val="30"/>
               </w:rPr>
-              <w:t>73÷8=</w:t>
+              <w:t>59÷4=</w:t>
             </w:r>
           </w:p>
         </w:tc>
@@ -474,7 +474,7 @@
                 <w:rFonts w:ascii="TimeNewRoman" w:hAnsi="TimeNewRoman"/>
                 <w:sz w:val="30"/>
               </w:rPr>
-              <w:t>19÷7=</w:t>
+              <w:t>86÷9=</w:t>
             </w:r>
           </w:p>
         </w:tc>
@@ -589,7 +589,7 @@
                 <w:rFonts w:ascii="TimeNewRoman" w:hAnsi="TimeNewRoman"/>
                 <w:sz w:val="30"/>
               </w:rPr>
-              <w:t>87÷9=</w:t>
+              <w:t>84÷9=</w:t>
             </w:r>
           </w:p>
         </w:tc>
@@ -606,7 +606,7 @@
                 <w:rFonts w:ascii="TimeNewRoman" w:hAnsi="TimeNewRoman"/>
                 <w:sz w:val="30"/>
               </w:rPr>
-              <w:t>98÷4=</w:t>
+              <w:t>40÷2=</w:t>
             </w:r>
           </w:p>
         </w:tc>
@@ -623,7 +623,7 @@
                 <w:rFonts w:ascii="TimeNewRoman" w:hAnsi="TimeNewRoman"/>
                 <w:sz w:val="30"/>
               </w:rPr>
-              <w:t>56÷3=</w:t>
+              <w:t>37÷6=</w:t>
             </w:r>
           </w:p>
         </w:tc>
@@ -640,7 +640,7 @@
                 <w:rFonts w:ascii="TimeNewRoman" w:hAnsi="TimeNewRoman"/>
                 <w:sz w:val="30"/>
               </w:rPr>
-              <w:t>93÷5=</w:t>
+              <w:t>40÷2=</w:t>
             </w:r>
           </w:p>
         </w:tc>
@@ -657,7 +657,7 @@
                 <w:rFonts w:ascii="TimeNewRoman" w:hAnsi="TimeNewRoman"/>
                 <w:sz w:val="30"/>
               </w:rPr>
-              <w:t>90÷4=</w:t>
+              <w:t>71÷5=</w:t>
             </w:r>
           </w:p>
         </w:tc>
@@ -772,7 +772,7 @@
                 <w:rFonts w:ascii="TimeNewRoman" w:hAnsi="TimeNewRoman"/>
                 <w:sz w:val="30"/>
               </w:rPr>
-              <w:t>11÷9=</w:t>
+              <w:t>57÷2=</w:t>
             </w:r>
           </w:p>
         </w:tc>
@@ -789,7 +789,7 @@
                 <w:rFonts w:ascii="TimeNewRoman" w:hAnsi="TimeNewRoman"/>
                 <w:sz w:val="30"/>
               </w:rPr>
-              <w:t>31÷5=</w:t>
+              <w:t>18÷6=</w:t>
             </w:r>
           </w:p>
         </w:tc>
@@ -806,7 +806,7 @@
                 <w:rFonts w:ascii="TimeNewRoman" w:hAnsi="TimeNewRoman"/>
                 <w:sz w:val="30"/>
               </w:rPr>
-              <w:t>95÷6=</w:t>
+              <w:t>70÷9=</w:t>
             </w:r>
           </w:p>
         </w:tc>
@@ -823,7 +823,7 @@
                 <w:rFonts w:ascii="TimeNewRoman" w:hAnsi="TimeNewRoman"/>
                 <w:sz w:val="30"/>
               </w:rPr>
-              <w:t>43÷2=</w:t>
+              <w:t>38÷8=</w:t>
             </w:r>
           </w:p>
         </w:tc>
@@ -840,7 +840,7 @@
                 <w:rFonts w:ascii="TimeNewRoman" w:hAnsi="TimeNewRoman"/>
                 <w:sz w:val="30"/>
               </w:rPr>
-              <w:t>24÷6=</w:t>
+              <w:t>23÷2=</w:t>
             </w:r>
           </w:p>
         </w:tc>

--- a/two-digit_number_divided_by_one-digit_number.docx
+++ b/two-digit_number_divided_by_one-digit_number.docx
@@ -11,7 +11,7 @@
           <w:rFonts w:ascii="Arial" w:hAnsi="Arial"/>
           <w:sz w:val="30"/>
         </w:rPr>
-        <w:t>2026-10-18 Sunday</w:t>
+        <w:t>2026-10-19 Monday</w:t>
       </w:r>
     </w:p>
     <w:tbl>
@@ -40,7 +40,7 @@
                 <w:rFonts w:ascii="TimeNewRoman" w:hAnsi="TimeNewRoman"/>
                 <w:sz w:val="30"/>
               </w:rPr>
-              <w:t>20÷9=</w:t>
+              <w:t>97÷4=</w:t>
             </w:r>
           </w:p>
         </w:tc>
@@ -57,7 +57,7 @@
                 <w:rFonts w:ascii="TimeNewRoman" w:hAnsi="TimeNewRoman"/>
                 <w:sz w:val="30"/>
               </w:rPr>
-              <w:t>47÷2=</w:t>
+              <w:t>50÷5=</w:t>
             </w:r>
           </w:p>
         </w:tc>
@@ -74,7 +74,7 @@
                 <w:rFonts w:ascii="TimeNewRoman" w:hAnsi="TimeNewRoman"/>
                 <w:sz w:val="30"/>
               </w:rPr>
-              <w:t>29÷2=</w:t>
+              <w:t>90÷2=</w:t>
             </w:r>
           </w:p>
         </w:tc>
@@ -91,7 +91,7 @@
                 <w:rFonts w:ascii="TimeNewRoman" w:hAnsi="TimeNewRoman"/>
                 <w:sz w:val="30"/>
               </w:rPr>
-              <w:t>26÷5=</w:t>
+              <w:t>98÷8=</w:t>
             </w:r>
           </w:p>
         </w:tc>
@@ -108,7 +108,7 @@
                 <w:rFonts w:ascii="TimeNewRoman" w:hAnsi="TimeNewRoman"/>
                 <w:sz w:val="30"/>
               </w:rPr>
-              <w:t>72÷3=</w:t>
+              <w:t>14÷6=</w:t>
             </w:r>
           </w:p>
         </w:tc>
@@ -223,7 +223,7 @@
                 <w:rFonts w:ascii="TimeNewRoman" w:hAnsi="TimeNewRoman"/>
                 <w:sz w:val="30"/>
               </w:rPr>
-              <w:t>39÷2=</w:t>
+              <w:t>75÷7=</w:t>
             </w:r>
           </w:p>
         </w:tc>
@@ -240,7 +240,7 @@
                 <w:rFonts w:ascii="TimeNewRoman" w:hAnsi="TimeNewRoman"/>
                 <w:sz w:val="30"/>
               </w:rPr>
-              <w:t>10÷8=</w:t>
+              <w:t>42÷3=</w:t>
             </w:r>
           </w:p>
         </w:tc>
@@ -257,7 +257,7 @@
                 <w:rFonts w:ascii="TimeNewRoman" w:hAnsi="TimeNewRoman"/>
                 <w:sz w:val="30"/>
               </w:rPr>
-              <w:t>80÷2=</w:t>
+              <w:t>52÷2=</w:t>
             </w:r>
           </w:p>
         </w:tc>
@@ -274,7 +274,7 @@
                 <w:rFonts w:ascii="TimeNewRoman" w:hAnsi="TimeNewRoman"/>
                 <w:sz w:val="30"/>
               </w:rPr>
-              <w:t>61÷9=</w:t>
+              <w:t>66÷8=</w:t>
             </w:r>
           </w:p>
         </w:tc>
@@ -291,7 +291,7 @@
                 <w:rFonts w:ascii="TimeNewRoman" w:hAnsi="TimeNewRoman"/>
                 <w:sz w:val="30"/>
               </w:rPr>
-              <w:t>81÷8=</w:t>
+              <w:t>50÷9=</w:t>
             </w:r>
           </w:p>
         </w:tc>
@@ -406,7 +406,7 @@
                 <w:rFonts w:ascii="TimeNewRoman" w:hAnsi="TimeNewRoman"/>
                 <w:sz w:val="30"/>
               </w:rPr>
-              <w:t>99÷5=</w:t>
+              <w:t>26÷8=</w:t>
             </w:r>
           </w:p>
         </w:tc>
@@ -423,7 +423,7 @@
                 <w:rFonts w:ascii="TimeNewRoman" w:hAnsi="TimeNewRoman"/>
                 <w:sz w:val="30"/>
               </w:rPr>
-              <w:t>33÷8=</w:t>
+              <w:t>93÷3=</w:t>
             </w:r>
           </w:p>
         </w:tc>
@@ -440,7 +440,7 @@
                 <w:rFonts w:ascii="TimeNewRoman" w:hAnsi="TimeNewRoman"/>
                 <w:sz w:val="30"/>
               </w:rPr>
-              <w:t>97÷4=</w:t>
+              <w:t>52÷7=</w:t>
             </w:r>
           </w:p>
         </w:tc>
@@ -457,7 +457,7 @@
                 <w:rFonts w:ascii="TimeNewRoman" w:hAnsi="TimeNewRoman"/>
                 <w:sz w:val="30"/>
               </w:rPr>
-              <w:t>59÷4=</w:t>
+              <w:t>30÷4=</w:t>
             </w:r>
           </w:p>
         </w:tc>
@@ -474,7 +474,7 @@
                 <w:rFonts w:ascii="TimeNewRoman" w:hAnsi="TimeNewRoman"/>
                 <w:sz w:val="30"/>
               </w:rPr>
-              <w:t>86÷9=</w:t>
+              <w:t>68÷2=</w:t>
             </w:r>
           </w:p>
         </w:tc>
@@ -589,7 +589,7 @@
                 <w:rFonts w:ascii="TimeNewRoman" w:hAnsi="TimeNewRoman"/>
                 <w:sz w:val="30"/>
               </w:rPr>
-              <w:t>84÷9=</w:t>
+              <w:t>91÷2=</w:t>
             </w:r>
           </w:p>
         </w:tc>
@@ -606,7 +606,7 @@
                 <w:rFonts w:ascii="TimeNewRoman" w:hAnsi="TimeNewRoman"/>
                 <w:sz w:val="30"/>
               </w:rPr>
-              <w:t>40÷2=</w:t>
+              <w:t>81÷4=</w:t>
             </w:r>
           </w:p>
         </w:tc>
@@ -623,7 +623,7 @@
                 <w:rFonts w:ascii="TimeNewRoman" w:hAnsi="TimeNewRoman"/>
                 <w:sz w:val="30"/>
               </w:rPr>
-              <w:t>37÷6=</w:t>
+              <w:t>29÷5=</w:t>
             </w:r>
           </w:p>
         </w:tc>
@@ -640,7 +640,7 @@
                 <w:rFonts w:ascii="TimeNewRoman" w:hAnsi="TimeNewRoman"/>
                 <w:sz w:val="30"/>
               </w:rPr>
-              <w:t>40÷2=</w:t>
+              <w:t>57÷2=</w:t>
             </w:r>
           </w:p>
         </w:tc>
@@ -657,7 +657,7 @@
                 <w:rFonts w:ascii="TimeNewRoman" w:hAnsi="TimeNewRoman"/>
                 <w:sz w:val="30"/>
               </w:rPr>
-              <w:t>71÷5=</w:t>
+              <w:t>74÷9=</w:t>
             </w:r>
           </w:p>
         </w:tc>
@@ -772,7 +772,7 @@
                 <w:rFonts w:ascii="TimeNewRoman" w:hAnsi="TimeNewRoman"/>
                 <w:sz w:val="30"/>
               </w:rPr>
-              <w:t>57÷2=</w:t>
+              <w:t>52÷6=</w:t>
             </w:r>
           </w:p>
         </w:tc>
@@ -789,7 +789,7 @@
                 <w:rFonts w:ascii="TimeNewRoman" w:hAnsi="TimeNewRoman"/>
                 <w:sz w:val="30"/>
               </w:rPr>
-              <w:t>18÷6=</w:t>
+              <w:t>24÷7=</w:t>
             </w:r>
           </w:p>
         </w:tc>
@@ -806,7 +806,7 @@
                 <w:rFonts w:ascii="TimeNewRoman" w:hAnsi="TimeNewRoman"/>
                 <w:sz w:val="30"/>
               </w:rPr>
-              <w:t>70÷9=</w:t>
+              <w:t>81÷2=</w:t>
             </w:r>
           </w:p>
         </w:tc>
@@ -823,7 +823,7 @@
                 <w:rFonts w:ascii="TimeNewRoman" w:hAnsi="TimeNewRoman"/>
                 <w:sz w:val="30"/>
               </w:rPr>
-              <w:t>38÷8=</w:t>
+              <w:t>41÷8=</w:t>
             </w:r>
           </w:p>
         </w:tc>
@@ -840,7 +840,7 @@
                 <w:rFonts w:ascii="TimeNewRoman" w:hAnsi="TimeNewRoman"/>
                 <w:sz w:val="30"/>
               </w:rPr>
-              <w:t>23÷2=</w:t>
+              <w:t>83÷2=</w:t>
             </w:r>
           </w:p>
         </w:tc>

--- a/two-digit_number_divided_by_one-digit_number.docx
+++ b/two-digit_number_divided_by_one-digit_number.docx
@@ -40,7 +40,7 @@
                 <w:rFonts w:ascii="TimeNewRoman" w:hAnsi="TimeNewRoman"/>
                 <w:sz w:val="30"/>
               </w:rPr>
-              <w:t>97÷4=</w:t>
+              <w:t>91÷7=</w:t>
             </w:r>
           </w:p>
         </w:tc>
@@ -57,7 +57,7 @@
                 <w:rFonts w:ascii="TimeNewRoman" w:hAnsi="TimeNewRoman"/>
                 <w:sz w:val="30"/>
               </w:rPr>
-              <w:t>50÷5=</w:t>
+              <w:t>96÷2=</w:t>
             </w:r>
           </w:p>
         </w:tc>
@@ -74,7 +74,7 @@
                 <w:rFonts w:ascii="TimeNewRoman" w:hAnsi="TimeNewRoman"/>
                 <w:sz w:val="30"/>
               </w:rPr>
-              <w:t>90÷2=</w:t>
+              <w:t>88÷6=</w:t>
             </w:r>
           </w:p>
         </w:tc>
@@ -91,7 +91,7 @@
                 <w:rFonts w:ascii="TimeNewRoman" w:hAnsi="TimeNewRoman"/>
                 <w:sz w:val="30"/>
               </w:rPr>
-              <w:t>98÷8=</w:t>
+              <w:t>71÷3=</w:t>
             </w:r>
           </w:p>
         </w:tc>
@@ -108,7 +108,7 @@
                 <w:rFonts w:ascii="TimeNewRoman" w:hAnsi="TimeNewRoman"/>
                 <w:sz w:val="30"/>
               </w:rPr>
-              <w:t>14÷6=</w:t>
+              <w:t>77÷5=</w:t>
             </w:r>
           </w:p>
         </w:tc>
@@ -223,7 +223,7 @@
                 <w:rFonts w:ascii="TimeNewRoman" w:hAnsi="TimeNewRoman"/>
                 <w:sz w:val="30"/>
               </w:rPr>
-              <w:t>75÷7=</w:t>
+              <w:t>46÷7=</w:t>
             </w:r>
           </w:p>
         </w:tc>
@@ -240,7 +240,7 @@
                 <w:rFonts w:ascii="TimeNewRoman" w:hAnsi="TimeNewRoman"/>
                 <w:sz w:val="30"/>
               </w:rPr>
-              <w:t>42÷3=</w:t>
+              <w:t>92÷4=</w:t>
             </w:r>
           </w:p>
         </w:tc>
@@ -257,7 +257,7 @@
                 <w:rFonts w:ascii="TimeNewRoman" w:hAnsi="TimeNewRoman"/>
                 <w:sz w:val="30"/>
               </w:rPr>
-              <w:t>52÷2=</w:t>
+              <w:t>65÷2=</w:t>
             </w:r>
           </w:p>
         </w:tc>
@@ -274,7 +274,7 @@
                 <w:rFonts w:ascii="TimeNewRoman" w:hAnsi="TimeNewRoman"/>
                 <w:sz w:val="30"/>
               </w:rPr>
-              <w:t>66÷8=</w:t>
+              <w:t>34÷3=</w:t>
             </w:r>
           </w:p>
         </w:tc>
@@ -291,7 +291,7 @@
                 <w:rFonts w:ascii="TimeNewRoman" w:hAnsi="TimeNewRoman"/>
                 <w:sz w:val="30"/>
               </w:rPr>
-              <w:t>50÷9=</w:t>
+              <w:t>35÷5=</w:t>
             </w:r>
           </w:p>
         </w:tc>
@@ -406,7 +406,7 @@
                 <w:rFonts w:ascii="TimeNewRoman" w:hAnsi="TimeNewRoman"/>
                 <w:sz w:val="30"/>
               </w:rPr>
-              <w:t>26÷8=</w:t>
+              <w:t>14÷8=</w:t>
             </w:r>
           </w:p>
         </w:tc>
@@ -423,7 +423,7 @@
                 <w:rFonts w:ascii="TimeNewRoman" w:hAnsi="TimeNewRoman"/>
                 <w:sz w:val="30"/>
               </w:rPr>
-              <w:t>93÷3=</w:t>
+              <w:t>59÷6=</w:t>
             </w:r>
           </w:p>
         </w:tc>
@@ -440,7 +440,7 @@
                 <w:rFonts w:ascii="TimeNewRoman" w:hAnsi="TimeNewRoman"/>
                 <w:sz w:val="30"/>
               </w:rPr>
-              <w:t>52÷7=</w:t>
+              <w:t>39÷8=</w:t>
             </w:r>
           </w:p>
         </w:tc>
@@ -457,7 +457,7 @@
                 <w:rFonts w:ascii="TimeNewRoman" w:hAnsi="TimeNewRoman"/>
                 <w:sz w:val="30"/>
               </w:rPr>
-              <w:t>30÷4=</w:t>
+              <w:t>62÷7=</w:t>
             </w:r>
           </w:p>
         </w:tc>
@@ -474,7 +474,7 @@
                 <w:rFonts w:ascii="TimeNewRoman" w:hAnsi="TimeNewRoman"/>
                 <w:sz w:val="30"/>
               </w:rPr>
-              <w:t>68÷2=</w:t>
+              <w:t>88÷7=</w:t>
             </w:r>
           </w:p>
         </w:tc>
@@ -589,7 +589,7 @@
                 <w:rFonts w:ascii="TimeNewRoman" w:hAnsi="TimeNewRoman"/>
                 <w:sz w:val="30"/>
               </w:rPr>
-              <w:t>91÷2=</w:t>
+              <w:t>38÷6=</w:t>
             </w:r>
           </w:p>
         </w:tc>
@@ -606,7 +606,7 @@
                 <w:rFonts w:ascii="TimeNewRoman" w:hAnsi="TimeNewRoman"/>
                 <w:sz w:val="30"/>
               </w:rPr>
-              <w:t>81÷4=</w:t>
+              <w:t>79÷4=</w:t>
             </w:r>
           </w:p>
         </w:tc>
@@ -623,7 +623,7 @@
                 <w:rFonts w:ascii="TimeNewRoman" w:hAnsi="TimeNewRoman"/>
                 <w:sz w:val="30"/>
               </w:rPr>
-              <w:t>29÷5=</w:t>
+              <w:t>43÷7=</w:t>
             </w:r>
           </w:p>
         </w:tc>
@@ -640,7 +640,7 @@
                 <w:rFonts w:ascii="TimeNewRoman" w:hAnsi="TimeNewRoman"/>
                 <w:sz w:val="30"/>
               </w:rPr>
-              <w:t>57÷2=</w:t>
+              <w:t>93÷8=</w:t>
             </w:r>
           </w:p>
         </w:tc>
@@ -657,7 +657,7 @@
                 <w:rFonts w:ascii="TimeNewRoman" w:hAnsi="TimeNewRoman"/>
                 <w:sz w:val="30"/>
               </w:rPr>
-              <w:t>74÷9=</w:t>
+              <w:t>33÷3=</w:t>
             </w:r>
           </w:p>
         </w:tc>
@@ -772,7 +772,7 @@
                 <w:rFonts w:ascii="TimeNewRoman" w:hAnsi="TimeNewRoman"/>
                 <w:sz w:val="30"/>
               </w:rPr>
-              <w:t>52÷6=</w:t>
+              <w:t>18÷7=</w:t>
             </w:r>
           </w:p>
         </w:tc>
@@ -789,7 +789,7 @@
                 <w:rFonts w:ascii="TimeNewRoman" w:hAnsi="TimeNewRoman"/>
                 <w:sz w:val="30"/>
               </w:rPr>
-              <w:t>24÷7=</w:t>
+              <w:t>77÷5=</w:t>
             </w:r>
           </w:p>
         </w:tc>
@@ -806,7 +806,7 @@
                 <w:rFonts w:ascii="TimeNewRoman" w:hAnsi="TimeNewRoman"/>
                 <w:sz w:val="30"/>
               </w:rPr>
-              <w:t>81÷2=</w:t>
+              <w:t>58÷2=</w:t>
             </w:r>
           </w:p>
         </w:tc>
@@ -823,7 +823,7 @@
                 <w:rFonts w:ascii="TimeNewRoman" w:hAnsi="TimeNewRoman"/>
                 <w:sz w:val="30"/>
               </w:rPr>
-              <w:t>41÷8=</w:t>
+              <w:t>23÷9=</w:t>
             </w:r>
           </w:p>
         </w:tc>
@@ -840,7 +840,7 @@
                 <w:rFonts w:ascii="TimeNewRoman" w:hAnsi="TimeNewRoman"/>
                 <w:sz w:val="30"/>
               </w:rPr>
-              <w:t>83÷2=</w:t>
+              <w:t>60÷8=</w:t>
             </w:r>
           </w:p>
         </w:tc>

--- a/two-digit_number_divided_by_one-digit_number.docx
+++ b/two-digit_number_divided_by_one-digit_number.docx
@@ -11,7 +11,7 @@
           <w:rFonts w:ascii="Arial" w:hAnsi="Arial"/>
           <w:sz w:val="30"/>
         </w:rPr>
-        <w:t>2026-10-19 Monday</w:t>
+        <w:t>2026-10-20 Tuesday</w:t>
       </w:r>
     </w:p>
     <w:tbl>
@@ -40,7 +40,7 @@
                 <w:rFonts w:ascii="TimeNewRoman" w:hAnsi="TimeNewRoman"/>
                 <w:sz w:val="30"/>
               </w:rPr>
-              <w:t>91÷7=</w:t>
+              <w:t>82÷6=</w:t>
             </w:r>
           </w:p>
         </w:tc>
@@ -57,7 +57,7 @@
                 <w:rFonts w:ascii="TimeNewRoman" w:hAnsi="TimeNewRoman"/>
                 <w:sz w:val="30"/>
               </w:rPr>
-              <w:t>96÷2=</w:t>
+              <w:t>19÷6=</w:t>
             </w:r>
           </w:p>
         </w:tc>
@@ -74,7 +74,7 @@
                 <w:rFonts w:ascii="TimeNewRoman" w:hAnsi="TimeNewRoman"/>
                 <w:sz w:val="30"/>
               </w:rPr>
-              <w:t>88÷6=</w:t>
+              <w:t>35÷8=</w:t>
             </w:r>
           </w:p>
         </w:tc>
@@ -91,7 +91,7 @@
                 <w:rFonts w:ascii="TimeNewRoman" w:hAnsi="TimeNewRoman"/>
                 <w:sz w:val="30"/>
               </w:rPr>
-              <w:t>71÷3=</w:t>
+              <w:t>20÷5=</w:t>
             </w:r>
           </w:p>
         </w:tc>
@@ -108,7 +108,7 @@
                 <w:rFonts w:ascii="TimeNewRoman" w:hAnsi="TimeNewRoman"/>
                 <w:sz w:val="30"/>
               </w:rPr>
-              <w:t>77÷5=</w:t>
+              <w:t>61÷7=</w:t>
             </w:r>
           </w:p>
         </w:tc>
@@ -223,7 +223,7 @@
                 <w:rFonts w:ascii="TimeNewRoman" w:hAnsi="TimeNewRoman"/>
                 <w:sz w:val="30"/>
               </w:rPr>
-              <w:t>46÷7=</w:t>
+              <w:t>33÷8=</w:t>
             </w:r>
           </w:p>
         </w:tc>
@@ -240,7 +240,7 @@
                 <w:rFonts w:ascii="TimeNewRoman" w:hAnsi="TimeNewRoman"/>
                 <w:sz w:val="30"/>
               </w:rPr>
-              <w:t>92÷4=</w:t>
+              <w:t>43÷3=</w:t>
             </w:r>
           </w:p>
         </w:tc>
@@ -257,7 +257,7 @@
                 <w:rFonts w:ascii="TimeNewRoman" w:hAnsi="TimeNewRoman"/>
                 <w:sz w:val="30"/>
               </w:rPr>
-              <w:t>65÷2=</w:t>
+              <w:t>52÷4=</w:t>
             </w:r>
           </w:p>
         </w:tc>
@@ -274,7 +274,7 @@
                 <w:rFonts w:ascii="TimeNewRoman" w:hAnsi="TimeNewRoman"/>
                 <w:sz w:val="30"/>
               </w:rPr>
-              <w:t>34÷3=</w:t>
+              <w:t>94÷9=</w:t>
             </w:r>
           </w:p>
         </w:tc>
@@ -291,7 +291,7 @@
                 <w:rFonts w:ascii="TimeNewRoman" w:hAnsi="TimeNewRoman"/>
                 <w:sz w:val="30"/>
               </w:rPr>
-              <w:t>35÷5=</w:t>
+              <w:t>29÷7=</w:t>
             </w:r>
           </w:p>
         </w:tc>
@@ -406,7 +406,7 @@
                 <w:rFonts w:ascii="TimeNewRoman" w:hAnsi="TimeNewRoman"/>
                 <w:sz w:val="30"/>
               </w:rPr>
-              <w:t>14÷8=</w:t>
+              <w:t>43÷8=</w:t>
             </w:r>
           </w:p>
         </w:tc>
@@ -423,7 +423,7 @@
                 <w:rFonts w:ascii="TimeNewRoman" w:hAnsi="TimeNewRoman"/>
                 <w:sz w:val="30"/>
               </w:rPr>
-              <w:t>59÷6=</w:t>
+              <w:t>71÷3=</w:t>
             </w:r>
           </w:p>
         </w:tc>
@@ -440,7 +440,7 @@
                 <w:rFonts w:ascii="TimeNewRoman" w:hAnsi="TimeNewRoman"/>
                 <w:sz w:val="30"/>
               </w:rPr>
-              <w:t>39÷8=</w:t>
+              <w:t>43÷9=</w:t>
             </w:r>
           </w:p>
         </w:tc>
@@ -457,7 +457,7 @@
                 <w:rFonts w:ascii="TimeNewRoman" w:hAnsi="TimeNewRoman"/>
                 <w:sz w:val="30"/>
               </w:rPr>
-              <w:t>62÷7=</w:t>
+              <w:t>76÷2=</w:t>
             </w:r>
           </w:p>
         </w:tc>
@@ -474,7 +474,7 @@
                 <w:rFonts w:ascii="TimeNewRoman" w:hAnsi="TimeNewRoman"/>
                 <w:sz w:val="30"/>
               </w:rPr>
-              <w:t>88÷7=</w:t>
+              <w:t>69÷3=</w:t>
             </w:r>
           </w:p>
         </w:tc>
@@ -589,7 +589,7 @@
                 <w:rFonts w:ascii="TimeNewRoman" w:hAnsi="TimeNewRoman"/>
                 <w:sz w:val="30"/>
               </w:rPr>
-              <w:t>38÷6=</w:t>
+              <w:t>44÷5=</w:t>
             </w:r>
           </w:p>
         </w:tc>
@@ -606,7 +606,7 @@
                 <w:rFonts w:ascii="TimeNewRoman" w:hAnsi="TimeNewRoman"/>
                 <w:sz w:val="30"/>
               </w:rPr>
-              <w:t>79÷4=</w:t>
+              <w:t>42÷7=</w:t>
             </w:r>
           </w:p>
         </w:tc>
@@ -623,7 +623,7 @@
                 <w:rFonts w:ascii="TimeNewRoman" w:hAnsi="TimeNewRoman"/>
                 <w:sz w:val="30"/>
               </w:rPr>
-              <w:t>43÷7=</w:t>
+              <w:t>47÷7=</w:t>
             </w:r>
           </w:p>
         </w:tc>
@@ -640,7 +640,7 @@
                 <w:rFonts w:ascii="TimeNewRoman" w:hAnsi="TimeNewRoman"/>
                 <w:sz w:val="30"/>
               </w:rPr>
-              <w:t>93÷8=</w:t>
+              <w:t>28÷2=</w:t>
             </w:r>
           </w:p>
         </w:tc>
@@ -657,7 +657,7 @@
                 <w:rFonts w:ascii="TimeNewRoman" w:hAnsi="TimeNewRoman"/>
                 <w:sz w:val="30"/>
               </w:rPr>
-              <w:t>33÷3=</w:t>
+              <w:t>57÷8=</w:t>
             </w:r>
           </w:p>
         </w:tc>
@@ -772,7 +772,7 @@
                 <w:rFonts w:ascii="TimeNewRoman" w:hAnsi="TimeNewRoman"/>
                 <w:sz w:val="30"/>
               </w:rPr>
-              <w:t>18÷7=</w:t>
+              <w:t>67÷6=</w:t>
             </w:r>
           </w:p>
         </w:tc>
@@ -789,7 +789,7 @@
                 <w:rFonts w:ascii="TimeNewRoman" w:hAnsi="TimeNewRoman"/>
                 <w:sz w:val="30"/>
               </w:rPr>
-              <w:t>77÷5=</w:t>
+              <w:t>99÷6=</w:t>
             </w:r>
           </w:p>
         </w:tc>
@@ -806,7 +806,7 @@
                 <w:rFonts w:ascii="TimeNewRoman" w:hAnsi="TimeNewRoman"/>
                 <w:sz w:val="30"/>
               </w:rPr>
-              <w:t>58÷2=</w:t>
+              <w:t>90÷5=</w:t>
             </w:r>
           </w:p>
         </w:tc>
@@ -823,7 +823,7 @@
                 <w:rFonts w:ascii="TimeNewRoman" w:hAnsi="TimeNewRoman"/>
                 <w:sz w:val="30"/>
               </w:rPr>
-              <w:t>23÷9=</w:t>
+              <w:t>11÷7=</w:t>
             </w:r>
           </w:p>
         </w:tc>
@@ -840,7 +840,7 @@
                 <w:rFonts w:ascii="TimeNewRoman" w:hAnsi="TimeNewRoman"/>
                 <w:sz w:val="30"/>
               </w:rPr>
-              <w:t>60÷8=</w:t>
+              <w:t>11÷9=</w:t>
             </w:r>
           </w:p>
         </w:tc>

--- a/two-digit_number_divided_by_one-digit_number.docx
+++ b/two-digit_number_divided_by_one-digit_number.docx
@@ -40,7 +40,7 @@
                 <w:rFonts w:ascii="TimeNewRoman" w:hAnsi="TimeNewRoman"/>
                 <w:sz w:val="30"/>
               </w:rPr>
-              <w:t>82÷6=</w:t>
+              <w:t>99÷3=</w:t>
             </w:r>
           </w:p>
         </w:tc>
@@ -57,7 +57,7 @@
                 <w:rFonts w:ascii="TimeNewRoman" w:hAnsi="TimeNewRoman"/>
                 <w:sz w:val="30"/>
               </w:rPr>
-              <w:t>19÷6=</w:t>
+              <w:t>40÷8=</w:t>
             </w:r>
           </w:p>
         </w:tc>
@@ -74,7 +74,7 @@
                 <w:rFonts w:ascii="TimeNewRoman" w:hAnsi="TimeNewRoman"/>
                 <w:sz w:val="30"/>
               </w:rPr>
-              <w:t>35÷8=</w:t>
+              <w:t>82÷8=</w:t>
             </w:r>
           </w:p>
         </w:tc>
@@ -91,7 +91,7 @@
                 <w:rFonts w:ascii="TimeNewRoman" w:hAnsi="TimeNewRoman"/>
                 <w:sz w:val="30"/>
               </w:rPr>
-              <w:t>20÷5=</w:t>
+              <w:t>55÷5=</w:t>
             </w:r>
           </w:p>
         </w:tc>
@@ -108,7 +108,7 @@
                 <w:rFonts w:ascii="TimeNewRoman" w:hAnsi="TimeNewRoman"/>
                 <w:sz w:val="30"/>
               </w:rPr>
-              <w:t>61÷7=</w:t>
+              <w:t>26÷2=</w:t>
             </w:r>
           </w:p>
         </w:tc>
@@ -223,7 +223,7 @@
                 <w:rFonts w:ascii="TimeNewRoman" w:hAnsi="TimeNewRoman"/>
                 <w:sz w:val="30"/>
               </w:rPr>
-              <w:t>33÷8=</w:t>
+              <w:t>95÷5=</w:t>
             </w:r>
           </w:p>
         </w:tc>
@@ -240,7 +240,7 @@
                 <w:rFonts w:ascii="TimeNewRoman" w:hAnsi="TimeNewRoman"/>
                 <w:sz w:val="30"/>
               </w:rPr>
-              <w:t>43÷3=</w:t>
+              <w:t>27÷7=</w:t>
             </w:r>
           </w:p>
         </w:tc>
@@ -257,7 +257,7 @@
                 <w:rFonts w:ascii="TimeNewRoman" w:hAnsi="TimeNewRoman"/>
                 <w:sz w:val="30"/>
               </w:rPr>
-              <w:t>52÷4=</w:t>
+              <w:t>82÷3=</w:t>
             </w:r>
           </w:p>
         </w:tc>
@@ -274,7 +274,7 @@
                 <w:rFonts w:ascii="TimeNewRoman" w:hAnsi="TimeNewRoman"/>
                 <w:sz w:val="30"/>
               </w:rPr>
-              <w:t>94÷9=</w:t>
+              <w:t>42÷7=</w:t>
             </w:r>
           </w:p>
         </w:tc>
@@ -291,7 +291,7 @@
                 <w:rFonts w:ascii="TimeNewRoman" w:hAnsi="TimeNewRoman"/>
                 <w:sz w:val="30"/>
               </w:rPr>
-              <w:t>29÷7=</w:t>
+              <w:t>93÷6=</w:t>
             </w:r>
           </w:p>
         </w:tc>
@@ -406,7 +406,7 @@
                 <w:rFonts w:ascii="TimeNewRoman" w:hAnsi="TimeNewRoman"/>
                 <w:sz w:val="30"/>
               </w:rPr>
-              <w:t>43÷8=</w:t>
+              <w:t>58÷9=</w:t>
             </w:r>
           </w:p>
         </w:tc>
@@ -423,7 +423,7 @@
                 <w:rFonts w:ascii="TimeNewRoman" w:hAnsi="TimeNewRoman"/>
                 <w:sz w:val="30"/>
               </w:rPr>
-              <w:t>71÷3=</w:t>
+              <w:t>71÷6=</w:t>
             </w:r>
           </w:p>
         </w:tc>
@@ -440,24 +440,7 @@
                 <w:rFonts w:ascii="TimeNewRoman" w:hAnsi="TimeNewRoman"/>
                 <w:sz w:val="30"/>
               </w:rPr>
-              <w:t>43÷9=</w:t>
-            </w:r>
-          </w:p>
-        </w:tc>
-        <w:tc>
-          <w:tcPr>
-            <w:tcW w:type="dxa" w:w="1987"/>
-          </w:tcPr>
-          <w:p>
-            <w:pPr>
-              <w:jc w:val="left"/>
-            </w:pPr>
-            <w:r>
-              <w:rPr>
-                <w:rFonts w:ascii="TimeNewRoman" w:hAnsi="TimeNewRoman"/>
-                <w:sz w:val="30"/>
-              </w:rPr>
-              <w:t>76÷2=</w:t>
+              <w:t>91÷6=</w:t>
             </w:r>
           </w:p>
         </w:tc>
@@ -475,6 +458,23 @@
                 <w:sz w:val="30"/>
               </w:rPr>
               <w:t>69÷3=</w:t>
+            </w:r>
+          </w:p>
+        </w:tc>
+        <w:tc>
+          <w:tcPr>
+            <w:tcW w:type="dxa" w:w="1987"/>
+          </w:tcPr>
+          <w:p>
+            <w:pPr>
+              <w:jc w:val="left"/>
+            </w:pPr>
+            <w:r>
+              <w:rPr>
+                <w:rFonts w:ascii="TimeNewRoman" w:hAnsi="TimeNewRoman"/>
+                <w:sz w:val="30"/>
+              </w:rPr>
+              <w:t>93÷4=</w:t>
             </w:r>
           </w:p>
         </w:tc>
@@ -589,7 +589,7 @@
                 <w:rFonts w:ascii="TimeNewRoman" w:hAnsi="TimeNewRoman"/>
                 <w:sz w:val="30"/>
               </w:rPr>
-              <w:t>44÷5=</w:t>
+              <w:t>99÷8=</w:t>
             </w:r>
           </w:p>
         </w:tc>
@@ -606,7 +606,7 @@
                 <w:rFonts w:ascii="TimeNewRoman" w:hAnsi="TimeNewRoman"/>
                 <w:sz w:val="30"/>
               </w:rPr>
-              <w:t>42÷7=</w:t>
+              <w:t>22÷3=</w:t>
             </w:r>
           </w:p>
         </w:tc>
@@ -623,7 +623,7 @@
                 <w:rFonts w:ascii="TimeNewRoman" w:hAnsi="TimeNewRoman"/>
                 <w:sz w:val="30"/>
               </w:rPr>
-              <w:t>47÷7=</w:t>
+              <w:t>76÷6=</w:t>
             </w:r>
           </w:p>
         </w:tc>
@@ -640,7 +640,7 @@
                 <w:rFonts w:ascii="TimeNewRoman" w:hAnsi="TimeNewRoman"/>
                 <w:sz w:val="30"/>
               </w:rPr>
-              <w:t>28÷2=</w:t>
+              <w:t>24÷4=</w:t>
             </w:r>
           </w:p>
         </w:tc>
@@ -657,7 +657,7 @@
                 <w:rFonts w:ascii="TimeNewRoman" w:hAnsi="TimeNewRoman"/>
                 <w:sz w:val="30"/>
               </w:rPr>
-              <w:t>57÷8=</w:t>
+              <w:t>87÷4=</w:t>
             </w:r>
           </w:p>
         </w:tc>
@@ -772,7 +772,7 @@
                 <w:rFonts w:ascii="TimeNewRoman" w:hAnsi="TimeNewRoman"/>
                 <w:sz w:val="30"/>
               </w:rPr>
-              <w:t>67÷6=</w:t>
+              <w:t>38÷2=</w:t>
             </w:r>
           </w:p>
         </w:tc>
@@ -789,7 +789,7 @@
                 <w:rFonts w:ascii="TimeNewRoman" w:hAnsi="TimeNewRoman"/>
                 <w:sz w:val="30"/>
               </w:rPr>
-              <w:t>99÷6=</w:t>
+              <w:t>73÷5=</w:t>
             </w:r>
           </w:p>
         </w:tc>
@@ -806,7 +806,24 @@
                 <w:rFonts w:ascii="TimeNewRoman" w:hAnsi="TimeNewRoman"/>
                 <w:sz w:val="30"/>
               </w:rPr>
-              <w:t>90÷5=</w:t>
+              <w:t>69÷7=</w:t>
+            </w:r>
+          </w:p>
+        </w:tc>
+        <w:tc>
+          <w:tcPr>
+            <w:tcW w:type="dxa" w:w="1987"/>
+          </w:tcPr>
+          <w:p>
+            <w:pPr>
+              <w:jc w:val="left"/>
+            </w:pPr>
+            <w:r>
+              <w:rPr>
+                <w:rFonts w:ascii="TimeNewRoman" w:hAnsi="TimeNewRoman"/>
+                <w:sz w:val="30"/>
+              </w:rPr>
+              <w:t>84÷3=</w:t>
             </w:r>
           </w:p>
         </w:tc>
@@ -824,23 +841,6 @@
                 <w:sz w:val="30"/>
               </w:rPr>
               <w:t>11÷7=</w:t>
-            </w:r>
-          </w:p>
-        </w:tc>
-        <w:tc>
-          <w:tcPr>
-            <w:tcW w:type="dxa" w:w="1987"/>
-          </w:tcPr>
-          <w:p>
-            <w:pPr>
-              <w:jc w:val="left"/>
-            </w:pPr>
-            <w:r>
-              <w:rPr>
-                <w:rFonts w:ascii="TimeNewRoman" w:hAnsi="TimeNewRoman"/>
-                <w:sz w:val="30"/>
-              </w:rPr>
-              <w:t>11÷9=</w:t>
             </w:r>
           </w:p>
         </w:tc>

--- a/two-digit_number_divided_by_one-digit_number.docx
+++ b/two-digit_number_divided_by_one-digit_number.docx
@@ -11,7 +11,7 @@
           <w:rFonts w:ascii="Arial" w:hAnsi="Arial"/>
           <w:sz w:val="30"/>
         </w:rPr>
-        <w:t>2026-10-20 Tuesday</w:t>
+        <w:t>2026-10-21 Wednesday</w:t>
       </w:r>
     </w:p>
     <w:tbl>
@@ -40,7 +40,7 @@
                 <w:rFonts w:ascii="TimeNewRoman" w:hAnsi="TimeNewRoman"/>
                 <w:sz w:val="30"/>
               </w:rPr>
-              <w:t>99÷3=</w:t>
+              <w:t>11÷2=</w:t>
             </w:r>
           </w:p>
         </w:tc>
@@ -57,7 +57,7 @@
                 <w:rFonts w:ascii="TimeNewRoman" w:hAnsi="TimeNewRoman"/>
                 <w:sz w:val="30"/>
               </w:rPr>
-              <w:t>40÷8=</w:t>
+              <w:t>45÷4=</w:t>
             </w:r>
           </w:p>
         </w:tc>
@@ -74,7 +74,7 @@
                 <w:rFonts w:ascii="TimeNewRoman" w:hAnsi="TimeNewRoman"/>
                 <w:sz w:val="30"/>
               </w:rPr>
-              <w:t>82÷8=</w:t>
+              <w:t>13÷9=</w:t>
             </w:r>
           </w:p>
         </w:tc>
@@ -91,7 +91,7 @@
                 <w:rFonts w:ascii="TimeNewRoman" w:hAnsi="TimeNewRoman"/>
                 <w:sz w:val="30"/>
               </w:rPr>
-              <w:t>55÷5=</w:t>
+              <w:t>61÷5=</w:t>
             </w:r>
           </w:p>
         </w:tc>
@@ -108,7 +108,7 @@
                 <w:rFonts w:ascii="TimeNewRoman" w:hAnsi="TimeNewRoman"/>
                 <w:sz w:val="30"/>
               </w:rPr>
-              <w:t>26÷2=</w:t>
+              <w:t>98÷8=</w:t>
             </w:r>
           </w:p>
         </w:tc>
@@ -223,7 +223,7 @@
                 <w:rFonts w:ascii="TimeNewRoman" w:hAnsi="TimeNewRoman"/>
                 <w:sz w:val="30"/>
               </w:rPr>
-              <w:t>95÷5=</w:t>
+              <w:t>24÷8=</w:t>
             </w:r>
           </w:p>
         </w:tc>
@@ -240,7 +240,7 @@
                 <w:rFonts w:ascii="TimeNewRoman" w:hAnsi="TimeNewRoman"/>
                 <w:sz w:val="30"/>
               </w:rPr>
-              <w:t>27÷7=</w:t>
+              <w:t>92÷4=</w:t>
             </w:r>
           </w:p>
         </w:tc>
@@ -257,7 +257,7 @@
                 <w:rFonts w:ascii="TimeNewRoman" w:hAnsi="TimeNewRoman"/>
                 <w:sz w:val="30"/>
               </w:rPr>
-              <w:t>82÷3=</w:t>
+              <w:t>72÷2=</w:t>
             </w:r>
           </w:p>
         </w:tc>
@@ -274,7 +274,7 @@
                 <w:rFonts w:ascii="TimeNewRoman" w:hAnsi="TimeNewRoman"/>
                 <w:sz w:val="30"/>
               </w:rPr>
-              <w:t>42÷7=</w:t>
+              <w:t>25÷4=</w:t>
             </w:r>
           </w:p>
         </w:tc>
@@ -291,7 +291,7 @@
                 <w:rFonts w:ascii="TimeNewRoman" w:hAnsi="TimeNewRoman"/>
                 <w:sz w:val="30"/>
               </w:rPr>
-              <w:t>93÷6=</w:t>
+              <w:t>65÷6=</w:t>
             </w:r>
           </w:p>
         </w:tc>
@@ -406,7 +406,7 @@
                 <w:rFonts w:ascii="TimeNewRoman" w:hAnsi="TimeNewRoman"/>
                 <w:sz w:val="30"/>
               </w:rPr>
-              <w:t>58÷9=</w:t>
+              <w:t>71÷8=</w:t>
             </w:r>
           </w:p>
         </w:tc>
@@ -423,7 +423,7 @@
                 <w:rFonts w:ascii="TimeNewRoman" w:hAnsi="TimeNewRoman"/>
                 <w:sz w:val="30"/>
               </w:rPr>
-              <w:t>71÷6=</w:t>
+              <w:t>51÷5=</w:t>
             </w:r>
           </w:p>
         </w:tc>
@@ -440,7 +440,7 @@
                 <w:rFonts w:ascii="TimeNewRoman" w:hAnsi="TimeNewRoman"/>
                 <w:sz w:val="30"/>
               </w:rPr>
-              <w:t>91÷6=</w:t>
+              <w:t>31÷4=</w:t>
             </w:r>
           </w:p>
         </w:tc>
@@ -457,7 +457,7 @@
                 <w:rFonts w:ascii="TimeNewRoman" w:hAnsi="TimeNewRoman"/>
                 <w:sz w:val="30"/>
               </w:rPr>
-              <w:t>69÷3=</w:t>
+              <w:t>12÷7=</w:t>
             </w:r>
           </w:p>
         </w:tc>
@@ -474,7 +474,7 @@
                 <w:rFonts w:ascii="TimeNewRoman" w:hAnsi="TimeNewRoman"/>
                 <w:sz w:val="30"/>
               </w:rPr>
-              <w:t>93÷4=</w:t>
+              <w:t>25÷9=</w:t>
             </w:r>
           </w:p>
         </w:tc>
@@ -589,7 +589,7 @@
                 <w:rFonts w:ascii="TimeNewRoman" w:hAnsi="TimeNewRoman"/>
                 <w:sz w:val="30"/>
               </w:rPr>
-              <w:t>99÷8=</w:t>
+              <w:t>91÷6=</w:t>
             </w:r>
           </w:p>
         </w:tc>
@@ -606,7 +606,7 @@
                 <w:rFonts w:ascii="TimeNewRoman" w:hAnsi="TimeNewRoman"/>
                 <w:sz w:val="30"/>
               </w:rPr>
-              <w:t>22÷3=</w:t>
+              <w:t>29÷3=</w:t>
             </w:r>
           </w:p>
         </w:tc>
@@ -623,7 +623,7 @@
                 <w:rFonts w:ascii="TimeNewRoman" w:hAnsi="TimeNewRoman"/>
                 <w:sz w:val="30"/>
               </w:rPr>
-              <w:t>76÷6=</w:t>
+              <w:t>43÷2=</w:t>
             </w:r>
           </w:p>
         </w:tc>
@@ -640,7 +640,7 @@
                 <w:rFonts w:ascii="TimeNewRoman" w:hAnsi="TimeNewRoman"/>
                 <w:sz w:val="30"/>
               </w:rPr>
-              <w:t>24÷4=</w:t>
+              <w:t>82÷7=</w:t>
             </w:r>
           </w:p>
         </w:tc>
@@ -657,7 +657,7 @@
                 <w:rFonts w:ascii="TimeNewRoman" w:hAnsi="TimeNewRoman"/>
                 <w:sz w:val="30"/>
               </w:rPr>
-              <w:t>87÷4=</w:t>
+              <w:t>91÷5=</w:t>
             </w:r>
           </w:p>
         </w:tc>
@@ -772,7 +772,7 @@
                 <w:rFonts w:ascii="TimeNewRoman" w:hAnsi="TimeNewRoman"/>
                 <w:sz w:val="30"/>
               </w:rPr>
-              <w:t>38÷2=</w:t>
+              <w:t>23÷4=</w:t>
             </w:r>
           </w:p>
         </w:tc>
@@ -789,7 +789,7 @@
                 <w:rFonts w:ascii="TimeNewRoman" w:hAnsi="TimeNewRoman"/>
                 <w:sz w:val="30"/>
               </w:rPr>
-              <w:t>73÷5=</w:t>
+              <w:t>39÷8=</w:t>
             </w:r>
           </w:p>
         </w:tc>
@@ -806,7 +806,7 @@
                 <w:rFonts w:ascii="TimeNewRoman" w:hAnsi="TimeNewRoman"/>
                 <w:sz w:val="30"/>
               </w:rPr>
-              <w:t>69÷7=</w:t>
+              <w:t>67÷7=</w:t>
             </w:r>
           </w:p>
         </w:tc>
@@ -823,7 +823,7 @@
                 <w:rFonts w:ascii="TimeNewRoman" w:hAnsi="TimeNewRoman"/>
                 <w:sz w:val="30"/>
               </w:rPr>
-              <w:t>84÷3=</w:t>
+              <w:t>10÷6=</w:t>
             </w:r>
           </w:p>
         </w:tc>
@@ -840,7 +840,7 @@
                 <w:rFonts w:ascii="TimeNewRoman" w:hAnsi="TimeNewRoman"/>
                 <w:sz w:val="30"/>
               </w:rPr>
-              <w:t>11÷7=</w:t>
+              <w:t>50÷8=</w:t>
             </w:r>
           </w:p>
         </w:tc>

--- a/two-digit_number_divided_by_one-digit_number.docx
+++ b/two-digit_number_divided_by_one-digit_number.docx
@@ -40,7 +40,7 @@
                 <w:rFonts w:ascii="TimeNewRoman" w:hAnsi="TimeNewRoman"/>
                 <w:sz w:val="30"/>
               </w:rPr>
-              <w:t>11÷2=</w:t>
+              <w:t>11÷9=</w:t>
             </w:r>
           </w:p>
         </w:tc>
@@ -57,7 +57,7 @@
                 <w:rFonts w:ascii="TimeNewRoman" w:hAnsi="TimeNewRoman"/>
                 <w:sz w:val="30"/>
               </w:rPr>
-              <w:t>45÷4=</w:t>
+              <w:t>89÷4=</w:t>
             </w:r>
           </w:p>
         </w:tc>
@@ -74,7 +74,7 @@
                 <w:rFonts w:ascii="TimeNewRoman" w:hAnsi="TimeNewRoman"/>
                 <w:sz w:val="30"/>
               </w:rPr>
-              <w:t>13÷9=</w:t>
+              <w:t>79÷4=</w:t>
             </w:r>
           </w:p>
         </w:tc>
@@ -91,7 +91,7 @@
                 <w:rFonts w:ascii="TimeNewRoman" w:hAnsi="TimeNewRoman"/>
                 <w:sz w:val="30"/>
               </w:rPr>
-              <w:t>61÷5=</w:t>
+              <w:t>24÷6=</w:t>
             </w:r>
           </w:p>
         </w:tc>
@@ -108,7 +108,7 @@
                 <w:rFonts w:ascii="TimeNewRoman" w:hAnsi="TimeNewRoman"/>
                 <w:sz w:val="30"/>
               </w:rPr>
-              <w:t>98÷8=</w:t>
+              <w:t>19÷2=</w:t>
             </w:r>
           </w:p>
         </w:tc>
@@ -223,7 +223,7 @@
                 <w:rFonts w:ascii="TimeNewRoman" w:hAnsi="TimeNewRoman"/>
                 <w:sz w:val="30"/>
               </w:rPr>
-              <w:t>24÷8=</w:t>
+              <w:t>11÷6=</w:t>
             </w:r>
           </w:p>
         </w:tc>
@@ -240,7 +240,7 @@
                 <w:rFonts w:ascii="TimeNewRoman" w:hAnsi="TimeNewRoman"/>
                 <w:sz w:val="30"/>
               </w:rPr>
-              <w:t>92÷4=</w:t>
+              <w:t>11÷4=</w:t>
             </w:r>
           </w:p>
         </w:tc>
@@ -257,7 +257,7 @@
                 <w:rFonts w:ascii="TimeNewRoman" w:hAnsi="TimeNewRoman"/>
                 <w:sz w:val="30"/>
               </w:rPr>
-              <w:t>72÷2=</w:t>
+              <w:t>51÷2=</w:t>
             </w:r>
           </w:p>
         </w:tc>
@@ -274,7 +274,7 @@
                 <w:rFonts w:ascii="TimeNewRoman" w:hAnsi="TimeNewRoman"/>
                 <w:sz w:val="30"/>
               </w:rPr>
-              <w:t>25÷4=</w:t>
+              <w:t>43÷6=</w:t>
             </w:r>
           </w:p>
         </w:tc>
@@ -291,7 +291,7 @@
                 <w:rFonts w:ascii="TimeNewRoman" w:hAnsi="TimeNewRoman"/>
                 <w:sz w:val="30"/>
               </w:rPr>
-              <w:t>65÷6=</w:t>
+              <w:t>68÷2=</w:t>
             </w:r>
           </w:p>
         </w:tc>
@@ -406,7 +406,7 @@
                 <w:rFonts w:ascii="TimeNewRoman" w:hAnsi="TimeNewRoman"/>
                 <w:sz w:val="30"/>
               </w:rPr>
-              <w:t>71÷8=</w:t>
+              <w:t>57÷6=</w:t>
             </w:r>
           </w:p>
         </w:tc>
@@ -423,7 +423,7 @@
                 <w:rFonts w:ascii="TimeNewRoman" w:hAnsi="TimeNewRoman"/>
                 <w:sz w:val="30"/>
               </w:rPr>
-              <w:t>51÷5=</w:t>
+              <w:t>89÷8=</w:t>
             </w:r>
           </w:p>
         </w:tc>
@@ -440,7 +440,7 @@
                 <w:rFonts w:ascii="TimeNewRoman" w:hAnsi="TimeNewRoman"/>
                 <w:sz w:val="30"/>
               </w:rPr>
-              <w:t>31÷4=</w:t>
+              <w:t>30÷6=</w:t>
             </w:r>
           </w:p>
         </w:tc>
@@ -457,7 +457,7 @@
                 <w:rFonts w:ascii="TimeNewRoman" w:hAnsi="TimeNewRoman"/>
                 <w:sz w:val="30"/>
               </w:rPr>
-              <w:t>12÷7=</w:t>
+              <w:t>24÷3=</w:t>
             </w:r>
           </w:p>
         </w:tc>
@@ -474,7 +474,7 @@
                 <w:rFonts w:ascii="TimeNewRoman" w:hAnsi="TimeNewRoman"/>
                 <w:sz w:val="30"/>
               </w:rPr>
-              <w:t>25÷9=</w:t>
+              <w:t>18÷4=</w:t>
             </w:r>
           </w:p>
         </w:tc>
@@ -589,7 +589,7 @@
                 <w:rFonts w:ascii="TimeNewRoman" w:hAnsi="TimeNewRoman"/>
                 <w:sz w:val="30"/>
               </w:rPr>
-              <w:t>91÷6=</w:t>
+              <w:t>71÷9=</w:t>
             </w:r>
           </w:p>
         </w:tc>
@@ -606,7 +606,7 @@
                 <w:rFonts w:ascii="TimeNewRoman" w:hAnsi="TimeNewRoman"/>
                 <w:sz w:val="30"/>
               </w:rPr>
-              <w:t>29÷3=</w:t>
+              <w:t>46÷6=</w:t>
             </w:r>
           </w:p>
         </w:tc>
@@ -623,7 +623,7 @@
                 <w:rFonts w:ascii="TimeNewRoman" w:hAnsi="TimeNewRoman"/>
                 <w:sz w:val="30"/>
               </w:rPr>
-              <w:t>43÷2=</w:t>
+              <w:t>30÷3=</w:t>
             </w:r>
           </w:p>
         </w:tc>
@@ -640,7 +640,7 @@
                 <w:rFonts w:ascii="TimeNewRoman" w:hAnsi="TimeNewRoman"/>
                 <w:sz w:val="30"/>
               </w:rPr>
-              <w:t>82÷7=</w:t>
+              <w:t>36÷2=</w:t>
             </w:r>
           </w:p>
         </w:tc>
@@ -657,7 +657,7 @@
                 <w:rFonts w:ascii="TimeNewRoman" w:hAnsi="TimeNewRoman"/>
                 <w:sz w:val="30"/>
               </w:rPr>
-              <w:t>91÷5=</w:t>
+              <w:t>24÷2=</w:t>
             </w:r>
           </w:p>
         </w:tc>
@@ -772,7 +772,7 @@
                 <w:rFonts w:ascii="TimeNewRoman" w:hAnsi="TimeNewRoman"/>
                 <w:sz w:val="30"/>
               </w:rPr>
-              <w:t>23÷4=</w:t>
+              <w:t>97÷7=</w:t>
             </w:r>
           </w:p>
         </w:tc>
@@ -789,7 +789,7 @@
                 <w:rFonts w:ascii="TimeNewRoman" w:hAnsi="TimeNewRoman"/>
                 <w:sz w:val="30"/>
               </w:rPr>
-              <w:t>39÷8=</w:t>
+              <w:t>42÷9=</w:t>
             </w:r>
           </w:p>
         </w:tc>
@@ -806,7 +806,7 @@
                 <w:rFonts w:ascii="TimeNewRoman" w:hAnsi="TimeNewRoman"/>
                 <w:sz w:val="30"/>
               </w:rPr>
-              <w:t>67÷7=</w:t>
+              <w:t>34÷6=</w:t>
             </w:r>
           </w:p>
         </w:tc>
@@ -823,7 +823,7 @@
                 <w:rFonts w:ascii="TimeNewRoman" w:hAnsi="TimeNewRoman"/>
                 <w:sz w:val="30"/>
               </w:rPr>
-              <w:t>10÷6=</w:t>
+              <w:t>56÷3=</w:t>
             </w:r>
           </w:p>
         </w:tc>
@@ -840,7 +840,7 @@
                 <w:rFonts w:ascii="TimeNewRoman" w:hAnsi="TimeNewRoman"/>
                 <w:sz w:val="30"/>
               </w:rPr>
-              <w:t>50÷8=</w:t>
+              <w:t>29÷7=</w:t>
             </w:r>
           </w:p>
         </w:tc>

--- a/two-digit_number_divided_by_one-digit_number.docx
+++ b/two-digit_number_divided_by_one-digit_number.docx
@@ -11,7 +11,7 @@
           <w:rFonts w:ascii="Arial" w:hAnsi="Arial"/>
           <w:sz w:val="30"/>
         </w:rPr>
-        <w:t>2026-10-21 Wednesday</w:t>
+        <w:t>2026-10-22 Thursday</w:t>
       </w:r>
     </w:p>
     <w:tbl>
@@ -40,7 +40,7 @@
                 <w:rFonts w:ascii="TimeNewRoman" w:hAnsi="TimeNewRoman"/>
                 <w:sz w:val="30"/>
               </w:rPr>
-              <w:t>11÷9=</w:t>
+              <w:t>17÷2=</w:t>
             </w:r>
           </w:p>
         </w:tc>
@@ -57,7 +57,7 @@
                 <w:rFonts w:ascii="TimeNewRoman" w:hAnsi="TimeNewRoman"/>
                 <w:sz w:val="30"/>
               </w:rPr>
-              <w:t>89÷4=</w:t>
+              <w:t>14÷4=</w:t>
             </w:r>
           </w:p>
         </w:tc>
@@ -74,7 +74,7 @@
                 <w:rFonts w:ascii="TimeNewRoman" w:hAnsi="TimeNewRoman"/>
                 <w:sz w:val="30"/>
               </w:rPr>
-              <w:t>79÷4=</w:t>
+              <w:t>39÷8=</w:t>
             </w:r>
           </w:p>
         </w:tc>
@@ -91,7 +91,7 @@
                 <w:rFonts w:ascii="TimeNewRoman" w:hAnsi="TimeNewRoman"/>
                 <w:sz w:val="30"/>
               </w:rPr>
-              <w:t>24÷6=</w:t>
+              <w:t>25÷3=</w:t>
             </w:r>
           </w:p>
         </w:tc>
@@ -108,7 +108,7 @@
                 <w:rFonts w:ascii="TimeNewRoman" w:hAnsi="TimeNewRoman"/>
                 <w:sz w:val="30"/>
               </w:rPr>
-              <w:t>19÷2=</w:t>
+              <w:t>76÷5=</w:t>
             </w:r>
           </w:p>
         </w:tc>
@@ -223,7 +223,7 @@
                 <w:rFonts w:ascii="TimeNewRoman" w:hAnsi="TimeNewRoman"/>
                 <w:sz w:val="30"/>
               </w:rPr>
-              <w:t>11÷6=</w:t>
+              <w:t>91÷8=</w:t>
             </w:r>
           </w:p>
         </w:tc>
@@ -240,7 +240,7 @@
                 <w:rFonts w:ascii="TimeNewRoman" w:hAnsi="TimeNewRoman"/>
                 <w:sz w:val="30"/>
               </w:rPr>
-              <w:t>11÷4=</w:t>
+              <w:t>16÷2=</w:t>
             </w:r>
           </w:p>
         </w:tc>
@@ -257,7 +257,7 @@
                 <w:rFonts w:ascii="TimeNewRoman" w:hAnsi="TimeNewRoman"/>
                 <w:sz w:val="30"/>
               </w:rPr>
-              <w:t>51÷2=</w:t>
+              <w:t>69÷9=</w:t>
             </w:r>
           </w:p>
         </w:tc>
@@ -274,7 +274,7 @@
                 <w:rFonts w:ascii="TimeNewRoman" w:hAnsi="TimeNewRoman"/>
                 <w:sz w:val="30"/>
               </w:rPr>
-              <w:t>43÷6=</w:t>
+              <w:t>93÷6=</w:t>
             </w:r>
           </w:p>
         </w:tc>
@@ -291,7 +291,7 @@
                 <w:rFonts w:ascii="TimeNewRoman" w:hAnsi="TimeNewRoman"/>
                 <w:sz w:val="30"/>
               </w:rPr>
-              <w:t>68÷2=</w:t>
+              <w:t>24÷4=</w:t>
             </w:r>
           </w:p>
         </w:tc>
@@ -406,7 +406,7 @@
                 <w:rFonts w:ascii="TimeNewRoman" w:hAnsi="TimeNewRoman"/>
                 <w:sz w:val="30"/>
               </w:rPr>
-              <w:t>57÷6=</w:t>
+              <w:t>99÷5=</w:t>
             </w:r>
           </w:p>
         </w:tc>
@@ -423,7 +423,7 @@
                 <w:rFonts w:ascii="TimeNewRoman" w:hAnsi="TimeNewRoman"/>
                 <w:sz w:val="30"/>
               </w:rPr>
-              <w:t>89÷8=</w:t>
+              <w:t>99÷9=</w:t>
             </w:r>
           </w:p>
         </w:tc>
@@ -440,7 +440,7 @@
                 <w:rFonts w:ascii="TimeNewRoman" w:hAnsi="TimeNewRoman"/>
                 <w:sz w:val="30"/>
               </w:rPr>
-              <w:t>30÷6=</w:t>
+              <w:t>56÷4=</w:t>
             </w:r>
           </w:p>
         </w:tc>
@@ -457,7 +457,7 @@
                 <w:rFonts w:ascii="TimeNewRoman" w:hAnsi="TimeNewRoman"/>
                 <w:sz w:val="30"/>
               </w:rPr>
-              <w:t>24÷3=</w:t>
+              <w:t>55÷8=</w:t>
             </w:r>
           </w:p>
         </w:tc>
@@ -474,7 +474,7 @@
                 <w:rFonts w:ascii="TimeNewRoman" w:hAnsi="TimeNewRoman"/>
                 <w:sz w:val="30"/>
               </w:rPr>
-              <w:t>18÷4=</w:t>
+              <w:t>31÷3=</w:t>
             </w:r>
           </w:p>
         </w:tc>
@@ -589,7 +589,7 @@
                 <w:rFonts w:ascii="TimeNewRoman" w:hAnsi="TimeNewRoman"/>
                 <w:sz w:val="30"/>
               </w:rPr>
-              <w:t>71÷9=</w:t>
+              <w:t>55÷6=</w:t>
             </w:r>
           </w:p>
         </w:tc>
@@ -606,7 +606,7 @@
                 <w:rFonts w:ascii="TimeNewRoman" w:hAnsi="TimeNewRoman"/>
                 <w:sz w:val="30"/>
               </w:rPr>
-              <w:t>46÷6=</w:t>
+              <w:t>30÷7=</w:t>
             </w:r>
           </w:p>
         </w:tc>
@@ -623,7 +623,7 @@
                 <w:rFonts w:ascii="TimeNewRoman" w:hAnsi="TimeNewRoman"/>
                 <w:sz w:val="30"/>
               </w:rPr>
-              <w:t>30÷3=</w:t>
+              <w:t>11÷7=</w:t>
             </w:r>
           </w:p>
         </w:tc>
@@ -640,7 +640,7 @@
                 <w:rFonts w:ascii="TimeNewRoman" w:hAnsi="TimeNewRoman"/>
                 <w:sz w:val="30"/>
               </w:rPr>
-              <w:t>36÷2=</w:t>
+              <w:t>12÷9=</w:t>
             </w:r>
           </w:p>
         </w:tc>
@@ -657,7 +657,7 @@
                 <w:rFonts w:ascii="TimeNewRoman" w:hAnsi="TimeNewRoman"/>
                 <w:sz w:val="30"/>
               </w:rPr>
-              <w:t>24÷2=</w:t>
+              <w:t>59÷6=</w:t>
             </w:r>
           </w:p>
         </w:tc>
@@ -772,7 +772,7 @@
                 <w:rFonts w:ascii="TimeNewRoman" w:hAnsi="TimeNewRoman"/>
                 <w:sz w:val="30"/>
               </w:rPr>
-              <w:t>97÷7=</w:t>
+              <w:t>47÷4=</w:t>
             </w:r>
           </w:p>
         </w:tc>
@@ -789,7 +789,7 @@
                 <w:rFonts w:ascii="TimeNewRoman" w:hAnsi="TimeNewRoman"/>
                 <w:sz w:val="30"/>
               </w:rPr>
-              <w:t>42÷9=</w:t>
+              <w:t>43÷9=</w:t>
             </w:r>
           </w:p>
         </w:tc>
@@ -806,7 +806,7 @@
                 <w:rFonts w:ascii="TimeNewRoman" w:hAnsi="TimeNewRoman"/>
                 <w:sz w:val="30"/>
               </w:rPr>
-              <w:t>34÷6=</w:t>
+              <w:t>53÷8=</w:t>
             </w:r>
           </w:p>
         </w:tc>
@@ -823,7 +823,7 @@
                 <w:rFonts w:ascii="TimeNewRoman" w:hAnsi="TimeNewRoman"/>
                 <w:sz w:val="30"/>
               </w:rPr>
-              <w:t>56÷3=</w:t>
+              <w:t>80÷9=</w:t>
             </w:r>
           </w:p>
         </w:tc>
@@ -840,7 +840,7 @@
                 <w:rFonts w:ascii="TimeNewRoman" w:hAnsi="TimeNewRoman"/>
                 <w:sz w:val="30"/>
               </w:rPr>
-              <w:t>29÷7=</w:t>
+              <w:t>96÷9=</w:t>
             </w:r>
           </w:p>
         </w:tc>

--- a/two-digit_number_divided_by_one-digit_number.docx
+++ b/two-digit_number_divided_by_one-digit_number.docx
@@ -40,7 +40,7 @@
                 <w:rFonts w:ascii="TimeNewRoman" w:hAnsi="TimeNewRoman"/>
                 <w:sz w:val="30"/>
               </w:rPr>
-              <w:t>17÷2=</w:t>
+              <w:t>80÷5=</w:t>
             </w:r>
           </w:p>
         </w:tc>
@@ -74,7 +74,7 @@
                 <w:rFonts w:ascii="TimeNewRoman" w:hAnsi="TimeNewRoman"/>
                 <w:sz w:val="30"/>
               </w:rPr>
-              <w:t>39÷8=</w:t>
+              <w:t>47÷4=</w:t>
             </w:r>
           </w:p>
         </w:tc>
@@ -91,7 +91,7 @@
                 <w:rFonts w:ascii="TimeNewRoman" w:hAnsi="TimeNewRoman"/>
                 <w:sz w:val="30"/>
               </w:rPr>
-              <w:t>25÷3=</w:t>
+              <w:t>50÷3=</w:t>
             </w:r>
           </w:p>
         </w:tc>
@@ -108,7 +108,7 @@
                 <w:rFonts w:ascii="TimeNewRoman" w:hAnsi="TimeNewRoman"/>
                 <w:sz w:val="30"/>
               </w:rPr>
-              <w:t>76÷5=</w:t>
+              <w:t>63÷7=</w:t>
             </w:r>
           </w:p>
         </w:tc>
@@ -223,7 +223,7 @@
                 <w:rFonts w:ascii="TimeNewRoman" w:hAnsi="TimeNewRoman"/>
                 <w:sz w:val="30"/>
               </w:rPr>
-              <w:t>91÷8=</w:t>
+              <w:t>37÷9=</w:t>
             </w:r>
           </w:p>
         </w:tc>
@@ -240,7 +240,7 @@
                 <w:rFonts w:ascii="TimeNewRoman" w:hAnsi="TimeNewRoman"/>
                 <w:sz w:val="30"/>
               </w:rPr>
-              <w:t>16÷2=</w:t>
+              <w:t>31÷3=</w:t>
             </w:r>
           </w:p>
         </w:tc>
@@ -257,7 +257,7 @@
                 <w:rFonts w:ascii="TimeNewRoman" w:hAnsi="TimeNewRoman"/>
                 <w:sz w:val="30"/>
               </w:rPr>
-              <w:t>69÷9=</w:t>
+              <w:t>19÷4=</w:t>
             </w:r>
           </w:p>
         </w:tc>
@@ -274,7 +274,7 @@
                 <w:rFonts w:ascii="TimeNewRoman" w:hAnsi="TimeNewRoman"/>
                 <w:sz w:val="30"/>
               </w:rPr>
-              <w:t>93÷6=</w:t>
+              <w:t>68÷3=</w:t>
             </w:r>
           </w:p>
         </w:tc>
@@ -291,7 +291,7 @@
                 <w:rFonts w:ascii="TimeNewRoman" w:hAnsi="TimeNewRoman"/>
                 <w:sz w:val="30"/>
               </w:rPr>
-              <w:t>24÷4=</w:t>
+              <w:t>48÷9=</w:t>
             </w:r>
           </w:p>
         </w:tc>
@@ -406,7 +406,7 @@
                 <w:rFonts w:ascii="TimeNewRoman" w:hAnsi="TimeNewRoman"/>
                 <w:sz w:val="30"/>
               </w:rPr>
-              <w:t>99÷5=</w:t>
+              <w:t>64÷4=</w:t>
             </w:r>
           </w:p>
         </w:tc>
@@ -423,7 +423,7 @@
                 <w:rFonts w:ascii="TimeNewRoman" w:hAnsi="TimeNewRoman"/>
                 <w:sz w:val="30"/>
               </w:rPr>
-              <w:t>99÷9=</w:t>
+              <w:t>16÷6=</w:t>
             </w:r>
           </w:p>
         </w:tc>
@@ -440,7 +440,7 @@
                 <w:rFonts w:ascii="TimeNewRoman" w:hAnsi="TimeNewRoman"/>
                 <w:sz w:val="30"/>
               </w:rPr>
-              <w:t>56÷4=</w:t>
+              <w:t>96÷9=</w:t>
             </w:r>
           </w:p>
         </w:tc>
@@ -457,7 +457,7 @@
                 <w:rFonts w:ascii="TimeNewRoman" w:hAnsi="TimeNewRoman"/>
                 <w:sz w:val="30"/>
               </w:rPr>
-              <w:t>55÷8=</w:t>
+              <w:t>43÷5=</w:t>
             </w:r>
           </w:p>
         </w:tc>
@@ -474,7 +474,7 @@
                 <w:rFonts w:ascii="TimeNewRoman" w:hAnsi="TimeNewRoman"/>
                 <w:sz w:val="30"/>
               </w:rPr>
-              <w:t>31÷3=</w:t>
+              <w:t>79÷3=</w:t>
             </w:r>
           </w:p>
         </w:tc>
@@ -589,7 +589,7 @@
                 <w:rFonts w:ascii="TimeNewRoman" w:hAnsi="TimeNewRoman"/>
                 <w:sz w:val="30"/>
               </w:rPr>
-              <w:t>55÷6=</w:t>
+              <w:t>37÷7=</w:t>
             </w:r>
           </w:p>
         </w:tc>
@@ -606,7 +606,7 @@
                 <w:rFonts w:ascii="TimeNewRoman" w:hAnsi="TimeNewRoman"/>
                 <w:sz w:val="30"/>
               </w:rPr>
-              <w:t>30÷7=</w:t>
+              <w:t>53÷9=</w:t>
             </w:r>
           </w:p>
         </w:tc>
@@ -623,7 +623,7 @@
                 <w:rFonts w:ascii="TimeNewRoman" w:hAnsi="TimeNewRoman"/>
                 <w:sz w:val="30"/>
               </w:rPr>
-              <w:t>11÷7=</w:t>
+              <w:t>69÷4=</w:t>
             </w:r>
           </w:p>
         </w:tc>
@@ -640,7 +640,7 @@
                 <w:rFonts w:ascii="TimeNewRoman" w:hAnsi="TimeNewRoman"/>
                 <w:sz w:val="30"/>
               </w:rPr>
-              <w:t>12÷9=</w:t>
+              <w:t>97÷6=</w:t>
             </w:r>
           </w:p>
         </w:tc>
@@ -657,7 +657,7 @@
                 <w:rFonts w:ascii="TimeNewRoman" w:hAnsi="TimeNewRoman"/>
                 <w:sz w:val="30"/>
               </w:rPr>
-              <w:t>59÷6=</w:t>
+              <w:t>83÷6=</w:t>
             </w:r>
           </w:p>
         </w:tc>
@@ -772,7 +772,7 @@
                 <w:rFonts w:ascii="TimeNewRoman" w:hAnsi="TimeNewRoman"/>
                 <w:sz w:val="30"/>
               </w:rPr>
-              <w:t>47÷4=</w:t>
+              <w:t>25÷7=</w:t>
             </w:r>
           </w:p>
         </w:tc>
@@ -789,7 +789,7 @@
                 <w:rFonts w:ascii="TimeNewRoman" w:hAnsi="TimeNewRoman"/>
                 <w:sz w:val="30"/>
               </w:rPr>
-              <w:t>43÷9=</w:t>
+              <w:t>69÷7=</w:t>
             </w:r>
           </w:p>
         </w:tc>
@@ -806,7 +806,7 @@
                 <w:rFonts w:ascii="TimeNewRoman" w:hAnsi="TimeNewRoman"/>
                 <w:sz w:val="30"/>
               </w:rPr>
-              <w:t>53÷8=</w:t>
+              <w:t>84÷2=</w:t>
             </w:r>
           </w:p>
         </w:tc>
@@ -823,7 +823,7 @@
                 <w:rFonts w:ascii="TimeNewRoman" w:hAnsi="TimeNewRoman"/>
                 <w:sz w:val="30"/>
               </w:rPr>
-              <w:t>80÷9=</w:t>
+              <w:t>41÷5=</w:t>
             </w:r>
           </w:p>
         </w:tc>
@@ -840,7 +840,7 @@
                 <w:rFonts w:ascii="TimeNewRoman" w:hAnsi="TimeNewRoman"/>
                 <w:sz w:val="30"/>
               </w:rPr>
-              <w:t>96÷9=</w:t>
+              <w:t>79÷9=</w:t>
             </w:r>
           </w:p>
         </w:tc>

--- a/two-digit_number_divided_by_one-digit_number.docx
+++ b/two-digit_number_divided_by_one-digit_number.docx
@@ -11,7 +11,7 @@
           <w:rFonts w:ascii="Arial" w:hAnsi="Arial"/>
           <w:sz w:val="30"/>
         </w:rPr>
-        <w:t>2026-10-22 Thursday</w:t>
+        <w:t>2026-10-23 Friday</w:t>
       </w:r>
     </w:p>
     <w:tbl>
@@ -40,7 +40,7 @@
                 <w:rFonts w:ascii="TimeNewRoman" w:hAnsi="TimeNewRoman"/>
                 <w:sz w:val="30"/>
               </w:rPr>
-              <w:t>80÷5=</w:t>
+              <w:t>66÷7=</w:t>
             </w:r>
           </w:p>
         </w:tc>
@@ -57,7 +57,7 @@
                 <w:rFonts w:ascii="TimeNewRoman" w:hAnsi="TimeNewRoman"/>
                 <w:sz w:val="30"/>
               </w:rPr>
-              <w:t>14÷4=</w:t>
+              <w:t>39÷5=</w:t>
             </w:r>
           </w:p>
         </w:tc>
@@ -74,7 +74,7 @@
                 <w:rFonts w:ascii="TimeNewRoman" w:hAnsi="TimeNewRoman"/>
                 <w:sz w:val="30"/>
               </w:rPr>
-              <w:t>47÷4=</w:t>
+              <w:t>60÷9=</w:t>
             </w:r>
           </w:p>
         </w:tc>
@@ -91,7 +91,7 @@
                 <w:rFonts w:ascii="TimeNewRoman" w:hAnsi="TimeNewRoman"/>
                 <w:sz w:val="30"/>
               </w:rPr>
-              <w:t>50÷3=</w:t>
+              <w:t>35÷8=</w:t>
             </w:r>
           </w:p>
         </w:tc>
@@ -108,7 +108,7 @@
                 <w:rFonts w:ascii="TimeNewRoman" w:hAnsi="TimeNewRoman"/>
                 <w:sz w:val="30"/>
               </w:rPr>
-              <w:t>63÷7=</w:t>
+              <w:t>95÷2=</w:t>
             </w:r>
           </w:p>
         </w:tc>
@@ -223,7 +223,7 @@
                 <w:rFonts w:ascii="TimeNewRoman" w:hAnsi="TimeNewRoman"/>
                 <w:sz w:val="30"/>
               </w:rPr>
-              <w:t>37÷9=</w:t>
+              <w:t>37÷4=</w:t>
             </w:r>
           </w:p>
         </w:tc>
@@ -240,7 +240,7 @@
                 <w:rFonts w:ascii="TimeNewRoman" w:hAnsi="TimeNewRoman"/>
                 <w:sz w:val="30"/>
               </w:rPr>
-              <w:t>31÷3=</w:t>
+              <w:t>89÷6=</w:t>
             </w:r>
           </w:p>
         </w:tc>
@@ -257,7 +257,7 @@
                 <w:rFonts w:ascii="TimeNewRoman" w:hAnsi="TimeNewRoman"/>
                 <w:sz w:val="30"/>
               </w:rPr>
-              <w:t>19÷4=</w:t>
+              <w:t>62÷7=</w:t>
             </w:r>
           </w:p>
         </w:tc>
@@ -274,7 +274,7 @@
                 <w:rFonts w:ascii="TimeNewRoman" w:hAnsi="TimeNewRoman"/>
                 <w:sz w:val="30"/>
               </w:rPr>
-              <w:t>68÷3=</w:t>
+              <w:t>19÷3=</w:t>
             </w:r>
           </w:p>
         </w:tc>
@@ -291,7 +291,7 @@
                 <w:rFonts w:ascii="TimeNewRoman" w:hAnsi="TimeNewRoman"/>
                 <w:sz w:val="30"/>
               </w:rPr>
-              <w:t>48÷9=</w:t>
+              <w:t>61÷8=</w:t>
             </w:r>
           </w:p>
         </w:tc>
@@ -406,7 +406,7 @@
                 <w:rFonts w:ascii="TimeNewRoman" w:hAnsi="TimeNewRoman"/>
                 <w:sz w:val="30"/>
               </w:rPr>
-              <w:t>64÷4=</w:t>
+              <w:t>42÷9=</w:t>
             </w:r>
           </w:p>
         </w:tc>
@@ -423,7 +423,7 @@
                 <w:rFonts w:ascii="TimeNewRoman" w:hAnsi="TimeNewRoman"/>
                 <w:sz w:val="30"/>
               </w:rPr>
-              <w:t>16÷6=</w:t>
+              <w:t>94÷8=</w:t>
             </w:r>
           </w:p>
         </w:tc>
@@ -440,7 +440,7 @@
                 <w:rFonts w:ascii="TimeNewRoman" w:hAnsi="TimeNewRoman"/>
                 <w:sz w:val="30"/>
               </w:rPr>
-              <w:t>96÷9=</w:t>
+              <w:t>57÷4=</w:t>
             </w:r>
           </w:p>
         </w:tc>
@@ -457,7 +457,7 @@
                 <w:rFonts w:ascii="TimeNewRoman" w:hAnsi="TimeNewRoman"/>
                 <w:sz w:val="30"/>
               </w:rPr>
-              <w:t>43÷5=</w:t>
+              <w:t>66÷3=</w:t>
             </w:r>
           </w:p>
         </w:tc>
@@ -474,7 +474,7 @@
                 <w:rFonts w:ascii="TimeNewRoman" w:hAnsi="TimeNewRoman"/>
                 <w:sz w:val="30"/>
               </w:rPr>
-              <w:t>79÷3=</w:t>
+              <w:t>43÷8=</w:t>
             </w:r>
           </w:p>
         </w:tc>
@@ -589,7 +589,7 @@
                 <w:rFonts w:ascii="TimeNewRoman" w:hAnsi="TimeNewRoman"/>
                 <w:sz w:val="30"/>
               </w:rPr>
-              <w:t>37÷7=</w:t>
+              <w:t>87÷6=</w:t>
             </w:r>
           </w:p>
         </w:tc>
@@ -606,7 +606,7 @@
                 <w:rFonts w:ascii="TimeNewRoman" w:hAnsi="TimeNewRoman"/>
                 <w:sz w:val="30"/>
               </w:rPr>
-              <w:t>53÷9=</w:t>
+              <w:t>28÷8=</w:t>
             </w:r>
           </w:p>
         </w:tc>
@@ -623,7 +623,7 @@
                 <w:rFonts w:ascii="TimeNewRoman" w:hAnsi="TimeNewRoman"/>
                 <w:sz w:val="30"/>
               </w:rPr>
-              <w:t>69÷4=</w:t>
+              <w:t>74÷5=</w:t>
             </w:r>
           </w:p>
         </w:tc>
@@ -640,7 +640,7 @@
                 <w:rFonts w:ascii="TimeNewRoman" w:hAnsi="TimeNewRoman"/>
                 <w:sz w:val="30"/>
               </w:rPr>
-              <w:t>97÷6=</w:t>
+              <w:t>65÷9=</w:t>
             </w:r>
           </w:p>
         </w:tc>
@@ -657,7 +657,7 @@
                 <w:rFonts w:ascii="TimeNewRoman" w:hAnsi="TimeNewRoman"/>
                 <w:sz w:val="30"/>
               </w:rPr>
-              <w:t>83÷6=</w:t>
+              <w:t>74÷2=</w:t>
             </w:r>
           </w:p>
         </w:tc>
@@ -772,7 +772,7 @@
                 <w:rFonts w:ascii="TimeNewRoman" w:hAnsi="TimeNewRoman"/>
                 <w:sz w:val="30"/>
               </w:rPr>
-              <w:t>25÷7=</w:t>
+              <w:t>52÷6=</w:t>
             </w:r>
           </w:p>
         </w:tc>
@@ -789,7 +789,7 @@
                 <w:rFonts w:ascii="TimeNewRoman" w:hAnsi="TimeNewRoman"/>
                 <w:sz w:val="30"/>
               </w:rPr>
-              <w:t>69÷7=</w:t>
+              <w:t>35÷7=</w:t>
             </w:r>
           </w:p>
         </w:tc>
@@ -806,7 +806,7 @@
                 <w:rFonts w:ascii="TimeNewRoman" w:hAnsi="TimeNewRoman"/>
                 <w:sz w:val="30"/>
               </w:rPr>
-              <w:t>84÷2=</w:t>
+              <w:t>11÷3=</w:t>
             </w:r>
           </w:p>
         </w:tc>
@@ -823,7 +823,7 @@
                 <w:rFonts w:ascii="TimeNewRoman" w:hAnsi="TimeNewRoman"/>
                 <w:sz w:val="30"/>
               </w:rPr>
-              <w:t>41÷5=</w:t>
+              <w:t>84÷8=</w:t>
             </w:r>
           </w:p>
         </w:tc>
@@ -840,7 +840,7 @@
                 <w:rFonts w:ascii="TimeNewRoman" w:hAnsi="TimeNewRoman"/>
                 <w:sz w:val="30"/>
               </w:rPr>
-              <w:t>79÷9=</w:t>
+              <w:t>22÷7=</w:t>
             </w:r>
           </w:p>
         </w:tc>

--- a/two-digit_number_divided_by_one-digit_number.docx
+++ b/two-digit_number_divided_by_one-digit_number.docx
@@ -40,7 +40,7 @@
                 <w:rFonts w:ascii="TimeNewRoman" w:hAnsi="TimeNewRoman"/>
                 <w:sz w:val="30"/>
               </w:rPr>
-              <w:t>66÷7=</w:t>
+              <w:t>84÷7=</w:t>
             </w:r>
           </w:p>
         </w:tc>
@@ -57,7 +57,7 @@
                 <w:rFonts w:ascii="TimeNewRoman" w:hAnsi="TimeNewRoman"/>
                 <w:sz w:val="30"/>
               </w:rPr>
-              <w:t>39÷5=</w:t>
+              <w:t>60÷4=</w:t>
             </w:r>
           </w:p>
         </w:tc>
@@ -74,7 +74,7 @@
                 <w:rFonts w:ascii="TimeNewRoman" w:hAnsi="TimeNewRoman"/>
                 <w:sz w:val="30"/>
               </w:rPr>
-              <w:t>60÷9=</w:t>
+              <w:t>77÷5=</w:t>
             </w:r>
           </w:p>
         </w:tc>
@@ -91,7 +91,7 @@
                 <w:rFonts w:ascii="TimeNewRoman" w:hAnsi="TimeNewRoman"/>
                 <w:sz w:val="30"/>
               </w:rPr>
-              <w:t>35÷8=</w:t>
+              <w:t>24÷4=</w:t>
             </w:r>
           </w:p>
         </w:tc>
@@ -108,7 +108,7 @@
                 <w:rFonts w:ascii="TimeNewRoman" w:hAnsi="TimeNewRoman"/>
                 <w:sz w:val="30"/>
               </w:rPr>
-              <w:t>95÷2=</w:t>
+              <w:t>83÷7=</w:t>
             </w:r>
           </w:p>
         </w:tc>
@@ -223,57 +223,6 @@
                 <w:rFonts w:ascii="TimeNewRoman" w:hAnsi="TimeNewRoman"/>
                 <w:sz w:val="30"/>
               </w:rPr>
-              <w:t>37÷4=</w:t>
-            </w:r>
-          </w:p>
-        </w:tc>
-        <w:tc>
-          <w:tcPr>
-            <w:tcW w:type="dxa" w:w="1987"/>
-          </w:tcPr>
-          <w:p>
-            <w:pPr>
-              <w:jc w:val="left"/>
-            </w:pPr>
-            <w:r>
-              <w:rPr>
-                <w:rFonts w:ascii="TimeNewRoman" w:hAnsi="TimeNewRoman"/>
-                <w:sz w:val="30"/>
-              </w:rPr>
-              <w:t>89÷6=</w:t>
-            </w:r>
-          </w:p>
-        </w:tc>
-        <w:tc>
-          <w:tcPr>
-            <w:tcW w:type="dxa" w:w="1987"/>
-          </w:tcPr>
-          <w:p>
-            <w:pPr>
-              <w:jc w:val="left"/>
-            </w:pPr>
-            <w:r>
-              <w:rPr>
-                <w:rFonts w:ascii="TimeNewRoman" w:hAnsi="TimeNewRoman"/>
-                <w:sz w:val="30"/>
-              </w:rPr>
-              <w:t>62÷7=</w:t>
-            </w:r>
-          </w:p>
-        </w:tc>
-        <w:tc>
-          <w:tcPr>
-            <w:tcW w:type="dxa" w:w="1987"/>
-          </w:tcPr>
-          <w:p>
-            <w:pPr>
-              <w:jc w:val="left"/>
-            </w:pPr>
-            <w:r>
-              <w:rPr>
-                <w:rFonts w:ascii="TimeNewRoman" w:hAnsi="TimeNewRoman"/>
-                <w:sz w:val="30"/>
-              </w:rPr>
               <w:t>19÷3=</w:t>
             </w:r>
           </w:p>
@@ -291,7 +240,58 @@
                 <w:rFonts w:ascii="TimeNewRoman" w:hAnsi="TimeNewRoman"/>
                 <w:sz w:val="30"/>
               </w:rPr>
-              <w:t>61÷8=</w:t>
+              <w:t>54÷2=</w:t>
+            </w:r>
+          </w:p>
+        </w:tc>
+        <w:tc>
+          <w:tcPr>
+            <w:tcW w:type="dxa" w:w="1987"/>
+          </w:tcPr>
+          <w:p>
+            <w:pPr>
+              <w:jc w:val="left"/>
+            </w:pPr>
+            <w:r>
+              <w:rPr>
+                <w:rFonts w:ascii="TimeNewRoman" w:hAnsi="TimeNewRoman"/>
+                <w:sz w:val="30"/>
+              </w:rPr>
+              <w:t>46÷7=</w:t>
+            </w:r>
+          </w:p>
+        </w:tc>
+        <w:tc>
+          <w:tcPr>
+            <w:tcW w:type="dxa" w:w="1987"/>
+          </w:tcPr>
+          <w:p>
+            <w:pPr>
+              <w:jc w:val="left"/>
+            </w:pPr>
+            <w:r>
+              <w:rPr>
+                <w:rFonts w:ascii="TimeNewRoman" w:hAnsi="TimeNewRoman"/>
+                <w:sz w:val="30"/>
+              </w:rPr>
+              <w:t>44÷5=</w:t>
+            </w:r>
+          </w:p>
+        </w:tc>
+        <w:tc>
+          <w:tcPr>
+            <w:tcW w:type="dxa" w:w="1987"/>
+          </w:tcPr>
+          <w:p>
+            <w:pPr>
+              <w:jc w:val="left"/>
+            </w:pPr>
+            <w:r>
+              <w:rPr>
+                <w:rFonts w:ascii="TimeNewRoman" w:hAnsi="TimeNewRoman"/>
+                <w:sz w:val="30"/>
+              </w:rPr>
+              <w:t>98÷7=</w:t>
             </w:r>
           </w:p>
         </w:tc>
@@ -406,7 +406,7 @@
                 <w:rFonts w:ascii="TimeNewRoman" w:hAnsi="TimeNewRoman"/>
                 <w:sz w:val="30"/>
               </w:rPr>
-              <w:t>42÷9=</w:t>
+              <w:t>86÷3=</w:t>
             </w:r>
           </w:p>
         </w:tc>
@@ -423,7 +423,7 @@
                 <w:rFonts w:ascii="TimeNewRoman" w:hAnsi="TimeNewRoman"/>
                 <w:sz w:val="30"/>
               </w:rPr>
-              <w:t>94÷8=</w:t>
+              <w:t>12÷7=</w:t>
             </w:r>
           </w:p>
         </w:tc>
@@ -440,7 +440,7 @@
                 <w:rFonts w:ascii="TimeNewRoman" w:hAnsi="TimeNewRoman"/>
                 <w:sz w:val="30"/>
               </w:rPr>
-              <w:t>57÷4=</w:t>
+              <w:t>43÷2=</w:t>
             </w:r>
           </w:p>
         </w:tc>
@@ -457,7 +457,7 @@
                 <w:rFonts w:ascii="TimeNewRoman" w:hAnsi="TimeNewRoman"/>
                 <w:sz w:val="30"/>
               </w:rPr>
-              <w:t>66÷3=</w:t>
+              <w:t>86÷3=</w:t>
             </w:r>
           </w:p>
         </w:tc>
@@ -474,7 +474,7 @@
                 <w:rFonts w:ascii="TimeNewRoman" w:hAnsi="TimeNewRoman"/>
                 <w:sz w:val="30"/>
               </w:rPr>
-              <w:t>43÷8=</w:t>
+              <w:t>21÷5=</w:t>
             </w:r>
           </w:p>
         </w:tc>
@@ -589,7 +589,7 @@
                 <w:rFonts w:ascii="TimeNewRoman" w:hAnsi="TimeNewRoman"/>
                 <w:sz w:val="30"/>
               </w:rPr>
-              <w:t>87÷6=</w:t>
+              <w:t>91÷2=</w:t>
             </w:r>
           </w:p>
         </w:tc>
@@ -606,7 +606,7 @@
                 <w:rFonts w:ascii="TimeNewRoman" w:hAnsi="TimeNewRoman"/>
                 <w:sz w:val="30"/>
               </w:rPr>
-              <w:t>28÷8=</w:t>
+              <w:t>91÷4=</w:t>
             </w:r>
           </w:p>
         </w:tc>
@@ -623,7 +623,7 @@
                 <w:rFonts w:ascii="TimeNewRoman" w:hAnsi="TimeNewRoman"/>
                 <w:sz w:val="30"/>
               </w:rPr>
-              <w:t>74÷5=</w:t>
+              <w:t>99÷9=</w:t>
             </w:r>
           </w:p>
         </w:tc>
@@ -640,7 +640,7 @@
                 <w:rFonts w:ascii="TimeNewRoman" w:hAnsi="TimeNewRoman"/>
                 <w:sz w:val="30"/>
               </w:rPr>
-              <w:t>65÷9=</w:t>
+              <w:t>13÷8=</w:t>
             </w:r>
           </w:p>
         </w:tc>
@@ -657,7 +657,7 @@
                 <w:rFonts w:ascii="TimeNewRoman" w:hAnsi="TimeNewRoman"/>
                 <w:sz w:val="30"/>
               </w:rPr>
-              <w:t>74÷2=</w:t>
+              <w:t>53÷7=</w:t>
             </w:r>
           </w:p>
         </w:tc>
@@ -772,7 +772,7 @@
                 <w:rFonts w:ascii="TimeNewRoman" w:hAnsi="TimeNewRoman"/>
                 <w:sz w:val="30"/>
               </w:rPr>
-              <w:t>52÷6=</w:t>
+              <w:t>18÷9=</w:t>
             </w:r>
           </w:p>
         </w:tc>
@@ -789,7 +789,7 @@
                 <w:rFonts w:ascii="TimeNewRoman" w:hAnsi="TimeNewRoman"/>
                 <w:sz w:val="30"/>
               </w:rPr>
-              <w:t>35÷7=</w:t>
+              <w:t>82÷4=</w:t>
             </w:r>
           </w:p>
         </w:tc>
@@ -806,7 +806,7 @@
                 <w:rFonts w:ascii="TimeNewRoman" w:hAnsi="TimeNewRoman"/>
                 <w:sz w:val="30"/>
               </w:rPr>
-              <w:t>11÷3=</w:t>
+              <w:t>87÷2=</w:t>
             </w:r>
           </w:p>
         </w:tc>
@@ -823,7 +823,7 @@
                 <w:rFonts w:ascii="TimeNewRoman" w:hAnsi="TimeNewRoman"/>
                 <w:sz w:val="30"/>
               </w:rPr>
-              <w:t>84÷8=</w:t>
+              <w:t>56÷6=</w:t>
             </w:r>
           </w:p>
         </w:tc>
@@ -840,7 +840,7 @@
                 <w:rFonts w:ascii="TimeNewRoman" w:hAnsi="TimeNewRoman"/>
                 <w:sz w:val="30"/>
               </w:rPr>
-              <w:t>22÷7=</w:t>
+              <w:t>13÷4=</w:t>
             </w:r>
           </w:p>
         </w:tc>

--- a/two-digit_number_divided_by_one-digit_number.docx
+++ b/two-digit_number_divided_by_one-digit_number.docx
@@ -11,7 +11,7 @@
           <w:rFonts w:ascii="Arial" w:hAnsi="Arial"/>
           <w:sz w:val="30"/>
         </w:rPr>
-        <w:t>2026-10-23 Friday</w:t>
+        <w:t>2026-10-24 Saturday</w:t>
       </w:r>
     </w:p>
     <w:tbl>
@@ -40,7 +40,7 @@
                 <w:rFonts w:ascii="TimeNewRoman" w:hAnsi="TimeNewRoman"/>
                 <w:sz w:val="30"/>
               </w:rPr>
-              <w:t>84÷7=</w:t>
+              <w:t>94÷8=</w:t>
             </w:r>
           </w:p>
         </w:tc>
@@ -57,7 +57,7 @@
                 <w:rFonts w:ascii="TimeNewRoman" w:hAnsi="TimeNewRoman"/>
                 <w:sz w:val="30"/>
               </w:rPr>
-              <w:t>60÷4=</w:t>
+              <w:t>39÷3=</w:t>
             </w:r>
           </w:p>
         </w:tc>
@@ -74,7 +74,7 @@
                 <w:rFonts w:ascii="TimeNewRoman" w:hAnsi="TimeNewRoman"/>
                 <w:sz w:val="30"/>
               </w:rPr>
-              <w:t>77÷5=</w:t>
+              <w:t>36÷5=</w:t>
             </w:r>
           </w:p>
         </w:tc>
@@ -91,7 +91,7 @@
                 <w:rFonts w:ascii="TimeNewRoman" w:hAnsi="TimeNewRoman"/>
                 <w:sz w:val="30"/>
               </w:rPr>
-              <w:t>24÷4=</w:t>
+              <w:t>38÷5=</w:t>
             </w:r>
           </w:p>
         </w:tc>
@@ -108,7 +108,7 @@
                 <w:rFonts w:ascii="TimeNewRoman" w:hAnsi="TimeNewRoman"/>
                 <w:sz w:val="30"/>
               </w:rPr>
-              <w:t>83÷7=</w:t>
+              <w:t>40÷3=</w:t>
             </w:r>
           </w:p>
         </w:tc>
@@ -223,7 +223,7 @@
                 <w:rFonts w:ascii="TimeNewRoman" w:hAnsi="TimeNewRoman"/>
                 <w:sz w:val="30"/>
               </w:rPr>
-              <w:t>19÷3=</w:t>
+              <w:t>17÷8=</w:t>
             </w:r>
           </w:p>
         </w:tc>
@@ -240,7 +240,7 @@
                 <w:rFonts w:ascii="TimeNewRoman" w:hAnsi="TimeNewRoman"/>
                 <w:sz w:val="30"/>
               </w:rPr>
-              <w:t>54÷2=</w:t>
+              <w:t>83÷8=</w:t>
             </w:r>
           </w:p>
         </w:tc>
@@ -257,7 +257,7 @@
                 <w:rFonts w:ascii="TimeNewRoman" w:hAnsi="TimeNewRoman"/>
                 <w:sz w:val="30"/>
               </w:rPr>
-              <w:t>46÷7=</w:t>
+              <w:t>88÷5=</w:t>
             </w:r>
           </w:p>
         </w:tc>
@@ -274,7 +274,7 @@
                 <w:rFonts w:ascii="TimeNewRoman" w:hAnsi="TimeNewRoman"/>
                 <w:sz w:val="30"/>
               </w:rPr>
-              <w:t>44÷5=</w:t>
+              <w:t>57÷9=</w:t>
             </w:r>
           </w:p>
         </w:tc>
@@ -291,7 +291,7 @@
                 <w:rFonts w:ascii="TimeNewRoman" w:hAnsi="TimeNewRoman"/>
                 <w:sz w:val="30"/>
               </w:rPr>
-              <w:t>98÷7=</w:t>
+              <w:t>43÷6=</w:t>
             </w:r>
           </w:p>
         </w:tc>
@@ -406,7 +406,7 @@
                 <w:rFonts w:ascii="TimeNewRoman" w:hAnsi="TimeNewRoman"/>
                 <w:sz w:val="30"/>
               </w:rPr>
-              <w:t>86÷3=</w:t>
+              <w:t>25÷9=</w:t>
             </w:r>
           </w:p>
         </w:tc>
@@ -423,7 +423,7 @@
                 <w:rFonts w:ascii="TimeNewRoman" w:hAnsi="TimeNewRoman"/>
                 <w:sz w:val="30"/>
               </w:rPr>
-              <w:t>12÷7=</w:t>
+              <w:t>21÷2=</w:t>
             </w:r>
           </w:p>
         </w:tc>
@@ -440,7 +440,7 @@
                 <w:rFonts w:ascii="TimeNewRoman" w:hAnsi="TimeNewRoman"/>
                 <w:sz w:val="30"/>
               </w:rPr>
-              <w:t>43÷2=</w:t>
+              <w:t>53÷8=</w:t>
             </w:r>
           </w:p>
         </w:tc>
@@ -457,7 +457,7 @@
                 <w:rFonts w:ascii="TimeNewRoman" w:hAnsi="TimeNewRoman"/>
                 <w:sz w:val="30"/>
               </w:rPr>
-              <w:t>86÷3=</w:t>
+              <w:t>32÷3=</w:t>
             </w:r>
           </w:p>
         </w:tc>
@@ -474,7 +474,7 @@
                 <w:rFonts w:ascii="TimeNewRoman" w:hAnsi="TimeNewRoman"/>
                 <w:sz w:val="30"/>
               </w:rPr>
-              <w:t>21÷5=</w:t>
+              <w:t>22÷8=</w:t>
             </w:r>
           </w:p>
         </w:tc>
@@ -589,7 +589,7 @@
                 <w:rFonts w:ascii="TimeNewRoman" w:hAnsi="TimeNewRoman"/>
                 <w:sz w:val="30"/>
               </w:rPr>
-              <w:t>91÷2=</w:t>
+              <w:t>36÷9=</w:t>
             </w:r>
           </w:p>
         </w:tc>
@@ -606,7 +606,7 @@
                 <w:rFonts w:ascii="TimeNewRoman" w:hAnsi="TimeNewRoman"/>
                 <w:sz w:val="30"/>
               </w:rPr>
-              <w:t>91÷4=</w:t>
+              <w:t>46÷7=</w:t>
             </w:r>
           </w:p>
         </w:tc>
@@ -623,7 +623,7 @@
                 <w:rFonts w:ascii="TimeNewRoman" w:hAnsi="TimeNewRoman"/>
                 <w:sz w:val="30"/>
               </w:rPr>
-              <w:t>99÷9=</w:t>
+              <w:t>15÷2=</w:t>
             </w:r>
           </w:p>
         </w:tc>
@@ -640,7 +640,7 @@
                 <w:rFonts w:ascii="TimeNewRoman" w:hAnsi="TimeNewRoman"/>
                 <w:sz w:val="30"/>
               </w:rPr>
-              <w:t>13÷8=</w:t>
+              <w:t>66÷9=</w:t>
             </w:r>
           </w:p>
         </w:tc>
@@ -657,7 +657,7 @@
                 <w:rFonts w:ascii="TimeNewRoman" w:hAnsi="TimeNewRoman"/>
                 <w:sz w:val="30"/>
               </w:rPr>
-              <w:t>53÷7=</w:t>
+              <w:t>66÷4=</w:t>
             </w:r>
           </w:p>
         </w:tc>
@@ -772,7 +772,7 @@
                 <w:rFonts w:ascii="TimeNewRoman" w:hAnsi="TimeNewRoman"/>
                 <w:sz w:val="30"/>
               </w:rPr>
-              <w:t>18÷9=</w:t>
+              <w:t>65÷4=</w:t>
             </w:r>
           </w:p>
         </w:tc>
@@ -789,7 +789,7 @@
                 <w:rFonts w:ascii="TimeNewRoman" w:hAnsi="TimeNewRoman"/>
                 <w:sz w:val="30"/>
               </w:rPr>
-              <w:t>82÷4=</w:t>
+              <w:t>96÷3=</w:t>
             </w:r>
           </w:p>
         </w:tc>
@@ -806,7 +806,7 @@
                 <w:rFonts w:ascii="TimeNewRoman" w:hAnsi="TimeNewRoman"/>
                 <w:sz w:val="30"/>
               </w:rPr>
-              <w:t>87÷2=</w:t>
+              <w:t>59÷5=</w:t>
             </w:r>
           </w:p>
         </w:tc>
@@ -823,7 +823,7 @@
                 <w:rFonts w:ascii="TimeNewRoman" w:hAnsi="TimeNewRoman"/>
                 <w:sz w:val="30"/>
               </w:rPr>
-              <w:t>56÷6=</w:t>
+              <w:t>20÷3=</w:t>
             </w:r>
           </w:p>
         </w:tc>
@@ -840,7 +840,7 @@
                 <w:rFonts w:ascii="TimeNewRoman" w:hAnsi="TimeNewRoman"/>
                 <w:sz w:val="30"/>
               </w:rPr>
-              <w:t>13÷4=</w:t>
+              <w:t>19÷9=</w:t>
             </w:r>
           </w:p>
         </w:tc>

--- a/two-digit_number_divided_by_one-digit_number.docx
+++ b/two-digit_number_divided_by_one-digit_number.docx
@@ -40,7 +40,7 @@
                 <w:rFonts w:ascii="TimeNewRoman" w:hAnsi="TimeNewRoman"/>
                 <w:sz w:val="30"/>
               </w:rPr>
-              <w:t>94÷8=</w:t>
+              <w:t>13÷7=</w:t>
             </w:r>
           </w:p>
         </w:tc>
@@ -57,7 +57,7 @@
                 <w:rFonts w:ascii="TimeNewRoman" w:hAnsi="TimeNewRoman"/>
                 <w:sz w:val="30"/>
               </w:rPr>
-              <w:t>39÷3=</w:t>
+              <w:t>25÷9=</w:t>
             </w:r>
           </w:p>
         </w:tc>
@@ -74,7 +74,7 @@
                 <w:rFonts w:ascii="TimeNewRoman" w:hAnsi="TimeNewRoman"/>
                 <w:sz w:val="30"/>
               </w:rPr>
-              <w:t>36÷5=</w:t>
+              <w:t>28÷7=</w:t>
             </w:r>
           </w:p>
         </w:tc>
@@ -91,7 +91,7 @@
                 <w:rFonts w:ascii="TimeNewRoman" w:hAnsi="TimeNewRoman"/>
                 <w:sz w:val="30"/>
               </w:rPr>
-              <w:t>38÷5=</w:t>
+              <w:t>89÷6=</w:t>
             </w:r>
           </w:p>
         </w:tc>
@@ -108,7 +108,7 @@
                 <w:rFonts w:ascii="TimeNewRoman" w:hAnsi="TimeNewRoman"/>
                 <w:sz w:val="30"/>
               </w:rPr>
-              <w:t>40÷3=</w:t>
+              <w:t>31÷7=</w:t>
             </w:r>
           </w:p>
         </w:tc>
@@ -223,7 +223,7 @@
                 <w:rFonts w:ascii="TimeNewRoman" w:hAnsi="TimeNewRoman"/>
                 <w:sz w:val="30"/>
               </w:rPr>
-              <w:t>17÷8=</w:t>
+              <w:t>19÷4=</w:t>
             </w:r>
           </w:p>
         </w:tc>
@@ -240,7 +240,7 @@
                 <w:rFonts w:ascii="TimeNewRoman" w:hAnsi="TimeNewRoman"/>
                 <w:sz w:val="30"/>
               </w:rPr>
-              <w:t>83÷8=</w:t>
+              <w:t>98÷4=</w:t>
             </w:r>
           </w:p>
         </w:tc>
@@ -257,7 +257,7 @@
                 <w:rFonts w:ascii="TimeNewRoman" w:hAnsi="TimeNewRoman"/>
                 <w:sz w:val="30"/>
               </w:rPr>
-              <w:t>88÷5=</w:t>
+              <w:t>60÷5=</w:t>
             </w:r>
           </w:p>
         </w:tc>
@@ -274,7 +274,7 @@
                 <w:rFonts w:ascii="TimeNewRoman" w:hAnsi="TimeNewRoman"/>
                 <w:sz w:val="30"/>
               </w:rPr>
-              <w:t>57÷9=</w:t>
+              <w:t>76÷6=</w:t>
             </w:r>
           </w:p>
         </w:tc>
@@ -291,7 +291,7 @@
                 <w:rFonts w:ascii="TimeNewRoman" w:hAnsi="TimeNewRoman"/>
                 <w:sz w:val="30"/>
               </w:rPr>
-              <w:t>43÷6=</w:t>
+              <w:t>95÷8=</w:t>
             </w:r>
           </w:p>
         </w:tc>
@@ -406,7 +406,7 @@
                 <w:rFonts w:ascii="TimeNewRoman" w:hAnsi="TimeNewRoman"/>
                 <w:sz w:val="30"/>
               </w:rPr>
-              <w:t>25÷9=</w:t>
+              <w:t>33÷3=</w:t>
             </w:r>
           </w:p>
         </w:tc>
@@ -423,7 +423,7 @@
                 <w:rFonts w:ascii="TimeNewRoman" w:hAnsi="TimeNewRoman"/>
                 <w:sz w:val="30"/>
               </w:rPr>
-              <w:t>21÷2=</w:t>
+              <w:t>65÷3=</w:t>
             </w:r>
           </w:p>
         </w:tc>
@@ -440,7 +440,7 @@
                 <w:rFonts w:ascii="TimeNewRoman" w:hAnsi="TimeNewRoman"/>
                 <w:sz w:val="30"/>
               </w:rPr>
-              <w:t>53÷8=</w:t>
+              <w:t>38÷3=</w:t>
             </w:r>
           </w:p>
         </w:tc>
@@ -457,7 +457,7 @@
                 <w:rFonts w:ascii="TimeNewRoman" w:hAnsi="TimeNewRoman"/>
                 <w:sz w:val="30"/>
               </w:rPr>
-              <w:t>32÷3=</w:t>
+              <w:t>66÷5=</w:t>
             </w:r>
           </w:p>
         </w:tc>
@@ -474,7 +474,7 @@
                 <w:rFonts w:ascii="TimeNewRoman" w:hAnsi="TimeNewRoman"/>
                 <w:sz w:val="30"/>
               </w:rPr>
-              <w:t>22÷8=</w:t>
+              <w:t>14÷6=</w:t>
             </w:r>
           </w:p>
         </w:tc>
@@ -589,7 +589,7 @@
                 <w:rFonts w:ascii="TimeNewRoman" w:hAnsi="TimeNewRoman"/>
                 <w:sz w:val="30"/>
               </w:rPr>
-              <w:t>36÷9=</w:t>
+              <w:t>66÷3=</w:t>
             </w:r>
           </w:p>
         </w:tc>
@@ -606,7 +606,7 @@
                 <w:rFonts w:ascii="TimeNewRoman" w:hAnsi="TimeNewRoman"/>
                 <w:sz w:val="30"/>
               </w:rPr>
-              <w:t>46÷7=</w:t>
+              <w:t>64÷3=</w:t>
             </w:r>
           </w:p>
         </w:tc>
@@ -623,7 +623,7 @@
                 <w:rFonts w:ascii="TimeNewRoman" w:hAnsi="TimeNewRoman"/>
                 <w:sz w:val="30"/>
               </w:rPr>
-              <w:t>15÷2=</w:t>
+              <w:t>17÷6=</w:t>
             </w:r>
           </w:p>
         </w:tc>
@@ -640,7 +640,7 @@
                 <w:rFonts w:ascii="TimeNewRoman" w:hAnsi="TimeNewRoman"/>
                 <w:sz w:val="30"/>
               </w:rPr>
-              <w:t>66÷9=</w:t>
+              <w:t>50÷3=</w:t>
             </w:r>
           </w:p>
         </w:tc>
@@ -657,7 +657,7 @@
                 <w:rFonts w:ascii="TimeNewRoman" w:hAnsi="TimeNewRoman"/>
                 <w:sz w:val="30"/>
               </w:rPr>
-              <w:t>66÷4=</w:t>
+              <w:t>86÷3=</w:t>
             </w:r>
           </w:p>
         </w:tc>
@@ -772,7 +772,7 @@
                 <w:rFonts w:ascii="TimeNewRoman" w:hAnsi="TimeNewRoman"/>
                 <w:sz w:val="30"/>
               </w:rPr>
-              <w:t>65÷4=</w:t>
+              <w:t>90÷6=</w:t>
             </w:r>
           </w:p>
         </w:tc>
@@ -789,7 +789,7 @@
                 <w:rFonts w:ascii="TimeNewRoman" w:hAnsi="TimeNewRoman"/>
                 <w:sz w:val="30"/>
               </w:rPr>
-              <w:t>96÷3=</w:t>
+              <w:t>57÷4=</w:t>
             </w:r>
           </w:p>
         </w:tc>
@@ -806,7 +806,7 @@
                 <w:rFonts w:ascii="TimeNewRoman" w:hAnsi="TimeNewRoman"/>
                 <w:sz w:val="30"/>
               </w:rPr>
-              <w:t>59÷5=</w:t>
+              <w:t>86÷3=</w:t>
             </w:r>
           </w:p>
         </w:tc>
@@ -823,7 +823,7 @@
                 <w:rFonts w:ascii="TimeNewRoman" w:hAnsi="TimeNewRoman"/>
                 <w:sz w:val="30"/>
               </w:rPr>
-              <w:t>20÷3=</w:t>
+              <w:t>53÷3=</w:t>
             </w:r>
           </w:p>
         </w:tc>
@@ -840,7 +840,7 @@
                 <w:rFonts w:ascii="TimeNewRoman" w:hAnsi="TimeNewRoman"/>
                 <w:sz w:val="30"/>
               </w:rPr>
-              <w:t>19÷9=</w:t>
+              <w:t>91÷5=</w:t>
             </w:r>
           </w:p>
         </w:tc>

--- a/two-digit_number_divided_by_one-digit_number.docx
+++ b/two-digit_number_divided_by_one-digit_number.docx
@@ -11,7 +11,7 @@
           <w:rFonts w:ascii="Arial" w:hAnsi="Arial"/>
           <w:sz w:val="30"/>
         </w:rPr>
-        <w:t>2026-10-24 Saturday</w:t>
+        <w:t>2026-10-25 Sunday</w:t>
       </w:r>
     </w:p>
     <w:tbl>
@@ -40,7 +40,7 @@
                 <w:rFonts w:ascii="TimeNewRoman" w:hAnsi="TimeNewRoman"/>
                 <w:sz w:val="30"/>
               </w:rPr>
-              <w:t>13÷7=</w:t>
+              <w:t>37÷6=</w:t>
             </w:r>
           </w:p>
         </w:tc>
@@ -57,7 +57,7 @@
                 <w:rFonts w:ascii="TimeNewRoman" w:hAnsi="TimeNewRoman"/>
                 <w:sz w:val="30"/>
               </w:rPr>
-              <w:t>25÷9=</w:t>
+              <w:t>11÷9=</w:t>
             </w:r>
           </w:p>
         </w:tc>
@@ -74,7 +74,7 @@
                 <w:rFonts w:ascii="TimeNewRoman" w:hAnsi="TimeNewRoman"/>
                 <w:sz w:val="30"/>
               </w:rPr>
-              <w:t>28÷7=</w:t>
+              <w:t>55÷5=</w:t>
             </w:r>
           </w:p>
         </w:tc>
@@ -91,7 +91,7 @@
                 <w:rFonts w:ascii="TimeNewRoman" w:hAnsi="TimeNewRoman"/>
                 <w:sz w:val="30"/>
               </w:rPr>
-              <w:t>89÷6=</w:t>
+              <w:t>45÷3=</w:t>
             </w:r>
           </w:p>
         </w:tc>
@@ -108,7 +108,7 @@
                 <w:rFonts w:ascii="TimeNewRoman" w:hAnsi="TimeNewRoman"/>
                 <w:sz w:val="30"/>
               </w:rPr>
-              <w:t>31÷7=</w:t>
+              <w:t>31÷2=</w:t>
             </w:r>
           </w:p>
         </w:tc>
@@ -223,7 +223,7 @@
                 <w:rFonts w:ascii="TimeNewRoman" w:hAnsi="TimeNewRoman"/>
                 <w:sz w:val="30"/>
               </w:rPr>
-              <w:t>19÷4=</w:t>
+              <w:t>51÷3=</w:t>
             </w:r>
           </w:p>
         </w:tc>
@@ -240,7 +240,7 @@
                 <w:rFonts w:ascii="TimeNewRoman" w:hAnsi="TimeNewRoman"/>
                 <w:sz w:val="30"/>
               </w:rPr>
-              <w:t>98÷4=</w:t>
+              <w:t>52÷9=</w:t>
             </w:r>
           </w:p>
         </w:tc>
@@ -257,7 +257,7 @@
                 <w:rFonts w:ascii="TimeNewRoman" w:hAnsi="TimeNewRoman"/>
                 <w:sz w:val="30"/>
               </w:rPr>
-              <w:t>60÷5=</w:t>
+              <w:t>18÷5=</w:t>
             </w:r>
           </w:p>
         </w:tc>
@@ -274,7 +274,7 @@
                 <w:rFonts w:ascii="TimeNewRoman" w:hAnsi="TimeNewRoman"/>
                 <w:sz w:val="30"/>
               </w:rPr>
-              <w:t>76÷6=</w:t>
+              <w:t>30÷5=</w:t>
             </w:r>
           </w:p>
         </w:tc>
@@ -291,7 +291,7 @@
                 <w:rFonts w:ascii="TimeNewRoman" w:hAnsi="TimeNewRoman"/>
                 <w:sz w:val="30"/>
               </w:rPr>
-              <w:t>95÷8=</w:t>
+              <w:t>81÷7=</w:t>
             </w:r>
           </w:p>
         </w:tc>
@@ -406,7 +406,7 @@
                 <w:rFonts w:ascii="TimeNewRoman" w:hAnsi="TimeNewRoman"/>
                 <w:sz w:val="30"/>
               </w:rPr>
-              <w:t>33÷3=</w:t>
+              <w:t>92÷7=</w:t>
             </w:r>
           </w:p>
         </w:tc>
@@ -423,7 +423,7 @@
                 <w:rFonts w:ascii="TimeNewRoman" w:hAnsi="TimeNewRoman"/>
                 <w:sz w:val="30"/>
               </w:rPr>
-              <w:t>65÷3=</w:t>
+              <w:t>73÷5=</w:t>
             </w:r>
           </w:p>
         </w:tc>
@@ -440,7 +440,7 @@
                 <w:rFonts w:ascii="TimeNewRoman" w:hAnsi="TimeNewRoman"/>
                 <w:sz w:val="30"/>
               </w:rPr>
-              <w:t>38÷3=</w:t>
+              <w:t>35÷5=</w:t>
             </w:r>
           </w:p>
         </w:tc>
@@ -457,7 +457,7 @@
                 <w:rFonts w:ascii="TimeNewRoman" w:hAnsi="TimeNewRoman"/>
                 <w:sz w:val="30"/>
               </w:rPr>
-              <w:t>66÷5=</w:t>
+              <w:t>16÷2=</w:t>
             </w:r>
           </w:p>
         </w:tc>
@@ -474,7 +474,7 @@
                 <w:rFonts w:ascii="TimeNewRoman" w:hAnsi="TimeNewRoman"/>
                 <w:sz w:val="30"/>
               </w:rPr>
-              <w:t>14÷6=</w:t>
+              <w:t>25÷8=</w:t>
             </w:r>
           </w:p>
         </w:tc>
@@ -589,7 +589,7 @@
                 <w:rFonts w:ascii="TimeNewRoman" w:hAnsi="TimeNewRoman"/>
                 <w:sz w:val="30"/>
               </w:rPr>
-              <w:t>66÷3=</w:t>
+              <w:t>88÷6=</w:t>
             </w:r>
           </w:p>
         </w:tc>
@@ -606,7 +606,7 @@
                 <w:rFonts w:ascii="TimeNewRoman" w:hAnsi="TimeNewRoman"/>
                 <w:sz w:val="30"/>
               </w:rPr>
-              <w:t>64÷3=</w:t>
+              <w:t>62÷2=</w:t>
             </w:r>
           </w:p>
         </w:tc>
@@ -623,7 +623,7 @@
                 <w:rFonts w:ascii="TimeNewRoman" w:hAnsi="TimeNewRoman"/>
                 <w:sz w:val="30"/>
               </w:rPr>
-              <w:t>17÷6=</w:t>
+              <w:t>69÷2=</w:t>
             </w:r>
           </w:p>
         </w:tc>
@@ -640,7 +640,7 @@
                 <w:rFonts w:ascii="TimeNewRoman" w:hAnsi="TimeNewRoman"/>
                 <w:sz w:val="30"/>
               </w:rPr>
-              <w:t>50÷3=</w:t>
+              <w:t>25÷7=</w:t>
             </w:r>
           </w:p>
         </w:tc>
@@ -657,7 +657,7 @@
                 <w:rFonts w:ascii="TimeNewRoman" w:hAnsi="TimeNewRoman"/>
                 <w:sz w:val="30"/>
               </w:rPr>
-              <w:t>86÷3=</w:t>
+              <w:t>80÷8=</w:t>
             </w:r>
           </w:p>
         </w:tc>
@@ -772,7 +772,7 @@
                 <w:rFonts w:ascii="TimeNewRoman" w:hAnsi="TimeNewRoman"/>
                 <w:sz w:val="30"/>
               </w:rPr>
-              <w:t>90÷6=</w:t>
+              <w:t>85÷3=</w:t>
             </w:r>
           </w:p>
         </w:tc>
@@ -789,7 +789,7 @@
                 <w:rFonts w:ascii="TimeNewRoman" w:hAnsi="TimeNewRoman"/>
                 <w:sz w:val="30"/>
               </w:rPr>
-              <w:t>57÷4=</w:t>
+              <w:t>35÷2=</w:t>
             </w:r>
           </w:p>
         </w:tc>
@@ -806,7 +806,7 @@
                 <w:rFonts w:ascii="TimeNewRoman" w:hAnsi="TimeNewRoman"/>
                 <w:sz w:val="30"/>
               </w:rPr>
-              <w:t>86÷3=</w:t>
+              <w:t>72÷7=</w:t>
             </w:r>
           </w:p>
         </w:tc>
@@ -823,7 +823,7 @@
                 <w:rFonts w:ascii="TimeNewRoman" w:hAnsi="TimeNewRoman"/>
                 <w:sz w:val="30"/>
               </w:rPr>
-              <w:t>53÷3=</w:t>
+              <w:t>78÷3=</w:t>
             </w:r>
           </w:p>
         </w:tc>
@@ -840,7 +840,7 @@
                 <w:rFonts w:ascii="TimeNewRoman" w:hAnsi="TimeNewRoman"/>
                 <w:sz w:val="30"/>
               </w:rPr>
-              <w:t>91÷5=</w:t>
+              <w:t>52÷2=</w:t>
             </w:r>
           </w:p>
         </w:tc>

--- a/two-digit_number_divided_by_one-digit_number.docx
+++ b/two-digit_number_divided_by_one-digit_number.docx
@@ -40,7 +40,7 @@
                 <w:rFonts w:ascii="TimeNewRoman" w:hAnsi="TimeNewRoman"/>
                 <w:sz w:val="30"/>
               </w:rPr>
-              <w:t>37÷6=</w:t>
+              <w:t>10÷8=</w:t>
             </w:r>
           </w:p>
         </w:tc>
@@ -57,7 +57,7 @@
                 <w:rFonts w:ascii="TimeNewRoman" w:hAnsi="TimeNewRoman"/>
                 <w:sz w:val="30"/>
               </w:rPr>
-              <w:t>11÷9=</w:t>
+              <w:t>34÷2=</w:t>
             </w:r>
           </w:p>
         </w:tc>
@@ -74,7 +74,7 @@
                 <w:rFonts w:ascii="TimeNewRoman" w:hAnsi="TimeNewRoman"/>
                 <w:sz w:val="30"/>
               </w:rPr>
-              <w:t>55÷5=</w:t>
+              <w:t>34÷4=</w:t>
             </w:r>
           </w:p>
         </w:tc>
@@ -91,7 +91,7 @@
                 <w:rFonts w:ascii="TimeNewRoman" w:hAnsi="TimeNewRoman"/>
                 <w:sz w:val="30"/>
               </w:rPr>
-              <w:t>45÷3=</w:t>
+              <w:t>38÷6=</w:t>
             </w:r>
           </w:p>
         </w:tc>
@@ -108,7 +108,7 @@
                 <w:rFonts w:ascii="TimeNewRoman" w:hAnsi="TimeNewRoman"/>
                 <w:sz w:val="30"/>
               </w:rPr>
-              <w:t>31÷2=</w:t>
+              <w:t>59÷4=</w:t>
             </w:r>
           </w:p>
         </w:tc>
@@ -223,7 +223,7 @@
                 <w:rFonts w:ascii="TimeNewRoman" w:hAnsi="TimeNewRoman"/>
                 <w:sz w:val="30"/>
               </w:rPr>
-              <w:t>51÷3=</w:t>
+              <w:t>85÷7=</w:t>
             </w:r>
           </w:p>
         </w:tc>
@@ -240,7 +240,7 @@
                 <w:rFonts w:ascii="TimeNewRoman" w:hAnsi="TimeNewRoman"/>
                 <w:sz w:val="30"/>
               </w:rPr>
-              <w:t>52÷9=</w:t>
+              <w:t>86÷5=</w:t>
             </w:r>
           </w:p>
         </w:tc>
@@ -257,7 +257,7 @@
                 <w:rFonts w:ascii="TimeNewRoman" w:hAnsi="TimeNewRoman"/>
                 <w:sz w:val="30"/>
               </w:rPr>
-              <w:t>18÷5=</w:t>
+              <w:t>32÷8=</w:t>
             </w:r>
           </w:p>
         </w:tc>
@@ -274,7 +274,7 @@
                 <w:rFonts w:ascii="TimeNewRoman" w:hAnsi="TimeNewRoman"/>
                 <w:sz w:val="30"/>
               </w:rPr>
-              <w:t>30÷5=</w:t>
+              <w:t>20÷4=</w:t>
             </w:r>
           </w:p>
         </w:tc>
@@ -291,7 +291,7 @@
                 <w:rFonts w:ascii="TimeNewRoman" w:hAnsi="TimeNewRoman"/>
                 <w:sz w:val="30"/>
               </w:rPr>
-              <w:t>81÷7=</w:t>
+              <w:t>41÷2=</w:t>
             </w:r>
           </w:p>
         </w:tc>
@@ -406,7 +406,7 @@
                 <w:rFonts w:ascii="TimeNewRoman" w:hAnsi="TimeNewRoman"/>
                 <w:sz w:val="30"/>
               </w:rPr>
-              <w:t>92÷7=</w:t>
+              <w:t>45÷6=</w:t>
             </w:r>
           </w:p>
         </w:tc>
@@ -423,7 +423,7 @@
                 <w:rFonts w:ascii="TimeNewRoman" w:hAnsi="TimeNewRoman"/>
                 <w:sz w:val="30"/>
               </w:rPr>
-              <w:t>73÷5=</w:t>
+              <w:t>56÷8=</w:t>
             </w:r>
           </w:p>
         </w:tc>
@@ -440,7 +440,7 @@
                 <w:rFonts w:ascii="TimeNewRoman" w:hAnsi="TimeNewRoman"/>
                 <w:sz w:val="30"/>
               </w:rPr>
-              <w:t>35÷5=</w:t>
+              <w:t>55÷6=</w:t>
             </w:r>
           </w:p>
         </w:tc>
@@ -457,7 +457,7 @@
                 <w:rFonts w:ascii="TimeNewRoman" w:hAnsi="TimeNewRoman"/>
                 <w:sz w:val="30"/>
               </w:rPr>
-              <w:t>16÷2=</w:t>
+              <w:t>24÷5=</w:t>
             </w:r>
           </w:p>
         </w:tc>
@@ -474,7 +474,7 @@
                 <w:rFonts w:ascii="TimeNewRoman" w:hAnsi="TimeNewRoman"/>
                 <w:sz w:val="30"/>
               </w:rPr>
-              <w:t>25÷8=</w:t>
+              <w:t>29÷7=</w:t>
             </w:r>
           </w:p>
         </w:tc>
@@ -589,7 +589,7 @@
                 <w:rFonts w:ascii="TimeNewRoman" w:hAnsi="TimeNewRoman"/>
                 <w:sz w:val="30"/>
               </w:rPr>
-              <w:t>88÷6=</w:t>
+              <w:t>31÷7=</w:t>
             </w:r>
           </w:p>
         </w:tc>
@@ -606,7 +606,7 @@
                 <w:rFonts w:ascii="TimeNewRoman" w:hAnsi="TimeNewRoman"/>
                 <w:sz w:val="30"/>
               </w:rPr>
-              <w:t>62÷2=</w:t>
+              <w:t>15÷7=</w:t>
             </w:r>
           </w:p>
         </w:tc>
@@ -623,7 +623,7 @@
                 <w:rFonts w:ascii="TimeNewRoman" w:hAnsi="TimeNewRoman"/>
                 <w:sz w:val="30"/>
               </w:rPr>
-              <w:t>69÷2=</w:t>
+              <w:t>62÷7=</w:t>
             </w:r>
           </w:p>
         </w:tc>
@@ -640,7 +640,7 @@
                 <w:rFonts w:ascii="TimeNewRoman" w:hAnsi="TimeNewRoman"/>
                 <w:sz w:val="30"/>
               </w:rPr>
-              <w:t>25÷7=</w:t>
+              <w:t>45÷9=</w:t>
             </w:r>
           </w:p>
         </w:tc>
@@ -657,7 +657,7 @@
                 <w:rFonts w:ascii="TimeNewRoman" w:hAnsi="TimeNewRoman"/>
                 <w:sz w:val="30"/>
               </w:rPr>
-              <w:t>80÷8=</w:t>
+              <w:t>96÷3=</w:t>
             </w:r>
           </w:p>
         </w:tc>
@@ -772,7 +772,7 @@
                 <w:rFonts w:ascii="TimeNewRoman" w:hAnsi="TimeNewRoman"/>
                 <w:sz w:val="30"/>
               </w:rPr>
-              <w:t>85÷3=</w:t>
+              <w:t>94÷2=</w:t>
             </w:r>
           </w:p>
         </w:tc>
@@ -789,7 +789,7 @@
                 <w:rFonts w:ascii="TimeNewRoman" w:hAnsi="TimeNewRoman"/>
                 <w:sz w:val="30"/>
               </w:rPr>
-              <w:t>35÷2=</w:t>
+              <w:t>20÷6=</w:t>
             </w:r>
           </w:p>
         </w:tc>
@@ -806,7 +806,7 @@
                 <w:rFonts w:ascii="TimeNewRoman" w:hAnsi="TimeNewRoman"/>
                 <w:sz w:val="30"/>
               </w:rPr>
-              <w:t>72÷7=</w:t>
+              <w:t>88÷2=</w:t>
             </w:r>
           </w:p>
         </w:tc>
@@ -823,7 +823,7 @@
                 <w:rFonts w:ascii="TimeNewRoman" w:hAnsi="TimeNewRoman"/>
                 <w:sz w:val="30"/>
               </w:rPr>
-              <w:t>78÷3=</w:t>
+              <w:t>38÷4=</w:t>
             </w:r>
           </w:p>
         </w:tc>
@@ -840,7 +840,7 @@
                 <w:rFonts w:ascii="TimeNewRoman" w:hAnsi="TimeNewRoman"/>
                 <w:sz w:val="30"/>
               </w:rPr>
-              <w:t>52÷2=</w:t>
+              <w:t>53÷8=</w:t>
             </w:r>
           </w:p>
         </w:tc>

--- a/two-digit_number_divided_by_one-digit_number.docx
+++ b/two-digit_number_divided_by_one-digit_number.docx
@@ -11,7 +11,7 @@
           <w:rFonts w:ascii="Arial" w:hAnsi="Arial"/>
           <w:sz w:val="30"/>
         </w:rPr>
-        <w:t>2026-10-25 Sunday</w:t>
+        <w:t>2026-10-26 Monday</w:t>
       </w:r>
     </w:p>
     <w:tbl>
@@ -40,7 +40,7 @@
                 <w:rFonts w:ascii="TimeNewRoman" w:hAnsi="TimeNewRoman"/>
                 <w:sz w:val="30"/>
               </w:rPr>
-              <w:t>10÷8=</w:t>
+              <w:t>75÷2=</w:t>
             </w:r>
           </w:p>
         </w:tc>
@@ -57,7 +57,7 @@
                 <w:rFonts w:ascii="TimeNewRoman" w:hAnsi="TimeNewRoman"/>
                 <w:sz w:val="30"/>
               </w:rPr>
-              <w:t>34÷2=</w:t>
+              <w:t>17÷3=</w:t>
             </w:r>
           </w:p>
         </w:tc>
@@ -74,7 +74,7 @@
                 <w:rFonts w:ascii="TimeNewRoman" w:hAnsi="TimeNewRoman"/>
                 <w:sz w:val="30"/>
               </w:rPr>
-              <w:t>34÷4=</w:t>
+              <w:t>23÷2=</w:t>
             </w:r>
           </w:p>
         </w:tc>
@@ -91,7 +91,7 @@
                 <w:rFonts w:ascii="TimeNewRoman" w:hAnsi="TimeNewRoman"/>
                 <w:sz w:val="30"/>
               </w:rPr>
-              <w:t>38÷6=</w:t>
+              <w:t>14÷8=</w:t>
             </w:r>
           </w:p>
         </w:tc>
@@ -108,7 +108,7 @@
                 <w:rFonts w:ascii="TimeNewRoman" w:hAnsi="TimeNewRoman"/>
                 <w:sz w:val="30"/>
               </w:rPr>
-              <w:t>59÷4=</w:t>
+              <w:t>14÷9=</w:t>
             </w:r>
           </w:p>
         </w:tc>
@@ -223,7 +223,7 @@
                 <w:rFonts w:ascii="TimeNewRoman" w:hAnsi="TimeNewRoman"/>
                 <w:sz w:val="30"/>
               </w:rPr>
-              <w:t>85÷7=</w:t>
+              <w:t>21÷2=</w:t>
             </w:r>
           </w:p>
         </w:tc>
@@ -240,7 +240,7 @@
                 <w:rFonts w:ascii="TimeNewRoman" w:hAnsi="TimeNewRoman"/>
                 <w:sz w:val="30"/>
               </w:rPr>
-              <w:t>86÷5=</w:t>
+              <w:t>61÷2=</w:t>
             </w:r>
           </w:p>
         </w:tc>
@@ -257,7 +257,7 @@
                 <w:rFonts w:ascii="TimeNewRoman" w:hAnsi="TimeNewRoman"/>
                 <w:sz w:val="30"/>
               </w:rPr>
-              <w:t>32÷8=</w:t>
+              <w:t>80÷2=</w:t>
             </w:r>
           </w:p>
         </w:tc>
@@ -274,7 +274,7 @@
                 <w:rFonts w:ascii="TimeNewRoman" w:hAnsi="TimeNewRoman"/>
                 <w:sz w:val="30"/>
               </w:rPr>
-              <w:t>20÷4=</w:t>
+              <w:t>40÷4=</w:t>
             </w:r>
           </w:p>
         </w:tc>
@@ -291,7 +291,7 @@
                 <w:rFonts w:ascii="TimeNewRoman" w:hAnsi="TimeNewRoman"/>
                 <w:sz w:val="30"/>
               </w:rPr>
-              <w:t>41÷2=</w:t>
+              <w:t>92÷4=</w:t>
             </w:r>
           </w:p>
         </w:tc>
@@ -406,7 +406,7 @@
                 <w:rFonts w:ascii="TimeNewRoman" w:hAnsi="TimeNewRoman"/>
                 <w:sz w:val="30"/>
               </w:rPr>
-              <w:t>45÷6=</w:t>
+              <w:t>88÷3=</w:t>
             </w:r>
           </w:p>
         </w:tc>
@@ -423,7 +423,7 @@
                 <w:rFonts w:ascii="TimeNewRoman" w:hAnsi="TimeNewRoman"/>
                 <w:sz w:val="30"/>
               </w:rPr>
-              <w:t>56÷8=</w:t>
+              <w:t>27÷5=</w:t>
             </w:r>
           </w:p>
         </w:tc>
@@ -440,7 +440,7 @@
                 <w:rFonts w:ascii="TimeNewRoman" w:hAnsi="TimeNewRoman"/>
                 <w:sz w:val="30"/>
               </w:rPr>
-              <w:t>55÷6=</w:t>
+              <w:t>63÷8=</w:t>
             </w:r>
           </w:p>
         </w:tc>
@@ -457,7 +457,7 @@
                 <w:rFonts w:ascii="TimeNewRoman" w:hAnsi="TimeNewRoman"/>
                 <w:sz w:val="30"/>
               </w:rPr>
-              <w:t>24÷5=</w:t>
+              <w:t>17÷9=</w:t>
             </w:r>
           </w:p>
         </w:tc>
@@ -474,7 +474,7 @@
                 <w:rFonts w:ascii="TimeNewRoman" w:hAnsi="TimeNewRoman"/>
                 <w:sz w:val="30"/>
               </w:rPr>
-              <w:t>29÷7=</w:t>
+              <w:t>90÷7=</w:t>
             </w:r>
           </w:p>
         </w:tc>
@@ -589,7 +589,7 @@
                 <w:rFonts w:ascii="TimeNewRoman" w:hAnsi="TimeNewRoman"/>
                 <w:sz w:val="30"/>
               </w:rPr>
-              <w:t>31÷7=</w:t>
+              <w:t>32÷2=</w:t>
             </w:r>
           </w:p>
         </w:tc>
@@ -606,7 +606,7 @@
                 <w:rFonts w:ascii="TimeNewRoman" w:hAnsi="TimeNewRoman"/>
                 <w:sz w:val="30"/>
               </w:rPr>
-              <w:t>15÷7=</w:t>
+              <w:t>42÷7=</w:t>
             </w:r>
           </w:p>
         </w:tc>
@@ -623,7 +623,7 @@
                 <w:rFonts w:ascii="TimeNewRoman" w:hAnsi="TimeNewRoman"/>
                 <w:sz w:val="30"/>
               </w:rPr>
-              <w:t>62÷7=</w:t>
+              <w:t>70÷7=</w:t>
             </w:r>
           </w:p>
         </w:tc>
@@ -640,7 +640,7 @@
                 <w:rFonts w:ascii="TimeNewRoman" w:hAnsi="TimeNewRoman"/>
                 <w:sz w:val="30"/>
               </w:rPr>
-              <w:t>45÷9=</w:t>
+              <w:t>20÷4=</w:t>
             </w:r>
           </w:p>
         </w:tc>
@@ -657,7 +657,7 @@
                 <w:rFonts w:ascii="TimeNewRoman" w:hAnsi="TimeNewRoman"/>
                 <w:sz w:val="30"/>
               </w:rPr>
-              <w:t>96÷3=</w:t>
+              <w:t>51÷4=</w:t>
             </w:r>
           </w:p>
         </w:tc>
@@ -772,7 +772,7 @@
                 <w:rFonts w:ascii="TimeNewRoman" w:hAnsi="TimeNewRoman"/>
                 <w:sz w:val="30"/>
               </w:rPr>
-              <w:t>94÷2=</w:t>
+              <w:t>27÷9=</w:t>
             </w:r>
           </w:p>
         </w:tc>
@@ -789,7 +789,7 @@
                 <w:rFonts w:ascii="TimeNewRoman" w:hAnsi="TimeNewRoman"/>
                 <w:sz w:val="30"/>
               </w:rPr>
-              <w:t>20÷6=</w:t>
+              <w:t>32÷9=</w:t>
             </w:r>
           </w:p>
         </w:tc>
@@ -806,7 +806,7 @@
                 <w:rFonts w:ascii="TimeNewRoman" w:hAnsi="TimeNewRoman"/>
                 <w:sz w:val="30"/>
               </w:rPr>
-              <w:t>88÷2=</w:t>
+              <w:t>56÷4=</w:t>
             </w:r>
           </w:p>
         </w:tc>
@@ -823,7 +823,7 @@
                 <w:rFonts w:ascii="TimeNewRoman" w:hAnsi="TimeNewRoman"/>
                 <w:sz w:val="30"/>
               </w:rPr>
-              <w:t>38÷4=</w:t>
+              <w:t>87÷7=</w:t>
             </w:r>
           </w:p>
         </w:tc>
@@ -840,7 +840,7 @@
                 <w:rFonts w:ascii="TimeNewRoman" w:hAnsi="TimeNewRoman"/>
                 <w:sz w:val="30"/>
               </w:rPr>
-              <w:t>53÷8=</w:t>
+              <w:t>94÷6=</w:t>
             </w:r>
           </w:p>
         </w:tc>

--- a/two-digit_number_divided_by_one-digit_number.docx
+++ b/two-digit_number_divided_by_one-digit_number.docx
@@ -40,7 +40,7 @@
                 <w:rFonts w:ascii="TimeNewRoman" w:hAnsi="TimeNewRoman"/>
                 <w:sz w:val="30"/>
               </w:rPr>
-              <w:t>75÷2=</w:t>
+              <w:t>20÷6=</w:t>
             </w:r>
           </w:p>
         </w:tc>
@@ -57,7 +57,7 @@
                 <w:rFonts w:ascii="TimeNewRoman" w:hAnsi="TimeNewRoman"/>
                 <w:sz w:val="30"/>
               </w:rPr>
-              <w:t>17÷3=</w:t>
+              <w:t>58÷6=</w:t>
             </w:r>
           </w:p>
         </w:tc>
@@ -74,7 +74,7 @@
                 <w:rFonts w:ascii="TimeNewRoman" w:hAnsi="TimeNewRoman"/>
                 <w:sz w:val="30"/>
               </w:rPr>
-              <w:t>23÷2=</w:t>
+              <w:t>40÷8=</w:t>
             </w:r>
           </w:p>
         </w:tc>
@@ -91,7 +91,7 @@
                 <w:rFonts w:ascii="TimeNewRoman" w:hAnsi="TimeNewRoman"/>
                 <w:sz w:val="30"/>
               </w:rPr>
-              <w:t>14÷8=</w:t>
+              <w:t>14÷6=</w:t>
             </w:r>
           </w:p>
         </w:tc>
@@ -108,7 +108,7 @@
                 <w:rFonts w:ascii="TimeNewRoman" w:hAnsi="TimeNewRoman"/>
                 <w:sz w:val="30"/>
               </w:rPr>
-              <w:t>14÷9=</w:t>
+              <w:t>88÷7=</w:t>
             </w:r>
           </w:p>
         </w:tc>
@@ -223,7 +223,7 @@
                 <w:rFonts w:ascii="TimeNewRoman" w:hAnsi="TimeNewRoman"/>
                 <w:sz w:val="30"/>
               </w:rPr>
-              <w:t>21÷2=</w:t>
+              <w:t>36÷6=</w:t>
             </w:r>
           </w:p>
         </w:tc>
@@ -240,7 +240,7 @@
                 <w:rFonts w:ascii="TimeNewRoman" w:hAnsi="TimeNewRoman"/>
                 <w:sz w:val="30"/>
               </w:rPr>
-              <w:t>61÷2=</w:t>
+              <w:t>76÷3=</w:t>
             </w:r>
           </w:p>
         </w:tc>
@@ -257,7 +257,7 @@
                 <w:rFonts w:ascii="TimeNewRoman" w:hAnsi="TimeNewRoman"/>
                 <w:sz w:val="30"/>
               </w:rPr>
-              <w:t>80÷2=</w:t>
+              <w:t>73÷3=</w:t>
             </w:r>
           </w:p>
         </w:tc>
@@ -274,7 +274,7 @@
                 <w:rFonts w:ascii="TimeNewRoman" w:hAnsi="TimeNewRoman"/>
                 <w:sz w:val="30"/>
               </w:rPr>
-              <w:t>40÷4=</w:t>
+              <w:t>71÷4=</w:t>
             </w:r>
           </w:p>
         </w:tc>
@@ -291,7 +291,7 @@
                 <w:rFonts w:ascii="TimeNewRoman" w:hAnsi="TimeNewRoman"/>
                 <w:sz w:val="30"/>
               </w:rPr>
-              <w:t>92÷4=</w:t>
+              <w:t>58÷5=</w:t>
             </w:r>
           </w:p>
         </w:tc>
@@ -406,7 +406,7 @@
                 <w:rFonts w:ascii="TimeNewRoman" w:hAnsi="TimeNewRoman"/>
                 <w:sz w:val="30"/>
               </w:rPr>
-              <w:t>88÷3=</w:t>
+              <w:t>91÷7=</w:t>
             </w:r>
           </w:p>
         </w:tc>
@@ -423,7 +423,7 @@
                 <w:rFonts w:ascii="TimeNewRoman" w:hAnsi="TimeNewRoman"/>
                 <w:sz w:val="30"/>
               </w:rPr>
-              <w:t>27÷5=</w:t>
+              <w:t>90÷8=</w:t>
             </w:r>
           </w:p>
         </w:tc>
@@ -440,7 +440,7 @@
                 <w:rFonts w:ascii="TimeNewRoman" w:hAnsi="TimeNewRoman"/>
                 <w:sz w:val="30"/>
               </w:rPr>
-              <w:t>63÷8=</w:t>
+              <w:t>56÷7=</w:t>
             </w:r>
           </w:p>
         </w:tc>
@@ -457,7 +457,7 @@
                 <w:rFonts w:ascii="TimeNewRoman" w:hAnsi="TimeNewRoman"/>
                 <w:sz w:val="30"/>
               </w:rPr>
-              <w:t>17÷9=</w:t>
+              <w:t>30÷4=</w:t>
             </w:r>
           </w:p>
         </w:tc>
@@ -474,7 +474,7 @@
                 <w:rFonts w:ascii="TimeNewRoman" w:hAnsi="TimeNewRoman"/>
                 <w:sz w:val="30"/>
               </w:rPr>
-              <w:t>90÷7=</w:t>
+              <w:t>39÷8=</w:t>
             </w:r>
           </w:p>
         </w:tc>
@@ -589,7 +589,7 @@
                 <w:rFonts w:ascii="TimeNewRoman" w:hAnsi="TimeNewRoman"/>
                 <w:sz w:val="30"/>
               </w:rPr>
-              <w:t>32÷2=</w:t>
+              <w:t>28÷7=</w:t>
             </w:r>
           </w:p>
         </w:tc>
@@ -606,7 +606,7 @@
                 <w:rFonts w:ascii="TimeNewRoman" w:hAnsi="TimeNewRoman"/>
                 <w:sz w:val="30"/>
               </w:rPr>
-              <w:t>42÷7=</w:t>
+              <w:t>31÷8=</w:t>
             </w:r>
           </w:p>
         </w:tc>
@@ -623,7 +623,7 @@
                 <w:rFonts w:ascii="TimeNewRoman" w:hAnsi="TimeNewRoman"/>
                 <w:sz w:val="30"/>
               </w:rPr>
-              <w:t>70÷7=</w:t>
+              <w:t>98÷7=</w:t>
             </w:r>
           </w:p>
         </w:tc>
@@ -640,7 +640,7 @@
                 <w:rFonts w:ascii="TimeNewRoman" w:hAnsi="TimeNewRoman"/>
                 <w:sz w:val="30"/>
               </w:rPr>
-              <w:t>20÷4=</w:t>
+              <w:t>78÷6=</w:t>
             </w:r>
           </w:p>
         </w:tc>
@@ -657,7 +657,7 @@
                 <w:rFonts w:ascii="TimeNewRoman" w:hAnsi="TimeNewRoman"/>
                 <w:sz w:val="30"/>
               </w:rPr>
-              <w:t>51÷4=</w:t>
+              <w:t>71÷8=</w:t>
             </w:r>
           </w:p>
         </w:tc>
@@ -772,7 +772,7 @@
                 <w:rFonts w:ascii="TimeNewRoman" w:hAnsi="TimeNewRoman"/>
                 <w:sz w:val="30"/>
               </w:rPr>
-              <w:t>27÷9=</w:t>
+              <w:t>70÷8=</w:t>
             </w:r>
           </w:p>
         </w:tc>
@@ -789,7 +789,7 @@
                 <w:rFonts w:ascii="TimeNewRoman" w:hAnsi="TimeNewRoman"/>
                 <w:sz w:val="30"/>
               </w:rPr>
-              <w:t>32÷9=</w:t>
+              <w:t>80÷4=</w:t>
             </w:r>
           </w:p>
         </w:tc>
@@ -806,7 +806,7 @@
                 <w:rFonts w:ascii="TimeNewRoman" w:hAnsi="TimeNewRoman"/>
                 <w:sz w:val="30"/>
               </w:rPr>
-              <w:t>56÷4=</w:t>
+              <w:t>82÷6=</w:t>
             </w:r>
           </w:p>
         </w:tc>
@@ -823,7 +823,7 @@
                 <w:rFonts w:ascii="TimeNewRoman" w:hAnsi="TimeNewRoman"/>
                 <w:sz w:val="30"/>
               </w:rPr>
-              <w:t>87÷7=</w:t>
+              <w:t>67÷9=</w:t>
             </w:r>
           </w:p>
         </w:tc>
@@ -840,7 +840,7 @@
                 <w:rFonts w:ascii="TimeNewRoman" w:hAnsi="TimeNewRoman"/>
                 <w:sz w:val="30"/>
               </w:rPr>
-              <w:t>94÷6=</w:t>
+              <w:t>70÷4=</w:t>
             </w:r>
           </w:p>
         </w:tc>

--- a/two-digit_number_divided_by_one-digit_number.docx
+++ b/two-digit_number_divided_by_one-digit_number.docx
@@ -11,7 +11,7 @@
           <w:rFonts w:ascii="Arial" w:hAnsi="Arial"/>
           <w:sz w:val="30"/>
         </w:rPr>
-        <w:t>2026-10-26 Monday</w:t>
+        <w:t>2026-10-27 Tuesday</w:t>
       </w:r>
     </w:p>
     <w:tbl>
@@ -40,7 +40,7 @@
                 <w:rFonts w:ascii="TimeNewRoman" w:hAnsi="TimeNewRoman"/>
                 <w:sz w:val="30"/>
               </w:rPr>
-              <w:t>20÷6=</w:t>
+              <w:t>64÷4=</w:t>
             </w:r>
           </w:p>
         </w:tc>
@@ -57,7 +57,7 @@
                 <w:rFonts w:ascii="TimeNewRoman" w:hAnsi="TimeNewRoman"/>
                 <w:sz w:val="30"/>
               </w:rPr>
-              <w:t>58÷6=</w:t>
+              <w:t>91÷4=</w:t>
             </w:r>
           </w:p>
         </w:tc>
@@ -74,7 +74,7 @@
                 <w:rFonts w:ascii="TimeNewRoman" w:hAnsi="TimeNewRoman"/>
                 <w:sz w:val="30"/>
               </w:rPr>
-              <w:t>40÷8=</w:t>
+              <w:t>26÷2=</w:t>
             </w:r>
           </w:p>
         </w:tc>
@@ -91,7 +91,7 @@
                 <w:rFonts w:ascii="TimeNewRoman" w:hAnsi="TimeNewRoman"/>
                 <w:sz w:val="30"/>
               </w:rPr>
-              <w:t>14÷6=</w:t>
+              <w:t>34÷6=</w:t>
             </w:r>
           </w:p>
         </w:tc>
@@ -108,7 +108,7 @@
                 <w:rFonts w:ascii="TimeNewRoman" w:hAnsi="TimeNewRoman"/>
                 <w:sz w:val="30"/>
               </w:rPr>
-              <w:t>88÷7=</w:t>
+              <w:t>32÷9=</w:t>
             </w:r>
           </w:p>
         </w:tc>
@@ -223,7 +223,7 @@
                 <w:rFonts w:ascii="TimeNewRoman" w:hAnsi="TimeNewRoman"/>
                 <w:sz w:val="30"/>
               </w:rPr>
-              <w:t>36÷6=</w:t>
+              <w:t>56÷7=</w:t>
             </w:r>
           </w:p>
         </w:tc>
@@ -240,7 +240,7 @@
                 <w:rFonts w:ascii="TimeNewRoman" w:hAnsi="TimeNewRoman"/>
                 <w:sz w:val="30"/>
               </w:rPr>
-              <w:t>76÷3=</w:t>
+              <w:t>35÷8=</w:t>
             </w:r>
           </w:p>
         </w:tc>
@@ -257,7 +257,7 @@
                 <w:rFonts w:ascii="TimeNewRoman" w:hAnsi="TimeNewRoman"/>
                 <w:sz w:val="30"/>
               </w:rPr>
-              <w:t>73÷3=</w:t>
+              <w:t>58÷6=</w:t>
             </w:r>
           </w:p>
         </w:tc>
@@ -274,7 +274,7 @@
                 <w:rFonts w:ascii="TimeNewRoman" w:hAnsi="TimeNewRoman"/>
                 <w:sz w:val="30"/>
               </w:rPr>
-              <w:t>71÷4=</w:t>
+              <w:t>44÷4=</w:t>
             </w:r>
           </w:p>
         </w:tc>
@@ -291,7 +291,7 @@
                 <w:rFonts w:ascii="TimeNewRoman" w:hAnsi="TimeNewRoman"/>
                 <w:sz w:val="30"/>
               </w:rPr>
-              <w:t>58÷5=</w:t>
+              <w:t>31÷2=</w:t>
             </w:r>
           </w:p>
         </w:tc>
@@ -406,7 +406,7 @@
                 <w:rFonts w:ascii="TimeNewRoman" w:hAnsi="TimeNewRoman"/>
                 <w:sz w:val="30"/>
               </w:rPr>
-              <w:t>91÷7=</w:t>
+              <w:t>49÷2=</w:t>
             </w:r>
           </w:p>
         </w:tc>
@@ -423,7 +423,7 @@
                 <w:rFonts w:ascii="TimeNewRoman" w:hAnsi="TimeNewRoman"/>
                 <w:sz w:val="30"/>
               </w:rPr>
-              <w:t>90÷8=</w:t>
+              <w:t>11÷3=</w:t>
             </w:r>
           </w:p>
         </w:tc>
@@ -440,7 +440,7 @@
                 <w:rFonts w:ascii="TimeNewRoman" w:hAnsi="TimeNewRoman"/>
                 <w:sz w:val="30"/>
               </w:rPr>
-              <w:t>56÷7=</w:t>
+              <w:t>49÷4=</w:t>
             </w:r>
           </w:p>
         </w:tc>
@@ -457,7 +457,7 @@
                 <w:rFonts w:ascii="TimeNewRoman" w:hAnsi="TimeNewRoman"/>
                 <w:sz w:val="30"/>
               </w:rPr>
-              <w:t>30÷4=</w:t>
+              <w:t>98÷8=</w:t>
             </w:r>
           </w:p>
         </w:tc>
@@ -474,7 +474,7 @@
                 <w:rFonts w:ascii="TimeNewRoman" w:hAnsi="TimeNewRoman"/>
                 <w:sz w:val="30"/>
               </w:rPr>
-              <w:t>39÷8=</w:t>
+              <w:t>94÷7=</w:t>
             </w:r>
           </w:p>
         </w:tc>
@@ -589,7 +589,7 @@
                 <w:rFonts w:ascii="TimeNewRoman" w:hAnsi="TimeNewRoman"/>
                 <w:sz w:val="30"/>
               </w:rPr>
-              <w:t>28÷7=</w:t>
+              <w:t>29÷3=</w:t>
             </w:r>
           </w:p>
         </w:tc>
@@ -606,7 +606,7 @@
                 <w:rFonts w:ascii="TimeNewRoman" w:hAnsi="TimeNewRoman"/>
                 <w:sz w:val="30"/>
               </w:rPr>
-              <w:t>31÷8=</w:t>
+              <w:t>52÷4=</w:t>
             </w:r>
           </w:p>
         </w:tc>
@@ -623,7 +623,7 @@
                 <w:rFonts w:ascii="TimeNewRoman" w:hAnsi="TimeNewRoman"/>
                 <w:sz w:val="30"/>
               </w:rPr>
-              <w:t>98÷7=</w:t>
+              <w:t>48÷7=</w:t>
             </w:r>
           </w:p>
         </w:tc>
@@ -640,7 +640,7 @@
                 <w:rFonts w:ascii="TimeNewRoman" w:hAnsi="TimeNewRoman"/>
                 <w:sz w:val="30"/>
               </w:rPr>
-              <w:t>78÷6=</w:t>
+              <w:t>66÷2=</w:t>
             </w:r>
           </w:p>
         </w:tc>
@@ -657,7 +657,7 @@
                 <w:rFonts w:ascii="TimeNewRoman" w:hAnsi="TimeNewRoman"/>
                 <w:sz w:val="30"/>
               </w:rPr>
-              <w:t>71÷8=</w:t>
+              <w:t>33÷6=</w:t>
             </w:r>
           </w:p>
         </w:tc>
@@ -772,7 +772,7 @@
                 <w:rFonts w:ascii="TimeNewRoman" w:hAnsi="TimeNewRoman"/>
                 <w:sz w:val="30"/>
               </w:rPr>
-              <w:t>70÷8=</w:t>
+              <w:t>31÷4=</w:t>
             </w:r>
           </w:p>
         </w:tc>
@@ -789,7 +789,7 @@
                 <w:rFonts w:ascii="TimeNewRoman" w:hAnsi="TimeNewRoman"/>
                 <w:sz w:val="30"/>
               </w:rPr>
-              <w:t>80÷4=</w:t>
+              <w:t>32÷7=</w:t>
             </w:r>
           </w:p>
         </w:tc>
@@ -806,7 +806,7 @@
                 <w:rFonts w:ascii="TimeNewRoman" w:hAnsi="TimeNewRoman"/>
                 <w:sz w:val="30"/>
               </w:rPr>
-              <w:t>82÷6=</w:t>
+              <w:t>47÷6=</w:t>
             </w:r>
           </w:p>
         </w:tc>
@@ -823,7 +823,7 @@
                 <w:rFonts w:ascii="TimeNewRoman" w:hAnsi="TimeNewRoman"/>
                 <w:sz w:val="30"/>
               </w:rPr>
-              <w:t>67÷9=</w:t>
+              <w:t>26÷9=</w:t>
             </w:r>
           </w:p>
         </w:tc>
@@ -840,7 +840,7 @@
                 <w:rFonts w:ascii="TimeNewRoman" w:hAnsi="TimeNewRoman"/>
                 <w:sz w:val="30"/>
               </w:rPr>
-              <w:t>70÷4=</w:t>
+              <w:t>90÷5=</w:t>
             </w:r>
           </w:p>
         </w:tc>

--- a/two-digit_number_divided_by_one-digit_number.docx
+++ b/two-digit_number_divided_by_one-digit_number.docx
@@ -40,7 +40,7 @@
                 <w:rFonts w:ascii="TimeNewRoman" w:hAnsi="TimeNewRoman"/>
                 <w:sz w:val="30"/>
               </w:rPr>
-              <w:t>64÷4=</w:t>
+              <w:t>74÷2=</w:t>
             </w:r>
           </w:p>
         </w:tc>
@@ -57,7 +57,7 @@
                 <w:rFonts w:ascii="TimeNewRoman" w:hAnsi="TimeNewRoman"/>
                 <w:sz w:val="30"/>
               </w:rPr>
-              <w:t>91÷4=</w:t>
+              <w:t>37÷5=</w:t>
             </w:r>
           </w:p>
         </w:tc>
@@ -74,7 +74,7 @@
                 <w:rFonts w:ascii="TimeNewRoman" w:hAnsi="TimeNewRoman"/>
                 <w:sz w:val="30"/>
               </w:rPr>
-              <w:t>26÷2=</w:t>
+              <w:t>40÷7=</w:t>
             </w:r>
           </w:p>
         </w:tc>
@@ -91,7 +91,7 @@
                 <w:rFonts w:ascii="TimeNewRoman" w:hAnsi="TimeNewRoman"/>
                 <w:sz w:val="30"/>
               </w:rPr>
-              <w:t>34÷6=</w:t>
+              <w:t>74÷6=</w:t>
             </w:r>
           </w:p>
         </w:tc>
@@ -108,7 +108,7 @@
                 <w:rFonts w:ascii="TimeNewRoman" w:hAnsi="TimeNewRoman"/>
                 <w:sz w:val="30"/>
               </w:rPr>
-              <w:t>32÷9=</w:t>
+              <w:t>78÷3=</w:t>
             </w:r>
           </w:p>
         </w:tc>
@@ -223,7 +223,7 @@
                 <w:rFonts w:ascii="TimeNewRoman" w:hAnsi="TimeNewRoman"/>
                 <w:sz w:val="30"/>
               </w:rPr>
-              <w:t>56÷7=</w:t>
+              <w:t>98÷6=</w:t>
             </w:r>
           </w:p>
         </w:tc>
@@ -240,7 +240,7 @@
                 <w:rFonts w:ascii="TimeNewRoman" w:hAnsi="TimeNewRoman"/>
                 <w:sz w:val="30"/>
               </w:rPr>
-              <w:t>35÷8=</w:t>
+              <w:t>51÷6=</w:t>
             </w:r>
           </w:p>
         </w:tc>
@@ -257,7 +257,7 @@
                 <w:rFonts w:ascii="TimeNewRoman" w:hAnsi="TimeNewRoman"/>
                 <w:sz w:val="30"/>
               </w:rPr>
-              <w:t>58÷6=</w:t>
+              <w:t>75÷5=</w:t>
             </w:r>
           </w:p>
         </w:tc>
@@ -274,7 +274,7 @@
                 <w:rFonts w:ascii="TimeNewRoman" w:hAnsi="TimeNewRoman"/>
                 <w:sz w:val="30"/>
               </w:rPr>
-              <w:t>44÷4=</w:t>
+              <w:t>98÷5=</w:t>
             </w:r>
           </w:p>
         </w:tc>
@@ -291,7 +291,7 @@
                 <w:rFonts w:ascii="TimeNewRoman" w:hAnsi="TimeNewRoman"/>
                 <w:sz w:val="30"/>
               </w:rPr>
-              <w:t>31÷2=</w:t>
+              <w:t>49÷9=</w:t>
             </w:r>
           </w:p>
         </w:tc>
@@ -406,7 +406,7 @@
                 <w:rFonts w:ascii="TimeNewRoman" w:hAnsi="TimeNewRoman"/>
                 <w:sz w:val="30"/>
               </w:rPr>
-              <w:t>49÷2=</w:t>
+              <w:t>49÷3=</w:t>
             </w:r>
           </w:p>
         </w:tc>
@@ -423,7 +423,7 @@
                 <w:rFonts w:ascii="TimeNewRoman" w:hAnsi="TimeNewRoman"/>
                 <w:sz w:val="30"/>
               </w:rPr>
-              <w:t>11÷3=</w:t>
+              <w:t>57÷5=</w:t>
             </w:r>
           </w:p>
         </w:tc>
@@ -440,7 +440,7 @@
                 <w:rFonts w:ascii="TimeNewRoman" w:hAnsi="TimeNewRoman"/>
                 <w:sz w:val="30"/>
               </w:rPr>
-              <w:t>49÷4=</w:t>
+              <w:t>30÷8=</w:t>
             </w:r>
           </w:p>
         </w:tc>
@@ -457,7 +457,7 @@
                 <w:rFonts w:ascii="TimeNewRoman" w:hAnsi="TimeNewRoman"/>
                 <w:sz w:val="30"/>
               </w:rPr>
-              <w:t>98÷8=</w:t>
+              <w:t>10÷6=</w:t>
             </w:r>
           </w:p>
         </w:tc>
@@ -474,7 +474,7 @@
                 <w:rFonts w:ascii="TimeNewRoman" w:hAnsi="TimeNewRoman"/>
                 <w:sz w:val="30"/>
               </w:rPr>
-              <w:t>94÷7=</w:t>
+              <w:t>15÷2=</w:t>
             </w:r>
           </w:p>
         </w:tc>
@@ -589,7 +589,7 @@
                 <w:rFonts w:ascii="TimeNewRoman" w:hAnsi="TimeNewRoman"/>
                 <w:sz w:val="30"/>
               </w:rPr>
-              <w:t>29÷3=</w:t>
+              <w:t>11÷2=</w:t>
             </w:r>
           </w:p>
         </w:tc>
@@ -606,7 +606,7 @@
                 <w:rFonts w:ascii="TimeNewRoman" w:hAnsi="TimeNewRoman"/>
                 <w:sz w:val="30"/>
               </w:rPr>
-              <w:t>52÷4=</w:t>
+              <w:t>81÷6=</w:t>
             </w:r>
           </w:p>
         </w:tc>
@@ -623,7 +623,7 @@
                 <w:rFonts w:ascii="TimeNewRoman" w:hAnsi="TimeNewRoman"/>
                 <w:sz w:val="30"/>
               </w:rPr>
-              <w:t>48÷7=</w:t>
+              <w:t>28÷7=</w:t>
             </w:r>
           </w:p>
         </w:tc>
@@ -640,7 +640,7 @@
                 <w:rFonts w:ascii="TimeNewRoman" w:hAnsi="TimeNewRoman"/>
                 <w:sz w:val="30"/>
               </w:rPr>
-              <w:t>66÷2=</w:t>
+              <w:t>83÷8=</w:t>
             </w:r>
           </w:p>
         </w:tc>
@@ -657,7 +657,7 @@
                 <w:rFonts w:ascii="TimeNewRoman" w:hAnsi="TimeNewRoman"/>
                 <w:sz w:val="30"/>
               </w:rPr>
-              <w:t>33÷6=</w:t>
+              <w:t>39÷4=</w:t>
             </w:r>
           </w:p>
         </w:tc>
@@ -772,7 +772,7 @@
                 <w:rFonts w:ascii="TimeNewRoman" w:hAnsi="TimeNewRoman"/>
                 <w:sz w:val="30"/>
               </w:rPr>
-              <w:t>31÷4=</w:t>
+              <w:t>45÷4=</w:t>
             </w:r>
           </w:p>
         </w:tc>
@@ -789,7 +789,7 @@
                 <w:rFonts w:ascii="TimeNewRoman" w:hAnsi="TimeNewRoman"/>
                 <w:sz w:val="30"/>
               </w:rPr>
-              <w:t>32÷7=</w:t>
+              <w:t>95÷5=</w:t>
             </w:r>
           </w:p>
         </w:tc>
@@ -806,7 +806,7 @@
                 <w:rFonts w:ascii="TimeNewRoman" w:hAnsi="TimeNewRoman"/>
                 <w:sz w:val="30"/>
               </w:rPr>
-              <w:t>47÷6=</w:t>
+              <w:t>30÷4=</w:t>
             </w:r>
           </w:p>
         </w:tc>
@@ -823,7 +823,7 @@
                 <w:rFonts w:ascii="TimeNewRoman" w:hAnsi="TimeNewRoman"/>
                 <w:sz w:val="30"/>
               </w:rPr>
-              <w:t>26÷9=</w:t>
+              <w:t>10÷2=</w:t>
             </w:r>
           </w:p>
         </w:tc>
@@ -840,7 +840,7 @@
                 <w:rFonts w:ascii="TimeNewRoman" w:hAnsi="TimeNewRoman"/>
                 <w:sz w:val="30"/>
               </w:rPr>
-              <w:t>90÷5=</w:t>
+              <w:t>66÷6=</w:t>
             </w:r>
           </w:p>
         </w:tc>

--- a/two-digit_number_divided_by_one-digit_number.docx
+++ b/two-digit_number_divided_by_one-digit_number.docx
@@ -11,7 +11,7 @@
           <w:rFonts w:ascii="Arial" w:hAnsi="Arial"/>
           <w:sz w:val="30"/>
         </w:rPr>
-        <w:t>2026-10-27 Tuesday</w:t>
+        <w:t>2026-10-28 Wednesday</w:t>
       </w:r>
     </w:p>
     <w:tbl>
@@ -40,7 +40,7 @@
                 <w:rFonts w:ascii="TimeNewRoman" w:hAnsi="TimeNewRoman"/>
                 <w:sz w:val="30"/>
               </w:rPr>
-              <w:t>74÷2=</w:t>
+              <w:t>72÷2=</w:t>
             </w:r>
           </w:p>
         </w:tc>
@@ -57,7 +57,7 @@
                 <w:rFonts w:ascii="TimeNewRoman" w:hAnsi="TimeNewRoman"/>
                 <w:sz w:val="30"/>
               </w:rPr>
-              <w:t>37÷5=</w:t>
+              <w:t>99÷8=</w:t>
             </w:r>
           </w:p>
         </w:tc>
@@ -74,7 +74,7 @@
                 <w:rFonts w:ascii="TimeNewRoman" w:hAnsi="TimeNewRoman"/>
                 <w:sz w:val="30"/>
               </w:rPr>
-              <w:t>40÷7=</w:t>
+              <w:t>48÷7=</w:t>
             </w:r>
           </w:p>
         </w:tc>
@@ -91,7 +91,7 @@
                 <w:rFonts w:ascii="TimeNewRoman" w:hAnsi="TimeNewRoman"/>
                 <w:sz w:val="30"/>
               </w:rPr>
-              <w:t>74÷6=</w:t>
+              <w:t>32÷2=</w:t>
             </w:r>
           </w:p>
         </w:tc>
@@ -108,7 +108,7 @@
                 <w:rFonts w:ascii="TimeNewRoman" w:hAnsi="TimeNewRoman"/>
                 <w:sz w:val="30"/>
               </w:rPr>
-              <w:t>78÷3=</w:t>
+              <w:t>26÷2=</w:t>
             </w:r>
           </w:p>
         </w:tc>
@@ -223,7 +223,7 @@
                 <w:rFonts w:ascii="TimeNewRoman" w:hAnsi="TimeNewRoman"/>
                 <w:sz w:val="30"/>
               </w:rPr>
-              <w:t>98÷6=</w:t>
+              <w:t>73÷5=</w:t>
             </w:r>
           </w:p>
         </w:tc>
@@ -240,7 +240,7 @@
                 <w:rFonts w:ascii="TimeNewRoman" w:hAnsi="TimeNewRoman"/>
                 <w:sz w:val="30"/>
               </w:rPr>
-              <w:t>51÷6=</w:t>
+              <w:t>31÷3=</w:t>
             </w:r>
           </w:p>
         </w:tc>
@@ -257,7 +257,7 @@
                 <w:rFonts w:ascii="TimeNewRoman" w:hAnsi="TimeNewRoman"/>
                 <w:sz w:val="30"/>
               </w:rPr>
-              <w:t>75÷5=</w:t>
+              <w:t>44÷5=</w:t>
             </w:r>
           </w:p>
         </w:tc>
@@ -274,7 +274,7 @@
                 <w:rFonts w:ascii="TimeNewRoman" w:hAnsi="TimeNewRoman"/>
                 <w:sz w:val="30"/>
               </w:rPr>
-              <w:t>98÷5=</w:t>
+              <w:t>11÷4=</w:t>
             </w:r>
           </w:p>
         </w:tc>
@@ -291,7 +291,7 @@
                 <w:rFonts w:ascii="TimeNewRoman" w:hAnsi="TimeNewRoman"/>
                 <w:sz w:val="30"/>
               </w:rPr>
-              <w:t>49÷9=</w:t>
+              <w:t>99÷3=</w:t>
             </w:r>
           </w:p>
         </w:tc>
@@ -406,7 +406,7 @@
                 <w:rFonts w:ascii="TimeNewRoman" w:hAnsi="TimeNewRoman"/>
                 <w:sz w:val="30"/>
               </w:rPr>
-              <w:t>49÷3=</w:t>
+              <w:t>28÷3=</w:t>
             </w:r>
           </w:p>
         </w:tc>
@@ -423,7 +423,7 @@
                 <w:rFonts w:ascii="TimeNewRoman" w:hAnsi="TimeNewRoman"/>
                 <w:sz w:val="30"/>
               </w:rPr>
-              <w:t>57÷5=</w:t>
+              <w:t>78÷7=</w:t>
             </w:r>
           </w:p>
         </w:tc>
@@ -440,7 +440,7 @@
                 <w:rFonts w:ascii="TimeNewRoman" w:hAnsi="TimeNewRoman"/>
                 <w:sz w:val="30"/>
               </w:rPr>
-              <w:t>30÷8=</w:t>
+              <w:t>41÷8=</w:t>
             </w:r>
           </w:p>
         </w:tc>
@@ -457,7 +457,7 @@
                 <w:rFonts w:ascii="TimeNewRoman" w:hAnsi="TimeNewRoman"/>
                 <w:sz w:val="30"/>
               </w:rPr>
-              <w:t>10÷6=</w:t>
+              <w:t>41÷4=</w:t>
             </w:r>
           </w:p>
         </w:tc>
@@ -474,7 +474,7 @@
                 <w:rFonts w:ascii="TimeNewRoman" w:hAnsi="TimeNewRoman"/>
                 <w:sz w:val="30"/>
               </w:rPr>
-              <w:t>15÷2=</w:t>
+              <w:t>48÷6=</w:t>
             </w:r>
           </w:p>
         </w:tc>
@@ -589,7 +589,7 @@
                 <w:rFonts w:ascii="TimeNewRoman" w:hAnsi="TimeNewRoman"/>
                 <w:sz w:val="30"/>
               </w:rPr>
-              <w:t>11÷2=</w:t>
+              <w:t>90÷9=</w:t>
             </w:r>
           </w:p>
         </w:tc>
@@ -606,7 +606,7 @@
                 <w:rFonts w:ascii="TimeNewRoman" w:hAnsi="TimeNewRoman"/>
                 <w:sz w:val="30"/>
               </w:rPr>
-              <w:t>81÷6=</w:t>
+              <w:t>19÷9=</w:t>
             </w:r>
           </w:p>
         </w:tc>
@@ -623,7 +623,7 @@
                 <w:rFonts w:ascii="TimeNewRoman" w:hAnsi="TimeNewRoman"/>
                 <w:sz w:val="30"/>
               </w:rPr>
-              <w:t>28÷7=</w:t>
+              <w:t>52÷8=</w:t>
             </w:r>
           </w:p>
         </w:tc>
@@ -640,7 +640,7 @@
                 <w:rFonts w:ascii="TimeNewRoman" w:hAnsi="TimeNewRoman"/>
                 <w:sz w:val="30"/>
               </w:rPr>
-              <w:t>83÷8=</w:t>
+              <w:t>10÷7=</w:t>
             </w:r>
           </w:p>
         </w:tc>
@@ -657,7 +657,7 @@
                 <w:rFonts w:ascii="TimeNewRoman" w:hAnsi="TimeNewRoman"/>
                 <w:sz w:val="30"/>
               </w:rPr>
-              <w:t>39÷4=</w:t>
+              <w:t>30÷2=</w:t>
             </w:r>
           </w:p>
         </w:tc>
@@ -772,7 +772,7 @@
                 <w:rFonts w:ascii="TimeNewRoman" w:hAnsi="TimeNewRoman"/>
                 <w:sz w:val="30"/>
               </w:rPr>
-              <w:t>45÷4=</w:t>
+              <w:t>40÷9=</w:t>
             </w:r>
           </w:p>
         </w:tc>
@@ -789,7 +789,7 @@
                 <w:rFonts w:ascii="TimeNewRoman" w:hAnsi="TimeNewRoman"/>
                 <w:sz w:val="30"/>
               </w:rPr>
-              <w:t>95÷5=</w:t>
+              <w:t>60÷7=</w:t>
             </w:r>
           </w:p>
         </w:tc>
@@ -806,7 +806,7 @@
                 <w:rFonts w:ascii="TimeNewRoman" w:hAnsi="TimeNewRoman"/>
                 <w:sz w:val="30"/>
               </w:rPr>
-              <w:t>30÷4=</w:t>
+              <w:t>45÷6=</w:t>
             </w:r>
           </w:p>
         </w:tc>
@@ -823,7 +823,7 @@
                 <w:rFonts w:ascii="TimeNewRoman" w:hAnsi="TimeNewRoman"/>
                 <w:sz w:val="30"/>
               </w:rPr>
-              <w:t>10÷2=</w:t>
+              <w:t>38÷9=</w:t>
             </w:r>
           </w:p>
         </w:tc>
@@ -840,7 +840,7 @@
                 <w:rFonts w:ascii="TimeNewRoman" w:hAnsi="TimeNewRoman"/>
                 <w:sz w:val="30"/>
               </w:rPr>
-              <w:t>66÷6=</w:t>
+              <w:t>49÷6=</w:t>
             </w:r>
           </w:p>
         </w:tc>

--- a/two-digit_number_divided_by_one-digit_number.docx
+++ b/two-digit_number_divided_by_one-digit_number.docx
@@ -40,7 +40,7 @@
                 <w:rFonts w:ascii="TimeNewRoman" w:hAnsi="TimeNewRoman"/>
                 <w:sz w:val="30"/>
               </w:rPr>
-              <w:t>72÷2=</w:t>
+              <w:t>67÷8=</w:t>
             </w:r>
           </w:p>
         </w:tc>
@@ -57,7 +57,7 @@
                 <w:rFonts w:ascii="TimeNewRoman" w:hAnsi="TimeNewRoman"/>
                 <w:sz w:val="30"/>
               </w:rPr>
-              <w:t>99÷8=</w:t>
+              <w:t>82÷5=</w:t>
             </w:r>
           </w:p>
         </w:tc>
@@ -74,7 +74,24 @@
                 <w:rFonts w:ascii="TimeNewRoman" w:hAnsi="TimeNewRoman"/>
                 <w:sz w:val="30"/>
               </w:rPr>
-              <w:t>48÷7=</w:t>
+              <w:t>88÷2=</w:t>
+            </w:r>
+          </w:p>
+        </w:tc>
+        <w:tc>
+          <w:tcPr>
+            <w:tcW w:type="dxa" w:w="1987"/>
+          </w:tcPr>
+          <w:p>
+            <w:pPr>
+              <w:jc w:val="left"/>
+            </w:pPr>
+            <w:r>
+              <w:rPr>
+                <w:rFonts w:ascii="TimeNewRoman" w:hAnsi="TimeNewRoman"/>
+                <w:sz w:val="30"/>
+              </w:rPr>
+              <w:t>10÷8=</w:t>
             </w:r>
           </w:p>
         </w:tc>
@@ -92,23 +109,6 @@
                 <w:sz w:val="30"/>
               </w:rPr>
               <w:t>32÷2=</w:t>
-            </w:r>
-          </w:p>
-        </w:tc>
-        <w:tc>
-          <w:tcPr>
-            <w:tcW w:type="dxa" w:w="1987"/>
-          </w:tcPr>
-          <w:p>
-            <w:pPr>
-              <w:jc w:val="left"/>
-            </w:pPr>
-            <w:r>
-              <w:rPr>
-                <w:rFonts w:ascii="TimeNewRoman" w:hAnsi="TimeNewRoman"/>
-                <w:sz w:val="30"/>
-              </w:rPr>
-              <w:t>26÷2=</w:t>
             </w:r>
           </w:p>
         </w:tc>
@@ -223,7 +223,7 @@
                 <w:rFonts w:ascii="TimeNewRoman" w:hAnsi="TimeNewRoman"/>
                 <w:sz w:val="30"/>
               </w:rPr>
-              <w:t>73÷5=</w:t>
+              <w:t>17÷6=</w:t>
             </w:r>
           </w:p>
         </w:tc>
@@ -240,7 +240,7 @@
                 <w:rFonts w:ascii="TimeNewRoman" w:hAnsi="TimeNewRoman"/>
                 <w:sz w:val="30"/>
               </w:rPr>
-              <w:t>31÷3=</w:t>
+              <w:t>34÷2=</w:t>
             </w:r>
           </w:p>
         </w:tc>
@@ -257,7 +257,7 @@
                 <w:rFonts w:ascii="TimeNewRoman" w:hAnsi="TimeNewRoman"/>
                 <w:sz w:val="30"/>
               </w:rPr>
-              <w:t>44÷5=</w:t>
+              <w:t>90÷4=</w:t>
             </w:r>
           </w:p>
         </w:tc>
@@ -274,7 +274,7 @@
                 <w:rFonts w:ascii="TimeNewRoman" w:hAnsi="TimeNewRoman"/>
                 <w:sz w:val="30"/>
               </w:rPr>
-              <w:t>11÷4=</w:t>
+              <w:t>21÷2=</w:t>
             </w:r>
           </w:p>
         </w:tc>
@@ -291,7 +291,7 @@
                 <w:rFonts w:ascii="TimeNewRoman" w:hAnsi="TimeNewRoman"/>
                 <w:sz w:val="30"/>
               </w:rPr>
-              <w:t>99÷3=</w:t>
+              <w:t>36÷5=</w:t>
             </w:r>
           </w:p>
         </w:tc>
@@ -406,7 +406,7 @@
                 <w:rFonts w:ascii="TimeNewRoman" w:hAnsi="TimeNewRoman"/>
                 <w:sz w:val="30"/>
               </w:rPr>
-              <w:t>28÷3=</w:t>
+              <w:t>96÷4=</w:t>
             </w:r>
           </w:p>
         </w:tc>
@@ -423,7 +423,7 @@
                 <w:rFonts w:ascii="TimeNewRoman" w:hAnsi="TimeNewRoman"/>
                 <w:sz w:val="30"/>
               </w:rPr>
-              <w:t>78÷7=</w:t>
+              <w:t>26÷5=</w:t>
             </w:r>
           </w:p>
         </w:tc>
@@ -440,7 +440,7 @@
                 <w:rFonts w:ascii="TimeNewRoman" w:hAnsi="TimeNewRoman"/>
                 <w:sz w:val="30"/>
               </w:rPr>
-              <w:t>41÷8=</w:t>
+              <w:t>10÷2=</w:t>
             </w:r>
           </w:p>
         </w:tc>
@@ -457,7 +457,7 @@
                 <w:rFonts w:ascii="TimeNewRoman" w:hAnsi="TimeNewRoman"/>
                 <w:sz w:val="30"/>
               </w:rPr>
-              <w:t>41÷4=</w:t>
+              <w:t>80÷4=</w:t>
             </w:r>
           </w:p>
         </w:tc>
@@ -474,7 +474,7 @@
                 <w:rFonts w:ascii="TimeNewRoman" w:hAnsi="TimeNewRoman"/>
                 <w:sz w:val="30"/>
               </w:rPr>
-              <w:t>48÷6=</w:t>
+              <w:t>87÷7=</w:t>
             </w:r>
           </w:p>
         </w:tc>
@@ -589,7 +589,7 @@
                 <w:rFonts w:ascii="TimeNewRoman" w:hAnsi="TimeNewRoman"/>
                 <w:sz w:val="30"/>
               </w:rPr>
-              <w:t>90÷9=</w:t>
+              <w:t>67÷3=</w:t>
             </w:r>
           </w:p>
         </w:tc>
@@ -606,7 +606,7 @@
                 <w:rFonts w:ascii="TimeNewRoman" w:hAnsi="TimeNewRoman"/>
                 <w:sz w:val="30"/>
               </w:rPr>
-              <w:t>19÷9=</w:t>
+              <w:t>82÷2=</w:t>
             </w:r>
           </w:p>
         </w:tc>
@@ -623,7 +623,7 @@
                 <w:rFonts w:ascii="TimeNewRoman" w:hAnsi="TimeNewRoman"/>
                 <w:sz w:val="30"/>
               </w:rPr>
-              <w:t>52÷8=</w:t>
+              <w:t>60÷2=</w:t>
             </w:r>
           </w:p>
         </w:tc>
@@ -640,7 +640,7 @@
                 <w:rFonts w:ascii="TimeNewRoman" w:hAnsi="TimeNewRoman"/>
                 <w:sz w:val="30"/>
               </w:rPr>
-              <w:t>10÷7=</w:t>
+              <w:t>99÷2=</w:t>
             </w:r>
           </w:p>
         </w:tc>
@@ -657,7 +657,7 @@
                 <w:rFonts w:ascii="TimeNewRoman" w:hAnsi="TimeNewRoman"/>
                 <w:sz w:val="30"/>
               </w:rPr>
-              <w:t>30÷2=</w:t>
+              <w:t>87÷8=</w:t>
             </w:r>
           </w:p>
         </w:tc>
@@ -772,7 +772,7 @@
                 <w:rFonts w:ascii="TimeNewRoman" w:hAnsi="TimeNewRoman"/>
                 <w:sz w:val="30"/>
               </w:rPr>
-              <w:t>40÷9=</w:t>
+              <w:t>31÷6=</w:t>
             </w:r>
           </w:p>
         </w:tc>
@@ -789,7 +789,7 @@
                 <w:rFonts w:ascii="TimeNewRoman" w:hAnsi="TimeNewRoman"/>
                 <w:sz w:val="30"/>
               </w:rPr>
-              <w:t>60÷7=</w:t>
+              <w:t>69÷8=</w:t>
             </w:r>
           </w:p>
         </w:tc>
@@ -806,7 +806,7 @@
                 <w:rFonts w:ascii="TimeNewRoman" w:hAnsi="TimeNewRoman"/>
                 <w:sz w:val="30"/>
               </w:rPr>
-              <w:t>45÷6=</w:t>
+              <w:t>47÷5=</w:t>
             </w:r>
           </w:p>
         </w:tc>
@@ -823,7 +823,7 @@
                 <w:rFonts w:ascii="TimeNewRoman" w:hAnsi="TimeNewRoman"/>
                 <w:sz w:val="30"/>
               </w:rPr>
-              <w:t>38÷9=</w:t>
+              <w:t>14÷7=</w:t>
             </w:r>
           </w:p>
         </w:tc>
@@ -840,7 +840,7 @@
                 <w:rFonts w:ascii="TimeNewRoman" w:hAnsi="TimeNewRoman"/>
                 <w:sz w:val="30"/>
               </w:rPr>
-              <w:t>49÷6=</w:t>
+              <w:t>32÷2=</w:t>
             </w:r>
           </w:p>
         </w:tc>

--- a/two-digit_number_divided_by_one-digit_number.docx
+++ b/two-digit_number_divided_by_one-digit_number.docx
@@ -11,7 +11,7 @@
           <w:rFonts w:ascii="Arial" w:hAnsi="Arial"/>
           <w:sz w:val="30"/>
         </w:rPr>
-        <w:t>2026-10-28 Wednesday</w:t>
+        <w:t>2026-10-29 Thursday</w:t>
       </w:r>
     </w:p>
     <w:tbl>
@@ -40,7 +40,7 @@
                 <w:rFonts w:ascii="TimeNewRoman" w:hAnsi="TimeNewRoman"/>
                 <w:sz w:val="30"/>
               </w:rPr>
-              <w:t>67÷8=</w:t>
+              <w:t>13÷7=</w:t>
             </w:r>
           </w:p>
         </w:tc>
@@ -57,7 +57,7 @@
                 <w:rFonts w:ascii="TimeNewRoman" w:hAnsi="TimeNewRoman"/>
                 <w:sz w:val="30"/>
               </w:rPr>
-              <w:t>82÷5=</w:t>
+              <w:t>62÷9=</w:t>
             </w:r>
           </w:p>
         </w:tc>
@@ -74,7 +74,7 @@
                 <w:rFonts w:ascii="TimeNewRoman" w:hAnsi="TimeNewRoman"/>
                 <w:sz w:val="30"/>
               </w:rPr>
-              <w:t>88÷2=</w:t>
+              <w:t>88÷3=</w:t>
             </w:r>
           </w:p>
         </w:tc>
@@ -91,7 +91,7 @@
                 <w:rFonts w:ascii="TimeNewRoman" w:hAnsi="TimeNewRoman"/>
                 <w:sz w:val="30"/>
               </w:rPr>
-              <w:t>10÷8=</w:t>
+              <w:t>61÷6=</w:t>
             </w:r>
           </w:p>
         </w:tc>
@@ -108,7 +108,7 @@
                 <w:rFonts w:ascii="TimeNewRoman" w:hAnsi="TimeNewRoman"/>
                 <w:sz w:val="30"/>
               </w:rPr>
-              <w:t>32÷2=</w:t>
+              <w:t>59÷2=</w:t>
             </w:r>
           </w:p>
         </w:tc>
@@ -223,7 +223,7 @@
                 <w:rFonts w:ascii="TimeNewRoman" w:hAnsi="TimeNewRoman"/>
                 <w:sz w:val="30"/>
               </w:rPr>
-              <w:t>17÷6=</w:t>
+              <w:t>74÷2=</w:t>
             </w:r>
           </w:p>
         </w:tc>
@@ -240,7 +240,7 @@
                 <w:rFonts w:ascii="TimeNewRoman" w:hAnsi="TimeNewRoman"/>
                 <w:sz w:val="30"/>
               </w:rPr>
-              <w:t>34÷2=</w:t>
+              <w:t>88÷4=</w:t>
             </w:r>
           </w:p>
         </w:tc>
@@ -257,7 +257,7 @@
                 <w:rFonts w:ascii="TimeNewRoman" w:hAnsi="TimeNewRoman"/>
                 <w:sz w:val="30"/>
               </w:rPr>
-              <w:t>90÷4=</w:t>
+              <w:t>53÷2=</w:t>
             </w:r>
           </w:p>
         </w:tc>
@@ -274,7 +274,7 @@
                 <w:rFonts w:ascii="TimeNewRoman" w:hAnsi="TimeNewRoman"/>
                 <w:sz w:val="30"/>
               </w:rPr>
-              <w:t>21÷2=</w:t>
+              <w:t>43÷4=</w:t>
             </w:r>
           </w:p>
         </w:tc>
@@ -291,7 +291,7 @@
                 <w:rFonts w:ascii="TimeNewRoman" w:hAnsi="TimeNewRoman"/>
                 <w:sz w:val="30"/>
               </w:rPr>
-              <w:t>36÷5=</w:t>
+              <w:t>56÷2=</w:t>
             </w:r>
           </w:p>
         </w:tc>
@@ -406,7 +406,7 @@
                 <w:rFonts w:ascii="TimeNewRoman" w:hAnsi="TimeNewRoman"/>
                 <w:sz w:val="30"/>
               </w:rPr>
-              <w:t>96÷4=</w:t>
+              <w:t>84÷2=</w:t>
             </w:r>
           </w:p>
         </w:tc>
@@ -423,7 +423,7 @@
                 <w:rFonts w:ascii="TimeNewRoman" w:hAnsi="TimeNewRoman"/>
                 <w:sz w:val="30"/>
               </w:rPr>
-              <w:t>26÷5=</w:t>
+              <w:t>83÷2=</w:t>
             </w:r>
           </w:p>
         </w:tc>
@@ -440,7 +440,7 @@
                 <w:rFonts w:ascii="TimeNewRoman" w:hAnsi="TimeNewRoman"/>
                 <w:sz w:val="30"/>
               </w:rPr>
-              <w:t>10÷2=</w:t>
+              <w:t>71÷3=</w:t>
             </w:r>
           </w:p>
         </w:tc>
@@ -457,7 +457,7 @@
                 <w:rFonts w:ascii="TimeNewRoman" w:hAnsi="TimeNewRoman"/>
                 <w:sz w:val="30"/>
               </w:rPr>
-              <w:t>80÷4=</w:t>
+              <w:t>97÷7=</w:t>
             </w:r>
           </w:p>
         </w:tc>
@@ -474,7 +474,7 @@
                 <w:rFonts w:ascii="TimeNewRoman" w:hAnsi="TimeNewRoman"/>
                 <w:sz w:val="30"/>
               </w:rPr>
-              <w:t>87÷7=</w:t>
+              <w:t>26÷6=</w:t>
             </w:r>
           </w:p>
         </w:tc>
@@ -589,7 +589,7 @@
                 <w:rFonts w:ascii="TimeNewRoman" w:hAnsi="TimeNewRoman"/>
                 <w:sz w:val="30"/>
               </w:rPr>
-              <w:t>67÷3=</w:t>
+              <w:t>24÷3=</w:t>
             </w:r>
           </w:p>
         </w:tc>
@@ -606,7 +606,7 @@
                 <w:rFonts w:ascii="TimeNewRoman" w:hAnsi="TimeNewRoman"/>
                 <w:sz w:val="30"/>
               </w:rPr>
-              <w:t>82÷2=</w:t>
+              <w:t>58÷5=</w:t>
             </w:r>
           </w:p>
         </w:tc>
@@ -623,7 +623,7 @@
                 <w:rFonts w:ascii="TimeNewRoman" w:hAnsi="TimeNewRoman"/>
                 <w:sz w:val="30"/>
               </w:rPr>
-              <w:t>60÷2=</w:t>
+              <w:t>54÷3=</w:t>
             </w:r>
           </w:p>
         </w:tc>
@@ -640,7 +640,7 @@
                 <w:rFonts w:ascii="TimeNewRoman" w:hAnsi="TimeNewRoman"/>
                 <w:sz w:val="30"/>
               </w:rPr>
-              <w:t>99÷2=</w:t>
+              <w:t>12÷5=</w:t>
             </w:r>
           </w:p>
         </w:tc>
@@ -657,7 +657,7 @@
                 <w:rFonts w:ascii="TimeNewRoman" w:hAnsi="TimeNewRoman"/>
                 <w:sz w:val="30"/>
               </w:rPr>
-              <w:t>87÷8=</w:t>
+              <w:t>95÷5=</w:t>
             </w:r>
           </w:p>
         </w:tc>
@@ -772,7 +772,7 @@
                 <w:rFonts w:ascii="TimeNewRoman" w:hAnsi="TimeNewRoman"/>
                 <w:sz w:val="30"/>
               </w:rPr>
-              <w:t>31÷6=</w:t>
+              <w:t>74÷2=</w:t>
             </w:r>
           </w:p>
         </w:tc>
@@ -789,7 +789,7 @@
                 <w:rFonts w:ascii="TimeNewRoman" w:hAnsi="TimeNewRoman"/>
                 <w:sz w:val="30"/>
               </w:rPr>
-              <w:t>69÷8=</w:t>
+              <w:t>89÷8=</w:t>
             </w:r>
           </w:p>
         </w:tc>
@@ -806,7 +806,7 @@
                 <w:rFonts w:ascii="TimeNewRoman" w:hAnsi="TimeNewRoman"/>
                 <w:sz w:val="30"/>
               </w:rPr>
-              <w:t>47÷5=</w:t>
+              <w:t>19÷6=</w:t>
             </w:r>
           </w:p>
         </w:tc>
@@ -823,7 +823,7 @@
                 <w:rFonts w:ascii="TimeNewRoman" w:hAnsi="TimeNewRoman"/>
                 <w:sz w:val="30"/>
               </w:rPr>
-              <w:t>14÷7=</w:t>
+              <w:t>14÷2=</w:t>
             </w:r>
           </w:p>
         </w:tc>
@@ -840,7 +840,7 @@
                 <w:rFonts w:ascii="TimeNewRoman" w:hAnsi="TimeNewRoman"/>
                 <w:sz w:val="30"/>
               </w:rPr>
-              <w:t>32÷2=</w:t>
+              <w:t>77÷9=</w:t>
             </w:r>
           </w:p>
         </w:tc>

--- a/two-digit_number_divided_by_one-digit_number.docx
+++ b/two-digit_number_divided_by_one-digit_number.docx
@@ -40,7 +40,7 @@
                 <w:rFonts w:ascii="TimeNewRoman" w:hAnsi="TimeNewRoman"/>
                 <w:sz w:val="30"/>
               </w:rPr>
-              <w:t>13÷7=</w:t>
+              <w:t>67÷2=</w:t>
             </w:r>
           </w:p>
         </w:tc>
@@ -57,7 +57,7 @@
                 <w:rFonts w:ascii="TimeNewRoman" w:hAnsi="TimeNewRoman"/>
                 <w:sz w:val="30"/>
               </w:rPr>
-              <w:t>62÷9=</w:t>
+              <w:t>47÷2=</w:t>
             </w:r>
           </w:p>
         </w:tc>
@@ -74,7 +74,7 @@
                 <w:rFonts w:ascii="TimeNewRoman" w:hAnsi="TimeNewRoman"/>
                 <w:sz w:val="30"/>
               </w:rPr>
-              <w:t>88÷3=</w:t>
+              <w:t>65÷6=</w:t>
             </w:r>
           </w:p>
         </w:tc>
@@ -91,7 +91,7 @@
                 <w:rFonts w:ascii="TimeNewRoman" w:hAnsi="TimeNewRoman"/>
                 <w:sz w:val="30"/>
               </w:rPr>
-              <w:t>61÷6=</w:t>
+              <w:t>68÷9=</w:t>
             </w:r>
           </w:p>
         </w:tc>
@@ -108,7 +108,7 @@
                 <w:rFonts w:ascii="TimeNewRoman" w:hAnsi="TimeNewRoman"/>
                 <w:sz w:val="30"/>
               </w:rPr>
-              <w:t>59÷2=</w:t>
+              <w:t>76÷3=</w:t>
             </w:r>
           </w:p>
         </w:tc>
@@ -223,7 +223,7 @@
                 <w:rFonts w:ascii="TimeNewRoman" w:hAnsi="TimeNewRoman"/>
                 <w:sz w:val="30"/>
               </w:rPr>
-              <w:t>74÷2=</w:t>
+              <w:t>66÷8=</w:t>
             </w:r>
           </w:p>
         </w:tc>
@@ -240,7 +240,7 @@
                 <w:rFonts w:ascii="TimeNewRoman" w:hAnsi="TimeNewRoman"/>
                 <w:sz w:val="30"/>
               </w:rPr>
-              <w:t>88÷4=</w:t>
+              <w:t>92÷7=</w:t>
             </w:r>
           </w:p>
         </w:tc>
@@ -257,7 +257,7 @@
                 <w:rFonts w:ascii="TimeNewRoman" w:hAnsi="TimeNewRoman"/>
                 <w:sz w:val="30"/>
               </w:rPr>
-              <w:t>53÷2=</w:t>
+              <w:t>43÷9=</w:t>
             </w:r>
           </w:p>
         </w:tc>
@@ -274,7 +274,7 @@
                 <w:rFonts w:ascii="TimeNewRoman" w:hAnsi="TimeNewRoman"/>
                 <w:sz w:val="30"/>
               </w:rPr>
-              <w:t>43÷4=</w:t>
+              <w:t>18÷8=</w:t>
             </w:r>
           </w:p>
         </w:tc>
@@ -291,7 +291,7 @@
                 <w:rFonts w:ascii="TimeNewRoman" w:hAnsi="TimeNewRoman"/>
                 <w:sz w:val="30"/>
               </w:rPr>
-              <w:t>56÷2=</w:t>
+              <w:t>28÷8=</w:t>
             </w:r>
           </w:p>
         </w:tc>
@@ -406,7 +406,7 @@
                 <w:rFonts w:ascii="TimeNewRoman" w:hAnsi="TimeNewRoman"/>
                 <w:sz w:val="30"/>
               </w:rPr>
-              <w:t>84÷2=</w:t>
+              <w:t>81÷4=</w:t>
             </w:r>
           </w:p>
         </w:tc>
@@ -423,7 +423,7 @@
                 <w:rFonts w:ascii="TimeNewRoman" w:hAnsi="TimeNewRoman"/>
                 <w:sz w:val="30"/>
               </w:rPr>
-              <w:t>83÷2=</w:t>
+              <w:t>33÷5=</w:t>
             </w:r>
           </w:p>
         </w:tc>
@@ -440,7 +440,7 @@
                 <w:rFonts w:ascii="TimeNewRoman" w:hAnsi="TimeNewRoman"/>
                 <w:sz w:val="30"/>
               </w:rPr>
-              <w:t>71÷3=</w:t>
+              <w:t>23÷3=</w:t>
             </w:r>
           </w:p>
         </w:tc>
@@ -457,7 +457,7 @@
                 <w:rFonts w:ascii="TimeNewRoman" w:hAnsi="TimeNewRoman"/>
                 <w:sz w:val="30"/>
               </w:rPr>
-              <w:t>97÷7=</w:t>
+              <w:t>74÷2=</w:t>
             </w:r>
           </w:p>
         </w:tc>
@@ -474,7 +474,7 @@
                 <w:rFonts w:ascii="TimeNewRoman" w:hAnsi="TimeNewRoman"/>
                 <w:sz w:val="30"/>
               </w:rPr>
-              <w:t>26÷6=</w:t>
+              <w:t>52÷7=</w:t>
             </w:r>
           </w:p>
         </w:tc>
@@ -589,7 +589,7 @@
                 <w:rFonts w:ascii="TimeNewRoman" w:hAnsi="TimeNewRoman"/>
                 <w:sz w:val="30"/>
               </w:rPr>
-              <w:t>24÷3=</w:t>
+              <w:t>29÷3=</w:t>
             </w:r>
           </w:p>
         </w:tc>
@@ -606,7 +606,7 @@
                 <w:rFonts w:ascii="TimeNewRoman" w:hAnsi="TimeNewRoman"/>
                 <w:sz w:val="30"/>
               </w:rPr>
-              <w:t>58÷5=</w:t>
+              <w:t>60÷7=</w:t>
             </w:r>
           </w:p>
         </w:tc>
@@ -623,7 +623,7 @@
                 <w:rFonts w:ascii="TimeNewRoman" w:hAnsi="TimeNewRoman"/>
                 <w:sz w:val="30"/>
               </w:rPr>
-              <w:t>54÷3=</w:t>
+              <w:t>79÷6=</w:t>
             </w:r>
           </w:p>
         </w:tc>
@@ -640,7 +640,7 @@
                 <w:rFonts w:ascii="TimeNewRoman" w:hAnsi="TimeNewRoman"/>
                 <w:sz w:val="30"/>
               </w:rPr>
-              <w:t>12÷5=</w:t>
+              <w:t>26÷5=</w:t>
             </w:r>
           </w:p>
         </w:tc>
@@ -657,7 +657,7 @@
                 <w:rFonts w:ascii="TimeNewRoman" w:hAnsi="TimeNewRoman"/>
                 <w:sz w:val="30"/>
               </w:rPr>
-              <w:t>95÷5=</w:t>
+              <w:t>94÷7=</w:t>
             </w:r>
           </w:p>
         </w:tc>
@@ -772,7 +772,7 @@
                 <w:rFonts w:ascii="TimeNewRoman" w:hAnsi="TimeNewRoman"/>
                 <w:sz w:val="30"/>
               </w:rPr>
-              <w:t>74÷2=</w:t>
+              <w:t>92÷8=</w:t>
             </w:r>
           </w:p>
         </w:tc>
@@ -789,7 +789,7 @@
                 <w:rFonts w:ascii="TimeNewRoman" w:hAnsi="TimeNewRoman"/>
                 <w:sz w:val="30"/>
               </w:rPr>
-              <w:t>89÷8=</w:t>
+              <w:t>32÷5=</w:t>
             </w:r>
           </w:p>
         </w:tc>
@@ -806,7 +806,7 @@
                 <w:rFonts w:ascii="TimeNewRoman" w:hAnsi="TimeNewRoman"/>
                 <w:sz w:val="30"/>
               </w:rPr>
-              <w:t>19÷6=</w:t>
+              <w:t>17÷9=</w:t>
             </w:r>
           </w:p>
         </w:tc>
@@ -823,7 +823,7 @@
                 <w:rFonts w:ascii="TimeNewRoman" w:hAnsi="TimeNewRoman"/>
                 <w:sz w:val="30"/>
               </w:rPr>
-              <w:t>14÷2=</w:t>
+              <w:t>53÷5=</w:t>
             </w:r>
           </w:p>
         </w:tc>
@@ -840,7 +840,7 @@
                 <w:rFonts w:ascii="TimeNewRoman" w:hAnsi="TimeNewRoman"/>
                 <w:sz w:val="30"/>
               </w:rPr>
-              <w:t>77÷9=</w:t>
+              <w:t>12÷2=</w:t>
             </w:r>
           </w:p>
         </w:tc>

--- a/two-digit_number_divided_by_one-digit_number.docx
+++ b/two-digit_number_divided_by_one-digit_number.docx
@@ -11,7 +11,7 @@
           <w:rFonts w:ascii="Arial" w:hAnsi="Arial"/>
           <w:sz w:val="30"/>
         </w:rPr>
-        <w:t>2026-10-29 Thursday</w:t>
+        <w:t>2026-10-30 Friday</w:t>
       </w:r>
     </w:p>
     <w:tbl>
@@ -40,7 +40,7 @@
                 <w:rFonts w:ascii="TimeNewRoman" w:hAnsi="TimeNewRoman"/>
                 <w:sz w:val="30"/>
               </w:rPr>
-              <w:t>67÷2=</w:t>
+              <w:t>87÷4=</w:t>
             </w:r>
           </w:p>
         </w:tc>
@@ -57,7 +57,7 @@
                 <w:rFonts w:ascii="TimeNewRoman" w:hAnsi="TimeNewRoman"/>
                 <w:sz w:val="30"/>
               </w:rPr>
-              <w:t>47÷2=</w:t>
+              <w:t>51÷8=</w:t>
             </w:r>
           </w:p>
         </w:tc>
@@ -74,7 +74,7 @@
                 <w:rFonts w:ascii="TimeNewRoman" w:hAnsi="TimeNewRoman"/>
                 <w:sz w:val="30"/>
               </w:rPr>
-              <w:t>65÷6=</w:t>
+              <w:t>21÷7=</w:t>
             </w:r>
           </w:p>
         </w:tc>
@@ -91,7 +91,7 @@
                 <w:rFonts w:ascii="TimeNewRoman" w:hAnsi="TimeNewRoman"/>
                 <w:sz w:val="30"/>
               </w:rPr>
-              <w:t>68÷9=</w:t>
+              <w:t>54÷9=</w:t>
             </w:r>
           </w:p>
         </w:tc>
@@ -108,7 +108,7 @@
                 <w:rFonts w:ascii="TimeNewRoman" w:hAnsi="TimeNewRoman"/>
                 <w:sz w:val="30"/>
               </w:rPr>
-              <w:t>76÷3=</w:t>
+              <w:t>97÷5=</w:t>
             </w:r>
           </w:p>
         </w:tc>
@@ -223,7 +223,7 @@
                 <w:rFonts w:ascii="TimeNewRoman" w:hAnsi="TimeNewRoman"/>
                 <w:sz w:val="30"/>
               </w:rPr>
-              <w:t>66÷8=</w:t>
+              <w:t>19÷5=</w:t>
             </w:r>
           </w:p>
         </w:tc>
@@ -240,7 +240,7 @@
                 <w:rFonts w:ascii="TimeNewRoman" w:hAnsi="TimeNewRoman"/>
                 <w:sz w:val="30"/>
               </w:rPr>
-              <w:t>92÷7=</w:t>
+              <w:t>38÷7=</w:t>
             </w:r>
           </w:p>
         </w:tc>
@@ -257,7 +257,7 @@
                 <w:rFonts w:ascii="TimeNewRoman" w:hAnsi="TimeNewRoman"/>
                 <w:sz w:val="30"/>
               </w:rPr>
-              <w:t>43÷9=</w:t>
+              <w:t>94÷3=</w:t>
             </w:r>
           </w:p>
         </w:tc>
@@ -274,7 +274,7 @@
                 <w:rFonts w:ascii="TimeNewRoman" w:hAnsi="TimeNewRoman"/>
                 <w:sz w:val="30"/>
               </w:rPr>
-              <w:t>18÷8=</w:t>
+              <w:t>20÷4=</w:t>
             </w:r>
           </w:p>
         </w:tc>
@@ -291,7 +291,7 @@
                 <w:rFonts w:ascii="TimeNewRoman" w:hAnsi="TimeNewRoman"/>
                 <w:sz w:val="30"/>
               </w:rPr>
-              <w:t>28÷8=</w:t>
+              <w:t>60÷6=</w:t>
             </w:r>
           </w:p>
         </w:tc>
@@ -406,7 +406,7 @@
                 <w:rFonts w:ascii="TimeNewRoman" w:hAnsi="TimeNewRoman"/>
                 <w:sz w:val="30"/>
               </w:rPr>
-              <w:t>81÷4=</w:t>
+              <w:t>84÷6=</w:t>
             </w:r>
           </w:p>
         </w:tc>
@@ -423,7 +423,7 @@
                 <w:rFonts w:ascii="TimeNewRoman" w:hAnsi="TimeNewRoman"/>
                 <w:sz w:val="30"/>
               </w:rPr>
-              <w:t>33÷5=</w:t>
+              <w:t>90÷6=</w:t>
             </w:r>
           </w:p>
         </w:tc>
@@ -440,7 +440,7 @@
                 <w:rFonts w:ascii="TimeNewRoman" w:hAnsi="TimeNewRoman"/>
                 <w:sz w:val="30"/>
               </w:rPr>
-              <w:t>23÷3=</w:t>
+              <w:t>62÷2=</w:t>
             </w:r>
           </w:p>
         </w:tc>
@@ -457,7 +457,7 @@
                 <w:rFonts w:ascii="TimeNewRoman" w:hAnsi="TimeNewRoman"/>
                 <w:sz w:val="30"/>
               </w:rPr>
-              <w:t>74÷2=</w:t>
+              <w:t>52÷5=</w:t>
             </w:r>
           </w:p>
         </w:tc>
@@ -474,7 +474,7 @@
                 <w:rFonts w:ascii="TimeNewRoman" w:hAnsi="TimeNewRoman"/>
                 <w:sz w:val="30"/>
               </w:rPr>
-              <w:t>52÷7=</w:t>
+              <w:t>86÷3=</w:t>
             </w:r>
           </w:p>
         </w:tc>
@@ -589,7 +589,7 @@
                 <w:rFonts w:ascii="TimeNewRoman" w:hAnsi="TimeNewRoman"/>
                 <w:sz w:val="30"/>
               </w:rPr>
-              <w:t>29÷3=</w:t>
+              <w:t>41÷2=</w:t>
             </w:r>
           </w:p>
         </w:tc>
@@ -606,7 +606,7 @@
                 <w:rFonts w:ascii="TimeNewRoman" w:hAnsi="TimeNewRoman"/>
                 <w:sz w:val="30"/>
               </w:rPr>
-              <w:t>60÷7=</w:t>
+              <w:t>88÷7=</w:t>
             </w:r>
           </w:p>
         </w:tc>
@@ -623,7 +623,7 @@
                 <w:rFonts w:ascii="TimeNewRoman" w:hAnsi="TimeNewRoman"/>
                 <w:sz w:val="30"/>
               </w:rPr>
-              <w:t>79÷6=</w:t>
+              <w:t>72÷2=</w:t>
             </w:r>
           </w:p>
         </w:tc>
@@ -640,7 +640,7 @@
                 <w:rFonts w:ascii="TimeNewRoman" w:hAnsi="TimeNewRoman"/>
                 <w:sz w:val="30"/>
               </w:rPr>
-              <w:t>26÷5=</w:t>
+              <w:t>90÷6=</w:t>
             </w:r>
           </w:p>
         </w:tc>
@@ -657,7 +657,7 @@
                 <w:rFonts w:ascii="TimeNewRoman" w:hAnsi="TimeNewRoman"/>
                 <w:sz w:val="30"/>
               </w:rPr>
-              <w:t>94÷7=</w:t>
+              <w:t>57÷9=</w:t>
             </w:r>
           </w:p>
         </w:tc>
@@ -772,7 +772,7 @@
                 <w:rFonts w:ascii="TimeNewRoman" w:hAnsi="TimeNewRoman"/>
                 <w:sz w:val="30"/>
               </w:rPr>
-              <w:t>92÷8=</w:t>
+              <w:t>74÷2=</w:t>
             </w:r>
           </w:p>
         </w:tc>
@@ -789,7 +789,7 @@
                 <w:rFonts w:ascii="TimeNewRoman" w:hAnsi="TimeNewRoman"/>
                 <w:sz w:val="30"/>
               </w:rPr>
-              <w:t>32÷5=</w:t>
+              <w:t>13÷8=</w:t>
             </w:r>
           </w:p>
         </w:tc>
@@ -806,7 +806,7 @@
                 <w:rFonts w:ascii="TimeNewRoman" w:hAnsi="TimeNewRoman"/>
                 <w:sz w:val="30"/>
               </w:rPr>
-              <w:t>17÷9=</w:t>
+              <w:t>12÷7=</w:t>
             </w:r>
           </w:p>
         </w:tc>
@@ -823,7 +823,7 @@
                 <w:rFonts w:ascii="TimeNewRoman" w:hAnsi="TimeNewRoman"/>
                 <w:sz w:val="30"/>
               </w:rPr>
-              <w:t>53÷5=</w:t>
+              <w:t>32÷6=</w:t>
             </w:r>
           </w:p>
         </w:tc>
@@ -840,7 +840,7 @@
                 <w:rFonts w:ascii="TimeNewRoman" w:hAnsi="TimeNewRoman"/>
                 <w:sz w:val="30"/>
               </w:rPr>
-              <w:t>12÷2=</w:t>
+              <w:t>15÷8=</w:t>
             </w:r>
           </w:p>
         </w:tc>

--- a/two-digit_number_divided_by_one-digit_number.docx
+++ b/two-digit_number_divided_by_one-digit_number.docx
@@ -40,7 +40,7 @@
                 <w:rFonts w:ascii="TimeNewRoman" w:hAnsi="TimeNewRoman"/>
                 <w:sz w:val="30"/>
               </w:rPr>
-              <w:t>87÷4=</w:t>
+              <w:t>40÷2=</w:t>
             </w:r>
           </w:p>
         </w:tc>
@@ -57,7 +57,7 @@
                 <w:rFonts w:ascii="TimeNewRoman" w:hAnsi="TimeNewRoman"/>
                 <w:sz w:val="30"/>
               </w:rPr>
-              <w:t>51÷8=</w:t>
+              <w:t>50÷5=</w:t>
             </w:r>
           </w:p>
         </w:tc>
@@ -74,7 +74,7 @@
                 <w:rFonts w:ascii="TimeNewRoman" w:hAnsi="TimeNewRoman"/>
                 <w:sz w:val="30"/>
               </w:rPr>
-              <w:t>21÷7=</w:t>
+              <w:t>50÷7=</w:t>
             </w:r>
           </w:p>
         </w:tc>
@@ -91,7 +91,7 @@
                 <w:rFonts w:ascii="TimeNewRoman" w:hAnsi="TimeNewRoman"/>
                 <w:sz w:val="30"/>
               </w:rPr>
-              <w:t>54÷9=</w:t>
+              <w:t>43÷8=</w:t>
             </w:r>
           </w:p>
         </w:tc>
@@ -108,7 +108,7 @@
                 <w:rFonts w:ascii="TimeNewRoman" w:hAnsi="TimeNewRoman"/>
                 <w:sz w:val="30"/>
               </w:rPr>
-              <w:t>97÷5=</w:t>
+              <w:t>84÷6=</w:t>
             </w:r>
           </w:p>
         </w:tc>
@@ -223,7 +223,7 @@
                 <w:rFonts w:ascii="TimeNewRoman" w:hAnsi="TimeNewRoman"/>
                 <w:sz w:val="30"/>
               </w:rPr>
-              <w:t>19÷5=</w:t>
+              <w:t>21÷8=</w:t>
             </w:r>
           </w:p>
         </w:tc>
@@ -240,7 +240,7 @@
                 <w:rFonts w:ascii="TimeNewRoman" w:hAnsi="TimeNewRoman"/>
                 <w:sz w:val="30"/>
               </w:rPr>
-              <w:t>38÷7=</w:t>
+              <w:t>15÷6=</w:t>
             </w:r>
           </w:p>
         </w:tc>
@@ -257,7 +257,7 @@
                 <w:rFonts w:ascii="TimeNewRoman" w:hAnsi="TimeNewRoman"/>
                 <w:sz w:val="30"/>
               </w:rPr>
-              <w:t>94÷3=</w:t>
+              <w:t>31÷2=</w:t>
             </w:r>
           </w:p>
         </w:tc>
@@ -274,7 +274,7 @@
                 <w:rFonts w:ascii="TimeNewRoman" w:hAnsi="TimeNewRoman"/>
                 <w:sz w:val="30"/>
               </w:rPr>
-              <w:t>20÷4=</w:t>
+              <w:t>99÷8=</w:t>
             </w:r>
           </w:p>
         </w:tc>
@@ -291,7 +291,7 @@
                 <w:rFonts w:ascii="TimeNewRoman" w:hAnsi="TimeNewRoman"/>
                 <w:sz w:val="30"/>
               </w:rPr>
-              <w:t>60÷6=</w:t>
+              <w:t>41÷2=</w:t>
             </w:r>
           </w:p>
         </w:tc>
@@ -406,7 +406,7 @@
                 <w:rFonts w:ascii="TimeNewRoman" w:hAnsi="TimeNewRoman"/>
                 <w:sz w:val="30"/>
               </w:rPr>
-              <w:t>84÷6=</w:t>
+              <w:t>30÷5=</w:t>
             </w:r>
           </w:p>
         </w:tc>
@@ -423,7 +423,7 @@
                 <w:rFonts w:ascii="TimeNewRoman" w:hAnsi="TimeNewRoman"/>
                 <w:sz w:val="30"/>
               </w:rPr>
-              <w:t>90÷6=</w:t>
+              <w:t>12÷4=</w:t>
             </w:r>
           </w:p>
         </w:tc>
@@ -440,7 +440,7 @@
                 <w:rFonts w:ascii="TimeNewRoman" w:hAnsi="TimeNewRoman"/>
                 <w:sz w:val="30"/>
               </w:rPr>
-              <w:t>62÷2=</w:t>
+              <w:t>74÷7=</w:t>
             </w:r>
           </w:p>
         </w:tc>
@@ -457,7 +457,7 @@
                 <w:rFonts w:ascii="TimeNewRoman" w:hAnsi="TimeNewRoman"/>
                 <w:sz w:val="30"/>
               </w:rPr>
-              <w:t>52÷5=</w:t>
+              <w:t>31÷4=</w:t>
             </w:r>
           </w:p>
         </w:tc>
@@ -474,7 +474,7 @@
                 <w:rFonts w:ascii="TimeNewRoman" w:hAnsi="TimeNewRoman"/>
                 <w:sz w:val="30"/>
               </w:rPr>
-              <w:t>86÷3=</w:t>
+              <w:t>81÷7=</w:t>
             </w:r>
           </w:p>
         </w:tc>
@@ -589,7 +589,7 @@
                 <w:rFonts w:ascii="TimeNewRoman" w:hAnsi="TimeNewRoman"/>
                 <w:sz w:val="30"/>
               </w:rPr>
-              <w:t>41÷2=</w:t>
+              <w:t>70÷9=</w:t>
             </w:r>
           </w:p>
         </w:tc>
@@ -606,7 +606,7 @@
                 <w:rFonts w:ascii="TimeNewRoman" w:hAnsi="TimeNewRoman"/>
                 <w:sz w:val="30"/>
               </w:rPr>
-              <w:t>88÷7=</w:t>
+              <w:t>17÷2=</w:t>
             </w:r>
           </w:p>
         </w:tc>
@@ -623,7 +623,7 @@
                 <w:rFonts w:ascii="TimeNewRoman" w:hAnsi="TimeNewRoman"/>
                 <w:sz w:val="30"/>
               </w:rPr>
-              <w:t>72÷2=</w:t>
+              <w:t>29÷8=</w:t>
             </w:r>
           </w:p>
         </w:tc>
@@ -640,7 +640,7 @@
                 <w:rFonts w:ascii="TimeNewRoman" w:hAnsi="TimeNewRoman"/>
                 <w:sz w:val="30"/>
               </w:rPr>
-              <w:t>90÷6=</w:t>
+              <w:t>65÷2=</w:t>
             </w:r>
           </w:p>
         </w:tc>
@@ -657,7 +657,7 @@
                 <w:rFonts w:ascii="TimeNewRoman" w:hAnsi="TimeNewRoman"/>
                 <w:sz w:val="30"/>
               </w:rPr>
-              <w:t>57÷9=</w:t>
+              <w:t>34÷6=</w:t>
             </w:r>
           </w:p>
         </w:tc>
@@ -772,7 +772,7 @@
                 <w:rFonts w:ascii="TimeNewRoman" w:hAnsi="TimeNewRoman"/>
                 <w:sz w:val="30"/>
               </w:rPr>
-              <w:t>74÷2=</w:t>
+              <w:t>92÷2=</w:t>
             </w:r>
           </w:p>
         </w:tc>
@@ -789,7 +789,7 @@
                 <w:rFonts w:ascii="TimeNewRoman" w:hAnsi="TimeNewRoman"/>
                 <w:sz w:val="30"/>
               </w:rPr>
-              <w:t>13÷8=</w:t>
+              <w:t>47÷8=</w:t>
             </w:r>
           </w:p>
         </w:tc>
@@ -806,7 +806,7 @@
                 <w:rFonts w:ascii="TimeNewRoman" w:hAnsi="TimeNewRoman"/>
                 <w:sz w:val="30"/>
               </w:rPr>
-              <w:t>12÷7=</w:t>
+              <w:t>81÷8=</w:t>
             </w:r>
           </w:p>
         </w:tc>
@@ -823,7 +823,7 @@
                 <w:rFonts w:ascii="TimeNewRoman" w:hAnsi="TimeNewRoman"/>
                 <w:sz w:val="30"/>
               </w:rPr>
-              <w:t>32÷6=</w:t>
+              <w:t>70÷6=</w:t>
             </w:r>
           </w:p>
         </w:tc>
@@ -840,7 +840,7 @@
                 <w:rFonts w:ascii="TimeNewRoman" w:hAnsi="TimeNewRoman"/>
                 <w:sz w:val="30"/>
               </w:rPr>
-              <w:t>15÷8=</w:t>
+              <w:t>82÷2=</w:t>
             </w:r>
           </w:p>
         </w:tc>

--- a/two-digit_number_divided_by_one-digit_number.docx
+++ b/two-digit_number_divided_by_one-digit_number.docx
@@ -11,7 +11,7 @@
           <w:rFonts w:ascii="Arial" w:hAnsi="Arial"/>
           <w:sz w:val="30"/>
         </w:rPr>
-        <w:t>2026-10-30 Friday</w:t>
+        <w:t>2026-10-31 Saturday</w:t>
       </w:r>
     </w:p>
     <w:tbl>
@@ -40,7 +40,7 @@
                 <w:rFonts w:ascii="TimeNewRoman" w:hAnsi="TimeNewRoman"/>
                 <w:sz w:val="30"/>
               </w:rPr>
-              <w:t>40÷2=</w:t>
+              <w:t>29÷7=</w:t>
             </w:r>
           </w:p>
         </w:tc>
@@ -57,7 +57,7 @@
                 <w:rFonts w:ascii="TimeNewRoman" w:hAnsi="TimeNewRoman"/>
                 <w:sz w:val="30"/>
               </w:rPr>
-              <w:t>50÷5=</w:t>
+              <w:t>45÷9=</w:t>
             </w:r>
           </w:p>
         </w:tc>
@@ -74,7 +74,7 @@
                 <w:rFonts w:ascii="TimeNewRoman" w:hAnsi="TimeNewRoman"/>
                 <w:sz w:val="30"/>
               </w:rPr>
-              <w:t>50÷7=</w:t>
+              <w:t>42÷4=</w:t>
             </w:r>
           </w:p>
         </w:tc>
@@ -91,7 +91,7 @@
                 <w:rFonts w:ascii="TimeNewRoman" w:hAnsi="TimeNewRoman"/>
                 <w:sz w:val="30"/>
               </w:rPr>
-              <w:t>43÷8=</w:t>
+              <w:t>42÷3=</w:t>
             </w:r>
           </w:p>
         </w:tc>
@@ -108,7 +108,7 @@
                 <w:rFonts w:ascii="TimeNewRoman" w:hAnsi="TimeNewRoman"/>
                 <w:sz w:val="30"/>
               </w:rPr>
-              <w:t>84÷6=</w:t>
+              <w:t>26÷9=</w:t>
             </w:r>
           </w:p>
         </w:tc>
@@ -223,7 +223,7 @@
                 <w:rFonts w:ascii="TimeNewRoman" w:hAnsi="TimeNewRoman"/>
                 <w:sz w:val="30"/>
               </w:rPr>
-              <w:t>21÷8=</w:t>
+              <w:t>23÷5=</w:t>
             </w:r>
           </w:p>
         </w:tc>
@@ -240,7 +240,7 @@
                 <w:rFonts w:ascii="TimeNewRoman" w:hAnsi="TimeNewRoman"/>
                 <w:sz w:val="30"/>
               </w:rPr>
-              <w:t>15÷6=</w:t>
+              <w:t>19÷3=</w:t>
             </w:r>
           </w:p>
         </w:tc>
@@ -257,7 +257,7 @@
                 <w:rFonts w:ascii="TimeNewRoman" w:hAnsi="TimeNewRoman"/>
                 <w:sz w:val="30"/>
               </w:rPr>
-              <w:t>31÷2=</w:t>
+              <w:t>27÷9=</w:t>
             </w:r>
           </w:p>
         </w:tc>
@@ -274,7 +274,7 @@
                 <w:rFonts w:ascii="TimeNewRoman" w:hAnsi="TimeNewRoman"/>
                 <w:sz w:val="30"/>
               </w:rPr>
-              <w:t>99÷8=</w:t>
+              <w:t>11÷9=</w:t>
             </w:r>
           </w:p>
         </w:tc>
@@ -291,7 +291,7 @@
                 <w:rFonts w:ascii="TimeNewRoman" w:hAnsi="TimeNewRoman"/>
                 <w:sz w:val="30"/>
               </w:rPr>
-              <w:t>41÷2=</w:t>
+              <w:t>89÷2=</w:t>
             </w:r>
           </w:p>
         </w:tc>
@@ -406,7 +406,7 @@
                 <w:rFonts w:ascii="TimeNewRoman" w:hAnsi="TimeNewRoman"/>
                 <w:sz w:val="30"/>
               </w:rPr>
-              <w:t>30÷5=</w:t>
+              <w:t>95÷7=</w:t>
             </w:r>
           </w:p>
         </w:tc>
@@ -423,7 +423,7 @@
                 <w:rFonts w:ascii="TimeNewRoman" w:hAnsi="TimeNewRoman"/>
                 <w:sz w:val="30"/>
               </w:rPr>
-              <w:t>12÷4=</w:t>
+              <w:t>90÷2=</w:t>
             </w:r>
           </w:p>
         </w:tc>
@@ -440,7 +440,7 @@
                 <w:rFonts w:ascii="TimeNewRoman" w:hAnsi="TimeNewRoman"/>
                 <w:sz w:val="30"/>
               </w:rPr>
-              <w:t>74÷7=</w:t>
+              <w:t>78÷4=</w:t>
             </w:r>
           </w:p>
         </w:tc>
@@ -457,7 +457,7 @@
                 <w:rFonts w:ascii="TimeNewRoman" w:hAnsi="TimeNewRoman"/>
                 <w:sz w:val="30"/>
               </w:rPr>
-              <w:t>31÷4=</w:t>
+              <w:t>81÷3=</w:t>
             </w:r>
           </w:p>
         </w:tc>
@@ -474,7 +474,7 @@
                 <w:rFonts w:ascii="TimeNewRoman" w:hAnsi="TimeNewRoman"/>
                 <w:sz w:val="30"/>
               </w:rPr>
-              <w:t>81÷7=</w:t>
+              <w:t>59÷6=</w:t>
             </w:r>
           </w:p>
         </w:tc>
@@ -589,7 +589,7 @@
                 <w:rFonts w:ascii="TimeNewRoman" w:hAnsi="TimeNewRoman"/>
                 <w:sz w:val="30"/>
               </w:rPr>
-              <w:t>70÷9=</w:t>
+              <w:t>78÷8=</w:t>
             </w:r>
           </w:p>
         </w:tc>
@@ -606,7 +606,7 @@
                 <w:rFonts w:ascii="TimeNewRoman" w:hAnsi="TimeNewRoman"/>
                 <w:sz w:val="30"/>
               </w:rPr>
-              <w:t>17÷2=</w:t>
+              <w:t>11÷8=</w:t>
             </w:r>
           </w:p>
         </w:tc>
@@ -623,7 +623,7 @@
                 <w:rFonts w:ascii="TimeNewRoman" w:hAnsi="TimeNewRoman"/>
                 <w:sz w:val="30"/>
               </w:rPr>
-              <w:t>29÷8=</w:t>
+              <w:t>79÷8=</w:t>
             </w:r>
           </w:p>
         </w:tc>
@@ -640,7 +640,7 @@
                 <w:rFonts w:ascii="TimeNewRoman" w:hAnsi="TimeNewRoman"/>
                 <w:sz w:val="30"/>
               </w:rPr>
-              <w:t>65÷2=</w:t>
+              <w:t>64÷5=</w:t>
             </w:r>
           </w:p>
         </w:tc>
@@ -657,7 +657,7 @@
                 <w:rFonts w:ascii="TimeNewRoman" w:hAnsi="TimeNewRoman"/>
                 <w:sz w:val="30"/>
               </w:rPr>
-              <w:t>34÷6=</w:t>
+              <w:t>16÷3=</w:t>
             </w:r>
           </w:p>
         </w:tc>
@@ -772,24 +772,7 @@
                 <w:rFonts w:ascii="TimeNewRoman" w:hAnsi="TimeNewRoman"/>
                 <w:sz w:val="30"/>
               </w:rPr>
-              <w:t>92÷2=</w:t>
-            </w:r>
-          </w:p>
-        </w:tc>
-        <w:tc>
-          <w:tcPr>
-            <w:tcW w:type="dxa" w:w="1987"/>
-          </w:tcPr>
-          <w:p>
-            <w:pPr>
-              <w:jc w:val="left"/>
-            </w:pPr>
-            <w:r>
-              <w:rPr>
-                <w:rFonts w:ascii="TimeNewRoman" w:hAnsi="TimeNewRoman"/>
-                <w:sz w:val="30"/>
-              </w:rPr>
-              <w:t>47÷8=</w:t>
+              <w:t>32÷8=</w:t>
             </w:r>
           </w:p>
         </w:tc>
@@ -823,7 +806,7 @@
                 <w:rFonts w:ascii="TimeNewRoman" w:hAnsi="TimeNewRoman"/>
                 <w:sz w:val="30"/>
               </w:rPr>
-              <w:t>70÷6=</w:t>
+              <w:t>27÷4=</w:t>
             </w:r>
           </w:p>
         </w:tc>
@@ -840,7 +823,24 @@
                 <w:rFonts w:ascii="TimeNewRoman" w:hAnsi="TimeNewRoman"/>
                 <w:sz w:val="30"/>
               </w:rPr>
-              <w:t>82÷2=</w:t>
+              <w:t>42÷7=</w:t>
+            </w:r>
+          </w:p>
+        </w:tc>
+        <w:tc>
+          <w:tcPr>
+            <w:tcW w:type="dxa" w:w="1987"/>
+          </w:tcPr>
+          <w:p>
+            <w:pPr>
+              <w:jc w:val="left"/>
+            </w:pPr>
+            <w:r>
+              <w:rPr>
+                <w:rFonts w:ascii="TimeNewRoman" w:hAnsi="TimeNewRoman"/>
+                <w:sz w:val="30"/>
+              </w:rPr>
+              <w:t>72÷3=</w:t>
             </w:r>
           </w:p>
         </w:tc>
